--- a/Memoria Técnica.docx
+++ b/Memoria Técnica.docx
@@ -605,7 +605,11 @@
     <w:sdt>
       <w:sdtPr>
         <w:rPr>
-          <w:rFonts w:ascii="Aptos" w:hAnsi="Aptos"/>
+          <w:rFonts w:ascii="Aptos" w:eastAsiaTheme="minorHAnsi" w:hAnsi="Aptos" w:cstheme="minorBidi"/>
+          <w:color w:val="auto"/>
+          <w:sz w:val="22"/>
+          <w:szCs w:val="22"/>
+          <w:lang w:eastAsia="en-US"/>
         </w:rPr>
         <w:id w:val="525518971"/>
         <w:docPartObj>
@@ -615,13 +619,8 @@
       </w:sdtPr>
       <w:sdtEndPr>
         <w:rPr>
-          <w:rFonts w:eastAsiaTheme="minorHAnsi" w:cstheme="minorBidi"/>
           <w:b/>
           <w:bCs/>
-          <w:color w:val="auto"/>
-          <w:sz w:val="22"/>
-          <w:szCs w:val="22"/>
-          <w:lang w:eastAsia="en-US"/>
         </w:rPr>
       </w:sdtEndPr>
       <w:sdtContent>
@@ -1853,13 +1852,7 @@
         <w:rPr>
           <w:rFonts w:ascii="Aptos" w:hAnsi="Aptos"/>
         </w:rPr>
-        <w:t xml:space="preserve"> 2025</w:t>
-      </w:r>
-      <w:r>
-        <w:rPr>
-          <w:rFonts w:ascii="Aptos" w:hAnsi="Aptos"/>
-        </w:rPr>
-        <w:t xml:space="preserve"> </w:t>
+        <w:t xml:space="preserve"> 2025 </w:t>
       </w:r>
       <w:proofErr w:type="spellStart"/>
       <w:r>
@@ -2062,6 +2055,7 @@
       <w:r>
         <w:rPr>
           <w:rFonts w:ascii="Aptos" w:hAnsi="Aptos"/>
+          <w:noProof/>
         </w:rPr>
         <w:drawing>
           <wp:inline distT="0" distB="0" distL="0" distR="0" wp14:anchorId="7CA4E9DC" wp14:editId="6A9A5661">
@@ -2312,6 +2306,7 @@
       <w:r>
         <w:rPr>
           <w:rFonts w:ascii="Aptos" w:eastAsia="Times New Roman" w:hAnsi="Aptos" w:cstheme="minorHAnsi"/>
+          <w:noProof/>
           <w:sz w:val="24"/>
           <w:szCs w:val="24"/>
           <w:lang w:eastAsia="es-ES"/>
@@ -2432,6 +2427,9 @@
     </w:p>
     <w:p>
       <w:r>
+        <w:rPr>
+          <w:noProof/>
+        </w:rPr>
         <w:lastRenderedPageBreak/>
         <w:drawing>
           <wp:inline distT="0" distB="0" distL="0" distR="0" wp14:anchorId="7271FCBC" wp14:editId="150F8D84">
@@ -2714,16 +2712,7 @@
           <w:szCs w:val="24"/>
           <w:lang w:eastAsia="es-ES"/>
         </w:rPr>
-        <w:t>L</w:t>
-      </w:r>
-      <w:r>
-        <w:rPr>
-          <w:rFonts w:ascii="Aptos" w:eastAsia="Times New Roman" w:hAnsi="Aptos" w:cstheme="minorHAnsi"/>
-          <w:sz w:val="24"/>
-          <w:szCs w:val="24"/>
-          <w:lang w:eastAsia="es-ES"/>
-        </w:rPr>
-        <w:t>angdetect</w:t>
+        <w:t>Langdetect</w:t>
       </w:r>
       <w:proofErr w:type="spellEnd"/>
       <w:r>
@@ -2885,6 +2874,7 @@
       <w:r>
         <w:rPr>
           <w:rFonts w:ascii="Aptos" w:eastAsia="Times New Roman" w:hAnsi="Aptos" w:cstheme="minorHAnsi"/>
+          <w:noProof/>
           <w:sz w:val="24"/>
           <w:szCs w:val="24"/>
           <w:lang w:eastAsia="es-ES"/>
@@ -2946,6 +2936,7 @@
       <w:r>
         <w:rPr>
           <w:rFonts w:ascii="Aptos" w:eastAsia="Times New Roman" w:hAnsi="Aptos" w:cstheme="minorHAnsi"/>
+          <w:noProof/>
           <w:sz w:val="24"/>
           <w:szCs w:val="24"/>
           <w:lang w:eastAsia="es-ES"/>
@@ -3057,6 +3048,7 @@
       <w:r>
         <w:rPr>
           <w:rFonts w:ascii="Aptos" w:eastAsia="Times New Roman" w:hAnsi="Aptos" w:cstheme="minorHAnsi"/>
+          <w:noProof/>
           <w:sz w:val="24"/>
           <w:szCs w:val="24"/>
           <w:lang w:eastAsia="es-ES"/>
@@ -3149,6 +3141,77 @@
           <w:lang w:eastAsia="es-ES"/>
         </w:rPr>
       </w:pPr>
+      <w:r>
+        <w:rPr>
+          <w:rFonts w:ascii="Aptos" w:eastAsia="Times New Roman" w:hAnsi="Aptos" w:cstheme="minorHAnsi"/>
+          <w:sz w:val="24"/>
+          <w:szCs w:val="24"/>
+          <w:lang w:eastAsia="es-ES"/>
+        </w:rPr>
+        <w:t>Logs de extracción diaria</w:t>
+      </w:r>
+      <w:r>
+        <w:rPr>
+          <w:rFonts w:ascii="Aptos" w:eastAsia="Times New Roman" w:hAnsi="Aptos" w:cstheme="minorHAnsi"/>
+          <w:sz w:val="24"/>
+          <w:szCs w:val="24"/>
+          <w:lang w:eastAsia="es-ES"/>
+        </w:rPr>
+        <w:br/>
+      </w:r>
+      <w:r>
+        <w:rPr>
+          <w:rFonts w:ascii="Aptos" w:eastAsia="Times New Roman" w:hAnsi="Aptos" w:cstheme="minorHAnsi"/>
+          <w:sz w:val="24"/>
+          <w:szCs w:val="24"/>
+          <w:lang w:eastAsia="es-ES"/>
+        </w:rPr>
+        <w:br/>
+      </w:r>
+      <w:r>
+        <w:rPr>
+          <w:rFonts w:ascii="Aptos" w:eastAsia="Times New Roman" w:hAnsi="Aptos" w:cstheme="minorHAnsi"/>
+          <w:noProof/>
+          <w:sz w:val="24"/>
+          <w:szCs w:val="24"/>
+          <w:lang w:eastAsia="es-ES"/>
+        </w:rPr>
+        <w:drawing>
+          <wp:inline distT="0" distB="0" distL="0" distR="0" wp14:anchorId="5746A7F4" wp14:editId="36288170">
+            <wp:extent cx="5400040" cy="3351530"/>
+            <wp:effectExtent l="0" t="0" r="0" b="1270"/>
+            <wp:docPr id="2" name="Imagen 2"/>
+            <wp:cNvGraphicFramePr>
+              <a:graphicFrameLocks xmlns:a="http://schemas.openxmlformats.org/drawingml/2006/main" noChangeAspect="1"/>
+            </wp:cNvGraphicFramePr>
+            <a:graphic xmlns:a="http://schemas.openxmlformats.org/drawingml/2006/main">
+              <a:graphicData uri="http://schemas.openxmlformats.org/drawingml/2006/picture">
+                <pic:pic xmlns:pic="http://schemas.openxmlformats.org/drawingml/2006/picture">
+                  <pic:nvPicPr>
+                    <pic:cNvPr id="1" name=""/>
+                    <pic:cNvPicPr/>
+                  </pic:nvPicPr>
+                  <pic:blipFill>
+                    <a:blip r:embed="rId13"/>
+                    <a:stretch>
+                      <a:fillRect/>
+                    </a:stretch>
+                  </pic:blipFill>
+                  <pic:spPr>
+                    <a:xfrm>
+                      <a:off x="0" y="0"/>
+                      <a:ext cx="5400040" cy="3351530"/>
+                    </a:xfrm>
+                    <a:prstGeom prst="rect">
+                      <a:avLst/>
+                    </a:prstGeom>
+                  </pic:spPr>
+                </pic:pic>
+              </a:graphicData>
+            </a:graphic>
+          </wp:inline>
+        </w:drawing>
+      </w:r>
     </w:p>
     <w:p>
       <w:pPr>
@@ -3163,12 +3226,24 @@
     </w:p>
     <w:p>
       <w:pPr>
+        <w:spacing w:before="100" w:beforeAutospacing="1" w:after="100" w:afterAutospacing="1" w:line="240" w:lineRule="auto"/>
+        <w:rPr>
+          <w:rFonts w:ascii="Aptos" w:eastAsia="Times New Roman" w:hAnsi="Aptos" w:cstheme="minorHAnsi"/>
+          <w:sz w:val="24"/>
+          <w:szCs w:val="24"/>
+          <w:lang w:eastAsia="es-ES"/>
+        </w:rPr>
+      </w:pPr>
+    </w:p>
+    <w:p>
+      <w:pPr>
         <w:pStyle w:val="Ttulo2"/>
       </w:pPr>
       <w:r>
         <w:rPr>
           <w:rFonts w:ascii="Segoe UI Emoji" w:hAnsi="Segoe UI Emoji" w:cs="Segoe UI Emoji"/>
         </w:rPr>
+        <w:lastRenderedPageBreak/>
         <w:t>⚙️</w:t>
       </w:r>
       <w:r>
@@ -3194,6 +3269,2212 @@
           <w:rFonts w:ascii="Aptos" w:hAnsi="Aptos" w:cstheme="minorHAnsi"/>
         </w:rPr>
       </w:pPr>
+    </w:p>
+    <w:p>
+      <w:pPr>
+        <w:rPr>
+          <w:rFonts w:ascii="Aptos" w:hAnsi="Aptos" w:cstheme="minorHAnsi"/>
+        </w:rPr>
+      </w:pPr>
+      <w:r>
+        <w:rPr>
+          <w:rFonts w:ascii="Aptos" w:hAnsi="Aptos" w:cstheme="minorHAnsi"/>
+        </w:rPr>
+        <w:t>Para crear el modelo, se ha tenido que:</w:t>
+      </w:r>
+      <w:r>
+        <w:rPr>
+          <w:rFonts w:ascii="Aptos" w:hAnsi="Aptos" w:cstheme="minorHAnsi"/>
+        </w:rPr>
+        <w:br/>
+      </w:r>
+    </w:p>
+    <w:p>
+      <w:pPr>
+        <w:pStyle w:val="Prrafodelista"/>
+        <w:numPr>
+          <w:ilvl w:val="0"/>
+          <w:numId w:val="27"/>
+        </w:numPr>
+        <w:rPr>
+          <w:rFonts w:ascii="Aptos" w:hAnsi="Aptos" w:cstheme="minorHAnsi"/>
+        </w:rPr>
+      </w:pPr>
+      <w:r>
+        <w:rPr>
+          <w:rFonts w:ascii="Aptos" w:hAnsi="Aptos" w:cstheme="minorHAnsi"/>
+        </w:rPr>
+        <w:t>Quitar registros que estuvieran muy fuera de rango</w:t>
+      </w:r>
+      <w:r>
+        <w:rPr>
+          <w:rFonts w:ascii="Aptos" w:hAnsi="Aptos" w:cstheme="minorHAnsi"/>
+        </w:rPr>
+        <w:t xml:space="preserve"> del </w:t>
+      </w:r>
+      <w:proofErr w:type="spellStart"/>
+      <w:r>
+        <w:rPr>
+          <w:rFonts w:ascii="Aptos" w:hAnsi="Aptos" w:cstheme="minorHAnsi"/>
+        </w:rPr>
+        <w:t>engagement</w:t>
+      </w:r>
+      <w:proofErr w:type="spellEnd"/>
+      <w:r>
+        <w:rPr>
+          <w:rFonts w:ascii="Aptos" w:hAnsi="Aptos" w:cstheme="minorHAnsi"/>
+        </w:rPr>
+        <w:t>.</w:t>
+      </w:r>
+    </w:p>
+    <w:p>
+      <w:pPr>
+        <w:pStyle w:val="Prrafodelista"/>
+        <w:numPr>
+          <w:ilvl w:val="0"/>
+          <w:numId w:val="27"/>
+        </w:numPr>
+        <w:rPr>
+          <w:rFonts w:ascii="Aptos" w:hAnsi="Aptos" w:cstheme="minorHAnsi"/>
+        </w:rPr>
+      </w:pPr>
+      <w:r>
+        <w:rPr>
+          <w:rFonts w:ascii="Aptos" w:hAnsi="Aptos" w:cstheme="minorHAnsi"/>
+        </w:rPr>
+        <w:t xml:space="preserve">Normalizar campos: Escalas muy diferenciadas, por ejemplo, numero de </w:t>
+      </w:r>
+      <w:proofErr w:type="spellStart"/>
+      <w:r>
+        <w:rPr>
+          <w:rFonts w:ascii="Aptos" w:hAnsi="Aptos" w:cstheme="minorHAnsi"/>
+        </w:rPr>
+        <w:t>views</w:t>
+      </w:r>
+      <w:proofErr w:type="spellEnd"/>
+    </w:p>
+    <w:p>
+      <w:pPr>
+        <w:pStyle w:val="Prrafodelista"/>
+        <w:numPr>
+          <w:ilvl w:val="1"/>
+          <w:numId w:val="27"/>
+        </w:numPr>
+        <w:rPr>
+          <w:rFonts w:ascii="Aptos" w:hAnsi="Aptos" w:cstheme="minorHAnsi"/>
+        </w:rPr>
+      </w:pPr>
+      <w:r>
+        <w:rPr>
+          <w:rFonts w:ascii="Aptos" w:hAnsi="Aptos" w:cstheme="minorHAnsi"/>
+        </w:rPr>
+        <w:t xml:space="preserve">Se guarda la normalización (Media y Desviación estándar) de cada columna para saberlo a la hora de usar el modelo. </w:t>
+      </w:r>
+    </w:p>
+    <w:p>
+      <w:pPr>
+        <w:pStyle w:val="Prrafodelista"/>
+        <w:numPr>
+          <w:ilvl w:val="0"/>
+          <w:numId w:val="27"/>
+        </w:numPr>
+        <w:rPr>
+          <w:rFonts w:ascii="Aptos" w:hAnsi="Aptos" w:cstheme="minorHAnsi"/>
+        </w:rPr>
+      </w:pPr>
+      <w:r>
+        <w:rPr>
+          <w:rFonts w:ascii="Aptos" w:hAnsi="Aptos" w:cstheme="minorHAnsi"/>
+        </w:rPr>
+        <w:t xml:space="preserve">Vectorizar textos: usa la librería </w:t>
+      </w:r>
+      <w:proofErr w:type="spellStart"/>
+      <w:r>
+        <w:rPr>
+          <w:rFonts w:ascii="Aptos" w:hAnsi="Aptos" w:cstheme="minorHAnsi"/>
+        </w:rPr>
+        <w:t>Sentence</w:t>
+      </w:r>
+      <w:proofErr w:type="spellEnd"/>
+      <w:r>
+        <w:rPr>
+          <w:rFonts w:ascii="Aptos" w:hAnsi="Aptos" w:cstheme="minorHAnsi"/>
+        </w:rPr>
+        <w:t>-BERT para capturar el significado semántico.</w:t>
+      </w:r>
+    </w:p>
+    <w:p>
+      <w:pPr>
+        <w:pStyle w:val="Prrafodelista"/>
+        <w:numPr>
+          <w:ilvl w:val="1"/>
+          <w:numId w:val="27"/>
+        </w:numPr>
+        <w:rPr>
+          <w:rFonts w:ascii="Aptos" w:hAnsi="Aptos" w:cstheme="minorHAnsi"/>
+        </w:rPr>
+      </w:pPr>
+      <w:proofErr w:type="spellStart"/>
+      <w:r>
+        <w:rPr>
+          <w:rFonts w:ascii="Aptos" w:hAnsi="Aptos" w:cstheme="minorHAnsi"/>
+        </w:rPr>
+        <w:t>Analisis</w:t>
+      </w:r>
+      <w:proofErr w:type="spellEnd"/>
+      <w:r>
+        <w:rPr>
+          <w:rFonts w:ascii="Aptos" w:hAnsi="Aptos" w:cstheme="minorHAnsi"/>
+        </w:rPr>
+        <w:t xml:space="preserve"> del </w:t>
+      </w:r>
+      <w:proofErr w:type="spellStart"/>
+      <w:r>
+        <w:rPr>
+          <w:rFonts w:ascii="Aptos" w:hAnsi="Aptos" w:cstheme="minorHAnsi"/>
+        </w:rPr>
+        <w:t>sentimientoi</w:t>
+      </w:r>
+      <w:proofErr w:type="spellEnd"/>
+    </w:p>
+    <w:p>
+      <w:pPr>
+        <w:pStyle w:val="Prrafodelista"/>
+        <w:numPr>
+          <w:ilvl w:val="1"/>
+          <w:numId w:val="27"/>
+        </w:numPr>
+        <w:rPr>
+          <w:rFonts w:ascii="Aptos" w:hAnsi="Aptos" w:cstheme="minorHAnsi"/>
+        </w:rPr>
+      </w:pPr>
+      <w:r>
+        <w:rPr>
+          <w:rFonts w:ascii="Aptos" w:hAnsi="Aptos" w:cstheme="minorHAnsi"/>
+        </w:rPr>
+        <w:t>Conteo de emojis y hashtags</w:t>
+      </w:r>
+    </w:p>
+    <w:p>
+      <w:pPr>
+        <w:pStyle w:val="Prrafodelista"/>
+        <w:numPr>
+          <w:ilvl w:val="1"/>
+          <w:numId w:val="27"/>
+        </w:numPr>
+        <w:rPr>
+          <w:rFonts w:ascii="Aptos" w:hAnsi="Aptos" w:cstheme="minorHAnsi"/>
+        </w:rPr>
+      </w:pPr>
+      <w:proofErr w:type="spellStart"/>
+      <w:r>
+        <w:rPr>
+          <w:rFonts w:ascii="Aptos" w:hAnsi="Aptos" w:cstheme="minorHAnsi"/>
+        </w:rPr>
+        <w:t>Features</w:t>
+      </w:r>
+      <w:proofErr w:type="spellEnd"/>
+      <w:r>
+        <w:rPr>
+          <w:rFonts w:ascii="Aptos" w:hAnsi="Aptos" w:cstheme="minorHAnsi"/>
+        </w:rPr>
+        <w:t xml:space="preserve"> temporales</w:t>
+      </w:r>
+    </w:p>
+    <w:p>
+      <w:pPr>
+        <w:pStyle w:val="Prrafodelista"/>
+        <w:numPr>
+          <w:ilvl w:val="1"/>
+          <w:numId w:val="27"/>
+        </w:numPr>
+        <w:rPr>
+          <w:rFonts w:ascii="Aptos" w:hAnsi="Aptos" w:cstheme="minorHAnsi"/>
+        </w:rPr>
+      </w:pPr>
+      <w:r>
+        <w:rPr>
+          <w:rFonts w:ascii="Aptos" w:hAnsi="Aptos" w:cstheme="minorHAnsi"/>
+        </w:rPr>
+        <w:t>Transformaciones logarítmicas numéricas:</w:t>
+      </w:r>
+    </w:p>
+    <w:p>
+      <w:pPr>
+        <w:pStyle w:val="Prrafodelista"/>
+        <w:numPr>
+          <w:ilvl w:val="2"/>
+          <w:numId w:val="27"/>
+        </w:numPr>
+        <w:rPr>
+          <w:rFonts w:ascii="Aptos" w:hAnsi="Aptos" w:cstheme="minorHAnsi"/>
+        </w:rPr>
+      </w:pPr>
+      <w:r>
+        <w:rPr>
+          <w:rFonts w:ascii="Aptos" w:hAnsi="Aptos" w:cstheme="minorHAnsi"/>
+        </w:rPr>
+        <w:t>Los campos muy sesgados, además de la normalización, necesitan también una transformación logarítmica.</w:t>
+      </w:r>
+    </w:p>
+    <w:tbl>
+      <w:tblPr>
+        <w:tblStyle w:val="Tablaconcuadrcula"/>
+        <w:tblW w:w="0" w:type="auto"/>
+        <w:tblInd w:w="2160" w:type="dxa"/>
+        <w:tblLook w:val="04A0" w:firstRow="1" w:lastRow="0" w:firstColumn="1" w:lastColumn="0" w:noHBand="0" w:noVBand="1"/>
+      </w:tblPr>
+      <w:tblGrid>
+        <w:gridCol w:w="6334"/>
+      </w:tblGrid>
+      <w:tr>
+        <w:tc>
+          <w:tcPr>
+            <w:tcW w:w="8494" w:type="dxa"/>
+          </w:tcPr>
+          <w:p>
+            <w:pPr>
+              <w:spacing w:after="0" w:line="240" w:lineRule="auto"/>
+              <w:rPr>
+                <w:rFonts w:ascii="Aptos" w:hAnsi="Aptos" w:cstheme="minorHAnsi"/>
+              </w:rPr>
+            </w:pPr>
+            <w:r>
+              <w:rPr>
+                <w:rFonts w:ascii="Aptos" w:hAnsi="Aptos" w:cstheme="minorHAnsi"/>
+              </w:rPr>
+              <w:t>**</w:t>
+            </w:r>
+            <w:r>
+              <w:rPr>
+                <w:rFonts w:ascii="Aptos" w:hAnsi="Aptos" w:cstheme="minorHAnsi"/>
+              </w:rPr>
+              <w:t xml:space="preserve"> </w:t>
+            </w:r>
+            <w:proofErr w:type="spellStart"/>
+            <w:r>
+              <w:rPr>
+                <w:rFonts w:ascii="Aptos" w:hAnsi="Aptos" w:cstheme="minorHAnsi"/>
+                <w:b/>
+                <w:bCs/>
+              </w:rPr>
+              <w:t>view_count</w:t>
+            </w:r>
+            <w:proofErr w:type="spellEnd"/>
+            <w:r>
+              <w:rPr>
+                <w:rFonts w:ascii="Aptos" w:hAnsi="Aptos" w:cstheme="minorHAnsi"/>
+              </w:rPr>
+              <w:t>**</w:t>
+            </w:r>
+          </w:p>
+          <w:p>
+            <w:pPr>
+              <w:spacing w:after="0" w:line="240" w:lineRule="auto"/>
+              <w:rPr>
+                <w:rFonts w:ascii="Aptos" w:hAnsi="Aptos" w:cstheme="minorHAnsi"/>
+              </w:rPr>
+            </w:pPr>
+            <w:r>
+              <w:rPr>
+                <w:rFonts w:ascii="Aptos" w:hAnsi="Aptos" w:cstheme="minorHAnsi"/>
+                <w:u w:val="single"/>
+              </w:rPr>
+              <w:t>ANTES</w:t>
+            </w:r>
+            <w:r>
+              <w:rPr>
+                <w:rFonts w:ascii="Aptos" w:hAnsi="Aptos" w:cstheme="minorHAnsi"/>
+              </w:rPr>
+              <w:t xml:space="preserve"> (distribución exponencial):</w:t>
+            </w:r>
+          </w:p>
+          <w:p>
+            <w:pPr>
+              <w:spacing w:after="0" w:line="240" w:lineRule="auto"/>
+              <w:rPr>
+                <w:rFonts w:ascii="Aptos" w:hAnsi="Aptos" w:cstheme="minorHAnsi"/>
+              </w:rPr>
+            </w:pPr>
+            <w:r>
+              <w:rPr>
+                <w:rFonts w:ascii="Aptos" w:hAnsi="Aptos" w:cstheme="minorHAnsi"/>
+              </w:rPr>
+              <w:t>100, 500, 1,000, 5,000, 10,000, 100,000, 1,000,000</w:t>
+            </w:r>
+          </w:p>
+          <w:p>
+            <w:pPr>
+              <w:spacing w:after="0" w:line="240" w:lineRule="auto"/>
+              <w:rPr>
+                <w:rFonts w:ascii="Aptos" w:hAnsi="Aptos" w:cstheme="minorHAnsi"/>
+              </w:rPr>
+            </w:pPr>
+            <w:r>
+              <w:rPr>
+                <w:rFonts w:ascii="Aptos" w:hAnsi="Aptos" w:cstheme="minorHAnsi"/>
+              </w:rPr>
+              <w:t>↓↓↓ log1</w:t>
+            </w:r>
+            <w:proofErr w:type="gramStart"/>
+            <w:r>
+              <w:rPr>
+                <w:rFonts w:ascii="Aptos" w:hAnsi="Aptos" w:cstheme="minorHAnsi"/>
+              </w:rPr>
+              <w:t>p(</w:t>
+            </w:r>
+            <w:proofErr w:type="gramEnd"/>
+            <w:r>
+              <w:rPr>
+                <w:rFonts w:ascii="Aptos" w:hAnsi="Aptos" w:cstheme="minorHAnsi"/>
+              </w:rPr>
+              <w:t>) ↓↓↓</w:t>
+            </w:r>
+          </w:p>
+          <w:p>
+            <w:pPr>
+              <w:spacing w:after="0" w:line="240" w:lineRule="auto"/>
+              <w:rPr>
+                <w:rFonts w:ascii="Aptos" w:hAnsi="Aptos" w:cstheme="minorHAnsi"/>
+              </w:rPr>
+            </w:pPr>
+            <w:r>
+              <w:rPr>
+                <w:rFonts w:ascii="Aptos" w:hAnsi="Aptos" w:cstheme="minorHAnsi"/>
+                <w:u w:val="single"/>
+              </w:rPr>
+              <w:t>DESPUÉS</w:t>
+            </w:r>
+            <w:r>
+              <w:rPr>
+                <w:rFonts w:ascii="Aptos" w:hAnsi="Aptos" w:cstheme="minorHAnsi"/>
+              </w:rPr>
+              <w:t xml:space="preserve"> (distribución más normal):</w:t>
+            </w:r>
+          </w:p>
+          <w:p>
+            <w:pPr>
+              <w:spacing w:after="0" w:line="240" w:lineRule="auto"/>
+              <w:rPr>
+                <w:rFonts w:ascii="Aptos" w:hAnsi="Aptos" w:cstheme="minorHAnsi"/>
+              </w:rPr>
+            </w:pPr>
+            <w:r>
+              <w:rPr>
+                <w:rFonts w:ascii="Aptos" w:hAnsi="Aptos" w:cstheme="minorHAnsi"/>
+              </w:rPr>
+              <w:t>4.6, 6.2, 6.9, 8.5, 9.2, 11.5, 13.8</w:t>
+            </w:r>
+          </w:p>
+          <w:p>
+            <w:pPr>
+              <w:spacing w:after="0" w:line="240" w:lineRule="auto"/>
+              <w:rPr>
+                <w:rFonts w:ascii="Aptos" w:hAnsi="Aptos" w:cstheme="minorHAnsi"/>
+              </w:rPr>
+            </w:pPr>
+          </w:p>
+          <w:p>
+            <w:pPr>
+              <w:spacing w:after="0" w:line="240" w:lineRule="auto"/>
+              <w:rPr>
+                <w:rFonts w:ascii="Aptos" w:hAnsi="Aptos" w:cstheme="minorHAnsi"/>
+              </w:rPr>
+            </w:pPr>
+            <w:r>
+              <w:rPr>
+                <w:rFonts w:ascii="Aptos" w:hAnsi="Aptos" w:cstheme="minorHAnsi"/>
+              </w:rPr>
+              <w:t>**</w:t>
+            </w:r>
+            <w:r>
+              <w:rPr>
+                <w:rFonts w:ascii="Aptos" w:hAnsi="Aptos" w:cstheme="minorHAnsi"/>
+                <w:b/>
+                <w:bCs/>
+              </w:rPr>
+              <w:t>Problema que resuelve</w:t>
+            </w:r>
+            <w:r>
+              <w:rPr>
+                <w:rFonts w:ascii="Aptos" w:hAnsi="Aptos" w:cstheme="minorHAnsi"/>
+              </w:rPr>
+              <w:t>**: Los valores están muy concentrados en un extremo</w:t>
+            </w:r>
+          </w:p>
+          <w:p>
+            <w:pPr>
+              <w:spacing w:after="0" w:line="240" w:lineRule="auto"/>
+              <w:rPr>
+                <w:rFonts w:ascii="Aptos" w:hAnsi="Aptos" w:cstheme="minorHAnsi"/>
+              </w:rPr>
+            </w:pPr>
+            <w:r>
+              <w:rPr>
+                <w:rFonts w:ascii="Aptos" w:hAnsi="Aptos" w:cstheme="minorHAnsi"/>
+              </w:rPr>
+              <w:t xml:space="preserve">- 90% de videos: 100-10,000 </w:t>
+            </w:r>
+            <w:proofErr w:type="spellStart"/>
+            <w:r>
+              <w:rPr>
+                <w:rFonts w:ascii="Aptos" w:hAnsi="Aptos" w:cstheme="minorHAnsi"/>
+              </w:rPr>
+              <w:t>views</w:t>
+            </w:r>
+            <w:proofErr w:type="spellEnd"/>
+          </w:p>
+          <w:p>
+            <w:pPr>
+              <w:rPr>
+                <w:rFonts w:ascii="Aptos" w:hAnsi="Aptos" w:cstheme="minorHAnsi"/>
+              </w:rPr>
+            </w:pPr>
+            <w:r>
+              <w:rPr>
+                <w:rFonts w:ascii="Aptos" w:hAnsi="Aptos" w:cstheme="minorHAnsi"/>
+              </w:rPr>
+              <w:t xml:space="preserve">- 10% de videos: 100,000-1,000,000 </w:t>
+            </w:r>
+            <w:proofErr w:type="spellStart"/>
+            <w:r>
+              <w:rPr>
+                <w:rFonts w:ascii="Aptos" w:hAnsi="Aptos" w:cstheme="minorHAnsi"/>
+              </w:rPr>
+              <w:t>views</w:t>
+            </w:r>
+            <w:proofErr w:type="spellEnd"/>
+          </w:p>
+        </w:tc>
+      </w:tr>
+    </w:tbl>
+    <w:p>
+      <w:pPr>
+        <w:pStyle w:val="Prrafodelista"/>
+        <w:ind w:left="2160"/>
+        <w:rPr>
+          <w:rFonts w:ascii="Aptos" w:hAnsi="Aptos" w:cstheme="minorHAnsi"/>
+        </w:rPr>
+      </w:pPr>
+    </w:p>
+    <w:p>
+      <w:pPr>
+        <w:rPr>
+          <w:rFonts w:ascii="Aptos" w:hAnsi="Aptos" w:cstheme="minorHAnsi"/>
+        </w:rPr>
+      </w:pPr>
+    </w:p>
+    <w:p>
+      <w:pPr>
+        <w:rPr>
+          <w:rFonts w:ascii="Aptos" w:hAnsi="Aptos" w:cstheme="minorHAnsi"/>
+          <w:u w:val="single"/>
+        </w:rPr>
+      </w:pPr>
+    </w:p>
+    <w:p>
+      <w:pPr>
+        <w:shd w:val="clear" w:color="auto" w:fill="1F1F1F"/>
+        <w:spacing w:after="0" w:line="285" w:lineRule="atLeast"/>
+        <w:rPr>
+          <w:rFonts w:ascii="Consolas" w:eastAsia="Times New Roman" w:hAnsi="Consolas" w:cs="Times New Roman"/>
+          <w:color w:val="CCCCCC"/>
+          <w:sz w:val="21"/>
+          <w:szCs w:val="21"/>
+          <w:lang w:eastAsia="es-ES"/>
+        </w:rPr>
+      </w:pPr>
+      <w:r>
+        <w:rPr>
+          <w:rFonts w:ascii="Consolas" w:eastAsia="Times New Roman" w:hAnsi="Consolas" w:cs="Times New Roman"/>
+          <w:color w:val="569CD6"/>
+          <w:sz w:val="21"/>
+          <w:szCs w:val="21"/>
+          <w:lang w:eastAsia="es-ES"/>
+        </w:rPr>
+        <w:t xml:space="preserve">División del </w:t>
+      </w:r>
+      <w:proofErr w:type="spellStart"/>
+      <w:r>
+        <w:rPr>
+          <w:rFonts w:ascii="Consolas" w:eastAsia="Times New Roman" w:hAnsi="Consolas" w:cs="Times New Roman"/>
+          <w:color w:val="569CD6"/>
+          <w:sz w:val="21"/>
+          <w:szCs w:val="21"/>
+          <w:lang w:eastAsia="es-ES"/>
+        </w:rPr>
+        <w:t>dataset</w:t>
+      </w:r>
+      <w:proofErr w:type="spellEnd"/>
+      <w:r>
+        <w:rPr>
+          <w:rFonts w:ascii="Consolas" w:eastAsia="Times New Roman" w:hAnsi="Consolas" w:cs="Times New Roman"/>
+          <w:color w:val="569CD6"/>
+          <w:sz w:val="21"/>
+          <w:szCs w:val="21"/>
+          <w:lang w:eastAsia="es-ES"/>
+        </w:rPr>
+        <w:t xml:space="preserve"> (70% - 15% - 15%</w:t>
+      </w:r>
+      <w:proofErr w:type="gramStart"/>
+      <w:r>
+        <w:rPr>
+          <w:rFonts w:ascii="Consolas" w:eastAsia="Times New Roman" w:hAnsi="Consolas" w:cs="Times New Roman"/>
+          <w:color w:val="569CD6"/>
+          <w:sz w:val="21"/>
+          <w:szCs w:val="21"/>
+          <w:lang w:eastAsia="es-ES"/>
+        </w:rPr>
+        <w:t>):*</w:t>
+      </w:r>
+      <w:proofErr w:type="gramEnd"/>
+      <w:r>
+        <w:rPr>
+          <w:rFonts w:ascii="Consolas" w:eastAsia="Times New Roman" w:hAnsi="Consolas" w:cs="Times New Roman"/>
+          <w:color w:val="F44747"/>
+          <w:sz w:val="21"/>
+          <w:szCs w:val="21"/>
+          <w:lang w:eastAsia="es-ES"/>
+        </w:rPr>
+        <w:t>*</w:t>
+      </w:r>
+    </w:p>
+    <w:p>
+      <w:pPr>
+        <w:shd w:val="clear" w:color="auto" w:fill="1F1F1F"/>
+        <w:spacing w:after="0" w:line="285" w:lineRule="atLeast"/>
+        <w:rPr>
+          <w:rFonts w:ascii="Consolas" w:eastAsia="Times New Roman" w:hAnsi="Consolas" w:cs="Times New Roman"/>
+          <w:color w:val="CCCCCC"/>
+          <w:sz w:val="21"/>
+          <w:szCs w:val="21"/>
+          <w:lang w:eastAsia="es-ES"/>
+        </w:rPr>
+      </w:pPr>
+      <w:r>
+        <w:rPr>
+          <w:rFonts w:ascii="Consolas" w:eastAsia="Times New Roman" w:hAnsi="Consolas" w:cs="Times New Roman"/>
+          <w:color w:val="569CD6"/>
+          <w:sz w:val="21"/>
+          <w:szCs w:val="21"/>
+          <w:lang w:eastAsia="es-ES"/>
+        </w:rPr>
+        <w:t>Se divide en **3 partes**, no 2, por una razón importante</w:t>
+      </w:r>
+      <w:r>
+        <w:rPr>
+          <w:rFonts w:ascii="Consolas" w:eastAsia="Times New Roman" w:hAnsi="Consolas" w:cs="Times New Roman"/>
+          <w:color w:val="D4D4D4"/>
+          <w:sz w:val="21"/>
+          <w:szCs w:val="21"/>
+          <w:lang w:eastAsia="es-ES"/>
+        </w:rPr>
+        <w:t>:</w:t>
+      </w:r>
+    </w:p>
+    <w:p>
+      <w:pPr>
+        <w:shd w:val="clear" w:color="auto" w:fill="1F1F1F"/>
+        <w:spacing w:after="0" w:line="285" w:lineRule="atLeast"/>
+        <w:rPr>
+          <w:rFonts w:ascii="Consolas" w:eastAsia="Times New Roman" w:hAnsi="Consolas" w:cs="Times New Roman"/>
+          <w:color w:val="CCCCCC"/>
+          <w:sz w:val="21"/>
+          <w:szCs w:val="21"/>
+          <w:lang w:eastAsia="es-ES"/>
+        </w:rPr>
+      </w:pPr>
+      <w:r>
+        <w:rPr>
+          <w:rFonts w:ascii="Consolas" w:eastAsia="Times New Roman" w:hAnsi="Consolas" w:cs="Times New Roman"/>
+          <w:color w:val="D4D4D4"/>
+          <w:sz w:val="21"/>
+          <w:szCs w:val="21"/>
+          <w:lang w:eastAsia="es-ES"/>
+        </w:rPr>
+        <w:t xml:space="preserve">- </w:t>
+      </w:r>
+      <w:r>
+        <w:rPr>
+          <w:rFonts w:ascii="Consolas" w:eastAsia="Times New Roman" w:hAnsi="Consolas" w:cs="Times New Roman"/>
+          <w:color w:val="C586C0"/>
+          <w:sz w:val="21"/>
+          <w:szCs w:val="21"/>
+          <w:lang w:eastAsia="es-ES"/>
+        </w:rPr>
+        <w:t>*</w:t>
+      </w:r>
+      <w:r>
+        <w:rPr>
+          <w:rFonts w:ascii="Consolas" w:eastAsia="Times New Roman" w:hAnsi="Consolas" w:cs="Times New Roman"/>
+          <w:color w:val="9CDCFE"/>
+          <w:sz w:val="21"/>
+          <w:szCs w:val="21"/>
+          <w:lang w:eastAsia="es-ES"/>
+        </w:rPr>
+        <w:t>*70%</w:t>
+      </w:r>
+      <w:r>
+        <w:rPr>
+          <w:rFonts w:ascii="Consolas" w:eastAsia="Times New Roman" w:hAnsi="Consolas" w:cs="Times New Roman"/>
+          <w:color w:val="D4D4D4"/>
+          <w:sz w:val="21"/>
+          <w:szCs w:val="21"/>
+          <w:lang w:eastAsia="es-ES"/>
+        </w:rPr>
+        <w:t xml:space="preserve"> </w:t>
+      </w:r>
+      <w:r>
+        <w:rPr>
+          <w:rFonts w:ascii="Consolas" w:eastAsia="Times New Roman" w:hAnsi="Consolas" w:cs="Times New Roman"/>
+          <w:color w:val="569CD6"/>
+          <w:sz w:val="21"/>
+          <w:szCs w:val="21"/>
+          <w:lang w:eastAsia="es-ES"/>
+        </w:rPr>
+        <w:t>TRAIN (Entrenamiento)**</w:t>
+      </w:r>
+      <w:r>
+        <w:rPr>
+          <w:rFonts w:ascii="Consolas" w:eastAsia="Times New Roman" w:hAnsi="Consolas" w:cs="Times New Roman"/>
+          <w:color w:val="D4D4D4"/>
+          <w:sz w:val="21"/>
+          <w:szCs w:val="21"/>
+          <w:lang w:eastAsia="es-ES"/>
+        </w:rPr>
+        <w:t xml:space="preserve">: </w:t>
+      </w:r>
+      <w:r>
+        <w:rPr>
+          <w:rFonts w:ascii="Consolas" w:eastAsia="Times New Roman" w:hAnsi="Consolas" w:cs="Times New Roman"/>
+          <w:color w:val="CE9178"/>
+          <w:sz w:val="21"/>
+          <w:szCs w:val="21"/>
+          <w:lang w:eastAsia="es-ES"/>
+        </w:rPr>
+        <w:t>El modelo aprende patrones de estos datos</w:t>
+      </w:r>
+    </w:p>
+    <w:p>
+      <w:pPr>
+        <w:shd w:val="clear" w:color="auto" w:fill="1F1F1F"/>
+        <w:spacing w:after="0" w:line="285" w:lineRule="atLeast"/>
+        <w:rPr>
+          <w:rFonts w:ascii="Consolas" w:eastAsia="Times New Roman" w:hAnsi="Consolas" w:cs="Times New Roman"/>
+          <w:color w:val="CCCCCC"/>
+          <w:sz w:val="21"/>
+          <w:szCs w:val="21"/>
+          <w:lang w:eastAsia="es-ES"/>
+        </w:rPr>
+      </w:pPr>
+      <w:r>
+        <w:rPr>
+          <w:rFonts w:ascii="Consolas" w:eastAsia="Times New Roman" w:hAnsi="Consolas" w:cs="Times New Roman"/>
+          <w:color w:val="D4D4D4"/>
+          <w:sz w:val="21"/>
+          <w:szCs w:val="21"/>
+          <w:lang w:eastAsia="es-ES"/>
+        </w:rPr>
+        <w:t xml:space="preserve">- </w:t>
+      </w:r>
+      <w:r>
+        <w:rPr>
+          <w:rFonts w:ascii="Consolas" w:eastAsia="Times New Roman" w:hAnsi="Consolas" w:cs="Times New Roman"/>
+          <w:color w:val="C586C0"/>
+          <w:sz w:val="21"/>
+          <w:szCs w:val="21"/>
+          <w:lang w:eastAsia="es-ES"/>
+        </w:rPr>
+        <w:t>*</w:t>
+      </w:r>
+      <w:r>
+        <w:rPr>
+          <w:rFonts w:ascii="Consolas" w:eastAsia="Times New Roman" w:hAnsi="Consolas" w:cs="Times New Roman"/>
+          <w:color w:val="9CDCFE"/>
+          <w:sz w:val="21"/>
+          <w:szCs w:val="21"/>
+          <w:lang w:eastAsia="es-ES"/>
+        </w:rPr>
+        <w:t>*15%</w:t>
+      </w:r>
+      <w:r>
+        <w:rPr>
+          <w:rFonts w:ascii="Consolas" w:eastAsia="Times New Roman" w:hAnsi="Consolas" w:cs="Times New Roman"/>
+          <w:color w:val="D4D4D4"/>
+          <w:sz w:val="21"/>
+          <w:szCs w:val="21"/>
+          <w:lang w:eastAsia="es-ES"/>
+        </w:rPr>
+        <w:t xml:space="preserve"> </w:t>
+      </w:r>
+      <w:r>
+        <w:rPr>
+          <w:rFonts w:ascii="Consolas" w:eastAsia="Times New Roman" w:hAnsi="Consolas" w:cs="Times New Roman"/>
+          <w:color w:val="569CD6"/>
+          <w:sz w:val="21"/>
+          <w:szCs w:val="21"/>
+          <w:lang w:eastAsia="es-ES"/>
+        </w:rPr>
+        <w:t>VALIDATION (Validación)**</w:t>
+      </w:r>
+      <w:r>
+        <w:rPr>
+          <w:rFonts w:ascii="Consolas" w:eastAsia="Times New Roman" w:hAnsi="Consolas" w:cs="Times New Roman"/>
+          <w:color w:val="D4D4D4"/>
+          <w:sz w:val="21"/>
+          <w:szCs w:val="21"/>
+          <w:lang w:eastAsia="es-ES"/>
+        </w:rPr>
+        <w:t xml:space="preserve">: </w:t>
+      </w:r>
+      <w:r>
+        <w:rPr>
+          <w:rFonts w:ascii="Consolas" w:eastAsia="Times New Roman" w:hAnsi="Consolas" w:cs="Times New Roman"/>
+          <w:color w:val="CE9178"/>
+          <w:sz w:val="21"/>
+          <w:szCs w:val="21"/>
+          <w:lang w:eastAsia="es-ES"/>
+        </w:rPr>
+        <w:t>Durante el entrenamiento, se usa para</w:t>
+      </w:r>
+      <w:r>
+        <w:rPr>
+          <w:rFonts w:ascii="Consolas" w:eastAsia="Times New Roman" w:hAnsi="Consolas" w:cs="Times New Roman"/>
+          <w:color w:val="F44747"/>
+          <w:sz w:val="21"/>
+          <w:szCs w:val="21"/>
+          <w:lang w:eastAsia="es-ES"/>
+        </w:rPr>
+        <w:t>:</w:t>
+      </w:r>
+    </w:p>
+    <w:p>
+      <w:pPr>
+        <w:shd w:val="clear" w:color="auto" w:fill="1F1F1F"/>
+        <w:spacing w:after="0" w:line="285" w:lineRule="atLeast"/>
+        <w:rPr>
+          <w:rFonts w:ascii="Consolas" w:eastAsia="Times New Roman" w:hAnsi="Consolas" w:cs="Times New Roman"/>
+          <w:color w:val="CCCCCC"/>
+          <w:sz w:val="21"/>
+          <w:szCs w:val="21"/>
+          <w:lang w:eastAsia="es-ES"/>
+        </w:rPr>
+      </w:pPr>
+      <w:r>
+        <w:rPr>
+          <w:rFonts w:ascii="Consolas" w:eastAsia="Times New Roman" w:hAnsi="Consolas" w:cs="Times New Roman"/>
+          <w:color w:val="D4D4D4"/>
+          <w:sz w:val="21"/>
+          <w:szCs w:val="21"/>
+          <w:lang w:eastAsia="es-ES"/>
+        </w:rPr>
+        <w:t xml:space="preserve">  </w:t>
+      </w:r>
+      <w:r>
+        <w:rPr>
+          <w:rFonts w:ascii="Consolas" w:eastAsia="Times New Roman" w:hAnsi="Consolas" w:cs="Times New Roman"/>
+          <w:color w:val="CE9178"/>
+          <w:sz w:val="21"/>
+          <w:szCs w:val="21"/>
+          <w:lang w:eastAsia="es-ES"/>
+        </w:rPr>
+        <w:t>- Detectar si el modelo está "memorizando" en vez de aprender (</w:t>
+      </w:r>
+      <w:proofErr w:type="spellStart"/>
+      <w:r>
+        <w:rPr>
+          <w:rFonts w:ascii="Consolas" w:eastAsia="Times New Roman" w:hAnsi="Consolas" w:cs="Times New Roman"/>
+          <w:color w:val="CE9178"/>
+          <w:sz w:val="21"/>
+          <w:szCs w:val="21"/>
+          <w:lang w:eastAsia="es-ES"/>
+        </w:rPr>
+        <w:t>overfitting</w:t>
+      </w:r>
+      <w:proofErr w:type="spellEnd"/>
+      <w:r>
+        <w:rPr>
+          <w:rFonts w:ascii="Consolas" w:eastAsia="Times New Roman" w:hAnsi="Consolas" w:cs="Times New Roman"/>
+          <w:color w:val="CE9178"/>
+          <w:sz w:val="21"/>
+          <w:szCs w:val="21"/>
+          <w:lang w:eastAsia="es-ES"/>
+        </w:rPr>
+        <w:t>)</w:t>
+      </w:r>
+    </w:p>
+    <w:p>
+      <w:pPr>
+        <w:shd w:val="clear" w:color="auto" w:fill="1F1F1F"/>
+        <w:spacing w:after="0" w:line="285" w:lineRule="atLeast"/>
+        <w:rPr>
+          <w:rFonts w:ascii="Consolas" w:eastAsia="Times New Roman" w:hAnsi="Consolas" w:cs="Times New Roman"/>
+          <w:color w:val="CCCCCC"/>
+          <w:sz w:val="21"/>
+          <w:szCs w:val="21"/>
+          <w:lang w:eastAsia="es-ES"/>
+        </w:rPr>
+      </w:pPr>
+      <w:r>
+        <w:rPr>
+          <w:rFonts w:ascii="Consolas" w:eastAsia="Times New Roman" w:hAnsi="Consolas" w:cs="Times New Roman"/>
+          <w:color w:val="D4D4D4"/>
+          <w:sz w:val="21"/>
+          <w:szCs w:val="21"/>
+          <w:lang w:eastAsia="es-ES"/>
+        </w:rPr>
+        <w:t xml:space="preserve">  </w:t>
+      </w:r>
+      <w:r>
+        <w:rPr>
+          <w:rFonts w:ascii="Consolas" w:eastAsia="Times New Roman" w:hAnsi="Consolas" w:cs="Times New Roman"/>
+          <w:color w:val="CE9178"/>
+          <w:sz w:val="21"/>
+          <w:szCs w:val="21"/>
+          <w:lang w:eastAsia="es-ES"/>
+        </w:rPr>
+        <w:t xml:space="preserve">- Ajustar </w:t>
+      </w:r>
+      <w:proofErr w:type="spellStart"/>
+      <w:r>
+        <w:rPr>
+          <w:rFonts w:ascii="Consolas" w:eastAsia="Times New Roman" w:hAnsi="Consolas" w:cs="Times New Roman"/>
+          <w:color w:val="CE9178"/>
+          <w:sz w:val="21"/>
+          <w:szCs w:val="21"/>
+          <w:lang w:eastAsia="es-ES"/>
+        </w:rPr>
+        <w:t>hiperparámetros</w:t>
+      </w:r>
+      <w:proofErr w:type="spellEnd"/>
+      <w:r>
+        <w:rPr>
+          <w:rFonts w:ascii="Consolas" w:eastAsia="Times New Roman" w:hAnsi="Consolas" w:cs="Times New Roman"/>
+          <w:color w:val="CE9178"/>
+          <w:sz w:val="21"/>
+          <w:szCs w:val="21"/>
+          <w:lang w:eastAsia="es-ES"/>
+        </w:rPr>
+        <w:t xml:space="preserve"> (</w:t>
+      </w:r>
+      <w:proofErr w:type="spellStart"/>
+      <w:r>
+        <w:rPr>
+          <w:rFonts w:ascii="Consolas" w:eastAsia="Times New Roman" w:hAnsi="Consolas" w:cs="Times New Roman"/>
+          <w:color w:val="CE9178"/>
+          <w:sz w:val="21"/>
+          <w:szCs w:val="21"/>
+          <w:lang w:eastAsia="es-ES"/>
+        </w:rPr>
+        <w:t>learning</w:t>
+      </w:r>
+      <w:proofErr w:type="spellEnd"/>
+      <w:r>
+        <w:rPr>
+          <w:rFonts w:ascii="Consolas" w:eastAsia="Times New Roman" w:hAnsi="Consolas" w:cs="Times New Roman"/>
+          <w:color w:val="CE9178"/>
+          <w:sz w:val="21"/>
+          <w:szCs w:val="21"/>
+          <w:lang w:eastAsia="es-ES"/>
+        </w:rPr>
+        <w:t xml:space="preserve"> </w:t>
+      </w:r>
+      <w:proofErr w:type="spellStart"/>
+      <w:r>
+        <w:rPr>
+          <w:rFonts w:ascii="Consolas" w:eastAsia="Times New Roman" w:hAnsi="Consolas" w:cs="Times New Roman"/>
+          <w:color w:val="CE9178"/>
+          <w:sz w:val="21"/>
+          <w:szCs w:val="21"/>
+          <w:lang w:eastAsia="es-ES"/>
+        </w:rPr>
+        <w:t>rate</w:t>
+      </w:r>
+      <w:proofErr w:type="spellEnd"/>
+      <w:r>
+        <w:rPr>
+          <w:rFonts w:ascii="Consolas" w:eastAsia="Times New Roman" w:hAnsi="Consolas" w:cs="Times New Roman"/>
+          <w:color w:val="CE9178"/>
+          <w:sz w:val="21"/>
+          <w:szCs w:val="21"/>
+          <w:lang w:eastAsia="es-ES"/>
+        </w:rPr>
+        <w:t xml:space="preserve">, </w:t>
+      </w:r>
+      <w:proofErr w:type="spellStart"/>
+      <w:r>
+        <w:rPr>
+          <w:rFonts w:ascii="Consolas" w:eastAsia="Times New Roman" w:hAnsi="Consolas" w:cs="Times New Roman"/>
+          <w:color w:val="CE9178"/>
+          <w:sz w:val="21"/>
+          <w:szCs w:val="21"/>
+          <w:lang w:eastAsia="es-ES"/>
+        </w:rPr>
+        <w:t>dropout</w:t>
+      </w:r>
+      <w:proofErr w:type="spellEnd"/>
+      <w:r>
+        <w:rPr>
+          <w:rFonts w:ascii="Consolas" w:eastAsia="Times New Roman" w:hAnsi="Consolas" w:cs="Times New Roman"/>
+          <w:color w:val="CE9178"/>
+          <w:sz w:val="21"/>
+          <w:szCs w:val="21"/>
+          <w:lang w:eastAsia="es-ES"/>
+        </w:rPr>
+        <w:t>, etc.)</w:t>
+      </w:r>
+    </w:p>
+    <w:p>
+      <w:pPr>
+        <w:shd w:val="clear" w:color="auto" w:fill="1F1F1F"/>
+        <w:spacing w:after="0" w:line="285" w:lineRule="atLeast"/>
+        <w:rPr>
+          <w:rFonts w:ascii="Consolas" w:eastAsia="Times New Roman" w:hAnsi="Consolas" w:cs="Times New Roman"/>
+          <w:color w:val="CCCCCC"/>
+          <w:sz w:val="21"/>
+          <w:szCs w:val="21"/>
+          <w:lang w:eastAsia="es-ES"/>
+        </w:rPr>
+      </w:pPr>
+      <w:r>
+        <w:rPr>
+          <w:rFonts w:ascii="Consolas" w:eastAsia="Times New Roman" w:hAnsi="Consolas" w:cs="Times New Roman"/>
+          <w:color w:val="D4D4D4"/>
+          <w:sz w:val="21"/>
+          <w:szCs w:val="21"/>
+          <w:lang w:eastAsia="es-ES"/>
+        </w:rPr>
+        <w:t xml:space="preserve">  </w:t>
+      </w:r>
+      <w:r>
+        <w:rPr>
+          <w:rFonts w:ascii="Consolas" w:eastAsia="Times New Roman" w:hAnsi="Consolas" w:cs="Times New Roman"/>
+          <w:color w:val="CE9178"/>
+          <w:sz w:val="21"/>
+          <w:szCs w:val="21"/>
+          <w:lang w:eastAsia="es-ES"/>
+        </w:rPr>
+        <w:t>- Decidir cuándo parar el entrenamiento (</w:t>
+      </w:r>
+      <w:proofErr w:type="spellStart"/>
+      <w:r>
+        <w:rPr>
+          <w:rFonts w:ascii="Consolas" w:eastAsia="Times New Roman" w:hAnsi="Consolas" w:cs="Times New Roman"/>
+          <w:color w:val="CE9178"/>
+          <w:sz w:val="21"/>
+          <w:szCs w:val="21"/>
+          <w:lang w:eastAsia="es-ES"/>
+        </w:rPr>
+        <w:t>early</w:t>
+      </w:r>
+      <w:proofErr w:type="spellEnd"/>
+      <w:r>
+        <w:rPr>
+          <w:rFonts w:ascii="Consolas" w:eastAsia="Times New Roman" w:hAnsi="Consolas" w:cs="Times New Roman"/>
+          <w:color w:val="CE9178"/>
+          <w:sz w:val="21"/>
+          <w:szCs w:val="21"/>
+          <w:lang w:eastAsia="es-ES"/>
+        </w:rPr>
+        <w:t xml:space="preserve"> </w:t>
+      </w:r>
+      <w:proofErr w:type="spellStart"/>
+      <w:r>
+        <w:rPr>
+          <w:rFonts w:ascii="Consolas" w:eastAsia="Times New Roman" w:hAnsi="Consolas" w:cs="Times New Roman"/>
+          <w:color w:val="CE9178"/>
+          <w:sz w:val="21"/>
+          <w:szCs w:val="21"/>
+          <w:lang w:eastAsia="es-ES"/>
+        </w:rPr>
+        <w:t>stopping</w:t>
+      </w:r>
+      <w:proofErr w:type="spellEnd"/>
+      <w:r>
+        <w:rPr>
+          <w:rFonts w:ascii="Consolas" w:eastAsia="Times New Roman" w:hAnsi="Consolas" w:cs="Times New Roman"/>
+          <w:color w:val="CE9178"/>
+          <w:sz w:val="21"/>
+          <w:szCs w:val="21"/>
+          <w:lang w:eastAsia="es-ES"/>
+        </w:rPr>
+        <w:t>)</w:t>
+      </w:r>
+    </w:p>
+    <w:p>
+      <w:pPr>
+        <w:shd w:val="clear" w:color="auto" w:fill="1F1F1F"/>
+        <w:spacing w:after="0" w:line="285" w:lineRule="atLeast"/>
+        <w:rPr>
+          <w:rFonts w:ascii="Consolas" w:eastAsia="Times New Roman" w:hAnsi="Consolas" w:cs="Times New Roman"/>
+          <w:color w:val="CCCCCC"/>
+          <w:sz w:val="21"/>
+          <w:szCs w:val="21"/>
+          <w:lang w:eastAsia="es-ES"/>
+        </w:rPr>
+      </w:pPr>
+      <w:r>
+        <w:rPr>
+          <w:rFonts w:ascii="Consolas" w:eastAsia="Times New Roman" w:hAnsi="Consolas" w:cs="Times New Roman"/>
+          <w:color w:val="D4D4D4"/>
+          <w:sz w:val="21"/>
+          <w:szCs w:val="21"/>
+          <w:lang w:eastAsia="es-ES"/>
+        </w:rPr>
+        <w:t xml:space="preserve">- </w:t>
+      </w:r>
+      <w:r>
+        <w:rPr>
+          <w:rFonts w:ascii="Consolas" w:eastAsia="Times New Roman" w:hAnsi="Consolas" w:cs="Times New Roman"/>
+          <w:color w:val="C586C0"/>
+          <w:sz w:val="21"/>
+          <w:szCs w:val="21"/>
+          <w:lang w:eastAsia="es-ES"/>
+        </w:rPr>
+        <w:t>*</w:t>
+      </w:r>
+      <w:r>
+        <w:rPr>
+          <w:rFonts w:ascii="Consolas" w:eastAsia="Times New Roman" w:hAnsi="Consolas" w:cs="Times New Roman"/>
+          <w:color w:val="9CDCFE"/>
+          <w:sz w:val="21"/>
+          <w:szCs w:val="21"/>
+          <w:lang w:eastAsia="es-ES"/>
+        </w:rPr>
+        <w:t>*15%</w:t>
+      </w:r>
+      <w:r>
+        <w:rPr>
+          <w:rFonts w:ascii="Consolas" w:eastAsia="Times New Roman" w:hAnsi="Consolas" w:cs="Times New Roman"/>
+          <w:color w:val="D4D4D4"/>
+          <w:sz w:val="21"/>
+          <w:szCs w:val="21"/>
+          <w:lang w:eastAsia="es-ES"/>
+        </w:rPr>
+        <w:t xml:space="preserve"> </w:t>
+      </w:r>
+      <w:r>
+        <w:rPr>
+          <w:rFonts w:ascii="Consolas" w:eastAsia="Times New Roman" w:hAnsi="Consolas" w:cs="Times New Roman"/>
+          <w:color w:val="569CD6"/>
+          <w:sz w:val="21"/>
+          <w:szCs w:val="21"/>
+          <w:lang w:eastAsia="es-ES"/>
+        </w:rPr>
+        <w:t>TEST (Prueba)**</w:t>
+      </w:r>
+      <w:r>
+        <w:rPr>
+          <w:rFonts w:ascii="Consolas" w:eastAsia="Times New Roman" w:hAnsi="Consolas" w:cs="Times New Roman"/>
+          <w:color w:val="D4D4D4"/>
+          <w:sz w:val="21"/>
+          <w:szCs w:val="21"/>
+          <w:lang w:eastAsia="es-ES"/>
+        </w:rPr>
+        <w:t xml:space="preserve">: </w:t>
+      </w:r>
+      <w:r>
+        <w:rPr>
+          <w:rFonts w:ascii="Consolas" w:eastAsia="Times New Roman" w:hAnsi="Consolas" w:cs="Times New Roman"/>
+          <w:color w:val="CE9178"/>
+          <w:sz w:val="21"/>
+          <w:szCs w:val="21"/>
+          <w:lang w:eastAsia="es-ES"/>
+        </w:rPr>
+        <w:t>Solo se usa AL FINAL para evaluar el modelo</w:t>
+      </w:r>
+    </w:p>
+    <w:p>
+      <w:pPr>
+        <w:shd w:val="clear" w:color="auto" w:fill="1F1F1F"/>
+        <w:spacing w:after="0" w:line="285" w:lineRule="atLeast"/>
+        <w:rPr>
+          <w:rFonts w:ascii="Consolas" w:eastAsia="Times New Roman" w:hAnsi="Consolas" w:cs="Times New Roman"/>
+          <w:color w:val="CCCCCC"/>
+          <w:sz w:val="21"/>
+          <w:szCs w:val="21"/>
+          <w:lang w:eastAsia="es-ES"/>
+        </w:rPr>
+      </w:pPr>
+      <w:r>
+        <w:rPr>
+          <w:rFonts w:ascii="Consolas" w:eastAsia="Times New Roman" w:hAnsi="Consolas" w:cs="Times New Roman"/>
+          <w:color w:val="D4D4D4"/>
+          <w:sz w:val="21"/>
+          <w:szCs w:val="21"/>
+          <w:lang w:eastAsia="es-ES"/>
+        </w:rPr>
+        <w:t xml:space="preserve">  </w:t>
+      </w:r>
+      <w:r>
+        <w:rPr>
+          <w:rFonts w:ascii="Consolas" w:eastAsia="Times New Roman" w:hAnsi="Consolas" w:cs="Times New Roman"/>
+          <w:color w:val="CE9178"/>
+          <w:sz w:val="21"/>
+          <w:szCs w:val="21"/>
+          <w:lang w:eastAsia="es-ES"/>
+        </w:rPr>
+        <w:t>- El modelo NUNCA ha visto estos datos</w:t>
+      </w:r>
+    </w:p>
+    <w:p>
+      <w:pPr>
+        <w:shd w:val="clear" w:color="auto" w:fill="1F1F1F"/>
+        <w:spacing w:after="0" w:line="285" w:lineRule="atLeast"/>
+        <w:rPr>
+          <w:rFonts w:ascii="Consolas" w:eastAsia="Times New Roman" w:hAnsi="Consolas" w:cs="Times New Roman"/>
+          <w:color w:val="CCCCCC"/>
+          <w:sz w:val="21"/>
+          <w:szCs w:val="21"/>
+          <w:lang w:eastAsia="es-ES"/>
+        </w:rPr>
+      </w:pPr>
+      <w:r>
+        <w:rPr>
+          <w:rFonts w:ascii="Consolas" w:eastAsia="Times New Roman" w:hAnsi="Consolas" w:cs="Times New Roman"/>
+          <w:color w:val="D4D4D4"/>
+          <w:sz w:val="21"/>
+          <w:szCs w:val="21"/>
+          <w:lang w:eastAsia="es-ES"/>
+        </w:rPr>
+        <w:t xml:space="preserve">  </w:t>
+      </w:r>
+      <w:r>
+        <w:rPr>
+          <w:rFonts w:ascii="Consolas" w:eastAsia="Times New Roman" w:hAnsi="Consolas" w:cs="Times New Roman"/>
+          <w:color w:val="CE9178"/>
+          <w:sz w:val="21"/>
+          <w:szCs w:val="21"/>
+          <w:lang w:eastAsia="es-ES"/>
+        </w:rPr>
+        <w:t>- Da la verdadera medida de rendimiento en producción</w:t>
+      </w:r>
+    </w:p>
+    <w:p>
+      <w:pPr>
+        <w:rPr>
+          <w:rFonts w:ascii="Aptos" w:hAnsi="Aptos" w:cstheme="minorHAnsi"/>
+        </w:rPr>
+      </w:pPr>
+    </w:p>
+    <w:p>
+      <w:pPr>
+        <w:shd w:val="clear" w:color="auto" w:fill="1F1F1F"/>
+        <w:spacing w:after="0" w:line="285" w:lineRule="atLeast"/>
+        <w:rPr>
+          <w:rFonts w:ascii="Consolas" w:eastAsia="Times New Roman" w:hAnsi="Consolas" w:cs="Times New Roman"/>
+          <w:color w:val="CCCCCC"/>
+          <w:sz w:val="21"/>
+          <w:szCs w:val="21"/>
+          <w:lang w:eastAsia="es-ES"/>
+        </w:rPr>
+      </w:pPr>
+      <w:r>
+        <w:rPr>
+          <w:rFonts w:ascii="Consolas" w:eastAsia="Times New Roman" w:hAnsi="Consolas" w:cs="Times New Roman"/>
+          <w:color w:val="569CD6"/>
+          <w:sz w:val="21"/>
+          <w:szCs w:val="21"/>
+          <w:lang w:eastAsia="es-ES"/>
+        </w:rPr>
+        <w:lastRenderedPageBreak/>
+        <w:t xml:space="preserve">Transformación de targets (log </w:t>
+      </w:r>
+      <w:proofErr w:type="spellStart"/>
+      <w:r>
+        <w:rPr>
+          <w:rFonts w:ascii="Consolas" w:eastAsia="Times New Roman" w:hAnsi="Consolas" w:cs="Times New Roman"/>
+          <w:color w:val="569CD6"/>
+          <w:sz w:val="21"/>
+          <w:szCs w:val="21"/>
+          <w:lang w:eastAsia="es-ES"/>
+        </w:rPr>
+        <w:t>transform</w:t>
+      </w:r>
+      <w:proofErr w:type="spellEnd"/>
+      <w:proofErr w:type="gramStart"/>
+      <w:r>
+        <w:rPr>
+          <w:rFonts w:ascii="Consolas" w:eastAsia="Times New Roman" w:hAnsi="Consolas" w:cs="Times New Roman"/>
+          <w:color w:val="569CD6"/>
+          <w:sz w:val="21"/>
+          <w:szCs w:val="21"/>
+          <w:lang w:eastAsia="es-ES"/>
+        </w:rPr>
+        <w:t>):*</w:t>
+      </w:r>
+      <w:proofErr w:type="gramEnd"/>
+      <w:r>
+        <w:rPr>
+          <w:rFonts w:ascii="Consolas" w:eastAsia="Times New Roman" w:hAnsi="Consolas" w:cs="Times New Roman"/>
+          <w:color w:val="F44747"/>
+          <w:sz w:val="21"/>
+          <w:szCs w:val="21"/>
+          <w:lang w:eastAsia="es-ES"/>
+        </w:rPr>
+        <w:t>*</w:t>
+      </w:r>
+    </w:p>
+    <w:p>
+      <w:pPr>
+        <w:shd w:val="clear" w:color="auto" w:fill="1F1F1F"/>
+        <w:spacing w:after="0" w:line="285" w:lineRule="atLeast"/>
+        <w:rPr>
+          <w:rFonts w:ascii="Consolas" w:eastAsia="Times New Roman" w:hAnsi="Consolas" w:cs="Times New Roman"/>
+          <w:color w:val="CCCCCC"/>
+          <w:sz w:val="21"/>
+          <w:szCs w:val="21"/>
+          <w:lang w:eastAsia="es-ES"/>
+        </w:rPr>
+      </w:pPr>
+      <w:r>
+        <w:rPr>
+          <w:rFonts w:ascii="Consolas" w:eastAsia="Times New Roman" w:hAnsi="Consolas" w:cs="Times New Roman"/>
+          <w:color w:val="569CD6"/>
+          <w:sz w:val="21"/>
+          <w:szCs w:val="21"/>
+          <w:lang w:eastAsia="es-ES"/>
+        </w:rPr>
+        <w:t>Aplicar `log1</w:t>
+      </w:r>
+      <w:proofErr w:type="gramStart"/>
+      <w:r>
+        <w:rPr>
+          <w:rFonts w:ascii="Consolas" w:eastAsia="Times New Roman" w:hAnsi="Consolas" w:cs="Times New Roman"/>
+          <w:color w:val="569CD6"/>
+          <w:sz w:val="21"/>
+          <w:szCs w:val="21"/>
+          <w:lang w:eastAsia="es-ES"/>
+        </w:rPr>
+        <w:t>p(</w:t>
+      </w:r>
+      <w:proofErr w:type="gramEnd"/>
+      <w:r>
+        <w:rPr>
+          <w:rFonts w:ascii="Consolas" w:eastAsia="Times New Roman" w:hAnsi="Consolas" w:cs="Times New Roman"/>
+          <w:color w:val="569CD6"/>
+          <w:sz w:val="21"/>
+          <w:szCs w:val="21"/>
+          <w:lang w:eastAsia="es-ES"/>
+        </w:rPr>
+        <w:t xml:space="preserve">)` a </w:t>
+      </w:r>
+      <w:proofErr w:type="spellStart"/>
+      <w:r>
+        <w:rPr>
+          <w:rFonts w:ascii="Consolas" w:eastAsia="Times New Roman" w:hAnsi="Consolas" w:cs="Times New Roman"/>
+          <w:color w:val="569CD6"/>
+          <w:sz w:val="21"/>
+          <w:szCs w:val="21"/>
+          <w:lang w:eastAsia="es-ES"/>
+        </w:rPr>
+        <w:t>views</w:t>
+      </w:r>
+      <w:proofErr w:type="spellEnd"/>
+      <w:r>
+        <w:rPr>
+          <w:rFonts w:ascii="Consolas" w:eastAsia="Times New Roman" w:hAnsi="Consolas" w:cs="Times New Roman"/>
+          <w:color w:val="569CD6"/>
+          <w:sz w:val="21"/>
+          <w:szCs w:val="21"/>
+          <w:lang w:eastAsia="es-ES"/>
+        </w:rPr>
+        <w:t xml:space="preserve">, </w:t>
+      </w:r>
+      <w:proofErr w:type="spellStart"/>
+      <w:r>
+        <w:rPr>
+          <w:rFonts w:ascii="Consolas" w:eastAsia="Times New Roman" w:hAnsi="Consolas" w:cs="Times New Roman"/>
+          <w:color w:val="569CD6"/>
+          <w:sz w:val="21"/>
+          <w:szCs w:val="21"/>
+          <w:lang w:eastAsia="es-ES"/>
+        </w:rPr>
+        <w:t>likes</w:t>
+      </w:r>
+      <w:proofErr w:type="spellEnd"/>
+      <w:r>
+        <w:rPr>
+          <w:rFonts w:ascii="Consolas" w:eastAsia="Times New Roman" w:hAnsi="Consolas" w:cs="Times New Roman"/>
+          <w:color w:val="569CD6"/>
+          <w:sz w:val="21"/>
+          <w:szCs w:val="21"/>
+          <w:lang w:eastAsia="es-ES"/>
+        </w:rPr>
+        <w:t xml:space="preserve"> y </w:t>
+      </w:r>
+      <w:proofErr w:type="spellStart"/>
+      <w:r>
+        <w:rPr>
+          <w:rFonts w:ascii="Consolas" w:eastAsia="Times New Roman" w:hAnsi="Consolas" w:cs="Times New Roman"/>
+          <w:color w:val="569CD6"/>
+          <w:sz w:val="21"/>
+          <w:szCs w:val="21"/>
+          <w:lang w:eastAsia="es-ES"/>
+        </w:rPr>
+        <w:t>comments</w:t>
+      </w:r>
+      <w:proofErr w:type="spellEnd"/>
+      <w:r>
+        <w:rPr>
+          <w:rFonts w:ascii="Consolas" w:eastAsia="Times New Roman" w:hAnsi="Consolas" w:cs="Times New Roman"/>
+          <w:color w:val="569CD6"/>
+          <w:sz w:val="21"/>
+          <w:szCs w:val="21"/>
+          <w:lang w:eastAsia="es-ES"/>
+        </w:rPr>
+        <w:t xml:space="preserve"> porque</w:t>
+      </w:r>
+      <w:r>
+        <w:rPr>
+          <w:rFonts w:ascii="Consolas" w:eastAsia="Times New Roman" w:hAnsi="Consolas" w:cs="Times New Roman"/>
+          <w:color w:val="D4D4D4"/>
+          <w:sz w:val="21"/>
+          <w:szCs w:val="21"/>
+          <w:lang w:eastAsia="es-ES"/>
+        </w:rPr>
+        <w:t>:</w:t>
+      </w:r>
+    </w:p>
+    <w:p>
+      <w:pPr>
+        <w:shd w:val="clear" w:color="auto" w:fill="1F1F1F"/>
+        <w:spacing w:after="0" w:line="285" w:lineRule="atLeast"/>
+        <w:rPr>
+          <w:rFonts w:ascii="Consolas" w:eastAsia="Times New Roman" w:hAnsi="Consolas" w:cs="Times New Roman"/>
+          <w:color w:val="CCCCCC"/>
+          <w:sz w:val="21"/>
+          <w:szCs w:val="21"/>
+          <w:lang w:eastAsia="es-ES"/>
+        </w:rPr>
+      </w:pPr>
+      <w:r>
+        <w:rPr>
+          <w:rFonts w:ascii="Consolas" w:eastAsia="Times New Roman" w:hAnsi="Consolas" w:cs="Times New Roman"/>
+          <w:color w:val="D4D4D4"/>
+          <w:sz w:val="21"/>
+          <w:szCs w:val="21"/>
+          <w:lang w:eastAsia="es-ES"/>
+        </w:rPr>
+        <w:t xml:space="preserve">- </w:t>
+      </w:r>
+      <w:r>
+        <w:rPr>
+          <w:rFonts w:ascii="Consolas" w:eastAsia="Times New Roman" w:hAnsi="Consolas" w:cs="Times New Roman"/>
+          <w:color w:val="C586C0"/>
+          <w:sz w:val="21"/>
+          <w:szCs w:val="21"/>
+          <w:lang w:eastAsia="es-ES"/>
+        </w:rPr>
+        <w:t>*</w:t>
+      </w:r>
+      <w:r>
+        <w:rPr>
+          <w:rFonts w:ascii="Consolas" w:eastAsia="Times New Roman" w:hAnsi="Consolas" w:cs="Times New Roman"/>
+          <w:color w:val="9CDCFE"/>
+          <w:sz w:val="21"/>
+          <w:szCs w:val="21"/>
+          <w:lang w:eastAsia="es-ES"/>
+        </w:rPr>
+        <w:t>*Problema**:</w:t>
+      </w:r>
+      <w:r>
+        <w:rPr>
+          <w:rFonts w:ascii="Consolas" w:eastAsia="Times New Roman" w:hAnsi="Consolas" w:cs="Times New Roman"/>
+          <w:color w:val="D4D4D4"/>
+          <w:sz w:val="21"/>
+          <w:szCs w:val="21"/>
+          <w:lang w:eastAsia="es-ES"/>
+        </w:rPr>
+        <w:t xml:space="preserve"> </w:t>
+      </w:r>
+      <w:r>
+        <w:rPr>
+          <w:rFonts w:ascii="Consolas" w:eastAsia="Times New Roman" w:hAnsi="Consolas" w:cs="Times New Roman"/>
+          <w:color w:val="F44747"/>
+          <w:sz w:val="21"/>
+          <w:szCs w:val="21"/>
+          <w:lang w:eastAsia="es-ES"/>
+        </w:rPr>
+        <w:t>Distribución</w:t>
+      </w:r>
+      <w:r>
+        <w:rPr>
+          <w:rFonts w:ascii="Consolas" w:eastAsia="Times New Roman" w:hAnsi="Consolas" w:cs="Times New Roman"/>
+          <w:color w:val="D4D4D4"/>
+          <w:sz w:val="21"/>
+          <w:szCs w:val="21"/>
+          <w:lang w:eastAsia="es-ES"/>
+        </w:rPr>
+        <w:t xml:space="preserve"> </w:t>
+      </w:r>
+      <w:r>
+        <w:rPr>
+          <w:rFonts w:ascii="Consolas" w:eastAsia="Times New Roman" w:hAnsi="Consolas" w:cs="Times New Roman"/>
+          <w:color w:val="F44747"/>
+          <w:sz w:val="21"/>
+          <w:szCs w:val="21"/>
+          <w:lang w:eastAsia="es-ES"/>
+        </w:rPr>
+        <w:t>muy</w:t>
+      </w:r>
+      <w:r>
+        <w:rPr>
+          <w:rFonts w:ascii="Consolas" w:eastAsia="Times New Roman" w:hAnsi="Consolas" w:cs="Times New Roman"/>
+          <w:color w:val="D4D4D4"/>
+          <w:sz w:val="21"/>
+          <w:szCs w:val="21"/>
+          <w:lang w:eastAsia="es-ES"/>
+        </w:rPr>
+        <w:t xml:space="preserve"> </w:t>
+      </w:r>
+      <w:r>
+        <w:rPr>
+          <w:rFonts w:ascii="Consolas" w:eastAsia="Times New Roman" w:hAnsi="Consolas" w:cs="Times New Roman"/>
+          <w:color w:val="F44747"/>
+          <w:sz w:val="21"/>
+          <w:szCs w:val="21"/>
+          <w:lang w:eastAsia="es-ES"/>
+        </w:rPr>
+        <w:t>sesgada</w:t>
+      </w:r>
+    </w:p>
+    <w:p>
+      <w:pPr>
+        <w:shd w:val="clear" w:color="auto" w:fill="1F1F1F"/>
+        <w:spacing w:after="0" w:line="285" w:lineRule="atLeast"/>
+        <w:rPr>
+          <w:rFonts w:ascii="Consolas" w:eastAsia="Times New Roman" w:hAnsi="Consolas" w:cs="Times New Roman"/>
+          <w:color w:val="CCCCCC"/>
+          <w:sz w:val="21"/>
+          <w:szCs w:val="21"/>
+          <w:lang w:eastAsia="es-ES"/>
+        </w:rPr>
+      </w:pPr>
+      <w:r>
+        <w:rPr>
+          <w:rFonts w:ascii="Consolas" w:eastAsia="Times New Roman" w:hAnsi="Consolas" w:cs="Times New Roman"/>
+          <w:color w:val="D4D4D4"/>
+          <w:sz w:val="21"/>
+          <w:szCs w:val="21"/>
+          <w:lang w:eastAsia="es-ES"/>
+        </w:rPr>
+        <w:t xml:space="preserve">  </w:t>
+      </w:r>
+      <w:r>
+        <w:rPr>
+          <w:rFonts w:ascii="Consolas" w:eastAsia="Times New Roman" w:hAnsi="Consolas" w:cs="Times New Roman"/>
+          <w:color w:val="F44747"/>
+          <w:sz w:val="21"/>
+          <w:szCs w:val="21"/>
+          <w:lang w:eastAsia="es-ES"/>
+        </w:rPr>
+        <w:t>-</w:t>
+      </w:r>
+      <w:r>
+        <w:rPr>
+          <w:rFonts w:ascii="Consolas" w:eastAsia="Times New Roman" w:hAnsi="Consolas" w:cs="Times New Roman"/>
+          <w:color w:val="D4D4D4"/>
+          <w:sz w:val="21"/>
+          <w:szCs w:val="21"/>
+          <w:lang w:eastAsia="es-ES"/>
+        </w:rPr>
+        <w:t xml:space="preserve"> </w:t>
+      </w:r>
+      <w:r>
+        <w:rPr>
+          <w:rFonts w:ascii="Consolas" w:eastAsia="Times New Roman" w:hAnsi="Consolas" w:cs="Times New Roman"/>
+          <w:color w:val="F44747"/>
+          <w:sz w:val="21"/>
+          <w:szCs w:val="21"/>
+          <w:lang w:eastAsia="es-ES"/>
+        </w:rPr>
+        <w:t>90%</w:t>
+      </w:r>
+      <w:r>
+        <w:rPr>
+          <w:rFonts w:ascii="Consolas" w:eastAsia="Times New Roman" w:hAnsi="Consolas" w:cs="Times New Roman"/>
+          <w:color w:val="D4D4D4"/>
+          <w:sz w:val="21"/>
+          <w:szCs w:val="21"/>
+          <w:lang w:eastAsia="es-ES"/>
+        </w:rPr>
+        <w:t xml:space="preserve"> </w:t>
+      </w:r>
+      <w:r>
+        <w:rPr>
+          <w:rFonts w:ascii="Consolas" w:eastAsia="Times New Roman" w:hAnsi="Consolas" w:cs="Times New Roman"/>
+          <w:color w:val="F44747"/>
+          <w:sz w:val="21"/>
+          <w:szCs w:val="21"/>
+          <w:lang w:eastAsia="es-ES"/>
+        </w:rPr>
+        <w:t>de</w:t>
+      </w:r>
+      <w:r>
+        <w:rPr>
+          <w:rFonts w:ascii="Consolas" w:eastAsia="Times New Roman" w:hAnsi="Consolas" w:cs="Times New Roman"/>
+          <w:color w:val="D4D4D4"/>
+          <w:sz w:val="21"/>
+          <w:szCs w:val="21"/>
+          <w:lang w:eastAsia="es-ES"/>
+        </w:rPr>
+        <w:t xml:space="preserve"> </w:t>
+      </w:r>
+      <w:r>
+        <w:rPr>
+          <w:rFonts w:ascii="Consolas" w:eastAsia="Times New Roman" w:hAnsi="Consolas" w:cs="Times New Roman"/>
+          <w:color w:val="F44747"/>
+          <w:sz w:val="21"/>
+          <w:szCs w:val="21"/>
+          <w:lang w:eastAsia="es-ES"/>
+        </w:rPr>
+        <w:t>videos:</w:t>
+      </w:r>
+      <w:r>
+        <w:rPr>
+          <w:rFonts w:ascii="Consolas" w:eastAsia="Times New Roman" w:hAnsi="Consolas" w:cs="Times New Roman"/>
+          <w:color w:val="D4D4D4"/>
+          <w:sz w:val="21"/>
+          <w:szCs w:val="21"/>
+          <w:lang w:eastAsia="es-ES"/>
+        </w:rPr>
+        <w:t xml:space="preserve"> </w:t>
+      </w:r>
+      <w:r>
+        <w:rPr>
+          <w:rFonts w:ascii="Consolas" w:eastAsia="Times New Roman" w:hAnsi="Consolas" w:cs="Times New Roman"/>
+          <w:color w:val="CE9178"/>
+          <w:sz w:val="21"/>
+          <w:szCs w:val="21"/>
+          <w:lang w:eastAsia="es-ES"/>
+        </w:rPr>
+        <w:t xml:space="preserve">1,000 - 10,000 </w:t>
+      </w:r>
+      <w:proofErr w:type="spellStart"/>
+      <w:r>
+        <w:rPr>
+          <w:rFonts w:ascii="Consolas" w:eastAsia="Times New Roman" w:hAnsi="Consolas" w:cs="Times New Roman"/>
+          <w:color w:val="CE9178"/>
+          <w:sz w:val="21"/>
+          <w:szCs w:val="21"/>
+          <w:lang w:eastAsia="es-ES"/>
+        </w:rPr>
+        <w:t>views</w:t>
+      </w:r>
+      <w:proofErr w:type="spellEnd"/>
+    </w:p>
+    <w:p>
+      <w:pPr>
+        <w:shd w:val="clear" w:color="auto" w:fill="1F1F1F"/>
+        <w:spacing w:after="0" w:line="285" w:lineRule="atLeast"/>
+        <w:rPr>
+          <w:rFonts w:ascii="Consolas" w:eastAsia="Times New Roman" w:hAnsi="Consolas" w:cs="Times New Roman"/>
+          <w:color w:val="CCCCCC"/>
+          <w:sz w:val="21"/>
+          <w:szCs w:val="21"/>
+          <w:lang w:eastAsia="es-ES"/>
+        </w:rPr>
+      </w:pPr>
+      <w:r>
+        <w:rPr>
+          <w:rFonts w:ascii="Consolas" w:eastAsia="Times New Roman" w:hAnsi="Consolas" w:cs="Times New Roman"/>
+          <w:color w:val="CE9178"/>
+          <w:sz w:val="21"/>
+          <w:szCs w:val="21"/>
+          <w:lang w:eastAsia="es-ES"/>
+        </w:rPr>
+        <w:t>  - 10% de videos</w:t>
+      </w:r>
+      <w:r>
+        <w:rPr>
+          <w:rFonts w:ascii="Consolas" w:eastAsia="Times New Roman" w:hAnsi="Consolas" w:cs="Times New Roman"/>
+          <w:color w:val="F44747"/>
+          <w:sz w:val="21"/>
+          <w:szCs w:val="21"/>
+          <w:lang w:eastAsia="es-ES"/>
+        </w:rPr>
+        <w:t>:</w:t>
+      </w:r>
+      <w:r>
+        <w:rPr>
+          <w:rFonts w:ascii="Consolas" w:eastAsia="Times New Roman" w:hAnsi="Consolas" w:cs="Times New Roman"/>
+          <w:color w:val="CE9178"/>
+          <w:sz w:val="21"/>
+          <w:szCs w:val="21"/>
+          <w:lang w:eastAsia="es-ES"/>
+        </w:rPr>
+        <w:t xml:space="preserve"> 100,000 - 1,000,000 </w:t>
+      </w:r>
+      <w:proofErr w:type="spellStart"/>
+      <w:r>
+        <w:rPr>
+          <w:rFonts w:ascii="Consolas" w:eastAsia="Times New Roman" w:hAnsi="Consolas" w:cs="Times New Roman"/>
+          <w:color w:val="CE9178"/>
+          <w:sz w:val="21"/>
+          <w:szCs w:val="21"/>
+          <w:lang w:eastAsia="es-ES"/>
+        </w:rPr>
+        <w:t>views</w:t>
+      </w:r>
+      <w:proofErr w:type="spellEnd"/>
+    </w:p>
+    <w:p>
+      <w:pPr>
+        <w:shd w:val="clear" w:color="auto" w:fill="1F1F1F"/>
+        <w:spacing w:after="0" w:line="285" w:lineRule="atLeast"/>
+        <w:rPr>
+          <w:rFonts w:ascii="Consolas" w:eastAsia="Times New Roman" w:hAnsi="Consolas" w:cs="Times New Roman"/>
+          <w:color w:val="CCCCCC"/>
+          <w:sz w:val="21"/>
+          <w:szCs w:val="21"/>
+          <w:lang w:eastAsia="es-ES"/>
+        </w:rPr>
+      </w:pPr>
+      <w:r>
+        <w:rPr>
+          <w:rFonts w:ascii="Consolas" w:eastAsia="Times New Roman" w:hAnsi="Consolas" w:cs="Times New Roman"/>
+          <w:color w:val="D4D4D4"/>
+          <w:sz w:val="21"/>
+          <w:szCs w:val="21"/>
+          <w:lang w:eastAsia="es-ES"/>
+        </w:rPr>
+        <w:t xml:space="preserve">- </w:t>
+      </w:r>
+      <w:r>
+        <w:rPr>
+          <w:rFonts w:ascii="Consolas" w:eastAsia="Times New Roman" w:hAnsi="Consolas" w:cs="Times New Roman"/>
+          <w:color w:val="CE9178"/>
+          <w:sz w:val="21"/>
+          <w:szCs w:val="21"/>
+          <w:lang w:eastAsia="es-ES"/>
+        </w:rPr>
+        <w:t>El modelo se confunde con números tan diferentes (100 vs 1,000,000)</w:t>
+      </w:r>
+    </w:p>
+    <w:p>
+      <w:pPr>
+        <w:shd w:val="clear" w:color="auto" w:fill="1F1F1F"/>
+        <w:spacing w:after="0" w:line="285" w:lineRule="atLeast"/>
+        <w:rPr>
+          <w:rFonts w:ascii="Consolas" w:eastAsia="Times New Roman" w:hAnsi="Consolas" w:cs="Times New Roman"/>
+          <w:color w:val="CCCCCC"/>
+          <w:sz w:val="21"/>
+          <w:szCs w:val="21"/>
+          <w:lang w:eastAsia="es-ES"/>
+        </w:rPr>
+      </w:pPr>
+    </w:p>
+    <w:p>
+      <w:pPr>
+        <w:shd w:val="clear" w:color="auto" w:fill="1F1F1F"/>
+        <w:spacing w:after="0" w:line="285" w:lineRule="atLeast"/>
+        <w:rPr>
+          <w:rFonts w:ascii="Consolas" w:eastAsia="Times New Roman" w:hAnsi="Consolas" w:cs="Times New Roman"/>
+          <w:color w:val="CCCCCC"/>
+          <w:sz w:val="21"/>
+          <w:szCs w:val="21"/>
+          <w:lang w:eastAsia="es-ES"/>
+        </w:rPr>
+      </w:pPr>
+      <w:r>
+        <w:rPr>
+          <w:rFonts w:ascii="Consolas" w:eastAsia="Times New Roman" w:hAnsi="Consolas" w:cs="Times New Roman"/>
+          <w:color w:val="D4D4D4"/>
+          <w:sz w:val="21"/>
+          <w:szCs w:val="21"/>
+          <w:lang w:eastAsia="es-ES"/>
+        </w:rPr>
+        <w:t xml:space="preserve">- </w:t>
+      </w:r>
+      <w:r>
+        <w:rPr>
+          <w:rFonts w:ascii="Consolas" w:eastAsia="Times New Roman" w:hAnsi="Consolas" w:cs="Times New Roman"/>
+          <w:color w:val="C586C0"/>
+          <w:sz w:val="21"/>
+          <w:szCs w:val="21"/>
+          <w:lang w:eastAsia="es-ES"/>
+        </w:rPr>
+        <w:t>*</w:t>
+      </w:r>
+      <w:r>
+        <w:rPr>
+          <w:rFonts w:ascii="Consolas" w:eastAsia="Times New Roman" w:hAnsi="Consolas" w:cs="Times New Roman"/>
+          <w:color w:val="9CDCFE"/>
+          <w:sz w:val="21"/>
+          <w:szCs w:val="21"/>
+          <w:lang w:eastAsia="es-ES"/>
+        </w:rPr>
+        <w:t>*Solución**:</w:t>
+      </w:r>
+      <w:r>
+        <w:rPr>
+          <w:rFonts w:ascii="Consolas" w:eastAsia="Times New Roman" w:hAnsi="Consolas" w:cs="Times New Roman"/>
+          <w:color w:val="D4D4D4"/>
+          <w:sz w:val="21"/>
+          <w:szCs w:val="21"/>
+          <w:lang w:eastAsia="es-ES"/>
+        </w:rPr>
+        <w:t xml:space="preserve"> </w:t>
+      </w:r>
+      <w:r>
+        <w:rPr>
+          <w:rFonts w:ascii="Consolas" w:eastAsia="Times New Roman" w:hAnsi="Consolas" w:cs="Times New Roman"/>
+          <w:color w:val="F44747"/>
+          <w:sz w:val="21"/>
+          <w:szCs w:val="21"/>
+          <w:lang w:eastAsia="es-ES"/>
+        </w:rPr>
+        <w:t>Aplicar</w:t>
+      </w:r>
+      <w:r>
+        <w:rPr>
+          <w:rFonts w:ascii="Consolas" w:eastAsia="Times New Roman" w:hAnsi="Consolas" w:cs="Times New Roman"/>
+          <w:color w:val="D4D4D4"/>
+          <w:sz w:val="21"/>
+          <w:szCs w:val="21"/>
+          <w:lang w:eastAsia="es-ES"/>
+        </w:rPr>
+        <w:t xml:space="preserve"> </w:t>
+      </w:r>
+      <w:r>
+        <w:rPr>
+          <w:rFonts w:ascii="Consolas" w:eastAsia="Times New Roman" w:hAnsi="Consolas" w:cs="Times New Roman"/>
+          <w:color w:val="F44747"/>
+          <w:sz w:val="21"/>
+          <w:szCs w:val="21"/>
+          <w:lang w:eastAsia="es-ES"/>
+        </w:rPr>
+        <w:t>logaritmo</w:t>
+      </w:r>
+    </w:p>
+    <w:p>
+      <w:pPr>
+        <w:shd w:val="clear" w:color="auto" w:fill="1F1F1F"/>
+        <w:spacing w:after="0" w:line="285" w:lineRule="atLeast"/>
+        <w:rPr>
+          <w:rFonts w:ascii="Consolas" w:eastAsia="Times New Roman" w:hAnsi="Consolas" w:cs="Times New Roman"/>
+          <w:color w:val="CCCCCC"/>
+          <w:sz w:val="21"/>
+          <w:szCs w:val="21"/>
+          <w:lang w:eastAsia="es-ES"/>
+        </w:rPr>
+      </w:pPr>
+      <w:r>
+        <w:rPr>
+          <w:rFonts w:ascii="Consolas" w:eastAsia="Times New Roman" w:hAnsi="Consolas" w:cs="Times New Roman"/>
+          <w:color w:val="D4D4D4"/>
+          <w:sz w:val="21"/>
+          <w:szCs w:val="21"/>
+          <w:lang w:eastAsia="es-ES"/>
+        </w:rPr>
+        <w:t xml:space="preserve">  </w:t>
+      </w:r>
+      <w:r>
+        <w:rPr>
+          <w:rFonts w:ascii="Consolas" w:eastAsia="Times New Roman" w:hAnsi="Consolas" w:cs="Times New Roman"/>
+          <w:color w:val="F44747"/>
+          <w:sz w:val="21"/>
+          <w:szCs w:val="21"/>
+          <w:lang w:eastAsia="es-ES"/>
+        </w:rPr>
+        <w:t>-</w:t>
+      </w:r>
+      <w:r>
+        <w:rPr>
+          <w:rFonts w:ascii="Consolas" w:eastAsia="Times New Roman" w:hAnsi="Consolas" w:cs="Times New Roman"/>
+          <w:color w:val="D4D4D4"/>
+          <w:sz w:val="21"/>
+          <w:szCs w:val="21"/>
+          <w:lang w:eastAsia="es-ES"/>
+        </w:rPr>
+        <w:t xml:space="preserve"> </w:t>
+      </w:r>
+      <w:proofErr w:type="gramStart"/>
+      <w:r>
+        <w:rPr>
+          <w:rFonts w:ascii="Consolas" w:eastAsia="Times New Roman" w:hAnsi="Consolas" w:cs="Times New Roman"/>
+          <w:color w:val="F44747"/>
+          <w:sz w:val="21"/>
+          <w:szCs w:val="21"/>
+          <w:lang w:eastAsia="es-ES"/>
+        </w:rPr>
+        <w:t>log(</w:t>
+      </w:r>
+      <w:proofErr w:type="gramEnd"/>
+      <w:r>
+        <w:rPr>
+          <w:rFonts w:ascii="Consolas" w:eastAsia="Times New Roman" w:hAnsi="Consolas" w:cs="Times New Roman"/>
+          <w:color w:val="F44747"/>
+          <w:sz w:val="21"/>
+          <w:szCs w:val="21"/>
+          <w:lang w:eastAsia="es-ES"/>
+        </w:rPr>
+        <w:t>100)</w:t>
+      </w:r>
+      <w:r>
+        <w:rPr>
+          <w:rFonts w:ascii="Consolas" w:eastAsia="Times New Roman" w:hAnsi="Consolas" w:cs="Times New Roman"/>
+          <w:color w:val="D4D4D4"/>
+          <w:sz w:val="21"/>
+          <w:szCs w:val="21"/>
+          <w:lang w:eastAsia="es-ES"/>
+        </w:rPr>
+        <w:t xml:space="preserve"> </w:t>
+      </w:r>
+      <w:r>
+        <w:rPr>
+          <w:rFonts w:ascii="Consolas" w:eastAsia="Times New Roman" w:hAnsi="Consolas" w:cs="Times New Roman"/>
+          <w:color w:val="F44747"/>
+          <w:sz w:val="21"/>
+          <w:szCs w:val="21"/>
+          <w:lang w:eastAsia="es-ES"/>
+        </w:rPr>
+        <w:t>=</w:t>
+      </w:r>
+      <w:r>
+        <w:rPr>
+          <w:rFonts w:ascii="Consolas" w:eastAsia="Times New Roman" w:hAnsi="Consolas" w:cs="Times New Roman"/>
+          <w:color w:val="D4D4D4"/>
+          <w:sz w:val="21"/>
+          <w:szCs w:val="21"/>
+          <w:lang w:eastAsia="es-ES"/>
+        </w:rPr>
+        <w:t xml:space="preserve"> </w:t>
+      </w:r>
+      <w:r>
+        <w:rPr>
+          <w:rFonts w:ascii="Consolas" w:eastAsia="Times New Roman" w:hAnsi="Consolas" w:cs="Times New Roman"/>
+          <w:color w:val="F44747"/>
+          <w:sz w:val="21"/>
+          <w:szCs w:val="21"/>
+          <w:lang w:eastAsia="es-ES"/>
+        </w:rPr>
+        <w:t>4.6</w:t>
+      </w:r>
+    </w:p>
+    <w:p>
+      <w:pPr>
+        <w:shd w:val="clear" w:color="auto" w:fill="1F1F1F"/>
+        <w:spacing w:after="0" w:line="285" w:lineRule="atLeast"/>
+        <w:rPr>
+          <w:rFonts w:ascii="Consolas" w:eastAsia="Times New Roman" w:hAnsi="Consolas" w:cs="Times New Roman"/>
+          <w:color w:val="CCCCCC"/>
+          <w:sz w:val="21"/>
+          <w:szCs w:val="21"/>
+          <w:lang w:eastAsia="es-ES"/>
+        </w:rPr>
+      </w:pPr>
+      <w:r>
+        <w:rPr>
+          <w:rFonts w:ascii="Consolas" w:eastAsia="Times New Roman" w:hAnsi="Consolas" w:cs="Times New Roman"/>
+          <w:color w:val="D4D4D4"/>
+          <w:sz w:val="21"/>
+          <w:szCs w:val="21"/>
+          <w:lang w:eastAsia="es-ES"/>
+        </w:rPr>
+        <w:t xml:space="preserve">  </w:t>
+      </w:r>
+      <w:r>
+        <w:rPr>
+          <w:rFonts w:ascii="Consolas" w:eastAsia="Times New Roman" w:hAnsi="Consolas" w:cs="Times New Roman"/>
+          <w:color w:val="F44747"/>
+          <w:sz w:val="21"/>
+          <w:szCs w:val="21"/>
+          <w:lang w:eastAsia="es-ES"/>
+        </w:rPr>
+        <w:t>-</w:t>
+      </w:r>
+      <w:r>
+        <w:rPr>
+          <w:rFonts w:ascii="Consolas" w:eastAsia="Times New Roman" w:hAnsi="Consolas" w:cs="Times New Roman"/>
+          <w:color w:val="D4D4D4"/>
+          <w:sz w:val="21"/>
+          <w:szCs w:val="21"/>
+          <w:lang w:eastAsia="es-ES"/>
+        </w:rPr>
+        <w:t xml:space="preserve"> </w:t>
+      </w:r>
+      <w:proofErr w:type="gramStart"/>
+      <w:r>
+        <w:rPr>
+          <w:rFonts w:ascii="Consolas" w:eastAsia="Times New Roman" w:hAnsi="Consolas" w:cs="Times New Roman"/>
+          <w:color w:val="F44747"/>
+          <w:sz w:val="21"/>
+          <w:szCs w:val="21"/>
+          <w:lang w:eastAsia="es-ES"/>
+        </w:rPr>
+        <w:t>log(</w:t>
+      </w:r>
+      <w:proofErr w:type="gramEnd"/>
+      <w:r>
+        <w:rPr>
+          <w:rFonts w:ascii="Consolas" w:eastAsia="Times New Roman" w:hAnsi="Consolas" w:cs="Times New Roman"/>
+          <w:color w:val="F44747"/>
+          <w:sz w:val="21"/>
+          <w:szCs w:val="21"/>
+          <w:lang w:eastAsia="es-ES"/>
+        </w:rPr>
+        <w:t>1,000,000)</w:t>
+      </w:r>
+      <w:r>
+        <w:rPr>
+          <w:rFonts w:ascii="Consolas" w:eastAsia="Times New Roman" w:hAnsi="Consolas" w:cs="Times New Roman"/>
+          <w:color w:val="D4D4D4"/>
+          <w:sz w:val="21"/>
+          <w:szCs w:val="21"/>
+          <w:lang w:eastAsia="es-ES"/>
+        </w:rPr>
+        <w:t xml:space="preserve"> </w:t>
+      </w:r>
+      <w:r>
+        <w:rPr>
+          <w:rFonts w:ascii="Consolas" w:eastAsia="Times New Roman" w:hAnsi="Consolas" w:cs="Times New Roman"/>
+          <w:color w:val="CE9178"/>
+          <w:sz w:val="21"/>
+          <w:szCs w:val="21"/>
+          <w:lang w:eastAsia="es-ES"/>
+        </w:rPr>
+        <w:t>= 13.8</w:t>
+      </w:r>
+    </w:p>
+    <w:p>
+      <w:pPr>
+        <w:shd w:val="clear" w:color="auto" w:fill="1F1F1F"/>
+        <w:spacing w:after="0" w:line="285" w:lineRule="atLeast"/>
+        <w:rPr>
+          <w:rFonts w:ascii="Consolas" w:eastAsia="Times New Roman" w:hAnsi="Consolas" w:cs="Times New Roman"/>
+          <w:color w:val="CCCCCC"/>
+          <w:sz w:val="21"/>
+          <w:szCs w:val="21"/>
+          <w:lang w:eastAsia="es-ES"/>
+        </w:rPr>
+      </w:pPr>
+      <w:r>
+        <w:rPr>
+          <w:rFonts w:ascii="Consolas" w:eastAsia="Times New Roman" w:hAnsi="Consolas" w:cs="Times New Roman"/>
+          <w:color w:val="CE9178"/>
+          <w:sz w:val="21"/>
+          <w:szCs w:val="21"/>
+          <w:lang w:eastAsia="es-ES"/>
+        </w:rPr>
+        <w:t>  - Ahora los números están en una escala más manejable (4 a 14)</w:t>
+      </w:r>
+    </w:p>
+    <w:p>
+      <w:pPr>
+        <w:shd w:val="clear" w:color="auto" w:fill="1F1F1F"/>
+        <w:spacing w:after="0" w:line="285" w:lineRule="atLeast"/>
+        <w:rPr>
+          <w:rFonts w:ascii="Consolas" w:eastAsia="Times New Roman" w:hAnsi="Consolas" w:cs="Times New Roman"/>
+          <w:color w:val="CCCCCC"/>
+          <w:sz w:val="21"/>
+          <w:szCs w:val="21"/>
+          <w:lang w:eastAsia="es-ES"/>
+        </w:rPr>
+      </w:pPr>
+    </w:p>
+    <w:p>
+      <w:pPr>
+        <w:shd w:val="clear" w:color="auto" w:fill="1F1F1F"/>
+        <w:spacing w:after="0" w:line="285" w:lineRule="atLeast"/>
+        <w:rPr>
+          <w:rFonts w:ascii="Consolas" w:eastAsia="Times New Roman" w:hAnsi="Consolas" w:cs="Times New Roman"/>
+          <w:color w:val="CCCCCC"/>
+          <w:sz w:val="21"/>
+          <w:szCs w:val="21"/>
+          <w:lang w:eastAsia="es-ES"/>
+        </w:rPr>
+      </w:pPr>
+      <w:r>
+        <w:rPr>
+          <w:rFonts w:ascii="Consolas" w:eastAsia="Times New Roman" w:hAnsi="Consolas" w:cs="Times New Roman"/>
+          <w:color w:val="D4D4D4"/>
+          <w:sz w:val="21"/>
+          <w:szCs w:val="21"/>
+          <w:lang w:eastAsia="es-ES"/>
+        </w:rPr>
+        <w:t xml:space="preserve">- </w:t>
+      </w:r>
+      <w:r>
+        <w:rPr>
+          <w:rFonts w:ascii="Consolas" w:eastAsia="Times New Roman" w:hAnsi="Consolas" w:cs="Times New Roman"/>
+          <w:color w:val="C586C0"/>
+          <w:sz w:val="21"/>
+          <w:szCs w:val="21"/>
+          <w:lang w:eastAsia="es-ES"/>
+        </w:rPr>
+        <w:t>*</w:t>
+      </w:r>
+      <w:r>
+        <w:rPr>
+          <w:rFonts w:ascii="Consolas" w:eastAsia="Times New Roman" w:hAnsi="Consolas" w:cs="Times New Roman"/>
+          <w:color w:val="9CDCFE"/>
+          <w:sz w:val="21"/>
+          <w:szCs w:val="21"/>
+          <w:lang w:eastAsia="es-ES"/>
+        </w:rPr>
+        <w:t>*Después</w:t>
+      </w:r>
+      <w:r>
+        <w:rPr>
+          <w:rFonts w:ascii="Consolas" w:eastAsia="Times New Roman" w:hAnsi="Consolas" w:cs="Times New Roman"/>
+          <w:color w:val="D4D4D4"/>
+          <w:sz w:val="21"/>
+          <w:szCs w:val="21"/>
+          <w:lang w:eastAsia="es-ES"/>
+        </w:rPr>
+        <w:t xml:space="preserve"> </w:t>
+      </w:r>
+      <w:r>
+        <w:rPr>
+          <w:rFonts w:ascii="Consolas" w:eastAsia="Times New Roman" w:hAnsi="Consolas" w:cs="Times New Roman"/>
+          <w:color w:val="569CD6"/>
+          <w:sz w:val="21"/>
+          <w:szCs w:val="21"/>
+          <w:lang w:eastAsia="es-ES"/>
+        </w:rPr>
+        <w:t>de predecir**</w:t>
+      </w:r>
+      <w:r>
+        <w:rPr>
+          <w:rFonts w:ascii="Consolas" w:eastAsia="Times New Roman" w:hAnsi="Consolas" w:cs="Times New Roman"/>
+          <w:color w:val="D4D4D4"/>
+          <w:sz w:val="21"/>
+          <w:szCs w:val="21"/>
+          <w:lang w:eastAsia="es-ES"/>
+        </w:rPr>
+        <w:t xml:space="preserve">: </w:t>
+      </w:r>
+      <w:r>
+        <w:rPr>
+          <w:rFonts w:ascii="Consolas" w:eastAsia="Times New Roman" w:hAnsi="Consolas" w:cs="Times New Roman"/>
+          <w:color w:val="CE9178"/>
+          <w:sz w:val="21"/>
+          <w:szCs w:val="21"/>
+          <w:lang w:eastAsia="es-ES"/>
+        </w:rPr>
+        <w:t>Convertir de vuelta con `expm1</w:t>
+      </w:r>
+      <w:proofErr w:type="gramStart"/>
+      <w:r>
+        <w:rPr>
+          <w:rFonts w:ascii="Consolas" w:eastAsia="Times New Roman" w:hAnsi="Consolas" w:cs="Times New Roman"/>
+          <w:color w:val="CE9178"/>
+          <w:sz w:val="21"/>
+          <w:szCs w:val="21"/>
+          <w:lang w:eastAsia="es-ES"/>
+        </w:rPr>
+        <w:t>()`</w:t>
+      </w:r>
+      <w:proofErr w:type="gramEnd"/>
+    </w:p>
+    <w:p>
+      <w:pPr>
+        <w:shd w:val="clear" w:color="auto" w:fill="1F1F1F"/>
+        <w:spacing w:after="0" w:line="285" w:lineRule="atLeast"/>
+        <w:rPr>
+          <w:rFonts w:ascii="Consolas" w:eastAsia="Times New Roman" w:hAnsi="Consolas" w:cs="Times New Roman"/>
+          <w:color w:val="CCCCCC"/>
+          <w:sz w:val="21"/>
+          <w:szCs w:val="21"/>
+          <w:lang w:eastAsia="es-ES"/>
+        </w:rPr>
+      </w:pPr>
+      <w:r>
+        <w:rPr>
+          <w:rFonts w:ascii="Consolas" w:eastAsia="Times New Roman" w:hAnsi="Consolas" w:cs="Times New Roman"/>
+          <w:color w:val="D4D4D4"/>
+          <w:sz w:val="21"/>
+          <w:szCs w:val="21"/>
+          <w:lang w:eastAsia="es-ES"/>
+        </w:rPr>
+        <w:t xml:space="preserve">  </w:t>
+      </w:r>
+      <w:r>
+        <w:rPr>
+          <w:rFonts w:ascii="Consolas" w:eastAsia="Times New Roman" w:hAnsi="Consolas" w:cs="Times New Roman"/>
+          <w:color w:val="CE9178"/>
+          <w:sz w:val="21"/>
+          <w:szCs w:val="21"/>
+          <w:lang w:eastAsia="es-ES"/>
+        </w:rPr>
+        <w:t>- Predicción en log</w:t>
+      </w:r>
+      <w:r>
+        <w:rPr>
+          <w:rFonts w:ascii="Consolas" w:eastAsia="Times New Roman" w:hAnsi="Consolas" w:cs="Times New Roman"/>
+          <w:color w:val="F44747"/>
+          <w:sz w:val="21"/>
+          <w:szCs w:val="21"/>
+          <w:lang w:eastAsia="es-ES"/>
+        </w:rPr>
+        <w:t>:</w:t>
+      </w:r>
+      <w:r>
+        <w:rPr>
+          <w:rFonts w:ascii="Consolas" w:eastAsia="Times New Roman" w:hAnsi="Consolas" w:cs="Times New Roman"/>
+          <w:color w:val="CE9178"/>
+          <w:sz w:val="21"/>
+          <w:szCs w:val="21"/>
+          <w:lang w:eastAsia="es-ES"/>
+        </w:rPr>
+        <w:t xml:space="preserve"> 10.5 → </w:t>
+      </w:r>
+      <w:proofErr w:type="spellStart"/>
+      <w:r>
+        <w:rPr>
+          <w:rFonts w:ascii="Consolas" w:eastAsia="Times New Roman" w:hAnsi="Consolas" w:cs="Times New Roman"/>
+          <w:color w:val="CE9178"/>
+          <w:sz w:val="21"/>
+          <w:szCs w:val="21"/>
+          <w:lang w:eastAsia="es-ES"/>
+        </w:rPr>
+        <w:t>Views</w:t>
+      </w:r>
+      <w:proofErr w:type="spellEnd"/>
+      <w:r>
+        <w:rPr>
+          <w:rFonts w:ascii="Consolas" w:eastAsia="Times New Roman" w:hAnsi="Consolas" w:cs="Times New Roman"/>
+          <w:color w:val="CE9178"/>
+          <w:sz w:val="21"/>
+          <w:szCs w:val="21"/>
+          <w:lang w:eastAsia="es-ES"/>
+        </w:rPr>
+        <w:t xml:space="preserve"> reales</w:t>
+      </w:r>
+      <w:r>
+        <w:rPr>
+          <w:rFonts w:ascii="Consolas" w:eastAsia="Times New Roman" w:hAnsi="Consolas" w:cs="Times New Roman"/>
+          <w:color w:val="F44747"/>
+          <w:sz w:val="21"/>
+          <w:szCs w:val="21"/>
+          <w:lang w:eastAsia="es-ES"/>
+        </w:rPr>
+        <w:t>:</w:t>
+      </w:r>
+      <w:r>
+        <w:rPr>
+          <w:rFonts w:ascii="Consolas" w:eastAsia="Times New Roman" w:hAnsi="Consolas" w:cs="Times New Roman"/>
+          <w:color w:val="CE9178"/>
+          <w:sz w:val="21"/>
+          <w:szCs w:val="21"/>
+          <w:lang w:eastAsia="es-ES"/>
+        </w:rPr>
+        <w:t xml:space="preserve"> expm1(10.5) = 36,315 </w:t>
+      </w:r>
+      <w:proofErr w:type="spellStart"/>
+      <w:r>
+        <w:rPr>
+          <w:rFonts w:ascii="Consolas" w:eastAsia="Times New Roman" w:hAnsi="Consolas" w:cs="Times New Roman"/>
+          <w:color w:val="CE9178"/>
+          <w:sz w:val="21"/>
+          <w:szCs w:val="21"/>
+          <w:lang w:eastAsia="es-ES"/>
+        </w:rPr>
+        <w:t>views</w:t>
+      </w:r>
+      <w:proofErr w:type="spellEnd"/>
     </w:p>
     <w:p>
       <w:pPr>
@@ -4832,7 +7113,7 @@
         <w:b/>
       </w:rPr>
     </w:lvl>
-    <w:lvl w:ilvl="1" w:tplc="0C0A0003" w:tentative="1">
+    <w:lvl w:ilvl="1" w:tplc="0C0A0003">
       <w:start w:val="1"/>
       <w:numFmt w:val="bullet"/>
       <w:lvlText w:val="o"/>
@@ -4844,7 +7125,7 @@
         <w:rFonts w:ascii="Courier New" w:hAnsi="Courier New" w:cs="Courier New" w:hint="default"/>
       </w:rPr>
     </w:lvl>
-    <w:lvl w:ilvl="2" w:tplc="0C0A0005" w:tentative="1">
+    <w:lvl w:ilvl="2" w:tplc="0C0A0005">
       <w:start w:val="1"/>
       <w:numFmt w:val="bullet"/>
       <w:lvlText w:val=""/>
@@ -7331,6 +9612,7 @@
   <w:style w:type="character" w:default="1" w:styleId="Fuentedeprrafopredeter">
     <w:name w:val="Default Paragraph Font"/>
     <w:uiPriority w:val="1"/>
+    <w:semiHidden/>
     <w:unhideWhenUsed/>
   </w:style>
   <w:style w:type="table" w:default="1" w:styleId="Tablanormal">
@@ -7547,6 +9829,25 @@
       <w:spacing w:after="100"/>
       <w:ind w:left="440"/>
     </w:pPr>
+  </w:style>
+  <w:style w:type="table" w:styleId="Tablaconcuadrcula">
+    <w:name w:val="Table Grid"/>
+    <w:basedOn w:val="Tablanormal"/>
+    <w:uiPriority w:val="39"/>
+    <w:rsid w:val="00460F02"/>
+    <w:pPr>
+      <w:spacing w:after="0" w:line="240" w:lineRule="auto"/>
+    </w:pPr>
+    <w:tblPr>
+      <w:tblBorders>
+        <w:top w:val="single" w:sz="4" w:space="0" w:color="auto"/>
+        <w:left w:val="single" w:sz="4" w:space="0" w:color="auto"/>
+        <w:bottom w:val="single" w:sz="4" w:space="0" w:color="auto"/>
+        <w:right w:val="single" w:sz="4" w:space="0" w:color="auto"/>
+        <w:insideH w:val="single" w:sz="4" w:space="0" w:color="auto"/>
+        <w:insideV w:val="single" w:sz="4" w:space="0" w:color="auto"/>
+      </w:tblBorders>
+    </w:tblPr>
   </w:style>
 </w:styles>
 </file>

--- a/Memoria Técnica.docx
+++ b/Memoria Técnica.docx
@@ -22,103 +22,7 @@
           <w:szCs w:val="44"/>
           <w:lang w:eastAsia="es-ES"/>
         </w:rPr>
-        <w:t xml:space="preserve">Memoria Técnica: </w:t>
-      </w:r>
-      <w:proofErr w:type="spellStart"/>
-      <w:r>
-        <w:rPr>
-          <w:rFonts w:ascii="Aptos" w:eastAsia="Times New Roman" w:hAnsi="Aptos"/>
-          <w:b/>
-          <w:bCs/>
-          <w:sz w:val="44"/>
-          <w:szCs w:val="44"/>
-          <w:lang w:eastAsia="es-ES"/>
-        </w:rPr>
-        <w:t>Trend</w:t>
-      </w:r>
-      <w:proofErr w:type="spellEnd"/>
-      <w:r>
-        <w:rPr>
-          <w:rFonts w:ascii="Aptos" w:eastAsia="Times New Roman" w:hAnsi="Aptos"/>
-          <w:b/>
-          <w:bCs/>
-          <w:sz w:val="44"/>
-          <w:szCs w:val="44"/>
-          <w:lang w:eastAsia="es-ES"/>
-        </w:rPr>
-        <w:t xml:space="preserve"> </w:t>
-      </w:r>
-      <w:proofErr w:type="spellStart"/>
-      <w:r>
-        <w:rPr>
-          <w:rFonts w:ascii="Aptos" w:eastAsia="Times New Roman" w:hAnsi="Aptos"/>
-          <w:b/>
-          <w:bCs/>
-          <w:sz w:val="44"/>
-          <w:szCs w:val="44"/>
-          <w:lang w:eastAsia="es-ES"/>
-        </w:rPr>
-        <w:t>Food</w:t>
-      </w:r>
-      <w:proofErr w:type="spellEnd"/>
-      <w:r>
-        <w:rPr>
-          <w:rFonts w:ascii="Aptos" w:eastAsia="Times New Roman" w:hAnsi="Aptos"/>
-          <w:b/>
-          <w:bCs/>
-          <w:sz w:val="44"/>
-          <w:szCs w:val="44"/>
-          <w:lang w:eastAsia="es-ES"/>
-        </w:rPr>
-        <w:t xml:space="preserve"> in </w:t>
-      </w:r>
-      <w:proofErr w:type="spellStart"/>
-      <w:r>
-        <w:rPr>
-          <w:rFonts w:ascii="Aptos" w:eastAsia="Times New Roman" w:hAnsi="Aptos"/>
-          <w:b/>
-          <w:bCs/>
-          <w:sz w:val="44"/>
-          <w:szCs w:val="44"/>
-          <w:lang w:eastAsia="es-ES"/>
-        </w:rPr>
-        <w:t>Youtube</w:t>
-      </w:r>
-      <w:proofErr w:type="spellEnd"/>
-      <w:r>
-        <w:rPr>
-          <w:rFonts w:ascii="Aptos" w:eastAsia="Times New Roman" w:hAnsi="Aptos"/>
-          <w:b/>
-          <w:bCs/>
-          <w:sz w:val="44"/>
-          <w:szCs w:val="44"/>
-          <w:lang w:eastAsia="es-ES"/>
-        </w:rPr>
-        <w:t xml:space="preserve"> and </w:t>
-      </w:r>
-      <w:proofErr w:type="spellStart"/>
-      <w:r>
-        <w:rPr>
-          <w:rFonts w:ascii="Aptos" w:eastAsia="Times New Roman" w:hAnsi="Aptos"/>
-          <w:b/>
-          <w:bCs/>
-          <w:sz w:val="44"/>
-          <w:szCs w:val="44"/>
-          <w:lang w:eastAsia="es-ES"/>
-        </w:rPr>
-        <w:t>tiktok</w:t>
-      </w:r>
-      <w:proofErr w:type="spellEnd"/>
-      <w:r>
-        <w:rPr>
-          <w:rFonts w:ascii="Aptos" w:eastAsia="Times New Roman" w:hAnsi="Aptos"/>
-          <w:b/>
-          <w:bCs/>
-          <w:sz w:val="44"/>
-          <w:szCs w:val="44"/>
-          <w:lang w:eastAsia="es-ES"/>
-        </w:rPr>
-        <w:t xml:space="preserve"> 2025-2026</w:t>
+        <w:t>Memoria Técnica: Trend Food in Youtube and tiktok 2025-2026</w:t>
       </w:r>
     </w:p>
     <w:p>
@@ -167,7 +71,6 @@
         </w:rPr>
         <w:t xml:space="preserve">Fecha: </w:t>
       </w:r>
-      <w:proofErr w:type="gramStart"/>
       <w:r>
         <w:rPr>
           <w:rFonts w:ascii="Aptos" w:eastAsia="Times New Roman" w:hAnsi="Aptos"/>
@@ -175,9 +78,8 @@
           <w:szCs w:val="24"/>
           <w:lang w:eastAsia="es-ES"/>
         </w:rPr>
-        <w:t>Enero</w:t>
-      </w:r>
-      <w:proofErr w:type="gramEnd"/>
+        <w:t>Febrero</w:t>
+      </w:r>
       <w:r>
         <w:rPr>
           <w:rFonts w:ascii="Aptos" w:eastAsia="Times New Roman" w:hAnsi="Aptos"/>
@@ -204,47 +106,7 @@
           <w:szCs w:val="24"/>
           <w:lang w:eastAsia="es-ES"/>
         </w:rPr>
-        <w:t xml:space="preserve">Proyecto: Final de </w:t>
-      </w:r>
-      <w:proofErr w:type="spellStart"/>
-      <w:r>
-        <w:rPr>
-          <w:rFonts w:ascii="Aptos" w:eastAsia="Times New Roman" w:hAnsi="Aptos"/>
-          <w:sz w:val="24"/>
-          <w:szCs w:val="24"/>
-          <w:lang w:eastAsia="es-ES"/>
-        </w:rPr>
-        <w:t>Bootcamp</w:t>
-      </w:r>
-      <w:proofErr w:type="spellEnd"/>
-      <w:r>
-        <w:rPr>
-          <w:rFonts w:ascii="Aptos" w:eastAsia="Times New Roman" w:hAnsi="Aptos"/>
-          <w:sz w:val="24"/>
-          <w:szCs w:val="24"/>
-          <w:lang w:eastAsia="es-ES"/>
-        </w:rPr>
-        <w:t xml:space="preserve"> (Data </w:t>
-      </w:r>
-      <w:proofErr w:type="spellStart"/>
-      <w:r>
-        <w:rPr>
-          <w:rFonts w:ascii="Aptos" w:eastAsia="Times New Roman" w:hAnsi="Aptos"/>
-          <w:sz w:val="24"/>
-          <w:szCs w:val="24"/>
-          <w:lang w:eastAsia="es-ES"/>
-        </w:rPr>
-        <w:t>Science</w:t>
-      </w:r>
-      <w:proofErr w:type="spellEnd"/>
-      <w:r>
-        <w:rPr>
-          <w:rFonts w:ascii="Aptos" w:eastAsia="Times New Roman" w:hAnsi="Aptos"/>
-          <w:sz w:val="24"/>
-          <w:szCs w:val="24"/>
-          <w:lang w:eastAsia="es-ES"/>
-        </w:rPr>
-        <w:t xml:space="preserve"> &amp; AI)</w:t>
+        <w:t>Proyecto: Final de Bootcamp (Data Science &amp; AI)</w:t>
       </w:r>
     </w:p>
     <w:p>
@@ -335,7 +197,6 @@
           <w:lang w:eastAsia="es-ES"/>
         </w:rPr>
       </w:pPr>
-      <w:proofErr w:type="spellStart"/>
       <w:r>
         <w:rPr>
           <w:rFonts w:ascii="Aptos" w:eastAsia="Times New Roman" w:hAnsi="Aptos"/>
@@ -345,9 +206,68 @@
           <w:szCs w:val="24"/>
           <w:lang w:eastAsia="es-ES"/>
         </w:rPr>
-        <w:t>PowerBI</w:t>
-      </w:r>
-      <w:proofErr w:type="spellEnd"/>
+        <w:t>PowerBI 2025</w:t>
+      </w:r>
+      <w:r>
+        <w:rPr>
+          <w:rFonts w:ascii="Aptos" w:eastAsia="Times New Roman" w:hAnsi="Aptos"/>
+          <w:sz w:val="24"/>
+          <w:szCs w:val="24"/>
+          <w:lang w:eastAsia="es-ES"/>
+        </w:rPr>
+        <w:t xml:space="preserve">: Estudio de los videos </w:t>
+      </w:r>
+      <w:r>
+        <w:rPr>
+          <w:rFonts w:ascii="Aptos" w:eastAsia="Times New Roman" w:hAnsi="Aptos"/>
+          <w:sz w:val="24"/>
+          <w:szCs w:val="24"/>
+          <w:lang w:eastAsia="es-ES"/>
+        </w:rPr>
+        <w:t xml:space="preserve">de comida </w:t>
+      </w:r>
+      <w:r>
+        <w:rPr>
+          <w:rFonts w:ascii="Aptos" w:eastAsia="Times New Roman" w:hAnsi="Aptos"/>
+          <w:sz w:val="24"/>
+          <w:szCs w:val="24"/>
+          <w:lang w:eastAsia="es-ES"/>
+        </w:rPr>
+        <w:t>con mejor rating tanto en Youtube como en tiktok</w:t>
+      </w:r>
+      <w:r>
+        <w:rPr>
+          <w:rFonts w:ascii="Aptos" w:eastAsia="Times New Roman" w:hAnsi="Aptos"/>
+          <w:sz w:val="24"/>
+          <w:szCs w:val="24"/>
+          <w:lang w:eastAsia="es-ES"/>
+        </w:rPr>
+        <w:t xml:space="preserve"> durante el 2025.</w:t>
+      </w:r>
+      <w:r>
+        <w:rPr>
+          <w:rFonts w:ascii="Aptos" w:eastAsia="Times New Roman" w:hAnsi="Aptos"/>
+          <w:sz w:val="24"/>
+          <w:szCs w:val="24"/>
+          <w:lang w:eastAsia="es-ES"/>
+        </w:rPr>
+        <w:br/>
+      </w:r>
+    </w:p>
+    <w:p>
+      <w:pPr>
+        <w:pStyle w:val="Prrafodelista"/>
+        <w:numPr>
+          <w:ilvl w:val="0"/>
+          <w:numId w:val="27"/>
+        </w:numPr>
+        <w:rPr>
+          <w:rFonts w:ascii="Aptos" w:eastAsia="Times New Roman" w:hAnsi="Aptos"/>
+          <w:sz w:val="24"/>
+          <w:szCs w:val="24"/>
+          <w:lang w:eastAsia="es-ES"/>
+        </w:rPr>
+      </w:pPr>
       <w:r>
         <w:rPr>
           <w:rFonts w:ascii="Aptos" w:eastAsia="Times New Roman" w:hAnsi="Aptos"/>
@@ -357,91 +277,8 @@
           <w:szCs w:val="24"/>
           <w:lang w:eastAsia="es-ES"/>
         </w:rPr>
-        <w:t xml:space="preserve"> 2025</w:t>
-      </w:r>
-      <w:r>
-        <w:rPr>
-          <w:rFonts w:ascii="Aptos" w:eastAsia="Times New Roman" w:hAnsi="Aptos"/>
-          <w:sz w:val="24"/>
-          <w:szCs w:val="24"/>
-          <w:lang w:eastAsia="es-ES"/>
-        </w:rPr>
-        <w:t xml:space="preserve">: Estudio de los videos </w:t>
-      </w:r>
-      <w:r>
-        <w:rPr>
-          <w:rFonts w:ascii="Aptos" w:eastAsia="Times New Roman" w:hAnsi="Aptos"/>
-          <w:sz w:val="24"/>
-          <w:szCs w:val="24"/>
-          <w:lang w:eastAsia="es-ES"/>
-        </w:rPr>
-        <w:t xml:space="preserve">de comida </w:t>
-      </w:r>
-      <w:r>
-        <w:rPr>
-          <w:rFonts w:ascii="Aptos" w:eastAsia="Times New Roman" w:hAnsi="Aptos"/>
-          <w:sz w:val="24"/>
-          <w:szCs w:val="24"/>
-          <w:lang w:eastAsia="es-ES"/>
-        </w:rPr>
-        <w:t xml:space="preserve">con mejor rating tanto en </w:t>
-      </w:r>
-      <w:proofErr w:type="spellStart"/>
-      <w:r>
-        <w:rPr>
-          <w:rFonts w:ascii="Aptos" w:eastAsia="Times New Roman" w:hAnsi="Aptos"/>
-          <w:sz w:val="24"/>
-          <w:szCs w:val="24"/>
-          <w:lang w:eastAsia="es-ES"/>
-        </w:rPr>
-        <w:t>Youtube</w:t>
-      </w:r>
-      <w:proofErr w:type="spellEnd"/>
-      <w:r>
-        <w:rPr>
-          <w:rFonts w:ascii="Aptos" w:eastAsia="Times New Roman" w:hAnsi="Aptos"/>
-          <w:sz w:val="24"/>
-          <w:szCs w:val="24"/>
-          <w:lang w:eastAsia="es-ES"/>
-        </w:rPr>
-        <w:t xml:space="preserve"> como en </w:t>
-      </w:r>
-      <w:proofErr w:type="spellStart"/>
-      <w:r>
-        <w:rPr>
-          <w:rFonts w:ascii="Aptos" w:eastAsia="Times New Roman" w:hAnsi="Aptos"/>
-          <w:sz w:val="24"/>
-          <w:szCs w:val="24"/>
-          <w:lang w:eastAsia="es-ES"/>
-        </w:rPr>
-        <w:t>tiktok</w:t>
-      </w:r>
-      <w:proofErr w:type="spellEnd"/>
-    </w:p>
-    <w:p>
-      <w:pPr>
-        <w:rPr>
-          <w:rFonts w:ascii="Aptos" w:eastAsia="Times New Roman" w:hAnsi="Aptos"/>
-          <w:sz w:val="24"/>
-          <w:szCs w:val="24"/>
-          <w:lang w:eastAsia="es-ES"/>
-        </w:rPr>
-      </w:pPr>
-    </w:p>
-    <w:p>
-      <w:pPr>
-        <w:pStyle w:val="Prrafodelista"/>
-        <w:numPr>
-          <w:ilvl w:val="0"/>
-          <w:numId w:val="27"/>
-        </w:numPr>
-        <w:rPr>
-          <w:rFonts w:ascii="Aptos" w:eastAsia="Times New Roman" w:hAnsi="Aptos"/>
-          <w:sz w:val="24"/>
-          <w:szCs w:val="24"/>
-          <w:lang w:eastAsia="es-ES"/>
-        </w:rPr>
-      </w:pPr>
+        <w:t>M</w:t>
+      </w:r>
       <w:r>
         <w:rPr>
           <w:rFonts w:ascii="Aptos" w:eastAsia="Times New Roman" w:hAnsi="Aptos"/>
@@ -451,7 +288,7 @@
           <w:szCs w:val="24"/>
           <w:lang w:eastAsia="es-ES"/>
         </w:rPr>
-        <w:t>M</w:t>
+        <w:t xml:space="preserve">achine </w:t>
       </w:r>
       <w:r>
         <w:rPr>
@@ -462,9 +299,8 @@
           <w:szCs w:val="24"/>
           <w:lang w:eastAsia="es-ES"/>
         </w:rPr>
-        <w:t xml:space="preserve">achine </w:t>
-      </w:r>
-      <w:proofErr w:type="spellStart"/>
+        <w:t>L</w:t>
+      </w:r>
       <w:r>
         <w:rPr>
           <w:rFonts w:ascii="Aptos" w:eastAsia="Times New Roman" w:hAnsi="Aptos"/>
@@ -474,7 +310,7 @@
           <w:szCs w:val="24"/>
           <w:lang w:eastAsia="es-ES"/>
         </w:rPr>
-        <w:t>L</w:t>
+        <w:t>earning</w:t>
       </w:r>
       <w:r>
         <w:rPr>
@@ -485,33 +321,8 @@
           <w:szCs w:val="24"/>
           <w:lang w:eastAsia="es-ES"/>
         </w:rPr>
-        <w:t>earning</w:t>
-      </w:r>
-      <w:proofErr w:type="spellEnd"/>
-      <w:r>
-        <w:rPr>
-          <w:rFonts w:ascii="Aptos" w:eastAsia="Times New Roman" w:hAnsi="Aptos"/>
-          <w:b/>
-          <w:bCs/>
-          <w:sz w:val="24"/>
-          <w:szCs w:val="24"/>
-          <w:lang w:eastAsia="es-ES"/>
-        </w:rPr>
-        <w:t xml:space="preserve"> y Deep </w:t>
-      </w:r>
-      <w:proofErr w:type="spellStart"/>
-      <w:r>
-        <w:rPr>
-          <w:rFonts w:ascii="Aptos" w:eastAsia="Times New Roman" w:hAnsi="Aptos"/>
-          <w:b/>
-          <w:bCs/>
-          <w:sz w:val="24"/>
-          <w:szCs w:val="24"/>
-          <w:lang w:eastAsia="es-ES"/>
-        </w:rPr>
-        <w:t>learning</w:t>
-      </w:r>
-      <w:proofErr w:type="spellEnd"/>
+        <w:t xml:space="preserve"> y Deep learning</w:t>
+      </w:r>
       <w:r>
         <w:rPr>
           <w:rFonts w:ascii="Aptos" w:eastAsia="Times New Roman" w:hAnsi="Aptos"/>
@@ -528,67 +339,7 @@
           <w:szCs w:val="24"/>
           <w:lang w:eastAsia="es-ES"/>
         </w:rPr>
-        <w:t xml:space="preserve">a través de la API de </w:t>
-      </w:r>
-      <w:proofErr w:type="spellStart"/>
-      <w:r>
-        <w:rPr>
-          <w:rFonts w:ascii="Aptos" w:eastAsia="Times New Roman" w:hAnsi="Aptos"/>
-          <w:sz w:val="24"/>
-          <w:szCs w:val="24"/>
-          <w:lang w:eastAsia="es-ES"/>
-        </w:rPr>
-        <w:t>youtube</w:t>
-      </w:r>
-      <w:proofErr w:type="spellEnd"/>
-      <w:r>
-        <w:rPr>
-          <w:rFonts w:ascii="Aptos" w:eastAsia="Times New Roman" w:hAnsi="Aptos"/>
-          <w:sz w:val="24"/>
-          <w:szCs w:val="24"/>
-          <w:lang w:eastAsia="es-ES"/>
-        </w:rPr>
-        <w:t xml:space="preserve">, se </w:t>
-      </w:r>
-      <w:proofErr w:type="gramStart"/>
-      <w:r>
-        <w:rPr>
-          <w:rFonts w:ascii="Aptos" w:eastAsia="Times New Roman" w:hAnsi="Aptos"/>
-          <w:sz w:val="24"/>
-          <w:szCs w:val="24"/>
-          <w:lang w:eastAsia="es-ES"/>
-        </w:rPr>
-        <w:t>descargara</w:t>
-      </w:r>
-      <w:proofErr w:type="gramEnd"/>
-      <w:r>
-        <w:rPr>
-          <w:rFonts w:ascii="Aptos" w:eastAsia="Times New Roman" w:hAnsi="Aptos"/>
-          <w:sz w:val="24"/>
-          <w:szCs w:val="24"/>
-          <w:lang w:eastAsia="es-ES"/>
-        </w:rPr>
-        <w:t xml:space="preserve"> un </w:t>
-      </w:r>
-      <w:proofErr w:type="spellStart"/>
-      <w:r>
-        <w:rPr>
-          <w:rFonts w:ascii="Aptos" w:eastAsia="Times New Roman" w:hAnsi="Aptos"/>
-          <w:sz w:val="24"/>
-          <w:szCs w:val="24"/>
-          <w:lang w:eastAsia="es-ES"/>
-        </w:rPr>
-        <w:t>dataset</w:t>
-      </w:r>
-      <w:proofErr w:type="spellEnd"/>
-      <w:r>
-        <w:rPr>
-          <w:rFonts w:ascii="Aptos" w:eastAsia="Times New Roman" w:hAnsi="Aptos"/>
-          <w:sz w:val="24"/>
-          <w:szCs w:val="24"/>
-          <w:lang w:eastAsia="es-ES"/>
-        </w:rPr>
-        <w:t xml:space="preserve"> para entrenar a un modelo y poder predecir si un futuro video tendrá éxito o no</w:t>
+        <w:t>a través de la API de youtube, se descargara un dataset para entrenar a un modelo y poder predecir si un futuro video tendrá éxito o no</w:t>
       </w:r>
     </w:p>
     <w:p>
@@ -645,7 +396,7 @@
               <w:tab w:val="right" w:leader="dot" w:pos="8494"/>
             </w:tabs>
             <w:rPr>
-              <w:rFonts w:eastAsiaTheme="minorEastAsia"/>
+              <w:rFonts w:ascii="Aptos" w:eastAsiaTheme="minorEastAsia" w:hAnsi="Aptos"/>
               <w:noProof/>
               <w:lang w:eastAsia="es-ES"/>
             </w:rPr>
@@ -668,7 +419,7 @@
             </w:rPr>
             <w:fldChar w:fldCharType="separate"/>
           </w:r>
-          <w:hyperlink w:anchor="_Toc220585183" w:history="1">
+          <w:hyperlink w:anchor="_Toc220946514" w:history="1">
             <w:r>
               <w:rPr>
                 <w:rStyle w:val="Hipervnculo"/>
@@ -679,6 +430,7 @@
             </w:r>
             <w:r>
               <w:rPr>
+                <w:rFonts w:ascii="Aptos" w:hAnsi="Aptos"/>
                 <w:noProof/>
                 <w:webHidden/>
               </w:rPr>
@@ -686,6 +438,7 @@
             </w:r>
             <w:r>
               <w:rPr>
+                <w:rFonts w:ascii="Aptos" w:hAnsi="Aptos"/>
                 <w:noProof/>
                 <w:webHidden/>
               </w:rPr>
@@ -693,19 +446,22 @@
             </w:r>
             <w:r>
               <w:rPr>
+                <w:rFonts w:ascii="Aptos" w:hAnsi="Aptos"/>
                 <w:noProof/>
                 <w:webHidden/>
               </w:rPr>
-              <w:instrText xml:space="preserve"> PAGEREF _Toc220585183 \h </w:instrText>
-            </w:r>
-            <w:r>
-              <w:rPr>
+              <w:instrText xml:space="preserve"> PAGEREF _Toc220946514 \h </w:instrText>
+            </w:r>
+            <w:r>
+              <w:rPr>
+                <w:rFonts w:ascii="Aptos" w:hAnsi="Aptos"/>
                 <w:noProof/>
                 <w:webHidden/>
               </w:rPr>
             </w:r>
             <w:r>
               <w:rPr>
+                <w:rFonts w:ascii="Aptos" w:hAnsi="Aptos"/>
                 <w:noProof/>
                 <w:webHidden/>
               </w:rPr>
@@ -713,6 +469,7 @@
             </w:r>
             <w:r>
               <w:rPr>
+                <w:rFonts w:ascii="Aptos" w:hAnsi="Aptos"/>
                 <w:noProof/>
                 <w:webHidden/>
               </w:rPr>
@@ -720,6 +477,7 @@
             </w:r>
             <w:r>
               <w:rPr>
+                <w:rFonts w:ascii="Aptos" w:hAnsi="Aptos"/>
                 <w:noProof/>
                 <w:webHidden/>
               </w:rPr>
@@ -734,22 +492,23 @@
               <w:tab w:val="right" w:leader="dot" w:pos="8494"/>
             </w:tabs>
             <w:rPr>
-              <w:rFonts w:eastAsiaTheme="minorEastAsia"/>
+              <w:rFonts w:ascii="Aptos" w:eastAsiaTheme="minorEastAsia" w:hAnsi="Aptos"/>
               <w:noProof/>
               <w:lang w:eastAsia="es-ES"/>
             </w:rPr>
           </w:pPr>
-          <w:hyperlink w:anchor="_Toc220585184" w:history="1">
+          <w:hyperlink w:anchor="_Toc220946515" w:history="1">
             <w:r>
               <w:rPr>
                 <w:rStyle w:val="Hipervnculo"/>
                 <w:rFonts w:ascii="Aptos" w:hAnsi="Aptos"/>
                 <w:noProof/>
               </w:rPr>
-              <w:t>ETL: Extract Transform Load</w:t>
-            </w:r>
-            <w:r>
-              <w:rPr>
+              <w:t>1.1 ETL: Extract Transform Load</w:t>
+            </w:r>
+            <w:r>
+              <w:rPr>
+                <w:rFonts w:ascii="Aptos" w:hAnsi="Aptos"/>
                 <w:noProof/>
                 <w:webHidden/>
               </w:rPr>
@@ -757,6 +516,7 @@
             </w:r>
             <w:r>
               <w:rPr>
+                <w:rFonts w:ascii="Aptos" w:hAnsi="Aptos"/>
                 <w:noProof/>
                 <w:webHidden/>
               </w:rPr>
@@ -764,19 +524,22 @@
             </w:r>
             <w:r>
               <w:rPr>
+                <w:rFonts w:ascii="Aptos" w:hAnsi="Aptos"/>
                 <w:noProof/>
                 <w:webHidden/>
               </w:rPr>
-              <w:instrText xml:space="preserve"> PAGEREF _Toc220585184 \h </w:instrText>
-            </w:r>
-            <w:r>
-              <w:rPr>
+              <w:instrText xml:space="preserve"> PAGEREF _Toc220946515 \h </w:instrText>
+            </w:r>
+            <w:r>
+              <w:rPr>
+                <w:rFonts w:ascii="Aptos" w:hAnsi="Aptos"/>
                 <w:noProof/>
                 <w:webHidden/>
               </w:rPr>
             </w:r>
             <w:r>
               <w:rPr>
+                <w:rFonts w:ascii="Aptos" w:hAnsi="Aptos"/>
                 <w:noProof/>
                 <w:webHidden/>
               </w:rPr>
@@ -784,6 +547,7 @@
             </w:r>
             <w:r>
               <w:rPr>
+                <w:rFonts w:ascii="Aptos" w:hAnsi="Aptos"/>
                 <w:noProof/>
                 <w:webHidden/>
               </w:rPr>
@@ -791,6 +555,249 @@
             </w:r>
             <w:r>
               <w:rPr>
+                <w:rFonts w:ascii="Aptos" w:hAnsi="Aptos"/>
+                <w:noProof/>
+                <w:webHidden/>
+              </w:rPr>
+              <w:fldChar w:fldCharType="end"/>
+            </w:r>
+          </w:hyperlink>
+        </w:p>
+        <w:p>
+          <w:pPr>
+            <w:pStyle w:val="TDC3"/>
+            <w:tabs>
+              <w:tab w:val="right" w:leader="dot" w:pos="8494"/>
+            </w:tabs>
+            <w:rPr>
+              <w:rFonts w:ascii="Aptos" w:eastAsiaTheme="minorEastAsia" w:hAnsi="Aptos"/>
+              <w:noProof/>
+              <w:lang w:eastAsia="es-ES"/>
+            </w:rPr>
+          </w:pPr>
+          <w:hyperlink w:anchor="_Toc220946516" w:history="1">
+            <w:r>
+              <w:rPr>
+                <w:rStyle w:val="Hipervnculo"/>
+                <w:rFonts w:ascii="Aptos" w:hAnsi="Aptos"/>
+                <w:noProof/>
+              </w:rPr>
+              <w:t xml:space="preserve"> Extraer datos (python)</w:t>
+            </w:r>
+            <w:r>
+              <w:rPr>
+                <w:rFonts w:ascii="Aptos" w:hAnsi="Aptos"/>
+                <w:noProof/>
+                <w:webHidden/>
+              </w:rPr>
+              <w:tab/>
+            </w:r>
+            <w:r>
+              <w:rPr>
+                <w:rFonts w:ascii="Aptos" w:hAnsi="Aptos"/>
+                <w:noProof/>
+                <w:webHidden/>
+              </w:rPr>
+              <w:fldChar w:fldCharType="begin"/>
+            </w:r>
+            <w:r>
+              <w:rPr>
+                <w:rFonts w:ascii="Aptos" w:hAnsi="Aptos"/>
+                <w:noProof/>
+                <w:webHidden/>
+              </w:rPr>
+              <w:instrText xml:space="preserve"> PAGEREF _Toc220946516 \h </w:instrText>
+            </w:r>
+            <w:r>
+              <w:rPr>
+                <w:rFonts w:ascii="Aptos" w:hAnsi="Aptos"/>
+                <w:noProof/>
+                <w:webHidden/>
+              </w:rPr>
+            </w:r>
+            <w:r>
+              <w:rPr>
+                <w:rFonts w:ascii="Aptos" w:hAnsi="Aptos"/>
+                <w:noProof/>
+                <w:webHidden/>
+              </w:rPr>
+              <w:fldChar w:fldCharType="separate"/>
+            </w:r>
+            <w:r>
+              <w:rPr>
+                <w:rFonts w:ascii="Aptos" w:hAnsi="Aptos"/>
+                <w:noProof/>
+                <w:webHidden/>
+              </w:rPr>
+              <w:t>2</w:t>
+            </w:r>
+            <w:r>
+              <w:rPr>
+                <w:rFonts w:ascii="Aptos" w:hAnsi="Aptos"/>
+                <w:noProof/>
+                <w:webHidden/>
+              </w:rPr>
+              <w:fldChar w:fldCharType="end"/>
+            </w:r>
+          </w:hyperlink>
+        </w:p>
+        <w:p>
+          <w:pPr>
+            <w:pStyle w:val="TDC3"/>
+            <w:tabs>
+              <w:tab w:val="right" w:leader="dot" w:pos="8494"/>
+            </w:tabs>
+            <w:rPr>
+              <w:rFonts w:ascii="Aptos" w:eastAsiaTheme="minorEastAsia" w:hAnsi="Aptos"/>
+              <w:noProof/>
+              <w:lang w:eastAsia="es-ES"/>
+            </w:rPr>
+          </w:pPr>
+          <w:hyperlink w:anchor="_Toc220946517" w:history="1">
+            <w:r>
+              <w:rPr>
+                <w:rStyle w:val="Hipervnculo"/>
+                <w:rFonts w:ascii="Segoe UI Symbol" w:hAnsi="Segoe UI Symbol" w:cs="Segoe UI Symbol"/>
+                <w:noProof/>
+              </w:rPr>
+              <w:t>🛠</w:t>
+            </w:r>
+            <w:r>
+              <w:rPr>
+                <w:rStyle w:val="Hipervnculo"/>
+                <w:rFonts w:ascii="Aptos" w:hAnsi="Aptos"/>
+                <w:noProof/>
+              </w:rPr>
+              <w:t>️ Transofrmacion datos</w:t>
+            </w:r>
+            <w:r>
+              <w:rPr>
+                <w:rFonts w:ascii="Aptos" w:hAnsi="Aptos"/>
+                <w:noProof/>
+                <w:webHidden/>
+              </w:rPr>
+              <w:tab/>
+            </w:r>
+            <w:r>
+              <w:rPr>
+                <w:rFonts w:ascii="Aptos" w:hAnsi="Aptos"/>
+                <w:noProof/>
+                <w:webHidden/>
+              </w:rPr>
+              <w:fldChar w:fldCharType="begin"/>
+            </w:r>
+            <w:r>
+              <w:rPr>
+                <w:rFonts w:ascii="Aptos" w:hAnsi="Aptos"/>
+                <w:noProof/>
+                <w:webHidden/>
+              </w:rPr>
+              <w:instrText xml:space="preserve"> PAGEREF _Toc220946517 \h </w:instrText>
+            </w:r>
+            <w:r>
+              <w:rPr>
+                <w:rFonts w:ascii="Aptos" w:hAnsi="Aptos"/>
+                <w:noProof/>
+                <w:webHidden/>
+              </w:rPr>
+            </w:r>
+            <w:r>
+              <w:rPr>
+                <w:rFonts w:ascii="Aptos" w:hAnsi="Aptos"/>
+                <w:noProof/>
+                <w:webHidden/>
+              </w:rPr>
+              <w:fldChar w:fldCharType="separate"/>
+            </w:r>
+            <w:r>
+              <w:rPr>
+                <w:rFonts w:ascii="Aptos" w:hAnsi="Aptos"/>
+                <w:noProof/>
+                <w:webHidden/>
+              </w:rPr>
+              <w:t>2</w:t>
+            </w:r>
+            <w:r>
+              <w:rPr>
+                <w:rFonts w:ascii="Aptos" w:hAnsi="Aptos"/>
+                <w:noProof/>
+                <w:webHidden/>
+              </w:rPr>
+              <w:fldChar w:fldCharType="end"/>
+            </w:r>
+          </w:hyperlink>
+        </w:p>
+        <w:p>
+          <w:pPr>
+            <w:pStyle w:val="TDC3"/>
+            <w:tabs>
+              <w:tab w:val="right" w:leader="dot" w:pos="8494"/>
+            </w:tabs>
+            <w:rPr>
+              <w:rFonts w:ascii="Aptos" w:eastAsiaTheme="minorEastAsia" w:hAnsi="Aptos"/>
+              <w:noProof/>
+              <w:lang w:eastAsia="es-ES"/>
+            </w:rPr>
+          </w:pPr>
+          <w:hyperlink w:anchor="_Toc220946518" w:history="1">
+            <w:r>
+              <w:rPr>
+                <w:rStyle w:val="Hipervnculo"/>
+                <w:rFonts w:ascii="Aptos" w:hAnsi="Aptos"/>
+                <w:noProof/>
+              </w:rPr>
+              <w:t>Carga:</w:t>
+            </w:r>
+            <w:r>
+              <w:rPr>
+                <w:rFonts w:ascii="Aptos" w:hAnsi="Aptos"/>
+                <w:noProof/>
+                <w:webHidden/>
+              </w:rPr>
+              <w:tab/>
+            </w:r>
+            <w:r>
+              <w:rPr>
+                <w:rFonts w:ascii="Aptos" w:hAnsi="Aptos"/>
+                <w:noProof/>
+                <w:webHidden/>
+              </w:rPr>
+              <w:fldChar w:fldCharType="begin"/>
+            </w:r>
+            <w:r>
+              <w:rPr>
+                <w:rFonts w:ascii="Aptos" w:hAnsi="Aptos"/>
+                <w:noProof/>
+                <w:webHidden/>
+              </w:rPr>
+              <w:instrText xml:space="preserve"> PAGEREF _Toc220946518 \h </w:instrText>
+            </w:r>
+            <w:r>
+              <w:rPr>
+                <w:rFonts w:ascii="Aptos" w:hAnsi="Aptos"/>
+                <w:noProof/>
+                <w:webHidden/>
+              </w:rPr>
+            </w:r>
+            <w:r>
+              <w:rPr>
+                <w:rFonts w:ascii="Aptos" w:hAnsi="Aptos"/>
+                <w:noProof/>
+                <w:webHidden/>
+              </w:rPr>
+              <w:fldChar w:fldCharType="separate"/>
+            </w:r>
+            <w:r>
+              <w:rPr>
+                <w:rFonts w:ascii="Aptos" w:hAnsi="Aptos"/>
+                <w:noProof/>
+                <w:webHidden/>
+              </w:rPr>
+              <w:t>2</w:t>
+            </w:r>
+            <w:r>
+              <w:rPr>
+                <w:rFonts w:ascii="Aptos" w:hAnsi="Aptos"/>
                 <w:noProof/>
                 <w:webHidden/>
               </w:rPr>
@@ -805,21 +812,23 @@
               <w:tab w:val="right" w:leader="dot" w:pos="8494"/>
             </w:tabs>
             <w:rPr>
-              <w:rFonts w:eastAsiaTheme="minorEastAsia"/>
+              <w:rFonts w:ascii="Aptos" w:eastAsiaTheme="minorEastAsia" w:hAnsi="Aptos"/>
               <w:noProof/>
               <w:lang w:eastAsia="es-ES"/>
             </w:rPr>
           </w:pPr>
-          <w:hyperlink w:anchor="_Toc220585185" w:history="1">
+          <w:hyperlink w:anchor="_Toc220946519" w:history="1">
             <w:r>
               <w:rPr>
                 <w:rStyle w:val="Hipervnculo"/>
+                <w:rFonts w:ascii="Aptos" w:hAnsi="Aptos"/>
                 <w:noProof/>
               </w:rPr>
-              <w:t>Power BI</w:t>
-            </w:r>
-            <w:r>
-              <w:rPr>
+              <w:t>1.2 EDA: Exploratory Data Analysis  Power BI</w:t>
+            </w:r>
+            <w:r>
+              <w:rPr>
+                <w:rFonts w:ascii="Aptos" w:hAnsi="Aptos"/>
                 <w:noProof/>
                 <w:webHidden/>
               </w:rPr>
@@ -827,6 +836,7 @@
             </w:r>
             <w:r>
               <w:rPr>
+                <w:rFonts w:ascii="Aptos" w:hAnsi="Aptos"/>
                 <w:noProof/>
                 <w:webHidden/>
               </w:rPr>
@@ -834,19 +844,22 @@
             </w:r>
             <w:r>
               <w:rPr>
+                <w:rFonts w:ascii="Aptos" w:hAnsi="Aptos"/>
                 <w:noProof/>
                 <w:webHidden/>
               </w:rPr>
-              <w:instrText xml:space="preserve"> PAGEREF _Toc220585185 \h </w:instrText>
-            </w:r>
-            <w:r>
-              <w:rPr>
+              <w:instrText xml:space="preserve"> PAGEREF _Toc220946519 \h </w:instrText>
+            </w:r>
+            <w:r>
+              <w:rPr>
+                <w:rFonts w:ascii="Aptos" w:hAnsi="Aptos"/>
                 <w:noProof/>
                 <w:webHidden/>
               </w:rPr>
             </w:r>
             <w:r>
               <w:rPr>
+                <w:rFonts w:ascii="Aptos" w:hAnsi="Aptos"/>
                 <w:noProof/>
                 <w:webHidden/>
               </w:rPr>
@@ -854,6 +867,7 @@
             </w:r>
             <w:r>
               <w:rPr>
+                <w:rFonts w:ascii="Aptos" w:hAnsi="Aptos"/>
                 <w:noProof/>
                 <w:webHidden/>
               </w:rPr>
@@ -861,6 +875,7 @@
             </w:r>
             <w:r>
               <w:rPr>
+                <w:rFonts w:ascii="Aptos" w:hAnsi="Aptos"/>
                 <w:noProof/>
                 <w:webHidden/>
               </w:rPr>
@@ -875,22 +890,23 @@
               <w:tab w:val="right" w:leader="dot" w:pos="8494"/>
             </w:tabs>
             <w:rPr>
-              <w:rFonts w:eastAsiaTheme="minorEastAsia"/>
+              <w:rFonts w:ascii="Aptos" w:eastAsiaTheme="minorEastAsia" w:hAnsi="Aptos"/>
               <w:noProof/>
               <w:lang w:eastAsia="es-ES"/>
             </w:rPr>
           </w:pPr>
-          <w:hyperlink w:anchor="_Toc220585186" w:history="1">
+          <w:hyperlink w:anchor="_Toc220946520" w:history="1">
             <w:r>
               <w:rPr>
                 <w:rStyle w:val="Hipervnculo"/>
                 <w:rFonts w:ascii="Aptos" w:hAnsi="Aptos"/>
                 <w:noProof/>
               </w:rPr>
-              <w:t>2. Proyecto operativo</w:t>
-            </w:r>
-            <w:r>
-              <w:rPr>
+              <w:t>2. Machine Learning y Deep learning</w:t>
+            </w:r>
+            <w:r>
+              <w:rPr>
+                <w:rFonts w:ascii="Aptos" w:hAnsi="Aptos"/>
                 <w:noProof/>
                 <w:webHidden/>
               </w:rPr>
@@ -898,6 +914,7 @@
             </w:r>
             <w:r>
               <w:rPr>
+                <w:rFonts w:ascii="Aptos" w:hAnsi="Aptos"/>
                 <w:noProof/>
                 <w:webHidden/>
               </w:rPr>
@@ -905,19 +922,22 @@
             </w:r>
             <w:r>
               <w:rPr>
+                <w:rFonts w:ascii="Aptos" w:hAnsi="Aptos"/>
                 <w:noProof/>
                 <w:webHidden/>
               </w:rPr>
-              <w:instrText xml:space="preserve"> PAGEREF _Toc220585186 \h </w:instrText>
-            </w:r>
-            <w:r>
-              <w:rPr>
+              <w:instrText xml:space="preserve"> PAGEREF _Toc220946520 \h </w:instrText>
+            </w:r>
+            <w:r>
+              <w:rPr>
+                <w:rFonts w:ascii="Aptos" w:hAnsi="Aptos"/>
                 <w:noProof/>
                 <w:webHidden/>
               </w:rPr>
             </w:r>
             <w:r>
               <w:rPr>
+                <w:rFonts w:ascii="Aptos" w:hAnsi="Aptos"/>
                 <w:noProof/>
                 <w:webHidden/>
               </w:rPr>
@@ -925,6 +945,7 @@
             </w:r>
             <w:r>
               <w:rPr>
+                <w:rFonts w:ascii="Aptos" w:hAnsi="Aptos"/>
                 <w:noProof/>
                 <w:webHidden/>
               </w:rPr>
@@ -932,6 +953,7 @@
             </w:r>
             <w:r>
               <w:rPr>
+                <w:rFonts w:ascii="Aptos" w:hAnsi="Aptos"/>
                 <w:noProof/>
                 <w:webHidden/>
               </w:rPr>
@@ -946,12 +968,12 @@
               <w:tab w:val="right" w:leader="dot" w:pos="8494"/>
             </w:tabs>
             <w:rPr>
-              <w:rFonts w:eastAsiaTheme="minorEastAsia"/>
+              <w:rFonts w:ascii="Aptos" w:eastAsiaTheme="minorEastAsia" w:hAnsi="Aptos"/>
               <w:noProof/>
               <w:lang w:eastAsia="es-ES"/>
             </w:rPr>
           </w:pPr>
-          <w:hyperlink w:anchor="_Toc220585187" w:history="1">
+          <w:hyperlink w:anchor="_Toc220946521" w:history="1">
             <w:r>
               <w:rPr>
                 <w:rStyle w:val="Hipervnculo"/>
@@ -972,10 +994,11 @@
                 <w:noProof/>
                 <w:lang w:eastAsia="es-ES"/>
               </w:rPr>
-              <w:t>️ 3. Stack Tecnológico Detallado</w:t>
-            </w:r>
-            <w:r>
-              <w:rPr>
+              <w:t>️ 1. Dataset</w:t>
+            </w:r>
+            <w:r>
+              <w:rPr>
+                <w:rFonts w:ascii="Aptos" w:hAnsi="Aptos"/>
                 <w:noProof/>
                 <w:webHidden/>
               </w:rPr>
@@ -983,6 +1006,7 @@
             </w:r>
             <w:r>
               <w:rPr>
+                <w:rFonts w:ascii="Aptos" w:hAnsi="Aptos"/>
                 <w:noProof/>
                 <w:webHidden/>
               </w:rPr>
@@ -990,19 +1014,22 @@
             </w:r>
             <w:r>
               <w:rPr>
+                <w:rFonts w:ascii="Aptos" w:hAnsi="Aptos"/>
                 <w:noProof/>
                 <w:webHidden/>
               </w:rPr>
-              <w:instrText xml:space="preserve"> PAGEREF _Toc220585187 \h </w:instrText>
-            </w:r>
-            <w:r>
-              <w:rPr>
+              <w:instrText xml:space="preserve"> PAGEREF _Toc220946521 \h </w:instrText>
+            </w:r>
+            <w:r>
+              <w:rPr>
+                <w:rFonts w:ascii="Aptos" w:hAnsi="Aptos"/>
                 <w:noProof/>
                 <w:webHidden/>
               </w:rPr>
             </w:r>
             <w:r>
               <w:rPr>
+                <w:rFonts w:ascii="Aptos" w:hAnsi="Aptos"/>
                 <w:noProof/>
                 <w:webHidden/>
               </w:rPr>
@@ -1010,6 +1037,7 @@
             </w:r>
             <w:r>
               <w:rPr>
+                <w:rFonts w:ascii="Aptos" w:hAnsi="Aptos"/>
                 <w:noProof/>
                 <w:webHidden/>
               </w:rPr>
@@ -1017,6 +1045,7 @@
             </w:r>
             <w:r>
               <w:rPr>
+                <w:rFonts w:ascii="Aptos" w:hAnsi="Aptos"/>
                 <w:noProof/>
                 <w:webHidden/>
               </w:rPr>
@@ -1031,36 +1060,39 @@
               <w:tab w:val="right" w:leader="dot" w:pos="8494"/>
             </w:tabs>
             <w:rPr>
-              <w:rFonts w:eastAsiaTheme="minorEastAsia"/>
+              <w:rFonts w:ascii="Aptos" w:eastAsiaTheme="minorEastAsia" w:hAnsi="Aptos"/>
               <w:noProof/>
               <w:lang w:eastAsia="es-ES"/>
             </w:rPr>
           </w:pPr>
-          <w:hyperlink w:anchor="_Toc220585188" w:history="1">
+          <w:hyperlink w:anchor="_Toc220946522" w:history="1">
             <w:r>
               <w:rPr>
                 <w:rStyle w:val="Hipervnculo"/>
-                <w:rFonts w:ascii="Segoe UI Emoji" w:eastAsia="Times New Roman" w:hAnsi="Segoe UI Emoji" w:cs="Segoe UI Emoji"/>
-                <w:b/>
-                <w:bCs/>
+                <w:rFonts w:ascii="Segoe UI Symbol" w:hAnsi="Segoe UI Symbol" w:cs="Segoe UI Symbol"/>
                 <w:noProof/>
-                <w:lang w:eastAsia="es-ES"/>
-              </w:rPr>
-              <w:t>📅</w:t>
+              </w:rPr>
+              <w:t>⚙</w:t>
             </w:r>
             <w:r>
               <w:rPr>
                 <w:rStyle w:val="Hipervnculo"/>
-                <w:rFonts w:ascii="Aptos" w:eastAsia="Times New Roman" w:hAnsi="Aptos" w:cstheme="minorHAnsi"/>
-                <w:b/>
-                <w:bCs/>
+                <w:rFonts w:ascii="Aptos" w:hAnsi="Aptos" w:cs="Segoe UI Emoji"/>
                 <w:noProof/>
-                <w:lang w:eastAsia="es-ES"/>
-              </w:rPr>
-              <w:t xml:space="preserve"> 4. Plan de Ejecución (3 Sprints de Alto Rendimiento)</w:t>
-            </w:r>
-            <w:r>
-              <w:rPr>
+              </w:rPr>
+              <w:t>️</w:t>
+            </w:r>
+            <w:r>
+              <w:rPr>
+                <w:rStyle w:val="Hipervnculo"/>
+                <w:rFonts w:ascii="Aptos" w:hAnsi="Aptos"/>
+                <w:noProof/>
+              </w:rPr>
+              <w:t xml:space="preserve"> ML DeepL Engine</w:t>
+            </w:r>
+            <w:r>
+              <w:rPr>
+                <w:rFonts w:ascii="Aptos" w:hAnsi="Aptos"/>
                 <w:noProof/>
                 <w:webHidden/>
               </w:rPr>
@@ -1068,6 +1100,7 @@
             </w:r>
             <w:r>
               <w:rPr>
+                <w:rFonts w:ascii="Aptos" w:hAnsi="Aptos"/>
                 <w:noProof/>
                 <w:webHidden/>
               </w:rPr>
@@ -1075,19 +1108,22 @@
             </w:r>
             <w:r>
               <w:rPr>
+                <w:rFonts w:ascii="Aptos" w:hAnsi="Aptos"/>
                 <w:noProof/>
                 <w:webHidden/>
               </w:rPr>
-              <w:instrText xml:space="preserve"> PAGEREF _Toc220585188 \h </w:instrText>
-            </w:r>
-            <w:r>
-              <w:rPr>
+              <w:instrText xml:space="preserve"> PAGEREF _Toc220946522 \h </w:instrText>
+            </w:r>
+            <w:r>
+              <w:rPr>
+                <w:rFonts w:ascii="Aptos" w:hAnsi="Aptos"/>
                 <w:noProof/>
                 <w:webHidden/>
               </w:rPr>
             </w:r>
             <w:r>
               <w:rPr>
+                <w:rFonts w:ascii="Aptos" w:hAnsi="Aptos"/>
                 <w:noProof/>
                 <w:webHidden/>
               </w:rPr>
@@ -1095,6 +1131,7 @@
             </w:r>
             <w:r>
               <w:rPr>
+                <w:rFonts w:ascii="Aptos" w:hAnsi="Aptos"/>
                 <w:noProof/>
                 <w:webHidden/>
               </w:rPr>
@@ -1102,587 +1139,7 @@
             </w:r>
             <w:r>
               <w:rPr>
-                <w:noProof/>
-                <w:webHidden/>
-              </w:rPr>
-              <w:fldChar w:fldCharType="end"/>
-            </w:r>
-          </w:hyperlink>
-        </w:p>
-        <w:p>
-          <w:pPr>
-            <w:pStyle w:val="TDC3"/>
-            <w:tabs>
-              <w:tab w:val="right" w:leader="dot" w:pos="8494"/>
-            </w:tabs>
-            <w:rPr>
-              <w:rFonts w:eastAsiaTheme="minorEastAsia"/>
-              <w:noProof/>
-              <w:lang w:eastAsia="es-ES"/>
-            </w:rPr>
-          </w:pPr>
-          <w:hyperlink w:anchor="_Toc220585189" w:history="1">
-            <w:r>
-              <w:rPr>
-                <w:rStyle w:val="Hipervnculo"/>
-                <w:rFonts w:ascii="Segoe UI Symbol" w:eastAsia="Times New Roman" w:hAnsi="Segoe UI Symbol" w:cs="Segoe UI Symbol"/>
-                <w:b/>
-                <w:bCs/>
-                <w:noProof/>
-                <w:lang w:eastAsia="es-ES"/>
-              </w:rPr>
-              <w:t>🗓</w:t>
-            </w:r>
-            <w:r>
-              <w:rPr>
-                <w:rStyle w:val="Hipervnculo"/>
-                <w:rFonts w:ascii="Aptos" w:eastAsia="Times New Roman" w:hAnsi="Aptos" w:cstheme="minorHAnsi"/>
-                <w:b/>
-                <w:bCs/>
-                <w:noProof/>
-                <w:lang w:eastAsia="es-ES"/>
-              </w:rPr>
-              <w:t>️ Semana 1: Ingeniería de Datos (El Cimiento)</w:t>
-            </w:r>
-            <w:r>
-              <w:rPr>
-                <w:noProof/>
-                <w:webHidden/>
-              </w:rPr>
-              <w:tab/>
-            </w:r>
-            <w:r>
-              <w:rPr>
-                <w:noProof/>
-                <w:webHidden/>
-              </w:rPr>
-              <w:fldChar w:fldCharType="begin"/>
-            </w:r>
-            <w:r>
-              <w:rPr>
-                <w:noProof/>
-                <w:webHidden/>
-              </w:rPr>
-              <w:instrText xml:space="preserve"> PAGEREF _Toc220585189 \h </w:instrText>
-            </w:r>
-            <w:r>
-              <w:rPr>
-                <w:noProof/>
-                <w:webHidden/>
-              </w:rPr>
-            </w:r>
-            <w:r>
-              <w:rPr>
-                <w:noProof/>
-                <w:webHidden/>
-              </w:rPr>
-              <w:fldChar w:fldCharType="separate"/>
-            </w:r>
-            <w:r>
-              <w:rPr>
-                <w:noProof/>
-                <w:webHidden/>
-              </w:rPr>
-              <w:t>5</w:t>
-            </w:r>
-            <w:r>
-              <w:rPr>
-                <w:noProof/>
-                <w:webHidden/>
-              </w:rPr>
-              <w:fldChar w:fldCharType="end"/>
-            </w:r>
-          </w:hyperlink>
-        </w:p>
-        <w:p>
-          <w:pPr>
-            <w:pStyle w:val="TDC3"/>
-            <w:tabs>
-              <w:tab w:val="right" w:leader="dot" w:pos="8494"/>
-            </w:tabs>
-            <w:rPr>
-              <w:rFonts w:eastAsiaTheme="minorEastAsia"/>
-              <w:noProof/>
-              <w:lang w:eastAsia="es-ES"/>
-            </w:rPr>
-          </w:pPr>
-          <w:hyperlink w:anchor="_Toc220585190" w:history="1">
-            <w:r>
-              <w:rPr>
-                <w:rStyle w:val="Hipervnculo"/>
-                <w:rFonts w:ascii="Segoe UI Symbol" w:eastAsia="Times New Roman" w:hAnsi="Segoe UI Symbol" w:cs="Segoe UI Symbol"/>
-                <w:b/>
-                <w:bCs/>
-                <w:noProof/>
-                <w:lang w:eastAsia="es-ES"/>
-              </w:rPr>
-              <w:t>🗓</w:t>
-            </w:r>
-            <w:r>
-              <w:rPr>
-                <w:rStyle w:val="Hipervnculo"/>
-                <w:rFonts w:ascii="Aptos" w:eastAsia="Times New Roman" w:hAnsi="Aptos" w:cstheme="minorHAnsi"/>
-                <w:b/>
-                <w:bCs/>
-                <w:noProof/>
-                <w:lang w:eastAsia="es-ES"/>
-              </w:rPr>
-              <w:t>️ Semana 2: Inteligencia y Modelado (El Cerebro)</w:t>
-            </w:r>
-            <w:r>
-              <w:rPr>
-                <w:noProof/>
-                <w:webHidden/>
-              </w:rPr>
-              <w:tab/>
-            </w:r>
-            <w:r>
-              <w:rPr>
-                <w:noProof/>
-                <w:webHidden/>
-              </w:rPr>
-              <w:fldChar w:fldCharType="begin"/>
-            </w:r>
-            <w:r>
-              <w:rPr>
-                <w:noProof/>
-                <w:webHidden/>
-              </w:rPr>
-              <w:instrText xml:space="preserve"> PAGEREF _Toc220585190 \h </w:instrText>
-            </w:r>
-            <w:r>
-              <w:rPr>
-                <w:noProof/>
-                <w:webHidden/>
-              </w:rPr>
-            </w:r>
-            <w:r>
-              <w:rPr>
-                <w:noProof/>
-                <w:webHidden/>
-              </w:rPr>
-              <w:fldChar w:fldCharType="separate"/>
-            </w:r>
-            <w:r>
-              <w:rPr>
-                <w:noProof/>
-                <w:webHidden/>
-              </w:rPr>
-              <w:t>5</w:t>
-            </w:r>
-            <w:r>
-              <w:rPr>
-                <w:noProof/>
-                <w:webHidden/>
-              </w:rPr>
-              <w:fldChar w:fldCharType="end"/>
-            </w:r>
-          </w:hyperlink>
-        </w:p>
-        <w:p>
-          <w:pPr>
-            <w:pStyle w:val="TDC3"/>
-            <w:tabs>
-              <w:tab w:val="right" w:leader="dot" w:pos="8494"/>
-            </w:tabs>
-            <w:rPr>
-              <w:rFonts w:eastAsiaTheme="minorEastAsia"/>
-              <w:noProof/>
-              <w:lang w:eastAsia="es-ES"/>
-            </w:rPr>
-          </w:pPr>
-          <w:hyperlink w:anchor="_Toc220585191" w:history="1">
-            <w:r>
-              <w:rPr>
-                <w:rStyle w:val="Hipervnculo"/>
-                <w:rFonts w:ascii="Segoe UI Symbol" w:eastAsia="Times New Roman" w:hAnsi="Segoe UI Symbol" w:cs="Segoe UI Symbol"/>
-                <w:b/>
-                <w:bCs/>
-                <w:noProof/>
-                <w:lang w:eastAsia="es-ES"/>
-              </w:rPr>
-              <w:t>🗓</w:t>
-            </w:r>
-            <w:r>
-              <w:rPr>
-                <w:rStyle w:val="Hipervnculo"/>
-                <w:rFonts w:ascii="Aptos" w:eastAsia="Times New Roman" w:hAnsi="Aptos" w:cstheme="minorHAnsi"/>
-                <w:b/>
-                <w:bCs/>
-                <w:noProof/>
-                <w:lang w:eastAsia="es-ES"/>
-              </w:rPr>
-              <w:t>️ Semana 3: IA Generativa y Despliegue (El Producto)</w:t>
-            </w:r>
-            <w:r>
-              <w:rPr>
-                <w:noProof/>
-                <w:webHidden/>
-              </w:rPr>
-              <w:tab/>
-            </w:r>
-            <w:r>
-              <w:rPr>
-                <w:noProof/>
-                <w:webHidden/>
-              </w:rPr>
-              <w:fldChar w:fldCharType="begin"/>
-            </w:r>
-            <w:r>
-              <w:rPr>
-                <w:noProof/>
-                <w:webHidden/>
-              </w:rPr>
-              <w:instrText xml:space="preserve"> PAGEREF _Toc220585191 \h </w:instrText>
-            </w:r>
-            <w:r>
-              <w:rPr>
-                <w:noProof/>
-                <w:webHidden/>
-              </w:rPr>
-            </w:r>
-            <w:r>
-              <w:rPr>
-                <w:noProof/>
-                <w:webHidden/>
-              </w:rPr>
-              <w:fldChar w:fldCharType="separate"/>
-            </w:r>
-            <w:r>
-              <w:rPr>
-                <w:noProof/>
-                <w:webHidden/>
-              </w:rPr>
-              <w:t>5</w:t>
-            </w:r>
-            <w:r>
-              <w:rPr>
-                <w:noProof/>
-                <w:webHidden/>
-              </w:rPr>
-              <w:fldChar w:fldCharType="end"/>
-            </w:r>
-          </w:hyperlink>
-        </w:p>
-        <w:p>
-          <w:pPr>
-            <w:pStyle w:val="TDC2"/>
-            <w:tabs>
-              <w:tab w:val="right" w:leader="dot" w:pos="8494"/>
-            </w:tabs>
-            <w:rPr>
-              <w:rFonts w:eastAsiaTheme="minorEastAsia"/>
-              <w:noProof/>
-              <w:lang w:eastAsia="es-ES"/>
-            </w:rPr>
-          </w:pPr>
-          <w:hyperlink w:anchor="_Toc220585192" w:history="1">
-            <w:r>
-              <w:rPr>
-                <w:rStyle w:val="Hipervnculo"/>
-                <w:rFonts w:ascii="Segoe UI Emoji" w:eastAsia="Times New Roman" w:hAnsi="Segoe UI Emoji" w:cs="Segoe UI Emoji"/>
-                <w:b/>
-                <w:bCs/>
-                <w:noProof/>
-                <w:lang w:eastAsia="es-ES"/>
-              </w:rPr>
-              <w:t>📋</w:t>
-            </w:r>
-            <w:r>
-              <w:rPr>
-                <w:rStyle w:val="Hipervnculo"/>
-                <w:rFonts w:ascii="Aptos" w:eastAsia="Times New Roman" w:hAnsi="Aptos" w:cstheme="minorHAnsi"/>
-                <w:b/>
-                <w:bCs/>
-                <w:noProof/>
-                <w:lang w:eastAsia="es-ES"/>
-              </w:rPr>
-              <w:t xml:space="preserve"> 5. Gestión de Tareas (Trello Board)</w:t>
-            </w:r>
-            <w:r>
-              <w:rPr>
-                <w:noProof/>
-                <w:webHidden/>
-              </w:rPr>
-              <w:tab/>
-            </w:r>
-            <w:r>
-              <w:rPr>
-                <w:noProof/>
-                <w:webHidden/>
-              </w:rPr>
-              <w:fldChar w:fldCharType="begin"/>
-            </w:r>
-            <w:r>
-              <w:rPr>
-                <w:noProof/>
-                <w:webHidden/>
-              </w:rPr>
-              <w:instrText xml:space="preserve"> PAGEREF _Toc220585192 \h </w:instrText>
-            </w:r>
-            <w:r>
-              <w:rPr>
-                <w:noProof/>
-                <w:webHidden/>
-              </w:rPr>
-            </w:r>
-            <w:r>
-              <w:rPr>
-                <w:noProof/>
-                <w:webHidden/>
-              </w:rPr>
-              <w:fldChar w:fldCharType="separate"/>
-            </w:r>
-            <w:r>
-              <w:rPr>
-                <w:noProof/>
-                <w:webHidden/>
-              </w:rPr>
-              <w:t>6</w:t>
-            </w:r>
-            <w:r>
-              <w:rPr>
-                <w:noProof/>
-                <w:webHidden/>
-              </w:rPr>
-              <w:fldChar w:fldCharType="end"/>
-            </w:r>
-          </w:hyperlink>
-        </w:p>
-        <w:p>
-          <w:pPr>
-            <w:pStyle w:val="TDC2"/>
-            <w:tabs>
-              <w:tab w:val="right" w:leader="dot" w:pos="8494"/>
-            </w:tabs>
-            <w:rPr>
-              <w:rFonts w:eastAsiaTheme="minorEastAsia"/>
-              <w:noProof/>
-              <w:lang w:eastAsia="es-ES"/>
-            </w:rPr>
-          </w:pPr>
-          <w:hyperlink w:anchor="_Toc220585193" w:history="1">
-            <w:r>
-              <w:rPr>
-                <w:rStyle w:val="Hipervnculo"/>
-                <w:rFonts w:ascii="Segoe UI Emoji" w:eastAsia="Times New Roman" w:hAnsi="Segoe UI Emoji" w:cs="Segoe UI Emoji"/>
-                <w:b/>
-                <w:bCs/>
-                <w:noProof/>
-                <w:lang w:eastAsia="es-ES"/>
-              </w:rPr>
-              <w:t>💰</w:t>
-            </w:r>
-            <w:r>
-              <w:rPr>
-                <w:rStyle w:val="Hipervnculo"/>
-                <w:rFonts w:ascii="Aptos" w:eastAsia="Times New Roman" w:hAnsi="Aptos" w:cstheme="minorHAnsi"/>
-                <w:b/>
-                <w:bCs/>
-                <w:noProof/>
-                <w:lang w:eastAsia="es-ES"/>
-              </w:rPr>
-              <w:t xml:space="preserve"> 6. Presupuesto y Recursos (Máx 30€)</w:t>
-            </w:r>
-            <w:r>
-              <w:rPr>
-                <w:noProof/>
-                <w:webHidden/>
-              </w:rPr>
-              <w:tab/>
-            </w:r>
-            <w:r>
-              <w:rPr>
-                <w:noProof/>
-                <w:webHidden/>
-              </w:rPr>
-              <w:fldChar w:fldCharType="begin"/>
-            </w:r>
-            <w:r>
-              <w:rPr>
-                <w:noProof/>
-                <w:webHidden/>
-              </w:rPr>
-              <w:instrText xml:space="preserve"> PAGEREF _Toc220585193 \h </w:instrText>
-            </w:r>
-            <w:r>
-              <w:rPr>
-                <w:noProof/>
-                <w:webHidden/>
-              </w:rPr>
-            </w:r>
-            <w:r>
-              <w:rPr>
-                <w:noProof/>
-                <w:webHidden/>
-              </w:rPr>
-              <w:fldChar w:fldCharType="separate"/>
-            </w:r>
-            <w:r>
-              <w:rPr>
-                <w:noProof/>
-                <w:webHidden/>
-              </w:rPr>
-              <w:t>6</w:t>
-            </w:r>
-            <w:r>
-              <w:rPr>
-                <w:noProof/>
-                <w:webHidden/>
-              </w:rPr>
-              <w:fldChar w:fldCharType="end"/>
-            </w:r>
-          </w:hyperlink>
-        </w:p>
-        <w:p>
-          <w:pPr>
-            <w:pStyle w:val="TDC2"/>
-            <w:tabs>
-              <w:tab w:val="right" w:leader="dot" w:pos="8494"/>
-            </w:tabs>
-            <w:rPr>
-              <w:rFonts w:eastAsiaTheme="minorEastAsia"/>
-              <w:noProof/>
-              <w:lang w:eastAsia="es-ES"/>
-            </w:rPr>
-          </w:pPr>
-          <w:hyperlink w:anchor="_Toc220585194" w:history="1">
-            <w:r>
-              <w:rPr>
-                <w:rStyle w:val="Hipervnculo"/>
-                <w:rFonts w:ascii="Segoe UI Emoji" w:eastAsia="Times New Roman" w:hAnsi="Segoe UI Emoji" w:cs="Segoe UI Emoji"/>
-                <w:b/>
-                <w:bCs/>
-                <w:noProof/>
-                <w:lang w:eastAsia="es-ES"/>
-              </w:rPr>
-              <w:t>💡</w:t>
-            </w:r>
-            <w:r>
-              <w:rPr>
-                <w:rStyle w:val="Hipervnculo"/>
-                <w:rFonts w:ascii="Aptos" w:eastAsia="Times New Roman" w:hAnsi="Aptos" w:cstheme="minorHAnsi"/>
-                <w:b/>
-                <w:bCs/>
-                <w:noProof/>
-                <w:lang w:eastAsia="es-ES"/>
-              </w:rPr>
-              <w:t xml:space="preserve"> 7. Factor Diferencial para el Bootcamp</w:t>
-            </w:r>
-            <w:r>
-              <w:rPr>
-                <w:noProof/>
-                <w:webHidden/>
-              </w:rPr>
-              <w:tab/>
-            </w:r>
-            <w:r>
-              <w:rPr>
-                <w:noProof/>
-                <w:webHidden/>
-              </w:rPr>
-              <w:fldChar w:fldCharType="begin"/>
-            </w:r>
-            <w:r>
-              <w:rPr>
-                <w:noProof/>
-                <w:webHidden/>
-              </w:rPr>
-              <w:instrText xml:space="preserve"> PAGEREF _Toc220585194 \h </w:instrText>
-            </w:r>
-            <w:r>
-              <w:rPr>
-                <w:noProof/>
-                <w:webHidden/>
-              </w:rPr>
-            </w:r>
-            <w:r>
-              <w:rPr>
-                <w:noProof/>
-                <w:webHidden/>
-              </w:rPr>
-              <w:fldChar w:fldCharType="separate"/>
-            </w:r>
-            <w:r>
-              <w:rPr>
-                <w:noProof/>
-                <w:webHidden/>
-              </w:rPr>
-              <w:t>6</w:t>
-            </w:r>
-            <w:r>
-              <w:rPr>
-                <w:noProof/>
-                <w:webHidden/>
-              </w:rPr>
-              <w:fldChar w:fldCharType="end"/>
-            </w:r>
-          </w:hyperlink>
-        </w:p>
-        <w:p>
-          <w:pPr>
-            <w:pStyle w:val="TDC3"/>
-            <w:tabs>
-              <w:tab w:val="right" w:leader="dot" w:pos="8494"/>
-            </w:tabs>
-            <w:rPr>
-              <w:rFonts w:eastAsiaTheme="minorEastAsia"/>
-              <w:noProof/>
-              <w:lang w:eastAsia="es-ES"/>
-            </w:rPr>
-          </w:pPr>
-          <w:hyperlink w:anchor="_Toc220585195" w:history="1">
-            <w:r>
-              <w:rPr>
-                <w:rStyle w:val="Hipervnculo"/>
-                <w:rFonts w:ascii="Aptos" w:hAnsi="Aptos" w:cstheme="minorHAnsi"/>
-                <w:noProof/>
-              </w:rPr>
-              <w:t>8. Metodología de Datos: ETL vs EDA</w:t>
-            </w:r>
-            <w:r>
-              <w:rPr>
-                <w:noProof/>
-                <w:webHidden/>
-              </w:rPr>
-              <w:tab/>
-            </w:r>
-            <w:r>
-              <w:rPr>
-                <w:noProof/>
-                <w:webHidden/>
-              </w:rPr>
-              <w:fldChar w:fldCharType="begin"/>
-            </w:r>
-            <w:r>
-              <w:rPr>
-                <w:noProof/>
-                <w:webHidden/>
-              </w:rPr>
-              <w:instrText xml:space="preserve"> PAGEREF _Toc220585195 \h </w:instrText>
-            </w:r>
-            <w:r>
-              <w:rPr>
-                <w:noProof/>
-                <w:webHidden/>
-              </w:rPr>
-            </w:r>
-            <w:r>
-              <w:rPr>
-                <w:noProof/>
-                <w:webHidden/>
-              </w:rPr>
-              <w:fldChar w:fldCharType="separate"/>
-            </w:r>
-            <w:r>
-              <w:rPr>
-                <w:noProof/>
-                <w:webHidden/>
-              </w:rPr>
-              <w:t>7</w:t>
-            </w:r>
-            <w:r>
-              <w:rPr>
+                <w:rFonts w:ascii="Aptos" w:hAnsi="Aptos"/>
                 <w:noProof/>
                 <w:webHidden/>
               </w:rPr>
@@ -1775,45 +1232,12 @@
     </w:p>
     <w:p>
       <w:pPr>
-        <w:spacing w:before="100" w:beforeAutospacing="1" w:after="100" w:afterAutospacing="1" w:line="240" w:lineRule="auto"/>
-        <w:rPr>
-          <w:rFonts w:ascii="Aptos" w:eastAsia="Times New Roman" w:hAnsi="Aptos" w:cstheme="minorHAnsi"/>
-          <w:sz w:val="24"/>
-          <w:szCs w:val="24"/>
-          <w:lang w:eastAsia="es-ES"/>
-        </w:rPr>
-      </w:pPr>
-    </w:p>
-    <w:p>
-      <w:pPr>
-        <w:spacing w:before="100" w:beforeAutospacing="1" w:after="100" w:afterAutospacing="1" w:line="240" w:lineRule="auto"/>
-        <w:rPr>
-          <w:rFonts w:ascii="Aptos" w:eastAsia="Times New Roman" w:hAnsi="Aptos" w:cstheme="minorHAnsi"/>
-          <w:sz w:val="24"/>
-          <w:szCs w:val="24"/>
-          <w:lang w:eastAsia="es-ES"/>
-        </w:rPr>
-      </w:pPr>
-    </w:p>
-    <w:p>
-      <w:pPr>
-        <w:spacing w:before="100" w:beforeAutospacing="1" w:after="100" w:afterAutospacing="1" w:line="240" w:lineRule="auto"/>
-        <w:rPr>
-          <w:rFonts w:ascii="Aptos" w:eastAsia="Times New Roman" w:hAnsi="Aptos" w:cstheme="minorHAnsi"/>
-          <w:sz w:val="24"/>
-          <w:szCs w:val="24"/>
-          <w:lang w:eastAsia="es-ES"/>
-        </w:rPr>
-      </w:pPr>
-    </w:p>
-    <w:p>
-      <w:pPr>
         <w:pStyle w:val="Ttulo1"/>
         <w:rPr>
           <w:rFonts w:ascii="Aptos" w:hAnsi="Aptos"/>
         </w:rPr>
       </w:pPr>
-      <w:bookmarkStart w:id="0" w:name="_Toc220585183"/>
+      <w:bookmarkStart w:id="0" w:name="_Toc220946514"/>
       <w:r>
         <w:rPr>
           <mc:AlternateContent>
@@ -1838,31 +1262,9 @@
         <w:rPr>
           <w:rFonts w:ascii="Aptos" w:hAnsi="Aptos"/>
         </w:rPr>
-        <w:t xml:space="preserve"> 1. </w:t>
-      </w:r>
-      <w:proofErr w:type="spellStart"/>
-      <w:r>
-        <w:rPr>
-          <w:rFonts w:ascii="Aptos" w:hAnsi="Aptos"/>
-        </w:rPr>
-        <w:t>PowerBI</w:t>
-      </w:r>
-      <w:proofErr w:type="spellEnd"/>
-      <w:r>
-        <w:rPr>
-          <w:rFonts w:ascii="Aptos" w:hAnsi="Aptos"/>
-        </w:rPr>
-        <w:t xml:space="preserve"> 2025 </w:t>
-      </w:r>
-      <w:proofErr w:type="spellStart"/>
-      <w:r>
-        <w:rPr>
-          <w:rFonts w:ascii="Aptos" w:hAnsi="Aptos"/>
-        </w:rPr>
-        <w:t>Trends</w:t>
+        <w:t xml:space="preserve"> 1. PowerBI 2025 Trends</w:t>
       </w:r>
       <w:bookmarkEnd w:id="0"/>
-      <w:proofErr w:type="spellEnd"/>
     </w:p>
     <w:p>
       <w:pPr>
@@ -1879,40 +1281,18 @@
           <w:rFonts w:ascii="Aptos" w:hAnsi="Aptos"/>
         </w:rPr>
       </w:pPr>
-      <w:bookmarkStart w:id="1" w:name="_Toc220585184"/>
+      <w:bookmarkStart w:id="1" w:name="_Toc220946515"/>
       <w:r>
         <w:rPr>
           <w:rFonts w:ascii="Aptos" w:hAnsi="Aptos"/>
         </w:rPr>
-        <w:t xml:space="preserve">ETL: </w:t>
-      </w:r>
-      <w:proofErr w:type="spellStart"/>
+        <w:t xml:space="preserve">1.1 </w:t>
+      </w:r>
       <w:r>
         <w:rPr>
           <w:rFonts w:ascii="Aptos" w:hAnsi="Aptos"/>
         </w:rPr>
-        <w:t>Extract</w:t>
-      </w:r>
-      <w:proofErr w:type="spellEnd"/>
-      <w:r>
-        <w:rPr>
-          <w:rFonts w:ascii="Aptos" w:hAnsi="Aptos"/>
-        </w:rPr>
-        <w:t xml:space="preserve"> </w:t>
-      </w:r>
-      <w:proofErr w:type="spellStart"/>
-      <w:r>
-        <w:rPr>
-          <w:rFonts w:ascii="Aptos" w:hAnsi="Aptos"/>
-        </w:rPr>
-        <w:t>Transform</w:t>
-      </w:r>
-      <w:proofErr w:type="spellEnd"/>
-      <w:r>
-        <w:rPr>
-          <w:rFonts w:ascii="Aptos" w:hAnsi="Aptos"/>
-        </w:rPr>
-        <w:t xml:space="preserve"> Load</w:t>
+        <w:t>ETL: Extract Transform Load</w:t>
       </w:r>
       <w:bookmarkEnd w:id="1"/>
       <w:r>
@@ -1924,10 +1304,12 @@
     </w:p>
     <w:p>
       <w:pPr>
+        <w:pStyle w:val="Ttulo3"/>
         <w:rPr>
           <w:rFonts w:ascii="Aptos" w:hAnsi="Aptos"/>
         </w:rPr>
       </w:pPr>
+      <w:bookmarkStart w:id="2" w:name="_Toc220946516"/>
       <w:r>
         <w:rPr>
           <mc:AlternateContent>
@@ -1938,8 +1320,6 @@
               <w:rFonts w:ascii="Segoe UI Emoji" w:eastAsia="Segoe UI Emoji" w:hAnsi="Segoe UI Emoji" w:cs="Segoe UI Emoji"/>
             </mc:Fallback>
           </mc:AlternateContent>
-          <w:sz w:val="28"/>
-          <w:szCs w:val="28"/>
         </w:rPr>
         <mc:AlternateContent>
           <mc:Choice Requires="w16se">
@@ -1954,7 +1334,51 @@
         <w:rPr>
           <w:rFonts w:ascii="Aptos" w:hAnsi="Aptos"/>
         </w:rPr>
-        <w:t xml:space="preserve">Para </w:t>
+        <w:t xml:space="preserve"> </w:t>
+      </w:r>
+      <w:r>
+        <w:rPr>
+          <w:rFonts w:ascii="Aptos" w:hAnsi="Aptos"/>
+        </w:rPr>
+        <w:t>E</w:t>
+      </w:r>
+      <w:r>
+        <w:rPr>
+          <w:rFonts w:ascii="Aptos" w:hAnsi="Aptos"/>
+        </w:rPr>
+        <w:t>xtraer</w:t>
+      </w:r>
+      <w:r>
+        <w:rPr>
+          <w:rFonts w:ascii="Aptos" w:hAnsi="Aptos"/>
+        </w:rPr>
+        <w:t xml:space="preserve"> datos</w:t>
+      </w:r>
+      <w:r>
+        <w:rPr>
+          <w:rFonts w:ascii="Aptos" w:hAnsi="Aptos"/>
+        </w:rPr>
+        <w:t xml:space="preserve"> </w:t>
+      </w:r>
+      <w:r>
+        <w:rPr>
+          <w:rFonts w:ascii="Aptos" w:hAnsi="Aptos"/>
+        </w:rPr>
+        <w:t>(python)</w:t>
+      </w:r>
+      <w:bookmarkEnd w:id="2"/>
+    </w:p>
+    <w:p>
+      <w:pPr>
+        <w:rPr>
+          <w:rFonts w:ascii="Aptos" w:hAnsi="Aptos"/>
+        </w:rPr>
+      </w:pPr>
+      <w:r>
+        <w:rPr>
+          <w:rFonts w:ascii="Aptos" w:hAnsi="Aptos"/>
+        </w:rPr>
+        <w:t xml:space="preserve">Se extra el dataset de la pagina web </w:t>
       </w:r>
       <w:r>
         <w:rPr>
@@ -1962,88 +1386,13 @@
           <w:b/>
           <w:bCs/>
         </w:rPr>
-        <w:t>extraer</w:t>
+        <w:t>huggingface.co</w:t>
       </w:r>
       <w:r>
         <w:rPr>
           <w:rFonts w:ascii="Aptos" w:hAnsi="Aptos"/>
         </w:rPr>
-        <w:t xml:space="preserve"> el </w:t>
-      </w:r>
-      <w:proofErr w:type="spellStart"/>
-      <w:r>
-        <w:rPr>
-          <w:rFonts w:ascii="Aptos" w:hAnsi="Aptos"/>
-        </w:rPr>
-        <w:t>dataset</w:t>
-      </w:r>
-      <w:proofErr w:type="spellEnd"/>
-      <w:r>
-        <w:rPr>
-          <w:rFonts w:ascii="Aptos" w:hAnsi="Aptos"/>
-        </w:rPr>
-        <w:t xml:space="preserve"> y poder trabajar con él, usaremos el notebook de </w:t>
-      </w:r>
-      <w:proofErr w:type="spellStart"/>
-      <w:r>
-        <w:rPr>
-          <w:rFonts w:ascii="Aptos" w:hAnsi="Aptos"/>
-        </w:rPr>
-        <w:t>python</w:t>
-      </w:r>
-      <w:proofErr w:type="spellEnd"/>
-      <w:r>
-        <w:rPr>
-          <w:rFonts w:ascii="Aptos" w:hAnsi="Aptos"/>
-        </w:rPr>
-        <w:t xml:space="preserve"> </w:t>
-      </w:r>
-    </w:p>
-    <w:p>
-      <w:pPr>
-        <w:rPr>
-          <w:rFonts w:ascii="Aptos" w:hAnsi="Aptos"/>
-        </w:rPr>
-      </w:pPr>
-      <w:r>
-        <w:rPr>
-          <w:rFonts w:ascii="Aptos" w:hAnsi="Aptos"/>
-        </w:rPr>
-        <w:t xml:space="preserve">Se extra el </w:t>
-      </w:r>
-      <w:proofErr w:type="spellStart"/>
-      <w:r>
-        <w:rPr>
-          <w:rFonts w:ascii="Aptos" w:hAnsi="Aptos"/>
-        </w:rPr>
-        <w:t>dataset</w:t>
-      </w:r>
-      <w:proofErr w:type="spellEnd"/>
-      <w:r>
-        <w:rPr>
-          <w:rFonts w:ascii="Aptos" w:hAnsi="Aptos"/>
-        </w:rPr>
-        <w:t xml:space="preserve"> de la </w:t>
-      </w:r>
-      <w:proofErr w:type="spellStart"/>
-      <w:r>
-        <w:rPr>
-          <w:rFonts w:ascii="Aptos" w:hAnsi="Aptos"/>
-        </w:rPr>
-        <w:t>pagina</w:t>
-      </w:r>
-      <w:proofErr w:type="spellEnd"/>
-      <w:r>
-        <w:rPr>
-          <w:rFonts w:ascii="Aptos" w:hAnsi="Aptos"/>
-        </w:rPr>
-        <w:t xml:space="preserve"> web </w:t>
-      </w:r>
-      <w:r>
-        <w:rPr>
-          <w:rFonts w:ascii="Aptos" w:hAnsi="Aptos"/>
-        </w:rPr>
-        <w:t>huggingface.co/datasets/tarekmasryo/youtube-tiktok-trends-dataset-2025</w:t>
+        <w:t>/datasets/tarekmasryo/youtube-tiktok-trends-dataset-2025</w:t>
       </w:r>
     </w:p>
     <w:p>
@@ -2096,6 +1445,40 @@
     </w:p>
     <w:p>
       <w:pPr>
+        <w:pStyle w:val="Ttulo3"/>
+        <w:rPr>
+          <w:rFonts w:ascii="Aptos" w:hAnsi="Aptos"/>
+        </w:rPr>
+      </w:pPr>
+      <w:bookmarkStart w:id="3" w:name="_Toc220946517"/>
+      <w:r>
+        <w:rPr>
+          <w:rFonts w:ascii="Segoe UI Symbol" w:hAnsi="Segoe UI Symbol" w:cs="Segoe UI Symbol"/>
+        </w:rPr>
+        <w:t>🛠</w:t>
+      </w:r>
+      <w:r>
+        <w:rPr>
+          <w:rFonts w:ascii="Aptos" w:hAnsi="Aptos"/>
+        </w:rPr>
+        <w:t xml:space="preserve">️ </w:t>
+      </w:r>
+      <w:r>
+        <w:rPr>
+          <w:rFonts w:ascii="Aptos" w:hAnsi="Aptos"/>
+        </w:rPr>
+        <w:t>Tr</w:t>
+      </w:r>
+      <w:r>
+        <w:rPr>
+          <w:rFonts w:ascii="Aptos" w:hAnsi="Aptos"/>
+        </w:rPr>
+        <w:t>ansofrmacion datos</w:t>
+      </w:r>
+      <w:bookmarkEnd w:id="3"/>
+    </w:p>
+    <w:p>
+      <w:pPr>
         <w:spacing w:before="100" w:beforeAutospacing="1" w:after="100" w:afterAutospacing="1" w:line="240" w:lineRule="auto"/>
         <w:rPr>
           <w:rFonts w:ascii="Aptos" w:eastAsia="Times New Roman" w:hAnsi="Aptos" w:cstheme="minorHAnsi"/>
@@ -2106,134 +1489,33 @@
       </w:pPr>
       <w:r>
         <w:rPr>
-          <w:rFonts w:ascii="Segoe UI Symbol" w:eastAsia="Times New Roman" w:hAnsi="Segoe UI Symbol" w:cs="Segoe UI Symbol"/>
-          <w:b/>
-          <w:bCs/>
-          <w:sz w:val="28"/>
-          <w:szCs w:val="28"/>
-          <w:lang w:eastAsia="es-ES"/>
-        </w:rPr>
-        <w:t>🛠</w:t>
-      </w:r>
-      <w:r>
-        <w:rPr>
-          <w:rFonts w:ascii="Aptos" w:eastAsia="Times New Roman" w:hAnsi="Aptos" w:cstheme="minorHAnsi"/>
-          <w:b/>
-          <w:bCs/>
-          <w:sz w:val="28"/>
-          <w:szCs w:val="28"/>
-          <w:lang w:eastAsia="es-ES"/>
-        </w:rPr>
-        <w:t>️</w:t>
-      </w:r>
-      <w:r>
-        <w:rPr>
-          <w:rFonts w:ascii="Aptos" w:eastAsia="Times New Roman" w:hAnsi="Aptos" w:cstheme="minorHAnsi"/>
-          <w:b/>
-          <w:bCs/>
-          <w:sz w:val="36"/>
-          <w:szCs w:val="36"/>
-          <w:lang w:eastAsia="es-ES"/>
-        </w:rPr>
-        <w:t xml:space="preserve"> </w:t>
-      </w:r>
-      <w:r>
-        <w:rPr>
           <w:rFonts w:ascii="Aptos" w:eastAsia="Times New Roman" w:hAnsi="Aptos" w:cstheme="minorHAnsi"/>
           <w:sz w:val="24"/>
           <w:szCs w:val="24"/>
           <w:lang w:eastAsia="es-ES"/>
         </w:rPr>
-        <w:t xml:space="preserve">La </w:t>
-      </w:r>
-      <w:proofErr w:type="spellStart"/>
-      <w:r>
-        <w:rPr>
-          <w:rFonts w:ascii="Aptos" w:eastAsia="Times New Roman" w:hAnsi="Aptos" w:cstheme="minorHAnsi"/>
-          <w:b/>
-          <w:bCs/>
-          <w:sz w:val="24"/>
-          <w:szCs w:val="24"/>
-          <w:lang w:eastAsia="es-ES"/>
-        </w:rPr>
-        <w:t>transofrmacion</w:t>
-      </w:r>
-      <w:proofErr w:type="spellEnd"/>
-      <w:r>
-        <w:rPr>
-          <w:rFonts w:ascii="Aptos" w:eastAsia="Times New Roman" w:hAnsi="Aptos" w:cstheme="minorHAnsi"/>
-          <w:sz w:val="24"/>
-          <w:szCs w:val="24"/>
-          <w:lang w:eastAsia="es-ES"/>
-        </w:rPr>
-        <w:t xml:space="preserve"> de datos se sigue realizando en </w:t>
-      </w:r>
-      <w:proofErr w:type="spellStart"/>
-      <w:r>
-        <w:rPr>
-          <w:rFonts w:ascii="Aptos" w:eastAsia="Times New Roman" w:hAnsi="Aptos" w:cstheme="minorHAnsi"/>
-          <w:sz w:val="24"/>
-          <w:szCs w:val="24"/>
-          <w:lang w:eastAsia="es-ES"/>
-        </w:rPr>
-        <w:t>python</w:t>
-      </w:r>
-      <w:proofErr w:type="spellEnd"/>
-      <w:r>
-        <w:rPr>
-          <w:rFonts w:ascii="Aptos" w:eastAsia="Times New Roman" w:hAnsi="Aptos" w:cstheme="minorHAnsi"/>
-          <w:sz w:val="24"/>
-          <w:szCs w:val="24"/>
-          <w:lang w:eastAsia="es-ES"/>
-        </w:rPr>
-        <w:t xml:space="preserve">, donde analizaremos columnas innecesarias y otras columnas que no aporten valor. De igual manera también quitaremos </w:t>
-      </w:r>
-      <w:proofErr w:type="spellStart"/>
-      <w:r>
-        <w:rPr>
-          <w:rFonts w:ascii="Aptos" w:eastAsia="Times New Roman" w:hAnsi="Aptos" w:cstheme="minorHAnsi"/>
-          <w:sz w:val="24"/>
-          <w:szCs w:val="24"/>
-          <w:lang w:eastAsia="es-ES"/>
-        </w:rPr>
-        <w:t>nulls</w:t>
-      </w:r>
-      <w:proofErr w:type="spellEnd"/>
-      <w:r>
-        <w:rPr>
-          <w:rFonts w:ascii="Aptos" w:eastAsia="Times New Roman" w:hAnsi="Aptos" w:cstheme="minorHAnsi"/>
-          <w:sz w:val="24"/>
-          <w:szCs w:val="24"/>
-          <w:lang w:eastAsia="es-ES"/>
-        </w:rPr>
-        <w:t xml:space="preserve">  </w:t>
+        <w:t xml:space="preserve">analizaremos columnas innecesarias y otras columnas que no aporten valor. De igual manera también quitaremos nulls  </w:t>
       </w:r>
     </w:p>
     <w:p>
       <w:pPr>
-        <w:spacing w:before="100" w:beforeAutospacing="1" w:after="100" w:afterAutospacing="1" w:line="240" w:lineRule="auto"/>
-        <w:rPr>
-          <w:rFonts w:ascii="Aptos" w:eastAsia="Times New Roman" w:hAnsi="Aptos" w:cstheme="minorHAnsi"/>
-          <w:sz w:val="24"/>
-          <w:szCs w:val="24"/>
-          <w:lang w:eastAsia="es-ES"/>
-        </w:rPr>
-      </w:pPr>
+        <w:pStyle w:val="Ttulo3"/>
+        <w:rPr>
+          <w:rFonts w:ascii="Aptos" w:hAnsi="Aptos"/>
+        </w:rPr>
+      </w:pPr>
+      <w:bookmarkStart w:id="4" w:name="_Toc220946518"/>
       <w:r>
         <w:rPr>
           <mc:AlternateContent>
             <mc:Choice Requires="w16se">
-              <w:rFonts w:ascii="Aptos" w:eastAsia="Times New Roman" w:hAnsi="Aptos" w:cstheme="minorHAnsi"/>
+              <w:rFonts w:ascii="Aptos" w:hAnsi="Aptos"/>
             </mc:Choice>
             <mc:Fallback>
               <w:rFonts w:ascii="Segoe UI Emoji" w:eastAsia="Segoe UI Emoji" w:hAnsi="Segoe UI Emoji" w:cs="Segoe UI Emoji"/>
             </mc:Fallback>
           </mc:AlternateContent>
-          <w:sz w:val="28"/>
-          <w:szCs w:val="28"/>
-          <w:lang w:eastAsia="es-ES"/>
-        </w:rPr>
-        <w:lastRenderedPageBreak/>
+        </w:rPr>
         <mc:AlternateContent>
           <mc:Choice Requires="w16se">
             <w16se:symEx w16se:font="Segoe UI Emoji" w16se:char="1F4C7"/>
@@ -2245,6 +1527,24 @@
       </w:r>
       <w:r>
         <w:rPr>
+          <w:rFonts w:ascii="Aptos" w:hAnsi="Aptos"/>
+        </w:rPr>
+        <w:t>Carga:</w:t>
+      </w:r>
+      <w:bookmarkEnd w:id="4"/>
+    </w:p>
+    <w:p>
+      <w:pPr>
+        <w:spacing w:before="100" w:beforeAutospacing="1" w:after="100" w:afterAutospacing="1" w:line="240" w:lineRule="auto"/>
+        <w:rPr>
+          <w:rFonts w:ascii="Aptos" w:eastAsia="Times New Roman" w:hAnsi="Aptos" w:cstheme="minorHAnsi"/>
+          <w:sz w:val="24"/>
+          <w:szCs w:val="24"/>
+          <w:lang w:eastAsia="es-ES"/>
+        </w:rPr>
+      </w:pPr>
+      <w:r>
+        <w:rPr>
           <w:rFonts w:ascii="Aptos" w:eastAsia="Times New Roman" w:hAnsi="Aptos" w:cstheme="minorHAnsi"/>
           <w:sz w:val="24"/>
           <w:szCs w:val="24"/>
@@ -2270,27 +1570,7 @@
           <w:szCs w:val="24"/>
           <w:lang w:eastAsia="es-ES"/>
         </w:rPr>
-        <w:t xml:space="preserve"> en POWER_BI, nos falta generar el </w:t>
-      </w:r>
-      <w:proofErr w:type="spellStart"/>
-      <w:r>
-        <w:rPr>
-          <w:rFonts w:ascii="Aptos" w:eastAsia="Times New Roman" w:hAnsi="Aptos" w:cstheme="minorHAnsi"/>
-          <w:sz w:val="24"/>
-          <w:szCs w:val="24"/>
-          <w:lang w:eastAsia="es-ES"/>
-        </w:rPr>
-        <w:t>csv</w:t>
-      </w:r>
-      <w:proofErr w:type="spellEnd"/>
-      <w:r>
-        <w:rPr>
-          <w:rFonts w:ascii="Aptos" w:eastAsia="Times New Roman" w:hAnsi="Aptos" w:cstheme="minorHAnsi"/>
-          <w:sz w:val="24"/>
-          <w:szCs w:val="24"/>
-          <w:lang w:eastAsia="es-ES"/>
-        </w:rPr>
-        <w:t>:</w:t>
+        <w:t xml:space="preserve"> en POWER_BI, nos falta generar el csv:</w:t>
       </w:r>
     </w:p>
     <w:p>
@@ -2311,6 +1591,7 @@
           <w:szCs w:val="24"/>
           <w:lang w:eastAsia="es-ES"/>
         </w:rPr>
+        <w:lastRenderedPageBreak/>
         <w:drawing>
           <wp:inline distT="0" distB="0" distL="0" distR="0" wp14:anchorId="5521680C" wp14:editId="5D190DCD">
             <wp:extent cx="5400040" cy="3777615"/>
@@ -2362,75 +1643,73 @@
     <w:p>
       <w:pPr>
         <w:pStyle w:val="Ttulo2"/>
-      </w:pPr>
-      <w:bookmarkStart w:id="2" w:name="_Toc220585185"/>
-      <w:r>
+        <w:rPr>
+          <w:rFonts w:ascii="Aptos" w:hAnsi="Aptos"/>
+        </w:rPr>
+      </w:pPr>
+      <w:bookmarkStart w:id="5" w:name="_Toc220946519"/>
+      <w:r>
+        <w:rPr>
+          <w:rFonts w:ascii="Aptos" w:hAnsi="Aptos"/>
+        </w:rPr>
+        <w:t xml:space="preserve">1.2 </w:t>
+      </w:r>
+      <w:r>
+        <w:rPr>
+          <w:rFonts w:ascii="Aptos" w:hAnsi="Aptos"/>
+        </w:rPr>
         <w:t xml:space="preserve">EDA: </w:t>
       </w:r>
-      <w:proofErr w:type="spellStart"/>
       <w:r>
         <w:rPr>
           <w:rStyle w:val="Textoennegrita"/>
+          <w:rFonts w:ascii="Aptos" w:hAnsi="Aptos"/>
           <w:b/>
           <w:bCs/>
         </w:rPr>
-        <w:t>Exploratory</w:t>
-      </w:r>
-      <w:proofErr w:type="spellEnd"/>
-      <w:r>
-        <w:rPr>
-          <w:rStyle w:val="Textoennegrita"/>
-          <w:b/>
-          <w:bCs/>
-        </w:rPr>
-        <w:t xml:space="preserve"> Data </w:t>
-      </w:r>
-      <w:proofErr w:type="spellStart"/>
-      <w:proofErr w:type="gramStart"/>
-      <w:r>
-        <w:rPr>
-          <w:rStyle w:val="Textoennegrita"/>
-          <w:b/>
-          <w:bCs/>
-        </w:rPr>
-        <w:t>Analysis</w:t>
-      </w:r>
-      <w:proofErr w:type="spellEnd"/>
-      <w:r>
+        <w:t>Exploratory Data Analysis</w:t>
+      </w:r>
+      <w:r>
+        <w:rPr>
+          <w:rFonts w:ascii="Aptos" w:hAnsi="Aptos"/>
+        </w:rPr>
         <w:t xml:space="preserve">  </w:t>
       </w:r>
-      <w:proofErr w:type="spellStart"/>
-      <w:r>
-        <w:t>Power</w:t>
-      </w:r>
-      <w:proofErr w:type="spellEnd"/>
-      <w:proofErr w:type="gramEnd"/>
-      <w:r>
-        <w:t xml:space="preserve"> BI</w:t>
-      </w:r>
-      <w:bookmarkEnd w:id="2"/>
+      <w:r>
+        <w:rPr>
+          <w:rFonts w:ascii="Aptos" w:hAnsi="Aptos"/>
+        </w:rPr>
+        <w:t>Power BI</w:t>
+      </w:r>
+      <w:bookmarkEnd w:id="5"/>
     </w:p>
     <w:p>
-      <w:r>
-        <w:t>Estas son algunas de las imágenes del proyecto PBI</w:t>
-      </w:r>
-    </w:p>
-    <w:p>
+      <w:pPr>
+        <w:rPr>
+          <w:rFonts w:ascii="Aptos" w:hAnsi="Aptos"/>
+        </w:rPr>
+      </w:pPr>
       <w:hyperlink r:id="rId8" w:history="1">
         <w:r>
           <w:rPr>
             <w:rStyle w:val="Hipervnculo"/>
+            <w:rFonts w:ascii="Aptos" w:hAnsi="Aptos"/>
           </w:rPr>
           <w:t>https://app.powerbi.com/view?r=eyJrIjoiZjdmNjM1OWEtZWIzOC00YzAyLTgyODYtNmNmZDBlNWJkMzE1IiwidCI6IjhhZWJkZGI2LTM0MTgtNDNhMS1hMjU1LWI5NjQxODZlY2M2NCIsImMiOjl9</w:t>
         </w:r>
       </w:hyperlink>
     </w:p>
     <w:p>
-      <w:r>
-        <w:rPr>
+      <w:pPr>
+        <w:rPr>
+          <w:rFonts w:ascii="Aptos" w:hAnsi="Aptos"/>
+        </w:rPr>
+      </w:pPr>
+      <w:r>
+        <w:rPr>
+          <w:rFonts w:ascii="Aptos" w:hAnsi="Aptos"/>
           <w:noProof/>
         </w:rPr>
-        <w:lastRenderedPageBreak/>
         <w:drawing>
           <wp:inline distT="0" distB="0" distL="0" distR="0" wp14:anchorId="7271FCBC" wp14:editId="150F8D84">
             <wp:extent cx="5400040" cy="3084195"/>
@@ -2468,16 +1747,28 @@
         </w:drawing>
       </w:r>
     </w:p>
-    <w:p/>
-    <w:p/>
     <w:p>
       <w:pPr>
+        <w:rPr>
+          <w:rFonts w:ascii="Aptos" w:hAnsi="Aptos"/>
+        </w:rPr>
+      </w:pPr>
+    </w:p>
+    <w:p>
+      <w:pPr>
+        <w:rPr>
+          <w:rFonts w:ascii="Aptos" w:hAnsi="Aptos"/>
+        </w:rPr>
+      </w:pPr>
+    </w:p>
+    <w:p>
+      <w:pPr>
         <w:pStyle w:val="Ttulo1"/>
         <w:rPr>
           <w:rFonts w:ascii="Aptos" w:hAnsi="Aptos"/>
         </w:rPr>
       </w:pPr>
-      <w:bookmarkStart w:id="3" w:name="_Toc220585186"/>
+      <w:bookmarkStart w:id="6" w:name="_Toc220946520"/>
       <w:r>
         <w:rPr>
           <w:rFonts w:ascii="Aptos" w:hAnsi="Aptos"/>
@@ -2490,37 +1781,21 @@
         </w:rPr>
         <w:t xml:space="preserve"> </w:t>
       </w:r>
-      <w:bookmarkEnd w:id="3"/>
       <w:r>
         <w:rPr>
           <w:rFonts w:ascii="Aptos" w:hAnsi="Aptos"/>
         </w:rPr>
-        <w:t xml:space="preserve">Machine </w:t>
-      </w:r>
-      <w:proofErr w:type="spellStart"/>
-      <w:r>
+        <w:t>Machine Learning y Deep learning</w:t>
+      </w:r>
+      <w:bookmarkEnd w:id="6"/>
+    </w:p>
+    <w:p>
+      <w:pPr>
         <w:rPr>
           <w:rFonts w:ascii="Aptos" w:hAnsi="Aptos"/>
         </w:rPr>
-        <w:t>Learning</w:t>
-      </w:r>
-      <w:proofErr w:type="spellEnd"/>
-      <w:r>
-        <w:rPr>
-          <w:rFonts w:ascii="Aptos" w:hAnsi="Aptos"/>
-        </w:rPr>
-        <w:t xml:space="preserve"> y Deep </w:t>
-      </w:r>
-      <w:proofErr w:type="spellStart"/>
-      <w:r>
-        <w:rPr>
-          <w:rFonts w:ascii="Aptos" w:hAnsi="Aptos"/>
-        </w:rPr>
-        <w:t>learning</w:t>
-      </w:r>
-      <w:proofErr w:type="spellEnd"/>
+      </w:pPr>
     </w:p>
-    <w:p/>
     <w:p>
       <w:pPr>
         <w:spacing w:before="100" w:beforeAutospacing="1" w:after="100" w:afterAutospacing="1" w:line="240" w:lineRule="auto"/>
@@ -2534,7 +1809,7 @@
           <w:lang w:eastAsia="es-ES"/>
         </w:rPr>
       </w:pPr>
-      <w:bookmarkStart w:id="4" w:name="_Toc220585187"/>
+      <w:bookmarkStart w:id="7" w:name="_Toc220946521"/>
       <w:r>
         <w:rPr>
           <w:rFonts w:ascii="Segoe UI Symbol" w:eastAsia="Times New Roman" w:hAnsi="Segoe UI Symbol" w:cs="Segoe UI Symbol"/>
@@ -2566,7 +1841,7 @@
           <w:szCs w:val="36"/>
           <w:lang w:eastAsia="es-ES"/>
         </w:rPr>
-        <w:t>1</w:t>
+        <w:t>2.</w:t>
       </w:r>
       <w:r>
         <w:rPr>
@@ -2577,10 +1852,8 @@
           <w:szCs w:val="36"/>
           <w:lang w:eastAsia="es-ES"/>
         </w:rPr>
-        <w:t xml:space="preserve">. </w:t>
-      </w:r>
-      <w:bookmarkEnd w:id="4"/>
-      <w:proofErr w:type="spellStart"/>
+        <w:t>1</w:t>
+      </w:r>
       <w:r>
         <w:rPr>
           <w:rFonts w:ascii="Aptos" w:eastAsia="Times New Roman" w:hAnsi="Aptos" w:cstheme="minorHAnsi"/>
@@ -2590,9 +1863,20 @@
           <w:szCs w:val="36"/>
           <w:lang w:eastAsia="es-ES"/>
         </w:rPr>
+        <w:t xml:space="preserve"> </w:t>
+      </w:r>
+      <w:r>
+        <w:rPr>
+          <w:rFonts w:ascii="Aptos" w:eastAsia="Times New Roman" w:hAnsi="Aptos" w:cstheme="minorHAnsi"/>
+          <w:b/>
+          <w:bCs/>
+          <w:sz w:val="36"/>
+          <w:szCs w:val="36"/>
+          <w:lang w:eastAsia="es-ES"/>
+        </w:rPr>
         <w:t>Dataset</w:t>
       </w:r>
-      <w:proofErr w:type="spellEnd"/>
+      <w:bookmarkEnd w:id="7"/>
     </w:p>
     <w:p>
       <w:pPr>
@@ -2611,9 +1895,19 @@
           <w:szCs w:val="24"/>
           <w:lang w:eastAsia="es-ES"/>
         </w:rPr>
-        <w:t xml:space="preserve">Utilizaremos </w:t>
-      </w:r>
-      <w:proofErr w:type="gramStart"/>
+        <w:t xml:space="preserve">Utilizaremos la </w:t>
+      </w:r>
+      <w:r>
+        <w:rPr>
+          <w:rFonts w:ascii="Aptos" w:eastAsia="Times New Roman" w:hAnsi="Aptos" w:cstheme="minorHAnsi"/>
+          <w:b/>
+          <w:bCs/>
+          <w:sz w:val="24"/>
+          <w:szCs w:val="24"/>
+          <w:lang w:eastAsia="es-ES"/>
+        </w:rPr>
+        <w:t>api de youtube</w:t>
+      </w:r>
       <w:r>
         <w:rPr>
           <w:rFonts w:ascii="Aptos" w:eastAsia="Times New Roman" w:hAnsi="Aptos" w:cstheme="minorHAnsi"/>
@@ -2621,9 +1915,8 @@
           <w:szCs w:val="24"/>
           <w:lang w:eastAsia="es-ES"/>
         </w:rPr>
-        <w:t>la api</w:t>
-      </w:r>
-      <w:proofErr w:type="gramEnd"/>
+        <w:t xml:space="preserve"> para sacar </w:t>
+      </w:r>
       <w:r>
         <w:rPr>
           <w:rFonts w:ascii="Aptos" w:eastAsia="Times New Roman" w:hAnsi="Aptos" w:cstheme="minorHAnsi"/>
@@ -2631,19 +1924,30 @@
           <w:szCs w:val="24"/>
           <w:lang w:eastAsia="es-ES"/>
         </w:rPr>
-        <w:t xml:space="preserve"> de </w:t>
-      </w:r>
-      <w:proofErr w:type="spellStart"/>
-      <w:r>
+        <w:t>datos.</w:t>
+      </w:r>
+    </w:p>
+    <w:p>
+      <w:pPr>
+        <w:spacing w:before="100" w:beforeAutospacing="1" w:after="100" w:afterAutospacing="1" w:line="240" w:lineRule="auto"/>
         <w:rPr>
           <w:rFonts w:ascii="Aptos" w:eastAsia="Times New Roman" w:hAnsi="Aptos" w:cstheme="minorHAnsi"/>
           <w:sz w:val="24"/>
           <w:szCs w:val="24"/>
           <w:lang w:eastAsia="es-ES"/>
         </w:rPr>
-        <w:t>youtube</w:t>
-      </w:r>
-      <w:proofErr w:type="spellEnd"/>
+      </w:pPr>
+      <w:r>
+        <w:rPr>
+          <w:rFonts w:ascii="Aptos" w:eastAsia="Times New Roman" w:hAnsi="Aptos" w:cstheme="minorHAnsi"/>
+          <w:b/>
+          <w:bCs/>
+          <w:sz w:val="24"/>
+          <w:szCs w:val="24"/>
+          <w:lang w:eastAsia="es-ES"/>
+        </w:rPr>
+        <w:t>Librerias</w:t>
+      </w:r>
       <w:r>
         <w:rPr>
           <w:rFonts w:ascii="Aptos" w:eastAsia="Times New Roman" w:hAnsi="Aptos" w:cstheme="minorHAnsi"/>
@@ -2651,7 +1955,7 @@
           <w:szCs w:val="24"/>
           <w:lang w:eastAsia="es-ES"/>
         </w:rPr>
-        <w:t xml:space="preserve"> para sacar </w:t>
+        <w:t>:</w:t>
       </w:r>
       <w:r>
         <w:rPr>
@@ -2660,206 +1964,17 @@
           <w:szCs w:val="24"/>
           <w:lang w:eastAsia="es-ES"/>
         </w:rPr>
-        <w:t>datos.</w:t>
-      </w:r>
-    </w:p>
-    <w:p>
-      <w:pPr>
-        <w:spacing w:before="100" w:beforeAutospacing="1" w:after="100" w:afterAutospacing="1" w:line="240" w:lineRule="auto"/>
+        <w:t xml:space="preserve"> </w:t>
+      </w:r>
+      <w:r>
         <w:rPr>
           <w:rFonts w:ascii="Aptos" w:eastAsia="Times New Roman" w:hAnsi="Aptos" w:cstheme="minorHAnsi"/>
           <w:sz w:val="24"/>
           <w:szCs w:val="24"/>
           <w:lang w:eastAsia="es-ES"/>
         </w:rPr>
-      </w:pPr>
-      <w:proofErr w:type="spellStart"/>
-      <w:r>
-        <w:rPr>
-          <w:rFonts w:ascii="Aptos" w:eastAsia="Times New Roman" w:hAnsi="Aptos" w:cstheme="minorHAnsi"/>
-          <w:sz w:val="24"/>
-          <w:szCs w:val="24"/>
-          <w:lang w:eastAsia="es-ES"/>
-        </w:rPr>
-        <w:t>Librerias</w:t>
-      </w:r>
-      <w:proofErr w:type="spellEnd"/>
-      <w:r>
-        <w:rPr>
-          <w:rFonts w:ascii="Aptos" w:eastAsia="Times New Roman" w:hAnsi="Aptos" w:cstheme="minorHAnsi"/>
-          <w:sz w:val="24"/>
-          <w:szCs w:val="24"/>
-          <w:lang w:eastAsia="es-ES"/>
-        </w:rPr>
-        <w:t>:</w:t>
-      </w:r>
-    </w:p>
-    <w:p>
-      <w:pPr>
-        <w:spacing w:before="100" w:beforeAutospacing="1" w:after="100" w:afterAutospacing="1" w:line="240" w:lineRule="auto"/>
-        <w:rPr>
-          <w:rFonts w:ascii="Aptos" w:eastAsia="Times New Roman" w:hAnsi="Aptos" w:cstheme="minorHAnsi"/>
-          <w:sz w:val="24"/>
-          <w:szCs w:val="24"/>
-          <w:lang w:eastAsia="es-ES"/>
-        </w:rPr>
-      </w:pPr>
-      <w:proofErr w:type="spellStart"/>
-      <w:r>
-        <w:rPr>
-          <w:rFonts w:ascii="Aptos" w:eastAsia="Times New Roman" w:hAnsi="Aptos" w:cstheme="minorHAnsi"/>
-          <w:sz w:val="24"/>
-          <w:szCs w:val="24"/>
-          <w:lang w:eastAsia="es-ES"/>
-        </w:rPr>
-        <w:t>Langdetect</w:t>
-      </w:r>
-      <w:proofErr w:type="spellEnd"/>
-      <w:r>
-        <w:rPr>
-          <w:rFonts w:ascii="Aptos" w:eastAsia="Times New Roman" w:hAnsi="Aptos" w:cstheme="minorHAnsi"/>
-          <w:sz w:val="24"/>
-          <w:szCs w:val="24"/>
-          <w:lang w:eastAsia="es-ES"/>
-        </w:rPr>
-        <w:t>,</w:t>
-      </w:r>
-      <w:r>
-        <w:rPr>
-          <w:rFonts w:ascii="Aptos" w:eastAsia="Times New Roman" w:hAnsi="Aptos" w:cstheme="minorHAnsi"/>
-          <w:sz w:val="24"/>
-          <w:szCs w:val="24"/>
-          <w:lang w:eastAsia="es-ES"/>
-        </w:rPr>
-        <w:t xml:space="preserve"> pandas</w:t>
-      </w:r>
-      <w:r>
-        <w:rPr>
-          <w:rFonts w:ascii="Aptos" w:eastAsia="Times New Roman" w:hAnsi="Aptos" w:cstheme="minorHAnsi"/>
-          <w:sz w:val="24"/>
-          <w:szCs w:val="24"/>
-          <w:lang w:eastAsia="es-ES"/>
-        </w:rPr>
-        <w:t>,</w:t>
-      </w:r>
-      <w:r>
-        <w:rPr>
-          <w:rFonts w:ascii="Aptos" w:eastAsia="Times New Roman" w:hAnsi="Aptos" w:cstheme="minorHAnsi"/>
-          <w:sz w:val="24"/>
-          <w:szCs w:val="24"/>
-          <w:lang w:eastAsia="es-ES"/>
-        </w:rPr>
-        <w:t xml:space="preserve"> </w:t>
-      </w:r>
-      <w:proofErr w:type="spellStart"/>
-      <w:r>
-        <w:rPr>
-          <w:rFonts w:ascii="Aptos" w:eastAsia="Times New Roman" w:hAnsi="Aptos" w:cstheme="minorHAnsi"/>
-          <w:sz w:val="24"/>
-          <w:szCs w:val="24"/>
-          <w:lang w:eastAsia="es-ES"/>
-        </w:rPr>
-        <w:t>google</w:t>
-      </w:r>
-      <w:proofErr w:type="spellEnd"/>
-      <w:r>
-        <w:rPr>
-          <w:rFonts w:ascii="Aptos" w:eastAsia="Times New Roman" w:hAnsi="Aptos" w:cstheme="minorHAnsi"/>
-          <w:sz w:val="24"/>
-          <w:szCs w:val="24"/>
-          <w:lang w:eastAsia="es-ES"/>
-        </w:rPr>
-        <w:t>-api-</w:t>
-      </w:r>
-      <w:proofErr w:type="spellStart"/>
-      <w:r>
-        <w:rPr>
-          <w:rFonts w:ascii="Aptos" w:eastAsia="Times New Roman" w:hAnsi="Aptos" w:cstheme="minorHAnsi"/>
-          <w:sz w:val="24"/>
-          <w:szCs w:val="24"/>
-          <w:lang w:eastAsia="es-ES"/>
-        </w:rPr>
-        <w:t>python</w:t>
-      </w:r>
-      <w:proofErr w:type="spellEnd"/>
-      <w:r>
-        <w:rPr>
-          <w:rFonts w:ascii="Aptos" w:eastAsia="Times New Roman" w:hAnsi="Aptos" w:cstheme="minorHAnsi"/>
-          <w:sz w:val="24"/>
-          <w:szCs w:val="24"/>
-          <w:lang w:eastAsia="es-ES"/>
-        </w:rPr>
-        <w:t>-</w:t>
-      </w:r>
-      <w:proofErr w:type="spellStart"/>
-      <w:r>
-        <w:rPr>
-          <w:rFonts w:ascii="Aptos" w:eastAsia="Times New Roman" w:hAnsi="Aptos" w:cstheme="minorHAnsi"/>
-          <w:sz w:val="24"/>
-          <w:szCs w:val="24"/>
-          <w:lang w:eastAsia="es-ES"/>
-        </w:rPr>
-        <w:t>client</w:t>
-      </w:r>
-      <w:proofErr w:type="spellEnd"/>
-      <w:r>
-        <w:rPr>
-          <w:rFonts w:ascii="Aptos" w:eastAsia="Times New Roman" w:hAnsi="Aptos" w:cstheme="minorHAnsi"/>
-          <w:sz w:val="24"/>
-          <w:szCs w:val="24"/>
-          <w:lang w:eastAsia="es-ES"/>
-        </w:rPr>
-        <w:t>,</w:t>
-      </w:r>
-      <w:r>
-        <w:rPr>
-          <w:rFonts w:ascii="Aptos" w:eastAsia="Times New Roman" w:hAnsi="Aptos" w:cstheme="minorHAnsi"/>
-          <w:sz w:val="24"/>
-          <w:szCs w:val="24"/>
-          <w:lang w:eastAsia="es-ES"/>
-        </w:rPr>
-        <w:t xml:space="preserve"> </w:t>
-      </w:r>
-      <w:proofErr w:type="spellStart"/>
-      <w:r>
-        <w:rPr>
-          <w:rFonts w:ascii="Aptos" w:eastAsia="Times New Roman" w:hAnsi="Aptos" w:cstheme="minorHAnsi"/>
-          <w:sz w:val="24"/>
-          <w:szCs w:val="24"/>
-          <w:lang w:eastAsia="es-ES"/>
-        </w:rPr>
-        <w:t>isodate</w:t>
-      </w:r>
-      <w:proofErr w:type="spellEnd"/>
-      <w:r>
-        <w:rPr>
-          <w:rFonts w:ascii="Aptos" w:eastAsia="Times New Roman" w:hAnsi="Aptos" w:cstheme="minorHAnsi"/>
-          <w:sz w:val="24"/>
-          <w:szCs w:val="24"/>
-          <w:lang w:eastAsia="es-ES"/>
-        </w:rPr>
-        <w:t>,</w:t>
-      </w:r>
-      <w:r>
-        <w:rPr>
-          <w:rFonts w:ascii="Aptos" w:eastAsia="Times New Roman" w:hAnsi="Aptos" w:cstheme="minorHAnsi"/>
-          <w:sz w:val="24"/>
-          <w:szCs w:val="24"/>
-          <w:lang w:eastAsia="es-ES"/>
-        </w:rPr>
-        <w:t xml:space="preserve"> </w:t>
-      </w:r>
-      <w:proofErr w:type="spellStart"/>
-      <w:r>
-        <w:rPr>
-          <w:rFonts w:ascii="Aptos" w:eastAsia="Times New Roman" w:hAnsi="Aptos" w:cstheme="minorHAnsi"/>
-          <w:sz w:val="24"/>
-          <w:szCs w:val="24"/>
-          <w:lang w:eastAsia="es-ES"/>
-        </w:rPr>
-        <w:t>python-dotenv</w:t>
-      </w:r>
-      <w:proofErr w:type="spellEnd"/>
+        <w:t>Langdetect, pandas, google-api-python-client, isodate, python-dotenv</w:t>
+      </w:r>
     </w:p>
     <w:p>
       <w:pPr>
@@ -2995,7 +2110,6 @@
           <w:szCs w:val="24"/>
           <w:lang w:eastAsia="es-ES"/>
         </w:rPr>
-        <w:lastRenderedPageBreak/>
         <w:t>Para aprovechar la g</w:t>
       </w:r>
       <w:r>
@@ -3148,6 +2262,7 @@
           <w:szCs w:val="24"/>
           <w:lang w:eastAsia="es-ES"/>
         </w:rPr>
+        <w:lastRenderedPageBreak/>
         <w:t>Logs de extracción diaria</w:t>
       </w:r>
       <w:r>
@@ -3238,30 +2353,36 @@
     <w:p>
       <w:pPr>
         <w:pStyle w:val="Ttulo2"/>
-      </w:pPr>
+        <w:rPr>
+          <w:rFonts w:ascii="Aptos" w:hAnsi="Aptos"/>
+        </w:rPr>
+      </w:pPr>
+      <w:bookmarkStart w:id="8" w:name="_Toc220946522"/>
       <w:r>
         <w:rPr>
           <w:rFonts w:ascii="Segoe UI Emoji" w:hAnsi="Segoe UI Emoji" w:cs="Segoe UI Emoji"/>
         </w:rPr>
-        <w:lastRenderedPageBreak/>
         <w:t>⚙️</w:t>
       </w:r>
       <w:r>
-        <w:t xml:space="preserve"> ML </w:t>
-      </w:r>
-      <w:proofErr w:type="spellStart"/>
-      <w:r>
-        <w:t>DeepL</w:t>
-      </w:r>
-      <w:proofErr w:type="spellEnd"/>
-      <w:r>
+        <w:rPr>
+          <w:rFonts w:ascii="Aptos" w:hAnsi="Aptos"/>
+        </w:rPr>
         <w:t xml:space="preserve"> </w:t>
       </w:r>
-      <w:proofErr w:type="spellStart"/>
-      <w:r>
-        <w:t>Engine</w:t>
-      </w:r>
-      <w:proofErr w:type="spellEnd"/>
+      <w:r>
+        <w:rPr>
+          <w:rFonts w:ascii="Aptos" w:hAnsi="Aptos"/>
+        </w:rPr>
+        <w:t xml:space="preserve">2.2 </w:t>
+      </w:r>
+      <w:r>
+        <w:rPr>
+          <w:rFonts w:ascii="Aptos" w:hAnsi="Aptos"/>
+        </w:rPr>
+        <w:t>ML DeepL Engine</w:t>
+      </w:r>
+      <w:bookmarkEnd w:id="8"/>
     </w:p>
     <w:p>
       <w:pPr>
@@ -3310,21 +2431,7 @@
         <w:rPr>
           <w:rFonts w:ascii="Aptos" w:hAnsi="Aptos" w:cstheme="minorHAnsi"/>
         </w:rPr>
-        <w:t xml:space="preserve"> del </w:t>
-      </w:r>
-      <w:proofErr w:type="spellStart"/>
-      <w:r>
-        <w:rPr>
-          <w:rFonts w:ascii="Aptos" w:hAnsi="Aptos" w:cstheme="minorHAnsi"/>
-        </w:rPr>
-        <w:t>engagement</w:t>
-      </w:r>
-      <w:proofErr w:type="spellEnd"/>
-      <w:r>
-        <w:rPr>
-          <w:rFonts w:ascii="Aptos" w:hAnsi="Aptos" w:cstheme="minorHAnsi"/>
-        </w:rPr>
-        <w:t>.</w:t>
+        <w:t xml:space="preserve"> del engagement.</w:t>
       </w:r>
     </w:p>
     <w:p>
@@ -3342,16 +2449,8 @@
         <w:rPr>
           <w:rFonts w:ascii="Aptos" w:hAnsi="Aptos" w:cstheme="minorHAnsi"/>
         </w:rPr>
-        <w:t xml:space="preserve">Normalizar campos: Escalas muy diferenciadas, por ejemplo, numero de </w:t>
-      </w:r>
-      <w:proofErr w:type="spellStart"/>
-      <w:r>
-        <w:rPr>
-          <w:rFonts w:ascii="Aptos" w:hAnsi="Aptos" w:cstheme="minorHAnsi"/>
-        </w:rPr>
-        <w:t>views</w:t>
-      </w:r>
-      <w:proofErr w:type="spellEnd"/>
+        <w:t>Normalizar campos: Escalas muy diferenciadas, por ejemplo, numero de views</w:t>
+      </w:r>
     </w:p>
     <w:p>
       <w:pPr>
@@ -3386,21 +2485,7 @@
         <w:rPr>
           <w:rFonts w:ascii="Aptos" w:hAnsi="Aptos" w:cstheme="minorHAnsi"/>
         </w:rPr>
-        <w:t xml:space="preserve">Vectorizar textos: usa la librería </w:t>
-      </w:r>
-      <w:proofErr w:type="spellStart"/>
-      <w:r>
-        <w:rPr>
-          <w:rFonts w:ascii="Aptos" w:hAnsi="Aptos" w:cstheme="minorHAnsi"/>
-        </w:rPr>
-        <w:t>Sentence</w:t>
-      </w:r>
-      <w:proofErr w:type="spellEnd"/>
-      <w:r>
-        <w:rPr>
-          <w:rFonts w:ascii="Aptos" w:hAnsi="Aptos" w:cstheme="minorHAnsi"/>
-        </w:rPr>
-        <w:t>-BERT para capturar el significado semántico.</w:t>
+        <w:t>Vectorizar textos: usa la librería Sentence-BERT para capturar el significado semántico.</w:t>
       </w:r>
     </w:p>
     <w:p>
@@ -3414,28 +2499,24 @@
           <w:rFonts w:ascii="Aptos" w:hAnsi="Aptos" w:cstheme="minorHAnsi"/>
         </w:rPr>
       </w:pPr>
-      <w:proofErr w:type="spellStart"/>
       <w:r>
         <w:rPr>
           <w:rFonts w:ascii="Aptos" w:hAnsi="Aptos" w:cstheme="minorHAnsi"/>
         </w:rPr>
-        <w:t>Analisis</w:t>
-      </w:r>
-      <w:proofErr w:type="spellEnd"/>
+        <w:t>Análisis</w:t>
+      </w:r>
       <w:r>
         <w:rPr>
           <w:rFonts w:ascii="Aptos" w:hAnsi="Aptos" w:cstheme="minorHAnsi"/>
         </w:rPr>
         <w:t xml:space="preserve"> del </w:t>
       </w:r>
-      <w:proofErr w:type="spellStart"/>
       <w:r>
         <w:rPr>
           <w:rFonts w:ascii="Aptos" w:hAnsi="Aptos" w:cstheme="minorHAnsi"/>
         </w:rPr>
-        <w:t>sentimientoi</w:t>
-      </w:r>
-      <w:proofErr w:type="spellEnd"/>
+        <w:t>sentimiento</w:t>
+      </w:r>
     </w:p>
     <w:p>
       <w:pPr>
@@ -3466,19 +2547,11 @@
           <w:rFonts w:ascii="Aptos" w:hAnsi="Aptos" w:cstheme="minorHAnsi"/>
         </w:rPr>
       </w:pPr>
-      <w:proofErr w:type="spellStart"/>
       <w:r>
         <w:rPr>
           <w:rFonts w:ascii="Aptos" w:hAnsi="Aptos" w:cstheme="minorHAnsi"/>
         </w:rPr>
-        <w:t>Features</w:t>
-      </w:r>
-      <w:proofErr w:type="spellEnd"/>
-      <w:r>
-        <w:rPr>
-          <w:rFonts w:ascii="Aptos" w:hAnsi="Aptos" w:cstheme="minorHAnsi"/>
-        </w:rPr>
-        <w:t xml:space="preserve"> temporales</w:t>
+        <w:t>Features temporales</w:t>
       </w:r>
     </w:p>
     <w:p>
@@ -3516,6 +2589,27 @@
         </w:rPr>
         <w:t>Los campos muy sesgados, además de la normalización, necesitan también una transformación logarítmica.</w:t>
       </w:r>
+    </w:p>
+    <w:p>
+      <w:pPr>
+        <w:rPr>
+          <w:rFonts w:ascii="Aptos" w:hAnsi="Aptos" w:cstheme="minorHAnsi"/>
+        </w:rPr>
+      </w:pPr>
+    </w:p>
+    <w:p>
+      <w:pPr>
+        <w:rPr>
+          <w:rFonts w:ascii="Aptos" w:hAnsi="Aptos" w:cstheme="minorHAnsi"/>
+        </w:rPr>
+      </w:pPr>
+    </w:p>
+    <w:p>
+      <w:pPr>
+        <w:rPr>
+          <w:rFonts w:ascii="Aptos" w:hAnsi="Aptos" w:cstheme="minorHAnsi"/>
+        </w:rPr>
+      </w:pPr>
     </w:p>
     <w:tbl>
       <w:tblPr>
@@ -3534,7 +2628,6 @@
           </w:tcPr>
           <w:p>
             <w:pPr>
-              <w:spacing w:after="0" w:line="240" w:lineRule="auto"/>
               <w:rPr>
                 <w:rFonts w:ascii="Aptos" w:hAnsi="Aptos" w:cstheme="minorHAnsi"/>
               </w:rPr>
@@ -3543,15 +2636,8 @@
               <w:rPr>
                 <w:rFonts w:ascii="Aptos" w:hAnsi="Aptos" w:cstheme="minorHAnsi"/>
               </w:rPr>
-              <w:t>**</w:t>
-            </w:r>
-            <w:r>
-              <w:rPr>
-                <w:rFonts w:ascii="Aptos" w:hAnsi="Aptos" w:cstheme="minorHAnsi"/>
-              </w:rPr>
-              <w:t xml:space="preserve"> </w:t>
-            </w:r>
-            <w:proofErr w:type="spellStart"/>
+              <w:t xml:space="preserve">** </w:t>
+            </w:r>
             <w:r>
               <w:rPr>
                 <w:rFonts w:ascii="Aptos" w:hAnsi="Aptos" w:cstheme="minorHAnsi"/>
@@ -3560,7 +2646,6 @@
               </w:rPr>
               <w:t>view_count</w:t>
             </w:r>
-            <w:proofErr w:type="spellEnd"/>
             <w:r>
               <w:rPr>
                 <w:rFonts w:ascii="Aptos" w:hAnsi="Aptos" w:cstheme="minorHAnsi"/>
@@ -3570,7 +2655,6 @@
           </w:p>
           <w:p>
             <w:pPr>
-              <w:spacing w:after="0" w:line="240" w:lineRule="auto"/>
               <w:rPr>
                 <w:rFonts w:ascii="Aptos" w:hAnsi="Aptos" w:cstheme="minorHAnsi"/>
               </w:rPr>
@@ -3591,7 +2675,6 @@
           </w:p>
           <w:p>
             <w:pPr>
-              <w:spacing w:after="0" w:line="240" w:lineRule="auto"/>
               <w:rPr>
                 <w:rFonts w:ascii="Aptos" w:hAnsi="Aptos" w:cstheme="minorHAnsi"/>
               </w:rPr>
@@ -3605,7 +2688,6 @@
           </w:p>
           <w:p>
             <w:pPr>
-              <w:spacing w:after="0" w:line="240" w:lineRule="auto"/>
               <w:rPr>
                 <w:rFonts w:ascii="Aptos" w:hAnsi="Aptos" w:cstheme="minorHAnsi"/>
               </w:rPr>
@@ -3614,26 +2696,11 @@
               <w:rPr>
                 <w:rFonts w:ascii="Aptos" w:hAnsi="Aptos" w:cstheme="minorHAnsi"/>
               </w:rPr>
-              <w:t>↓↓↓ log1</w:t>
-            </w:r>
-            <w:proofErr w:type="gramStart"/>
-            <w:r>
-              <w:rPr>
-                <w:rFonts w:ascii="Aptos" w:hAnsi="Aptos" w:cstheme="minorHAnsi"/>
-              </w:rPr>
-              <w:t>p(</w:t>
-            </w:r>
-            <w:proofErr w:type="gramEnd"/>
-            <w:r>
-              <w:rPr>
-                <w:rFonts w:ascii="Aptos" w:hAnsi="Aptos" w:cstheme="minorHAnsi"/>
-              </w:rPr>
-              <w:t>) ↓↓↓</w:t>
+              <w:t>↓↓↓ log1p() ↓↓↓</w:t>
             </w:r>
           </w:p>
           <w:p>
             <w:pPr>
-              <w:spacing w:after="0" w:line="240" w:lineRule="auto"/>
               <w:rPr>
                 <w:rFonts w:ascii="Aptos" w:hAnsi="Aptos" w:cstheme="minorHAnsi"/>
               </w:rPr>
@@ -3654,7 +2721,6 @@
           </w:p>
           <w:p>
             <w:pPr>
-              <w:spacing w:after="0" w:line="240" w:lineRule="auto"/>
               <w:rPr>
                 <w:rFonts w:ascii="Aptos" w:hAnsi="Aptos" w:cstheme="minorHAnsi"/>
               </w:rPr>
@@ -3668,7 +2734,6 @@
           </w:p>
           <w:p>
             <w:pPr>
-              <w:spacing w:after="0" w:line="240" w:lineRule="auto"/>
               <w:rPr>
                 <w:rFonts w:ascii="Aptos" w:hAnsi="Aptos" w:cstheme="minorHAnsi"/>
               </w:rPr>
@@ -3676,7 +2741,6 @@
           </w:p>
           <w:p>
             <w:pPr>
-              <w:spacing w:after="0" w:line="240" w:lineRule="auto"/>
               <w:rPr>
                 <w:rFonts w:ascii="Aptos" w:hAnsi="Aptos" w:cstheme="minorHAnsi"/>
               </w:rPr>
@@ -3704,7 +2768,6 @@
           </w:p>
           <w:p>
             <w:pPr>
-              <w:spacing w:after="0" w:line="240" w:lineRule="auto"/>
               <w:rPr>
                 <w:rFonts w:ascii="Aptos" w:hAnsi="Aptos" w:cstheme="minorHAnsi"/>
               </w:rPr>
@@ -3713,16 +2776,8 @@
               <w:rPr>
                 <w:rFonts w:ascii="Aptos" w:hAnsi="Aptos" w:cstheme="minorHAnsi"/>
               </w:rPr>
-              <w:t xml:space="preserve">- 90% de videos: 100-10,000 </w:t>
-            </w:r>
-            <w:proofErr w:type="spellStart"/>
-            <w:r>
-              <w:rPr>
-                <w:rFonts w:ascii="Aptos" w:hAnsi="Aptos" w:cstheme="minorHAnsi"/>
-              </w:rPr>
-              <w:t>views</w:t>
-            </w:r>
-            <w:proofErr w:type="spellEnd"/>
+              <w:t>- 90% de videos: 100-10,000 views</w:t>
+            </w:r>
           </w:p>
           <w:p>
             <w:pPr>
@@ -3734,16 +2789,8 @@
               <w:rPr>
                 <w:rFonts w:ascii="Aptos" w:hAnsi="Aptos" w:cstheme="minorHAnsi"/>
               </w:rPr>
-              <w:t xml:space="preserve">- 10% de videos: 100,000-1,000,000 </w:t>
-            </w:r>
-            <w:proofErr w:type="spellStart"/>
-            <w:r>
-              <w:rPr>
-                <w:rFonts w:ascii="Aptos" w:hAnsi="Aptos" w:cstheme="minorHAnsi"/>
-              </w:rPr>
-              <w:t>views</w:t>
-            </w:r>
-            <w:proofErr w:type="spellEnd"/>
+              <w:t>- 10% de videos: 100,000-1,000,000 views</w:t>
+            </w:r>
           </w:p>
         </w:tc>
       </w:tr>
@@ -3768,1720 +2815,363 @@
       <w:pPr>
         <w:rPr>
           <w:rFonts w:ascii="Aptos" w:hAnsi="Aptos" w:cstheme="minorHAnsi"/>
-          <w:u w:val="single"/>
-        </w:rPr>
-      </w:pPr>
+        </w:rPr>
+      </w:pPr>
+      <w:r>
+        <w:rPr>
+          <w:rFonts w:ascii="Aptos" w:hAnsi="Aptos" w:cstheme="minorHAnsi"/>
+        </w:rPr>
+        <w:t>Una vez los datos los tenemos que quieremos, vamos a dividir el dataset en</w:t>
+      </w:r>
     </w:p>
     <w:p>
       <w:pPr>
-        <w:shd w:val="clear" w:color="auto" w:fill="1F1F1F"/>
-        <w:spacing w:after="0" w:line="285" w:lineRule="atLeast"/>
-        <w:rPr>
-          <w:rFonts w:ascii="Consolas" w:eastAsia="Times New Roman" w:hAnsi="Consolas" w:cs="Times New Roman"/>
-          <w:color w:val="CCCCCC"/>
-          <w:sz w:val="21"/>
-          <w:szCs w:val="21"/>
-          <w:lang w:eastAsia="es-ES"/>
-        </w:rPr>
-      </w:pPr>
-      <w:r>
-        <w:rPr>
-          <w:rFonts w:ascii="Consolas" w:eastAsia="Times New Roman" w:hAnsi="Consolas" w:cs="Times New Roman"/>
-          <w:color w:val="569CD6"/>
-          <w:sz w:val="21"/>
-          <w:szCs w:val="21"/>
-          <w:lang w:eastAsia="es-ES"/>
-        </w:rPr>
-        <w:t xml:space="preserve">División del </w:t>
-      </w:r>
-      <w:proofErr w:type="spellStart"/>
-      <w:r>
-        <w:rPr>
-          <w:rFonts w:ascii="Consolas" w:eastAsia="Times New Roman" w:hAnsi="Consolas" w:cs="Times New Roman"/>
-          <w:color w:val="569CD6"/>
-          <w:sz w:val="21"/>
-          <w:szCs w:val="21"/>
-          <w:lang w:eastAsia="es-ES"/>
-        </w:rPr>
-        <w:t>dataset</w:t>
-      </w:r>
-      <w:proofErr w:type="spellEnd"/>
-      <w:r>
-        <w:rPr>
-          <w:rFonts w:ascii="Consolas" w:eastAsia="Times New Roman" w:hAnsi="Consolas" w:cs="Times New Roman"/>
-          <w:color w:val="569CD6"/>
-          <w:sz w:val="21"/>
-          <w:szCs w:val="21"/>
-          <w:lang w:eastAsia="es-ES"/>
-        </w:rPr>
-        <w:t xml:space="preserve"> (70% - 15% - 15%</w:t>
-      </w:r>
-      <w:proofErr w:type="gramStart"/>
-      <w:r>
-        <w:rPr>
-          <w:rFonts w:ascii="Consolas" w:eastAsia="Times New Roman" w:hAnsi="Consolas" w:cs="Times New Roman"/>
-          <w:color w:val="569CD6"/>
-          <w:sz w:val="21"/>
-          <w:szCs w:val="21"/>
-          <w:lang w:eastAsia="es-ES"/>
-        </w:rPr>
-        <w:t>):*</w:t>
-      </w:r>
-      <w:proofErr w:type="gramEnd"/>
-      <w:r>
-        <w:rPr>
-          <w:rFonts w:ascii="Consolas" w:eastAsia="Times New Roman" w:hAnsi="Consolas" w:cs="Times New Roman"/>
-          <w:color w:val="F44747"/>
-          <w:sz w:val="21"/>
-          <w:szCs w:val="21"/>
-          <w:lang w:eastAsia="es-ES"/>
-        </w:rPr>
-        <w:t>*</w:t>
+        <w:pStyle w:val="Prrafodelista"/>
+        <w:numPr>
+          <w:ilvl w:val="0"/>
+          <w:numId w:val="27"/>
+        </w:numPr>
+        <w:rPr>
+          <w:rFonts w:ascii="Aptos" w:hAnsi="Aptos" w:cstheme="minorHAnsi"/>
+        </w:rPr>
+      </w:pPr>
+      <w:r>
+        <w:rPr>
+          <w:rFonts w:ascii="Aptos" w:hAnsi="Aptos" w:cstheme="minorHAnsi"/>
+        </w:rPr>
+        <w:t xml:space="preserve">70%  </w:t>
+      </w:r>
+      <w:r>
+        <w:rPr>
+          <w:rFonts w:ascii="Aptos" w:hAnsi="Aptos" w:cstheme="minorHAnsi"/>
+        </w:rPr>
+        <w:t>E</w:t>
+      </w:r>
+      <w:r>
+        <w:rPr>
+          <w:rFonts w:ascii="Aptos" w:hAnsi="Aptos" w:cstheme="minorHAnsi"/>
+        </w:rPr>
+        <w:t>ntrenamiento</w:t>
       </w:r>
     </w:p>
     <w:p>
       <w:pPr>
-        <w:shd w:val="clear" w:color="auto" w:fill="1F1F1F"/>
-        <w:spacing w:after="0" w:line="285" w:lineRule="atLeast"/>
-        <w:rPr>
-          <w:rFonts w:ascii="Consolas" w:eastAsia="Times New Roman" w:hAnsi="Consolas" w:cs="Times New Roman"/>
-          <w:color w:val="CCCCCC"/>
-          <w:sz w:val="21"/>
-          <w:szCs w:val="21"/>
-          <w:lang w:eastAsia="es-ES"/>
-        </w:rPr>
-      </w:pPr>
-      <w:r>
-        <w:rPr>
-          <w:rFonts w:ascii="Consolas" w:eastAsia="Times New Roman" w:hAnsi="Consolas" w:cs="Times New Roman"/>
-          <w:color w:val="569CD6"/>
-          <w:sz w:val="21"/>
-          <w:szCs w:val="21"/>
-          <w:lang w:eastAsia="es-ES"/>
-        </w:rPr>
-        <w:t>Se divide en **3 partes**, no 2, por una razón importante</w:t>
-      </w:r>
-      <w:r>
-        <w:rPr>
-          <w:rFonts w:ascii="Consolas" w:eastAsia="Times New Roman" w:hAnsi="Consolas" w:cs="Times New Roman"/>
-          <w:color w:val="D4D4D4"/>
-          <w:sz w:val="21"/>
-          <w:szCs w:val="21"/>
-          <w:lang w:eastAsia="es-ES"/>
-        </w:rPr>
-        <w:t>:</w:t>
+        <w:pStyle w:val="Prrafodelista"/>
+        <w:numPr>
+          <w:ilvl w:val="0"/>
+          <w:numId w:val="27"/>
+        </w:numPr>
+        <w:rPr>
+          <w:rFonts w:ascii="Aptos" w:hAnsi="Aptos" w:cstheme="minorHAnsi"/>
+        </w:rPr>
+      </w:pPr>
+      <w:r>
+        <w:rPr>
+          <w:rFonts w:ascii="Aptos" w:hAnsi="Aptos" w:cstheme="minorHAnsi"/>
+        </w:rPr>
+        <w:t>15% Validación: detectar si el modelo esta “memorizando” en vez de “aprendiendo”</w:t>
       </w:r>
     </w:p>
     <w:p>
       <w:pPr>
-        <w:shd w:val="clear" w:color="auto" w:fill="1F1F1F"/>
-        <w:spacing w:after="0" w:line="285" w:lineRule="atLeast"/>
-        <w:rPr>
-          <w:rFonts w:ascii="Consolas" w:eastAsia="Times New Roman" w:hAnsi="Consolas" w:cs="Times New Roman"/>
-          <w:color w:val="CCCCCC"/>
-          <w:sz w:val="21"/>
-          <w:szCs w:val="21"/>
-          <w:lang w:eastAsia="es-ES"/>
-        </w:rPr>
-      </w:pPr>
-      <w:r>
-        <w:rPr>
-          <w:rFonts w:ascii="Consolas" w:eastAsia="Times New Roman" w:hAnsi="Consolas" w:cs="Times New Roman"/>
-          <w:color w:val="D4D4D4"/>
-          <w:sz w:val="21"/>
-          <w:szCs w:val="21"/>
-          <w:lang w:eastAsia="es-ES"/>
-        </w:rPr>
-        <w:t xml:space="preserve">- </w:t>
-      </w:r>
-      <w:r>
-        <w:rPr>
-          <w:rFonts w:ascii="Consolas" w:eastAsia="Times New Roman" w:hAnsi="Consolas" w:cs="Times New Roman"/>
-          <w:color w:val="C586C0"/>
-          <w:sz w:val="21"/>
-          <w:szCs w:val="21"/>
-          <w:lang w:eastAsia="es-ES"/>
-        </w:rPr>
-        <w:t>*</w:t>
-      </w:r>
-      <w:r>
-        <w:rPr>
-          <w:rFonts w:ascii="Consolas" w:eastAsia="Times New Roman" w:hAnsi="Consolas" w:cs="Times New Roman"/>
-          <w:color w:val="9CDCFE"/>
-          <w:sz w:val="21"/>
-          <w:szCs w:val="21"/>
-          <w:lang w:eastAsia="es-ES"/>
-        </w:rPr>
-        <w:t>*70%</w:t>
-      </w:r>
-      <w:r>
-        <w:rPr>
-          <w:rFonts w:ascii="Consolas" w:eastAsia="Times New Roman" w:hAnsi="Consolas" w:cs="Times New Roman"/>
-          <w:color w:val="D4D4D4"/>
-          <w:sz w:val="21"/>
-          <w:szCs w:val="21"/>
-          <w:lang w:eastAsia="es-ES"/>
-        </w:rPr>
-        <w:t xml:space="preserve"> </w:t>
-      </w:r>
-      <w:r>
-        <w:rPr>
-          <w:rFonts w:ascii="Consolas" w:eastAsia="Times New Roman" w:hAnsi="Consolas" w:cs="Times New Roman"/>
-          <w:color w:val="569CD6"/>
-          <w:sz w:val="21"/>
-          <w:szCs w:val="21"/>
-          <w:lang w:eastAsia="es-ES"/>
-        </w:rPr>
-        <w:t>TRAIN (Entrenamiento)**</w:t>
-      </w:r>
-      <w:r>
-        <w:rPr>
-          <w:rFonts w:ascii="Consolas" w:eastAsia="Times New Roman" w:hAnsi="Consolas" w:cs="Times New Roman"/>
-          <w:color w:val="D4D4D4"/>
-          <w:sz w:val="21"/>
-          <w:szCs w:val="21"/>
-          <w:lang w:eastAsia="es-ES"/>
-        </w:rPr>
-        <w:t xml:space="preserve">: </w:t>
-      </w:r>
-      <w:r>
-        <w:rPr>
-          <w:rFonts w:ascii="Consolas" w:eastAsia="Times New Roman" w:hAnsi="Consolas" w:cs="Times New Roman"/>
-          <w:color w:val="CE9178"/>
-          <w:sz w:val="21"/>
-          <w:szCs w:val="21"/>
-          <w:lang w:eastAsia="es-ES"/>
-        </w:rPr>
-        <w:t>El modelo aprende patrones de estos datos</w:t>
+        <w:pStyle w:val="Prrafodelista"/>
+        <w:numPr>
+          <w:ilvl w:val="1"/>
+          <w:numId w:val="27"/>
+        </w:numPr>
+        <w:rPr>
+          <w:rFonts w:ascii="Aptos" w:hAnsi="Aptos" w:cstheme="minorHAnsi"/>
+          <w:b/>
+          <w:bCs/>
+        </w:rPr>
+      </w:pPr>
+      <w:r>
+        <w:rPr>
+          <w:rFonts w:ascii="Aptos" w:hAnsi="Aptos" w:cstheme="minorHAnsi"/>
+          <w:b/>
+          <w:bCs/>
+        </w:rPr>
+        <w:t xml:space="preserve">Tasa de aprendizaje: </w:t>
       </w:r>
     </w:p>
     <w:p>
       <w:pPr>
-        <w:shd w:val="clear" w:color="auto" w:fill="1F1F1F"/>
-        <w:spacing w:after="0" w:line="285" w:lineRule="atLeast"/>
-        <w:rPr>
-          <w:rFonts w:ascii="Consolas" w:eastAsia="Times New Roman" w:hAnsi="Consolas" w:cs="Times New Roman"/>
-          <w:color w:val="CCCCCC"/>
-          <w:sz w:val="21"/>
-          <w:szCs w:val="21"/>
-          <w:lang w:eastAsia="es-ES"/>
-        </w:rPr>
-      </w:pPr>
-      <w:r>
-        <w:rPr>
-          <w:rFonts w:ascii="Consolas" w:eastAsia="Times New Roman" w:hAnsi="Consolas" w:cs="Times New Roman"/>
-          <w:color w:val="D4D4D4"/>
-          <w:sz w:val="21"/>
-          <w:szCs w:val="21"/>
-          <w:lang w:eastAsia="es-ES"/>
-        </w:rPr>
-        <w:t xml:space="preserve">- </w:t>
-      </w:r>
-      <w:r>
-        <w:rPr>
-          <w:rFonts w:ascii="Consolas" w:eastAsia="Times New Roman" w:hAnsi="Consolas" w:cs="Times New Roman"/>
-          <w:color w:val="C586C0"/>
-          <w:sz w:val="21"/>
-          <w:szCs w:val="21"/>
-          <w:lang w:eastAsia="es-ES"/>
-        </w:rPr>
-        <w:t>*</w:t>
-      </w:r>
-      <w:r>
-        <w:rPr>
-          <w:rFonts w:ascii="Consolas" w:eastAsia="Times New Roman" w:hAnsi="Consolas" w:cs="Times New Roman"/>
-          <w:color w:val="9CDCFE"/>
-          <w:sz w:val="21"/>
-          <w:szCs w:val="21"/>
-          <w:lang w:eastAsia="es-ES"/>
-        </w:rPr>
-        <w:t>*15%</w:t>
-      </w:r>
-      <w:r>
-        <w:rPr>
-          <w:rFonts w:ascii="Consolas" w:eastAsia="Times New Roman" w:hAnsi="Consolas" w:cs="Times New Roman"/>
-          <w:color w:val="D4D4D4"/>
-          <w:sz w:val="21"/>
-          <w:szCs w:val="21"/>
-          <w:lang w:eastAsia="es-ES"/>
-        </w:rPr>
-        <w:t xml:space="preserve"> </w:t>
-      </w:r>
-      <w:r>
-        <w:rPr>
-          <w:rFonts w:ascii="Consolas" w:eastAsia="Times New Roman" w:hAnsi="Consolas" w:cs="Times New Roman"/>
-          <w:color w:val="569CD6"/>
-          <w:sz w:val="21"/>
-          <w:szCs w:val="21"/>
-          <w:lang w:eastAsia="es-ES"/>
-        </w:rPr>
-        <w:t>VALIDATION (Validación)**</w:t>
-      </w:r>
-      <w:r>
-        <w:rPr>
-          <w:rFonts w:ascii="Consolas" w:eastAsia="Times New Roman" w:hAnsi="Consolas" w:cs="Times New Roman"/>
-          <w:color w:val="D4D4D4"/>
-          <w:sz w:val="21"/>
-          <w:szCs w:val="21"/>
-          <w:lang w:eastAsia="es-ES"/>
-        </w:rPr>
-        <w:t xml:space="preserve">: </w:t>
-      </w:r>
-      <w:r>
-        <w:rPr>
-          <w:rFonts w:ascii="Consolas" w:eastAsia="Times New Roman" w:hAnsi="Consolas" w:cs="Times New Roman"/>
-          <w:color w:val="CE9178"/>
-          <w:sz w:val="21"/>
-          <w:szCs w:val="21"/>
-          <w:lang w:eastAsia="es-ES"/>
-        </w:rPr>
-        <w:t>Durante el entrenamiento, se usa para</w:t>
-      </w:r>
-      <w:r>
-        <w:rPr>
-          <w:rFonts w:ascii="Consolas" w:eastAsia="Times New Roman" w:hAnsi="Consolas" w:cs="Times New Roman"/>
-          <w:color w:val="F44747"/>
-          <w:sz w:val="21"/>
-          <w:szCs w:val="21"/>
-          <w:lang w:eastAsia="es-ES"/>
-        </w:rPr>
-        <w:t>:</w:t>
+        <w:pStyle w:val="Prrafodelista"/>
+        <w:numPr>
+          <w:ilvl w:val="2"/>
+          <w:numId w:val="27"/>
+        </w:numPr>
+        <w:ind w:right="-285"/>
+        <w:rPr>
+          <w:rFonts w:ascii="Aptos" w:hAnsi="Aptos" w:cstheme="minorHAnsi"/>
+        </w:rPr>
+      </w:pPr>
+      <w:r>
+        <w:rPr>
+          <w:rFonts w:ascii="Aptos" w:hAnsi="Aptos" w:cstheme="minorHAnsi"/>
+          <w:i/>
+          <w:iCs/>
+        </w:rPr>
+        <w:t>optimizer</w:t>
+      </w:r>
+      <w:r>
+        <w:rPr>
+          <w:rFonts w:ascii="Aptos" w:hAnsi="Aptos" w:cstheme="minorHAnsi"/>
+        </w:rPr>
+        <w:t>=Adam(learning_rate=0.001)</w:t>
       </w:r>
     </w:p>
     <w:p>
       <w:pPr>
-        <w:shd w:val="clear" w:color="auto" w:fill="1F1F1F"/>
-        <w:spacing w:after="0" w:line="285" w:lineRule="atLeast"/>
-        <w:rPr>
-          <w:rFonts w:ascii="Consolas" w:eastAsia="Times New Roman" w:hAnsi="Consolas" w:cs="Times New Roman"/>
-          <w:color w:val="CCCCCC"/>
-          <w:sz w:val="21"/>
-          <w:szCs w:val="21"/>
-          <w:lang w:eastAsia="es-ES"/>
-        </w:rPr>
-      </w:pPr>
-      <w:r>
-        <w:rPr>
-          <w:rFonts w:ascii="Consolas" w:eastAsia="Times New Roman" w:hAnsi="Consolas" w:cs="Times New Roman"/>
-          <w:color w:val="D4D4D4"/>
-          <w:sz w:val="21"/>
-          <w:szCs w:val="21"/>
-          <w:lang w:eastAsia="es-ES"/>
-        </w:rPr>
-        <w:t xml:space="preserve">  </w:t>
-      </w:r>
-      <w:r>
-        <w:rPr>
-          <w:rFonts w:ascii="Consolas" w:eastAsia="Times New Roman" w:hAnsi="Consolas" w:cs="Times New Roman"/>
-          <w:color w:val="CE9178"/>
-          <w:sz w:val="21"/>
-          <w:szCs w:val="21"/>
-          <w:lang w:eastAsia="es-ES"/>
-        </w:rPr>
-        <w:t>- Detectar si el modelo está "memorizando" en vez de aprender (</w:t>
-      </w:r>
-      <w:proofErr w:type="spellStart"/>
-      <w:r>
-        <w:rPr>
-          <w:rFonts w:ascii="Consolas" w:eastAsia="Times New Roman" w:hAnsi="Consolas" w:cs="Times New Roman"/>
-          <w:color w:val="CE9178"/>
-          <w:sz w:val="21"/>
-          <w:szCs w:val="21"/>
-          <w:lang w:eastAsia="es-ES"/>
-        </w:rPr>
-        <w:t>overfitting</w:t>
-      </w:r>
-      <w:proofErr w:type="spellEnd"/>
-      <w:r>
-        <w:rPr>
-          <w:rFonts w:ascii="Consolas" w:eastAsia="Times New Roman" w:hAnsi="Consolas" w:cs="Times New Roman"/>
-          <w:color w:val="CE9178"/>
-          <w:sz w:val="21"/>
-          <w:szCs w:val="21"/>
-          <w:lang w:eastAsia="es-ES"/>
-        </w:rPr>
-        <w:t>)</w:t>
+        <w:pStyle w:val="Prrafodelista"/>
+        <w:numPr>
+          <w:ilvl w:val="2"/>
+          <w:numId w:val="27"/>
+        </w:numPr>
+        <w:rPr>
+          <w:rFonts w:ascii="Aptos" w:hAnsi="Aptos" w:cstheme="minorHAnsi"/>
+        </w:rPr>
+      </w:pPr>
+      <w:r>
+        <w:rPr>
+          <w:rFonts w:ascii="Aptos" w:hAnsi="Aptos" w:cstheme="minorHAnsi"/>
+        </w:rPr>
+        <w:t>Ejemplo:</w:t>
       </w:r>
     </w:p>
     <w:p>
       <w:pPr>
-        <w:shd w:val="clear" w:color="auto" w:fill="1F1F1F"/>
-        <w:spacing w:after="0" w:line="285" w:lineRule="atLeast"/>
-        <w:rPr>
-          <w:rFonts w:ascii="Consolas" w:eastAsia="Times New Roman" w:hAnsi="Consolas" w:cs="Times New Roman"/>
-          <w:color w:val="CCCCCC"/>
-          <w:sz w:val="21"/>
-          <w:szCs w:val="21"/>
-          <w:lang w:eastAsia="es-ES"/>
-        </w:rPr>
-      </w:pPr>
-      <w:r>
-        <w:rPr>
-          <w:rFonts w:ascii="Consolas" w:eastAsia="Times New Roman" w:hAnsi="Consolas" w:cs="Times New Roman"/>
-          <w:color w:val="D4D4D4"/>
-          <w:sz w:val="21"/>
-          <w:szCs w:val="21"/>
-          <w:lang w:eastAsia="es-ES"/>
-        </w:rPr>
-        <w:t xml:space="preserve">  </w:t>
-      </w:r>
-      <w:r>
-        <w:rPr>
-          <w:rFonts w:ascii="Consolas" w:eastAsia="Times New Roman" w:hAnsi="Consolas" w:cs="Times New Roman"/>
-          <w:color w:val="CE9178"/>
-          <w:sz w:val="21"/>
-          <w:szCs w:val="21"/>
-          <w:lang w:eastAsia="es-ES"/>
-        </w:rPr>
-        <w:t xml:space="preserve">- Ajustar </w:t>
-      </w:r>
-      <w:proofErr w:type="spellStart"/>
-      <w:r>
-        <w:rPr>
-          <w:rFonts w:ascii="Consolas" w:eastAsia="Times New Roman" w:hAnsi="Consolas" w:cs="Times New Roman"/>
-          <w:color w:val="CE9178"/>
-          <w:sz w:val="21"/>
-          <w:szCs w:val="21"/>
-          <w:lang w:eastAsia="es-ES"/>
-        </w:rPr>
-        <w:t>hiperparámetros</w:t>
-      </w:r>
-      <w:proofErr w:type="spellEnd"/>
-      <w:r>
-        <w:rPr>
-          <w:rFonts w:ascii="Consolas" w:eastAsia="Times New Roman" w:hAnsi="Consolas" w:cs="Times New Roman"/>
-          <w:color w:val="CE9178"/>
-          <w:sz w:val="21"/>
-          <w:szCs w:val="21"/>
-          <w:lang w:eastAsia="es-ES"/>
-        </w:rPr>
-        <w:t xml:space="preserve"> (</w:t>
-      </w:r>
-      <w:proofErr w:type="spellStart"/>
-      <w:r>
-        <w:rPr>
-          <w:rFonts w:ascii="Consolas" w:eastAsia="Times New Roman" w:hAnsi="Consolas" w:cs="Times New Roman"/>
-          <w:color w:val="CE9178"/>
-          <w:sz w:val="21"/>
-          <w:szCs w:val="21"/>
-          <w:lang w:eastAsia="es-ES"/>
-        </w:rPr>
-        <w:t>learning</w:t>
-      </w:r>
-      <w:proofErr w:type="spellEnd"/>
-      <w:r>
-        <w:rPr>
-          <w:rFonts w:ascii="Consolas" w:eastAsia="Times New Roman" w:hAnsi="Consolas" w:cs="Times New Roman"/>
-          <w:color w:val="CE9178"/>
-          <w:sz w:val="21"/>
-          <w:szCs w:val="21"/>
-          <w:lang w:eastAsia="es-ES"/>
-        </w:rPr>
-        <w:t xml:space="preserve"> </w:t>
-      </w:r>
-      <w:proofErr w:type="spellStart"/>
-      <w:r>
-        <w:rPr>
-          <w:rFonts w:ascii="Consolas" w:eastAsia="Times New Roman" w:hAnsi="Consolas" w:cs="Times New Roman"/>
-          <w:color w:val="CE9178"/>
-          <w:sz w:val="21"/>
-          <w:szCs w:val="21"/>
-          <w:lang w:eastAsia="es-ES"/>
-        </w:rPr>
-        <w:t>rate</w:t>
-      </w:r>
-      <w:proofErr w:type="spellEnd"/>
-      <w:r>
-        <w:rPr>
-          <w:rFonts w:ascii="Consolas" w:eastAsia="Times New Roman" w:hAnsi="Consolas" w:cs="Times New Roman"/>
-          <w:color w:val="CE9178"/>
-          <w:sz w:val="21"/>
-          <w:szCs w:val="21"/>
-          <w:lang w:eastAsia="es-ES"/>
-        </w:rPr>
-        <w:t xml:space="preserve">, </w:t>
-      </w:r>
-      <w:proofErr w:type="spellStart"/>
-      <w:r>
-        <w:rPr>
-          <w:rFonts w:ascii="Consolas" w:eastAsia="Times New Roman" w:hAnsi="Consolas" w:cs="Times New Roman"/>
-          <w:color w:val="CE9178"/>
-          <w:sz w:val="21"/>
-          <w:szCs w:val="21"/>
-          <w:lang w:eastAsia="es-ES"/>
-        </w:rPr>
-        <w:t>dropout</w:t>
-      </w:r>
-      <w:proofErr w:type="spellEnd"/>
-      <w:r>
-        <w:rPr>
-          <w:rFonts w:ascii="Consolas" w:eastAsia="Times New Roman" w:hAnsi="Consolas" w:cs="Times New Roman"/>
-          <w:color w:val="CE9178"/>
-          <w:sz w:val="21"/>
-          <w:szCs w:val="21"/>
-          <w:lang w:eastAsia="es-ES"/>
-        </w:rPr>
-        <w:t>, etc.)</w:t>
+        <w:pStyle w:val="Prrafodelista"/>
+        <w:numPr>
+          <w:ilvl w:val="3"/>
+          <w:numId w:val="27"/>
+        </w:numPr>
+        <w:rPr>
+          <w:rFonts w:ascii="Aptos" w:hAnsi="Aptos" w:cstheme="minorHAnsi"/>
+        </w:rPr>
+      </w:pPr>
+      <w:r>
+        <w:rPr>
+          <w:rFonts w:ascii="Aptos" w:hAnsi="Aptos" w:cstheme="minorHAnsi"/>
+        </w:rPr>
+        <w:t>learning_rate = 0.1 → Aprende RÁPIDO pero inestable</w:t>
       </w:r>
     </w:p>
     <w:p>
       <w:pPr>
-        <w:shd w:val="clear" w:color="auto" w:fill="1F1F1F"/>
-        <w:spacing w:after="0" w:line="285" w:lineRule="atLeast"/>
-        <w:rPr>
-          <w:rFonts w:ascii="Consolas" w:eastAsia="Times New Roman" w:hAnsi="Consolas" w:cs="Times New Roman"/>
-          <w:color w:val="CCCCCC"/>
-          <w:sz w:val="21"/>
-          <w:szCs w:val="21"/>
-          <w:lang w:eastAsia="es-ES"/>
-        </w:rPr>
-      </w:pPr>
-      <w:r>
-        <w:rPr>
-          <w:rFonts w:ascii="Consolas" w:eastAsia="Times New Roman" w:hAnsi="Consolas" w:cs="Times New Roman"/>
-          <w:color w:val="D4D4D4"/>
-          <w:sz w:val="21"/>
-          <w:szCs w:val="21"/>
-          <w:lang w:eastAsia="es-ES"/>
-        </w:rPr>
-        <w:t xml:space="preserve">  </w:t>
-      </w:r>
-      <w:r>
-        <w:rPr>
-          <w:rFonts w:ascii="Consolas" w:eastAsia="Times New Roman" w:hAnsi="Consolas" w:cs="Times New Roman"/>
-          <w:color w:val="CE9178"/>
-          <w:sz w:val="21"/>
-          <w:szCs w:val="21"/>
-          <w:lang w:eastAsia="es-ES"/>
-        </w:rPr>
-        <w:t>- Decidir cuándo parar el entrenamiento (</w:t>
-      </w:r>
-      <w:proofErr w:type="spellStart"/>
-      <w:r>
-        <w:rPr>
-          <w:rFonts w:ascii="Consolas" w:eastAsia="Times New Roman" w:hAnsi="Consolas" w:cs="Times New Roman"/>
-          <w:color w:val="CE9178"/>
-          <w:sz w:val="21"/>
-          <w:szCs w:val="21"/>
-          <w:lang w:eastAsia="es-ES"/>
-        </w:rPr>
-        <w:t>early</w:t>
-      </w:r>
-      <w:proofErr w:type="spellEnd"/>
-      <w:r>
-        <w:rPr>
-          <w:rFonts w:ascii="Consolas" w:eastAsia="Times New Roman" w:hAnsi="Consolas" w:cs="Times New Roman"/>
-          <w:color w:val="CE9178"/>
-          <w:sz w:val="21"/>
-          <w:szCs w:val="21"/>
-          <w:lang w:eastAsia="es-ES"/>
-        </w:rPr>
-        <w:t xml:space="preserve"> </w:t>
-      </w:r>
-      <w:proofErr w:type="spellStart"/>
-      <w:r>
-        <w:rPr>
-          <w:rFonts w:ascii="Consolas" w:eastAsia="Times New Roman" w:hAnsi="Consolas" w:cs="Times New Roman"/>
-          <w:color w:val="CE9178"/>
-          <w:sz w:val="21"/>
-          <w:szCs w:val="21"/>
-          <w:lang w:eastAsia="es-ES"/>
-        </w:rPr>
-        <w:t>stopping</w:t>
-      </w:r>
-      <w:proofErr w:type="spellEnd"/>
-      <w:r>
-        <w:rPr>
-          <w:rFonts w:ascii="Consolas" w:eastAsia="Times New Roman" w:hAnsi="Consolas" w:cs="Times New Roman"/>
-          <w:color w:val="CE9178"/>
-          <w:sz w:val="21"/>
-          <w:szCs w:val="21"/>
-          <w:lang w:eastAsia="es-ES"/>
-        </w:rPr>
-        <w:t>)</w:t>
+        <w:pStyle w:val="Prrafodelista"/>
+        <w:numPr>
+          <w:ilvl w:val="3"/>
+          <w:numId w:val="27"/>
+        </w:numPr>
+        <w:rPr>
+          <w:rFonts w:ascii="Aptos" w:hAnsi="Aptos" w:cstheme="minorHAnsi"/>
+        </w:rPr>
+      </w:pPr>
+      <w:r>
+        <w:rPr>
+          <w:rFonts w:ascii="Aptos" w:hAnsi="Aptos" w:cstheme="minorHAnsi"/>
+        </w:rPr>
+        <w:t xml:space="preserve">learning_rate = 0.001 → Aprende LENTO pero estable </w:t>
+      </w:r>
+      <w:r>
+        <w:rPr>
+          <w:rFonts w:ascii="Segoe UI Emoji" w:hAnsi="Segoe UI Emoji" w:cs="Segoe UI Emoji"/>
+        </w:rPr>
+        <w:t>✅</w:t>
       </w:r>
     </w:p>
     <w:p>
       <w:pPr>
-        <w:shd w:val="clear" w:color="auto" w:fill="1F1F1F"/>
-        <w:spacing w:after="0" w:line="285" w:lineRule="atLeast"/>
-        <w:rPr>
-          <w:rFonts w:ascii="Consolas" w:eastAsia="Times New Roman" w:hAnsi="Consolas" w:cs="Times New Roman"/>
-          <w:color w:val="CCCCCC"/>
-          <w:sz w:val="21"/>
-          <w:szCs w:val="21"/>
-          <w:lang w:eastAsia="es-ES"/>
-        </w:rPr>
-      </w:pPr>
-      <w:r>
-        <w:rPr>
-          <w:rFonts w:ascii="Consolas" w:eastAsia="Times New Roman" w:hAnsi="Consolas" w:cs="Times New Roman"/>
-          <w:color w:val="D4D4D4"/>
-          <w:sz w:val="21"/>
-          <w:szCs w:val="21"/>
-          <w:lang w:eastAsia="es-ES"/>
-        </w:rPr>
-        <w:t xml:space="preserve">- </w:t>
-      </w:r>
-      <w:r>
-        <w:rPr>
-          <w:rFonts w:ascii="Consolas" w:eastAsia="Times New Roman" w:hAnsi="Consolas" w:cs="Times New Roman"/>
-          <w:color w:val="C586C0"/>
-          <w:sz w:val="21"/>
-          <w:szCs w:val="21"/>
-          <w:lang w:eastAsia="es-ES"/>
-        </w:rPr>
-        <w:t>*</w:t>
-      </w:r>
-      <w:r>
-        <w:rPr>
-          <w:rFonts w:ascii="Consolas" w:eastAsia="Times New Roman" w:hAnsi="Consolas" w:cs="Times New Roman"/>
-          <w:color w:val="9CDCFE"/>
-          <w:sz w:val="21"/>
-          <w:szCs w:val="21"/>
-          <w:lang w:eastAsia="es-ES"/>
-        </w:rPr>
-        <w:t>*15%</w:t>
-      </w:r>
-      <w:r>
-        <w:rPr>
-          <w:rFonts w:ascii="Consolas" w:eastAsia="Times New Roman" w:hAnsi="Consolas" w:cs="Times New Roman"/>
-          <w:color w:val="D4D4D4"/>
-          <w:sz w:val="21"/>
-          <w:szCs w:val="21"/>
-          <w:lang w:eastAsia="es-ES"/>
-        </w:rPr>
-        <w:t xml:space="preserve"> </w:t>
-      </w:r>
-      <w:r>
-        <w:rPr>
-          <w:rFonts w:ascii="Consolas" w:eastAsia="Times New Roman" w:hAnsi="Consolas" w:cs="Times New Roman"/>
-          <w:color w:val="569CD6"/>
-          <w:sz w:val="21"/>
-          <w:szCs w:val="21"/>
-          <w:lang w:eastAsia="es-ES"/>
-        </w:rPr>
-        <w:t>TEST (Prueba)**</w:t>
-      </w:r>
-      <w:r>
-        <w:rPr>
-          <w:rFonts w:ascii="Consolas" w:eastAsia="Times New Roman" w:hAnsi="Consolas" w:cs="Times New Roman"/>
-          <w:color w:val="D4D4D4"/>
-          <w:sz w:val="21"/>
-          <w:szCs w:val="21"/>
-          <w:lang w:eastAsia="es-ES"/>
-        </w:rPr>
-        <w:t xml:space="preserve">: </w:t>
-      </w:r>
-      <w:r>
-        <w:rPr>
-          <w:rFonts w:ascii="Consolas" w:eastAsia="Times New Roman" w:hAnsi="Consolas" w:cs="Times New Roman"/>
-          <w:color w:val="CE9178"/>
-          <w:sz w:val="21"/>
-          <w:szCs w:val="21"/>
-          <w:lang w:eastAsia="es-ES"/>
-        </w:rPr>
-        <w:t>Solo se usa AL FINAL para evaluar el modelo</w:t>
+        <w:pStyle w:val="Prrafodelista"/>
+        <w:numPr>
+          <w:ilvl w:val="3"/>
+          <w:numId w:val="27"/>
+        </w:numPr>
+        <w:ind w:right="-710"/>
+        <w:rPr>
+          <w:rFonts w:ascii="Aptos" w:hAnsi="Aptos" w:cstheme="minorHAnsi"/>
+        </w:rPr>
+      </w:pPr>
+      <w:r>
+        <w:rPr>
+          <w:rFonts w:ascii="Aptos" w:hAnsi="Aptos" w:cstheme="minorHAnsi"/>
+        </w:rPr>
+        <w:t>learning_rate = 0.00001 → Aprende MUY LENTO (puede estancarse)</w:t>
       </w:r>
     </w:p>
     <w:p>
       <w:pPr>
-        <w:shd w:val="clear" w:color="auto" w:fill="1F1F1F"/>
-        <w:spacing w:after="0" w:line="285" w:lineRule="atLeast"/>
-        <w:rPr>
-          <w:rFonts w:ascii="Consolas" w:eastAsia="Times New Roman" w:hAnsi="Consolas" w:cs="Times New Roman"/>
-          <w:color w:val="CCCCCC"/>
-          <w:sz w:val="21"/>
-          <w:szCs w:val="21"/>
-          <w:lang w:eastAsia="es-ES"/>
-        </w:rPr>
-      </w:pPr>
-      <w:r>
-        <w:rPr>
-          <w:rFonts w:ascii="Consolas" w:eastAsia="Times New Roman" w:hAnsi="Consolas" w:cs="Times New Roman"/>
-          <w:color w:val="D4D4D4"/>
-          <w:sz w:val="21"/>
-          <w:szCs w:val="21"/>
-          <w:lang w:eastAsia="es-ES"/>
-        </w:rPr>
-        <w:t xml:space="preserve">  </w:t>
-      </w:r>
-      <w:r>
-        <w:rPr>
-          <w:rFonts w:ascii="Consolas" w:eastAsia="Times New Roman" w:hAnsi="Consolas" w:cs="Times New Roman"/>
-          <w:color w:val="CE9178"/>
-          <w:sz w:val="21"/>
-          <w:szCs w:val="21"/>
-          <w:lang w:eastAsia="es-ES"/>
-        </w:rPr>
-        <w:t>- El modelo NUNCA ha visto estos datos</w:t>
+        <w:pStyle w:val="Prrafodelista"/>
+        <w:numPr>
+          <w:ilvl w:val="1"/>
+          <w:numId w:val="27"/>
+        </w:numPr>
+        <w:ind w:right="-710"/>
+        <w:rPr>
+          <w:rFonts w:ascii="Aptos" w:hAnsi="Aptos" w:cstheme="minorHAnsi"/>
+          <w:b/>
+          <w:bCs/>
+        </w:rPr>
+      </w:pPr>
+      <w:r>
+        <w:rPr>
+          <w:rFonts w:ascii="Aptos" w:hAnsi="Aptos" w:cstheme="minorHAnsi"/>
+          <w:b/>
+          <w:bCs/>
+        </w:rPr>
+        <w:t>Dropout</w:t>
+      </w:r>
+      <w:r>
+        <w:rPr>
+          <w:rFonts w:ascii="Aptos" w:hAnsi="Aptos" w:cstheme="minorHAnsi"/>
+          <w:b/>
+          <w:bCs/>
+        </w:rPr>
+        <w:t>:</w:t>
       </w:r>
     </w:p>
     <w:p>
       <w:pPr>
-        <w:shd w:val="clear" w:color="auto" w:fill="1F1F1F"/>
-        <w:spacing w:after="0" w:line="285" w:lineRule="atLeast"/>
-        <w:rPr>
-          <w:rFonts w:ascii="Consolas" w:eastAsia="Times New Roman" w:hAnsi="Consolas" w:cs="Times New Roman"/>
-          <w:color w:val="CCCCCC"/>
-          <w:sz w:val="21"/>
-          <w:szCs w:val="21"/>
-          <w:lang w:eastAsia="es-ES"/>
-        </w:rPr>
-      </w:pPr>
-      <w:r>
-        <w:rPr>
-          <w:rFonts w:ascii="Consolas" w:eastAsia="Times New Roman" w:hAnsi="Consolas" w:cs="Times New Roman"/>
-          <w:color w:val="D4D4D4"/>
-          <w:sz w:val="21"/>
-          <w:szCs w:val="21"/>
-          <w:lang w:eastAsia="es-ES"/>
-        </w:rPr>
-        <w:t xml:space="preserve">  </w:t>
-      </w:r>
-      <w:r>
-        <w:rPr>
-          <w:rFonts w:ascii="Consolas" w:eastAsia="Times New Roman" w:hAnsi="Consolas" w:cs="Times New Roman"/>
-          <w:color w:val="CE9178"/>
-          <w:sz w:val="21"/>
-          <w:szCs w:val="21"/>
-          <w:lang w:eastAsia="es-ES"/>
-        </w:rPr>
-        <w:t>- Da la verdadera medida de rendimiento en producción</w:t>
+        <w:pStyle w:val="Prrafodelista"/>
+        <w:numPr>
+          <w:ilvl w:val="2"/>
+          <w:numId w:val="27"/>
+        </w:numPr>
+        <w:ind w:right="-710"/>
+        <w:rPr>
+          <w:rFonts w:ascii="Aptos" w:hAnsi="Aptos" w:cstheme="minorHAnsi"/>
+        </w:rPr>
+      </w:pPr>
+      <w:r>
+        <w:rPr>
+          <w:rFonts w:ascii="Aptos" w:hAnsi="Aptos" w:cstheme="minorHAnsi"/>
+        </w:rPr>
+        <w:t>Una forma de “apagar neuronas” aleatoreamente</w:t>
+      </w:r>
+      <w:r>
+        <w:rPr>
+          <w:rFonts w:ascii="Aptos" w:hAnsi="Aptos" w:cstheme="minorHAnsi"/>
+        </w:rPr>
+        <w:t>. Se usa para evitar que memorice</w:t>
+      </w:r>
+      <w:r>
+        <w:rPr>
+          <w:rFonts w:ascii="Aptos" w:hAnsi="Aptos" w:cstheme="minorHAnsi"/>
+        </w:rPr>
+        <w:t>,</w:t>
+      </w:r>
+      <w:r>
+        <w:rPr>
+          <w:rFonts w:ascii="Aptos" w:hAnsi="Aptos" w:cstheme="minorHAnsi"/>
+        </w:rPr>
+        <w:t xml:space="preserve"> y aprenda los conceptos.</w:t>
       </w:r>
     </w:p>
     <w:p>
       <w:pPr>
+        <w:pStyle w:val="Prrafodelista"/>
+        <w:ind w:left="2160" w:right="-710"/>
         <w:rPr>
           <w:rFonts w:ascii="Aptos" w:hAnsi="Aptos" w:cstheme="minorHAnsi"/>
         </w:rPr>
       </w:pPr>
+      <w:r>
+        <w:rPr>
+          <w:rFonts w:ascii="Aptos" w:hAnsi="Aptos" w:cstheme="minorHAnsi"/>
+        </w:rPr>
+        <w:t>x = layers.Dense(256, activation='relu')(inputs)</w:t>
+      </w:r>
     </w:p>
     <w:p>
       <w:pPr>
-        <w:shd w:val="clear" w:color="auto" w:fill="1F1F1F"/>
-        <w:spacing w:after="0" w:line="285" w:lineRule="atLeast"/>
-        <w:rPr>
-          <w:rFonts w:ascii="Consolas" w:eastAsia="Times New Roman" w:hAnsi="Consolas" w:cs="Times New Roman"/>
-          <w:color w:val="CCCCCC"/>
-          <w:sz w:val="21"/>
-          <w:szCs w:val="21"/>
-          <w:lang w:eastAsia="es-ES"/>
-        </w:rPr>
-      </w:pPr>
-      <w:r>
-        <w:rPr>
-          <w:rFonts w:ascii="Consolas" w:eastAsia="Times New Roman" w:hAnsi="Consolas" w:cs="Times New Roman"/>
-          <w:color w:val="569CD6"/>
-          <w:sz w:val="21"/>
-          <w:szCs w:val="21"/>
-          <w:lang w:eastAsia="es-ES"/>
-        </w:rPr>
-        <w:lastRenderedPageBreak/>
-        <w:t xml:space="preserve">Transformación de targets (log </w:t>
-      </w:r>
-      <w:proofErr w:type="spellStart"/>
-      <w:r>
-        <w:rPr>
-          <w:rFonts w:ascii="Consolas" w:eastAsia="Times New Roman" w:hAnsi="Consolas" w:cs="Times New Roman"/>
-          <w:color w:val="569CD6"/>
-          <w:sz w:val="21"/>
-          <w:szCs w:val="21"/>
-          <w:lang w:eastAsia="es-ES"/>
-        </w:rPr>
-        <w:t>transform</w:t>
-      </w:r>
-      <w:proofErr w:type="spellEnd"/>
-      <w:proofErr w:type="gramStart"/>
-      <w:r>
-        <w:rPr>
-          <w:rFonts w:ascii="Consolas" w:eastAsia="Times New Roman" w:hAnsi="Consolas" w:cs="Times New Roman"/>
-          <w:color w:val="569CD6"/>
-          <w:sz w:val="21"/>
-          <w:szCs w:val="21"/>
-          <w:lang w:eastAsia="es-ES"/>
-        </w:rPr>
-        <w:t>):*</w:t>
-      </w:r>
-      <w:proofErr w:type="gramEnd"/>
-      <w:r>
-        <w:rPr>
-          <w:rFonts w:ascii="Consolas" w:eastAsia="Times New Roman" w:hAnsi="Consolas" w:cs="Times New Roman"/>
-          <w:color w:val="F44747"/>
-          <w:sz w:val="21"/>
-          <w:szCs w:val="21"/>
-          <w:lang w:eastAsia="es-ES"/>
-        </w:rPr>
-        <w:t>*</w:t>
+        <w:pStyle w:val="Prrafodelista"/>
+        <w:ind w:left="2160" w:right="-710"/>
+        <w:rPr>
+          <w:rFonts w:ascii="Aptos" w:hAnsi="Aptos" w:cstheme="minorHAnsi"/>
+        </w:rPr>
+      </w:pPr>
+      <w:r>
+        <w:rPr>
+          <w:rFonts w:ascii="Aptos" w:hAnsi="Aptos" w:cstheme="minorHAnsi"/>
+        </w:rPr>
+        <w:t>x = layers.Dropout(0.3)(x)  # ← 30% de las 256 neuronas se "apagan"</w:t>
       </w:r>
     </w:p>
     <w:p>
       <w:pPr>
-        <w:shd w:val="clear" w:color="auto" w:fill="1F1F1F"/>
-        <w:spacing w:after="0" w:line="285" w:lineRule="atLeast"/>
-        <w:rPr>
-          <w:rFonts w:ascii="Consolas" w:eastAsia="Times New Roman" w:hAnsi="Consolas" w:cs="Times New Roman"/>
-          <w:color w:val="CCCCCC"/>
-          <w:sz w:val="21"/>
-          <w:szCs w:val="21"/>
-          <w:lang w:eastAsia="es-ES"/>
-        </w:rPr>
-      </w:pPr>
-      <w:r>
-        <w:rPr>
-          <w:rFonts w:ascii="Consolas" w:eastAsia="Times New Roman" w:hAnsi="Consolas" w:cs="Times New Roman"/>
-          <w:color w:val="569CD6"/>
-          <w:sz w:val="21"/>
-          <w:szCs w:val="21"/>
-          <w:lang w:eastAsia="es-ES"/>
-        </w:rPr>
-        <w:t>Aplicar `log1</w:t>
-      </w:r>
-      <w:proofErr w:type="gramStart"/>
-      <w:r>
-        <w:rPr>
-          <w:rFonts w:ascii="Consolas" w:eastAsia="Times New Roman" w:hAnsi="Consolas" w:cs="Times New Roman"/>
-          <w:color w:val="569CD6"/>
-          <w:sz w:val="21"/>
-          <w:szCs w:val="21"/>
-          <w:lang w:eastAsia="es-ES"/>
-        </w:rPr>
-        <w:t>p(</w:t>
-      </w:r>
-      <w:proofErr w:type="gramEnd"/>
-      <w:r>
-        <w:rPr>
-          <w:rFonts w:ascii="Consolas" w:eastAsia="Times New Roman" w:hAnsi="Consolas" w:cs="Times New Roman"/>
-          <w:color w:val="569CD6"/>
-          <w:sz w:val="21"/>
-          <w:szCs w:val="21"/>
-          <w:lang w:eastAsia="es-ES"/>
-        </w:rPr>
-        <w:t xml:space="preserve">)` a </w:t>
-      </w:r>
-      <w:proofErr w:type="spellStart"/>
-      <w:r>
-        <w:rPr>
-          <w:rFonts w:ascii="Consolas" w:eastAsia="Times New Roman" w:hAnsi="Consolas" w:cs="Times New Roman"/>
-          <w:color w:val="569CD6"/>
-          <w:sz w:val="21"/>
-          <w:szCs w:val="21"/>
-          <w:lang w:eastAsia="es-ES"/>
-        </w:rPr>
-        <w:t>views</w:t>
-      </w:r>
-      <w:proofErr w:type="spellEnd"/>
-      <w:r>
-        <w:rPr>
-          <w:rFonts w:ascii="Consolas" w:eastAsia="Times New Roman" w:hAnsi="Consolas" w:cs="Times New Roman"/>
-          <w:color w:val="569CD6"/>
-          <w:sz w:val="21"/>
-          <w:szCs w:val="21"/>
-          <w:lang w:eastAsia="es-ES"/>
-        </w:rPr>
-        <w:t xml:space="preserve">, </w:t>
-      </w:r>
-      <w:proofErr w:type="spellStart"/>
-      <w:r>
-        <w:rPr>
-          <w:rFonts w:ascii="Consolas" w:eastAsia="Times New Roman" w:hAnsi="Consolas" w:cs="Times New Roman"/>
-          <w:color w:val="569CD6"/>
-          <w:sz w:val="21"/>
-          <w:szCs w:val="21"/>
-          <w:lang w:eastAsia="es-ES"/>
-        </w:rPr>
-        <w:t>likes</w:t>
-      </w:r>
-      <w:proofErr w:type="spellEnd"/>
-      <w:r>
-        <w:rPr>
-          <w:rFonts w:ascii="Consolas" w:eastAsia="Times New Roman" w:hAnsi="Consolas" w:cs="Times New Roman"/>
-          <w:color w:val="569CD6"/>
-          <w:sz w:val="21"/>
-          <w:szCs w:val="21"/>
-          <w:lang w:eastAsia="es-ES"/>
-        </w:rPr>
-        <w:t xml:space="preserve"> y </w:t>
-      </w:r>
-      <w:proofErr w:type="spellStart"/>
-      <w:r>
-        <w:rPr>
-          <w:rFonts w:ascii="Consolas" w:eastAsia="Times New Roman" w:hAnsi="Consolas" w:cs="Times New Roman"/>
-          <w:color w:val="569CD6"/>
-          <w:sz w:val="21"/>
-          <w:szCs w:val="21"/>
-          <w:lang w:eastAsia="es-ES"/>
-        </w:rPr>
-        <w:t>comments</w:t>
-      </w:r>
-      <w:proofErr w:type="spellEnd"/>
-      <w:r>
-        <w:rPr>
-          <w:rFonts w:ascii="Consolas" w:eastAsia="Times New Roman" w:hAnsi="Consolas" w:cs="Times New Roman"/>
-          <w:color w:val="569CD6"/>
-          <w:sz w:val="21"/>
-          <w:szCs w:val="21"/>
-          <w:lang w:eastAsia="es-ES"/>
-        </w:rPr>
-        <w:t xml:space="preserve"> porque</w:t>
-      </w:r>
-      <w:r>
-        <w:rPr>
-          <w:rFonts w:ascii="Consolas" w:eastAsia="Times New Roman" w:hAnsi="Consolas" w:cs="Times New Roman"/>
-          <w:color w:val="D4D4D4"/>
-          <w:sz w:val="21"/>
-          <w:szCs w:val="21"/>
-          <w:lang w:eastAsia="es-ES"/>
-        </w:rPr>
-        <w:t>:</w:t>
-      </w:r>
+        <w:pStyle w:val="Prrafodelista"/>
+        <w:ind w:left="2160" w:right="-710"/>
+        <w:rPr>
+          <w:rFonts w:ascii="Aptos" w:hAnsi="Aptos" w:cstheme="minorHAnsi"/>
+        </w:rPr>
+      </w:pPr>
     </w:p>
     <w:p>
       <w:pPr>
-        <w:shd w:val="clear" w:color="auto" w:fill="1F1F1F"/>
-        <w:spacing w:after="0" w:line="285" w:lineRule="atLeast"/>
-        <w:rPr>
-          <w:rFonts w:ascii="Consolas" w:eastAsia="Times New Roman" w:hAnsi="Consolas" w:cs="Times New Roman"/>
-          <w:color w:val="CCCCCC"/>
-          <w:sz w:val="21"/>
-          <w:szCs w:val="21"/>
-          <w:lang w:eastAsia="es-ES"/>
-        </w:rPr>
-      </w:pPr>
-      <w:r>
-        <w:rPr>
-          <w:rFonts w:ascii="Consolas" w:eastAsia="Times New Roman" w:hAnsi="Consolas" w:cs="Times New Roman"/>
-          <w:color w:val="D4D4D4"/>
-          <w:sz w:val="21"/>
-          <w:szCs w:val="21"/>
-          <w:lang w:eastAsia="es-ES"/>
-        </w:rPr>
-        <w:t xml:space="preserve">- </w:t>
-      </w:r>
-      <w:r>
-        <w:rPr>
-          <w:rFonts w:ascii="Consolas" w:eastAsia="Times New Roman" w:hAnsi="Consolas" w:cs="Times New Roman"/>
-          <w:color w:val="C586C0"/>
-          <w:sz w:val="21"/>
-          <w:szCs w:val="21"/>
-          <w:lang w:eastAsia="es-ES"/>
-        </w:rPr>
-        <w:t>*</w:t>
-      </w:r>
-      <w:r>
-        <w:rPr>
-          <w:rFonts w:ascii="Consolas" w:eastAsia="Times New Roman" w:hAnsi="Consolas" w:cs="Times New Roman"/>
-          <w:color w:val="9CDCFE"/>
-          <w:sz w:val="21"/>
-          <w:szCs w:val="21"/>
-          <w:lang w:eastAsia="es-ES"/>
-        </w:rPr>
-        <w:t>*Problema**:</w:t>
-      </w:r>
-      <w:r>
-        <w:rPr>
-          <w:rFonts w:ascii="Consolas" w:eastAsia="Times New Roman" w:hAnsi="Consolas" w:cs="Times New Roman"/>
-          <w:color w:val="D4D4D4"/>
-          <w:sz w:val="21"/>
-          <w:szCs w:val="21"/>
-          <w:lang w:eastAsia="es-ES"/>
-        </w:rPr>
-        <w:t xml:space="preserve"> </w:t>
-      </w:r>
-      <w:r>
-        <w:rPr>
-          <w:rFonts w:ascii="Consolas" w:eastAsia="Times New Roman" w:hAnsi="Consolas" w:cs="Times New Roman"/>
-          <w:color w:val="F44747"/>
-          <w:sz w:val="21"/>
-          <w:szCs w:val="21"/>
-          <w:lang w:eastAsia="es-ES"/>
-        </w:rPr>
-        <w:t>Distribución</w:t>
-      </w:r>
-      <w:r>
-        <w:rPr>
-          <w:rFonts w:ascii="Consolas" w:eastAsia="Times New Roman" w:hAnsi="Consolas" w:cs="Times New Roman"/>
-          <w:color w:val="D4D4D4"/>
-          <w:sz w:val="21"/>
-          <w:szCs w:val="21"/>
-          <w:lang w:eastAsia="es-ES"/>
-        </w:rPr>
-        <w:t xml:space="preserve"> </w:t>
-      </w:r>
-      <w:r>
-        <w:rPr>
-          <w:rFonts w:ascii="Consolas" w:eastAsia="Times New Roman" w:hAnsi="Consolas" w:cs="Times New Roman"/>
-          <w:color w:val="F44747"/>
-          <w:sz w:val="21"/>
-          <w:szCs w:val="21"/>
-          <w:lang w:eastAsia="es-ES"/>
-        </w:rPr>
-        <w:t>muy</w:t>
-      </w:r>
-      <w:r>
-        <w:rPr>
-          <w:rFonts w:ascii="Consolas" w:eastAsia="Times New Roman" w:hAnsi="Consolas" w:cs="Times New Roman"/>
-          <w:color w:val="D4D4D4"/>
-          <w:sz w:val="21"/>
-          <w:szCs w:val="21"/>
-          <w:lang w:eastAsia="es-ES"/>
-        </w:rPr>
-        <w:t xml:space="preserve"> </w:t>
-      </w:r>
-      <w:r>
-        <w:rPr>
-          <w:rFonts w:ascii="Consolas" w:eastAsia="Times New Roman" w:hAnsi="Consolas" w:cs="Times New Roman"/>
-          <w:color w:val="F44747"/>
-          <w:sz w:val="21"/>
-          <w:szCs w:val="21"/>
-          <w:lang w:eastAsia="es-ES"/>
-        </w:rPr>
-        <w:t>sesgada</w:t>
+        <w:pStyle w:val="Prrafodelista"/>
+        <w:numPr>
+          <w:ilvl w:val="1"/>
+          <w:numId w:val="27"/>
+        </w:numPr>
+        <w:ind w:right="-710"/>
+        <w:rPr>
+          <w:rFonts w:ascii="Aptos" w:hAnsi="Aptos" w:cstheme="minorHAnsi"/>
+          <w:b/>
+          <w:bCs/>
+        </w:rPr>
+      </w:pPr>
+      <w:r>
+        <w:rPr>
+          <w:rFonts w:ascii="Aptos" w:hAnsi="Aptos" w:cstheme="minorHAnsi"/>
+          <w:b/>
+          <w:bCs/>
+        </w:rPr>
+        <w:t>Early stoppoing</w:t>
       </w:r>
     </w:p>
     <w:p>
       <w:pPr>
-        <w:shd w:val="clear" w:color="auto" w:fill="1F1F1F"/>
-        <w:spacing w:after="0" w:line="285" w:lineRule="atLeast"/>
-        <w:rPr>
-          <w:rFonts w:ascii="Consolas" w:eastAsia="Times New Roman" w:hAnsi="Consolas" w:cs="Times New Roman"/>
-          <w:color w:val="CCCCCC"/>
-          <w:sz w:val="21"/>
-          <w:szCs w:val="21"/>
-          <w:lang w:eastAsia="es-ES"/>
-        </w:rPr>
-      </w:pPr>
-      <w:r>
-        <w:rPr>
-          <w:rFonts w:ascii="Consolas" w:eastAsia="Times New Roman" w:hAnsi="Consolas" w:cs="Times New Roman"/>
-          <w:color w:val="D4D4D4"/>
-          <w:sz w:val="21"/>
-          <w:szCs w:val="21"/>
-          <w:lang w:eastAsia="es-ES"/>
-        </w:rPr>
-        <w:t xml:space="preserve">  </w:t>
-      </w:r>
-      <w:r>
-        <w:rPr>
-          <w:rFonts w:ascii="Consolas" w:eastAsia="Times New Roman" w:hAnsi="Consolas" w:cs="Times New Roman"/>
-          <w:color w:val="F44747"/>
-          <w:sz w:val="21"/>
-          <w:szCs w:val="21"/>
-          <w:lang w:eastAsia="es-ES"/>
-        </w:rPr>
-        <w:t>-</w:t>
-      </w:r>
-      <w:r>
-        <w:rPr>
-          <w:rFonts w:ascii="Consolas" w:eastAsia="Times New Roman" w:hAnsi="Consolas" w:cs="Times New Roman"/>
-          <w:color w:val="D4D4D4"/>
-          <w:sz w:val="21"/>
-          <w:szCs w:val="21"/>
-          <w:lang w:eastAsia="es-ES"/>
-        </w:rPr>
-        <w:t xml:space="preserve"> </w:t>
-      </w:r>
-      <w:r>
-        <w:rPr>
-          <w:rFonts w:ascii="Consolas" w:eastAsia="Times New Roman" w:hAnsi="Consolas" w:cs="Times New Roman"/>
-          <w:color w:val="F44747"/>
-          <w:sz w:val="21"/>
-          <w:szCs w:val="21"/>
-          <w:lang w:eastAsia="es-ES"/>
-        </w:rPr>
-        <w:t>90%</w:t>
-      </w:r>
-      <w:r>
-        <w:rPr>
-          <w:rFonts w:ascii="Consolas" w:eastAsia="Times New Roman" w:hAnsi="Consolas" w:cs="Times New Roman"/>
-          <w:color w:val="D4D4D4"/>
-          <w:sz w:val="21"/>
-          <w:szCs w:val="21"/>
-          <w:lang w:eastAsia="es-ES"/>
-        </w:rPr>
-        <w:t xml:space="preserve"> </w:t>
-      </w:r>
-      <w:r>
-        <w:rPr>
-          <w:rFonts w:ascii="Consolas" w:eastAsia="Times New Roman" w:hAnsi="Consolas" w:cs="Times New Roman"/>
-          <w:color w:val="F44747"/>
-          <w:sz w:val="21"/>
-          <w:szCs w:val="21"/>
-          <w:lang w:eastAsia="es-ES"/>
-        </w:rPr>
-        <w:t>de</w:t>
-      </w:r>
-      <w:r>
-        <w:rPr>
-          <w:rFonts w:ascii="Consolas" w:eastAsia="Times New Roman" w:hAnsi="Consolas" w:cs="Times New Roman"/>
-          <w:color w:val="D4D4D4"/>
-          <w:sz w:val="21"/>
-          <w:szCs w:val="21"/>
-          <w:lang w:eastAsia="es-ES"/>
-        </w:rPr>
-        <w:t xml:space="preserve"> </w:t>
-      </w:r>
-      <w:r>
-        <w:rPr>
-          <w:rFonts w:ascii="Consolas" w:eastAsia="Times New Roman" w:hAnsi="Consolas" w:cs="Times New Roman"/>
-          <w:color w:val="F44747"/>
-          <w:sz w:val="21"/>
-          <w:szCs w:val="21"/>
-          <w:lang w:eastAsia="es-ES"/>
-        </w:rPr>
-        <w:t>videos:</w:t>
-      </w:r>
-      <w:r>
-        <w:rPr>
-          <w:rFonts w:ascii="Consolas" w:eastAsia="Times New Roman" w:hAnsi="Consolas" w:cs="Times New Roman"/>
-          <w:color w:val="D4D4D4"/>
-          <w:sz w:val="21"/>
-          <w:szCs w:val="21"/>
-          <w:lang w:eastAsia="es-ES"/>
-        </w:rPr>
-        <w:t xml:space="preserve"> </w:t>
-      </w:r>
-      <w:r>
-        <w:rPr>
-          <w:rFonts w:ascii="Consolas" w:eastAsia="Times New Roman" w:hAnsi="Consolas" w:cs="Times New Roman"/>
-          <w:color w:val="CE9178"/>
-          <w:sz w:val="21"/>
-          <w:szCs w:val="21"/>
-          <w:lang w:eastAsia="es-ES"/>
-        </w:rPr>
-        <w:t xml:space="preserve">1,000 - 10,000 </w:t>
-      </w:r>
-      <w:proofErr w:type="spellStart"/>
-      <w:r>
-        <w:rPr>
-          <w:rFonts w:ascii="Consolas" w:eastAsia="Times New Roman" w:hAnsi="Consolas" w:cs="Times New Roman"/>
-          <w:color w:val="CE9178"/>
-          <w:sz w:val="21"/>
-          <w:szCs w:val="21"/>
-          <w:lang w:eastAsia="es-ES"/>
-        </w:rPr>
-        <w:t>views</w:t>
-      </w:r>
-      <w:proofErr w:type="spellEnd"/>
+        <w:pStyle w:val="Prrafodelista"/>
+        <w:numPr>
+          <w:ilvl w:val="2"/>
+          <w:numId w:val="27"/>
+        </w:numPr>
+        <w:ind w:right="-710"/>
+        <w:rPr>
+          <w:rFonts w:ascii="Aptos" w:hAnsi="Aptos" w:cstheme="minorHAnsi"/>
+        </w:rPr>
+      </w:pPr>
+      <w:r>
+        <w:rPr>
+          <w:rFonts w:ascii="Aptos" w:hAnsi="Aptos" w:cstheme="minorHAnsi"/>
+        </w:rPr>
+        <w:t>Detiene el entrenamiento cuando deja de mejorar</w:t>
+      </w:r>
+      <w:r>
+        <w:rPr>
+          <w:rFonts w:ascii="Aptos" w:hAnsi="Aptos" w:cstheme="minorHAnsi"/>
+        </w:rPr>
+        <w:t>, para evitar overfitting y encontrar mejor modelo.</w:t>
+      </w:r>
     </w:p>
     <w:p>
       <w:pPr>
-        <w:shd w:val="clear" w:color="auto" w:fill="1F1F1F"/>
-        <w:spacing w:after="0" w:line="285" w:lineRule="atLeast"/>
-        <w:rPr>
-          <w:rFonts w:ascii="Consolas" w:eastAsia="Times New Roman" w:hAnsi="Consolas" w:cs="Times New Roman"/>
-          <w:color w:val="CCCCCC"/>
-          <w:sz w:val="21"/>
-          <w:szCs w:val="21"/>
-          <w:lang w:eastAsia="es-ES"/>
-        </w:rPr>
-      </w:pPr>
-      <w:r>
-        <w:rPr>
-          <w:rFonts w:ascii="Consolas" w:eastAsia="Times New Roman" w:hAnsi="Consolas" w:cs="Times New Roman"/>
-          <w:color w:val="CE9178"/>
-          <w:sz w:val="21"/>
-          <w:szCs w:val="21"/>
-          <w:lang w:eastAsia="es-ES"/>
-        </w:rPr>
-        <w:t>  - 10% de videos</w:t>
-      </w:r>
-      <w:r>
-        <w:rPr>
-          <w:rFonts w:ascii="Consolas" w:eastAsia="Times New Roman" w:hAnsi="Consolas" w:cs="Times New Roman"/>
-          <w:color w:val="F44747"/>
-          <w:sz w:val="21"/>
-          <w:szCs w:val="21"/>
-          <w:lang w:eastAsia="es-ES"/>
-        </w:rPr>
-        <w:t>:</w:t>
-      </w:r>
-      <w:r>
-        <w:rPr>
-          <w:rFonts w:ascii="Consolas" w:eastAsia="Times New Roman" w:hAnsi="Consolas" w:cs="Times New Roman"/>
-          <w:color w:val="CE9178"/>
-          <w:sz w:val="21"/>
-          <w:szCs w:val="21"/>
-          <w:lang w:eastAsia="es-ES"/>
-        </w:rPr>
-        <w:t xml:space="preserve"> 100,000 - 1,000,000 </w:t>
-      </w:r>
-      <w:proofErr w:type="spellStart"/>
-      <w:r>
-        <w:rPr>
-          <w:rFonts w:ascii="Consolas" w:eastAsia="Times New Roman" w:hAnsi="Consolas" w:cs="Times New Roman"/>
-          <w:color w:val="CE9178"/>
-          <w:sz w:val="21"/>
-          <w:szCs w:val="21"/>
-          <w:lang w:eastAsia="es-ES"/>
-        </w:rPr>
-        <w:t>views</w:t>
-      </w:r>
-      <w:proofErr w:type="spellEnd"/>
-    </w:p>
-    <w:p>
-      <w:pPr>
-        <w:shd w:val="clear" w:color="auto" w:fill="1F1F1F"/>
-        <w:spacing w:after="0" w:line="285" w:lineRule="atLeast"/>
-        <w:rPr>
-          <w:rFonts w:ascii="Consolas" w:eastAsia="Times New Roman" w:hAnsi="Consolas" w:cs="Times New Roman"/>
-          <w:color w:val="CCCCCC"/>
-          <w:sz w:val="21"/>
-          <w:szCs w:val="21"/>
-          <w:lang w:eastAsia="es-ES"/>
-        </w:rPr>
-      </w:pPr>
-      <w:r>
-        <w:rPr>
-          <w:rFonts w:ascii="Consolas" w:eastAsia="Times New Roman" w:hAnsi="Consolas" w:cs="Times New Roman"/>
-          <w:color w:val="D4D4D4"/>
-          <w:sz w:val="21"/>
-          <w:szCs w:val="21"/>
-          <w:lang w:eastAsia="es-ES"/>
-        </w:rPr>
-        <w:t xml:space="preserve">- </w:t>
-      </w:r>
-      <w:r>
-        <w:rPr>
-          <w:rFonts w:ascii="Consolas" w:eastAsia="Times New Roman" w:hAnsi="Consolas" w:cs="Times New Roman"/>
-          <w:color w:val="CE9178"/>
-          <w:sz w:val="21"/>
-          <w:szCs w:val="21"/>
-          <w:lang w:eastAsia="es-ES"/>
-        </w:rPr>
-        <w:t>El modelo se confunde con números tan diferentes (100 vs 1,000,000)</w:t>
-      </w:r>
-    </w:p>
-    <w:p>
-      <w:pPr>
-        <w:shd w:val="clear" w:color="auto" w:fill="1F1F1F"/>
-        <w:spacing w:after="0" w:line="285" w:lineRule="atLeast"/>
-        <w:rPr>
-          <w:rFonts w:ascii="Consolas" w:eastAsia="Times New Roman" w:hAnsi="Consolas" w:cs="Times New Roman"/>
-          <w:color w:val="CCCCCC"/>
-          <w:sz w:val="21"/>
-          <w:szCs w:val="21"/>
-          <w:lang w:eastAsia="es-ES"/>
-        </w:rPr>
-      </w:pPr>
-    </w:p>
-    <w:p>
-      <w:pPr>
-        <w:shd w:val="clear" w:color="auto" w:fill="1F1F1F"/>
-        <w:spacing w:after="0" w:line="285" w:lineRule="atLeast"/>
-        <w:rPr>
-          <w:rFonts w:ascii="Consolas" w:eastAsia="Times New Roman" w:hAnsi="Consolas" w:cs="Times New Roman"/>
-          <w:color w:val="CCCCCC"/>
-          <w:sz w:val="21"/>
-          <w:szCs w:val="21"/>
-          <w:lang w:eastAsia="es-ES"/>
-        </w:rPr>
-      </w:pPr>
-      <w:r>
-        <w:rPr>
-          <w:rFonts w:ascii="Consolas" w:eastAsia="Times New Roman" w:hAnsi="Consolas" w:cs="Times New Roman"/>
-          <w:color w:val="D4D4D4"/>
-          <w:sz w:val="21"/>
-          <w:szCs w:val="21"/>
-          <w:lang w:eastAsia="es-ES"/>
-        </w:rPr>
-        <w:t xml:space="preserve">- </w:t>
-      </w:r>
-      <w:r>
-        <w:rPr>
-          <w:rFonts w:ascii="Consolas" w:eastAsia="Times New Roman" w:hAnsi="Consolas" w:cs="Times New Roman"/>
-          <w:color w:val="C586C0"/>
-          <w:sz w:val="21"/>
-          <w:szCs w:val="21"/>
-          <w:lang w:eastAsia="es-ES"/>
-        </w:rPr>
-        <w:t>*</w:t>
-      </w:r>
-      <w:r>
-        <w:rPr>
-          <w:rFonts w:ascii="Consolas" w:eastAsia="Times New Roman" w:hAnsi="Consolas" w:cs="Times New Roman"/>
-          <w:color w:val="9CDCFE"/>
-          <w:sz w:val="21"/>
-          <w:szCs w:val="21"/>
-          <w:lang w:eastAsia="es-ES"/>
-        </w:rPr>
-        <w:t>*Solución**:</w:t>
-      </w:r>
-      <w:r>
-        <w:rPr>
-          <w:rFonts w:ascii="Consolas" w:eastAsia="Times New Roman" w:hAnsi="Consolas" w:cs="Times New Roman"/>
-          <w:color w:val="D4D4D4"/>
-          <w:sz w:val="21"/>
-          <w:szCs w:val="21"/>
-          <w:lang w:eastAsia="es-ES"/>
-        </w:rPr>
-        <w:t xml:space="preserve"> </w:t>
-      </w:r>
-      <w:r>
-        <w:rPr>
-          <w:rFonts w:ascii="Consolas" w:eastAsia="Times New Roman" w:hAnsi="Consolas" w:cs="Times New Roman"/>
-          <w:color w:val="F44747"/>
-          <w:sz w:val="21"/>
-          <w:szCs w:val="21"/>
-          <w:lang w:eastAsia="es-ES"/>
-        </w:rPr>
-        <w:t>Aplicar</w:t>
-      </w:r>
-      <w:r>
-        <w:rPr>
-          <w:rFonts w:ascii="Consolas" w:eastAsia="Times New Roman" w:hAnsi="Consolas" w:cs="Times New Roman"/>
-          <w:color w:val="D4D4D4"/>
-          <w:sz w:val="21"/>
-          <w:szCs w:val="21"/>
-          <w:lang w:eastAsia="es-ES"/>
-        </w:rPr>
-        <w:t xml:space="preserve"> </w:t>
-      </w:r>
-      <w:r>
-        <w:rPr>
-          <w:rFonts w:ascii="Consolas" w:eastAsia="Times New Roman" w:hAnsi="Consolas" w:cs="Times New Roman"/>
-          <w:color w:val="F44747"/>
-          <w:sz w:val="21"/>
-          <w:szCs w:val="21"/>
-          <w:lang w:eastAsia="es-ES"/>
-        </w:rPr>
-        <w:t>logaritmo</w:t>
-      </w:r>
-    </w:p>
-    <w:p>
-      <w:pPr>
-        <w:shd w:val="clear" w:color="auto" w:fill="1F1F1F"/>
-        <w:spacing w:after="0" w:line="285" w:lineRule="atLeast"/>
-        <w:rPr>
-          <w:rFonts w:ascii="Consolas" w:eastAsia="Times New Roman" w:hAnsi="Consolas" w:cs="Times New Roman"/>
-          <w:color w:val="CCCCCC"/>
-          <w:sz w:val="21"/>
-          <w:szCs w:val="21"/>
-          <w:lang w:eastAsia="es-ES"/>
-        </w:rPr>
-      </w:pPr>
-      <w:r>
-        <w:rPr>
-          <w:rFonts w:ascii="Consolas" w:eastAsia="Times New Roman" w:hAnsi="Consolas" w:cs="Times New Roman"/>
-          <w:color w:val="D4D4D4"/>
-          <w:sz w:val="21"/>
-          <w:szCs w:val="21"/>
-          <w:lang w:eastAsia="es-ES"/>
-        </w:rPr>
-        <w:t xml:space="preserve">  </w:t>
-      </w:r>
-      <w:r>
-        <w:rPr>
-          <w:rFonts w:ascii="Consolas" w:eastAsia="Times New Roman" w:hAnsi="Consolas" w:cs="Times New Roman"/>
-          <w:color w:val="F44747"/>
-          <w:sz w:val="21"/>
-          <w:szCs w:val="21"/>
-          <w:lang w:eastAsia="es-ES"/>
-        </w:rPr>
-        <w:t>-</w:t>
-      </w:r>
-      <w:r>
-        <w:rPr>
-          <w:rFonts w:ascii="Consolas" w:eastAsia="Times New Roman" w:hAnsi="Consolas" w:cs="Times New Roman"/>
-          <w:color w:val="D4D4D4"/>
-          <w:sz w:val="21"/>
-          <w:szCs w:val="21"/>
-          <w:lang w:eastAsia="es-ES"/>
-        </w:rPr>
-        <w:t xml:space="preserve"> </w:t>
-      </w:r>
-      <w:proofErr w:type="gramStart"/>
-      <w:r>
-        <w:rPr>
-          <w:rFonts w:ascii="Consolas" w:eastAsia="Times New Roman" w:hAnsi="Consolas" w:cs="Times New Roman"/>
-          <w:color w:val="F44747"/>
-          <w:sz w:val="21"/>
-          <w:szCs w:val="21"/>
-          <w:lang w:eastAsia="es-ES"/>
-        </w:rPr>
-        <w:t>log(</w:t>
-      </w:r>
-      <w:proofErr w:type="gramEnd"/>
-      <w:r>
-        <w:rPr>
-          <w:rFonts w:ascii="Consolas" w:eastAsia="Times New Roman" w:hAnsi="Consolas" w:cs="Times New Roman"/>
-          <w:color w:val="F44747"/>
-          <w:sz w:val="21"/>
-          <w:szCs w:val="21"/>
-          <w:lang w:eastAsia="es-ES"/>
-        </w:rPr>
-        <w:t>100)</w:t>
-      </w:r>
-      <w:r>
-        <w:rPr>
-          <w:rFonts w:ascii="Consolas" w:eastAsia="Times New Roman" w:hAnsi="Consolas" w:cs="Times New Roman"/>
-          <w:color w:val="D4D4D4"/>
-          <w:sz w:val="21"/>
-          <w:szCs w:val="21"/>
-          <w:lang w:eastAsia="es-ES"/>
-        </w:rPr>
-        <w:t xml:space="preserve"> </w:t>
-      </w:r>
-      <w:r>
-        <w:rPr>
-          <w:rFonts w:ascii="Consolas" w:eastAsia="Times New Roman" w:hAnsi="Consolas" w:cs="Times New Roman"/>
-          <w:color w:val="F44747"/>
-          <w:sz w:val="21"/>
-          <w:szCs w:val="21"/>
-          <w:lang w:eastAsia="es-ES"/>
-        </w:rPr>
-        <w:t>=</w:t>
-      </w:r>
-      <w:r>
-        <w:rPr>
-          <w:rFonts w:ascii="Consolas" w:eastAsia="Times New Roman" w:hAnsi="Consolas" w:cs="Times New Roman"/>
-          <w:color w:val="D4D4D4"/>
-          <w:sz w:val="21"/>
-          <w:szCs w:val="21"/>
-          <w:lang w:eastAsia="es-ES"/>
-        </w:rPr>
-        <w:t xml:space="preserve"> </w:t>
-      </w:r>
-      <w:r>
-        <w:rPr>
-          <w:rFonts w:ascii="Consolas" w:eastAsia="Times New Roman" w:hAnsi="Consolas" w:cs="Times New Roman"/>
-          <w:color w:val="F44747"/>
-          <w:sz w:val="21"/>
-          <w:szCs w:val="21"/>
-          <w:lang w:eastAsia="es-ES"/>
-        </w:rPr>
-        <w:t>4.6</w:t>
-      </w:r>
-    </w:p>
-    <w:p>
-      <w:pPr>
-        <w:shd w:val="clear" w:color="auto" w:fill="1F1F1F"/>
-        <w:spacing w:after="0" w:line="285" w:lineRule="atLeast"/>
-        <w:rPr>
-          <w:rFonts w:ascii="Consolas" w:eastAsia="Times New Roman" w:hAnsi="Consolas" w:cs="Times New Roman"/>
-          <w:color w:val="CCCCCC"/>
-          <w:sz w:val="21"/>
-          <w:szCs w:val="21"/>
-          <w:lang w:eastAsia="es-ES"/>
-        </w:rPr>
-      </w:pPr>
-      <w:r>
-        <w:rPr>
-          <w:rFonts w:ascii="Consolas" w:eastAsia="Times New Roman" w:hAnsi="Consolas" w:cs="Times New Roman"/>
-          <w:color w:val="D4D4D4"/>
-          <w:sz w:val="21"/>
-          <w:szCs w:val="21"/>
-          <w:lang w:eastAsia="es-ES"/>
-        </w:rPr>
-        <w:t xml:space="preserve">  </w:t>
-      </w:r>
-      <w:r>
-        <w:rPr>
-          <w:rFonts w:ascii="Consolas" w:eastAsia="Times New Roman" w:hAnsi="Consolas" w:cs="Times New Roman"/>
-          <w:color w:val="F44747"/>
-          <w:sz w:val="21"/>
-          <w:szCs w:val="21"/>
-          <w:lang w:eastAsia="es-ES"/>
-        </w:rPr>
-        <w:t>-</w:t>
-      </w:r>
-      <w:r>
-        <w:rPr>
-          <w:rFonts w:ascii="Consolas" w:eastAsia="Times New Roman" w:hAnsi="Consolas" w:cs="Times New Roman"/>
-          <w:color w:val="D4D4D4"/>
-          <w:sz w:val="21"/>
-          <w:szCs w:val="21"/>
-          <w:lang w:eastAsia="es-ES"/>
-        </w:rPr>
-        <w:t xml:space="preserve"> </w:t>
-      </w:r>
-      <w:proofErr w:type="gramStart"/>
-      <w:r>
-        <w:rPr>
-          <w:rFonts w:ascii="Consolas" w:eastAsia="Times New Roman" w:hAnsi="Consolas" w:cs="Times New Roman"/>
-          <w:color w:val="F44747"/>
-          <w:sz w:val="21"/>
-          <w:szCs w:val="21"/>
-          <w:lang w:eastAsia="es-ES"/>
-        </w:rPr>
-        <w:t>log(</w:t>
-      </w:r>
-      <w:proofErr w:type="gramEnd"/>
-      <w:r>
-        <w:rPr>
-          <w:rFonts w:ascii="Consolas" w:eastAsia="Times New Roman" w:hAnsi="Consolas" w:cs="Times New Roman"/>
-          <w:color w:val="F44747"/>
-          <w:sz w:val="21"/>
-          <w:szCs w:val="21"/>
-          <w:lang w:eastAsia="es-ES"/>
-        </w:rPr>
-        <w:t>1,000,000)</w:t>
-      </w:r>
-      <w:r>
-        <w:rPr>
-          <w:rFonts w:ascii="Consolas" w:eastAsia="Times New Roman" w:hAnsi="Consolas" w:cs="Times New Roman"/>
-          <w:color w:val="D4D4D4"/>
-          <w:sz w:val="21"/>
-          <w:szCs w:val="21"/>
-          <w:lang w:eastAsia="es-ES"/>
-        </w:rPr>
-        <w:t xml:space="preserve"> </w:t>
-      </w:r>
-      <w:r>
-        <w:rPr>
-          <w:rFonts w:ascii="Consolas" w:eastAsia="Times New Roman" w:hAnsi="Consolas" w:cs="Times New Roman"/>
-          <w:color w:val="CE9178"/>
-          <w:sz w:val="21"/>
-          <w:szCs w:val="21"/>
-          <w:lang w:eastAsia="es-ES"/>
-        </w:rPr>
-        <w:t>= 13.8</w:t>
-      </w:r>
-    </w:p>
-    <w:p>
-      <w:pPr>
-        <w:shd w:val="clear" w:color="auto" w:fill="1F1F1F"/>
-        <w:spacing w:after="0" w:line="285" w:lineRule="atLeast"/>
-        <w:rPr>
-          <w:rFonts w:ascii="Consolas" w:eastAsia="Times New Roman" w:hAnsi="Consolas" w:cs="Times New Roman"/>
-          <w:color w:val="CCCCCC"/>
-          <w:sz w:val="21"/>
-          <w:szCs w:val="21"/>
-          <w:lang w:eastAsia="es-ES"/>
-        </w:rPr>
-      </w:pPr>
-      <w:r>
-        <w:rPr>
-          <w:rFonts w:ascii="Consolas" w:eastAsia="Times New Roman" w:hAnsi="Consolas" w:cs="Times New Roman"/>
-          <w:color w:val="CE9178"/>
-          <w:sz w:val="21"/>
-          <w:szCs w:val="21"/>
-          <w:lang w:eastAsia="es-ES"/>
-        </w:rPr>
-        <w:t>  - Ahora los números están en una escala más manejable (4 a 14)</w:t>
-      </w:r>
-    </w:p>
-    <w:p>
-      <w:pPr>
-        <w:shd w:val="clear" w:color="auto" w:fill="1F1F1F"/>
-        <w:spacing w:after="0" w:line="285" w:lineRule="atLeast"/>
-        <w:rPr>
-          <w:rFonts w:ascii="Consolas" w:eastAsia="Times New Roman" w:hAnsi="Consolas" w:cs="Times New Roman"/>
-          <w:color w:val="CCCCCC"/>
-          <w:sz w:val="21"/>
-          <w:szCs w:val="21"/>
-          <w:lang w:eastAsia="es-ES"/>
-        </w:rPr>
-      </w:pPr>
-    </w:p>
-    <w:p>
-      <w:pPr>
-        <w:shd w:val="clear" w:color="auto" w:fill="1F1F1F"/>
-        <w:spacing w:after="0" w:line="285" w:lineRule="atLeast"/>
-        <w:rPr>
-          <w:rFonts w:ascii="Consolas" w:eastAsia="Times New Roman" w:hAnsi="Consolas" w:cs="Times New Roman"/>
-          <w:color w:val="CCCCCC"/>
-          <w:sz w:val="21"/>
-          <w:szCs w:val="21"/>
-          <w:lang w:eastAsia="es-ES"/>
-        </w:rPr>
-      </w:pPr>
-      <w:r>
-        <w:rPr>
-          <w:rFonts w:ascii="Consolas" w:eastAsia="Times New Roman" w:hAnsi="Consolas" w:cs="Times New Roman"/>
-          <w:color w:val="D4D4D4"/>
-          <w:sz w:val="21"/>
-          <w:szCs w:val="21"/>
-          <w:lang w:eastAsia="es-ES"/>
-        </w:rPr>
-        <w:t xml:space="preserve">- </w:t>
-      </w:r>
-      <w:r>
-        <w:rPr>
-          <w:rFonts w:ascii="Consolas" w:eastAsia="Times New Roman" w:hAnsi="Consolas" w:cs="Times New Roman"/>
-          <w:color w:val="C586C0"/>
-          <w:sz w:val="21"/>
-          <w:szCs w:val="21"/>
-          <w:lang w:eastAsia="es-ES"/>
-        </w:rPr>
-        <w:t>*</w:t>
-      </w:r>
-      <w:r>
-        <w:rPr>
-          <w:rFonts w:ascii="Consolas" w:eastAsia="Times New Roman" w:hAnsi="Consolas" w:cs="Times New Roman"/>
-          <w:color w:val="9CDCFE"/>
-          <w:sz w:val="21"/>
-          <w:szCs w:val="21"/>
-          <w:lang w:eastAsia="es-ES"/>
-        </w:rPr>
-        <w:t>*Después</w:t>
-      </w:r>
-      <w:r>
-        <w:rPr>
-          <w:rFonts w:ascii="Consolas" w:eastAsia="Times New Roman" w:hAnsi="Consolas" w:cs="Times New Roman"/>
-          <w:color w:val="D4D4D4"/>
-          <w:sz w:val="21"/>
-          <w:szCs w:val="21"/>
-          <w:lang w:eastAsia="es-ES"/>
-        </w:rPr>
-        <w:t xml:space="preserve"> </w:t>
-      </w:r>
-      <w:r>
-        <w:rPr>
-          <w:rFonts w:ascii="Consolas" w:eastAsia="Times New Roman" w:hAnsi="Consolas" w:cs="Times New Roman"/>
-          <w:color w:val="569CD6"/>
-          <w:sz w:val="21"/>
-          <w:szCs w:val="21"/>
-          <w:lang w:eastAsia="es-ES"/>
-        </w:rPr>
-        <w:t>de predecir**</w:t>
-      </w:r>
-      <w:r>
-        <w:rPr>
-          <w:rFonts w:ascii="Consolas" w:eastAsia="Times New Roman" w:hAnsi="Consolas" w:cs="Times New Roman"/>
-          <w:color w:val="D4D4D4"/>
-          <w:sz w:val="21"/>
-          <w:szCs w:val="21"/>
-          <w:lang w:eastAsia="es-ES"/>
-        </w:rPr>
-        <w:t xml:space="preserve">: </w:t>
-      </w:r>
-      <w:r>
-        <w:rPr>
-          <w:rFonts w:ascii="Consolas" w:eastAsia="Times New Roman" w:hAnsi="Consolas" w:cs="Times New Roman"/>
-          <w:color w:val="CE9178"/>
-          <w:sz w:val="21"/>
-          <w:szCs w:val="21"/>
-          <w:lang w:eastAsia="es-ES"/>
-        </w:rPr>
-        <w:t>Convertir de vuelta con `expm1</w:t>
-      </w:r>
-      <w:proofErr w:type="gramStart"/>
-      <w:r>
-        <w:rPr>
-          <w:rFonts w:ascii="Consolas" w:eastAsia="Times New Roman" w:hAnsi="Consolas" w:cs="Times New Roman"/>
-          <w:color w:val="CE9178"/>
-          <w:sz w:val="21"/>
-          <w:szCs w:val="21"/>
-          <w:lang w:eastAsia="es-ES"/>
-        </w:rPr>
-        <w:t>()`</w:t>
-      </w:r>
-      <w:proofErr w:type="gramEnd"/>
-    </w:p>
-    <w:p>
-      <w:pPr>
-        <w:shd w:val="clear" w:color="auto" w:fill="1F1F1F"/>
-        <w:spacing w:after="0" w:line="285" w:lineRule="atLeast"/>
-        <w:rPr>
-          <w:rFonts w:ascii="Consolas" w:eastAsia="Times New Roman" w:hAnsi="Consolas" w:cs="Times New Roman"/>
-          <w:color w:val="CCCCCC"/>
-          <w:sz w:val="21"/>
-          <w:szCs w:val="21"/>
-          <w:lang w:eastAsia="es-ES"/>
-        </w:rPr>
-      </w:pPr>
-      <w:r>
-        <w:rPr>
-          <w:rFonts w:ascii="Consolas" w:eastAsia="Times New Roman" w:hAnsi="Consolas" w:cs="Times New Roman"/>
-          <w:color w:val="D4D4D4"/>
-          <w:sz w:val="21"/>
-          <w:szCs w:val="21"/>
-          <w:lang w:eastAsia="es-ES"/>
-        </w:rPr>
-        <w:t xml:space="preserve">  </w:t>
-      </w:r>
-      <w:r>
-        <w:rPr>
-          <w:rFonts w:ascii="Consolas" w:eastAsia="Times New Roman" w:hAnsi="Consolas" w:cs="Times New Roman"/>
-          <w:color w:val="CE9178"/>
-          <w:sz w:val="21"/>
-          <w:szCs w:val="21"/>
-          <w:lang w:eastAsia="es-ES"/>
-        </w:rPr>
-        <w:t>- Predicción en log</w:t>
-      </w:r>
-      <w:r>
-        <w:rPr>
-          <w:rFonts w:ascii="Consolas" w:eastAsia="Times New Roman" w:hAnsi="Consolas" w:cs="Times New Roman"/>
-          <w:color w:val="F44747"/>
-          <w:sz w:val="21"/>
-          <w:szCs w:val="21"/>
-          <w:lang w:eastAsia="es-ES"/>
-        </w:rPr>
-        <w:t>:</w:t>
-      </w:r>
-      <w:r>
-        <w:rPr>
-          <w:rFonts w:ascii="Consolas" w:eastAsia="Times New Roman" w:hAnsi="Consolas" w:cs="Times New Roman"/>
-          <w:color w:val="CE9178"/>
-          <w:sz w:val="21"/>
-          <w:szCs w:val="21"/>
-          <w:lang w:eastAsia="es-ES"/>
-        </w:rPr>
-        <w:t xml:space="preserve"> 10.5 → </w:t>
-      </w:r>
-      <w:proofErr w:type="spellStart"/>
-      <w:r>
-        <w:rPr>
-          <w:rFonts w:ascii="Consolas" w:eastAsia="Times New Roman" w:hAnsi="Consolas" w:cs="Times New Roman"/>
-          <w:color w:val="CE9178"/>
-          <w:sz w:val="21"/>
-          <w:szCs w:val="21"/>
-          <w:lang w:eastAsia="es-ES"/>
-        </w:rPr>
-        <w:t>Views</w:t>
-      </w:r>
-      <w:proofErr w:type="spellEnd"/>
-      <w:r>
-        <w:rPr>
-          <w:rFonts w:ascii="Consolas" w:eastAsia="Times New Roman" w:hAnsi="Consolas" w:cs="Times New Roman"/>
-          <w:color w:val="CE9178"/>
-          <w:sz w:val="21"/>
-          <w:szCs w:val="21"/>
-          <w:lang w:eastAsia="es-ES"/>
-        </w:rPr>
-        <w:t xml:space="preserve"> reales</w:t>
-      </w:r>
-      <w:r>
-        <w:rPr>
-          <w:rFonts w:ascii="Consolas" w:eastAsia="Times New Roman" w:hAnsi="Consolas" w:cs="Times New Roman"/>
-          <w:color w:val="F44747"/>
-          <w:sz w:val="21"/>
-          <w:szCs w:val="21"/>
-          <w:lang w:eastAsia="es-ES"/>
-        </w:rPr>
-        <w:t>:</w:t>
-      </w:r>
-      <w:r>
-        <w:rPr>
-          <w:rFonts w:ascii="Consolas" w:eastAsia="Times New Roman" w:hAnsi="Consolas" w:cs="Times New Roman"/>
-          <w:color w:val="CE9178"/>
-          <w:sz w:val="21"/>
-          <w:szCs w:val="21"/>
-          <w:lang w:eastAsia="es-ES"/>
-        </w:rPr>
-        <w:t xml:space="preserve"> expm1(10.5) = 36,315 </w:t>
-      </w:r>
-      <w:proofErr w:type="spellStart"/>
-      <w:r>
-        <w:rPr>
-          <w:rFonts w:ascii="Consolas" w:eastAsia="Times New Roman" w:hAnsi="Consolas" w:cs="Times New Roman"/>
-          <w:color w:val="CE9178"/>
-          <w:sz w:val="21"/>
-          <w:szCs w:val="21"/>
-          <w:lang w:eastAsia="es-ES"/>
-        </w:rPr>
-        <w:t>views</w:t>
-      </w:r>
-      <w:proofErr w:type="spellEnd"/>
-    </w:p>
-    <w:p>
-      <w:pPr>
+        <w:pStyle w:val="Prrafodelista"/>
+        <w:numPr>
+          <w:ilvl w:val="0"/>
+          <w:numId w:val="27"/>
+        </w:numPr>
         <w:rPr>
           <w:rFonts w:ascii="Aptos" w:hAnsi="Aptos" w:cstheme="minorHAnsi"/>
         </w:rPr>
       </w:pPr>
+      <w:r>
+        <w:rPr>
+          <w:rFonts w:ascii="Aptos" w:hAnsi="Aptos" w:cstheme="minorHAnsi"/>
+        </w:rPr>
+        <w:t>15% Prueba: al final de todo, se usa para evaluar el modelo su eficiencia</w:t>
+      </w:r>
     </w:p>
     <w:sectPr>
       <w:pgSz w:w="11906" w:h="16838"/>
@@ -7137,7 +4827,7 @@
         <w:rFonts w:ascii="Wingdings" w:hAnsi="Wingdings" w:hint="default"/>
       </w:rPr>
     </w:lvl>
-    <w:lvl w:ilvl="3" w:tplc="0C0A0001" w:tentative="1">
+    <w:lvl w:ilvl="3" w:tplc="0C0A0001">
       <w:start w:val="1"/>
       <w:numFmt w:val="bullet"/>
       <w:lvlText w:val=""/>
@@ -8303,6 +5993,155 @@
     </w:lvl>
   </w:abstractNum>
   <w:abstractNum w:abstractNumId="21" w15:restartNumberingAfterBreak="0">
+    <w:nsid w:val="6AD95B75"/>
+    <w:multiLevelType w:val="multilevel"/>
+    <w:tmpl w:val="B12A348A"/>
+    <w:lvl w:ilvl="0">
+      <w:start w:val="1"/>
+      <w:numFmt w:val="bullet"/>
+      <w:lvlText w:val=""/>
+      <w:lvlJc w:val="left"/>
+      <w:pPr>
+        <w:tabs>
+          <w:tab w:val="num" w:pos="720"/>
+        </w:tabs>
+        <w:ind w:left="720" w:hanging="360"/>
+      </w:pPr>
+      <w:rPr>
+        <w:rFonts w:ascii="Symbol" w:hAnsi="Symbol" w:hint="default"/>
+        <w:sz w:val="20"/>
+      </w:rPr>
+    </w:lvl>
+    <w:lvl w:ilvl="1" w:tentative="1">
+      <w:start w:val="1"/>
+      <w:numFmt w:val="bullet"/>
+      <w:lvlText w:val="o"/>
+      <w:lvlJc w:val="left"/>
+      <w:pPr>
+        <w:tabs>
+          <w:tab w:val="num" w:pos="1440"/>
+        </w:tabs>
+        <w:ind w:left="1440" w:hanging="360"/>
+      </w:pPr>
+      <w:rPr>
+        <w:rFonts w:ascii="Courier New" w:hAnsi="Courier New" w:hint="default"/>
+        <w:sz w:val="20"/>
+      </w:rPr>
+    </w:lvl>
+    <w:lvl w:ilvl="2" w:tentative="1">
+      <w:start w:val="1"/>
+      <w:numFmt w:val="bullet"/>
+      <w:lvlText w:val=""/>
+      <w:lvlJc w:val="left"/>
+      <w:pPr>
+        <w:tabs>
+          <w:tab w:val="num" w:pos="2160"/>
+        </w:tabs>
+        <w:ind w:left="2160" w:hanging="360"/>
+      </w:pPr>
+      <w:rPr>
+        <w:rFonts w:ascii="Wingdings" w:hAnsi="Wingdings" w:hint="default"/>
+        <w:sz w:val="20"/>
+      </w:rPr>
+    </w:lvl>
+    <w:lvl w:ilvl="3" w:tentative="1">
+      <w:start w:val="1"/>
+      <w:numFmt w:val="bullet"/>
+      <w:lvlText w:val=""/>
+      <w:lvlJc w:val="left"/>
+      <w:pPr>
+        <w:tabs>
+          <w:tab w:val="num" w:pos="2880"/>
+        </w:tabs>
+        <w:ind w:left="2880" w:hanging="360"/>
+      </w:pPr>
+      <w:rPr>
+        <w:rFonts w:ascii="Wingdings" w:hAnsi="Wingdings" w:hint="default"/>
+        <w:sz w:val="20"/>
+      </w:rPr>
+    </w:lvl>
+    <w:lvl w:ilvl="4" w:tentative="1">
+      <w:start w:val="1"/>
+      <w:numFmt w:val="bullet"/>
+      <w:lvlText w:val=""/>
+      <w:lvlJc w:val="left"/>
+      <w:pPr>
+        <w:tabs>
+          <w:tab w:val="num" w:pos="3600"/>
+        </w:tabs>
+        <w:ind w:left="3600" w:hanging="360"/>
+      </w:pPr>
+      <w:rPr>
+        <w:rFonts w:ascii="Wingdings" w:hAnsi="Wingdings" w:hint="default"/>
+        <w:sz w:val="20"/>
+      </w:rPr>
+    </w:lvl>
+    <w:lvl w:ilvl="5" w:tentative="1">
+      <w:start w:val="1"/>
+      <w:numFmt w:val="bullet"/>
+      <w:lvlText w:val=""/>
+      <w:lvlJc w:val="left"/>
+      <w:pPr>
+        <w:tabs>
+          <w:tab w:val="num" w:pos="4320"/>
+        </w:tabs>
+        <w:ind w:left="4320" w:hanging="360"/>
+      </w:pPr>
+      <w:rPr>
+        <w:rFonts w:ascii="Wingdings" w:hAnsi="Wingdings" w:hint="default"/>
+        <w:sz w:val="20"/>
+      </w:rPr>
+    </w:lvl>
+    <w:lvl w:ilvl="6" w:tentative="1">
+      <w:start w:val="1"/>
+      <w:numFmt w:val="bullet"/>
+      <w:lvlText w:val=""/>
+      <w:lvlJc w:val="left"/>
+      <w:pPr>
+        <w:tabs>
+          <w:tab w:val="num" w:pos="5040"/>
+        </w:tabs>
+        <w:ind w:left="5040" w:hanging="360"/>
+      </w:pPr>
+      <w:rPr>
+        <w:rFonts w:ascii="Wingdings" w:hAnsi="Wingdings" w:hint="default"/>
+        <w:sz w:val="20"/>
+      </w:rPr>
+    </w:lvl>
+    <w:lvl w:ilvl="7" w:tentative="1">
+      <w:start w:val="1"/>
+      <w:numFmt w:val="bullet"/>
+      <w:lvlText w:val=""/>
+      <w:lvlJc w:val="left"/>
+      <w:pPr>
+        <w:tabs>
+          <w:tab w:val="num" w:pos="5760"/>
+        </w:tabs>
+        <w:ind w:left="5760" w:hanging="360"/>
+      </w:pPr>
+      <w:rPr>
+        <w:rFonts w:ascii="Wingdings" w:hAnsi="Wingdings" w:hint="default"/>
+        <w:sz w:val="20"/>
+      </w:rPr>
+    </w:lvl>
+    <w:lvl w:ilvl="8" w:tentative="1">
+      <w:start w:val="1"/>
+      <w:numFmt w:val="bullet"/>
+      <w:lvlText w:val=""/>
+      <w:lvlJc w:val="left"/>
+      <w:pPr>
+        <w:tabs>
+          <w:tab w:val="num" w:pos="6480"/>
+        </w:tabs>
+        <w:ind w:left="6480" w:hanging="360"/>
+      </w:pPr>
+      <w:rPr>
+        <w:rFonts w:ascii="Wingdings" w:hAnsi="Wingdings" w:hint="default"/>
+        <w:sz w:val="20"/>
+      </w:rPr>
+    </w:lvl>
+  </w:abstractNum>
+  <w:abstractNum w:abstractNumId="22" w15:restartNumberingAfterBreak="0">
     <w:nsid w:val="6B8931C2"/>
     <w:multiLevelType w:val="multilevel"/>
     <w:tmpl w:val="59988704"/>
@@ -8415,7 +6254,7 @@
       </w:pPr>
     </w:lvl>
   </w:abstractNum>
-  <w:abstractNum w:abstractNumId="22" w15:restartNumberingAfterBreak="0">
+  <w:abstractNum w:abstractNumId="23" w15:restartNumberingAfterBreak="0">
     <w:nsid w:val="728C293B"/>
     <w:multiLevelType w:val="multilevel"/>
     <w:tmpl w:val="FBACB65E"/>
@@ -8564,7 +6403,7 @@
       </w:rPr>
     </w:lvl>
   </w:abstractNum>
-  <w:abstractNum w:abstractNumId="23" w15:restartNumberingAfterBreak="0">
+  <w:abstractNum w:abstractNumId="24" w15:restartNumberingAfterBreak="0">
     <w:nsid w:val="77607E1C"/>
     <w:multiLevelType w:val="multilevel"/>
     <w:tmpl w:val="BE6CD23A"/>
@@ -8713,7 +6552,7 @@
       </w:rPr>
     </w:lvl>
   </w:abstractNum>
-  <w:abstractNum w:abstractNumId="24" w15:restartNumberingAfterBreak="0">
+  <w:abstractNum w:abstractNumId="25" w15:restartNumberingAfterBreak="0">
     <w:nsid w:val="7B5A0146"/>
     <w:multiLevelType w:val="multilevel"/>
     <w:tmpl w:val="EC78601A"/>
@@ -8862,7 +6701,7 @@
       </w:rPr>
     </w:lvl>
   </w:abstractNum>
-  <w:abstractNum w:abstractNumId="25" w15:restartNumberingAfterBreak="0">
+  <w:abstractNum w:abstractNumId="26" w15:restartNumberingAfterBreak="0">
     <w:nsid w:val="7BF53C70"/>
     <w:multiLevelType w:val="hybridMultilevel"/>
     <w:tmpl w:val="A9965D88"/>
@@ -8951,7 +6790,7 @@
       </w:pPr>
     </w:lvl>
   </w:abstractNum>
-  <w:abstractNum w:abstractNumId="26" w15:restartNumberingAfterBreak="0">
+  <w:abstractNum w:abstractNumId="27" w15:restartNumberingAfterBreak="0">
     <w:nsid w:val="7D870059"/>
     <w:multiLevelType w:val="multilevel"/>
     <w:tmpl w:val="EDAA44D8"/>
@@ -9068,10 +6907,10 @@
     <w:abstractNumId w:val="13"/>
   </w:num>
   <w:num w:numId="2" w16cid:durableId="1371147132">
-    <w:abstractNumId w:val="23"/>
+    <w:abstractNumId w:val="24"/>
   </w:num>
   <w:num w:numId="3" w16cid:durableId="1223176471">
-    <w:abstractNumId w:val="22"/>
+    <w:abstractNumId w:val="23"/>
   </w:num>
   <w:num w:numId="4" w16cid:durableId="1972396121">
     <w:abstractNumId w:val="4"/>
@@ -9092,7 +6931,7 @@
     <w:abstractNumId w:val="15"/>
   </w:num>
   <w:num w:numId="10" w16cid:durableId="1015422575">
-    <w:abstractNumId w:val="26"/>
+    <w:abstractNumId w:val="27"/>
   </w:num>
   <w:num w:numId="11" w16cid:durableId="766776570">
     <w:abstractNumId w:val="19"/>
@@ -9104,7 +6943,7 @@
     <w:abstractNumId w:val="8"/>
   </w:num>
   <w:num w:numId="14" w16cid:durableId="1329555661">
-    <w:abstractNumId w:val="24"/>
+    <w:abstractNumId w:val="25"/>
   </w:num>
   <w:num w:numId="15" w16cid:durableId="1276599216">
     <w:abstractNumId w:val="14"/>
@@ -9119,7 +6958,7 @@
     <w:abstractNumId w:val="9"/>
   </w:num>
   <w:num w:numId="19" w16cid:durableId="1268466888">
-    <w:abstractNumId w:val="21"/>
+    <w:abstractNumId w:val="22"/>
   </w:num>
   <w:num w:numId="20" w16cid:durableId="1306591415">
     <w:abstractNumId w:val="5"/>
@@ -9128,7 +6967,7 @@
     <w:abstractNumId w:val="11"/>
   </w:num>
   <w:num w:numId="22" w16cid:durableId="325132445">
-    <w:abstractNumId w:val="25"/>
+    <w:abstractNumId w:val="26"/>
   </w:num>
   <w:num w:numId="23" w16cid:durableId="1846900928">
     <w:abstractNumId w:val="0"/>
@@ -9144,6 +6983,9 @@
   </w:num>
   <w:num w:numId="27" w16cid:durableId="1213467537">
     <w:abstractNumId w:val="12"/>
+  </w:num>
+  <w:num w:numId="28" w16cid:durableId="1661538659">
+    <w:abstractNumId w:val="21"/>
   </w:num>
 </w:numbering>
 </file>
@@ -9612,7 +7454,6 @@
   <w:style w:type="character" w:default="1" w:styleId="Fuentedeprrafopredeter">
     <w:name w:val="Default Paragraph Font"/>
     <w:uiPriority w:val="1"/>
-    <w:semiHidden/>
     <w:unhideWhenUsed/>
   </w:style>
   <w:style w:type="table" w:default="1" w:styleId="Tablanormal">

--- a/Memoria Técnica.docx
+++ b/Memoria Técnica.docx
@@ -8,21 +8,58 @@
           <w:rFonts w:ascii="Aptos" w:eastAsia="Times New Roman" w:hAnsi="Aptos"/>
           <w:b/>
           <w:bCs/>
-          <w:sz w:val="44"/>
-          <w:szCs w:val="44"/>
+          <w:sz w:val="72"/>
+          <w:szCs w:val="72"/>
           <w:lang w:eastAsia="es-ES"/>
         </w:rPr>
       </w:pPr>
+      <w:proofErr w:type="spellStart"/>
       <w:r>
         <w:rPr>
           <w:rFonts w:ascii="Aptos" w:eastAsia="Times New Roman" w:hAnsi="Aptos"/>
           <w:b/>
           <w:bCs/>
-          <w:sz w:val="44"/>
-          <w:szCs w:val="44"/>
+          <w:sz w:val="72"/>
+          <w:szCs w:val="72"/>
           <w:lang w:eastAsia="es-ES"/>
         </w:rPr>
-        <w:t>Memoria Técnica: Trend Food in Youtube and tiktok 2025-2026</w:t>
+        <w:t>Trend</w:t>
+      </w:r>
+      <w:proofErr w:type="spellEnd"/>
+      <w:r>
+        <w:rPr>
+          <w:rFonts w:ascii="Aptos" w:eastAsia="Times New Roman" w:hAnsi="Aptos"/>
+          <w:b/>
+          <w:bCs/>
+          <w:sz w:val="72"/>
+          <w:szCs w:val="72"/>
+          <w:lang w:eastAsia="es-ES"/>
+        </w:rPr>
+        <w:t xml:space="preserve"> </w:t>
+      </w:r>
+      <w:proofErr w:type="spellStart"/>
+      <w:r>
+        <w:rPr>
+          <w:rFonts w:ascii="Aptos" w:eastAsia="Times New Roman" w:hAnsi="Aptos"/>
+          <w:b/>
+          <w:bCs/>
+          <w:sz w:val="72"/>
+          <w:szCs w:val="72"/>
+          <w:lang w:eastAsia="es-ES"/>
+        </w:rPr>
+        <w:t>Food</w:t>
+      </w:r>
+      <w:proofErr w:type="spellEnd"/>
+      <w:r>
+        <w:rPr>
+          <w:rFonts w:ascii="Aptos" w:eastAsia="Times New Roman" w:hAnsi="Aptos"/>
+          <w:b/>
+          <w:bCs/>
+          <w:sz w:val="72"/>
+          <w:szCs w:val="72"/>
+          <w:lang w:eastAsia="es-ES"/>
+        </w:rPr>
+        <w:t xml:space="preserve"> Social Media</w:t>
       </w:r>
     </w:p>
     <w:p>
@@ -37,11 +74,13 @@
       <w:r>
         <w:rPr>
           <w:rFonts w:ascii="Aptos" w:eastAsia="Times New Roman" w:hAnsi="Aptos"/>
+          <w:b/>
+          <w:bCs/>
           <w:sz w:val="24"/>
           <w:szCs w:val="24"/>
           <w:lang w:eastAsia="es-ES"/>
         </w:rPr>
-        <w:t>Autor: Joaquim Serra</w:t>
+        <w:t>Autor</w:t>
       </w:r>
       <w:r>
         <w:rPr>
@@ -50,26 +89,37 @@
           <w:szCs w:val="24"/>
           <w:lang w:eastAsia="es-ES"/>
         </w:rPr>
-        <w:t xml:space="preserve"> Ramis</w:t>
-      </w:r>
-    </w:p>
-    <w:p>
-      <w:pPr>
+        <w:t>: Joaquim Serra</w:t>
+      </w:r>
+      <w:r>
         <w:rPr>
           <w:rFonts w:ascii="Aptos" w:eastAsia="Times New Roman" w:hAnsi="Aptos"/>
           <w:sz w:val="24"/>
           <w:szCs w:val="24"/>
           <w:lang w:eastAsia="es-ES"/>
         </w:rPr>
-      </w:pPr>
-      <w:r>
+        <w:t xml:space="preserve"> Ramis</w:t>
+      </w:r>
+    </w:p>
+    <w:p>
+      <w:pPr>
         <w:rPr>
           <w:rFonts w:ascii="Aptos" w:eastAsia="Times New Roman" w:hAnsi="Aptos"/>
           <w:sz w:val="24"/>
           <w:szCs w:val="24"/>
           <w:lang w:eastAsia="es-ES"/>
         </w:rPr>
-        <w:t xml:space="preserve">Fecha: </w:t>
+      </w:pPr>
+      <w:r>
+        <w:rPr>
+          <w:rFonts w:ascii="Aptos" w:eastAsia="Times New Roman" w:hAnsi="Aptos"/>
+          <w:b/>
+          <w:bCs/>
+          <w:sz w:val="24"/>
+          <w:szCs w:val="24"/>
+          <w:lang w:eastAsia="es-ES"/>
+        </w:rPr>
+        <w:t>Fecha</w:t>
       </w:r>
       <w:r>
         <w:rPr>
@@ -78,8 +128,9 @@
           <w:szCs w:val="24"/>
           <w:lang w:eastAsia="es-ES"/>
         </w:rPr>
-        <w:t>Febrero</w:t>
-      </w:r>
+        <w:t xml:space="preserve">: </w:t>
+      </w:r>
+      <w:proofErr w:type="gramStart"/>
       <w:r>
         <w:rPr>
           <w:rFonts w:ascii="Aptos" w:eastAsia="Times New Roman" w:hAnsi="Aptos"/>
@@ -87,26 +138,87 @@
           <w:szCs w:val="24"/>
           <w:lang w:eastAsia="es-ES"/>
         </w:rPr>
-        <w:t xml:space="preserve"> 2026</w:t>
-      </w:r>
-    </w:p>
-    <w:p>
-      <w:pPr>
+        <w:t>Febrero</w:t>
+      </w:r>
+      <w:proofErr w:type="gramEnd"/>
+      <w:r>
         <w:rPr>
           <w:rFonts w:ascii="Aptos" w:eastAsia="Times New Roman" w:hAnsi="Aptos"/>
           <w:sz w:val="24"/>
           <w:szCs w:val="24"/>
           <w:lang w:eastAsia="es-ES"/>
         </w:rPr>
-      </w:pPr>
-      <w:r>
+        <w:t xml:space="preserve"> 2026</w:t>
+      </w:r>
+    </w:p>
+    <w:p>
+      <w:pPr>
         <w:rPr>
           <w:rFonts w:ascii="Aptos" w:eastAsia="Times New Roman" w:hAnsi="Aptos"/>
           <w:sz w:val="24"/>
           <w:szCs w:val="24"/>
           <w:lang w:eastAsia="es-ES"/>
         </w:rPr>
-        <w:t>Proyecto: Final de Bootcamp (Data Science &amp; AI)</w:t>
+      </w:pPr>
+      <w:r>
+        <w:rPr>
+          <w:rFonts w:ascii="Aptos" w:eastAsia="Times New Roman" w:hAnsi="Aptos"/>
+          <w:b/>
+          <w:bCs/>
+          <w:sz w:val="24"/>
+          <w:szCs w:val="24"/>
+          <w:lang w:eastAsia="es-ES"/>
+        </w:rPr>
+        <w:t>Proyecto</w:t>
+      </w:r>
+      <w:r>
+        <w:rPr>
+          <w:rFonts w:ascii="Aptos" w:eastAsia="Times New Roman" w:hAnsi="Aptos"/>
+          <w:sz w:val="24"/>
+          <w:szCs w:val="24"/>
+          <w:lang w:eastAsia="es-ES"/>
+        </w:rPr>
+        <w:t xml:space="preserve">: Final de </w:t>
+      </w:r>
+      <w:proofErr w:type="spellStart"/>
+      <w:r>
+        <w:rPr>
+          <w:rFonts w:ascii="Aptos" w:eastAsia="Times New Roman" w:hAnsi="Aptos"/>
+          <w:sz w:val="24"/>
+          <w:szCs w:val="24"/>
+          <w:lang w:eastAsia="es-ES"/>
+        </w:rPr>
+        <w:t>Bootcamp</w:t>
+      </w:r>
+      <w:proofErr w:type="spellEnd"/>
+      <w:r>
+        <w:rPr>
+          <w:rFonts w:ascii="Aptos" w:eastAsia="Times New Roman" w:hAnsi="Aptos"/>
+          <w:sz w:val="24"/>
+          <w:szCs w:val="24"/>
+          <w:lang w:eastAsia="es-ES"/>
+        </w:rPr>
+        <w:t xml:space="preserve"> (Data </w:t>
+      </w:r>
+      <w:proofErr w:type="spellStart"/>
+      <w:r>
+        <w:rPr>
+          <w:rFonts w:ascii="Aptos" w:eastAsia="Times New Roman" w:hAnsi="Aptos"/>
+          <w:sz w:val="24"/>
+          <w:szCs w:val="24"/>
+          <w:lang w:eastAsia="es-ES"/>
+        </w:rPr>
+        <w:t>Science</w:t>
+      </w:r>
+      <w:proofErr w:type="spellEnd"/>
+      <w:r>
+        <w:rPr>
+          <w:rFonts w:ascii="Aptos" w:eastAsia="Times New Roman" w:hAnsi="Aptos"/>
+          <w:sz w:val="24"/>
+          <w:szCs w:val="24"/>
+          <w:lang w:eastAsia="es-ES"/>
+        </w:rPr>
+        <w:t xml:space="preserve"> &amp; AI)</w:t>
       </w:r>
     </w:p>
     <w:p>
@@ -197,6 +309,7 @@
           <w:lang w:eastAsia="es-ES"/>
         </w:rPr>
       </w:pPr>
+      <w:proofErr w:type="spellStart"/>
       <w:r>
         <w:rPr>
           <w:rFonts w:ascii="Aptos" w:eastAsia="Times New Roman" w:hAnsi="Aptos"/>
@@ -206,68 +319,9 @@
           <w:szCs w:val="24"/>
           <w:lang w:eastAsia="es-ES"/>
         </w:rPr>
-        <w:t>PowerBI 2025</w:t>
-      </w:r>
-      <w:r>
-        <w:rPr>
-          <w:rFonts w:ascii="Aptos" w:eastAsia="Times New Roman" w:hAnsi="Aptos"/>
-          <w:sz w:val="24"/>
-          <w:szCs w:val="24"/>
-          <w:lang w:eastAsia="es-ES"/>
-        </w:rPr>
-        <w:t xml:space="preserve">: Estudio de los videos </w:t>
-      </w:r>
-      <w:r>
-        <w:rPr>
-          <w:rFonts w:ascii="Aptos" w:eastAsia="Times New Roman" w:hAnsi="Aptos"/>
-          <w:sz w:val="24"/>
-          <w:szCs w:val="24"/>
-          <w:lang w:eastAsia="es-ES"/>
-        </w:rPr>
-        <w:t xml:space="preserve">de comida </w:t>
-      </w:r>
-      <w:r>
-        <w:rPr>
-          <w:rFonts w:ascii="Aptos" w:eastAsia="Times New Roman" w:hAnsi="Aptos"/>
-          <w:sz w:val="24"/>
-          <w:szCs w:val="24"/>
-          <w:lang w:eastAsia="es-ES"/>
-        </w:rPr>
-        <w:t>con mejor rating tanto en Youtube como en tiktok</w:t>
-      </w:r>
-      <w:r>
-        <w:rPr>
-          <w:rFonts w:ascii="Aptos" w:eastAsia="Times New Roman" w:hAnsi="Aptos"/>
-          <w:sz w:val="24"/>
-          <w:szCs w:val="24"/>
-          <w:lang w:eastAsia="es-ES"/>
-        </w:rPr>
-        <w:t xml:space="preserve"> durante el 2025.</w:t>
-      </w:r>
-      <w:r>
-        <w:rPr>
-          <w:rFonts w:ascii="Aptos" w:eastAsia="Times New Roman" w:hAnsi="Aptos"/>
-          <w:sz w:val="24"/>
-          <w:szCs w:val="24"/>
-          <w:lang w:eastAsia="es-ES"/>
-        </w:rPr>
-        <w:br/>
-      </w:r>
-    </w:p>
-    <w:p>
-      <w:pPr>
-        <w:pStyle w:val="Prrafodelista"/>
-        <w:numPr>
-          <w:ilvl w:val="0"/>
-          <w:numId w:val="27"/>
-        </w:numPr>
-        <w:rPr>
-          <w:rFonts w:ascii="Aptos" w:eastAsia="Times New Roman" w:hAnsi="Aptos"/>
-          <w:sz w:val="24"/>
-          <w:szCs w:val="24"/>
-          <w:lang w:eastAsia="es-ES"/>
-        </w:rPr>
-      </w:pPr>
+        <w:t>PowerBI</w:t>
+      </w:r>
+      <w:proofErr w:type="spellEnd"/>
       <w:r>
         <w:rPr>
           <w:rFonts w:ascii="Aptos" w:eastAsia="Times New Roman" w:hAnsi="Aptos"/>
@@ -277,8 +331,99 @@
           <w:szCs w:val="24"/>
           <w:lang w:eastAsia="es-ES"/>
         </w:rPr>
-        <w:t>M</w:t>
-      </w:r>
+        <w:t xml:space="preserve"> 2025</w:t>
+      </w:r>
+      <w:r>
+        <w:rPr>
+          <w:rFonts w:ascii="Aptos" w:eastAsia="Times New Roman" w:hAnsi="Aptos"/>
+          <w:sz w:val="24"/>
+          <w:szCs w:val="24"/>
+          <w:lang w:eastAsia="es-ES"/>
+        </w:rPr>
+        <w:t xml:space="preserve">: Estudio de los videos </w:t>
+      </w:r>
+      <w:r>
+        <w:rPr>
+          <w:rFonts w:ascii="Aptos" w:eastAsia="Times New Roman" w:hAnsi="Aptos"/>
+          <w:sz w:val="24"/>
+          <w:szCs w:val="24"/>
+          <w:lang w:eastAsia="es-ES"/>
+        </w:rPr>
+        <w:t xml:space="preserve">de comida </w:t>
+      </w:r>
+      <w:r>
+        <w:rPr>
+          <w:rFonts w:ascii="Aptos" w:eastAsia="Times New Roman" w:hAnsi="Aptos"/>
+          <w:sz w:val="24"/>
+          <w:szCs w:val="24"/>
+          <w:lang w:eastAsia="es-ES"/>
+        </w:rPr>
+        <w:t xml:space="preserve">con mejor rating tanto en </w:t>
+      </w:r>
+      <w:proofErr w:type="spellStart"/>
+      <w:r>
+        <w:rPr>
+          <w:rFonts w:ascii="Aptos" w:eastAsia="Times New Roman" w:hAnsi="Aptos"/>
+          <w:sz w:val="24"/>
+          <w:szCs w:val="24"/>
+          <w:lang w:eastAsia="es-ES"/>
+        </w:rPr>
+        <w:t>Youtube</w:t>
+      </w:r>
+      <w:proofErr w:type="spellEnd"/>
+      <w:r>
+        <w:rPr>
+          <w:rFonts w:ascii="Aptos" w:eastAsia="Times New Roman" w:hAnsi="Aptos"/>
+          <w:sz w:val="24"/>
+          <w:szCs w:val="24"/>
+          <w:lang w:eastAsia="es-ES"/>
+        </w:rPr>
+        <w:t xml:space="preserve"> como en </w:t>
+      </w:r>
+      <w:proofErr w:type="spellStart"/>
+      <w:r>
+        <w:rPr>
+          <w:rFonts w:ascii="Aptos" w:eastAsia="Times New Roman" w:hAnsi="Aptos"/>
+          <w:sz w:val="24"/>
+          <w:szCs w:val="24"/>
+          <w:lang w:eastAsia="es-ES"/>
+        </w:rPr>
+        <w:t>tiktok</w:t>
+      </w:r>
+      <w:proofErr w:type="spellEnd"/>
+      <w:r>
+        <w:rPr>
+          <w:rFonts w:ascii="Aptos" w:eastAsia="Times New Roman" w:hAnsi="Aptos"/>
+          <w:sz w:val="24"/>
+          <w:szCs w:val="24"/>
+          <w:lang w:eastAsia="es-ES"/>
+        </w:rPr>
+        <w:t xml:space="preserve"> durante el 2025.</w:t>
+      </w:r>
+      <w:r>
+        <w:rPr>
+          <w:rFonts w:ascii="Aptos" w:eastAsia="Times New Roman" w:hAnsi="Aptos"/>
+          <w:sz w:val="24"/>
+          <w:szCs w:val="24"/>
+          <w:lang w:eastAsia="es-ES"/>
+        </w:rPr>
+        <w:br/>
+      </w:r>
+    </w:p>
+    <w:p>
+      <w:pPr>
+        <w:pStyle w:val="Prrafodelista"/>
+        <w:numPr>
+          <w:ilvl w:val="0"/>
+          <w:numId w:val="27"/>
+        </w:numPr>
+        <w:rPr>
+          <w:rFonts w:ascii="Aptos" w:eastAsia="Times New Roman" w:hAnsi="Aptos"/>
+          <w:sz w:val="24"/>
+          <w:szCs w:val="24"/>
+          <w:lang w:eastAsia="es-ES"/>
+        </w:rPr>
+      </w:pPr>
       <w:r>
         <w:rPr>
           <w:rFonts w:ascii="Aptos" w:eastAsia="Times New Roman" w:hAnsi="Aptos"/>
@@ -288,7 +433,7 @@
           <w:szCs w:val="24"/>
           <w:lang w:eastAsia="es-ES"/>
         </w:rPr>
-        <w:t xml:space="preserve">achine </w:t>
+        <w:t>M</w:t>
       </w:r>
       <w:r>
         <w:rPr>
@@ -299,8 +444,9 @@
           <w:szCs w:val="24"/>
           <w:lang w:eastAsia="es-ES"/>
         </w:rPr>
-        <w:t>L</w:t>
-      </w:r>
+        <w:t xml:space="preserve">achine </w:t>
+      </w:r>
+      <w:proofErr w:type="spellStart"/>
       <w:r>
         <w:rPr>
           <w:rFonts w:ascii="Aptos" w:eastAsia="Times New Roman" w:hAnsi="Aptos"/>
@@ -310,7 +456,7 @@
           <w:szCs w:val="24"/>
           <w:lang w:eastAsia="es-ES"/>
         </w:rPr>
-        <w:t>earning</w:t>
+        <w:t>L</w:t>
       </w:r>
       <w:r>
         <w:rPr>
@@ -321,8 +467,33 @@
           <w:szCs w:val="24"/>
           <w:lang w:eastAsia="es-ES"/>
         </w:rPr>
-        <w:t xml:space="preserve"> y Deep learning</w:t>
-      </w:r>
+        <w:t>earning</w:t>
+      </w:r>
+      <w:proofErr w:type="spellEnd"/>
+      <w:r>
+        <w:rPr>
+          <w:rFonts w:ascii="Aptos" w:eastAsia="Times New Roman" w:hAnsi="Aptos"/>
+          <w:b/>
+          <w:bCs/>
+          <w:sz w:val="24"/>
+          <w:szCs w:val="24"/>
+          <w:lang w:eastAsia="es-ES"/>
+        </w:rPr>
+        <w:t xml:space="preserve"> y Deep </w:t>
+      </w:r>
+      <w:proofErr w:type="spellStart"/>
+      <w:r>
+        <w:rPr>
+          <w:rFonts w:ascii="Aptos" w:eastAsia="Times New Roman" w:hAnsi="Aptos"/>
+          <w:b/>
+          <w:bCs/>
+          <w:sz w:val="24"/>
+          <w:szCs w:val="24"/>
+          <w:lang w:eastAsia="es-ES"/>
+        </w:rPr>
+        <w:t>learning</w:t>
+      </w:r>
+      <w:proofErr w:type="spellEnd"/>
       <w:r>
         <w:rPr>
           <w:rFonts w:ascii="Aptos" w:eastAsia="Times New Roman" w:hAnsi="Aptos"/>
@@ -339,7 +510,67 @@
           <w:szCs w:val="24"/>
           <w:lang w:eastAsia="es-ES"/>
         </w:rPr>
-        <w:t>a través de la API de youtube, se descargara un dataset para entrenar a un modelo y poder predecir si un futuro video tendrá éxito o no</w:t>
+        <w:t xml:space="preserve">a través de la API de </w:t>
+      </w:r>
+      <w:proofErr w:type="spellStart"/>
+      <w:r>
+        <w:rPr>
+          <w:rFonts w:ascii="Aptos" w:eastAsia="Times New Roman" w:hAnsi="Aptos"/>
+          <w:sz w:val="24"/>
+          <w:szCs w:val="24"/>
+          <w:lang w:eastAsia="es-ES"/>
+        </w:rPr>
+        <w:t>youtube</w:t>
+      </w:r>
+      <w:proofErr w:type="spellEnd"/>
+      <w:r>
+        <w:rPr>
+          <w:rFonts w:ascii="Aptos" w:eastAsia="Times New Roman" w:hAnsi="Aptos"/>
+          <w:sz w:val="24"/>
+          <w:szCs w:val="24"/>
+          <w:lang w:eastAsia="es-ES"/>
+        </w:rPr>
+        <w:t xml:space="preserve">, se </w:t>
+      </w:r>
+      <w:proofErr w:type="gramStart"/>
+      <w:r>
+        <w:rPr>
+          <w:rFonts w:ascii="Aptos" w:eastAsia="Times New Roman" w:hAnsi="Aptos"/>
+          <w:sz w:val="24"/>
+          <w:szCs w:val="24"/>
+          <w:lang w:eastAsia="es-ES"/>
+        </w:rPr>
+        <w:t>descargara</w:t>
+      </w:r>
+      <w:proofErr w:type="gramEnd"/>
+      <w:r>
+        <w:rPr>
+          <w:rFonts w:ascii="Aptos" w:eastAsia="Times New Roman" w:hAnsi="Aptos"/>
+          <w:sz w:val="24"/>
+          <w:szCs w:val="24"/>
+          <w:lang w:eastAsia="es-ES"/>
+        </w:rPr>
+        <w:t xml:space="preserve"> un </w:t>
+      </w:r>
+      <w:proofErr w:type="spellStart"/>
+      <w:r>
+        <w:rPr>
+          <w:rFonts w:ascii="Aptos" w:eastAsia="Times New Roman" w:hAnsi="Aptos"/>
+          <w:sz w:val="24"/>
+          <w:szCs w:val="24"/>
+          <w:lang w:eastAsia="es-ES"/>
+        </w:rPr>
+        <w:t>dataset</w:t>
+      </w:r>
+      <w:proofErr w:type="spellEnd"/>
+      <w:r>
+        <w:rPr>
+          <w:rFonts w:ascii="Aptos" w:eastAsia="Times New Roman" w:hAnsi="Aptos"/>
+          <w:sz w:val="24"/>
+          <w:szCs w:val="24"/>
+          <w:lang w:eastAsia="es-ES"/>
+        </w:rPr>
+        <w:t xml:space="preserve"> para entrenar a un modelo y poder predecir si un futuro video tendrá éxito o no</w:t>
       </w:r>
     </w:p>
     <w:p>
@@ -380,11 +611,15 @@
             <w:pStyle w:val="TtuloTDC"/>
             <w:rPr>
               <w:rFonts w:ascii="Aptos" w:hAnsi="Aptos"/>
+              <w:sz w:val="36"/>
+              <w:szCs w:val="36"/>
             </w:rPr>
           </w:pPr>
           <w:r>
             <w:rPr>
               <w:rFonts w:ascii="Aptos" w:hAnsi="Aptos"/>
+              <w:sz w:val="36"/>
+              <w:szCs w:val="36"/>
             </w:rPr>
             <w:t>Contenido</w:t>
           </w:r>
@@ -396,7 +631,7 @@
               <w:tab w:val="right" w:leader="dot" w:pos="8494"/>
             </w:tabs>
             <w:rPr>
-              <w:rFonts w:ascii="Aptos" w:eastAsiaTheme="minorEastAsia" w:hAnsi="Aptos"/>
+              <w:rFonts w:eastAsiaTheme="minorEastAsia"/>
               <w:noProof/>
               <w:lang w:eastAsia="es-ES"/>
             </w:rPr>
@@ -404,22 +639,28 @@
           <w:r>
             <w:rPr>
               <w:rFonts w:ascii="Aptos" w:hAnsi="Aptos"/>
+              <w:sz w:val="24"/>
+              <w:szCs w:val="24"/>
             </w:rPr>
             <w:fldChar w:fldCharType="begin"/>
           </w:r>
           <w:r>
             <w:rPr>
               <w:rFonts w:ascii="Aptos" w:hAnsi="Aptos"/>
+              <w:sz w:val="24"/>
+              <w:szCs w:val="24"/>
             </w:rPr>
             <w:instrText xml:space="preserve"> TOC \o "1-3" \h \z \u </w:instrText>
           </w:r>
           <w:r>
             <w:rPr>
               <w:rFonts w:ascii="Aptos" w:hAnsi="Aptos"/>
+              <w:sz w:val="24"/>
+              <w:szCs w:val="24"/>
             </w:rPr>
             <w:fldChar w:fldCharType="separate"/>
           </w:r>
-          <w:hyperlink w:anchor="_Toc220946514" w:history="1">
+          <w:hyperlink w:anchor="_Toc221036475" w:history="1">
             <w:r>
               <w:rPr>
                 <w:rStyle w:val="Hipervnculo"/>
@@ -430,7 +671,6 @@
             </w:r>
             <w:r>
               <w:rPr>
-                <w:rFonts w:ascii="Aptos" w:hAnsi="Aptos"/>
                 <w:noProof/>
                 <w:webHidden/>
               </w:rPr>
@@ -438,7 +678,6 @@
             </w:r>
             <w:r>
               <w:rPr>
-                <w:rFonts w:ascii="Aptos" w:hAnsi="Aptos"/>
                 <w:noProof/>
                 <w:webHidden/>
               </w:rPr>
@@ -446,22 +685,19 @@
             </w:r>
             <w:r>
               <w:rPr>
-                <w:rFonts w:ascii="Aptos" w:hAnsi="Aptos"/>
                 <w:noProof/>
                 <w:webHidden/>
               </w:rPr>
-              <w:instrText xml:space="preserve"> PAGEREF _Toc220946514 \h </w:instrText>
+              <w:instrText xml:space="preserve"> PAGEREF _Toc221036475 \h </w:instrText>
             </w:r>
             <w:r>
               <w:rPr>
-                <w:rFonts w:ascii="Aptos" w:hAnsi="Aptos"/>
                 <w:noProof/>
                 <w:webHidden/>
               </w:rPr>
             </w:r>
             <w:r>
               <w:rPr>
-                <w:rFonts w:ascii="Aptos" w:hAnsi="Aptos"/>
                 <w:noProof/>
                 <w:webHidden/>
               </w:rPr>
@@ -469,7 +705,6 @@
             </w:r>
             <w:r>
               <w:rPr>
-                <w:rFonts w:ascii="Aptos" w:hAnsi="Aptos"/>
                 <w:noProof/>
                 <w:webHidden/>
               </w:rPr>
@@ -477,7 +712,6 @@
             </w:r>
             <w:r>
               <w:rPr>
-                <w:rFonts w:ascii="Aptos" w:hAnsi="Aptos"/>
                 <w:noProof/>
                 <w:webHidden/>
               </w:rPr>
@@ -492,12 +726,12 @@
               <w:tab w:val="right" w:leader="dot" w:pos="8494"/>
             </w:tabs>
             <w:rPr>
-              <w:rFonts w:ascii="Aptos" w:eastAsiaTheme="minorEastAsia" w:hAnsi="Aptos"/>
+              <w:rFonts w:eastAsiaTheme="minorEastAsia"/>
               <w:noProof/>
               <w:lang w:eastAsia="es-ES"/>
             </w:rPr>
           </w:pPr>
-          <w:hyperlink w:anchor="_Toc220946515" w:history="1">
+          <w:hyperlink w:anchor="_Toc221036476" w:history="1">
             <w:r>
               <w:rPr>
                 <w:rStyle w:val="Hipervnculo"/>
@@ -508,7 +742,6 @@
             </w:r>
             <w:r>
               <w:rPr>
-                <w:rFonts w:ascii="Aptos" w:hAnsi="Aptos"/>
                 <w:noProof/>
                 <w:webHidden/>
               </w:rPr>
@@ -516,7 +749,6 @@
             </w:r>
             <w:r>
               <w:rPr>
-                <w:rFonts w:ascii="Aptos" w:hAnsi="Aptos"/>
                 <w:noProof/>
                 <w:webHidden/>
               </w:rPr>
@@ -524,22 +756,19 @@
             </w:r>
             <w:r>
               <w:rPr>
-                <w:rFonts w:ascii="Aptos" w:hAnsi="Aptos"/>
                 <w:noProof/>
                 <w:webHidden/>
               </w:rPr>
-              <w:instrText xml:space="preserve"> PAGEREF _Toc220946515 \h </w:instrText>
+              <w:instrText xml:space="preserve"> PAGEREF _Toc221036476 \h </w:instrText>
             </w:r>
             <w:r>
               <w:rPr>
-                <w:rFonts w:ascii="Aptos" w:hAnsi="Aptos"/>
                 <w:noProof/>
                 <w:webHidden/>
               </w:rPr>
             </w:r>
             <w:r>
               <w:rPr>
-                <w:rFonts w:ascii="Aptos" w:hAnsi="Aptos"/>
                 <w:noProof/>
                 <w:webHidden/>
               </w:rPr>
@@ -547,7 +776,6 @@
             </w:r>
             <w:r>
               <w:rPr>
-                <w:rFonts w:ascii="Aptos" w:hAnsi="Aptos"/>
                 <w:noProof/>
                 <w:webHidden/>
               </w:rPr>
@@ -555,7 +783,6 @@
             </w:r>
             <w:r>
               <w:rPr>
-                <w:rFonts w:ascii="Aptos" w:hAnsi="Aptos"/>
                 <w:noProof/>
                 <w:webHidden/>
               </w:rPr>
@@ -570,23 +797,22 @@
               <w:tab w:val="right" w:leader="dot" w:pos="8494"/>
             </w:tabs>
             <w:rPr>
-              <w:rFonts w:ascii="Aptos" w:eastAsiaTheme="minorEastAsia" w:hAnsi="Aptos"/>
+              <w:rFonts w:eastAsiaTheme="minorEastAsia"/>
               <w:noProof/>
               <w:lang w:eastAsia="es-ES"/>
             </w:rPr>
           </w:pPr>
-          <w:hyperlink w:anchor="_Toc220946516" w:history="1">
+          <w:hyperlink w:anchor="_Toc221036477" w:history="1">
             <w:r>
               <w:rPr>
                 <w:rStyle w:val="Hipervnculo"/>
                 <w:rFonts w:ascii="Aptos" w:hAnsi="Aptos"/>
                 <w:noProof/>
               </w:rPr>
-              <w:t xml:space="preserve"> Extraer datos (python)</w:t>
+              <w:t>a. Extraer datos (python)</w:t>
             </w:r>
             <w:r>
               <w:rPr>
-                <w:rFonts w:ascii="Aptos" w:hAnsi="Aptos"/>
                 <w:noProof/>
                 <w:webHidden/>
               </w:rPr>
@@ -594,7 +820,6 @@
             </w:r>
             <w:r>
               <w:rPr>
-                <w:rFonts w:ascii="Aptos" w:hAnsi="Aptos"/>
                 <w:noProof/>
                 <w:webHidden/>
               </w:rPr>
@@ -602,22 +827,19 @@
             </w:r>
             <w:r>
               <w:rPr>
-                <w:rFonts w:ascii="Aptos" w:hAnsi="Aptos"/>
                 <w:noProof/>
                 <w:webHidden/>
               </w:rPr>
-              <w:instrText xml:space="preserve"> PAGEREF _Toc220946516 \h </w:instrText>
+              <w:instrText xml:space="preserve"> PAGEREF _Toc221036477 \h </w:instrText>
             </w:r>
             <w:r>
               <w:rPr>
-                <w:rFonts w:ascii="Aptos" w:hAnsi="Aptos"/>
                 <w:noProof/>
                 <w:webHidden/>
               </w:rPr>
             </w:r>
             <w:r>
               <w:rPr>
-                <w:rFonts w:ascii="Aptos" w:hAnsi="Aptos"/>
                 <w:noProof/>
                 <w:webHidden/>
               </w:rPr>
@@ -625,7 +847,6 @@
             </w:r>
             <w:r>
               <w:rPr>
-                <w:rFonts w:ascii="Aptos" w:hAnsi="Aptos"/>
                 <w:noProof/>
                 <w:webHidden/>
               </w:rPr>
@@ -633,7 +854,6 @@
             </w:r>
             <w:r>
               <w:rPr>
-                <w:rFonts w:ascii="Aptos" w:hAnsi="Aptos"/>
                 <w:noProof/>
                 <w:webHidden/>
               </w:rPr>
@@ -648,12 +868,296 @@
               <w:tab w:val="right" w:leader="dot" w:pos="8494"/>
             </w:tabs>
             <w:rPr>
-              <w:rFonts w:ascii="Aptos" w:eastAsiaTheme="minorEastAsia" w:hAnsi="Aptos"/>
+              <w:rFonts w:eastAsiaTheme="minorEastAsia"/>
               <w:noProof/>
               <w:lang w:eastAsia="es-ES"/>
             </w:rPr>
           </w:pPr>
-          <w:hyperlink w:anchor="_Toc220946517" w:history="1">
+          <w:hyperlink w:anchor="_Toc221036478" w:history="1">
+            <w:r>
+              <w:rPr>
+                <w:rStyle w:val="Hipervnculo"/>
+                <w:rFonts w:ascii="Aptos" w:hAnsi="Aptos"/>
+                <w:noProof/>
+              </w:rPr>
+              <w:t>b. Transofrmacion datos</w:t>
+            </w:r>
+            <w:r>
+              <w:rPr>
+                <w:noProof/>
+                <w:webHidden/>
+              </w:rPr>
+              <w:tab/>
+            </w:r>
+            <w:r>
+              <w:rPr>
+                <w:noProof/>
+                <w:webHidden/>
+              </w:rPr>
+              <w:fldChar w:fldCharType="begin"/>
+            </w:r>
+            <w:r>
+              <w:rPr>
+                <w:noProof/>
+                <w:webHidden/>
+              </w:rPr>
+              <w:instrText xml:space="preserve"> PAGEREF _Toc221036478 \h </w:instrText>
+            </w:r>
+            <w:r>
+              <w:rPr>
+                <w:noProof/>
+                <w:webHidden/>
+              </w:rPr>
+            </w:r>
+            <w:r>
+              <w:rPr>
+                <w:noProof/>
+                <w:webHidden/>
+              </w:rPr>
+              <w:fldChar w:fldCharType="separate"/>
+            </w:r>
+            <w:r>
+              <w:rPr>
+                <w:noProof/>
+                <w:webHidden/>
+              </w:rPr>
+              <w:t>2</w:t>
+            </w:r>
+            <w:r>
+              <w:rPr>
+                <w:noProof/>
+                <w:webHidden/>
+              </w:rPr>
+              <w:fldChar w:fldCharType="end"/>
+            </w:r>
+          </w:hyperlink>
+        </w:p>
+        <w:p>
+          <w:pPr>
+            <w:pStyle w:val="TDC3"/>
+            <w:tabs>
+              <w:tab w:val="right" w:leader="dot" w:pos="8494"/>
+            </w:tabs>
+            <w:rPr>
+              <w:rFonts w:eastAsiaTheme="minorEastAsia"/>
+              <w:noProof/>
+              <w:lang w:eastAsia="es-ES"/>
+            </w:rPr>
+          </w:pPr>
+          <w:hyperlink w:anchor="_Toc221036479" w:history="1">
+            <w:r>
+              <w:rPr>
+                <w:rStyle w:val="Hipervnculo"/>
+                <w:rFonts w:ascii="Aptos" w:hAnsi="Aptos"/>
+                <w:noProof/>
+              </w:rPr>
+              <w:t>c. Carga:</w:t>
+            </w:r>
+            <w:r>
+              <w:rPr>
+                <w:noProof/>
+                <w:webHidden/>
+              </w:rPr>
+              <w:tab/>
+            </w:r>
+            <w:r>
+              <w:rPr>
+                <w:noProof/>
+                <w:webHidden/>
+              </w:rPr>
+              <w:fldChar w:fldCharType="begin"/>
+            </w:r>
+            <w:r>
+              <w:rPr>
+                <w:noProof/>
+                <w:webHidden/>
+              </w:rPr>
+              <w:instrText xml:space="preserve"> PAGEREF _Toc221036479 \h </w:instrText>
+            </w:r>
+            <w:r>
+              <w:rPr>
+                <w:noProof/>
+                <w:webHidden/>
+              </w:rPr>
+            </w:r>
+            <w:r>
+              <w:rPr>
+                <w:noProof/>
+                <w:webHidden/>
+              </w:rPr>
+              <w:fldChar w:fldCharType="separate"/>
+            </w:r>
+            <w:r>
+              <w:rPr>
+                <w:noProof/>
+                <w:webHidden/>
+              </w:rPr>
+              <w:t>2</w:t>
+            </w:r>
+            <w:r>
+              <w:rPr>
+                <w:noProof/>
+                <w:webHidden/>
+              </w:rPr>
+              <w:fldChar w:fldCharType="end"/>
+            </w:r>
+          </w:hyperlink>
+        </w:p>
+        <w:p>
+          <w:pPr>
+            <w:pStyle w:val="TDC2"/>
+            <w:tabs>
+              <w:tab w:val="right" w:leader="dot" w:pos="8494"/>
+            </w:tabs>
+            <w:rPr>
+              <w:rFonts w:eastAsiaTheme="minorEastAsia"/>
+              <w:noProof/>
+              <w:lang w:eastAsia="es-ES"/>
+            </w:rPr>
+          </w:pPr>
+          <w:hyperlink w:anchor="_Toc221036480" w:history="1">
+            <w:r>
+              <w:rPr>
+                <w:rStyle w:val="Hipervnculo"/>
+                <w:rFonts w:ascii="Aptos" w:hAnsi="Aptos"/>
+                <w:noProof/>
+              </w:rPr>
+              <w:t>1.2 EDA: Exploratory Data Analysis  Power BI</w:t>
+            </w:r>
+            <w:r>
+              <w:rPr>
+                <w:noProof/>
+                <w:webHidden/>
+              </w:rPr>
+              <w:tab/>
+            </w:r>
+            <w:r>
+              <w:rPr>
+                <w:noProof/>
+                <w:webHidden/>
+              </w:rPr>
+              <w:fldChar w:fldCharType="begin"/>
+            </w:r>
+            <w:r>
+              <w:rPr>
+                <w:noProof/>
+                <w:webHidden/>
+              </w:rPr>
+              <w:instrText xml:space="preserve"> PAGEREF _Toc221036480 \h </w:instrText>
+            </w:r>
+            <w:r>
+              <w:rPr>
+                <w:noProof/>
+                <w:webHidden/>
+              </w:rPr>
+            </w:r>
+            <w:r>
+              <w:rPr>
+                <w:noProof/>
+                <w:webHidden/>
+              </w:rPr>
+              <w:fldChar w:fldCharType="separate"/>
+            </w:r>
+            <w:r>
+              <w:rPr>
+                <w:noProof/>
+                <w:webHidden/>
+              </w:rPr>
+              <w:t>3</w:t>
+            </w:r>
+            <w:r>
+              <w:rPr>
+                <w:noProof/>
+                <w:webHidden/>
+              </w:rPr>
+              <w:fldChar w:fldCharType="end"/>
+            </w:r>
+          </w:hyperlink>
+        </w:p>
+        <w:p>
+          <w:pPr>
+            <w:pStyle w:val="TDC1"/>
+            <w:tabs>
+              <w:tab w:val="right" w:leader="dot" w:pos="8494"/>
+            </w:tabs>
+            <w:rPr>
+              <w:rFonts w:eastAsiaTheme="minorEastAsia"/>
+              <w:noProof/>
+              <w:lang w:eastAsia="es-ES"/>
+            </w:rPr>
+          </w:pPr>
+          <w:hyperlink w:anchor="_Toc221036481" w:history="1">
+            <w:r>
+              <w:rPr>
+                <w:rStyle w:val="Hipervnculo"/>
+                <w:rFonts w:ascii="Aptos" w:hAnsi="Aptos"/>
+                <w:noProof/>
+              </w:rPr>
+              <w:t>2. Machine Learning y Deep learning</w:t>
+            </w:r>
+            <w:r>
+              <w:rPr>
+                <w:noProof/>
+                <w:webHidden/>
+              </w:rPr>
+              <w:tab/>
+            </w:r>
+            <w:r>
+              <w:rPr>
+                <w:noProof/>
+                <w:webHidden/>
+              </w:rPr>
+              <w:fldChar w:fldCharType="begin"/>
+            </w:r>
+            <w:r>
+              <w:rPr>
+                <w:noProof/>
+                <w:webHidden/>
+              </w:rPr>
+              <w:instrText xml:space="preserve"> PAGEREF _Toc221036481 \h </w:instrText>
+            </w:r>
+            <w:r>
+              <w:rPr>
+                <w:noProof/>
+                <w:webHidden/>
+              </w:rPr>
+            </w:r>
+            <w:r>
+              <w:rPr>
+                <w:noProof/>
+                <w:webHidden/>
+              </w:rPr>
+              <w:fldChar w:fldCharType="separate"/>
+            </w:r>
+            <w:r>
+              <w:rPr>
+                <w:noProof/>
+                <w:webHidden/>
+              </w:rPr>
+              <w:t>4</w:t>
+            </w:r>
+            <w:r>
+              <w:rPr>
+                <w:noProof/>
+                <w:webHidden/>
+              </w:rPr>
+              <w:fldChar w:fldCharType="end"/>
+            </w:r>
+          </w:hyperlink>
+        </w:p>
+        <w:p>
+          <w:pPr>
+            <w:pStyle w:val="TDC2"/>
+            <w:tabs>
+              <w:tab w:val="right" w:leader="dot" w:pos="8494"/>
+            </w:tabs>
+            <w:rPr>
+              <w:rFonts w:eastAsiaTheme="minorEastAsia"/>
+              <w:noProof/>
+              <w:lang w:eastAsia="es-ES"/>
+            </w:rPr>
+          </w:pPr>
+          <w:hyperlink w:anchor="_Toc221036482" w:history="1">
             <w:r>
               <w:rPr>
                 <w:rStyle w:val="Hipervnculo"/>
@@ -668,11 +1172,10 @@
                 <w:rFonts w:ascii="Aptos" w:hAnsi="Aptos"/>
                 <w:noProof/>
               </w:rPr>
-              <w:t>️ Transofrmacion datos</w:t>
+              <w:t>️ 2.1 Dataset</w:t>
             </w:r>
             <w:r>
               <w:rPr>
-                <w:rFonts w:ascii="Aptos" w:hAnsi="Aptos"/>
                 <w:noProof/>
                 <w:webHidden/>
               </w:rPr>
@@ -680,7 +1183,6 @@
             </w:r>
             <w:r>
               <w:rPr>
-                <w:rFonts w:ascii="Aptos" w:hAnsi="Aptos"/>
                 <w:noProof/>
                 <w:webHidden/>
               </w:rPr>
@@ -688,22 +1190,19 @@
             </w:r>
             <w:r>
               <w:rPr>
-                <w:rFonts w:ascii="Aptos" w:hAnsi="Aptos"/>
                 <w:noProof/>
                 <w:webHidden/>
               </w:rPr>
-              <w:instrText xml:space="preserve"> PAGEREF _Toc220946517 \h </w:instrText>
+              <w:instrText xml:space="preserve"> PAGEREF _Toc221036482 \h </w:instrText>
             </w:r>
             <w:r>
               <w:rPr>
-                <w:rFonts w:ascii="Aptos" w:hAnsi="Aptos"/>
                 <w:noProof/>
                 <w:webHidden/>
               </w:rPr>
             </w:r>
             <w:r>
               <w:rPr>
-                <w:rFonts w:ascii="Aptos" w:hAnsi="Aptos"/>
                 <w:noProof/>
                 <w:webHidden/>
               </w:rPr>
@@ -711,15 +1210,92 @@
             </w:r>
             <w:r>
               <w:rPr>
-                <w:rFonts w:ascii="Aptos" w:hAnsi="Aptos"/>
                 <w:noProof/>
                 <w:webHidden/>
               </w:rPr>
-              <w:t>2</w:t>
+              <w:t>4</w:t>
             </w:r>
             <w:r>
               <w:rPr>
+                <w:noProof/>
+                <w:webHidden/>
+              </w:rPr>
+              <w:fldChar w:fldCharType="end"/>
+            </w:r>
+          </w:hyperlink>
+        </w:p>
+        <w:p>
+          <w:pPr>
+            <w:pStyle w:val="TDC2"/>
+            <w:tabs>
+              <w:tab w:val="right" w:leader="dot" w:pos="8494"/>
+            </w:tabs>
+            <w:rPr>
+              <w:rFonts w:eastAsiaTheme="minorEastAsia"/>
+              <w:noProof/>
+              <w:lang w:eastAsia="es-ES"/>
+            </w:rPr>
+          </w:pPr>
+          <w:hyperlink w:anchor="_Toc221036483" w:history="1">
+            <w:r>
+              <w:rPr>
+                <w:rStyle w:val="Hipervnculo"/>
+                <w:rFonts w:ascii="Segoe UI Emoji" w:hAnsi="Segoe UI Emoji" w:cs="Segoe UI Emoji"/>
+                <w:noProof/>
+              </w:rPr>
+              <w:t>⚙️</w:t>
+            </w:r>
+            <w:r>
+              <w:rPr>
+                <w:rStyle w:val="Hipervnculo"/>
                 <w:rFonts w:ascii="Aptos" w:hAnsi="Aptos"/>
+                <w:noProof/>
+              </w:rPr>
+              <w:t xml:space="preserve"> 2.2 ML DeepLearning Engine</w:t>
+            </w:r>
+            <w:r>
+              <w:rPr>
+                <w:noProof/>
+                <w:webHidden/>
+              </w:rPr>
+              <w:tab/>
+            </w:r>
+            <w:r>
+              <w:rPr>
+                <w:noProof/>
+                <w:webHidden/>
+              </w:rPr>
+              <w:fldChar w:fldCharType="begin"/>
+            </w:r>
+            <w:r>
+              <w:rPr>
+                <w:noProof/>
+                <w:webHidden/>
+              </w:rPr>
+              <w:instrText xml:space="preserve"> PAGEREF _Toc221036483 \h </w:instrText>
+            </w:r>
+            <w:r>
+              <w:rPr>
+                <w:noProof/>
+                <w:webHidden/>
+              </w:rPr>
+            </w:r>
+            <w:r>
+              <w:rPr>
+                <w:noProof/>
+                <w:webHidden/>
+              </w:rPr>
+              <w:fldChar w:fldCharType="separate"/>
+            </w:r>
+            <w:r>
+              <w:rPr>
+                <w:noProof/>
+                <w:webHidden/>
+              </w:rPr>
+              <w:t>5</w:t>
+            </w:r>
+            <w:r>
+              <w:rPr>
                 <w:noProof/>
                 <w:webHidden/>
               </w:rPr>
@@ -734,23 +1310,22 @@
               <w:tab w:val="right" w:leader="dot" w:pos="8494"/>
             </w:tabs>
             <w:rPr>
-              <w:rFonts w:ascii="Aptos" w:eastAsiaTheme="minorEastAsia" w:hAnsi="Aptos"/>
+              <w:rFonts w:eastAsiaTheme="minorEastAsia"/>
               <w:noProof/>
               <w:lang w:eastAsia="es-ES"/>
             </w:rPr>
           </w:pPr>
-          <w:hyperlink w:anchor="_Toc220946518" w:history="1">
+          <w:hyperlink w:anchor="_Toc221036484" w:history="1">
             <w:r>
               <w:rPr>
                 <w:rStyle w:val="Hipervnculo"/>
                 <w:rFonts w:ascii="Aptos" w:hAnsi="Aptos"/>
                 <w:noProof/>
               </w:rPr>
-              <w:t>Carga:</w:t>
+              <w:t>Modelo 1: Keras/Tensorflow</w:t>
             </w:r>
             <w:r>
               <w:rPr>
-                <w:rFonts w:ascii="Aptos" w:hAnsi="Aptos"/>
                 <w:noProof/>
                 <w:webHidden/>
               </w:rPr>
@@ -758,7 +1333,6 @@
             </w:r>
             <w:r>
               <w:rPr>
-                <w:rFonts w:ascii="Aptos" w:hAnsi="Aptos"/>
                 <w:noProof/>
                 <w:webHidden/>
               </w:rPr>
@@ -766,22 +1340,19 @@
             </w:r>
             <w:r>
               <w:rPr>
-                <w:rFonts w:ascii="Aptos" w:hAnsi="Aptos"/>
                 <w:noProof/>
                 <w:webHidden/>
               </w:rPr>
-              <w:instrText xml:space="preserve"> PAGEREF _Toc220946518 \h </w:instrText>
+              <w:instrText xml:space="preserve"> PAGEREF _Toc221036484 \h </w:instrText>
             </w:r>
             <w:r>
               <w:rPr>
-                <w:rFonts w:ascii="Aptos" w:hAnsi="Aptos"/>
                 <w:noProof/>
                 <w:webHidden/>
               </w:rPr>
             </w:r>
             <w:r>
               <w:rPr>
-                <w:rFonts w:ascii="Aptos" w:hAnsi="Aptos"/>
                 <w:noProof/>
                 <w:webHidden/>
               </w:rPr>
@@ -789,15 +1360,226 @@
             </w:r>
             <w:r>
               <w:rPr>
-                <w:rFonts w:ascii="Aptos" w:hAnsi="Aptos"/>
                 <w:noProof/>
                 <w:webHidden/>
               </w:rPr>
-              <w:t>2</w:t>
+              <w:t>5</w:t>
             </w:r>
             <w:r>
               <w:rPr>
+                <w:noProof/>
+                <w:webHidden/>
+              </w:rPr>
+              <w:fldChar w:fldCharType="end"/>
+            </w:r>
+          </w:hyperlink>
+        </w:p>
+        <w:p>
+          <w:pPr>
+            <w:pStyle w:val="TDC3"/>
+            <w:tabs>
+              <w:tab w:val="right" w:leader="dot" w:pos="8494"/>
+            </w:tabs>
+            <w:rPr>
+              <w:rFonts w:eastAsiaTheme="minorEastAsia"/>
+              <w:noProof/>
+              <w:lang w:eastAsia="es-ES"/>
+            </w:rPr>
+          </w:pPr>
+          <w:hyperlink w:anchor="_Toc221036485" w:history="1">
+            <w:r>
+              <w:rPr>
+                <w:rStyle w:val="Hipervnculo"/>
                 <w:rFonts w:ascii="Aptos" w:hAnsi="Aptos"/>
+                <w:noProof/>
+              </w:rPr>
+              <w:t>Modelo 1: Resumen</w:t>
+            </w:r>
+            <w:r>
+              <w:rPr>
+                <w:noProof/>
+                <w:webHidden/>
+              </w:rPr>
+              <w:tab/>
+            </w:r>
+            <w:r>
+              <w:rPr>
+                <w:noProof/>
+                <w:webHidden/>
+              </w:rPr>
+              <w:fldChar w:fldCharType="begin"/>
+            </w:r>
+            <w:r>
+              <w:rPr>
+                <w:noProof/>
+                <w:webHidden/>
+              </w:rPr>
+              <w:instrText xml:space="preserve"> PAGEREF _Toc221036485 \h </w:instrText>
+            </w:r>
+            <w:r>
+              <w:rPr>
+                <w:noProof/>
+                <w:webHidden/>
+              </w:rPr>
+            </w:r>
+            <w:r>
+              <w:rPr>
+                <w:noProof/>
+                <w:webHidden/>
+              </w:rPr>
+              <w:fldChar w:fldCharType="separate"/>
+            </w:r>
+            <w:r>
+              <w:rPr>
+                <w:noProof/>
+                <w:webHidden/>
+              </w:rPr>
+              <w:t>6</w:t>
+            </w:r>
+            <w:r>
+              <w:rPr>
+                <w:noProof/>
+                <w:webHidden/>
+              </w:rPr>
+              <w:fldChar w:fldCharType="end"/>
+            </w:r>
+          </w:hyperlink>
+        </w:p>
+        <w:p>
+          <w:pPr>
+            <w:pStyle w:val="TDC3"/>
+            <w:tabs>
+              <w:tab w:val="right" w:leader="dot" w:pos="8494"/>
+            </w:tabs>
+            <w:rPr>
+              <w:rFonts w:eastAsiaTheme="minorEastAsia"/>
+              <w:noProof/>
+              <w:lang w:eastAsia="es-ES"/>
+            </w:rPr>
+          </w:pPr>
+          <w:hyperlink w:anchor="_Toc221036486" w:history="1">
+            <w:r>
+              <w:rPr>
+                <w:rStyle w:val="Hipervnculo"/>
+                <w:rFonts w:ascii="Aptos" w:hAnsi="Aptos"/>
+                <w:noProof/>
+              </w:rPr>
+              <w:t>Modelo 2: XGBoost + LightGBM</w:t>
+            </w:r>
+            <w:r>
+              <w:rPr>
+                <w:noProof/>
+                <w:webHidden/>
+              </w:rPr>
+              <w:tab/>
+            </w:r>
+            <w:r>
+              <w:rPr>
+                <w:noProof/>
+                <w:webHidden/>
+              </w:rPr>
+              <w:fldChar w:fldCharType="begin"/>
+            </w:r>
+            <w:r>
+              <w:rPr>
+                <w:noProof/>
+                <w:webHidden/>
+              </w:rPr>
+              <w:instrText xml:space="preserve"> PAGEREF _Toc221036486 \h </w:instrText>
+            </w:r>
+            <w:r>
+              <w:rPr>
+                <w:noProof/>
+                <w:webHidden/>
+              </w:rPr>
+            </w:r>
+            <w:r>
+              <w:rPr>
+                <w:noProof/>
+                <w:webHidden/>
+              </w:rPr>
+              <w:fldChar w:fldCharType="separate"/>
+            </w:r>
+            <w:r>
+              <w:rPr>
+                <w:noProof/>
+                <w:webHidden/>
+              </w:rPr>
+              <w:t>6</w:t>
+            </w:r>
+            <w:r>
+              <w:rPr>
+                <w:noProof/>
+                <w:webHidden/>
+              </w:rPr>
+              <w:fldChar w:fldCharType="end"/>
+            </w:r>
+          </w:hyperlink>
+        </w:p>
+        <w:p>
+          <w:pPr>
+            <w:pStyle w:val="TDC3"/>
+            <w:tabs>
+              <w:tab w:val="right" w:leader="dot" w:pos="8494"/>
+            </w:tabs>
+            <w:rPr>
+              <w:rFonts w:eastAsiaTheme="minorEastAsia"/>
+              <w:noProof/>
+              <w:lang w:eastAsia="es-ES"/>
+            </w:rPr>
+          </w:pPr>
+          <w:hyperlink w:anchor="_Toc221036487" w:history="1">
+            <w:r>
+              <w:rPr>
+                <w:rStyle w:val="Hipervnculo"/>
+                <w:rFonts w:ascii="Aptos" w:hAnsi="Aptos"/>
+                <w:noProof/>
+              </w:rPr>
+              <w:t>Modelo 2: Resumen</w:t>
+            </w:r>
+            <w:r>
+              <w:rPr>
+                <w:noProof/>
+                <w:webHidden/>
+              </w:rPr>
+              <w:tab/>
+            </w:r>
+            <w:r>
+              <w:rPr>
+                <w:noProof/>
+                <w:webHidden/>
+              </w:rPr>
+              <w:fldChar w:fldCharType="begin"/>
+            </w:r>
+            <w:r>
+              <w:rPr>
+                <w:noProof/>
+                <w:webHidden/>
+              </w:rPr>
+              <w:instrText xml:space="preserve"> PAGEREF _Toc221036487 \h </w:instrText>
+            </w:r>
+            <w:r>
+              <w:rPr>
+                <w:noProof/>
+                <w:webHidden/>
+              </w:rPr>
+            </w:r>
+            <w:r>
+              <w:rPr>
+                <w:noProof/>
+                <w:webHidden/>
+              </w:rPr>
+              <w:fldChar w:fldCharType="separate"/>
+            </w:r>
+            <w:r>
+              <w:rPr>
+                <w:noProof/>
+                <w:webHidden/>
+              </w:rPr>
+              <w:t>7</w:t>
+            </w:r>
+            <w:r>
+              <w:rPr>
                 <w:noProof/>
                 <w:webHidden/>
               </w:rPr>
@@ -812,23 +1594,22 @@
               <w:tab w:val="right" w:leader="dot" w:pos="8494"/>
             </w:tabs>
             <w:rPr>
-              <w:rFonts w:ascii="Aptos" w:eastAsiaTheme="minorEastAsia" w:hAnsi="Aptos"/>
+              <w:rFonts w:eastAsiaTheme="minorEastAsia"/>
               <w:noProof/>
               <w:lang w:eastAsia="es-ES"/>
             </w:rPr>
           </w:pPr>
-          <w:hyperlink w:anchor="_Toc220946519" w:history="1">
+          <w:hyperlink w:anchor="_Toc221036488" w:history="1">
             <w:r>
               <w:rPr>
                 <w:rStyle w:val="Hipervnculo"/>
                 <w:rFonts w:ascii="Aptos" w:hAnsi="Aptos"/>
                 <w:noProof/>
               </w:rPr>
-              <w:t>1.2 EDA: Exploratory Data Analysis  Power BI</w:t>
+              <w:t>Conclusiones</w:t>
             </w:r>
             <w:r>
               <w:rPr>
-                <w:rFonts w:ascii="Aptos" w:hAnsi="Aptos"/>
                 <w:noProof/>
                 <w:webHidden/>
               </w:rPr>
@@ -836,7 +1617,6 @@
             </w:r>
             <w:r>
               <w:rPr>
-                <w:rFonts w:ascii="Aptos" w:hAnsi="Aptos"/>
                 <w:noProof/>
                 <w:webHidden/>
               </w:rPr>
@@ -844,22 +1624,19 @@
             </w:r>
             <w:r>
               <w:rPr>
-                <w:rFonts w:ascii="Aptos" w:hAnsi="Aptos"/>
                 <w:noProof/>
                 <w:webHidden/>
               </w:rPr>
-              <w:instrText xml:space="preserve"> PAGEREF _Toc220946519 \h </w:instrText>
+              <w:instrText xml:space="preserve"> PAGEREF _Toc221036488 \h </w:instrText>
             </w:r>
             <w:r>
               <w:rPr>
-                <w:rFonts w:ascii="Aptos" w:hAnsi="Aptos"/>
                 <w:noProof/>
                 <w:webHidden/>
               </w:rPr>
             </w:r>
             <w:r>
               <w:rPr>
-                <w:rFonts w:ascii="Aptos" w:hAnsi="Aptos"/>
                 <w:noProof/>
                 <w:webHidden/>
               </w:rPr>
@@ -867,279 +1644,13 @@
             </w:r>
             <w:r>
               <w:rPr>
-                <w:rFonts w:ascii="Aptos" w:hAnsi="Aptos"/>
                 <w:noProof/>
                 <w:webHidden/>
               </w:rPr>
-              <w:t>3</w:t>
+              <w:t>8</w:t>
             </w:r>
             <w:r>
               <w:rPr>
-                <w:rFonts w:ascii="Aptos" w:hAnsi="Aptos"/>
-                <w:noProof/>
-                <w:webHidden/>
-              </w:rPr>
-              <w:fldChar w:fldCharType="end"/>
-            </w:r>
-          </w:hyperlink>
-        </w:p>
-        <w:p>
-          <w:pPr>
-            <w:pStyle w:val="TDC1"/>
-            <w:tabs>
-              <w:tab w:val="right" w:leader="dot" w:pos="8494"/>
-            </w:tabs>
-            <w:rPr>
-              <w:rFonts w:ascii="Aptos" w:eastAsiaTheme="minorEastAsia" w:hAnsi="Aptos"/>
-              <w:noProof/>
-              <w:lang w:eastAsia="es-ES"/>
-            </w:rPr>
-          </w:pPr>
-          <w:hyperlink w:anchor="_Toc220946520" w:history="1">
-            <w:r>
-              <w:rPr>
-                <w:rStyle w:val="Hipervnculo"/>
-                <w:rFonts w:ascii="Aptos" w:hAnsi="Aptos"/>
-                <w:noProof/>
-              </w:rPr>
-              <w:t>2. Machine Learning y Deep learning</w:t>
-            </w:r>
-            <w:r>
-              <w:rPr>
-                <w:rFonts w:ascii="Aptos" w:hAnsi="Aptos"/>
-                <w:noProof/>
-                <w:webHidden/>
-              </w:rPr>
-              <w:tab/>
-            </w:r>
-            <w:r>
-              <w:rPr>
-                <w:rFonts w:ascii="Aptos" w:hAnsi="Aptos"/>
-                <w:noProof/>
-                <w:webHidden/>
-              </w:rPr>
-              <w:fldChar w:fldCharType="begin"/>
-            </w:r>
-            <w:r>
-              <w:rPr>
-                <w:rFonts w:ascii="Aptos" w:hAnsi="Aptos"/>
-                <w:noProof/>
-                <w:webHidden/>
-              </w:rPr>
-              <w:instrText xml:space="preserve"> PAGEREF _Toc220946520 \h </w:instrText>
-            </w:r>
-            <w:r>
-              <w:rPr>
-                <w:rFonts w:ascii="Aptos" w:hAnsi="Aptos"/>
-                <w:noProof/>
-                <w:webHidden/>
-              </w:rPr>
-            </w:r>
-            <w:r>
-              <w:rPr>
-                <w:rFonts w:ascii="Aptos" w:hAnsi="Aptos"/>
-                <w:noProof/>
-                <w:webHidden/>
-              </w:rPr>
-              <w:fldChar w:fldCharType="separate"/>
-            </w:r>
-            <w:r>
-              <w:rPr>
-                <w:rFonts w:ascii="Aptos" w:hAnsi="Aptos"/>
-                <w:noProof/>
-                <w:webHidden/>
-              </w:rPr>
-              <w:t>4</w:t>
-            </w:r>
-            <w:r>
-              <w:rPr>
-                <w:rFonts w:ascii="Aptos" w:hAnsi="Aptos"/>
-                <w:noProof/>
-                <w:webHidden/>
-              </w:rPr>
-              <w:fldChar w:fldCharType="end"/>
-            </w:r>
-          </w:hyperlink>
-        </w:p>
-        <w:p>
-          <w:pPr>
-            <w:pStyle w:val="TDC2"/>
-            <w:tabs>
-              <w:tab w:val="right" w:leader="dot" w:pos="8494"/>
-            </w:tabs>
-            <w:rPr>
-              <w:rFonts w:ascii="Aptos" w:eastAsiaTheme="minorEastAsia" w:hAnsi="Aptos"/>
-              <w:noProof/>
-              <w:lang w:eastAsia="es-ES"/>
-            </w:rPr>
-          </w:pPr>
-          <w:hyperlink w:anchor="_Toc220946521" w:history="1">
-            <w:r>
-              <w:rPr>
-                <w:rStyle w:val="Hipervnculo"/>
-                <w:rFonts w:ascii="Segoe UI Symbol" w:eastAsia="Times New Roman" w:hAnsi="Segoe UI Symbol" w:cs="Segoe UI Symbol"/>
-                <w:b/>
-                <w:bCs/>
-                <w:noProof/>
-                <w:lang w:eastAsia="es-ES"/>
-              </w:rPr>
-              <w:t>🛠</w:t>
-            </w:r>
-            <w:r>
-              <w:rPr>
-                <w:rStyle w:val="Hipervnculo"/>
-                <w:rFonts w:ascii="Aptos" w:eastAsia="Times New Roman" w:hAnsi="Aptos" w:cstheme="minorHAnsi"/>
-                <w:b/>
-                <w:bCs/>
-                <w:noProof/>
-                <w:lang w:eastAsia="es-ES"/>
-              </w:rPr>
-              <w:t>️ 1. Dataset</w:t>
-            </w:r>
-            <w:r>
-              <w:rPr>
-                <w:rFonts w:ascii="Aptos" w:hAnsi="Aptos"/>
-                <w:noProof/>
-                <w:webHidden/>
-              </w:rPr>
-              <w:tab/>
-            </w:r>
-            <w:r>
-              <w:rPr>
-                <w:rFonts w:ascii="Aptos" w:hAnsi="Aptos"/>
-                <w:noProof/>
-                <w:webHidden/>
-              </w:rPr>
-              <w:fldChar w:fldCharType="begin"/>
-            </w:r>
-            <w:r>
-              <w:rPr>
-                <w:rFonts w:ascii="Aptos" w:hAnsi="Aptos"/>
-                <w:noProof/>
-                <w:webHidden/>
-              </w:rPr>
-              <w:instrText xml:space="preserve"> PAGEREF _Toc220946521 \h </w:instrText>
-            </w:r>
-            <w:r>
-              <w:rPr>
-                <w:rFonts w:ascii="Aptos" w:hAnsi="Aptos"/>
-                <w:noProof/>
-                <w:webHidden/>
-              </w:rPr>
-            </w:r>
-            <w:r>
-              <w:rPr>
-                <w:rFonts w:ascii="Aptos" w:hAnsi="Aptos"/>
-                <w:noProof/>
-                <w:webHidden/>
-              </w:rPr>
-              <w:fldChar w:fldCharType="separate"/>
-            </w:r>
-            <w:r>
-              <w:rPr>
-                <w:rFonts w:ascii="Aptos" w:hAnsi="Aptos"/>
-                <w:noProof/>
-                <w:webHidden/>
-              </w:rPr>
-              <w:t>4</w:t>
-            </w:r>
-            <w:r>
-              <w:rPr>
-                <w:rFonts w:ascii="Aptos" w:hAnsi="Aptos"/>
-                <w:noProof/>
-                <w:webHidden/>
-              </w:rPr>
-              <w:fldChar w:fldCharType="end"/>
-            </w:r>
-          </w:hyperlink>
-        </w:p>
-        <w:p>
-          <w:pPr>
-            <w:pStyle w:val="TDC2"/>
-            <w:tabs>
-              <w:tab w:val="right" w:leader="dot" w:pos="8494"/>
-            </w:tabs>
-            <w:rPr>
-              <w:rFonts w:ascii="Aptos" w:eastAsiaTheme="minorEastAsia" w:hAnsi="Aptos"/>
-              <w:noProof/>
-              <w:lang w:eastAsia="es-ES"/>
-            </w:rPr>
-          </w:pPr>
-          <w:hyperlink w:anchor="_Toc220946522" w:history="1">
-            <w:r>
-              <w:rPr>
-                <w:rStyle w:val="Hipervnculo"/>
-                <w:rFonts w:ascii="Segoe UI Symbol" w:hAnsi="Segoe UI Symbol" w:cs="Segoe UI Symbol"/>
-                <w:noProof/>
-              </w:rPr>
-              <w:t>⚙</w:t>
-            </w:r>
-            <w:r>
-              <w:rPr>
-                <w:rStyle w:val="Hipervnculo"/>
-                <w:rFonts w:ascii="Aptos" w:hAnsi="Aptos" w:cs="Segoe UI Emoji"/>
-                <w:noProof/>
-              </w:rPr>
-              <w:t>️</w:t>
-            </w:r>
-            <w:r>
-              <w:rPr>
-                <w:rStyle w:val="Hipervnculo"/>
-                <w:rFonts w:ascii="Aptos" w:hAnsi="Aptos"/>
-                <w:noProof/>
-              </w:rPr>
-              <w:t xml:space="preserve"> ML DeepL Engine</w:t>
-            </w:r>
-            <w:r>
-              <w:rPr>
-                <w:rFonts w:ascii="Aptos" w:hAnsi="Aptos"/>
-                <w:noProof/>
-                <w:webHidden/>
-              </w:rPr>
-              <w:tab/>
-            </w:r>
-            <w:r>
-              <w:rPr>
-                <w:rFonts w:ascii="Aptos" w:hAnsi="Aptos"/>
-                <w:noProof/>
-                <w:webHidden/>
-              </w:rPr>
-              <w:fldChar w:fldCharType="begin"/>
-            </w:r>
-            <w:r>
-              <w:rPr>
-                <w:rFonts w:ascii="Aptos" w:hAnsi="Aptos"/>
-                <w:noProof/>
-                <w:webHidden/>
-              </w:rPr>
-              <w:instrText xml:space="preserve"> PAGEREF _Toc220946522 \h </w:instrText>
-            </w:r>
-            <w:r>
-              <w:rPr>
-                <w:rFonts w:ascii="Aptos" w:hAnsi="Aptos"/>
-                <w:noProof/>
-                <w:webHidden/>
-              </w:rPr>
-            </w:r>
-            <w:r>
-              <w:rPr>
-                <w:rFonts w:ascii="Aptos" w:hAnsi="Aptos"/>
-                <w:noProof/>
-                <w:webHidden/>
-              </w:rPr>
-              <w:fldChar w:fldCharType="separate"/>
-            </w:r>
-            <w:r>
-              <w:rPr>
-                <w:rFonts w:ascii="Aptos" w:hAnsi="Aptos"/>
-                <w:noProof/>
-                <w:webHidden/>
-              </w:rPr>
-              <w:t>5</w:t>
-            </w:r>
-            <w:r>
-              <w:rPr>
-                <w:rFonts w:ascii="Aptos" w:hAnsi="Aptos"/>
                 <w:noProof/>
                 <w:webHidden/>
               </w:rPr>
@@ -1158,6 +1669,8 @@
               <w:rFonts w:ascii="Aptos" w:hAnsi="Aptos"/>
               <w:b/>
               <w:bCs/>
+              <w:sz w:val="24"/>
+              <w:szCs w:val="24"/>
             </w:rPr>
             <w:fldChar w:fldCharType="end"/>
           </w:r>
@@ -1237,7 +1750,7 @@
           <w:rFonts w:ascii="Aptos" w:hAnsi="Aptos"/>
         </w:rPr>
       </w:pPr>
-      <w:bookmarkStart w:id="0" w:name="_Toc220946514"/>
+      <w:bookmarkStart w:id="0" w:name="_Toc221036475"/>
       <w:r>
         <w:rPr>
           <mc:AlternateContent>
@@ -1262,9 +1775,31 @@
         <w:rPr>
           <w:rFonts w:ascii="Aptos" w:hAnsi="Aptos"/>
         </w:rPr>
-        <w:t xml:space="preserve"> 1. PowerBI 2025 Trends</w:t>
+        <w:t xml:space="preserve"> 1. </w:t>
+      </w:r>
+      <w:proofErr w:type="spellStart"/>
+      <w:r>
+        <w:rPr>
+          <w:rFonts w:ascii="Aptos" w:hAnsi="Aptos"/>
+        </w:rPr>
+        <w:t>PowerBI</w:t>
+      </w:r>
+      <w:proofErr w:type="spellEnd"/>
+      <w:r>
+        <w:rPr>
+          <w:rFonts w:ascii="Aptos" w:hAnsi="Aptos"/>
+        </w:rPr>
+        <w:t xml:space="preserve"> 2025 </w:t>
+      </w:r>
+      <w:proofErr w:type="spellStart"/>
+      <w:r>
+        <w:rPr>
+          <w:rFonts w:ascii="Aptos" w:hAnsi="Aptos"/>
+        </w:rPr>
+        <w:t>Trends</w:t>
       </w:r>
       <w:bookmarkEnd w:id="0"/>
+      <w:proofErr w:type="spellEnd"/>
     </w:p>
     <w:p>
       <w:pPr>
@@ -1281,7 +1816,7 @@
           <w:rFonts w:ascii="Aptos" w:hAnsi="Aptos"/>
         </w:rPr>
       </w:pPr>
-      <w:bookmarkStart w:id="1" w:name="_Toc220946515"/>
+      <w:bookmarkStart w:id="1" w:name="_Toc221036476"/>
       <w:r>
         <w:rPr>
           <w:rFonts w:ascii="Aptos" w:hAnsi="Aptos"/>
@@ -1292,7 +1827,35 @@
         <w:rPr>
           <w:rFonts w:ascii="Aptos" w:hAnsi="Aptos"/>
         </w:rPr>
-        <w:t>ETL: Extract Transform Load</w:t>
+        <w:t xml:space="preserve">ETL: </w:t>
+      </w:r>
+      <w:proofErr w:type="spellStart"/>
+      <w:r>
+        <w:rPr>
+          <w:rFonts w:ascii="Aptos" w:hAnsi="Aptos"/>
+        </w:rPr>
+        <w:t>Extract</w:t>
+      </w:r>
+      <w:proofErr w:type="spellEnd"/>
+      <w:r>
+        <w:rPr>
+          <w:rFonts w:ascii="Aptos" w:hAnsi="Aptos"/>
+        </w:rPr>
+        <w:t xml:space="preserve"> </w:t>
+      </w:r>
+      <w:proofErr w:type="spellStart"/>
+      <w:r>
+        <w:rPr>
+          <w:rFonts w:ascii="Aptos" w:hAnsi="Aptos"/>
+        </w:rPr>
+        <w:t>Transform</w:t>
+      </w:r>
+      <w:proofErr w:type="spellEnd"/>
+      <w:r>
+        <w:rPr>
+          <w:rFonts w:ascii="Aptos" w:hAnsi="Aptos"/>
+        </w:rPr>
+        <w:t xml:space="preserve"> Load</w:t>
       </w:r>
       <w:bookmarkEnd w:id="1"/>
       <w:r>
@@ -1309,76 +1872,74 @@
           <w:rFonts w:ascii="Aptos" w:hAnsi="Aptos"/>
         </w:rPr>
       </w:pPr>
-      <w:bookmarkStart w:id="2" w:name="_Toc220946516"/>
-      <w:r>
-        <w:rPr>
-          <mc:AlternateContent>
-            <mc:Choice Requires="w16se">
-              <w:rFonts w:ascii="Aptos" w:hAnsi="Aptos"/>
-            </mc:Choice>
-            <mc:Fallback>
-              <w:rFonts w:ascii="Segoe UI Emoji" w:eastAsia="Segoe UI Emoji" w:hAnsi="Segoe UI Emoji" w:cs="Segoe UI Emoji"/>
-            </mc:Fallback>
-          </mc:AlternateContent>
-        </w:rPr>
-        <mc:AlternateContent>
-          <mc:Choice Requires="w16se">
-            <w16se:symEx w16se:font="Segoe UI Emoji" w16se:char="1F50D"/>
-          </mc:Choice>
-          <mc:Fallback>
-            <w:t>🔍</w:t>
-          </mc:Fallback>
-        </mc:AlternateContent>
-      </w:r>
+      <w:bookmarkStart w:id="2" w:name="_Toc221036477"/>
       <w:r>
         <w:rPr>
           <w:rFonts w:ascii="Aptos" w:hAnsi="Aptos"/>
         </w:rPr>
-        <w:t xml:space="preserve"> </w:t>
+        <w:t xml:space="preserve">a. </w:t>
       </w:r>
       <w:r>
         <w:rPr>
           <w:rFonts w:ascii="Aptos" w:hAnsi="Aptos"/>
         </w:rPr>
-        <w:t>E</w:t>
-      </w:r>
+        <w:t>Extraer datos (</w:t>
+      </w:r>
+      <w:proofErr w:type="spellStart"/>
       <w:r>
         <w:rPr>
           <w:rFonts w:ascii="Aptos" w:hAnsi="Aptos"/>
         </w:rPr>
-        <w:t>xtraer</w:t>
-      </w:r>
+        <w:t>python</w:t>
+      </w:r>
+      <w:proofErr w:type="spellEnd"/>
       <w:r>
         <w:rPr>
           <w:rFonts w:ascii="Aptos" w:hAnsi="Aptos"/>
         </w:rPr>
-        <w:t xml:space="preserve"> datos</w:t>
-      </w:r>
-      <w:r>
+        <w:t>)</w:t>
+      </w:r>
+      <w:bookmarkEnd w:id="2"/>
+    </w:p>
+    <w:p>
+      <w:pPr>
         <w:rPr>
           <w:rFonts w:ascii="Aptos" w:hAnsi="Aptos"/>
         </w:rPr>
-        <w:t xml:space="preserve"> </w:t>
-      </w:r>
+      </w:pPr>
       <w:r>
         <w:rPr>
           <w:rFonts w:ascii="Aptos" w:hAnsi="Aptos"/>
         </w:rPr>
-        <w:t>(python)</w:t>
-      </w:r>
-      <w:bookmarkEnd w:id="2"/>
-    </w:p>
-    <w:p>
-      <w:pPr>
+        <w:t xml:space="preserve">Se extra el </w:t>
+      </w:r>
+      <w:proofErr w:type="spellStart"/>
+      <w:r>
         <w:rPr>
           <w:rFonts w:ascii="Aptos" w:hAnsi="Aptos"/>
         </w:rPr>
-      </w:pPr>
+        <w:t>dataset</w:t>
+      </w:r>
+      <w:proofErr w:type="spellEnd"/>
       <w:r>
         <w:rPr>
           <w:rFonts w:ascii="Aptos" w:hAnsi="Aptos"/>
         </w:rPr>
-        <w:t xml:space="preserve">Se extra el dataset de la pagina web </w:t>
+        <w:t xml:space="preserve"> de la </w:t>
+      </w:r>
+      <w:proofErr w:type="spellStart"/>
+      <w:r>
+        <w:rPr>
+          <w:rFonts w:ascii="Aptos" w:hAnsi="Aptos"/>
+        </w:rPr>
+        <w:t>pagina</w:t>
+      </w:r>
+      <w:proofErr w:type="spellEnd"/>
+      <w:r>
+        <w:rPr>
+          <w:rFonts w:ascii="Aptos" w:hAnsi="Aptos"/>
+        </w:rPr>
+        <w:t xml:space="preserve"> web </w:t>
       </w:r>
       <w:r>
         <w:rPr>
@@ -1450,51 +2011,56 @@
           <w:rFonts w:ascii="Aptos" w:hAnsi="Aptos"/>
         </w:rPr>
       </w:pPr>
-      <w:bookmarkStart w:id="3" w:name="_Toc220946517"/>
-      <w:r>
-        <w:rPr>
-          <w:rFonts w:ascii="Segoe UI Symbol" w:hAnsi="Segoe UI Symbol" w:cs="Segoe UI Symbol"/>
-        </w:rPr>
-        <w:t>🛠</w:t>
-      </w:r>
+      <w:bookmarkStart w:id="3" w:name="_Toc221036478"/>
       <w:r>
         <w:rPr>
           <w:rFonts w:ascii="Aptos" w:hAnsi="Aptos"/>
         </w:rPr>
-        <w:t xml:space="preserve">️ </w:t>
+        <w:t xml:space="preserve">b. </w:t>
       </w:r>
       <w:r>
         <w:rPr>
           <w:rFonts w:ascii="Aptos" w:hAnsi="Aptos"/>
         </w:rPr>
-        <w:t>Tr</w:t>
+        <w:t>Transformación</w:t>
       </w:r>
       <w:r>
         <w:rPr>
           <w:rFonts w:ascii="Aptos" w:hAnsi="Aptos"/>
         </w:rPr>
-        <w:t>ansofrmacion datos</w:t>
+        <w:t xml:space="preserve"> datos</w:t>
       </w:r>
       <w:bookmarkEnd w:id="3"/>
     </w:p>
     <w:p>
       <w:pPr>
-        <w:spacing w:before="100" w:beforeAutospacing="1" w:after="100" w:afterAutospacing="1" w:line="240" w:lineRule="auto"/>
-        <w:rPr>
-          <w:rFonts w:ascii="Aptos" w:eastAsia="Times New Roman" w:hAnsi="Aptos" w:cstheme="minorHAnsi"/>
-          <w:sz w:val="24"/>
-          <w:szCs w:val="24"/>
+        <w:rPr>
+          <w:rFonts w:ascii="Aptos" w:hAnsi="Aptos"/>
           <w:lang w:eastAsia="es-ES"/>
         </w:rPr>
       </w:pPr>
       <w:r>
         <w:rPr>
-          <w:rFonts w:ascii="Aptos" w:eastAsia="Times New Roman" w:hAnsi="Aptos" w:cstheme="minorHAnsi"/>
-          <w:sz w:val="24"/>
-          <w:szCs w:val="24"/>
+          <w:rFonts w:ascii="Aptos" w:hAnsi="Aptos"/>
           <w:lang w:eastAsia="es-ES"/>
         </w:rPr>
-        <w:t xml:space="preserve">analizaremos columnas innecesarias y otras columnas que no aporten valor. De igual manera también quitaremos nulls  </w:t>
+        <w:t xml:space="preserve">analizaremos columnas innecesarias y otras columnas que no aporten valor. De igual manera también quitaremos </w:t>
+      </w:r>
+      <w:proofErr w:type="spellStart"/>
+      <w:r>
+        <w:rPr>
+          <w:rFonts w:ascii="Aptos" w:hAnsi="Aptos"/>
+          <w:lang w:eastAsia="es-ES"/>
+        </w:rPr>
+        <w:t>nulls</w:t>
+      </w:r>
+      <w:proofErr w:type="spellEnd"/>
+      <w:r>
+        <w:rPr>
+          <w:rFonts w:ascii="Aptos" w:hAnsi="Aptos"/>
+          <w:lang w:eastAsia="es-ES"/>
+        </w:rPr>
+        <w:t xml:space="preserve">  </w:t>
       </w:r>
     </w:p>
     <w:p>
@@ -1504,38 +2070,23 @@
           <w:rFonts w:ascii="Aptos" w:hAnsi="Aptos"/>
         </w:rPr>
       </w:pPr>
-      <w:bookmarkStart w:id="4" w:name="_Toc220946518"/>
-      <w:r>
-        <w:rPr>
-          <mc:AlternateContent>
-            <mc:Choice Requires="w16se">
-              <w:rFonts w:ascii="Aptos" w:hAnsi="Aptos"/>
-            </mc:Choice>
-            <mc:Fallback>
-              <w:rFonts w:ascii="Segoe UI Emoji" w:eastAsia="Segoe UI Emoji" w:hAnsi="Segoe UI Emoji" w:cs="Segoe UI Emoji"/>
-            </mc:Fallback>
-          </mc:AlternateContent>
-        </w:rPr>
-        <mc:AlternateContent>
-          <mc:Choice Requires="w16se">
-            <w16se:symEx w16se:font="Segoe UI Emoji" w16se:char="1F4C7"/>
-          </mc:Choice>
-          <mc:Fallback>
-            <w:t>📇</w:t>
-          </mc:Fallback>
-        </mc:AlternateContent>
-      </w:r>
+      <w:bookmarkStart w:id="4" w:name="_Toc221036479"/>
       <w:r>
         <w:rPr>
           <w:rFonts w:ascii="Aptos" w:hAnsi="Aptos"/>
         </w:rPr>
+        <w:t xml:space="preserve">c. </w:t>
+      </w:r>
+      <w:r>
+        <w:rPr>
+          <w:rFonts w:ascii="Aptos" w:hAnsi="Aptos"/>
+        </w:rPr>
         <w:t>Carga:</w:t>
       </w:r>
       <w:bookmarkEnd w:id="4"/>
     </w:p>
     <w:p>
       <w:pPr>
-        <w:spacing w:before="100" w:beforeAutospacing="1" w:after="100" w:afterAutospacing="1" w:line="240" w:lineRule="auto"/>
         <w:rPr>
           <w:rFonts w:ascii="Aptos" w:eastAsia="Times New Roman" w:hAnsi="Aptos" w:cstheme="minorHAnsi"/>
           <w:sz w:val="24"/>
@@ -1570,7 +2121,27 @@
           <w:szCs w:val="24"/>
           <w:lang w:eastAsia="es-ES"/>
         </w:rPr>
-        <w:t xml:space="preserve"> en POWER_BI, nos falta generar el csv:</w:t>
+        <w:t xml:space="preserve"> en POWER_BI, nos falta generar el </w:t>
+      </w:r>
+      <w:proofErr w:type="spellStart"/>
+      <w:r>
+        <w:rPr>
+          <w:rFonts w:ascii="Aptos" w:eastAsia="Times New Roman" w:hAnsi="Aptos" w:cstheme="minorHAnsi"/>
+          <w:sz w:val="24"/>
+          <w:szCs w:val="24"/>
+          <w:lang w:eastAsia="es-ES"/>
+        </w:rPr>
+        <w:t>csv</w:t>
+      </w:r>
+      <w:proofErr w:type="spellEnd"/>
+      <w:r>
+        <w:rPr>
+          <w:rFonts w:ascii="Aptos" w:eastAsia="Times New Roman" w:hAnsi="Aptos" w:cstheme="minorHAnsi"/>
+          <w:sz w:val="24"/>
+          <w:szCs w:val="24"/>
+          <w:lang w:eastAsia="es-ES"/>
+        </w:rPr>
+        <w:t>:</w:t>
       </w:r>
     </w:p>
     <w:p>
@@ -1647,7 +2218,7 @@
           <w:rFonts w:ascii="Aptos" w:hAnsi="Aptos"/>
         </w:rPr>
       </w:pPr>
-      <w:bookmarkStart w:id="5" w:name="_Toc220946519"/>
+      <w:bookmarkStart w:id="5" w:name="_Toc221036480"/>
       <w:r>
         <w:rPr>
           <w:rFonts w:ascii="Aptos" w:hAnsi="Aptos"/>
@@ -1660,6 +2231,7 @@
         </w:rPr>
         <w:t xml:space="preserve">EDA: </w:t>
       </w:r>
+      <w:proofErr w:type="spellStart"/>
       <w:r>
         <w:rPr>
           <w:rStyle w:val="Textoennegrita"/>
@@ -1667,19 +2239,50 @@
           <w:b/>
           <w:bCs/>
         </w:rPr>
-        <w:t>Exploratory Data Analysis</w:t>
-      </w:r>
-      <w:r>
-        <w:rPr>
+        <w:t>Exploratory</w:t>
+      </w:r>
+      <w:proofErr w:type="spellEnd"/>
+      <w:r>
+        <w:rPr>
+          <w:rStyle w:val="Textoennegrita"/>
           <w:rFonts w:ascii="Aptos" w:hAnsi="Aptos"/>
+          <w:b/>
+          <w:bCs/>
+        </w:rPr>
+        <w:t xml:space="preserve"> Data </w:t>
+      </w:r>
+      <w:proofErr w:type="spellStart"/>
+      <w:proofErr w:type="gramStart"/>
+      <w:r>
+        <w:rPr>
+          <w:rStyle w:val="Textoennegrita"/>
+          <w:rFonts w:ascii="Aptos" w:hAnsi="Aptos"/>
+          <w:b/>
+          <w:bCs/>
+        </w:rPr>
+        <w:t>Analysis</w:t>
+      </w:r>
+      <w:proofErr w:type="spellEnd"/>
+      <w:r>
+        <w:rPr>
+          <w:rFonts w:ascii="Aptos" w:hAnsi="Aptos"/>
         </w:rPr>
         <w:t xml:space="preserve">  </w:t>
       </w:r>
+      <w:proofErr w:type="spellStart"/>
       <w:r>
         <w:rPr>
           <w:rFonts w:ascii="Aptos" w:hAnsi="Aptos"/>
         </w:rPr>
-        <w:t>Power BI</w:t>
+        <w:t>Power</w:t>
+      </w:r>
+      <w:proofErr w:type="spellEnd"/>
+      <w:proofErr w:type="gramEnd"/>
+      <w:r>
+        <w:rPr>
+          <w:rFonts w:ascii="Aptos" w:hAnsi="Aptos"/>
+        </w:rPr>
+        <w:t xml:space="preserve"> BI</w:t>
       </w:r>
       <w:bookmarkEnd w:id="5"/>
     </w:p>
@@ -1768,7 +2371,7 @@
           <w:rFonts w:ascii="Aptos" w:hAnsi="Aptos"/>
         </w:rPr>
       </w:pPr>
-      <w:bookmarkStart w:id="6" w:name="_Toc220946520"/>
+      <w:bookmarkStart w:id="6" w:name="_Toc221036481"/>
       <w:r>
         <w:rPr>
           <w:rFonts w:ascii="Aptos" w:hAnsi="Aptos"/>
@@ -1785,9 +2388,31 @@
         <w:rPr>
           <w:rFonts w:ascii="Aptos" w:hAnsi="Aptos"/>
         </w:rPr>
-        <w:t>Machine Learning y Deep learning</w:t>
+        <w:t xml:space="preserve">Machine </w:t>
+      </w:r>
+      <w:proofErr w:type="spellStart"/>
+      <w:r>
+        <w:rPr>
+          <w:rFonts w:ascii="Aptos" w:hAnsi="Aptos"/>
+        </w:rPr>
+        <w:t>Learning</w:t>
+      </w:r>
+      <w:proofErr w:type="spellEnd"/>
+      <w:r>
+        <w:rPr>
+          <w:rFonts w:ascii="Aptos" w:hAnsi="Aptos"/>
+        </w:rPr>
+        <w:t xml:space="preserve"> y Deep </w:t>
+      </w:r>
+      <w:proofErr w:type="spellStart"/>
+      <w:r>
+        <w:rPr>
+          <w:rFonts w:ascii="Aptos" w:hAnsi="Aptos"/>
+        </w:rPr>
+        <w:t>learning</w:t>
       </w:r>
       <w:bookmarkEnd w:id="6"/>
+      <w:proofErr w:type="spellEnd"/>
     </w:p>
     <w:p>
       <w:pPr>
@@ -1798,85 +2423,51 @@
     </w:p>
     <w:p>
       <w:pPr>
-        <w:spacing w:before="100" w:beforeAutospacing="1" w:after="100" w:afterAutospacing="1" w:line="240" w:lineRule="auto"/>
-        <w:outlineLvl w:val="1"/>
-        <w:rPr>
-          <w:rFonts w:ascii="Aptos" w:eastAsia="Times New Roman" w:hAnsi="Aptos" w:cstheme="minorHAnsi"/>
-          <w:b/>
-          <w:bCs/>
-          <w:sz w:val="36"/>
-          <w:szCs w:val="36"/>
-          <w:lang w:eastAsia="es-ES"/>
-        </w:rPr>
-      </w:pPr>
-      <w:bookmarkStart w:id="7" w:name="_Toc220946521"/>
-      <w:r>
-        <w:rPr>
-          <w:rFonts w:ascii="Segoe UI Symbol" w:eastAsia="Times New Roman" w:hAnsi="Segoe UI Symbol" w:cs="Segoe UI Symbol"/>
-          <w:b/>
-          <w:bCs/>
-          <w:sz w:val="36"/>
-          <w:szCs w:val="36"/>
-          <w:lang w:eastAsia="es-ES"/>
+        <w:pStyle w:val="Ttulo2"/>
+        <w:rPr>
+          <w:rFonts w:ascii="Aptos" w:hAnsi="Aptos"/>
+        </w:rPr>
+      </w:pPr>
+      <w:bookmarkStart w:id="7" w:name="_Toc221036482"/>
+      <w:r>
+        <w:rPr>
+          <w:rFonts w:ascii="Segoe UI Symbol" w:hAnsi="Segoe UI Symbol" w:cs="Segoe UI Symbol"/>
         </w:rPr>
         <w:t>🛠</w:t>
       </w:r>
       <w:r>
         <w:rPr>
-          <w:rFonts w:ascii="Aptos" w:eastAsia="Times New Roman" w:hAnsi="Aptos" w:cstheme="minorHAnsi"/>
-          <w:b/>
-          <w:bCs/>
-          <w:sz w:val="36"/>
-          <w:szCs w:val="36"/>
-          <w:lang w:eastAsia="es-ES"/>
+          <w:rFonts w:ascii="Aptos" w:hAnsi="Aptos"/>
         </w:rPr>
         <w:t xml:space="preserve">️ </w:t>
       </w:r>
       <w:r>
         <w:rPr>
-          <w:rFonts w:ascii="Aptos" w:eastAsia="Times New Roman" w:hAnsi="Aptos" w:cstheme="minorHAnsi"/>
-          <w:b/>
-          <w:bCs/>
-          <w:sz w:val="36"/>
-          <w:szCs w:val="36"/>
-          <w:lang w:eastAsia="es-ES"/>
+          <w:rFonts w:ascii="Aptos" w:hAnsi="Aptos"/>
         </w:rPr>
         <w:t>2.</w:t>
       </w:r>
       <w:r>
         <w:rPr>
-          <w:rFonts w:ascii="Aptos" w:eastAsia="Times New Roman" w:hAnsi="Aptos" w:cstheme="minorHAnsi"/>
-          <w:b/>
-          <w:bCs/>
-          <w:sz w:val="36"/>
-          <w:szCs w:val="36"/>
-          <w:lang w:eastAsia="es-ES"/>
+          <w:rFonts w:ascii="Aptos" w:hAnsi="Aptos"/>
         </w:rPr>
         <w:t>1</w:t>
       </w:r>
       <w:r>
         <w:rPr>
-          <w:rFonts w:ascii="Aptos" w:eastAsia="Times New Roman" w:hAnsi="Aptos" w:cstheme="minorHAnsi"/>
-          <w:b/>
-          <w:bCs/>
-          <w:sz w:val="36"/>
-          <w:szCs w:val="36"/>
-          <w:lang w:eastAsia="es-ES"/>
+          <w:rFonts w:ascii="Aptos" w:hAnsi="Aptos"/>
         </w:rPr>
         <w:t xml:space="preserve"> </w:t>
       </w:r>
-      <w:r>
-        <w:rPr>
-          <w:rFonts w:ascii="Aptos" w:eastAsia="Times New Roman" w:hAnsi="Aptos" w:cstheme="minorHAnsi"/>
-          <w:b/>
-          <w:bCs/>
-          <w:sz w:val="36"/>
-          <w:szCs w:val="36"/>
-          <w:lang w:eastAsia="es-ES"/>
+      <w:proofErr w:type="spellStart"/>
+      <w:r>
+        <w:rPr>
+          <w:rFonts w:ascii="Aptos" w:hAnsi="Aptos"/>
         </w:rPr>
         <w:t>Dataset</w:t>
       </w:r>
       <w:bookmarkEnd w:id="7"/>
+      <w:proofErr w:type="spellEnd"/>
     </w:p>
     <w:p>
       <w:pPr>
@@ -1895,7 +2486,17 @@
           <w:szCs w:val="24"/>
           <w:lang w:eastAsia="es-ES"/>
         </w:rPr>
-        <w:t xml:space="preserve">Utilizaremos la </w:t>
+        <w:t xml:space="preserve">Utilizaremos </w:t>
+      </w:r>
+      <w:proofErr w:type="gramStart"/>
+      <w:r>
+        <w:rPr>
+          <w:rFonts w:ascii="Aptos" w:eastAsia="Times New Roman" w:hAnsi="Aptos" w:cstheme="minorHAnsi"/>
+          <w:sz w:val="24"/>
+          <w:szCs w:val="24"/>
+          <w:lang w:eastAsia="es-ES"/>
+        </w:rPr>
+        <w:t xml:space="preserve">la </w:t>
       </w:r>
       <w:r>
         <w:rPr>
@@ -1906,37 +2507,9 @@
           <w:szCs w:val="24"/>
           <w:lang w:eastAsia="es-ES"/>
         </w:rPr>
-        <w:t>api de youtube</w:t>
-      </w:r>
-      <w:r>
-        <w:rPr>
-          <w:rFonts w:ascii="Aptos" w:eastAsia="Times New Roman" w:hAnsi="Aptos" w:cstheme="minorHAnsi"/>
-          <w:sz w:val="24"/>
-          <w:szCs w:val="24"/>
-          <w:lang w:eastAsia="es-ES"/>
-        </w:rPr>
-        <w:t xml:space="preserve"> para sacar </w:t>
-      </w:r>
-      <w:r>
-        <w:rPr>
-          <w:rFonts w:ascii="Aptos" w:eastAsia="Times New Roman" w:hAnsi="Aptos" w:cstheme="minorHAnsi"/>
-          <w:sz w:val="24"/>
-          <w:szCs w:val="24"/>
-          <w:lang w:eastAsia="es-ES"/>
-        </w:rPr>
-        <w:t>datos.</w:t>
-      </w:r>
-    </w:p>
-    <w:p>
-      <w:pPr>
-        <w:spacing w:before="100" w:beforeAutospacing="1" w:after="100" w:afterAutospacing="1" w:line="240" w:lineRule="auto"/>
-        <w:rPr>
-          <w:rFonts w:ascii="Aptos" w:eastAsia="Times New Roman" w:hAnsi="Aptos" w:cstheme="minorHAnsi"/>
-          <w:sz w:val="24"/>
-          <w:szCs w:val="24"/>
-          <w:lang w:eastAsia="es-ES"/>
-        </w:rPr>
-      </w:pPr>
+        <w:t>api</w:t>
+      </w:r>
+      <w:proofErr w:type="gramEnd"/>
       <w:r>
         <w:rPr>
           <w:rFonts w:ascii="Aptos" w:eastAsia="Times New Roman" w:hAnsi="Aptos" w:cstheme="minorHAnsi"/>
@@ -1946,8 +2519,21 @@
           <w:szCs w:val="24"/>
           <w:lang w:eastAsia="es-ES"/>
         </w:rPr>
-        <w:t>Librerias</w:t>
-      </w:r>
+        <w:t xml:space="preserve"> de </w:t>
+      </w:r>
+      <w:proofErr w:type="spellStart"/>
+      <w:r>
+        <w:rPr>
+          <w:rFonts w:ascii="Aptos" w:eastAsia="Times New Roman" w:hAnsi="Aptos" w:cstheme="minorHAnsi"/>
+          <w:b/>
+          <w:bCs/>
+          <w:sz w:val="24"/>
+          <w:szCs w:val="24"/>
+          <w:lang w:eastAsia="es-ES"/>
+        </w:rPr>
+        <w:t>youtube</w:t>
+      </w:r>
+      <w:proofErr w:type="spellEnd"/>
       <w:r>
         <w:rPr>
           <w:rFonts w:ascii="Aptos" w:eastAsia="Times New Roman" w:hAnsi="Aptos" w:cstheme="minorHAnsi"/>
@@ -1955,7 +2541,7 @@
           <w:szCs w:val="24"/>
           <w:lang w:eastAsia="es-ES"/>
         </w:rPr>
-        <w:t>:</w:t>
+        <w:t xml:space="preserve"> para sacar </w:t>
       </w:r>
       <w:r>
         <w:rPr>
@@ -1964,17 +2550,161 @@
           <w:szCs w:val="24"/>
           <w:lang w:eastAsia="es-ES"/>
         </w:rPr>
-        <w:t xml:space="preserve"> </w:t>
-      </w:r>
-      <w:r>
+        <w:t>datos.</w:t>
+      </w:r>
+    </w:p>
+    <w:p>
+      <w:pPr>
+        <w:spacing w:before="100" w:beforeAutospacing="1" w:after="100" w:afterAutospacing="1" w:line="240" w:lineRule="auto"/>
         <w:rPr>
           <w:rFonts w:ascii="Aptos" w:eastAsia="Times New Roman" w:hAnsi="Aptos" w:cstheme="minorHAnsi"/>
           <w:sz w:val="24"/>
           <w:szCs w:val="24"/>
           <w:lang w:eastAsia="es-ES"/>
         </w:rPr>
-        <w:t>Langdetect, pandas, google-api-python-client, isodate, python-dotenv</w:t>
-      </w:r>
+      </w:pPr>
+      <w:proofErr w:type="spellStart"/>
+      <w:r>
+        <w:rPr>
+          <w:rFonts w:ascii="Aptos" w:eastAsia="Times New Roman" w:hAnsi="Aptos" w:cstheme="minorHAnsi"/>
+          <w:b/>
+          <w:bCs/>
+          <w:sz w:val="24"/>
+          <w:szCs w:val="24"/>
+          <w:lang w:eastAsia="es-ES"/>
+        </w:rPr>
+        <w:t>Librerias</w:t>
+      </w:r>
+      <w:proofErr w:type="spellEnd"/>
+      <w:r>
+        <w:rPr>
+          <w:rFonts w:ascii="Aptos" w:eastAsia="Times New Roman" w:hAnsi="Aptos" w:cstheme="minorHAnsi"/>
+          <w:sz w:val="24"/>
+          <w:szCs w:val="24"/>
+          <w:lang w:eastAsia="es-ES"/>
+        </w:rPr>
+        <w:t>:</w:t>
+      </w:r>
+      <w:r>
+        <w:rPr>
+          <w:rFonts w:ascii="Aptos" w:eastAsia="Times New Roman" w:hAnsi="Aptos" w:cstheme="minorHAnsi"/>
+          <w:sz w:val="24"/>
+          <w:szCs w:val="24"/>
+          <w:lang w:eastAsia="es-ES"/>
+        </w:rPr>
+        <w:t xml:space="preserve"> </w:t>
+      </w:r>
+      <w:proofErr w:type="spellStart"/>
+      <w:r>
+        <w:rPr>
+          <w:rFonts w:ascii="Aptos" w:eastAsia="Times New Roman" w:hAnsi="Aptos" w:cstheme="minorHAnsi"/>
+          <w:sz w:val="24"/>
+          <w:szCs w:val="24"/>
+          <w:lang w:eastAsia="es-ES"/>
+        </w:rPr>
+        <w:t>Langdetect</w:t>
+      </w:r>
+      <w:proofErr w:type="spellEnd"/>
+      <w:r>
+        <w:rPr>
+          <w:rFonts w:ascii="Aptos" w:eastAsia="Times New Roman" w:hAnsi="Aptos" w:cstheme="minorHAnsi"/>
+          <w:sz w:val="24"/>
+          <w:szCs w:val="24"/>
+          <w:lang w:eastAsia="es-ES"/>
+        </w:rPr>
+        <w:t xml:space="preserve">, pandas, </w:t>
+      </w:r>
+      <w:proofErr w:type="spellStart"/>
+      <w:r>
+        <w:rPr>
+          <w:rFonts w:ascii="Aptos" w:eastAsia="Times New Roman" w:hAnsi="Aptos" w:cstheme="minorHAnsi"/>
+          <w:sz w:val="24"/>
+          <w:szCs w:val="24"/>
+          <w:lang w:eastAsia="es-ES"/>
+        </w:rPr>
+        <w:t>google</w:t>
+      </w:r>
+      <w:proofErr w:type="spellEnd"/>
+      <w:r>
+        <w:rPr>
+          <w:rFonts w:ascii="Aptos" w:eastAsia="Times New Roman" w:hAnsi="Aptos" w:cstheme="minorHAnsi"/>
+          <w:sz w:val="24"/>
+          <w:szCs w:val="24"/>
+          <w:lang w:eastAsia="es-ES"/>
+        </w:rPr>
+        <w:t>-api-</w:t>
+      </w:r>
+      <w:proofErr w:type="spellStart"/>
+      <w:r>
+        <w:rPr>
+          <w:rFonts w:ascii="Aptos" w:eastAsia="Times New Roman" w:hAnsi="Aptos" w:cstheme="minorHAnsi"/>
+          <w:sz w:val="24"/>
+          <w:szCs w:val="24"/>
+          <w:lang w:eastAsia="es-ES"/>
+        </w:rPr>
+        <w:t>python</w:t>
+      </w:r>
+      <w:proofErr w:type="spellEnd"/>
+      <w:r>
+        <w:rPr>
+          <w:rFonts w:ascii="Aptos" w:eastAsia="Times New Roman" w:hAnsi="Aptos" w:cstheme="minorHAnsi"/>
+          <w:sz w:val="24"/>
+          <w:szCs w:val="24"/>
+          <w:lang w:eastAsia="es-ES"/>
+        </w:rPr>
+        <w:t>-</w:t>
+      </w:r>
+      <w:proofErr w:type="spellStart"/>
+      <w:r>
+        <w:rPr>
+          <w:rFonts w:ascii="Aptos" w:eastAsia="Times New Roman" w:hAnsi="Aptos" w:cstheme="minorHAnsi"/>
+          <w:sz w:val="24"/>
+          <w:szCs w:val="24"/>
+          <w:lang w:eastAsia="es-ES"/>
+        </w:rPr>
+        <w:t>client</w:t>
+      </w:r>
+      <w:proofErr w:type="spellEnd"/>
+      <w:r>
+        <w:rPr>
+          <w:rFonts w:ascii="Aptos" w:eastAsia="Times New Roman" w:hAnsi="Aptos" w:cstheme="minorHAnsi"/>
+          <w:sz w:val="24"/>
+          <w:szCs w:val="24"/>
+          <w:lang w:eastAsia="es-ES"/>
+        </w:rPr>
+        <w:t xml:space="preserve">, </w:t>
+      </w:r>
+      <w:proofErr w:type="spellStart"/>
+      <w:r>
+        <w:rPr>
+          <w:rFonts w:ascii="Aptos" w:eastAsia="Times New Roman" w:hAnsi="Aptos" w:cstheme="minorHAnsi"/>
+          <w:sz w:val="24"/>
+          <w:szCs w:val="24"/>
+          <w:lang w:eastAsia="es-ES"/>
+        </w:rPr>
+        <w:t>isodate</w:t>
+      </w:r>
+      <w:proofErr w:type="spellEnd"/>
+      <w:r>
+        <w:rPr>
+          <w:rFonts w:ascii="Aptos" w:eastAsia="Times New Roman" w:hAnsi="Aptos" w:cstheme="minorHAnsi"/>
+          <w:sz w:val="24"/>
+          <w:szCs w:val="24"/>
+          <w:lang w:eastAsia="es-ES"/>
+        </w:rPr>
+        <w:t xml:space="preserve">, </w:t>
+      </w:r>
+      <w:proofErr w:type="spellStart"/>
+      <w:r>
+        <w:rPr>
+          <w:rFonts w:ascii="Aptos" w:eastAsia="Times New Roman" w:hAnsi="Aptos" w:cstheme="minorHAnsi"/>
+          <w:sz w:val="24"/>
+          <w:szCs w:val="24"/>
+          <w:lang w:eastAsia="es-ES"/>
+        </w:rPr>
+        <w:t>python-dotenv</w:t>
+      </w:r>
+      <w:proofErr w:type="spellEnd"/>
     </w:p>
     <w:p>
       <w:pPr>
@@ -2357,7 +3087,7 @@
           <w:rFonts w:ascii="Aptos" w:hAnsi="Aptos"/>
         </w:rPr>
       </w:pPr>
-      <w:bookmarkStart w:id="8" w:name="_Toc220946522"/>
+      <w:bookmarkStart w:id="8" w:name="_Toc221036483"/>
       <w:r>
         <w:rPr>
           <w:rFonts w:ascii="Segoe UI Emoji" w:hAnsi="Segoe UI Emoji" w:cs="Segoe UI Emoji"/>
@@ -2380,58 +3110,1254 @@
         <w:rPr>
           <w:rFonts w:ascii="Aptos" w:hAnsi="Aptos"/>
         </w:rPr>
-        <w:t>ML DeepL Engine</w:t>
+        <w:t xml:space="preserve">ML </w:t>
+      </w:r>
+      <w:proofErr w:type="spellStart"/>
+      <w:r>
+        <w:rPr>
+          <w:rFonts w:ascii="Aptos" w:hAnsi="Aptos"/>
+        </w:rPr>
+        <w:t>DeepL</w:t>
+      </w:r>
+      <w:r>
+        <w:rPr>
+          <w:rFonts w:ascii="Aptos" w:hAnsi="Aptos"/>
+        </w:rPr>
+        <w:t>earning</w:t>
+      </w:r>
+      <w:proofErr w:type="spellEnd"/>
+      <w:r>
+        <w:rPr>
+          <w:rFonts w:ascii="Aptos" w:hAnsi="Aptos"/>
+        </w:rPr>
+        <w:t xml:space="preserve"> </w:t>
+      </w:r>
+      <w:proofErr w:type="spellStart"/>
+      <w:r>
+        <w:rPr>
+          <w:rFonts w:ascii="Aptos" w:hAnsi="Aptos"/>
+        </w:rPr>
+        <w:t>Engine</w:t>
       </w:r>
       <w:bookmarkEnd w:id="8"/>
-    </w:p>
-    <w:p>
-      <w:pPr>
-        <w:rPr>
-          <w:rFonts w:ascii="Aptos" w:hAnsi="Aptos" w:cstheme="minorHAnsi"/>
-        </w:rPr>
-      </w:pPr>
-    </w:p>
-    <w:p>
-      <w:pPr>
-        <w:rPr>
-          <w:rFonts w:ascii="Aptos" w:hAnsi="Aptos" w:cstheme="minorHAnsi"/>
-        </w:rPr>
-      </w:pPr>
-      <w:r>
-        <w:rPr>
-          <w:rFonts w:ascii="Aptos" w:hAnsi="Aptos" w:cstheme="minorHAnsi"/>
-        </w:rPr>
-        <w:t>Para crear el modelo, se ha tenido que:</w:t>
-      </w:r>
-      <w:r>
-        <w:rPr>
-          <w:rFonts w:ascii="Aptos" w:hAnsi="Aptos" w:cstheme="minorHAnsi"/>
-        </w:rPr>
-        <w:br/>
-      </w:r>
+      <w:proofErr w:type="spellEnd"/>
+    </w:p>
+    <w:p>
+      <w:pPr>
+        <w:rPr>
+          <w:rFonts w:ascii="Aptos" w:hAnsi="Aptos" w:cstheme="minorHAnsi"/>
+        </w:rPr>
+      </w:pPr>
+    </w:p>
+    <w:p>
+      <w:pPr>
+        <w:pStyle w:val="Ttulo3"/>
+        <w:rPr>
+          <w:rFonts w:ascii="Aptos" w:hAnsi="Aptos"/>
+        </w:rPr>
+      </w:pPr>
+      <w:bookmarkStart w:id="9" w:name="_Toc221036484"/>
+      <w:r>
+        <w:rPr>
+          <w:rFonts w:ascii="Aptos" w:hAnsi="Aptos"/>
+        </w:rPr>
+        <w:t xml:space="preserve">Modelo 1: </w:t>
+      </w:r>
+      <w:proofErr w:type="spellStart"/>
+      <w:r>
+        <w:rPr>
+          <w:rFonts w:ascii="Aptos" w:hAnsi="Aptos"/>
+        </w:rPr>
+        <w:t>Keras</w:t>
+      </w:r>
+      <w:proofErr w:type="spellEnd"/>
+      <w:r>
+        <w:rPr>
+          <w:rFonts w:ascii="Aptos" w:hAnsi="Aptos"/>
+        </w:rPr>
+        <w:t>/</w:t>
+      </w:r>
+      <w:proofErr w:type="spellStart"/>
+      <w:r>
+        <w:rPr>
+          <w:rFonts w:ascii="Aptos" w:hAnsi="Aptos"/>
+        </w:rPr>
+        <w:t>Tensorflow</w:t>
+      </w:r>
+      <w:bookmarkEnd w:id="9"/>
+      <w:proofErr w:type="spellEnd"/>
+    </w:p>
+    <w:p>
+      <w:pPr>
+        <w:numPr>
+          <w:ilvl w:val="0"/>
+          <w:numId w:val="39"/>
+        </w:numPr>
+        <w:spacing w:after="0"/>
+        <w:rPr>
+          <w:rFonts w:ascii="Aptos" w:hAnsi="Aptos" w:cstheme="minorHAnsi"/>
+        </w:rPr>
+      </w:pPr>
+      <w:r>
+        <w:rPr>
+          <w:rFonts w:ascii="Aptos" w:hAnsi="Aptos" w:cstheme="minorHAnsi"/>
+          <w:b/>
+          <w:bCs/>
+        </w:rPr>
+        <w:t>Modelo</w:t>
+      </w:r>
+      <w:r>
+        <w:rPr>
+          <w:rFonts w:ascii="Aptos" w:hAnsi="Aptos" w:cstheme="minorHAnsi"/>
+        </w:rPr>
+        <w:t xml:space="preserve">: </w:t>
+      </w:r>
+      <w:proofErr w:type="spellStart"/>
+      <w:r>
+        <w:rPr>
+          <w:rFonts w:ascii="Aptos" w:hAnsi="Aptos" w:cstheme="minorHAnsi"/>
+        </w:rPr>
+        <w:t>Keras</w:t>
+      </w:r>
+      <w:proofErr w:type="spellEnd"/>
+      <w:r>
+        <w:rPr>
+          <w:rFonts w:ascii="Aptos" w:hAnsi="Aptos" w:cstheme="minorHAnsi"/>
+        </w:rPr>
+        <w:t>/</w:t>
+      </w:r>
+      <w:proofErr w:type="spellStart"/>
+      <w:r>
+        <w:rPr>
+          <w:rFonts w:ascii="Aptos" w:hAnsi="Aptos" w:cstheme="minorHAnsi"/>
+        </w:rPr>
+        <w:t>TensorFlow</w:t>
+      </w:r>
+      <w:proofErr w:type="spellEnd"/>
+      <w:r>
+        <w:rPr>
+          <w:rFonts w:ascii="Aptos" w:hAnsi="Aptos" w:cstheme="minorHAnsi"/>
+        </w:rPr>
+        <w:t xml:space="preserve"> (Deep </w:t>
+      </w:r>
+      <w:proofErr w:type="spellStart"/>
+      <w:r>
+        <w:rPr>
+          <w:rFonts w:ascii="Aptos" w:hAnsi="Aptos" w:cstheme="minorHAnsi"/>
+        </w:rPr>
+        <w:t>Learning</w:t>
+      </w:r>
+      <w:proofErr w:type="spellEnd"/>
+      <w:r>
+        <w:rPr>
+          <w:rFonts w:ascii="Aptos" w:hAnsi="Aptos" w:cstheme="minorHAnsi"/>
+        </w:rPr>
+        <w:t xml:space="preserve"> Multi-Output)</w:t>
+      </w:r>
+    </w:p>
+    <w:p>
+      <w:pPr>
+        <w:numPr>
+          <w:ilvl w:val="1"/>
+          <w:numId w:val="39"/>
+        </w:numPr>
+        <w:spacing w:after="0"/>
+        <w:rPr>
+          <w:rFonts w:ascii="Aptos" w:hAnsi="Aptos" w:cstheme="minorHAnsi"/>
+        </w:rPr>
+      </w:pPr>
+      <w:r>
+        <w:rPr>
+          <w:rFonts w:ascii="Aptos" w:hAnsi="Aptos" w:cstheme="minorHAnsi"/>
+        </w:rPr>
+        <w:t>Red neuronal profunda con arquitectura funcional</w:t>
+      </w:r>
+    </w:p>
+    <w:p>
+      <w:pPr>
+        <w:numPr>
+          <w:ilvl w:val="1"/>
+          <w:numId w:val="39"/>
+        </w:numPr>
+        <w:spacing w:after="0"/>
+        <w:rPr>
+          <w:rFonts w:ascii="Aptos" w:hAnsi="Aptos" w:cstheme="minorHAnsi"/>
+        </w:rPr>
+      </w:pPr>
+      <w:proofErr w:type="spellStart"/>
+      <w:r>
+        <w:rPr>
+          <w:rFonts w:ascii="Aptos" w:hAnsi="Aptos" w:cstheme="minorHAnsi"/>
+        </w:rPr>
+        <w:t>Multi-output</w:t>
+      </w:r>
+      <w:proofErr w:type="spellEnd"/>
+      <w:r>
+        <w:rPr>
+          <w:rFonts w:ascii="Aptos" w:hAnsi="Aptos" w:cstheme="minorHAnsi"/>
+        </w:rPr>
+        <w:t xml:space="preserve"> </w:t>
+      </w:r>
+      <w:proofErr w:type="spellStart"/>
+      <w:r>
+        <w:rPr>
+          <w:rFonts w:ascii="Aptos" w:hAnsi="Aptos" w:cstheme="minorHAnsi"/>
+        </w:rPr>
+        <w:t>prediction</w:t>
+      </w:r>
+      <w:proofErr w:type="spellEnd"/>
+      <w:r>
+        <w:rPr>
+          <w:rFonts w:ascii="Aptos" w:hAnsi="Aptos" w:cstheme="minorHAnsi"/>
+        </w:rPr>
+        <w:t xml:space="preserve"> (3 targets simultáneos)</w:t>
+      </w:r>
+    </w:p>
+    <w:p>
+      <w:pPr>
+        <w:numPr>
+          <w:ilvl w:val="1"/>
+          <w:numId w:val="39"/>
+        </w:numPr>
+        <w:spacing w:after="0"/>
+        <w:rPr>
+          <w:rFonts w:ascii="Aptos" w:hAnsi="Aptos" w:cstheme="minorHAnsi"/>
+        </w:rPr>
+      </w:pPr>
+      <w:r>
+        <w:rPr>
+          <w:rFonts w:ascii="Aptos" w:hAnsi="Aptos" w:cstheme="minorHAnsi"/>
+        </w:rPr>
+        <w:t xml:space="preserve">Optimizado con Adam </w:t>
+      </w:r>
+      <w:proofErr w:type="spellStart"/>
+      <w:r>
+        <w:rPr>
+          <w:rFonts w:ascii="Aptos" w:hAnsi="Aptos" w:cstheme="minorHAnsi"/>
+        </w:rPr>
+        <w:t>optimizer</w:t>
+      </w:r>
+      <w:proofErr w:type="spellEnd"/>
+    </w:p>
+    <w:p>
+      <w:pPr>
+        <w:numPr>
+          <w:ilvl w:val="0"/>
+          <w:numId w:val="39"/>
+        </w:numPr>
+        <w:spacing w:after="0"/>
+        <w:rPr>
+          <w:rFonts w:ascii="Aptos" w:hAnsi="Aptos" w:cstheme="minorHAnsi"/>
+        </w:rPr>
+      </w:pPr>
+      <w:r>
+        <w:rPr>
+          <w:rFonts w:ascii="Aptos" w:hAnsi="Aptos" w:cstheme="minorHAnsi"/>
+          <w:b/>
+          <w:bCs/>
+        </w:rPr>
+        <w:t xml:space="preserve">Target </w:t>
+      </w:r>
+      <w:proofErr w:type="spellStart"/>
+      <w:r>
+        <w:rPr>
+          <w:rFonts w:ascii="Aptos" w:hAnsi="Aptos" w:cstheme="minorHAnsi"/>
+          <w:b/>
+          <w:bCs/>
+        </w:rPr>
+        <w:t>multi-output</w:t>
+      </w:r>
+      <w:proofErr w:type="spellEnd"/>
+      <w:r>
+        <w:rPr>
+          <w:rFonts w:ascii="Aptos" w:hAnsi="Aptos" w:cstheme="minorHAnsi"/>
+        </w:rPr>
+        <w:t>:</w:t>
+      </w:r>
+    </w:p>
+    <w:p>
+      <w:pPr>
+        <w:numPr>
+          <w:ilvl w:val="1"/>
+          <w:numId w:val="39"/>
+        </w:numPr>
+        <w:spacing w:after="0"/>
+        <w:rPr>
+          <w:rFonts w:ascii="Aptos" w:hAnsi="Aptos" w:cstheme="minorHAnsi"/>
+        </w:rPr>
+      </w:pPr>
+      <w:r>
+        <w:rPr>
+          <w:rFonts w:ascii="Aptos" w:hAnsi="Aptos" w:cstheme="minorHAnsi"/>
+        </w:rPr>
+        <w:t>Predecir </w:t>
+      </w:r>
+      <w:proofErr w:type="spellStart"/>
+      <w:r>
+        <w:rPr>
+          <w:rFonts w:ascii="Aptos" w:hAnsi="Aptos" w:cstheme="minorHAnsi"/>
+          <w:b/>
+          <w:bCs/>
+        </w:rPr>
+        <w:t>view_count</w:t>
+      </w:r>
+      <w:proofErr w:type="spellEnd"/>
+      <w:r>
+        <w:rPr>
+          <w:rFonts w:ascii="Aptos" w:hAnsi="Aptos" w:cstheme="minorHAnsi"/>
+        </w:rPr>
+        <w:t> (regresión)</w:t>
+      </w:r>
+    </w:p>
+    <w:p>
+      <w:pPr>
+        <w:numPr>
+          <w:ilvl w:val="1"/>
+          <w:numId w:val="39"/>
+        </w:numPr>
+        <w:spacing w:after="0"/>
+        <w:rPr>
+          <w:rFonts w:ascii="Aptos" w:hAnsi="Aptos" w:cstheme="minorHAnsi"/>
+        </w:rPr>
+      </w:pPr>
+      <w:r>
+        <w:rPr>
+          <w:rFonts w:ascii="Aptos" w:hAnsi="Aptos" w:cstheme="minorHAnsi"/>
+        </w:rPr>
+        <w:t>Predecir </w:t>
+      </w:r>
+      <w:proofErr w:type="spellStart"/>
+      <w:r>
+        <w:rPr>
+          <w:rFonts w:ascii="Aptos" w:hAnsi="Aptos" w:cstheme="minorHAnsi"/>
+          <w:b/>
+          <w:bCs/>
+        </w:rPr>
+        <w:t>like_count</w:t>
+      </w:r>
+      <w:proofErr w:type="spellEnd"/>
+      <w:r>
+        <w:rPr>
+          <w:rFonts w:ascii="Aptos" w:hAnsi="Aptos" w:cstheme="minorHAnsi"/>
+        </w:rPr>
+        <w:t> (regresión)</w:t>
+      </w:r>
+    </w:p>
+    <w:p>
+      <w:pPr>
+        <w:numPr>
+          <w:ilvl w:val="1"/>
+          <w:numId w:val="39"/>
+        </w:numPr>
+        <w:spacing w:after="0"/>
+        <w:rPr>
+          <w:rFonts w:ascii="Aptos" w:hAnsi="Aptos" w:cstheme="minorHAnsi"/>
+        </w:rPr>
+      </w:pPr>
+      <w:r>
+        <w:rPr>
+          <w:rFonts w:ascii="Aptos" w:hAnsi="Aptos" w:cstheme="minorHAnsi"/>
+        </w:rPr>
+        <w:t>Predecir </w:t>
+      </w:r>
+      <w:proofErr w:type="spellStart"/>
+      <w:r>
+        <w:rPr>
+          <w:rFonts w:ascii="Aptos" w:hAnsi="Aptos" w:cstheme="minorHAnsi"/>
+          <w:b/>
+          <w:bCs/>
+        </w:rPr>
+        <w:t>comment_count</w:t>
+      </w:r>
+      <w:proofErr w:type="spellEnd"/>
+      <w:r>
+        <w:rPr>
+          <w:rFonts w:ascii="Aptos" w:hAnsi="Aptos" w:cstheme="minorHAnsi"/>
+        </w:rPr>
+        <w:t> (regresión)</w:t>
+      </w:r>
+    </w:p>
+    <w:p>
+      <w:pPr>
+        <w:numPr>
+          <w:ilvl w:val="1"/>
+          <w:numId w:val="39"/>
+        </w:numPr>
+        <w:spacing w:after="0"/>
+        <w:rPr>
+          <w:rFonts w:ascii="Aptos" w:hAnsi="Aptos" w:cstheme="minorHAnsi"/>
+        </w:rPr>
+      </w:pPr>
+      <w:r>
+        <w:rPr>
+          <w:rFonts w:ascii="Aptos" w:hAnsi="Aptos" w:cstheme="minorHAnsi"/>
+        </w:rPr>
+        <w:t xml:space="preserve">Calcular </w:t>
+      </w:r>
+      <w:proofErr w:type="spellStart"/>
+      <w:r>
+        <w:rPr>
+          <w:rFonts w:ascii="Aptos" w:hAnsi="Aptos" w:cstheme="minorHAnsi"/>
+        </w:rPr>
+        <w:t>engagement_rate</w:t>
+      </w:r>
+      <w:proofErr w:type="spellEnd"/>
+      <w:r>
+        <w:rPr>
+          <w:rFonts w:ascii="Aptos" w:hAnsi="Aptos" w:cstheme="minorHAnsi"/>
+        </w:rPr>
+        <w:t xml:space="preserve"> a partir de las 3 predicciones</w:t>
+      </w:r>
+    </w:p>
+    <w:p>
+      <w:pPr>
+        <w:numPr>
+          <w:ilvl w:val="0"/>
+          <w:numId w:val="39"/>
+        </w:numPr>
+        <w:spacing w:after="0"/>
+        <w:rPr>
+          <w:rFonts w:ascii="Aptos" w:hAnsi="Aptos" w:cstheme="minorHAnsi"/>
+        </w:rPr>
+      </w:pPr>
+      <w:proofErr w:type="spellStart"/>
+      <w:r>
+        <w:rPr>
+          <w:rFonts w:ascii="Aptos" w:hAnsi="Aptos" w:cstheme="minorHAnsi"/>
+          <w:b/>
+          <w:bCs/>
+        </w:rPr>
+        <w:t>Feature</w:t>
+      </w:r>
+      <w:proofErr w:type="spellEnd"/>
+      <w:r>
+        <w:rPr>
+          <w:rFonts w:ascii="Aptos" w:hAnsi="Aptos" w:cstheme="minorHAnsi"/>
+          <w:b/>
+          <w:bCs/>
+        </w:rPr>
+        <w:t xml:space="preserve"> </w:t>
+      </w:r>
+      <w:proofErr w:type="spellStart"/>
+      <w:r>
+        <w:rPr>
+          <w:rFonts w:ascii="Aptos" w:hAnsi="Aptos" w:cstheme="minorHAnsi"/>
+          <w:b/>
+          <w:bCs/>
+        </w:rPr>
+        <w:t>Engineering</w:t>
+      </w:r>
+      <w:proofErr w:type="spellEnd"/>
+      <w:r>
+        <w:rPr>
+          <w:rFonts w:ascii="Aptos" w:hAnsi="Aptos" w:cstheme="minorHAnsi"/>
+          <w:b/>
+          <w:bCs/>
+        </w:rPr>
+        <w:t xml:space="preserve"> con NLP avanzado</w:t>
+      </w:r>
+      <w:r>
+        <w:rPr>
+          <w:rFonts w:ascii="Aptos" w:hAnsi="Aptos" w:cstheme="minorHAnsi"/>
+        </w:rPr>
+        <w:t>:</w:t>
+      </w:r>
+    </w:p>
+    <w:p>
+      <w:pPr>
+        <w:numPr>
+          <w:ilvl w:val="1"/>
+          <w:numId w:val="39"/>
+        </w:numPr>
+        <w:spacing w:after="0"/>
+        <w:rPr>
+          <w:rFonts w:ascii="Aptos" w:hAnsi="Aptos" w:cstheme="minorHAnsi"/>
+        </w:rPr>
+      </w:pPr>
+      <w:proofErr w:type="spellStart"/>
+      <w:r>
+        <w:rPr>
+          <w:rFonts w:ascii="Aptos" w:hAnsi="Aptos" w:cstheme="minorHAnsi"/>
+          <w:b/>
+          <w:bCs/>
+        </w:rPr>
+        <w:t>SentenceTransformer</w:t>
+      </w:r>
+      <w:proofErr w:type="spellEnd"/>
+      <w:r>
+        <w:rPr>
+          <w:rFonts w:ascii="Aptos" w:hAnsi="Aptos" w:cstheme="minorHAnsi"/>
+        </w:rPr>
+        <w:t xml:space="preserve"> para </w:t>
+      </w:r>
+      <w:proofErr w:type="spellStart"/>
+      <w:r>
+        <w:rPr>
+          <w:rFonts w:ascii="Aptos" w:hAnsi="Aptos" w:cstheme="minorHAnsi"/>
+        </w:rPr>
+        <w:t>embeddings</w:t>
+      </w:r>
+      <w:proofErr w:type="spellEnd"/>
+      <w:r>
+        <w:rPr>
+          <w:rFonts w:ascii="Aptos" w:hAnsi="Aptos" w:cstheme="minorHAnsi"/>
+        </w:rPr>
+        <w:t xml:space="preserve"> semánticos de títulos (384 dimensiones)</w:t>
+      </w:r>
+    </w:p>
+    <w:p>
+      <w:pPr>
+        <w:numPr>
+          <w:ilvl w:val="1"/>
+          <w:numId w:val="39"/>
+        </w:numPr>
+        <w:spacing w:after="0"/>
+        <w:rPr>
+          <w:rFonts w:ascii="Aptos" w:hAnsi="Aptos" w:cstheme="minorHAnsi"/>
+        </w:rPr>
+      </w:pPr>
+      <w:proofErr w:type="spellStart"/>
+      <w:r>
+        <w:rPr>
+          <w:rFonts w:ascii="Aptos" w:hAnsi="Aptos" w:cstheme="minorHAnsi"/>
+        </w:rPr>
+        <w:t>Embeddings</w:t>
+      </w:r>
+      <w:proofErr w:type="spellEnd"/>
+      <w:r>
+        <w:rPr>
+          <w:rFonts w:ascii="Aptos" w:hAnsi="Aptos" w:cstheme="minorHAnsi"/>
+        </w:rPr>
+        <w:t xml:space="preserve"> </w:t>
+      </w:r>
+      <w:proofErr w:type="spellStart"/>
+      <w:r>
+        <w:rPr>
+          <w:rFonts w:ascii="Aptos" w:hAnsi="Aptos" w:cstheme="minorHAnsi"/>
+        </w:rPr>
+        <w:t>pre-entrenados</w:t>
+      </w:r>
+      <w:proofErr w:type="spellEnd"/>
+      <w:r>
+        <w:rPr>
+          <w:rFonts w:ascii="Aptos" w:hAnsi="Aptos" w:cstheme="minorHAnsi"/>
+        </w:rPr>
+        <w:t xml:space="preserve"> con "all-MiniLM-L6-v2"</w:t>
+      </w:r>
+    </w:p>
+    <w:p>
+      <w:pPr>
+        <w:numPr>
+          <w:ilvl w:val="1"/>
+          <w:numId w:val="39"/>
+        </w:numPr>
+        <w:spacing w:after="0"/>
+        <w:rPr>
+          <w:rFonts w:ascii="Aptos" w:hAnsi="Aptos" w:cstheme="minorHAnsi"/>
+        </w:rPr>
+      </w:pPr>
+      <w:proofErr w:type="spellStart"/>
+      <w:r>
+        <w:rPr>
+          <w:rFonts w:ascii="Aptos" w:hAnsi="Aptos" w:cstheme="minorHAnsi"/>
+        </w:rPr>
+        <w:t>Sentiment</w:t>
+      </w:r>
+      <w:proofErr w:type="spellEnd"/>
+      <w:r>
+        <w:rPr>
+          <w:rFonts w:ascii="Aptos" w:hAnsi="Aptos" w:cstheme="minorHAnsi"/>
+        </w:rPr>
+        <w:t xml:space="preserve"> </w:t>
+      </w:r>
+      <w:proofErr w:type="spellStart"/>
+      <w:r>
+        <w:rPr>
+          <w:rFonts w:ascii="Aptos" w:hAnsi="Aptos" w:cstheme="minorHAnsi"/>
+        </w:rPr>
+        <w:t>analysis</w:t>
+      </w:r>
+      <w:proofErr w:type="spellEnd"/>
+      <w:r>
+        <w:rPr>
+          <w:rFonts w:ascii="Aptos" w:hAnsi="Aptos" w:cstheme="minorHAnsi"/>
+        </w:rPr>
+        <w:t xml:space="preserve"> con VADER (</w:t>
+      </w:r>
+      <w:proofErr w:type="spellStart"/>
+      <w:r>
+        <w:rPr>
+          <w:rFonts w:ascii="Aptos" w:hAnsi="Aptos" w:cstheme="minorHAnsi"/>
+        </w:rPr>
+        <w:t>compound</w:t>
+      </w:r>
+      <w:proofErr w:type="spellEnd"/>
+      <w:r>
+        <w:rPr>
+          <w:rFonts w:ascii="Aptos" w:hAnsi="Aptos" w:cstheme="minorHAnsi"/>
+        </w:rPr>
+        <w:t xml:space="preserve"> score)</w:t>
+      </w:r>
+    </w:p>
+    <w:p>
+      <w:pPr>
+        <w:numPr>
+          <w:ilvl w:val="1"/>
+          <w:numId w:val="39"/>
+        </w:numPr>
+        <w:spacing w:after="0"/>
+        <w:rPr>
+          <w:rFonts w:ascii="Aptos" w:hAnsi="Aptos" w:cstheme="minorHAnsi"/>
+        </w:rPr>
+      </w:pPr>
+      <w:proofErr w:type="spellStart"/>
+      <w:r>
+        <w:rPr>
+          <w:rFonts w:ascii="Aptos" w:hAnsi="Aptos" w:cstheme="minorHAnsi"/>
+        </w:rPr>
+        <w:t>Features</w:t>
+      </w:r>
+      <w:proofErr w:type="spellEnd"/>
+      <w:r>
+        <w:rPr>
+          <w:rFonts w:ascii="Aptos" w:hAnsi="Aptos" w:cstheme="minorHAnsi"/>
+        </w:rPr>
+        <w:t xml:space="preserve"> numéricas: duración, tags, suscriptores, día de semana</w:t>
+      </w:r>
+    </w:p>
+    <w:p>
+      <w:pPr>
+        <w:numPr>
+          <w:ilvl w:val="1"/>
+          <w:numId w:val="39"/>
+        </w:numPr>
+        <w:spacing w:after="0"/>
+        <w:rPr>
+          <w:rFonts w:ascii="Aptos" w:hAnsi="Aptos" w:cstheme="minorHAnsi"/>
+        </w:rPr>
+      </w:pPr>
+      <w:r>
+        <w:rPr>
+          <w:rFonts w:ascii="Aptos" w:hAnsi="Aptos" w:cstheme="minorHAnsi"/>
+        </w:rPr>
+        <w:t xml:space="preserve">Normalización con </w:t>
+      </w:r>
+      <w:proofErr w:type="spellStart"/>
+      <w:r>
+        <w:rPr>
+          <w:rFonts w:ascii="Aptos" w:hAnsi="Aptos" w:cstheme="minorHAnsi"/>
+        </w:rPr>
+        <w:t>StandardScaler</w:t>
+      </w:r>
+      <w:proofErr w:type="spellEnd"/>
+    </w:p>
+    <w:p>
+      <w:pPr>
+        <w:numPr>
+          <w:ilvl w:val="0"/>
+          <w:numId w:val="39"/>
+        </w:numPr>
+        <w:spacing w:after="0"/>
+        <w:rPr>
+          <w:rFonts w:ascii="Aptos" w:hAnsi="Aptos" w:cstheme="minorHAnsi"/>
+        </w:rPr>
+      </w:pPr>
+      <w:r>
+        <w:rPr>
+          <w:rFonts w:ascii="Aptos" w:hAnsi="Aptos" w:cstheme="minorHAnsi"/>
+          <w:b/>
+          <w:bCs/>
+        </w:rPr>
+        <w:lastRenderedPageBreak/>
+        <w:t>Arquitectura de red neuronal</w:t>
+      </w:r>
+      <w:r>
+        <w:rPr>
+          <w:rFonts w:ascii="Aptos" w:hAnsi="Aptos" w:cstheme="minorHAnsi"/>
+        </w:rPr>
+        <w:t>:</w:t>
+      </w:r>
+    </w:p>
+    <w:p>
+      <w:pPr>
+        <w:numPr>
+          <w:ilvl w:val="1"/>
+          <w:numId w:val="39"/>
+        </w:numPr>
+        <w:spacing w:after="0"/>
+        <w:rPr>
+          <w:rFonts w:ascii="Aptos" w:hAnsi="Aptos" w:cstheme="minorHAnsi"/>
+        </w:rPr>
+      </w:pPr>
+      <w:r>
+        <w:rPr>
+          <w:rFonts w:ascii="Aptos" w:hAnsi="Aptos" w:cstheme="minorHAnsi"/>
+        </w:rPr>
+        <w:t xml:space="preserve">Input dual: </w:t>
+      </w:r>
+      <w:proofErr w:type="spellStart"/>
+      <w:r>
+        <w:rPr>
+          <w:rFonts w:ascii="Aptos" w:hAnsi="Aptos" w:cstheme="minorHAnsi"/>
+        </w:rPr>
+        <w:t>embeddings</w:t>
+      </w:r>
+      <w:proofErr w:type="spellEnd"/>
+      <w:r>
+        <w:rPr>
+          <w:rFonts w:ascii="Aptos" w:hAnsi="Aptos" w:cstheme="minorHAnsi"/>
+        </w:rPr>
+        <w:t xml:space="preserve"> (384d) + </w:t>
+      </w:r>
+      <w:proofErr w:type="spellStart"/>
+      <w:r>
+        <w:rPr>
+          <w:rFonts w:ascii="Aptos" w:hAnsi="Aptos" w:cstheme="minorHAnsi"/>
+        </w:rPr>
+        <w:t>features</w:t>
+      </w:r>
+      <w:proofErr w:type="spellEnd"/>
+      <w:r>
+        <w:rPr>
+          <w:rFonts w:ascii="Aptos" w:hAnsi="Aptos" w:cstheme="minorHAnsi"/>
+        </w:rPr>
+        <w:t xml:space="preserve"> numéricas (8d)</w:t>
+      </w:r>
+    </w:p>
+    <w:p>
+      <w:pPr>
+        <w:numPr>
+          <w:ilvl w:val="1"/>
+          <w:numId w:val="39"/>
+        </w:numPr>
+        <w:spacing w:after="0"/>
+        <w:rPr>
+          <w:rFonts w:ascii="Aptos" w:hAnsi="Aptos" w:cstheme="minorHAnsi"/>
+        </w:rPr>
+      </w:pPr>
+      <w:r>
+        <w:rPr>
+          <w:rFonts w:ascii="Aptos" w:hAnsi="Aptos" w:cstheme="minorHAnsi"/>
+        </w:rPr>
+        <w:t xml:space="preserve">Capas densas con activación </w:t>
+      </w:r>
+      <w:proofErr w:type="spellStart"/>
+      <w:r>
+        <w:rPr>
+          <w:rFonts w:ascii="Aptos" w:hAnsi="Aptos" w:cstheme="minorHAnsi"/>
+        </w:rPr>
+        <w:t>ReLU</w:t>
+      </w:r>
+      <w:proofErr w:type="spellEnd"/>
+    </w:p>
+    <w:p>
+      <w:pPr>
+        <w:numPr>
+          <w:ilvl w:val="1"/>
+          <w:numId w:val="39"/>
+        </w:numPr>
+        <w:spacing w:after="0"/>
+        <w:rPr>
+          <w:rFonts w:ascii="Aptos" w:hAnsi="Aptos" w:cstheme="minorHAnsi"/>
+        </w:rPr>
+      </w:pPr>
+      <w:proofErr w:type="spellStart"/>
+      <w:r>
+        <w:rPr>
+          <w:rFonts w:ascii="Aptos" w:hAnsi="Aptos" w:cstheme="minorHAnsi"/>
+        </w:rPr>
+        <w:t>Dropout</w:t>
+      </w:r>
+      <w:proofErr w:type="spellEnd"/>
+      <w:r>
+        <w:rPr>
+          <w:rFonts w:ascii="Aptos" w:hAnsi="Aptos" w:cstheme="minorHAnsi"/>
+        </w:rPr>
+        <w:t xml:space="preserve"> (0.3-0.5) para regularización</w:t>
+      </w:r>
+    </w:p>
+    <w:p>
+      <w:pPr>
+        <w:numPr>
+          <w:ilvl w:val="1"/>
+          <w:numId w:val="39"/>
+        </w:numPr>
+        <w:spacing w:after="0"/>
+        <w:rPr>
+          <w:rFonts w:ascii="Aptos" w:hAnsi="Aptos" w:cstheme="minorHAnsi"/>
+        </w:rPr>
+      </w:pPr>
+      <w:proofErr w:type="spellStart"/>
+      <w:r>
+        <w:rPr>
+          <w:rFonts w:ascii="Aptos" w:hAnsi="Aptos" w:cstheme="minorHAnsi"/>
+        </w:rPr>
+        <w:t>Batch</w:t>
+      </w:r>
+      <w:proofErr w:type="spellEnd"/>
+      <w:r>
+        <w:rPr>
+          <w:rFonts w:ascii="Aptos" w:hAnsi="Aptos" w:cstheme="minorHAnsi"/>
+        </w:rPr>
+        <w:t xml:space="preserve"> </w:t>
+      </w:r>
+      <w:proofErr w:type="spellStart"/>
+      <w:r>
+        <w:rPr>
+          <w:rFonts w:ascii="Aptos" w:hAnsi="Aptos" w:cstheme="minorHAnsi"/>
+        </w:rPr>
+        <w:t>Normalization</w:t>
+      </w:r>
+      <w:proofErr w:type="spellEnd"/>
+      <w:r>
+        <w:rPr>
+          <w:rFonts w:ascii="Aptos" w:hAnsi="Aptos" w:cstheme="minorHAnsi"/>
+        </w:rPr>
+        <w:t xml:space="preserve"> entre capas</w:t>
+      </w:r>
+    </w:p>
+    <w:p>
+      <w:pPr>
+        <w:numPr>
+          <w:ilvl w:val="1"/>
+          <w:numId w:val="39"/>
+        </w:numPr>
+        <w:spacing w:after="0"/>
+        <w:rPr>
+          <w:rFonts w:ascii="Aptos" w:hAnsi="Aptos" w:cstheme="minorHAnsi"/>
+        </w:rPr>
+      </w:pPr>
+      <w:r>
+        <w:rPr>
+          <w:rFonts w:ascii="Aptos" w:hAnsi="Aptos" w:cstheme="minorHAnsi"/>
+        </w:rPr>
+        <w:t>3 outputs independientes (</w:t>
+      </w:r>
+      <w:proofErr w:type="spellStart"/>
+      <w:r>
+        <w:rPr>
+          <w:rFonts w:ascii="Aptos" w:hAnsi="Aptos" w:cstheme="minorHAnsi"/>
+        </w:rPr>
+        <w:t>views</w:t>
+      </w:r>
+      <w:proofErr w:type="spellEnd"/>
+      <w:r>
+        <w:rPr>
+          <w:rFonts w:ascii="Aptos" w:hAnsi="Aptos" w:cstheme="minorHAnsi"/>
+        </w:rPr>
+        <w:t xml:space="preserve">, </w:t>
+      </w:r>
+      <w:proofErr w:type="spellStart"/>
+      <w:r>
+        <w:rPr>
+          <w:rFonts w:ascii="Aptos" w:hAnsi="Aptos" w:cstheme="minorHAnsi"/>
+        </w:rPr>
+        <w:t>likes</w:t>
+      </w:r>
+      <w:proofErr w:type="spellEnd"/>
+      <w:r>
+        <w:rPr>
+          <w:rFonts w:ascii="Aptos" w:hAnsi="Aptos" w:cstheme="minorHAnsi"/>
+        </w:rPr>
+        <w:t xml:space="preserve">, </w:t>
+      </w:r>
+      <w:proofErr w:type="spellStart"/>
+      <w:r>
+        <w:rPr>
+          <w:rFonts w:ascii="Aptos" w:hAnsi="Aptos" w:cstheme="minorHAnsi"/>
+        </w:rPr>
+        <w:t>comments</w:t>
+      </w:r>
+      <w:proofErr w:type="spellEnd"/>
+      <w:r>
+        <w:rPr>
+          <w:rFonts w:ascii="Aptos" w:hAnsi="Aptos" w:cstheme="minorHAnsi"/>
+        </w:rPr>
+        <w:t>)</w:t>
+      </w:r>
+    </w:p>
+    <w:p>
+      <w:pPr>
+        <w:numPr>
+          <w:ilvl w:val="0"/>
+          <w:numId w:val="39"/>
+        </w:numPr>
+        <w:spacing w:after="0"/>
+        <w:rPr>
+          <w:rFonts w:ascii="Aptos" w:hAnsi="Aptos" w:cstheme="minorHAnsi"/>
+        </w:rPr>
+      </w:pPr>
+      <w:r>
+        <w:rPr>
+          <w:rFonts w:ascii="Aptos" w:hAnsi="Aptos" w:cstheme="minorHAnsi"/>
+          <w:b/>
+          <w:bCs/>
+        </w:rPr>
+        <w:t>Entrenamiento y regularización</w:t>
+      </w:r>
+      <w:r>
+        <w:rPr>
+          <w:rFonts w:ascii="Aptos" w:hAnsi="Aptos" w:cstheme="minorHAnsi"/>
+        </w:rPr>
+        <w:t>:</w:t>
+      </w:r>
+    </w:p>
+    <w:p>
+      <w:pPr>
+        <w:numPr>
+          <w:ilvl w:val="1"/>
+          <w:numId w:val="39"/>
+        </w:numPr>
+        <w:spacing w:after="0"/>
+        <w:rPr>
+          <w:rFonts w:ascii="Aptos" w:hAnsi="Aptos" w:cstheme="minorHAnsi"/>
+        </w:rPr>
+      </w:pPr>
+      <w:r>
+        <w:rPr>
+          <w:rFonts w:ascii="Aptos" w:hAnsi="Aptos" w:cstheme="minorHAnsi"/>
+        </w:rPr>
+        <w:t xml:space="preserve">Train/Val/Test </w:t>
+      </w:r>
+      <w:proofErr w:type="spellStart"/>
+      <w:r>
+        <w:rPr>
+          <w:rFonts w:ascii="Aptos" w:hAnsi="Aptos" w:cstheme="minorHAnsi"/>
+        </w:rPr>
+        <w:t>split</w:t>
+      </w:r>
+      <w:proofErr w:type="spellEnd"/>
+      <w:r>
+        <w:rPr>
+          <w:rFonts w:ascii="Aptos" w:hAnsi="Aptos" w:cstheme="minorHAnsi"/>
+        </w:rPr>
+        <w:t xml:space="preserve"> (70/15/15)</w:t>
+      </w:r>
+    </w:p>
+    <w:p>
+      <w:pPr>
+        <w:numPr>
+          <w:ilvl w:val="1"/>
+          <w:numId w:val="39"/>
+        </w:numPr>
+        <w:spacing w:after="0"/>
+        <w:rPr>
+          <w:rFonts w:ascii="Aptos" w:hAnsi="Aptos" w:cstheme="minorHAnsi"/>
+        </w:rPr>
+      </w:pPr>
+      <w:proofErr w:type="spellStart"/>
+      <w:r>
+        <w:rPr>
+          <w:rFonts w:ascii="Aptos" w:hAnsi="Aptos" w:cstheme="minorHAnsi"/>
+        </w:rPr>
+        <w:t>Early</w:t>
+      </w:r>
+      <w:proofErr w:type="spellEnd"/>
+      <w:r>
+        <w:rPr>
+          <w:rFonts w:ascii="Aptos" w:hAnsi="Aptos" w:cstheme="minorHAnsi"/>
+        </w:rPr>
+        <w:t xml:space="preserve"> </w:t>
+      </w:r>
+      <w:proofErr w:type="spellStart"/>
+      <w:r>
+        <w:rPr>
+          <w:rFonts w:ascii="Aptos" w:hAnsi="Aptos" w:cstheme="minorHAnsi"/>
+        </w:rPr>
+        <w:t>Stopping</w:t>
+      </w:r>
+      <w:proofErr w:type="spellEnd"/>
+      <w:r>
+        <w:rPr>
+          <w:rFonts w:ascii="Aptos" w:hAnsi="Aptos" w:cstheme="minorHAnsi"/>
+        </w:rPr>
+        <w:t xml:space="preserve"> (</w:t>
+      </w:r>
+      <w:proofErr w:type="spellStart"/>
+      <w:r>
+        <w:rPr>
+          <w:rFonts w:ascii="Aptos" w:hAnsi="Aptos" w:cstheme="minorHAnsi"/>
+        </w:rPr>
+        <w:t>patience</w:t>
+      </w:r>
+      <w:proofErr w:type="spellEnd"/>
+      <w:r>
+        <w:rPr>
+          <w:rFonts w:ascii="Aptos" w:hAnsi="Aptos" w:cstheme="minorHAnsi"/>
+        </w:rPr>
+        <w:t xml:space="preserve">=20 </w:t>
+      </w:r>
+      <w:proofErr w:type="spellStart"/>
+      <w:r>
+        <w:rPr>
+          <w:rFonts w:ascii="Aptos" w:hAnsi="Aptos" w:cstheme="minorHAnsi"/>
+        </w:rPr>
+        <w:t>epochs</w:t>
+      </w:r>
+      <w:proofErr w:type="spellEnd"/>
+      <w:r>
+        <w:rPr>
+          <w:rFonts w:ascii="Aptos" w:hAnsi="Aptos" w:cstheme="minorHAnsi"/>
+        </w:rPr>
+        <w:t>)</w:t>
+      </w:r>
+    </w:p>
+    <w:p>
+      <w:pPr>
+        <w:numPr>
+          <w:ilvl w:val="1"/>
+          <w:numId w:val="39"/>
+        </w:numPr>
+        <w:spacing w:after="0"/>
+        <w:rPr>
+          <w:rFonts w:ascii="Aptos" w:hAnsi="Aptos" w:cstheme="minorHAnsi"/>
+        </w:rPr>
+      </w:pPr>
+      <w:proofErr w:type="spellStart"/>
+      <w:r>
+        <w:rPr>
+          <w:rFonts w:ascii="Aptos" w:hAnsi="Aptos" w:cstheme="minorHAnsi"/>
+        </w:rPr>
+        <w:t>ReduceLROnPlateau</w:t>
+      </w:r>
+      <w:proofErr w:type="spellEnd"/>
+      <w:r>
+        <w:rPr>
+          <w:rFonts w:ascii="Aptos" w:hAnsi="Aptos" w:cstheme="minorHAnsi"/>
+        </w:rPr>
+        <w:t xml:space="preserve"> para ajuste dinámico de </w:t>
+      </w:r>
+      <w:proofErr w:type="spellStart"/>
+      <w:r>
+        <w:rPr>
+          <w:rFonts w:ascii="Aptos" w:hAnsi="Aptos" w:cstheme="minorHAnsi"/>
+        </w:rPr>
+        <w:t>learning</w:t>
+      </w:r>
+      <w:proofErr w:type="spellEnd"/>
+      <w:r>
+        <w:rPr>
+          <w:rFonts w:ascii="Aptos" w:hAnsi="Aptos" w:cstheme="minorHAnsi"/>
+        </w:rPr>
+        <w:t xml:space="preserve"> </w:t>
+      </w:r>
+      <w:proofErr w:type="spellStart"/>
+      <w:r>
+        <w:rPr>
+          <w:rFonts w:ascii="Aptos" w:hAnsi="Aptos" w:cstheme="minorHAnsi"/>
+        </w:rPr>
+        <w:t>rate</w:t>
+      </w:r>
+      <w:proofErr w:type="spellEnd"/>
+    </w:p>
+    <w:p>
+      <w:pPr>
+        <w:numPr>
+          <w:ilvl w:val="1"/>
+          <w:numId w:val="39"/>
+        </w:numPr>
+        <w:spacing w:after="0"/>
+        <w:rPr>
+          <w:rFonts w:ascii="Aptos" w:hAnsi="Aptos" w:cstheme="minorHAnsi"/>
+        </w:rPr>
+      </w:pPr>
+      <w:proofErr w:type="spellStart"/>
+      <w:r>
+        <w:rPr>
+          <w:rFonts w:ascii="Aptos" w:hAnsi="Aptos" w:cstheme="minorHAnsi"/>
+        </w:rPr>
+        <w:t>ModelCheckpoint</w:t>
+      </w:r>
+      <w:proofErr w:type="spellEnd"/>
+      <w:r>
+        <w:rPr>
+          <w:rFonts w:ascii="Aptos" w:hAnsi="Aptos" w:cstheme="minorHAnsi"/>
+        </w:rPr>
+        <w:t xml:space="preserve"> para guardar mejor modelo</w:t>
+      </w:r>
+    </w:p>
+    <w:p>
+      <w:pPr>
+        <w:numPr>
+          <w:ilvl w:val="1"/>
+          <w:numId w:val="39"/>
+        </w:numPr>
+        <w:spacing w:after="0"/>
+        <w:rPr>
+          <w:rFonts w:ascii="Aptos" w:hAnsi="Aptos" w:cstheme="minorHAnsi"/>
+        </w:rPr>
+      </w:pPr>
+      <w:r>
+        <w:rPr>
+          <w:rFonts w:ascii="Aptos" w:hAnsi="Aptos" w:cstheme="minorHAnsi"/>
+        </w:rPr>
+        <w:t>Métricas: MAE, RMSE, R², MAPE</w:t>
+      </w:r>
+    </w:p>
+    <w:p>
+      <w:pPr>
+        <w:numPr>
+          <w:ilvl w:val="0"/>
+          <w:numId w:val="39"/>
+        </w:numPr>
+        <w:spacing w:after="0"/>
+        <w:rPr>
+          <w:rFonts w:ascii="Aptos" w:hAnsi="Aptos" w:cstheme="minorHAnsi"/>
+        </w:rPr>
+      </w:pPr>
+      <w:r>
+        <w:rPr>
+          <w:rFonts w:ascii="Aptos" w:hAnsi="Aptos" w:cstheme="minorHAnsi"/>
+          <w:b/>
+          <w:bCs/>
+        </w:rPr>
+        <w:t>Validación y análisis</w:t>
+      </w:r>
+      <w:r>
+        <w:rPr>
+          <w:rFonts w:ascii="Aptos" w:hAnsi="Aptos" w:cstheme="minorHAnsi"/>
+        </w:rPr>
+        <w:t>:</w:t>
+      </w:r>
+    </w:p>
+    <w:p>
+      <w:pPr>
+        <w:numPr>
+          <w:ilvl w:val="1"/>
+          <w:numId w:val="39"/>
+        </w:numPr>
+        <w:spacing w:after="0"/>
+        <w:rPr>
+          <w:rFonts w:ascii="Aptos" w:hAnsi="Aptos" w:cstheme="minorHAnsi"/>
+        </w:rPr>
+      </w:pPr>
+      <w:r>
+        <w:rPr>
+          <w:rFonts w:ascii="Aptos" w:hAnsi="Aptos" w:cstheme="minorHAnsi"/>
+        </w:rPr>
+        <w:t xml:space="preserve">Clasificación </w:t>
+      </w:r>
+      <w:proofErr w:type="spellStart"/>
+      <w:r>
+        <w:rPr>
+          <w:rFonts w:ascii="Aptos" w:hAnsi="Aptos" w:cstheme="minorHAnsi"/>
+        </w:rPr>
+        <w:t>post-predicción</w:t>
+      </w:r>
+      <w:proofErr w:type="spellEnd"/>
+      <w:r>
+        <w:rPr>
+          <w:rFonts w:ascii="Aptos" w:hAnsi="Aptos" w:cstheme="minorHAnsi"/>
+        </w:rPr>
+        <w:t xml:space="preserve"> en 4 categorías de </w:t>
+      </w:r>
+      <w:proofErr w:type="spellStart"/>
+      <w:r>
+        <w:rPr>
+          <w:rFonts w:ascii="Aptos" w:hAnsi="Aptos" w:cstheme="minorHAnsi"/>
+        </w:rPr>
+        <w:t>engagement</w:t>
+      </w:r>
+      <w:proofErr w:type="spellEnd"/>
+    </w:p>
+    <w:p>
+      <w:pPr>
+        <w:numPr>
+          <w:ilvl w:val="1"/>
+          <w:numId w:val="39"/>
+        </w:numPr>
+        <w:spacing w:after="0"/>
+        <w:rPr>
+          <w:rFonts w:ascii="Aptos" w:hAnsi="Aptos" w:cstheme="minorHAnsi"/>
+        </w:rPr>
+      </w:pPr>
+      <w:r>
+        <w:rPr>
+          <w:rFonts w:ascii="Aptos" w:hAnsi="Aptos" w:cstheme="minorHAnsi"/>
+        </w:rPr>
+        <w:t>Matriz de confusión para evaluar clasificación</w:t>
+      </w:r>
+    </w:p>
+    <w:p>
+      <w:pPr>
+        <w:numPr>
+          <w:ilvl w:val="1"/>
+          <w:numId w:val="39"/>
+        </w:numPr>
+        <w:spacing w:after="0"/>
+        <w:rPr>
+          <w:rFonts w:ascii="Aptos" w:hAnsi="Aptos" w:cstheme="minorHAnsi"/>
+        </w:rPr>
+      </w:pPr>
+      <w:r>
+        <w:rPr>
+          <w:rFonts w:ascii="Aptos" w:hAnsi="Aptos" w:cstheme="minorHAnsi"/>
+        </w:rPr>
+        <w:t>Visualización de predicciones vs valores reales</w:t>
+      </w:r>
+    </w:p>
+    <w:p>
+      <w:pPr>
+        <w:numPr>
+          <w:ilvl w:val="1"/>
+          <w:numId w:val="39"/>
+        </w:numPr>
+        <w:spacing w:after="0"/>
+        <w:rPr>
+          <w:rFonts w:ascii="Aptos" w:hAnsi="Aptos" w:cstheme="minorHAnsi"/>
+        </w:rPr>
+      </w:pPr>
+      <w:r>
+        <w:rPr>
+          <w:rFonts w:ascii="Aptos" w:hAnsi="Aptos" w:cstheme="minorHAnsi"/>
+        </w:rPr>
+        <w:t>Guardado de modelos y métricas en JSON</w:t>
+      </w:r>
+    </w:p>
+    <w:p>
+      <w:pPr>
+        <w:rPr>
+          <w:rFonts w:ascii="Aptos" w:hAnsi="Aptos" w:cstheme="minorHAnsi"/>
+        </w:rPr>
+      </w:pPr>
+    </w:p>
+    <w:p>
+      <w:pPr>
+        <w:pStyle w:val="Ttulo3"/>
+        <w:rPr>
+          <w:rFonts w:ascii="Aptos" w:hAnsi="Aptos"/>
+        </w:rPr>
+      </w:pPr>
+      <w:bookmarkStart w:id="10" w:name="_Toc221036485"/>
+      <w:r>
+        <w:rPr>
+          <w:rFonts w:ascii="Aptos" w:hAnsi="Aptos"/>
+        </w:rPr>
+        <w:t>Modelo 1: Resumen</w:t>
+      </w:r>
+      <w:bookmarkEnd w:id="10"/>
     </w:p>
     <w:p>
       <w:pPr>
         <w:pStyle w:val="Prrafodelista"/>
         <w:numPr>
           <w:ilvl w:val="0"/>
-          <w:numId w:val="27"/>
+          <w:numId w:val="35"/>
         </w:numPr>
-        <w:rPr>
-          <w:rFonts w:ascii="Aptos" w:hAnsi="Aptos" w:cstheme="minorHAnsi"/>
-        </w:rPr>
-      </w:pPr>
-      <w:r>
-        <w:rPr>
-          <w:rFonts w:ascii="Aptos" w:hAnsi="Aptos" w:cstheme="minorHAnsi"/>
-        </w:rPr>
-        <w:t>Quitar registros que estuvieran muy fuera de rango</w:t>
-      </w:r>
-      <w:r>
-        <w:rPr>
-          <w:rFonts w:ascii="Aptos" w:hAnsi="Aptos" w:cstheme="minorHAnsi"/>
-        </w:rPr>
-        <w:t xml:space="preserve"> del engagement.</w:t>
+        <w:spacing w:after="0"/>
+        <w:rPr>
+          <w:rFonts w:ascii="Aptos" w:hAnsi="Aptos" w:cstheme="minorHAnsi"/>
+          <w:b/>
+          <w:bCs/>
+        </w:rPr>
+      </w:pPr>
+      <w:r>
+        <w:rPr>
+          <w:rFonts w:ascii="Aptos" w:hAnsi="Aptos" w:cstheme="minorHAnsi"/>
+          <w:b/>
+          <w:bCs/>
+        </w:rPr>
+        <w:t>R² casi nulos (modelo no aprende)</w:t>
       </w:r>
     </w:p>
     <w:p>
@@ -2439,389 +4365,61 @@
         <w:pStyle w:val="Prrafodelista"/>
         <w:numPr>
           <w:ilvl w:val="0"/>
-          <w:numId w:val="27"/>
+          <w:numId w:val="36"/>
         </w:numPr>
-        <w:rPr>
-          <w:rFonts w:ascii="Aptos" w:hAnsi="Aptos" w:cstheme="minorHAnsi"/>
-        </w:rPr>
-      </w:pPr>
-      <w:r>
-        <w:rPr>
-          <w:rFonts w:ascii="Aptos" w:hAnsi="Aptos" w:cstheme="minorHAnsi"/>
-        </w:rPr>
-        <w:t>Normalizar campos: Escalas muy diferenciadas, por ejemplo, numero de views</w:t>
-      </w:r>
-    </w:p>
-    <w:p>
-      <w:pPr>
-        <w:pStyle w:val="Prrafodelista"/>
-        <w:numPr>
-          <w:ilvl w:val="1"/>
-          <w:numId w:val="27"/>
-        </w:numPr>
-        <w:rPr>
-          <w:rFonts w:ascii="Aptos" w:hAnsi="Aptos" w:cstheme="minorHAnsi"/>
-        </w:rPr>
-      </w:pPr>
-      <w:r>
-        <w:rPr>
-          <w:rFonts w:ascii="Aptos" w:hAnsi="Aptos" w:cstheme="minorHAnsi"/>
-        </w:rPr>
-        <w:t xml:space="preserve">Se guarda la normalización (Media y Desviación estándar) de cada columna para saberlo a la hora de usar el modelo. </w:t>
-      </w:r>
+        <w:spacing w:after="0"/>
+        <w:rPr>
+          <w:rFonts w:ascii="Aptos" w:hAnsi="Aptos" w:cstheme="minorHAnsi"/>
+        </w:rPr>
+      </w:pPr>
+      <w:proofErr w:type="spellStart"/>
+      <w:r>
+        <w:rPr>
+          <w:rFonts w:ascii="Aptos" w:hAnsi="Aptos" w:cstheme="minorHAnsi"/>
+        </w:rPr>
+        <w:t>Views</w:t>
+      </w:r>
+      <w:proofErr w:type="spellEnd"/>
+      <w:r>
+        <w:rPr>
+          <w:rFonts w:ascii="Aptos" w:hAnsi="Aptos" w:cstheme="minorHAnsi"/>
+        </w:rPr>
+        <w:t xml:space="preserve">: R² = 0.0004 → El modelo NO explica las </w:t>
+      </w:r>
+      <w:proofErr w:type="spellStart"/>
+      <w:r>
+        <w:rPr>
+          <w:rFonts w:ascii="Aptos" w:hAnsi="Aptos" w:cstheme="minorHAnsi"/>
+        </w:rPr>
+        <w:t>views</w:t>
+      </w:r>
+      <w:proofErr w:type="spellEnd"/>
     </w:p>
     <w:p>
       <w:pPr>
         <w:pStyle w:val="Prrafodelista"/>
         <w:numPr>
           <w:ilvl w:val="0"/>
-          <w:numId w:val="27"/>
+          <w:numId w:val="36"/>
         </w:numPr>
-        <w:rPr>
-          <w:rFonts w:ascii="Aptos" w:hAnsi="Aptos" w:cstheme="minorHAnsi"/>
-        </w:rPr>
-      </w:pPr>
-      <w:r>
-        <w:rPr>
-          <w:rFonts w:ascii="Aptos" w:hAnsi="Aptos" w:cstheme="minorHAnsi"/>
-        </w:rPr>
-        <w:t>Vectorizar textos: usa la librería Sentence-BERT para capturar el significado semántico.</w:t>
-      </w:r>
-    </w:p>
-    <w:p>
-      <w:pPr>
-        <w:pStyle w:val="Prrafodelista"/>
-        <w:numPr>
-          <w:ilvl w:val="1"/>
-          <w:numId w:val="27"/>
-        </w:numPr>
-        <w:rPr>
-          <w:rFonts w:ascii="Aptos" w:hAnsi="Aptos" w:cstheme="minorHAnsi"/>
-        </w:rPr>
-      </w:pPr>
-      <w:r>
-        <w:rPr>
-          <w:rFonts w:ascii="Aptos" w:hAnsi="Aptos" w:cstheme="minorHAnsi"/>
-        </w:rPr>
-        <w:t>Análisis</w:t>
-      </w:r>
-      <w:r>
-        <w:rPr>
-          <w:rFonts w:ascii="Aptos" w:hAnsi="Aptos" w:cstheme="minorHAnsi"/>
-        </w:rPr>
-        <w:t xml:space="preserve"> del </w:t>
-      </w:r>
-      <w:r>
-        <w:rPr>
-          <w:rFonts w:ascii="Aptos" w:hAnsi="Aptos" w:cstheme="minorHAnsi"/>
-        </w:rPr>
-        <w:t>sentimiento</w:t>
-      </w:r>
-    </w:p>
-    <w:p>
-      <w:pPr>
-        <w:pStyle w:val="Prrafodelista"/>
-        <w:numPr>
-          <w:ilvl w:val="1"/>
-          <w:numId w:val="27"/>
-        </w:numPr>
-        <w:rPr>
-          <w:rFonts w:ascii="Aptos" w:hAnsi="Aptos" w:cstheme="minorHAnsi"/>
-        </w:rPr>
-      </w:pPr>
-      <w:r>
-        <w:rPr>
-          <w:rFonts w:ascii="Aptos" w:hAnsi="Aptos" w:cstheme="minorHAnsi"/>
-        </w:rPr>
-        <w:t>Conteo de emojis y hashtags</w:t>
-      </w:r>
-    </w:p>
-    <w:p>
-      <w:pPr>
-        <w:pStyle w:val="Prrafodelista"/>
-        <w:numPr>
-          <w:ilvl w:val="1"/>
-          <w:numId w:val="27"/>
-        </w:numPr>
-        <w:rPr>
-          <w:rFonts w:ascii="Aptos" w:hAnsi="Aptos" w:cstheme="minorHAnsi"/>
-        </w:rPr>
-      </w:pPr>
-      <w:r>
-        <w:rPr>
-          <w:rFonts w:ascii="Aptos" w:hAnsi="Aptos" w:cstheme="minorHAnsi"/>
-        </w:rPr>
-        <w:t>Features temporales</w:t>
-      </w:r>
-    </w:p>
-    <w:p>
-      <w:pPr>
-        <w:pStyle w:val="Prrafodelista"/>
-        <w:numPr>
-          <w:ilvl w:val="1"/>
-          <w:numId w:val="27"/>
-        </w:numPr>
-        <w:rPr>
-          <w:rFonts w:ascii="Aptos" w:hAnsi="Aptos" w:cstheme="minorHAnsi"/>
-        </w:rPr>
-      </w:pPr>
-      <w:r>
-        <w:rPr>
-          <w:rFonts w:ascii="Aptos" w:hAnsi="Aptos" w:cstheme="minorHAnsi"/>
-        </w:rPr>
-        <w:t>Transformaciones logarítmicas numéricas:</w:t>
-      </w:r>
-    </w:p>
-    <w:p>
-      <w:pPr>
-        <w:pStyle w:val="Prrafodelista"/>
-        <w:numPr>
-          <w:ilvl w:val="2"/>
-          <w:numId w:val="27"/>
-        </w:numPr>
-        <w:rPr>
-          <w:rFonts w:ascii="Aptos" w:hAnsi="Aptos" w:cstheme="minorHAnsi"/>
-        </w:rPr>
-      </w:pPr>
-      <w:r>
-        <w:rPr>
-          <w:rFonts w:ascii="Aptos" w:hAnsi="Aptos" w:cstheme="minorHAnsi"/>
-        </w:rPr>
-        <w:t>Los campos muy sesgados, además de la normalización, necesitan también una transformación logarítmica.</w:t>
-      </w:r>
-    </w:p>
-    <w:p>
-      <w:pPr>
-        <w:rPr>
-          <w:rFonts w:ascii="Aptos" w:hAnsi="Aptos" w:cstheme="minorHAnsi"/>
-        </w:rPr>
-      </w:pPr>
-    </w:p>
-    <w:p>
-      <w:pPr>
-        <w:rPr>
-          <w:rFonts w:ascii="Aptos" w:hAnsi="Aptos" w:cstheme="minorHAnsi"/>
-        </w:rPr>
-      </w:pPr>
-    </w:p>
-    <w:p>
-      <w:pPr>
-        <w:rPr>
-          <w:rFonts w:ascii="Aptos" w:hAnsi="Aptos" w:cstheme="minorHAnsi"/>
-        </w:rPr>
-      </w:pPr>
-    </w:p>
-    <w:tbl>
-      <w:tblPr>
-        <w:tblStyle w:val="Tablaconcuadrcula"/>
-        <w:tblW w:w="0" w:type="auto"/>
-        <w:tblInd w:w="2160" w:type="dxa"/>
-        <w:tblLook w:val="04A0" w:firstRow="1" w:lastRow="0" w:firstColumn="1" w:lastColumn="0" w:noHBand="0" w:noVBand="1"/>
-      </w:tblPr>
-      <w:tblGrid>
-        <w:gridCol w:w="6334"/>
-      </w:tblGrid>
-      <w:tr>
-        <w:tc>
-          <w:tcPr>
-            <w:tcW w:w="8494" w:type="dxa"/>
-          </w:tcPr>
-          <w:p>
-            <w:pPr>
-              <w:rPr>
-                <w:rFonts w:ascii="Aptos" w:hAnsi="Aptos" w:cstheme="minorHAnsi"/>
-              </w:rPr>
-            </w:pPr>
-            <w:r>
-              <w:rPr>
-                <w:rFonts w:ascii="Aptos" w:hAnsi="Aptos" w:cstheme="minorHAnsi"/>
-              </w:rPr>
-              <w:t xml:space="preserve">** </w:t>
-            </w:r>
-            <w:r>
-              <w:rPr>
-                <w:rFonts w:ascii="Aptos" w:hAnsi="Aptos" w:cstheme="minorHAnsi"/>
-                <w:b/>
-                <w:bCs/>
-              </w:rPr>
-              <w:t>view_count</w:t>
-            </w:r>
-            <w:r>
-              <w:rPr>
-                <w:rFonts w:ascii="Aptos" w:hAnsi="Aptos" w:cstheme="minorHAnsi"/>
-              </w:rPr>
-              <w:t>**</w:t>
-            </w:r>
-          </w:p>
-          <w:p>
-            <w:pPr>
-              <w:rPr>
-                <w:rFonts w:ascii="Aptos" w:hAnsi="Aptos" w:cstheme="minorHAnsi"/>
-              </w:rPr>
-            </w:pPr>
-            <w:r>
-              <w:rPr>
-                <w:rFonts w:ascii="Aptos" w:hAnsi="Aptos" w:cstheme="minorHAnsi"/>
-                <w:u w:val="single"/>
-              </w:rPr>
-              <w:t>ANTES</w:t>
-            </w:r>
-            <w:r>
-              <w:rPr>
-                <w:rFonts w:ascii="Aptos" w:hAnsi="Aptos" w:cstheme="minorHAnsi"/>
-              </w:rPr>
-              <w:t xml:space="preserve"> (distribución exponencial):</w:t>
-            </w:r>
-          </w:p>
-          <w:p>
-            <w:pPr>
-              <w:rPr>
-                <w:rFonts w:ascii="Aptos" w:hAnsi="Aptos" w:cstheme="minorHAnsi"/>
-              </w:rPr>
-            </w:pPr>
-            <w:r>
-              <w:rPr>
-                <w:rFonts w:ascii="Aptos" w:hAnsi="Aptos" w:cstheme="minorHAnsi"/>
-              </w:rPr>
-              <w:t>100, 500, 1,000, 5,000, 10,000, 100,000, 1,000,000</w:t>
-            </w:r>
-          </w:p>
-          <w:p>
-            <w:pPr>
-              <w:rPr>
-                <w:rFonts w:ascii="Aptos" w:hAnsi="Aptos" w:cstheme="minorHAnsi"/>
-              </w:rPr>
-            </w:pPr>
-            <w:r>
-              <w:rPr>
-                <w:rFonts w:ascii="Aptos" w:hAnsi="Aptos" w:cstheme="minorHAnsi"/>
-              </w:rPr>
-              <w:t>↓↓↓ log1p() ↓↓↓</w:t>
-            </w:r>
-          </w:p>
-          <w:p>
-            <w:pPr>
-              <w:rPr>
-                <w:rFonts w:ascii="Aptos" w:hAnsi="Aptos" w:cstheme="minorHAnsi"/>
-              </w:rPr>
-            </w:pPr>
-            <w:r>
-              <w:rPr>
-                <w:rFonts w:ascii="Aptos" w:hAnsi="Aptos" w:cstheme="minorHAnsi"/>
-                <w:u w:val="single"/>
-              </w:rPr>
-              <w:t>DESPUÉS</w:t>
-            </w:r>
-            <w:r>
-              <w:rPr>
-                <w:rFonts w:ascii="Aptos" w:hAnsi="Aptos" w:cstheme="minorHAnsi"/>
-              </w:rPr>
-              <w:t xml:space="preserve"> (distribución más normal):</w:t>
-            </w:r>
-          </w:p>
-          <w:p>
-            <w:pPr>
-              <w:rPr>
-                <w:rFonts w:ascii="Aptos" w:hAnsi="Aptos" w:cstheme="minorHAnsi"/>
-              </w:rPr>
-            </w:pPr>
-            <w:r>
-              <w:rPr>
-                <w:rFonts w:ascii="Aptos" w:hAnsi="Aptos" w:cstheme="minorHAnsi"/>
-              </w:rPr>
-              <w:t>4.6, 6.2, 6.9, 8.5, 9.2, 11.5, 13.8</w:t>
-            </w:r>
-          </w:p>
-          <w:p>
-            <w:pPr>
-              <w:rPr>
-                <w:rFonts w:ascii="Aptos" w:hAnsi="Aptos" w:cstheme="minorHAnsi"/>
-              </w:rPr>
-            </w:pPr>
-          </w:p>
-          <w:p>
-            <w:pPr>
-              <w:rPr>
-                <w:rFonts w:ascii="Aptos" w:hAnsi="Aptos" w:cstheme="minorHAnsi"/>
-              </w:rPr>
-            </w:pPr>
-            <w:r>
-              <w:rPr>
-                <w:rFonts w:ascii="Aptos" w:hAnsi="Aptos" w:cstheme="minorHAnsi"/>
-              </w:rPr>
-              <w:t>**</w:t>
-            </w:r>
-            <w:r>
-              <w:rPr>
-                <w:rFonts w:ascii="Aptos" w:hAnsi="Aptos" w:cstheme="minorHAnsi"/>
-                <w:b/>
-                <w:bCs/>
-              </w:rPr>
-              <w:t>Problema que resuelve</w:t>
-            </w:r>
-            <w:r>
-              <w:rPr>
-                <w:rFonts w:ascii="Aptos" w:hAnsi="Aptos" w:cstheme="minorHAnsi"/>
-              </w:rPr>
-              <w:t>**: Los valores están muy concentrados en un extremo</w:t>
-            </w:r>
-          </w:p>
-          <w:p>
-            <w:pPr>
-              <w:rPr>
-                <w:rFonts w:ascii="Aptos" w:hAnsi="Aptos" w:cstheme="minorHAnsi"/>
-              </w:rPr>
-            </w:pPr>
-            <w:r>
-              <w:rPr>
-                <w:rFonts w:ascii="Aptos" w:hAnsi="Aptos" w:cstheme="minorHAnsi"/>
-              </w:rPr>
-              <w:t>- 90% de videos: 100-10,000 views</w:t>
-            </w:r>
-          </w:p>
-          <w:p>
-            <w:pPr>
-              <w:rPr>
-                <w:rFonts w:ascii="Aptos" w:hAnsi="Aptos" w:cstheme="minorHAnsi"/>
-              </w:rPr>
-            </w:pPr>
-            <w:r>
-              <w:rPr>
-                <w:rFonts w:ascii="Aptos" w:hAnsi="Aptos" w:cstheme="minorHAnsi"/>
-              </w:rPr>
-              <w:t>- 10% de videos: 100,000-1,000,000 views</w:t>
-            </w:r>
-          </w:p>
-        </w:tc>
-      </w:tr>
-    </w:tbl>
-    <w:p>
-      <w:pPr>
-        <w:pStyle w:val="Prrafodelista"/>
-        <w:ind w:left="2160"/>
-        <w:rPr>
-          <w:rFonts w:ascii="Aptos" w:hAnsi="Aptos" w:cstheme="minorHAnsi"/>
-        </w:rPr>
-      </w:pPr>
-    </w:p>
-    <w:p>
-      <w:pPr>
-        <w:rPr>
-          <w:rFonts w:ascii="Aptos" w:hAnsi="Aptos" w:cstheme="minorHAnsi"/>
-        </w:rPr>
-      </w:pPr>
-    </w:p>
-    <w:p>
-      <w:pPr>
-        <w:rPr>
-          <w:rFonts w:ascii="Aptos" w:hAnsi="Aptos" w:cstheme="minorHAnsi"/>
-        </w:rPr>
-      </w:pPr>
-      <w:r>
-        <w:rPr>
-          <w:rFonts w:ascii="Aptos" w:hAnsi="Aptos" w:cstheme="minorHAnsi"/>
-        </w:rPr>
-        <w:t>Una vez los datos los tenemos que quieremos, vamos a dividir el dataset en</w:t>
+        <w:spacing w:after="0"/>
+        <w:rPr>
+          <w:rFonts w:ascii="Aptos" w:hAnsi="Aptos" w:cstheme="minorHAnsi"/>
+        </w:rPr>
+      </w:pPr>
+      <w:proofErr w:type="spellStart"/>
+      <w:r>
+        <w:rPr>
+          <w:rFonts w:ascii="Aptos" w:hAnsi="Aptos" w:cstheme="minorHAnsi"/>
+        </w:rPr>
+        <w:t>Likes</w:t>
+      </w:r>
+      <w:proofErr w:type="spellEnd"/>
+      <w:r>
+        <w:rPr>
+          <w:rFonts w:ascii="Aptos" w:hAnsi="Aptos" w:cstheme="minorHAnsi"/>
+        </w:rPr>
+        <w:t>: R² = 0.008 → Apenas explica el 0.8%</w:t>
       </w:r>
     </w:p>
     <w:p>
@@ -2829,29 +4427,26 @@
         <w:pStyle w:val="Prrafodelista"/>
         <w:numPr>
           <w:ilvl w:val="0"/>
-          <w:numId w:val="27"/>
+          <w:numId w:val="36"/>
         </w:numPr>
-        <w:rPr>
-          <w:rFonts w:ascii="Aptos" w:hAnsi="Aptos" w:cstheme="minorHAnsi"/>
-        </w:rPr>
-      </w:pPr>
-      <w:r>
-        <w:rPr>
-          <w:rFonts w:ascii="Aptos" w:hAnsi="Aptos" w:cstheme="minorHAnsi"/>
-        </w:rPr>
-        <w:t xml:space="preserve">70%  </w:t>
-      </w:r>
-      <w:r>
-        <w:rPr>
-          <w:rFonts w:ascii="Aptos" w:hAnsi="Aptos" w:cstheme="minorHAnsi"/>
-        </w:rPr>
-        <w:t>E</w:t>
-      </w:r>
-      <w:r>
-        <w:rPr>
-          <w:rFonts w:ascii="Aptos" w:hAnsi="Aptos" w:cstheme="minorHAnsi"/>
-        </w:rPr>
-        <w:t>ntrenamiento</w:t>
+        <w:spacing w:after="0"/>
+        <w:rPr>
+          <w:rFonts w:ascii="Aptos" w:hAnsi="Aptos" w:cstheme="minorHAnsi"/>
+        </w:rPr>
+      </w:pPr>
+      <w:proofErr w:type="spellStart"/>
+      <w:r>
+        <w:rPr>
+          <w:rFonts w:ascii="Aptos" w:hAnsi="Aptos" w:cstheme="minorHAnsi"/>
+        </w:rPr>
+        <w:t>Comments</w:t>
+      </w:r>
+      <w:proofErr w:type="spellEnd"/>
+      <w:r>
+        <w:rPr>
+          <w:rFonts w:ascii="Aptos" w:hAnsi="Aptos" w:cstheme="minorHAnsi"/>
+        </w:rPr>
+        <w:t>: R² = 0.028 → Solo 2.8% de varianza explicada</w:t>
       </w:r>
     </w:p>
     <w:p>
@@ -2859,319 +4454,2446 @@
         <w:pStyle w:val="Prrafodelista"/>
         <w:numPr>
           <w:ilvl w:val="0"/>
-          <w:numId w:val="27"/>
+          <w:numId w:val="36"/>
         </w:numPr>
-        <w:rPr>
-          <w:rFonts w:ascii="Aptos" w:hAnsi="Aptos" w:cstheme="minorHAnsi"/>
-        </w:rPr>
-      </w:pPr>
-      <w:r>
-        <w:rPr>
-          <w:rFonts w:ascii="Aptos" w:hAnsi="Aptos" w:cstheme="minorHAnsi"/>
-        </w:rPr>
-        <w:t>15% Validación: detectar si el modelo esta “memorizando” en vez de “aprendiendo”</w:t>
-      </w:r>
-    </w:p>
-    <w:p>
-      <w:pPr>
-        <w:pStyle w:val="Prrafodelista"/>
-        <w:numPr>
-          <w:ilvl w:val="1"/>
-          <w:numId w:val="27"/>
-        </w:numPr>
-        <w:rPr>
-          <w:rFonts w:ascii="Aptos" w:hAnsi="Aptos" w:cstheme="minorHAnsi"/>
-          <w:b/>
-          <w:bCs/>
-        </w:rPr>
-      </w:pPr>
-      <w:r>
-        <w:rPr>
-          <w:rFonts w:ascii="Aptos" w:hAnsi="Aptos" w:cstheme="minorHAnsi"/>
-          <w:b/>
-          <w:bCs/>
-        </w:rPr>
-        <w:t xml:space="preserve">Tasa de aprendizaje: </w:t>
-      </w:r>
-    </w:p>
-    <w:p>
-      <w:pPr>
-        <w:pStyle w:val="Prrafodelista"/>
-        <w:numPr>
-          <w:ilvl w:val="2"/>
-          <w:numId w:val="27"/>
-        </w:numPr>
-        <w:ind w:right="-285"/>
-        <w:rPr>
-          <w:rFonts w:ascii="Aptos" w:hAnsi="Aptos" w:cstheme="minorHAnsi"/>
-        </w:rPr>
-      </w:pPr>
-      <w:r>
-        <w:rPr>
-          <w:rFonts w:ascii="Aptos" w:hAnsi="Aptos" w:cstheme="minorHAnsi"/>
-          <w:i/>
-          <w:iCs/>
-        </w:rPr>
-        <w:t>optimizer</w:t>
-      </w:r>
-      <w:r>
-        <w:rPr>
-          <w:rFonts w:ascii="Aptos" w:hAnsi="Aptos" w:cstheme="minorHAnsi"/>
-        </w:rPr>
-        <w:t>=Adam(learning_rate=0.001)</w:t>
-      </w:r>
-    </w:p>
-    <w:p>
-      <w:pPr>
-        <w:pStyle w:val="Prrafodelista"/>
-        <w:numPr>
-          <w:ilvl w:val="2"/>
-          <w:numId w:val="27"/>
-        </w:numPr>
-        <w:rPr>
-          <w:rFonts w:ascii="Aptos" w:hAnsi="Aptos" w:cstheme="minorHAnsi"/>
-        </w:rPr>
-      </w:pPr>
-      <w:r>
-        <w:rPr>
-          <w:rFonts w:ascii="Aptos" w:hAnsi="Aptos" w:cstheme="minorHAnsi"/>
-        </w:rPr>
-        <w:t>Ejemplo:</w:t>
-      </w:r>
-    </w:p>
-    <w:p>
-      <w:pPr>
-        <w:pStyle w:val="Prrafodelista"/>
-        <w:numPr>
-          <w:ilvl w:val="3"/>
-          <w:numId w:val="27"/>
-        </w:numPr>
-        <w:rPr>
-          <w:rFonts w:ascii="Aptos" w:hAnsi="Aptos" w:cstheme="minorHAnsi"/>
-        </w:rPr>
-      </w:pPr>
-      <w:r>
-        <w:rPr>
-          <w:rFonts w:ascii="Aptos" w:hAnsi="Aptos" w:cstheme="minorHAnsi"/>
-        </w:rPr>
-        <w:t>learning_rate = 0.1 → Aprende RÁPIDO pero inestable</w:t>
-      </w:r>
-    </w:p>
-    <w:p>
-      <w:pPr>
-        <w:pStyle w:val="Prrafodelista"/>
-        <w:numPr>
-          <w:ilvl w:val="3"/>
-          <w:numId w:val="27"/>
-        </w:numPr>
-        <w:rPr>
-          <w:rFonts w:ascii="Aptos" w:hAnsi="Aptos" w:cstheme="minorHAnsi"/>
-        </w:rPr>
-      </w:pPr>
-      <w:r>
-        <w:rPr>
-          <w:rFonts w:ascii="Aptos" w:hAnsi="Aptos" w:cstheme="minorHAnsi"/>
-        </w:rPr>
-        <w:t xml:space="preserve">learning_rate = 0.001 → Aprende LENTO pero estable </w:t>
-      </w:r>
-      <w:r>
-        <w:rPr>
-          <w:rFonts w:ascii="Segoe UI Emoji" w:hAnsi="Segoe UI Emoji" w:cs="Segoe UI Emoji"/>
-        </w:rPr>
-        <w:t>✅</w:t>
-      </w:r>
-    </w:p>
-    <w:p>
-      <w:pPr>
-        <w:pStyle w:val="Prrafodelista"/>
-        <w:numPr>
-          <w:ilvl w:val="3"/>
-          <w:numId w:val="27"/>
-        </w:numPr>
-        <w:ind w:right="-710"/>
-        <w:rPr>
-          <w:rFonts w:ascii="Aptos" w:hAnsi="Aptos" w:cstheme="minorHAnsi"/>
-        </w:rPr>
-      </w:pPr>
-      <w:r>
-        <w:rPr>
-          <w:rFonts w:ascii="Aptos" w:hAnsi="Aptos" w:cstheme="minorHAnsi"/>
-        </w:rPr>
-        <w:t>learning_rate = 0.00001 → Aprende MUY LENTO (puede estancarse)</w:t>
-      </w:r>
-    </w:p>
-    <w:p>
-      <w:pPr>
-        <w:pStyle w:val="Prrafodelista"/>
-        <w:numPr>
-          <w:ilvl w:val="1"/>
-          <w:numId w:val="27"/>
-        </w:numPr>
-        <w:ind w:right="-710"/>
-        <w:rPr>
-          <w:rFonts w:ascii="Aptos" w:hAnsi="Aptos" w:cstheme="minorHAnsi"/>
-          <w:b/>
-          <w:bCs/>
-        </w:rPr>
-      </w:pPr>
-      <w:r>
-        <w:rPr>
-          <w:rFonts w:ascii="Aptos" w:hAnsi="Aptos" w:cstheme="minorHAnsi"/>
-          <w:b/>
-          <w:bCs/>
-        </w:rPr>
-        <w:t>Dropout</w:t>
-      </w:r>
-      <w:r>
-        <w:rPr>
-          <w:rFonts w:ascii="Aptos" w:hAnsi="Aptos" w:cstheme="minorHAnsi"/>
-          <w:b/>
-          <w:bCs/>
-        </w:rPr>
-        <w:t>:</w:t>
-      </w:r>
-    </w:p>
-    <w:p>
-      <w:pPr>
-        <w:pStyle w:val="Prrafodelista"/>
-        <w:numPr>
-          <w:ilvl w:val="2"/>
-          <w:numId w:val="27"/>
-        </w:numPr>
-        <w:ind w:right="-710"/>
-        <w:rPr>
-          <w:rFonts w:ascii="Aptos" w:hAnsi="Aptos" w:cstheme="minorHAnsi"/>
-        </w:rPr>
-      </w:pPr>
-      <w:r>
-        <w:rPr>
-          <w:rFonts w:ascii="Aptos" w:hAnsi="Aptos" w:cstheme="minorHAnsi"/>
-        </w:rPr>
-        <w:t>Una forma de “apagar neuronas” aleatoreamente</w:t>
-      </w:r>
-      <w:r>
-        <w:rPr>
-          <w:rFonts w:ascii="Aptos" w:hAnsi="Aptos" w:cstheme="minorHAnsi"/>
-        </w:rPr>
-        <w:t>. Se usa para evitar que memorice</w:t>
-      </w:r>
-      <w:r>
-        <w:rPr>
-          <w:rFonts w:ascii="Aptos" w:hAnsi="Aptos" w:cstheme="minorHAnsi"/>
-        </w:rPr>
-        <w:t>,</w:t>
-      </w:r>
-      <w:r>
-        <w:rPr>
-          <w:rFonts w:ascii="Aptos" w:hAnsi="Aptos" w:cstheme="minorHAnsi"/>
-        </w:rPr>
-        <w:t xml:space="preserve"> y aprenda los conceptos.</w:t>
-      </w:r>
-    </w:p>
-    <w:p>
-      <w:pPr>
-        <w:pStyle w:val="Prrafodelista"/>
-        <w:ind w:left="2160" w:right="-710"/>
-        <w:rPr>
-          <w:rFonts w:ascii="Aptos" w:hAnsi="Aptos" w:cstheme="minorHAnsi"/>
-        </w:rPr>
-      </w:pPr>
-      <w:r>
-        <w:rPr>
-          <w:rFonts w:ascii="Aptos" w:hAnsi="Aptos" w:cstheme="minorHAnsi"/>
-        </w:rPr>
-        <w:t>x = layers.Dense(256, activation='relu')(inputs)</w:t>
-      </w:r>
-    </w:p>
-    <w:p>
-      <w:pPr>
-        <w:pStyle w:val="Prrafodelista"/>
-        <w:ind w:left="2160" w:right="-710"/>
-        <w:rPr>
-          <w:rFonts w:ascii="Aptos" w:hAnsi="Aptos" w:cstheme="minorHAnsi"/>
-        </w:rPr>
-      </w:pPr>
-      <w:r>
-        <w:rPr>
-          <w:rFonts w:ascii="Aptos" w:hAnsi="Aptos" w:cstheme="minorHAnsi"/>
-        </w:rPr>
-        <w:t>x = layers.Dropout(0.3)(x)  # ← 30% de las 256 neuronas se "apagan"</w:t>
-      </w:r>
-    </w:p>
-    <w:p>
-      <w:pPr>
-        <w:pStyle w:val="Prrafodelista"/>
-        <w:ind w:left="2160" w:right="-710"/>
-        <w:rPr>
-          <w:rFonts w:ascii="Aptos" w:hAnsi="Aptos" w:cstheme="minorHAnsi"/>
-        </w:rPr>
-      </w:pPr>
-    </w:p>
-    <w:p>
-      <w:pPr>
-        <w:pStyle w:val="Prrafodelista"/>
-        <w:numPr>
-          <w:ilvl w:val="1"/>
-          <w:numId w:val="27"/>
-        </w:numPr>
-        <w:ind w:right="-710"/>
-        <w:rPr>
-          <w:rFonts w:ascii="Aptos" w:hAnsi="Aptos" w:cstheme="minorHAnsi"/>
-          <w:b/>
-          <w:bCs/>
-        </w:rPr>
-      </w:pPr>
-      <w:r>
-        <w:rPr>
-          <w:rFonts w:ascii="Aptos" w:hAnsi="Aptos" w:cstheme="minorHAnsi"/>
-          <w:b/>
-          <w:bCs/>
-        </w:rPr>
-        <w:t>Early stoppoing</w:t>
-      </w:r>
-    </w:p>
-    <w:p>
-      <w:pPr>
-        <w:pStyle w:val="Prrafodelista"/>
-        <w:numPr>
-          <w:ilvl w:val="2"/>
-          <w:numId w:val="27"/>
-        </w:numPr>
-        <w:ind w:right="-710"/>
-        <w:rPr>
-          <w:rFonts w:ascii="Aptos" w:hAnsi="Aptos" w:cstheme="minorHAnsi"/>
-        </w:rPr>
-      </w:pPr>
-      <w:r>
-        <w:rPr>
-          <w:rFonts w:ascii="Aptos" w:hAnsi="Aptos" w:cstheme="minorHAnsi"/>
-        </w:rPr>
-        <w:t>Detiene el entrenamiento cuando deja de mejorar</w:t>
-      </w:r>
-      <w:r>
-        <w:rPr>
-          <w:rFonts w:ascii="Aptos" w:hAnsi="Aptos" w:cstheme="minorHAnsi"/>
-        </w:rPr>
-        <w:t>, para evitar overfitting y encontrar mejor modelo.</w:t>
-      </w:r>
+        <w:spacing w:after="0"/>
+        <w:rPr>
+          <w:rFonts w:ascii="Aptos" w:hAnsi="Aptos" w:cstheme="minorHAnsi"/>
+        </w:rPr>
+      </w:pPr>
+      <w:r>
+        <w:rPr>
+          <w:rFonts w:ascii="Aptos" w:hAnsi="Aptos" w:cstheme="minorHAnsi"/>
+        </w:rPr>
+        <w:t>Un R² cercano a 0 significa que el modelo predice tan mal como simplemente usar la media.</w:t>
+      </w:r>
+    </w:p>
+    <w:p>
+      <w:pPr>
+        <w:spacing w:after="0"/>
+        <w:rPr>
+          <w:rFonts w:ascii="Aptos" w:hAnsi="Aptos" w:cstheme="minorHAnsi"/>
+        </w:rPr>
+      </w:pPr>
     </w:p>
     <w:p>
       <w:pPr>
         <w:pStyle w:val="Prrafodelista"/>
         <w:numPr>
           <w:ilvl w:val="0"/>
-          <w:numId w:val="27"/>
+          <w:numId w:val="35"/>
         </w:numPr>
-        <w:rPr>
-          <w:rFonts w:ascii="Aptos" w:hAnsi="Aptos" w:cstheme="minorHAnsi"/>
-        </w:rPr>
-      </w:pPr>
-      <w:r>
-        <w:rPr>
-          <w:rFonts w:ascii="Aptos" w:hAnsi="Aptos" w:cstheme="minorHAnsi"/>
-        </w:rPr>
-        <w:t>15% Prueba: al final de todo, se usa para evaluar el modelo su eficiencia</w:t>
-      </w:r>
+        <w:spacing w:after="0"/>
+        <w:rPr>
+          <w:rFonts w:ascii="Aptos" w:hAnsi="Aptos" w:cstheme="minorHAnsi"/>
+          <w:b/>
+          <w:bCs/>
+        </w:rPr>
+      </w:pPr>
+      <w:r>
+        <w:rPr>
+          <w:rFonts w:ascii="Aptos" w:hAnsi="Aptos" w:cstheme="minorHAnsi"/>
+          <w:b/>
+          <w:bCs/>
+        </w:rPr>
+        <w:t>MAPE extremadamente alto</w:t>
+      </w:r>
+    </w:p>
+    <w:p>
+      <w:pPr>
+        <w:pStyle w:val="Prrafodelista"/>
+        <w:numPr>
+          <w:ilvl w:val="0"/>
+          <w:numId w:val="37"/>
+        </w:numPr>
+        <w:spacing w:after="0"/>
+        <w:rPr>
+          <w:rFonts w:ascii="Aptos" w:hAnsi="Aptos" w:cstheme="minorHAnsi"/>
+        </w:rPr>
+      </w:pPr>
+      <w:proofErr w:type="spellStart"/>
+      <w:r>
+        <w:rPr>
+          <w:rFonts w:ascii="Aptos" w:hAnsi="Aptos" w:cstheme="minorHAnsi"/>
+        </w:rPr>
+        <w:t>Views</w:t>
+      </w:r>
+      <w:proofErr w:type="spellEnd"/>
+      <w:r>
+        <w:rPr>
+          <w:rFonts w:ascii="Aptos" w:hAnsi="Aptos" w:cstheme="minorHAnsi"/>
+        </w:rPr>
+        <w:t>: 249% de error</w:t>
+      </w:r>
+    </w:p>
+    <w:p>
+      <w:pPr>
+        <w:pStyle w:val="Prrafodelista"/>
+        <w:numPr>
+          <w:ilvl w:val="0"/>
+          <w:numId w:val="37"/>
+        </w:numPr>
+        <w:spacing w:after="0"/>
+        <w:rPr>
+          <w:rFonts w:ascii="Aptos" w:hAnsi="Aptos" w:cstheme="minorHAnsi"/>
+        </w:rPr>
+      </w:pPr>
+      <w:proofErr w:type="spellStart"/>
+      <w:r>
+        <w:rPr>
+          <w:rFonts w:ascii="Aptos" w:hAnsi="Aptos" w:cstheme="minorHAnsi"/>
+        </w:rPr>
+        <w:t>Likes</w:t>
+      </w:r>
+      <w:proofErr w:type="spellEnd"/>
+      <w:r>
+        <w:rPr>
+          <w:rFonts w:ascii="Aptos" w:hAnsi="Aptos" w:cstheme="minorHAnsi"/>
+        </w:rPr>
+        <w:t>: 234% de error</w:t>
+      </w:r>
+    </w:p>
+    <w:p>
+      <w:pPr>
+        <w:pStyle w:val="Prrafodelista"/>
+        <w:numPr>
+          <w:ilvl w:val="0"/>
+          <w:numId w:val="37"/>
+        </w:numPr>
+        <w:spacing w:after="0"/>
+        <w:rPr>
+          <w:rFonts w:ascii="Aptos" w:hAnsi="Aptos" w:cstheme="minorHAnsi"/>
+        </w:rPr>
+      </w:pPr>
+      <w:proofErr w:type="spellStart"/>
+      <w:r>
+        <w:rPr>
+          <w:rFonts w:ascii="Aptos" w:hAnsi="Aptos" w:cstheme="minorHAnsi"/>
+        </w:rPr>
+        <w:t>Comments</w:t>
+      </w:r>
+      <w:proofErr w:type="spellEnd"/>
+      <w:r>
+        <w:rPr>
+          <w:rFonts w:ascii="Aptos" w:hAnsi="Aptos" w:cstheme="minorHAnsi"/>
+        </w:rPr>
+        <w:t>: 69% de error</w:t>
+      </w:r>
+    </w:p>
+    <w:p>
+      <w:pPr>
+        <w:pStyle w:val="Prrafodelista"/>
+        <w:numPr>
+          <w:ilvl w:val="0"/>
+          <w:numId w:val="37"/>
+        </w:numPr>
+        <w:spacing w:after="0"/>
+        <w:rPr>
+          <w:rFonts w:ascii="Aptos" w:hAnsi="Aptos" w:cstheme="minorHAnsi"/>
+        </w:rPr>
+      </w:pPr>
+      <w:r>
+        <w:rPr>
+          <w:rFonts w:ascii="Aptos" w:hAnsi="Aptos" w:cstheme="minorHAnsi"/>
+        </w:rPr>
+        <w:t>Esto indica que las predicciones están muy desviadas de los valores reales.</w:t>
+      </w:r>
+    </w:p>
+    <w:p>
+      <w:pPr>
+        <w:spacing w:after="0"/>
+        <w:rPr>
+          <w:rFonts w:ascii="Aptos" w:hAnsi="Aptos" w:cstheme="minorHAnsi"/>
+        </w:rPr>
+      </w:pPr>
+    </w:p>
+    <w:p>
+      <w:pPr>
+        <w:pStyle w:val="Prrafodelista"/>
+        <w:numPr>
+          <w:ilvl w:val="0"/>
+          <w:numId w:val="35"/>
+        </w:numPr>
+        <w:spacing w:after="0"/>
+        <w:rPr>
+          <w:rFonts w:ascii="Aptos" w:hAnsi="Aptos" w:cstheme="minorHAnsi"/>
+          <w:b/>
+          <w:bCs/>
+        </w:rPr>
+      </w:pPr>
+      <w:r>
+        <w:rPr>
+          <w:rFonts w:ascii="Aptos" w:hAnsi="Aptos" w:cstheme="minorHAnsi"/>
+          <w:b/>
+          <w:bCs/>
+        </w:rPr>
+        <w:t xml:space="preserve">Clasificación de </w:t>
+      </w:r>
+      <w:proofErr w:type="spellStart"/>
+      <w:r>
+        <w:rPr>
+          <w:rFonts w:ascii="Aptos" w:hAnsi="Aptos" w:cstheme="minorHAnsi"/>
+          <w:b/>
+          <w:bCs/>
+        </w:rPr>
+        <w:t>engagement</w:t>
+      </w:r>
+      <w:proofErr w:type="spellEnd"/>
+      <w:r>
+        <w:rPr>
+          <w:rFonts w:ascii="Aptos" w:hAnsi="Aptos" w:cstheme="minorHAnsi"/>
+          <w:b/>
+          <w:bCs/>
+        </w:rPr>
+        <w:t xml:space="preserve"> muy pobre</w:t>
+      </w:r>
+    </w:p>
+    <w:p>
+      <w:pPr>
+        <w:pStyle w:val="Prrafodelista"/>
+        <w:numPr>
+          <w:ilvl w:val="0"/>
+          <w:numId w:val="38"/>
+        </w:numPr>
+        <w:spacing w:after="0"/>
+        <w:rPr>
+          <w:rFonts w:ascii="Aptos" w:hAnsi="Aptos" w:cstheme="minorHAnsi"/>
+        </w:rPr>
+      </w:pPr>
+      <w:proofErr w:type="spellStart"/>
+      <w:r>
+        <w:rPr>
+          <w:rFonts w:ascii="Aptos" w:hAnsi="Aptos" w:cstheme="minorHAnsi"/>
+        </w:rPr>
+        <w:t>Accuracy</w:t>
+      </w:r>
+      <w:proofErr w:type="spellEnd"/>
+      <w:r>
+        <w:rPr>
+          <w:rFonts w:ascii="Aptos" w:hAnsi="Aptos" w:cstheme="minorHAnsi"/>
+        </w:rPr>
+        <w:t>: 30% (peor que adivinar al azar con 4 clases = 25%)</w:t>
+      </w:r>
+    </w:p>
+    <w:p>
+      <w:pPr>
+        <w:pStyle w:val="Prrafodelista"/>
+        <w:numPr>
+          <w:ilvl w:val="0"/>
+          <w:numId w:val="38"/>
+        </w:numPr>
+        <w:spacing w:after="0"/>
+        <w:rPr>
+          <w:rFonts w:ascii="Aptos" w:hAnsi="Aptos" w:cstheme="minorHAnsi"/>
+        </w:rPr>
+      </w:pPr>
+      <w:r>
+        <w:rPr>
+          <w:rFonts w:ascii="Aptos" w:hAnsi="Aptos" w:cstheme="minorHAnsi"/>
+        </w:rPr>
+        <w:t xml:space="preserve">Solo clasifica bien "Pasable </w:t>
+      </w:r>
+      <w:r>
+        <w:rPr>
+          <w:rFonts w:ascii="Segoe UI Emoji" w:hAnsi="Segoe UI Emoji" w:cs="Segoe UI Emoji"/>
+        </w:rPr>
+        <w:t>😐</w:t>
+      </w:r>
+      <w:r>
+        <w:rPr>
+          <w:rFonts w:ascii="Aptos" w:hAnsi="Aptos" w:cstheme="minorHAnsi"/>
+        </w:rPr>
+        <w:t>" (</w:t>
+      </w:r>
+      <w:proofErr w:type="spellStart"/>
+      <w:r>
+        <w:rPr>
+          <w:rFonts w:ascii="Aptos" w:hAnsi="Aptos" w:cstheme="minorHAnsi"/>
+        </w:rPr>
+        <w:t>precision</w:t>
+      </w:r>
+      <w:proofErr w:type="spellEnd"/>
+      <w:r>
+        <w:rPr>
+          <w:rFonts w:ascii="Aptos" w:hAnsi="Aptos" w:cstheme="minorHAnsi"/>
+        </w:rPr>
+        <w:t xml:space="preserve"> 72%, pero </w:t>
+      </w:r>
+      <w:proofErr w:type="spellStart"/>
+      <w:r>
+        <w:rPr>
+          <w:rFonts w:ascii="Aptos" w:hAnsi="Aptos" w:cstheme="minorHAnsi"/>
+        </w:rPr>
+        <w:t>recall</w:t>
+      </w:r>
+      <w:proofErr w:type="spellEnd"/>
+      <w:r>
+        <w:rPr>
+          <w:rFonts w:ascii="Aptos" w:hAnsi="Aptos" w:cstheme="minorHAnsi"/>
+        </w:rPr>
+        <w:t xml:space="preserve"> 22%)</w:t>
+      </w:r>
+    </w:p>
+    <w:p>
+      <w:pPr>
+        <w:pStyle w:val="Prrafodelista"/>
+        <w:numPr>
+          <w:ilvl w:val="0"/>
+          <w:numId w:val="38"/>
+        </w:numPr>
+        <w:spacing w:after="0"/>
+        <w:rPr>
+          <w:rFonts w:ascii="Aptos" w:hAnsi="Aptos" w:cstheme="minorHAnsi"/>
+        </w:rPr>
+      </w:pPr>
+      <w:r>
+        <w:rPr>
+          <w:rFonts w:ascii="Aptos" w:hAnsi="Aptos" w:cstheme="minorHAnsi"/>
+        </w:rPr>
+        <w:t>Confunde mucho entre categorías (matriz de confusión muy dispersa)</w:t>
+      </w:r>
+    </w:p>
+    <w:p>
+      <w:pPr>
+        <w:spacing w:after="0"/>
+        <w:rPr>
+          <w:rFonts w:ascii="Aptos" w:hAnsi="Aptos" w:cstheme="minorHAnsi"/>
+        </w:rPr>
+      </w:pPr>
+    </w:p>
+    <w:p>
+      <w:pPr>
+        <w:spacing w:after="0"/>
+        <w:rPr>
+          <w:rFonts w:ascii="Aptos" w:hAnsi="Aptos" w:cstheme="minorHAnsi"/>
+        </w:rPr>
+      </w:pPr>
+    </w:p>
+    <w:p>
+      <w:pPr>
+        <w:spacing w:after="0"/>
+        <w:rPr>
+          <w:rFonts w:ascii="Aptos" w:hAnsi="Aptos" w:cstheme="minorHAnsi"/>
+        </w:rPr>
+      </w:pPr>
+    </w:p>
+    <w:p>
+      <w:pPr>
+        <w:spacing w:after="0"/>
+        <w:rPr>
+          <w:rFonts w:ascii="Aptos" w:hAnsi="Aptos" w:cstheme="minorHAnsi"/>
+        </w:rPr>
+      </w:pPr>
+    </w:p>
+    <w:p>
+      <w:pPr>
+        <w:pStyle w:val="Ttulo3"/>
+        <w:rPr>
+          <w:rFonts w:ascii="Aptos" w:hAnsi="Aptos"/>
+        </w:rPr>
+      </w:pPr>
+      <w:bookmarkStart w:id="11" w:name="_Toc221036486"/>
+      <w:r>
+        <w:rPr>
+          <w:rFonts w:ascii="Aptos" w:hAnsi="Aptos"/>
+        </w:rPr>
+        <w:t xml:space="preserve">Modelo 2: </w:t>
+      </w:r>
+      <w:proofErr w:type="spellStart"/>
+      <w:r>
+        <w:rPr>
+          <w:rFonts w:ascii="Aptos" w:hAnsi="Aptos"/>
+        </w:rPr>
+        <w:t>XGBoost</w:t>
+      </w:r>
+      <w:proofErr w:type="spellEnd"/>
+      <w:r>
+        <w:rPr>
+          <w:rFonts w:ascii="Aptos" w:hAnsi="Aptos"/>
+        </w:rPr>
+        <w:t xml:space="preserve"> + </w:t>
+      </w:r>
+      <w:proofErr w:type="spellStart"/>
+      <w:r>
+        <w:rPr>
+          <w:rFonts w:ascii="Aptos" w:hAnsi="Aptos"/>
+        </w:rPr>
+        <w:t>LightGBM</w:t>
+      </w:r>
+      <w:bookmarkEnd w:id="11"/>
+      <w:proofErr w:type="spellEnd"/>
+    </w:p>
+    <w:p>
+      <w:pPr>
+        <w:spacing w:after="0"/>
+        <w:rPr>
+          <w:rFonts w:ascii="Aptos" w:hAnsi="Aptos" w:cstheme="minorHAnsi"/>
+        </w:rPr>
+      </w:pPr>
+    </w:p>
+    <w:p>
+      <w:pPr>
+        <w:spacing w:after="0"/>
+        <w:rPr>
+          <w:rFonts w:ascii="Aptos" w:hAnsi="Aptos" w:cstheme="minorHAnsi"/>
+        </w:rPr>
+      </w:pPr>
+      <w:r>
+        <w:rPr>
+          <w:rFonts w:ascii="Aptos" w:hAnsi="Aptos" w:cstheme="minorHAnsi"/>
+        </w:rPr>
+        <w:t>Diferencias clave</w:t>
+      </w:r>
+      <w:r>
+        <w:rPr>
+          <w:rFonts w:ascii="Aptos" w:hAnsi="Aptos" w:cstheme="minorHAnsi"/>
+        </w:rPr>
+        <w:t>:</w:t>
+      </w:r>
+    </w:p>
+    <w:p>
+      <w:pPr>
+        <w:spacing w:after="0"/>
+        <w:rPr>
+          <w:rFonts w:ascii="Aptos" w:hAnsi="Aptos" w:cstheme="minorHAnsi"/>
+        </w:rPr>
+      </w:pPr>
+    </w:p>
+    <w:p>
+      <w:pPr>
+        <w:pStyle w:val="Prrafodelista"/>
+        <w:numPr>
+          <w:ilvl w:val="0"/>
+          <w:numId w:val="30"/>
+        </w:numPr>
+        <w:spacing w:after="0"/>
+        <w:rPr>
+          <w:rFonts w:ascii="Aptos" w:hAnsi="Aptos" w:cstheme="minorHAnsi"/>
+          <w:b/>
+          <w:bCs/>
+        </w:rPr>
+      </w:pPr>
+      <w:r>
+        <w:rPr>
+          <w:rFonts w:ascii="Aptos" w:hAnsi="Aptos" w:cstheme="minorHAnsi"/>
+          <w:b/>
+          <w:bCs/>
+        </w:rPr>
+        <w:t xml:space="preserve">Modelo: </w:t>
+      </w:r>
+      <w:proofErr w:type="spellStart"/>
+      <w:r>
+        <w:rPr>
+          <w:rFonts w:ascii="Aptos" w:hAnsi="Aptos" w:cstheme="minorHAnsi"/>
+          <w:b/>
+          <w:bCs/>
+        </w:rPr>
+        <w:t>XGBoost</w:t>
+      </w:r>
+      <w:proofErr w:type="spellEnd"/>
+      <w:r>
+        <w:rPr>
+          <w:rFonts w:ascii="Aptos" w:hAnsi="Aptos" w:cstheme="minorHAnsi"/>
+          <w:b/>
+          <w:bCs/>
+        </w:rPr>
+        <w:t>/</w:t>
+      </w:r>
+      <w:proofErr w:type="spellStart"/>
+      <w:r>
+        <w:rPr>
+          <w:rFonts w:ascii="Aptos" w:hAnsi="Aptos" w:cstheme="minorHAnsi"/>
+          <w:b/>
+          <w:bCs/>
+        </w:rPr>
+        <w:t>LightGBM</w:t>
+      </w:r>
+      <w:proofErr w:type="spellEnd"/>
+      <w:r>
+        <w:rPr>
+          <w:rFonts w:ascii="Aptos" w:hAnsi="Aptos" w:cstheme="minorHAnsi"/>
+          <w:b/>
+          <w:bCs/>
+        </w:rPr>
+        <w:t xml:space="preserve"> (ensemble) en vez de Deep </w:t>
+      </w:r>
+      <w:proofErr w:type="spellStart"/>
+      <w:r>
+        <w:rPr>
+          <w:rFonts w:ascii="Aptos" w:hAnsi="Aptos" w:cstheme="minorHAnsi"/>
+          <w:b/>
+          <w:bCs/>
+        </w:rPr>
+        <w:t>Learning</w:t>
+      </w:r>
+      <w:proofErr w:type="spellEnd"/>
+    </w:p>
+    <w:p>
+      <w:pPr>
+        <w:pStyle w:val="Prrafodelista"/>
+        <w:numPr>
+          <w:ilvl w:val="0"/>
+          <w:numId w:val="31"/>
+        </w:numPr>
+        <w:spacing w:after="0"/>
+        <w:rPr>
+          <w:rFonts w:ascii="Aptos" w:hAnsi="Aptos" w:cstheme="minorHAnsi"/>
+        </w:rPr>
+      </w:pPr>
+      <w:r>
+        <w:rPr>
+          <w:rFonts w:ascii="Aptos" w:hAnsi="Aptos" w:cstheme="minorHAnsi"/>
+        </w:rPr>
+        <w:t xml:space="preserve">Mejor con </w:t>
+      </w:r>
+      <w:proofErr w:type="spellStart"/>
+      <w:r>
+        <w:rPr>
+          <w:rFonts w:ascii="Aptos" w:hAnsi="Aptos" w:cstheme="minorHAnsi"/>
+        </w:rPr>
+        <w:t>datasets</w:t>
+      </w:r>
+      <w:proofErr w:type="spellEnd"/>
+      <w:r>
+        <w:rPr>
+          <w:rFonts w:ascii="Aptos" w:hAnsi="Aptos" w:cstheme="minorHAnsi"/>
+        </w:rPr>
+        <w:t xml:space="preserve"> pequeños</w:t>
+      </w:r>
+    </w:p>
+    <w:p>
+      <w:pPr>
+        <w:pStyle w:val="Prrafodelista"/>
+        <w:numPr>
+          <w:ilvl w:val="0"/>
+          <w:numId w:val="31"/>
+        </w:numPr>
+        <w:spacing w:after="0"/>
+        <w:rPr>
+          <w:rFonts w:ascii="Aptos" w:hAnsi="Aptos" w:cstheme="minorHAnsi"/>
+        </w:rPr>
+      </w:pPr>
+      <w:r>
+        <w:rPr>
+          <w:rFonts w:ascii="Aptos" w:hAnsi="Aptos" w:cstheme="minorHAnsi"/>
+        </w:rPr>
+        <w:t>Más interpretable</w:t>
+      </w:r>
+    </w:p>
+    <w:p>
+      <w:pPr>
+        <w:pStyle w:val="Prrafodelista"/>
+        <w:numPr>
+          <w:ilvl w:val="0"/>
+          <w:numId w:val="31"/>
+        </w:numPr>
+        <w:spacing w:after="0"/>
+        <w:rPr>
+          <w:rFonts w:ascii="Aptos" w:hAnsi="Aptos" w:cstheme="minorHAnsi"/>
+        </w:rPr>
+      </w:pPr>
+      <w:r>
+        <w:rPr>
+          <w:rFonts w:ascii="Aptos" w:hAnsi="Aptos" w:cstheme="minorHAnsi"/>
+        </w:rPr>
+        <w:t>Entrenamiento más rápido</w:t>
+      </w:r>
+    </w:p>
+    <w:p>
+      <w:pPr>
+        <w:spacing w:after="0"/>
+        <w:rPr>
+          <w:rFonts w:ascii="Aptos" w:hAnsi="Aptos" w:cstheme="minorHAnsi"/>
+        </w:rPr>
+      </w:pPr>
+    </w:p>
+    <w:p>
+      <w:pPr>
+        <w:pStyle w:val="Prrafodelista"/>
+        <w:numPr>
+          <w:ilvl w:val="0"/>
+          <w:numId w:val="30"/>
+        </w:numPr>
+        <w:spacing w:after="0"/>
+        <w:rPr>
+          <w:rFonts w:ascii="Aptos" w:hAnsi="Aptos" w:cstheme="minorHAnsi"/>
+          <w:b/>
+          <w:bCs/>
+        </w:rPr>
+      </w:pPr>
+      <w:r>
+        <w:rPr>
+          <w:rFonts w:ascii="Aptos" w:hAnsi="Aptos" w:cstheme="minorHAnsi"/>
+          <w:b/>
+          <w:bCs/>
+        </w:rPr>
+        <w:t>Target simplificado:</w:t>
+      </w:r>
+    </w:p>
+    <w:p>
+      <w:pPr>
+        <w:pStyle w:val="Prrafodelista"/>
+        <w:numPr>
+          <w:ilvl w:val="0"/>
+          <w:numId w:val="32"/>
+        </w:numPr>
+        <w:spacing w:after="0"/>
+        <w:rPr>
+          <w:rFonts w:ascii="Aptos" w:hAnsi="Aptos" w:cstheme="minorHAnsi"/>
+        </w:rPr>
+      </w:pPr>
+      <w:r>
+        <w:rPr>
+          <w:rFonts w:ascii="Aptos" w:hAnsi="Aptos" w:cstheme="minorHAnsi"/>
+        </w:rPr>
+        <w:t xml:space="preserve">Predecir </w:t>
+      </w:r>
+      <w:proofErr w:type="spellStart"/>
+      <w:r>
+        <w:rPr>
+          <w:rFonts w:ascii="Aptos" w:hAnsi="Aptos" w:cstheme="minorHAnsi"/>
+        </w:rPr>
+        <w:t>engagement_rate</w:t>
+      </w:r>
+      <w:proofErr w:type="spellEnd"/>
+      <w:r>
+        <w:rPr>
+          <w:rFonts w:ascii="Aptos" w:hAnsi="Aptos" w:cstheme="minorHAnsi"/>
+        </w:rPr>
+        <w:t xml:space="preserve"> (regresión)</w:t>
+      </w:r>
+    </w:p>
+    <w:p>
+      <w:pPr>
+        <w:pStyle w:val="Prrafodelista"/>
+        <w:numPr>
+          <w:ilvl w:val="0"/>
+          <w:numId w:val="32"/>
+        </w:numPr>
+        <w:spacing w:after="0"/>
+        <w:rPr>
+          <w:rFonts w:ascii="Aptos" w:hAnsi="Aptos" w:cstheme="minorHAnsi"/>
+        </w:rPr>
+      </w:pPr>
+      <w:r>
+        <w:rPr>
+          <w:rFonts w:ascii="Aptos" w:hAnsi="Aptos" w:cstheme="minorHAnsi"/>
+        </w:rPr>
+        <w:t>Clasificar nivel de éxito (4 categorías)</w:t>
+      </w:r>
+    </w:p>
+    <w:p>
+      <w:pPr>
+        <w:pStyle w:val="Prrafodelista"/>
+        <w:numPr>
+          <w:ilvl w:val="0"/>
+          <w:numId w:val="32"/>
+        </w:numPr>
+        <w:spacing w:after="0"/>
+        <w:rPr>
+          <w:rFonts w:ascii="Aptos" w:hAnsi="Aptos" w:cstheme="minorHAnsi"/>
+        </w:rPr>
+      </w:pPr>
+      <w:r>
+        <w:rPr>
+          <w:rFonts w:ascii="Aptos" w:hAnsi="Aptos" w:cstheme="minorHAnsi"/>
+        </w:rPr>
+        <w:t xml:space="preserve">Eliminar predicción de </w:t>
+      </w:r>
+      <w:proofErr w:type="spellStart"/>
+      <w:r>
+        <w:rPr>
+          <w:rFonts w:ascii="Aptos" w:hAnsi="Aptos" w:cstheme="minorHAnsi"/>
+        </w:rPr>
+        <w:t>views</w:t>
+      </w:r>
+      <w:proofErr w:type="spellEnd"/>
+      <w:r>
+        <w:rPr>
+          <w:rFonts w:ascii="Aptos" w:hAnsi="Aptos" w:cstheme="minorHAnsi"/>
+        </w:rPr>
+        <w:t>/</w:t>
+      </w:r>
+      <w:proofErr w:type="spellStart"/>
+      <w:r>
+        <w:rPr>
+          <w:rFonts w:ascii="Aptos" w:hAnsi="Aptos" w:cstheme="minorHAnsi"/>
+        </w:rPr>
+        <w:t>likes</w:t>
+      </w:r>
+      <w:proofErr w:type="spellEnd"/>
+      <w:r>
+        <w:rPr>
+          <w:rFonts w:ascii="Aptos" w:hAnsi="Aptos" w:cstheme="minorHAnsi"/>
+        </w:rPr>
+        <w:t>/</w:t>
+      </w:r>
+      <w:proofErr w:type="spellStart"/>
+      <w:r>
+        <w:rPr>
+          <w:rFonts w:ascii="Aptos" w:hAnsi="Aptos" w:cstheme="minorHAnsi"/>
+        </w:rPr>
+        <w:t>comments</w:t>
+      </w:r>
+      <w:proofErr w:type="spellEnd"/>
+      <w:r>
+        <w:rPr>
+          <w:rFonts w:ascii="Aptos" w:hAnsi="Aptos" w:cstheme="minorHAnsi"/>
+        </w:rPr>
+        <w:t xml:space="preserve"> individuales</w:t>
+      </w:r>
+    </w:p>
+    <w:p>
+      <w:pPr>
+        <w:spacing w:after="0"/>
+        <w:rPr>
+          <w:rFonts w:ascii="Aptos" w:hAnsi="Aptos" w:cstheme="minorHAnsi"/>
+        </w:rPr>
+      </w:pPr>
+    </w:p>
+    <w:p>
+      <w:pPr>
+        <w:pStyle w:val="Prrafodelista"/>
+        <w:numPr>
+          <w:ilvl w:val="0"/>
+          <w:numId w:val="30"/>
+        </w:numPr>
+        <w:spacing w:after="0"/>
+        <w:rPr>
+          <w:rFonts w:ascii="Aptos" w:hAnsi="Aptos" w:cstheme="minorHAnsi"/>
+          <w:b/>
+          <w:bCs/>
+        </w:rPr>
+      </w:pPr>
+      <w:proofErr w:type="spellStart"/>
+      <w:r>
+        <w:rPr>
+          <w:rFonts w:ascii="Aptos" w:hAnsi="Aptos" w:cstheme="minorHAnsi"/>
+          <w:b/>
+          <w:bCs/>
+        </w:rPr>
+        <w:t>Feature</w:t>
+      </w:r>
+      <w:proofErr w:type="spellEnd"/>
+      <w:r>
+        <w:rPr>
+          <w:rFonts w:ascii="Aptos" w:hAnsi="Aptos" w:cstheme="minorHAnsi"/>
+          <w:b/>
+          <w:bCs/>
+        </w:rPr>
+        <w:t xml:space="preserve"> </w:t>
+      </w:r>
+      <w:proofErr w:type="spellStart"/>
+      <w:r>
+        <w:rPr>
+          <w:rFonts w:ascii="Aptos" w:hAnsi="Aptos" w:cstheme="minorHAnsi"/>
+          <w:b/>
+          <w:bCs/>
+        </w:rPr>
+        <w:t>Engineering</w:t>
+      </w:r>
+      <w:proofErr w:type="spellEnd"/>
+      <w:r>
+        <w:rPr>
+          <w:rFonts w:ascii="Aptos" w:hAnsi="Aptos" w:cstheme="minorHAnsi"/>
+          <w:b/>
+          <w:bCs/>
+        </w:rPr>
+        <w:t xml:space="preserve"> avanzado:</w:t>
+      </w:r>
+    </w:p>
+    <w:p>
+      <w:pPr>
+        <w:pStyle w:val="Prrafodelista"/>
+        <w:numPr>
+          <w:ilvl w:val="0"/>
+          <w:numId w:val="33"/>
+        </w:numPr>
+        <w:spacing w:after="0"/>
+        <w:rPr>
+          <w:rFonts w:ascii="Aptos" w:hAnsi="Aptos" w:cstheme="minorHAnsi"/>
+        </w:rPr>
+      </w:pPr>
+      <w:r>
+        <w:rPr>
+          <w:rFonts w:ascii="Aptos" w:hAnsi="Aptos" w:cstheme="minorHAnsi"/>
+        </w:rPr>
+        <w:t>Ratios y proporciones (</w:t>
+      </w:r>
+      <w:proofErr w:type="spellStart"/>
+      <w:r>
+        <w:rPr>
+          <w:rFonts w:ascii="Aptos" w:hAnsi="Aptos" w:cstheme="minorHAnsi"/>
+        </w:rPr>
+        <w:t>likes_per_view</w:t>
+      </w:r>
+      <w:proofErr w:type="spellEnd"/>
+      <w:r>
+        <w:rPr>
+          <w:rFonts w:ascii="Aptos" w:hAnsi="Aptos" w:cstheme="minorHAnsi"/>
+        </w:rPr>
+        <w:t xml:space="preserve">, </w:t>
+      </w:r>
+      <w:proofErr w:type="spellStart"/>
+      <w:r>
+        <w:rPr>
+          <w:rFonts w:ascii="Aptos" w:hAnsi="Aptos" w:cstheme="minorHAnsi"/>
+        </w:rPr>
+        <w:t>comments_per_like</w:t>
+      </w:r>
+      <w:proofErr w:type="spellEnd"/>
+      <w:r>
+        <w:rPr>
+          <w:rFonts w:ascii="Aptos" w:hAnsi="Aptos" w:cstheme="minorHAnsi"/>
+        </w:rPr>
+        <w:t>)</w:t>
+      </w:r>
+    </w:p>
+    <w:p>
+      <w:pPr>
+        <w:pStyle w:val="Prrafodelista"/>
+        <w:numPr>
+          <w:ilvl w:val="0"/>
+          <w:numId w:val="33"/>
+        </w:numPr>
+        <w:spacing w:after="0"/>
+        <w:rPr>
+          <w:rFonts w:ascii="Aptos" w:hAnsi="Aptos" w:cstheme="minorHAnsi"/>
+        </w:rPr>
+      </w:pPr>
+      <w:proofErr w:type="spellStart"/>
+      <w:r>
+        <w:rPr>
+          <w:rFonts w:ascii="Aptos" w:hAnsi="Aptos" w:cstheme="minorHAnsi"/>
+        </w:rPr>
+        <w:t>Features</w:t>
+      </w:r>
+      <w:proofErr w:type="spellEnd"/>
+      <w:r>
+        <w:rPr>
+          <w:rFonts w:ascii="Aptos" w:hAnsi="Aptos" w:cstheme="minorHAnsi"/>
+        </w:rPr>
+        <w:t xml:space="preserve"> temporales mejoradas (hora del día, fin de semana)</w:t>
+      </w:r>
+    </w:p>
+    <w:p>
+      <w:pPr>
+        <w:pStyle w:val="Prrafodelista"/>
+        <w:numPr>
+          <w:ilvl w:val="0"/>
+          <w:numId w:val="33"/>
+        </w:numPr>
+        <w:spacing w:after="0"/>
+        <w:rPr>
+          <w:rFonts w:ascii="Aptos" w:hAnsi="Aptos" w:cstheme="minorHAnsi"/>
+        </w:rPr>
+      </w:pPr>
+      <w:proofErr w:type="spellStart"/>
+      <w:r>
+        <w:rPr>
+          <w:rFonts w:ascii="Aptos" w:hAnsi="Aptos" w:cstheme="minorHAnsi"/>
+        </w:rPr>
+        <w:t>Channel</w:t>
+      </w:r>
+      <w:proofErr w:type="spellEnd"/>
+      <w:r>
+        <w:rPr>
+          <w:rFonts w:ascii="Aptos" w:hAnsi="Aptos" w:cstheme="minorHAnsi"/>
+        </w:rPr>
+        <w:t xml:space="preserve"> performance histórico</w:t>
+      </w:r>
+    </w:p>
+    <w:p>
+      <w:pPr>
+        <w:pStyle w:val="Prrafodelista"/>
+        <w:numPr>
+          <w:ilvl w:val="0"/>
+          <w:numId w:val="33"/>
+        </w:numPr>
+        <w:spacing w:after="0"/>
+        <w:rPr>
+          <w:rFonts w:ascii="Aptos" w:hAnsi="Aptos" w:cstheme="minorHAnsi"/>
+        </w:rPr>
+      </w:pPr>
+      <w:proofErr w:type="spellStart"/>
+      <w:r>
+        <w:rPr>
+          <w:rFonts w:ascii="Aptos" w:hAnsi="Aptos" w:cstheme="minorHAnsi"/>
+        </w:rPr>
+        <w:t>Title</w:t>
+      </w:r>
+      <w:proofErr w:type="spellEnd"/>
+      <w:r>
+        <w:rPr>
+          <w:rFonts w:ascii="Aptos" w:hAnsi="Aptos" w:cstheme="minorHAnsi"/>
+        </w:rPr>
+        <w:t xml:space="preserve"> </w:t>
+      </w:r>
+      <w:proofErr w:type="spellStart"/>
+      <w:r>
+        <w:rPr>
+          <w:rFonts w:ascii="Aptos" w:hAnsi="Aptos" w:cstheme="minorHAnsi"/>
+        </w:rPr>
+        <w:t>sentiment</w:t>
+      </w:r>
+      <w:proofErr w:type="spellEnd"/>
+      <w:r>
+        <w:rPr>
+          <w:rFonts w:ascii="Aptos" w:hAnsi="Aptos" w:cstheme="minorHAnsi"/>
+        </w:rPr>
+        <w:t xml:space="preserve"> </w:t>
+      </w:r>
+      <w:proofErr w:type="spellStart"/>
+      <w:r>
+        <w:rPr>
+          <w:rFonts w:ascii="Aptos" w:hAnsi="Aptos" w:cstheme="minorHAnsi"/>
+        </w:rPr>
+        <w:t>analysis</w:t>
+      </w:r>
+      <w:proofErr w:type="spellEnd"/>
+      <w:r>
+        <w:rPr>
+          <w:rFonts w:ascii="Aptos" w:hAnsi="Aptos" w:cstheme="minorHAnsi"/>
+        </w:rPr>
+        <w:t xml:space="preserve"> mejorado</w:t>
+      </w:r>
+    </w:p>
+    <w:p>
+      <w:pPr>
+        <w:pStyle w:val="Prrafodelista"/>
+        <w:numPr>
+          <w:ilvl w:val="0"/>
+          <w:numId w:val="33"/>
+        </w:numPr>
+        <w:spacing w:after="0"/>
+        <w:rPr>
+          <w:rFonts w:ascii="Aptos" w:hAnsi="Aptos" w:cstheme="minorHAnsi"/>
+        </w:rPr>
+      </w:pPr>
+      <w:r>
+        <w:rPr>
+          <w:rFonts w:ascii="Aptos" w:hAnsi="Aptos" w:cstheme="minorHAnsi"/>
+        </w:rPr>
+        <w:t>N-</w:t>
+      </w:r>
+      <w:proofErr w:type="spellStart"/>
+      <w:r>
+        <w:rPr>
+          <w:rFonts w:ascii="Aptos" w:hAnsi="Aptos" w:cstheme="minorHAnsi"/>
+        </w:rPr>
+        <w:t>grams</w:t>
+      </w:r>
+      <w:proofErr w:type="spellEnd"/>
+      <w:r>
+        <w:rPr>
+          <w:rFonts w:ascii="Aptos" w:hAnsi="Aptos" w:cstheme="minorHAnsi"/>
+        </w:rPr>
+        <w:t xml:space="preserve"> de títulos</w:t>
+      </w:r>
+    </w:p>
+    <w:p>
+      <w:pPr>
+        <w:spacing w:after="0"/>
+        <w:rPr>
+          <w:rFonts w:ascii="Aptos" w:hAnsi="Aptos" w:cstheme="minorHAnsi"/>
+        </w:rPr>
+      </w:pPr>
+    </w:p>
+    <w:p>
+      <w:pPr>
+        <w:pStyle w:val="Prrafodelista"/>
+        <w:numPr>
+          <w:ilvl w:val="0"/>
+          <w:numId w:val="30"/>
+        </w:numPr>
+        <w:spacing w:after="0"/>
+        <w:rPr>
+          <w:rFonts w:ascii="Aptos" w:hAnsi="Aptos" w:cstheme="minorHAnsi"/>
+          <w:b/>
+          <w:bCs/>
+        </w:rPr>
+      </w:pPr>
+      <w:r>
+        <w:rPr>
+          <w:rFonts w:ascii="Aptos" w:hAnsi="Aptos" w:cstheme="minorHAnsi"/>
+          <w:b/>
+          <w:bCs/>
+        </w:rPr>
+        <w:t>Validación robusta:</w:t>
+      </w:r>
+    </w:p>
+    <w:p>
+      <w:pPr>
+        <w:pStyle w:val="Prrafodelista"/>
+        <w:numPr>
+          <w:ilvl w:val="0"/>
+          <w:numId w:val="34"/>
+        </w:numPr>
+        <w:spacing w:after="0"/>
+        <w:rPr>
+          <w:rFonts w:ascii="Aptos" w:hAnsi="Aptos" w:cstheme="minorHAnsi"/>
+        </w:rPr>
+      </w:pPr>
+      <w:r>
+        <w:rPr>
+          <w:rFonts w:ascii="Aptos" w:hAnsi="Aptos" w:cstheme="minorHAnsi"/>
+        </w:rPr>
+        <w:t>Cross-</w:t>
+      </w:r>
+      <w:proofErr w:type="spellStart"/>
+      <w:r>
+        <w:rPr>
+          <w:rFonts w:ascii="Aptos" w:hAnsi="Aptos" w:cstheme="minorHAnsi"/>
+        </w:rPr>
+        <w:t>validation</w:t>
+      </w:r>
+      <w:proofErr w:type="spellEnd"/>
+    </w:p>
+    <w:p>
+      <w:pPr>
+        <w:pStyle w:val="Prrafodelista"/>
+        <w:numPr>
+          <w:ilvl w:val="0"/>
+          <w:numId w:val="34"/>
+        </w:numPr>
+        <w:spacing w:after="0"/>
+        <w:rPr>
+          <w:rFonts w:ascii="Aptos" w:hAnsi="Aptos" w:cstheme="minorHAnsi"/>
+        </w:rPr>
+      </w:pPr>
+      <w:proofErr w:type="spellStart"/>
+      <w:r>
+        <w:rPr>
+          <w:rFonts w:ascii="Aptos" w:hAnsi="Aptos" w:cstheme="minorHAnsi"/>
+        </w:rPr>
+        <w:t>Feature</w:t>
+      </w:r>
+      <w:proofErr w:type="spellEnd"/>
+      <w:r>
+        <w:rPr>
+          <w:rFonts w:ascii="Aptos" w:hAnsi="Aptos" w:cstheme="minorHAnsi"/>
+        </w:rPr>
+        <w:t xml:space="preserve"> </w:t>
+      </w:r>
+      <w:proofErr w:type="spellStart"/>
+      <w:r>
+        <w:rPr>
+          <w:rFonts w:ascii="Aptos" w:hAnsi="Aptos" w:cstheme="minorHAnsi"/>
+        </w:rPr>
+        <w:t>importance</w:t>
+      </w:r>
+      <w:proofErr w:type="spellEnd"/>
+      <w:r>
+        <w:rPr>
+          <w:rFonts w:ascii="Aptos" w:hAnsi="Aptos" w:cstheme="minorHAnsi"/>
+        </w:rPr>
+        <w:t xml:space="preserve"> </w:t>
+      </w:r>
+      <w:proofErr w:type="spellStart"/>
+      <w:r>
+        <w:rPr>
+          <w:rFonts w:ascii="Aptos" w:hAnsi="Aptos" w:cstheme="minorHAnsi"/>
+        </w:rPr>
+        <w:t>analysis</w:t>
+      </w:r>
+      <w:proofErr w:type="spellEnd"/>
+    </w:p>
+    <w:p>
+      <w:pPr>
+        <w:pStyle w:val="Prrafodelista"/>
+        <w:numPr>
+          <w:ilvl w:val="0"/>
+          <w:numId w:val="34"/>
+        </w:numPr>
+        <w:spacing w:after="0"/>
+        <w:rPr>
+          <w:rFonts w:ascii="Aptos" w:hAnsi="Aptos" w:cstheme="minorHAnsi"/>
+        </w:rPr>
+      </w:pPr>
+      <w:r>
+        <w:rPr>
+          <w:rFonts w:ascii="Aptos" w:hAnsi="Aptos" w:cstheme="minorHAnsi"/>
+        </w:rPr>
+        <w:t xml:space="preserve">SHAP </w:t>
+      </w:r>
+      <w:proofErr w:type="spellStart"/>
+      <w:r>
+        <w:rPr>
+          <w:rFonts w:ascii="Aptos" w:hAnsi="Aptos" w:cstheme="minorHAnsi"/>
+        </w:rPr>
+        <w:t>values</w:t>
+      </w:r>
+      <w:proofErr w:type="spellEnd"/>
+      <w:r>
+        <w:rPr>
+          <w:rFonts w:ascii="Aptos" w:hAnsi="Aptos" w:cstheme="minorHAnsi"/>
+        </w:rPr>
+        <w:t xml:space="preserve"> para interpretabilidad</w:t>
+      </w:r>
+    </w:p>
+    <w:p>
+      <w:pPr>
+        <w:spacing w:after="0"/>
+        <w:rPr>
+          <w:rFonts w:ascii="Aptos" w:hAnsi="Aptos" w:cstheme="minorHAnsi"/>
+        </w:rPr>
+      </w:pPr>
+    </w:p>
+    <w:p>
+      <w:pPr>
+        <w:spacing w:after="0"/>
+        <w:rPr>
+          <w:rFonts w:ascii="Aptos" w:hAnsi="Aptos" w:cstheme="minorHAnsi"/>
+        </w:rPr>
+      </w:pPr>
+    </w:p>
+    <w:p>
+      <w:pPr>
+        <w:pStyle w:val="Ttulo3"/>
+        <w:rPr>
+          <w:rFonts w:ascii="Aptos" w:hAnsi="Aptos"/>
+        </w:rPr>
+      </w:pPr>
+      <w:bookmarkStart w:id="12" w:name="_Toc221036487"/>
+      <w:r>
+        <w:rPr>
+          <w:rFonts w:ascii="Aptos" w:hAnsi="Aptos"/>
+        </w:rPr>
+        <w:t>Modelo 2: Resumen</w:t>
+      </w:r>
+      <w:bookmarkEnd w:id="12"/>
+    </w:p>
+    <w:p>
+      <w:pPr>
+        <w:spacing w:after="0"/>
+        <w:rPr>
+          <w:rFonts w:ascii="Aptos" w:hAnsi="Aptos" w:cstheme="minorHAnsi"/>
+        </w:rPr>
+      </w:pPr>
+    </w:p>
+    <w:p>
+      <w:pPr>
+        <w:spacing w:after="0"/>
+        <w:rPr>
+          <w:rFonts w:ascii="Aptos" w:hAnsi="Aptos" w:cstheme="minorHAnsi"/>
+          <w:b/>
+          <w:bCs/>
+        </w:rPr>
+      </w:pPr>
+      <w:r>
+        <w:rPr>
+          <w:rFonts w:ascii="Aptos" w:hAnsi="Aptos" w:cstheme="minorHAnsi"/>
+          <w:b/>
+          <w:bCs/>
+        </w:rPr>
+        <w:br/>
+      </w:r>
+      <w:r>
+        <w:rPr>
+          <w:rFonts w:ascii="Segoe UI Emoji" w:hAnsi="Segoe UI Emoji" w:cs="Segoe UI Emoji"/>
+          <w:b/>
+          <w:bCs/>
+        </w:rPr>
+        <w:t>✅</w:t>
+      </w:r>
+      <w:r>
+        <w:rPr>
+          <w:rFonts w:ascii="Aptos" w:hAnsi="Aptos" w:cs="Aptos"/>
+          <w:b/>
+          <w:bCs/>
+        </w:rPr>
+        <w:t> </w:t>
+      </w:r>
+      <w:r>
+        <w:rPr>
+          <w:rFonts w:ascii="Aptos" w:hAnsi="Aptos" w:cstheme="minorHAnsi"/>
+          <w:b/>
+          <w:bCs/>
+        </w:rPr>
+        <w:t>Lo POSITIVO:</w:t>
+      </w:r>
+    </w:p>
+    <w:p>
+      <w:pPr>
+        <w:spacing w:after="0"/>
+        <w:rPr>
+          <w:rFonts w:ascii="Aptos" w:hAnsi="Aptos" w:cstheme="minorHAnsi"/>
+          <w:b/>
+          <w:bCs/>
+        </w:rPr>
+      </w:pPr>
+    </w:p>
+    <w:p>
+      <w:pPr>
+        <w:numPr>
+          <w:ilvl w:val="0"/>
+          <w:numId w:val="40"/>
+        </w:numPr>
+        <w:spacing w:after="0"/>
+        <w:rPr>
+          <w:rFonts w:ascii="Aptos" w:hAnsi="Aptos" w:cstheme="minorHAnsi"/>
+        </w:rPr>
+      </w:pPr>
+      <w:proofErr w:type="spellStart"/>
+      <w:r>
+        <w:rPr>
+          <w:rFonts w:ascii="Aptos" w:hAnsi="Aptos" w:cstheme="minorHAnsi"/>
+          <w:b/>
+          <w:bCs/>
+        </w:rPr>
+        <w:t>XGBoost</w:t>
+      </w:r>
+      <w:proofErr w:type="spellEnd"/>
+      <w:r>
+        <w:rPr>
+          <w:rFonts w:ascii="Aptos" w:hAnsi="Aptos" w:cstheme="minorHAnsi"/>
+          <w:b/>
+          <w:bCs/>
+        </w:rPr>
+        <w:t xml:space="preserve"> </w:t>
+      </w:r>
+      <w:proofErr w:type="spellStart"/>
+      <w:r>
+        <w:rPr>
+          <w:rFonts w:ascii="Aptos" w:hAnsi="Aptos" w:cstheme="minorHAnsi"/>
+          <w:b/>
+          <w:bCs/>
+        </w:rPr>
+        <w:t>Regressor</w:t>
+      </w:r>
+      <w:proofErr w:type="spellEnd"/>
+      <w:r>
+        <w:rPr>
+          <w:rFonts w:ascii="Aptos" w:hAnsi="Aptos" w:cstheme="minorHAnsi"/>
+          <w:b/>
+          <w:bCs/>
+        </w:rPr>
+        <w:t xml:space="preserve"> tiene mejor R²:</w:t>
+      </w:r>
+    </w:p>
+    <w:p>
+      <w:pPr>
+        <w:numPr>
+          <w:ilvl w:val="1"/>
+          <w:numId w:val="40"/>
+        </w:numPr>
+        <w:spacing w:after="0"/>
+        <w:rPr>
+          <w:rFonts w:ascii="Aptos" w:hAnsi="Aptos" w:cstheme="minorHAnsi"/>
+        </w:rPr>
+      </w:pPr>
+      <w:r>
+        <w:rPr>
+          <w:rFonts w:ascii="Aptos" w:hAnsi="Aptos" w:cstheme="minorHAnsi"/>
+        </w:rPr>
+        <w:t xml:space="preserve">Test R² = 0.0726 vs </w:t>
+      </w:r>
+      <w:proofErr w:type="spellStart"/>
+      <w:r>
+        <w:rPr>
+          <w:rFonts w:ascii="Aptos" w:hAnsi="Aptos" w:cstheme="minorHAnsi"/>
+        </w:rPr>
+        <w:t>Keras</w:t>
+      </w:r>
+      <w:proofErr w:type="spellEnd"/>
+      <w:r>
+        <w:rPr>
+          <w:rFonts w:ascii="Aptos" w:hAnsi="Aptos" w:cstheme="minorHAnsi"/>
+        </w:rPr>
+        <w:t xml:space="preserve"> (0.0004, 0.008, 0.028)</w:t>
+      </w:r>
+    </w:p>
+    <w:p>
+      <w:pPr>
+        <w:numPr>
+          <w:ilvl w:val="1"/>
+          <w:numId w:val="40"/>
+        </w:numPr>
+        <w:spacing w:after="0"/>
+        <w:rPr>
+          <w:rFonts w:ascii="Aptos" w:hAnsi="Aptos" w:cstheme="minorHAnsi"/>
+        </w:rPr>
+      </w:pPr>
+      <w:r>
+        <w:rPr>
+          <w:rFonts w:ascii="Aptos" w:hAnsi="Aptos" w:cstheme="minorHAnsi"/>
+          <w:b/>
+          <w:bCs/>
+        </w:rPr>
+        <w:t>Es ~3x mejor</w:t>
+      </w:r>
+      <w:r>
+        <w:rPr>
+          <w:rFonts w:ascii="Aptos" w:hAnsi="Aptos" w:cstheme="minorHAnsi"/>
+        </w:rPr>
+        <w:t xml:space="preserve"> que el modelo de Deep </w:t>
+      </w:r>
+      <w:proofErr w:type="spellStart"/>
+      <w:r>
+        <w:rPr>
+          <w:rFonts w:ascii="Aptos" w:hAnsi="Aptos" w:cstheme="minorHAnsi"/>
+        </w:rPr>
+        <w:t>Learning</w:t>
+      </w:r>
+      <w:proofErr w:type="spellEnd"/>
+    </w:p>
+    <w:p>
+      <w:pPr>
+        <w:numPr>
+          <w:ilvl w:val="1"/>
+          <w:numId w:val="40"/>
+        </w:numPr>
+        <w:spacing w:after="0"/>
+        <w:rPr>
+          <w:rFonts w:ascii="Aptos" w:hAnsi="Aptos" w:cstheme="minorHAnsi"/>
+        </w:rPr>
+      </w:pPr>
+      <w:r>
+        <w:rPr>
+          <w:rFonts w:ascii="Aptos" w:hAnsi="Aptos" w:cstheme="minorHAnsi"/>
+        </w:rPr>
+        <w:t>Al menos aprende </w:t>
+      </w:r>
+      <w:r>
+        <w:rPr>
+          <w:rFonts w:ascii="Aptos" w:hAnsi="Aptos" w:cstheme="minorHAnsi"/>
+          <w:b/>
+          <w:bCs/>
+        </w:rPr>
+        <w:t>algunos patrones reales</w:t>
+      </w:r>
+    </w:p>
+    <w:p>
+      <w:pPr>
+        <w:numPr>
+          <w:ilvl w:val="1"/>
+          <w:numId w:val="40"/>
+        </w:numPr>
+        <w:spacing w:after="0"/>
+        <w:rPr>
+          <w:rFonts w:ascii="Aptos" w:hAnsi="Aptos" w:cstheme="minorHAnsi"/>
+        </w:rPr>
+      </w:pPr>
+    </w:p>
+    <w:p>
+      <w:pPr>
+        <w:numPr>
+          <w:ilvl w:val="0"/>
+          <w:numId w:val="40"/>
+        </w:numPr>
+        <w:spacing w:after="0"/>
+        <w:rPr>
+          <w:rFonts w:ascii="Aptos" w:hAnsi="Aptos" w:cstheme="minorHAnsi"/>
+        </w:rPr>
+      </w:pPr>
+      <w:r>
+        <w:rPr>
+          <w:rFonts w:ascii="Aptos" w:hAnsi="Aptos" w:cstheme="minorHAnsi"/>
+          <w:b/>
+          <w:bCs/>
+        </w:rPr>
+        <w:t>MAE razonable:</w:t>
+      </w:r>
+    </w:p>
+    <w:p>
+      <w:pPr>
+        <w:numPr>
+          <w:ilvl w:val="1"/>
+          <w:numId w:val="40"/>
+        </w:numPr>
+        <w:spacing w:after="0"/>
+        <w:rPr>
+          <w:rFonts w:ascii="Aptos" w:hAnsi="Aptos" w:cstheme="minorHAnsi"/>
+        </w:rPr>
+      </w:pPr>
+      <w:r>
+        <w:rPr>
+          <w:rFonts w:ascii="Aptos" w:hAnsi="Aptos" w:cstheme="minorHAnsi"/>
+        </w:rPr>
+        <w:t xml:space="preserve">Error promedio de 4.61% en </w:t>
+      </w:r>
+      <w:proofErr w:type="spellStart"/>
+      <w:r>
+        <w:rPr>
+          <w:rFonts w:ascii="Aptos" w:hAnsi="Aptos" w:cstheme="minorHAnsi"/>
+        </w:rPr>
+        <w:t>engagement_rate</w:t>
+      </w:r>
+      <w:proofErr w:type="spellEnd"/>
+    </w:p>
+    <w:p>
+      <w:pPr>
+        <w:numPr>
+          <w:ilvl w:val="1"/>
+          <w:numId w:val="40"/>
+        </w:numPr>
+        <w:spacing w:after="0"/>
+        <w:rPr>
+          <w:rFonts w:ascii="Aptos" w:hAnsi="Aptos" w:cstheme="minorHAnsi"/>
+        </w:rPr>
+      </w:pPr>
+      <w:r>
+        <w:rPr>
+          <w:rFonts w:ascii="Aptos" w:hAnsi="Aptos" w:cstheme="minorHAnsi"/>
+        </w:rPr>
+        <w:t xml:space="preserve">Si el </w:t>
+      </w:r>
+      <w:proofErr w:type="spellStart"/>
+      <w:r>
+        <w:rPr>
+          <w:rFonts w:ascii="Aptos" w:hAnsi="Aptos" w:cstheme="minorHAnsi"/>
+        </w:rPr>
+        <w:t>engagement</w:t>
+      </w:r>
+      <w:proofErr w:type="spellEnd"/>
+      <w:r>
+        <w:rPr>
+          <w:rFonts w:ascii="Aptos" w:hAnsi="Aptos" w:cstheme="minorHAnsi"/>
+        </w:rPr>
+        <w:t xml:space="preserve"> real es 5%, predice ~9.6% o ~0.4%</w:t>
+      </w:r>
+    </w:p>
+    <w:p>
+      <w:pPr>
+        <w:numPr>
+          <w:ilvl w:val="1"/>
+          <w:numId w:val="40"/>
+        </w:numPr>
+        <w:spacing w:after="0"/>
+        <w:rPr>
+          <w:rFonts w:ascii="Aptos" w:hAnsi="Aptos" w:cstheme="minorHAnsi"/>
+        </w:rPr>
+      </w:pPr>
+    </w:p>
+    <w:p>
+      <w:pPr>
+        <w:numPr>
+          <w:ilvl w:val="0"/>
+          <w:numId w:val="40"/>
+        </w:numPr>
+        <w:spacing w:after="0"/>
+        <w:rPr>
+          <w:rFonts w:ascii="Aptos" w:hAnsi="Aptos" w:cstheme="minorHAnsi"/>
+        </w:rPr>
+      </w:pPr>
+      <w:r>
+        <w:rPr>
+          <w:rFonts w:ascii="Aptos" w:hAnsi="Aptos" w:cstheme="minorHAnsi"/>
+          <w:b/>
+          <w:bCs/>
+        </w:rPr>
+        <w:t xml:space="preserve">Mejora significativa vs </w:t>
+      </w:r>
+      <w:proofErr w:type="spellStart"/>
+      <w:r>
+        <w:rPr>
+          <w:rFonts w:ascii="Aptos" w:hAnsi="Aptos" w:cstheme="minorHAnsi"/>
+          <w:b/>
+          <w:bCs/>
+        </w:rPr>
+        <w:t>baseline</w:t>
+      </w:r>
+      <w:proofErr w:type="spellEnd"/>
+      <w:r>
+        <w:rPr>
+          <w:rFonts w:ascii="Aptos" w:hAnsi="Aptos" w:cstheme="minorHAnsi"/>
+          <w:b/>
+          <w:bCs/>
+        </w:rPr>
+        <w:t>:</w:t>
+      </w:r>
+    </w:p>
+    <w:p>
+      <w:pPr>
+        <w:numPr>
+          <w:ilvl w:val="1"/>
+          <w:numId w:val="40"/>
+        </w:numPr>
+        <w:spacing w:after="0"/>
+        <w:rPr>
+          <w:rFonts w:ascii="Aptos" w:hAnsi="Aptos" w:cstheme="minorHAnsi"/>
+        </w:rPr>
+      </w:pPr>
+      <w:r>
+        <w:rPr>
+          <w:rFonts w:ascii="Aptos" w:hAnsi="Aptos" w:cstheme="minorHAnsi"/>
+        </w:rPr>
+        <w:t>10,256% mejor que simplemente predecir la media</w:t>
+      </w:r>
+    </w:p>
+    <w:p>
+      <w:pPr>
+        <w:spacing w:after="0"/>
+        <w:rPr>
+          <w:rFonts w:ascii="Aptos" w:hAnsi="Aptos" w:cstheme="minorHAnsi"/>
+        </w:rPr>
+      </w:pPr>
+    </w:p>
+    <w:p>
+      <w:pPr>
+        <w:spacing w:after="0"/>
+        <w:rPr>
+          <w:rFonts w:ascii="Aptos" w:hAnsi="Aptos" w:cstheme="minorHAnsi"/>
+          <w:b/>
+          <w:bCs/>
+        </w:rPr>
+      </w:pPr>
+      <w:r>
+        <w:rPr>
+          <w:rFonts w:ascii="Segoe UI Symbol" w:hAnsi="Segoe UI Symbol" w:cs="Segoe UI Symbol"/>
+          <w:b/>
+          <w:bCs/>
+        </w:rPr>
+        <w:t>⚠</w:t>
+      </w:r>
+      <w:r>
+        <w:rPr>
+          <w:rFonts w:ascii="Aptos" w:hAnsi="Aptos" w:cstheme="minorHAnsi"/>
+          <w:b/>
+          <w:bCs/>
+        </w:rPr>
+        <w:t>️ Los PROBLEMAS:</w:t>
+      </w:r>
+    </w:p>
+    <w:p>
+      <w:pPr>
+        <w:spacing w:after="0"/>
+        <w:rPr>
+          <w:rFonts w:ascii="Aptos" w:hAnsi="Aptos" w:cstheme="minorHAnsi"/>
+          <w:b/>
+          <w:bCs/>
+        </w:rPr>
+      </w:pPr>
+    </w:p>
+    <w:p>
+      <w:pPr>
+        <w:numPr>
+          <w:ilvl w:val="0"/>
+          <w:numId w:val="41"/>
+        </w:numPr>
+        <w:spacing w:after="0"/>
+        <w:rPr>
+          <w:rFonts w:ascii="Aptos" w:hAnsi="Aptos" w:cstheme="minorHAnsi"/>
+        </w:rPr>
+      </w:pPr>
+      <w:r>
+        <w:rPr>
+          <w:rFonts w:ascii="Aptos" w:hAnsi="Aptos" w:cstheme="minorHAnsi"/>
+          <w:b/>
+          <w:bCs/>
+        </w:rPr>
+        <w:t>R² = 0.0726 es BAJO:</w:t>
+      </w:r>
+    </w:p>
+    <w:p>
+      <w:pPr>
+        <w:numPr>
+          <w:ilvl w:val="1"/>
+          <w:numId w:val="41"/>
+        </w:numPr>
+        <w:spacing w:after="0"/>
+        <w:rPr>
+          <w:rFonts w:ascii="Aptos" w:hAnsi="Aptos" w:cstheme="minorHAnsi"/>
+        </w:rPr>
+      </w:pPr>
+      <w:r>
+        <w:rPr>
+          <w:rFonts w:ascii="Aptos" w:hAnsi="Aptos" w:cstheme="minorHAnsi"/>
+        </w:rPr>
+        <w:t>Solo explica el </w:t>
+      </w:r>
+      <w:r>
+        <w:rPr>
+          <w:rFonts w:ascii="Aptos" w:hAnsi="Aptos" w:cstheme="minorHAnsi"/>
+          <w:b/>
+          <w:bCs/>
+        </w:rPr>
+        <w:t>7.26%</w:t>
+      </w:r>
+      <w:r>
+        <w:rPr>
+          <w:rFonts w:ascii="Aptos" w:hAnsi="Aptos" w:cstheme="minorHAnsi"/>
+        </w:rPr>
+        <w:t> de la varianza</w:t>
+      </w:r>
+    </w:p>
+    <w:p>
+      <w:pPr>
+        <w:numPr>
+          <w:ilvl w:val="1"/>
+          <w:numId w:val="41"/>
+        </w:numPr>
+        <w:spacing w:after="0"/>
+        <w:rPr>
+          <w:rFonts w:ascii="Aptos" w:hAnsi="Aptos" w:cstheme="minorHAnsi"/>
+        </w:rPr>
+      </w:pPr>
+      <w:r>
+        <w:rPr>
+          <w:rFonts w:ascii="Aptos" w:hAnsi="Aptos" w:cstheme="minorHAnsi"/>
+        </w:rPr>
+        <w:lastRenderedPageBreak/>
+        <w:t>Significa que el 92.74% de la variación NO se explica</w:t>
+      </w:r>
+    </w:p>
+    <w:p>
+      <w:pPr>
+        <w:numPr>
+          <w:ilvl w:val="1"/>
+          <w:numId w:val="41"/>
+        </w:numPr>
+        <w:spacing w:after="0"/>
+        <w:rPr>
+          <w:rFonts w:ascii="Aptos" w:hAnsi="Aptos" w:cstheme="minorHAnsi"/>
+        </w:rPr>
+      </w:pPr>
+      <w:r>
+        <w:rPr>
+          <w:rFonts w:ascii="Aptos" w:hAnsi="Aptos" w:cstheme="minorHAnsi"/>
+        </w:rPr>
+        <w:t>El modelo captura señales débiles, pero la predicción es </w:t>
+      </w:r>
+      <w:r>
+        <w:rPr>
+          <w:rFonts w:ascii="Aptos" w:hAnsi="Aptos" w:cstheme="minorHAnsi"/>
+          <w:b/>
+          <w:bCs/>
+        </w:rPr>
+        <w:t>muy imprecisa</w:t>
+      </w:r>
+    </w:p>
+    <w:p>
+      <w:pPr>
+        <w:spacing w:after="0"/>
+        <w:rPr>
+          <w:rFonts w:ascii="Aptos" w:hAnsi="Aptos" w:cstheme="minorHAnsi"/>
+        </w:rPr>
+      </w:pPr>
+    </w:p>
+    <w:p>
+      <w:pPr>
+        <w:numPr>
+          <w:ilvl w:val="0"/>
+          <w:numId w:val="41"/>
+        </w:numPr>
+        <w:spacing w:after="0"/>
+        <w:rPr>
+          <w:rFonts w:ascii="Aptos" w:hAnsi="Aptos" w:cstheme="minorHAnsi"/>
+        </w:rPr>
+      </w:pPr>
+      <w:proofErr w:type="spellStart"/>
+      <w:r>
+        <w:rPr>
+          <w:rFonts w:ascii="Aptos" w:hAnsi="Aptos" w:cstheme="minorHAnsi"/>
+          <w:b/>
+          <w:bCs/>
+        </w:rPr>
+        <w:t>Overfitting</w:t>
+      </w:r>
+      <w:proofErr w:type="spellEnd"/>
+      <w:r>
+        <w:rPr>
+          <w:rFonts w:ascii="Aptos" w:hAnsi="Aptos" w:cstheme="minorHAnsi"/>
+          <w:b/>
+          <w:bCs/>
+        </w:rPr>
+        <w:t xml:space="preserve"> moderado:</w:t>
+      </w:r>
+    </w:p>
+    <w:p>
+      <w:pPr>
+        <w:numPr>
+          <w:ilvl w:val="1"/>
+          <w:numId w:val="41"/>
+        </w:numPr>
+        <w:spacing w:after="0"/>
+        <w:rPr>
+          <w:rFonts w:ascii="Aptos" w:hAnsi="Aptos" w:cstheme="minorHAnsi"/>
+        </w:rPr>
+      </w:pPr>
+      <w:r>
+        <w:rPr>
+          <w:rFonts w:ascii="Aptos" w:hAnsi="Aptos" w:cstheme="minorHAnsi"/>
+        </w:rPr>
+        <w:t>Train R² (0.24) vs Test R² (0.07)</w:t>
+      </w:r>
+    </w:p>
+    <w:p>
+      <w:pPr>
+        <w:numPr>
+          <w:ilvl w:val="1"/>
+          <w:numId w:val="41"/>
+        </w:numPr>
+        <w:spacing w:after="0"/>
+        <w:rPr>
+          <w:rFonts w:ascii="Aptos" w:hAnsi="Aptos" w:cstheme="minorHAnsi"/>
+        </w:rPr>
+      </w:pPr>
+      <w:r>
+        <w:rPr>
+          <w:rFonts w:ascii="Aptos" w:hAnsi="Aptos" w:cstheme="minorHAnsi"/>
+        </w:rPr>
+        <w:t xml:space="preserve">El modelo memoriza training </w:t>
+      </w:r>
+      <w:proofErr w:type="gramStart"/>
+      <w:r>
+        <w:rPr>
+          <w:rFonts w:ascii="Aptos" w:hAnsi="Aptos" w:cstheme="minorHAnsi"/>
+        </w:rPr>
+        <w:t>data</w:t>
+      </w:r>
+      <w:proofErr w:type="gramEnd"/>
+      <w:r>
+        <w:rPr>
+          <w:rFonts w:ascii="Aptos" w:hAnsi="Aptos" w:cstheme="minorHAnsi"/>
+        </w:rPr>
+        <w:t xml:space="preserve"> pero generaliza mal</w:t>
+      </w:r>
+    </w:p>
+    <w:p>
+      <w:pPr>
+        <w:spacing w:after="0"/>
+        <w:rPr>
+          <w:rFonts w:ascii="Aptos" w:hAnsi="Aptos" w:cstheme="minorHAnsi"/>
+        </w:rPr>
+      </w:pPr>
+    </w:p>
+    <w:p>
+      <w:pPr>
+        <w:numPr>
+          <w:ilvl w:val="0"/>
+          <w:numId w:val="41"/>
+        </w:numPr>
+        <w:spacing w:after="0"/>
+        <w:rPr>
+          <w:rFonts w:ascii="Aptos" w:hAnsi="Aptos" w:cstheme="minorHAnsi"/>
+        </w:rPr>
+      </w:pPr>
+      <w:proofErr w:type="spellStart"/>
+      <w:r>
+        <w:rPr>
+          <w:rFonts w:ascii="Aptos" w:hAnsi="Aptos" w:cstheme="minorHAnsi"/>
+          <w:b/>
+          <w:bCs/>
+        </w:rPr>
+        <w:t>LightGBM</w:t>
+      </w:r>
+      <w:proofErr w:type="spellEnd"/>
+      <w:r>
+        <w:rPr>
+          <w:rFonts w:ascii="Aptos" w:hAnsi="Aptos" w:cstheme="minorHAnsi"/>
+          <w:b/>
+          <w:bCs/>
+        </w:rPr>
+        <w:t xml:space="preserve"> </w:t>
+      </w:r>
+      <w:proofErr w:type="spellStart"/>
+      <w:r>
+        <w:rPr>
+          <w:rFonts w:ascii="Aptos" w:hAnsi="Aptos" w:cstheme="minorHAnsi"/>
+          <w:b/>
+          <w:bCs/>
+        </w:rPr>
+        <w:t>Classifier</w:t>
+      </w:r>
+      <w:proofErr w:type="spellEnd"/>
+      <w:r>
+        <w:rPr>
+          <w:rFonts w:ascii="Aptos" w:hAnsi="Aptos" w:cstheme="minorHAnsi"/>
+          <w:b/>
+          <w:bCs/>
+        </w:rPr>
+        <w:t xml:space="preserve"> tiene </w:t>
+      </w:r>
+      <w:proofErr w:type="spellStart"/>
+      <w:r>
+        <w:rPr>
+          <w:rFonts w:ascii="Aptos" w:hAnsi="Aptos" w:cstheme="minorHAnsi"/>
+          <w:b/>
+          <w:bCs/>
+        </w:rPr>
+        <w:t>overfitting</w:t>
+      </w:r>
+      <w:proofErr w:type="spellEnd"/>
+      <w:r>
+        <w:rPr>
+          <w:rFonts w:ascii="Aptos" w:hAnsi="Aptos" w:cstheme="minorHAnsi"/>
+          <w:b/>
+          <w:bCs/>
+        </w:rPr>
+        <w:t xml:space="preserve"> SEVERO:</w:t>
+      </w:r>
+    </w:p>
+    <w:p>
+      <w:pPr>
+        <w:numPr>
+          <w:ilvl w:val="1"/>
+          <w:numId w:val="41"/>
+        </w:numPr>
+        <w:spacing w:after="0"/>
+        <w:rPr>
+          <w:rFonts w:ascii="Aptos" w:hAnsi="Aptos" w:cstheme="minorHAnsi"/>
+        </w:rPr>
+      </w:pPr>
+      <w:r>
+        <w:rPr>
+          <w:rFonts w:ascii="Aptos" w:hAnsi="Aptos" w:cstheme="minorHAnsi"/>
+        </w:rPr>
+        <w:t xml:space="preserve">Train </w:t>
+      </w:r>
+      <w:proofErr w:type="spellStart"/>
+      <w:r>
+        <w:rPr>
+          <w:rFonts w:ascii="Aptos" w:hAnsi="Aptos" w:cstheme="minorHAnsi"/>
+        </w:rPr>
+        <w:t>accuracy</w:t>
+      </w:r>
+      <w:proofErr w:type="spellEnd"/>
+      <w:r>
+        <w:rPr>
+          <w:rFonts w:ascii="Aptos" w:hAnsi="Aptos" w:cstheme="minorHAnsi"/>
+        </w:rPr>
+        <w:t>: 92.74%</w:t>
+      </w:r>
+    </w:p>
+    <w:p>
+      <w:pPr>
+        <w:numPr>
+          <w:ilvl w:val="1"/>
+          <w:numId w:val="41"/>
+        </w:numPr>
+        <w:spacing w:after="0"/>
+        <w:rPr>
+          <w:rFonts w:ascii="Aptos" w:hAnsi="Aptos" w:cstheme="minorHAnsi"/>
+        </w:rPr>
+      </w:pPr>
+      <w:r>
+        <w:rPr>
+          <w:rFonts w:ascii="Aptos" w:hAnsi="Aptos" w:cstheme="minorHAnsi"/>
+        </w:rPr>
+        <w:t xml:space="preserve">Test </w:t>
+      </w:r>
+      <w:proofErr w:type="spellStart"/>
+      <w:r>
+        <w:rPr>
+          <w:rFonts w:ascii="Aptos" w:hAnsi="Aptos" w:cstheme="minorHAnsi"/>
+        </w:rPr>
+        <w:t>accuracy</w:t>
+      </w:r>
+      <w:proofErr w:type="spellEnd"/>
+      <w:r>
+        <w:rPr>
+          <w:rFonts w:ascii="Aptos" w:hAnsi="Aptos" w:cstheme="minorHAnsi"/>
+        </w:rPr>
+        <w:t>: </w:t>
+      </w:r>
+      <w:r>
+        <w:rPr>
+          <w:rFonts w:ascii="Aptos" w:hAnsi="Aptos" w:cstheme="minorHAnsi"/>
+          <w:b/>
+          <w:bCs/>
+        </w:rPr>
+        <w:t>43.93%</w:t>
+      </w:r>
+      <w:r>
+        <w:rPr>
+          <w:rFonts w:ascii="Aptos" w:hAnsi="Aptos" w:cstheme="minorHAnsi"/>
+        </w:rPr>
+        <w:t> </w:t>
+      </w:r>
+      <w:r>
+        <w:rPr>
+          <w:rFonts w:ascii="Segoe UI Symbol" w:hAnsi="Segoe UI Symbol" w:cs="Segoe UI Symbol"/>
+        </w:rPr>
+        <w:t>⚠</w:t>
+      </w:r>
+      <w:r>
+        <w:rPr>
+          <w:rFonts w:ascii="Aptos" w:hAnsi="Aptos" w:cstheme="minorHAnsi"/>
+        </w:rPr>
+        <w:t>️</w:t>
+      </w:r>
+    </w:p>
+    <w:p>
+      <w:pPr>
+        <w:numPr>
+          <w:ilvl w:val="1"/>
+          <w:numId w:val="41"/>
+        </w:numPr>
+        <w:spacing w:after="0"/>
+        <w:rPr>
+          <w:rFonts w:ascii="Aptos" w:hAnsi="Aptos" w:cstheme="minorHAnsi"/>
+        </w:rPr>
+      </w:pPr>
+      <w:r>
+        <w:rPr>
+          <w:rFonts w:ascii="Aptos" w:hAnsi="Aptos" w:cstheme="minorHAnsi"/>
+        </w:rPr>
+        <w:t>Cayó a la mitad - prácticamente inútil para clasificación</w:t>
+      </w:r>
+    </w:p>
+    <w:p>
+      <w:pPr>
+        <w:numPr>
+          <w:ilvl w:val="1"/>
+          <w:numId w:val="41"/>
+        </w:numPr>
+        <w:spacing w:after="0"/>
+        <w:rPr>
+          <w:rFonts w:ascii="Aptos" w:hAnsi="Aptos" w:cstheme="minorHAnsi"/>
+        </w:rPr>
+      </w:pPr>
+      <w:r>
+        <w:rPr>
+          <w:rFonts w:ascii="Aptos" w:hAnsi="Aptos" w:cstheme="minorHAnsi"/>
+        </w:rPr>
+        <w:t xml:space="preserve">Solo clasifica bien "Bajo </w:t>
+      </w:r>
+      <w:r>
+        <w:rPr>
+          <w:rFonts w:ascii="Segoe UI Emoji" w:hAnsi="Segoe UI Emoji" w:cs="Segoe UI Emoji"/>
+        </w:rPr>
+        <w:t>😐</w:t>
+      </w:r>
+      <w:r>
+        <w:rPr>
+          <w:rFonts w:ascii="Aptos" w:hAnsi="Aptos" w:cstheme="minorHAnsi"/>
+        </w:rPr>
+        <w:t xml:space="preserve">" (66% </w:t>
+      </w:r>
+      <w:proofErr w:type="spellStart"/>
+      <w:r>
+        <w:rPr>
+          <w:rFonts w:ascii="Aptos" w:hAnsi="Aptos" w:cstheme="minorHAnsi"/>
+        </w:rPr>
+        <w:t>precision</w:t>
+      </w:r>
+      <w:proofErr w:type="spellEnd"/>
+      <w:r>
+        <w:rPr>
+          <w:rFonts w:ascii="Aptos" w:hAnsi="Aptos" w:cstheme="minorHAnsi"/>
+        </w:rPr>
+        <w:t>)</w:t>
+      </w:r>
+    </w:p>
+    <w:p>
+      <w:pPr>
+        <w:spacing w:after="0"/>
+        <w:rPr>
+          <w:rFonts w:ascii="Aptos" w:hAnsi="Aptos" w:cstheme="minorHAnsi"/>
+        </w:rPr>
+      </w:pPr>
+    </w:p>
+    <w:p>
+      <w:pPr>
+        <w:numPr>
+          <w:ilvl w:val="0"/>
+          <w:numId w:val="41"/>
+        </w:numPr>
+        <w:spacing w:after="0"/>
+        <w:rPr>
+          <w:rFonts w:ascii="Aptos" w:hAnsi="Aptos" w:cstheme="minorHAnsi"/>
+        </w:rPr>
+      </w:pPr>
+      <w:r>
+        <w:rPr>
+          <w:rFonts w:ascii="Aptos" w:hAnsi="Aptos" w:cstheme="minorHAnsi"/>
+          <w:b/>
+          <w:bCs/>
+        </w:rPr>
+        <w:t>MAPE absurdo:</w:t>
+      </w:r>
+    </w:p>
+    <w:p>
+      <w:pPr>
+        <w:numPr>
+          <w:ilvl w:val="1"/>
+          <w:numId w:val="41"/>
+        </w:numPr>
+        <w:spacing w:after="0"/>
+        <w:rPr>
+          <w:rFonts w:ascii="Aptos" w:hAnsi="Aptos" w:cstheme="minorHAnsi"/>
+        </w:rPr>
+      </w:pPr>
+      <w:r>
+        <w:rPr>
+          <w:rFonts w:ascii="Aptos" w:hAnsi="Aptos" w:cstheme="minorHAnsi"/>
+        </w:rPr>
+        <w:t>447,890,080,679% indica valores muy cercanos a 0 que rompen la métrica</w:t>
+      </w:r>
+    </w:p>
+    <w:p>
+      <w:pPr>
+        <w:spacing w:after="0"/>
+        <w:rPr>
+          <w:rFonts w:ascii="Aptos" w:hAnsi="Aptos" w:cstheme="minorHAnsi"/>
+        </w:rPr>
+      </w:pPr>
+    </w:p>
+    <w:p>
+      <w:pPr>
+        <w:spacing w:after="0"/>
+        <w:rPr>
+          <w:rFonts w:ascii="Aptos" w:hAnsi="Aptos" w:cstheme="minorHAnsi"/>
+        </w:rPr>
+      </w:pPr>
+    </w:p>
+    <w:p>
+      <w:pPr>
+        <w:pStyle w:val="Ttulo2"/>
+        <w:rPr>
+          <w:rFonts w:ascii="Aptos" w:hAnsi="Aptos"/>
+        </w:rPr>
+      </w:pPr>
+      <w:bookmarkStart w:id="13" w:name="_Toc221036488"/>
+      <w:r>
+        <w:rPr>
+          <w:rFonts w:ascii="Aptos" w:hAnsi="Aptos"/>
+        </w:rPr>
+        <w:t>Conclusiones</w:t>
+      </w:r>
+      <w:bookmarkEnd w:id="13"/>
+    </w:p>
+    <w:p>
+      <w:pPr>
+        <w:spacing w:after="0"/>
+        <w:rPr>
+          <w:rFonts w:ascii="Aptos" w:hAnsi="Aptos" w:cstheme="minorHAnsi"/>
+        </w:rPr>
+      </w:pPr>
+    </w:p>
+    <w:p>
+      <w:pPr>
+        <w:numPr>
+          <w:ilvl w:val="0"/>
+          <w:numId w:val="42"/>
+        </w:numPr>
+        <w:spacing w:after="0"/>
+        <w:rPr>
+          <w:rFonts w:ascii="Aptos" w:hAnsi="Aptos" w:cstheme="minorHAnsi"/>
+        </w:rPr>
+      </w:pPr>
+      <w:proofErr w:type="spellStart"/>
+      <w:r>
+        <w:rPr>
+          <w:rFonts w:ascii="Aptos" w:hAnsi="Aptos" w:cstheme="minorHAnsi"/>
+          <w:b/>
+          <w:bCs/>
+        </w:rPr>
+        <w:t>Engagement</w:t>
+      </w:r>
+      <w:proofErr w:type="spellEnd"/>
+      <w:r>
+        <w:rPr>
+          <w:rFonts w:ascii="Aptos" w:hAnsi="Aptos" w:cstheme="minorHAnsi"/>
+          <w:b/>
+          <w:bCs/>
+        </w:rPr>
+        <w:t xml:space="preserve"> en YouTube es inherentemente impredecible:</w:t>
+      </w:r>
+    </w:p>
+    <w:p>
+      <w:pPr>
+        <w:numPr>
+          <w:ilvl w:val="1"/>
+          <w:numId w:val="42"/>
+        </w:numPr>
+        <w:spacing w:after="0"/>
+        <w:rPr>
+          <w:rFonts w:ascii="Aptos" w:hAnsi="Aptos" w:cstheme="minorHAnsi"/>
+        </w:rPr>
+      </w:pPr>
+      <w:r>
+        <w:rPr>
+          <w:rFonts w:ascii="Aptos" w:hAnsi="Aptos" w:cstheme="minorHAnsi"/>
+        </w:rPr>
+        <w:t xml:space="preserve">Depende de factores externos: algoritmo, </w:t>
+      </w:r>
+      <w:proofErr w:type="spellStart"/>
+      <w:r>
+        <w:rPr>
+          <w:rFonts w:ascii="Aptos" w:hAnsi="Aptos" w:cstheme="minorHAnsi"/>
+        </w:rPr>
+        <w:t>thumbnails</w:t>
+      </w:r>
+      <w:proofErr w:type="spellEnd"/>
+      <w:r>
+        <w:rPr>
+          <w:rFonts w:ascii="Aptos" w:hAnsi="Aptos" w:cstheme="minorHAnsi"/>
+        </w:rPr>
+        <w:t xml:space="preserve">, competencia, </w:t>
+      </w:r>
+      <w:proofErr w:type="spellStart"/>
+      <w:r>
+        <w:rPr>
+          <w:rFonts w:ascii="Aptos" w:hAnsi="Aptos" w:cstheme="minorHAnsi"/>
+        </w:rPr>
+        <w:t>viralidad</w:t>
+      </w:r>
+      <w:proofErr w:type="spellEnd"/>
+      <w:r>
+        <w:rPr>
+          <w:rFonts w:ascii="Aptos" w:hAnsi="Aptos" w:cstheme="minorHAnsi"/>
+        </w:rPr>
+        <w:t xml:space="preserve"> aleatoria</w:t>
+      </w:r>
+    </w:p>
+    <w:p>
+      <w:pPr>
+        <w:numPr>
+          <w:ilvl w:val="1"/>
+          <w:numId w:val="42"/>
+        </w:numPr>
+        <w:spacing w:after="0"/>
+        <w:rPr>
+          <w:rFonts w:ascii="Aptos" w:hAnsi="Aptos" w:cstheme="minorHAnsi"/>
+        </w:rPr>
+      </w:pPr>
+      <w:r>
+        <w:rPr>
+          <w:rFonts w:ascii="Aptos" w:hAnsi="Aptos" w:cstheme="minorHAnsi"/>
+        </w:rPr>
+        <w:t>Los metadatos explican poco</w:t>
+      </w:r>
+    </w:p>
+    <w:p>
+      <w:pPr>
+        <w:spacing w:after="0"/>
+        <w:ind w:left="1080"/>
+        <w:rPr>
+          <w:rFonts w:ascii="Aptos" w:hAnsi="Aptos" w:cstheme="minorHAnsi"/>
+        </w:rPr>
+      </w:pPr>
+    </w:p>
+    <w:p>
+      <w:pPr>
+        <w:numPr>
+          <w:ilvl w:val="0"/>
+          <w:numId w:val="42"/>
+        </w:numPr>
+        <w:spacing w:after="0"/>
+        <w:rPr>
+          <w:rFonts w:ascii="Aptos" w:hAnsi="Aptos" w:cstheme="minorHAnsi"/>
+        </w:rPr>
+      </w:pPr>
+      <w:proofErr w:type="spellStart"/>
+      <w:r>
+        <w:rPr>
+          <w:rFonts w:ascii="Aptos" w:hAnsi="Aptos" w:cstheme="minorHAnsi"/>
+          <w:b/>
+          <w:bCs/>
+        </w:rPr>
+        <w:t>Dataset</w:t>
+      </w:r>
+      <w:proofErr w:type="spellEnd"/>
+      <w:r>
+        <w:rPr>
+          <w:rFonts w:ascii="Aptos" w:hAnsi="Aptos" w:cstheme="minorHAnsi"/>
+          <w:b/>
+          <w:bCs/>
+        </w:rPr>
+        <w:t xml:space="preserve"> pequeño (</w:t>
+      </w:r>
+      <w:r>
+        <w:rPr>
+          <w:rFonts w:ascii="Aptos" w:hAnsi="Aptos" w:cstheme="minorHAnsi"/>
+          <w:b/>
+          <w:bCs/>
+        </w:rPr>
+        <w:t>10.000</w:t>
+      </w:r>
+      <w:r>
+        <w:rPr>
+          <w:rFonts w:ascii="Aptos" w:hAnsi="Aptos" w:cstheme="minorHAnsi"/>
+          <w:b/>
+          <w:bCs/>
+        </w:rPr>
+        <w:t>):</w:t>
+      </w:r>
+    </w:p>
+    <w:p>
+      <w:pPr>
+        <w:numPr>
+          <w:ilvl w:val="1"/>
+          <w:numId w:val="42"/>
+        </w:numPr>
+        <w:spacing w:after="0"/>
+        <w:rPr>
+          <w:rFonts w:ascii="Aptos" w:hAnsi="Aptos" w:cstheme="minorHAnsi"/>
+        </w:rPr>
+      </w:pPr>
+      <w:r>
+        <w:rPr>
+          <w:rFonts w:ascii="Aptos" w:hAnsi="Aptos" w:cstheme="minorHAnsi"/>
+        </w:rPr>
+        <w:t>Aún insuficiente para capturar patrones complejos</w:t>
+      </w:r>
+    </w:p>
+    <w:p>
+      <w:pPr>
+        <w:numPr>
+          <w:ilvl w:val="1"/>
+          <w:numId w:val="42"/>
+        </w:numPr>
+        <w:spacing w:after="0"/>
+        <w:rPr>
+          <w:rFonts w:ascii="Aptos" w:hAnsi="Aptos" w:cstheme="minorHAnsi"/>
+        </w:rPr>
+      </w:pPr>
+      <w:r>
+        <w:rPr>
+          <w:rFonts w:ascii="Aptos" w:hAnsi="Aptos" w:cstheme="minorHAnsi"/>
+        </w:rPr>
+        <w:t xml:space="preserve">Las regularizaciones previenen </w:t>
+      </w:r>
+      <w:proofErr w:type="spellStart"/>
+      <w:proofErr w:type="gramStart"/>
+      <w:r>
+        <w:rPr>
+          <w:rFonts w:ascii="Aptos" w:hAnsi="Aptos" w:cstheme="minorHAnsi"/>
+        </w:rPr>
+        <w:t>overfitting</w:t>
+      </w:r>
+      <w:proofErr w:type="spellEnd"/>
+      <w:proofErr w:type="gramEnd"/>
+      <w:r>
+        <w:rPr>
+          <w:rFonts w:ascii="Aptos" w:hAnsi="Aptos" w:cstheme="minorHAnsi"/>
+        </w:rPr>
+        <w:t xml:space="preserve"> pero limitan aprendizaje</w:t>
+      </w:r>
+    </w:p>
+    <w:p>
+      <w:pPr>
+        <w:spacing w:after="0"/>
+        <w:rPr>
+          <w:rFonts w:ascii="Aptos" w:hAnsi="Aptos" w:cstheme="minorHAnsi"/>
+        </w:rPr>
+      </w:pPr>
+    </w:p>
+    <w:p>
+      <w:pPr>
+        <w:numPr>
+          <w:ilvl w:val="0"/>
+          <w:numId w:val="42"/>
+        </w:numPr>
+        <w:spacing w:after="0"/>
+        <w:rPr>
+          <w:rFonts w:ascii="Aptos" w:hAnsi="Aptos" w:cstheme="minorHAnsi"/>
+        </w:rPr>
+      </w:pPr>
+      <w:proofErr w:type="spellStart"/>
+      <w:r>
+        <w:rPr>
+          <w:rFonts w:ascii="Aptos" w:hAnsi="Aptos" w:cstheme="minorHAnsi"/>
+          <w:b/>
+          <w:bCs/>
+        </w:rPr>
+        <w:t>Features</w:t>
+      </w:r>
+      <w:proofErr w:type="spellEnd"/>
+      <w:r>
+        <w:rPr>
+          <w:rFonts w:ascii="Aptos" w:hAnsi="Aptos" w:cstheme="minorHAnsi"/>
+          <w:b/>
+          <w:bCs/>
+        </w:rPr>
+        <w:t xml:space="preserve"> faltan información crítica:</w:t>
+      </w:r>
+    </w:p>
+    <w:p>
+      <w:pPr>
+        <w:numPr>
+          <w:ilvl w:val="1"/>
+          <w:numId w:val="42"/>
+        </w:numPr>
+        <w:spacing w:after="0"/>
+        <w:rPr>
+          <w:rFonts w:ascii="Aptos" w:hAnsi="Aptos" w:cstheme="minorHAnsi"/>
+        </w:rPr>
+      </w:pPr>
+      <w:proofErr w:type="spellStart"/>
+      <w:r>
+        <w:rPr>
+          <w:rFonts w:ascii="Aptos" w:hAnsi="Aptos" w:cstheme="minorHAnsi"/>
+          <w:b/>
+          <w:bCs/>
+        </w:rPr>
+        <w:t>Thumbnail</w:t>
+      </w:r>
+      <w:proofErr w:type="spellEnd"/>
+      <w:r>
+        <w:rPr>
+          <w:rFonts w:ascii="Aptos" w:hAnsi="Aptos" w:cstheme="minorHAnsi"/>
+        </w:rPr>
+        <w:t> (el factor #1 de CTR)</w:t>
+      </w:r>
+    </w:p>
+    <w:p>
+      <w:pPr>
+        <w:numPr>
+          <w:ilvl w:val="1"/>
+          <w:numId w:val="42"/>
+        </w:numPr>
+        <w:spacing w:after="0"/>
+        <w:rPr>
+          <w:rFonts w:ascii="Aptos" w:hAnsi="Aptos" w:cstheme="minorHAnsi"/>
+        </w:rPr>
+      </w:pPr>
+      <w:r>
+        <w:rPr>
+          <w:rFonts w:ascii="Aptos" w:hAnsi="Aptos" w:cstheme="minorHAnsi"/>
+          <w:b/>
+          <w:bCs/>
+        </w:rPr>
+        <w:t>Timing exacto</w:t>
+      </w:r>
+      <w:r>
+        <w:rPr>
+          <w:rFonts w:ascii="Aptos" w:hAnsi="Aptos" w:cstheme="minorHAnsi"/>
+        </w:rPr>
+        <w:t> del algoritmo de YouTube</w:t>
+      </w:r>
+    </w:p>
+    <w:p>
+      <w:pPr>
+        <w:numPr>
+          <w:ilvl w:val="1"/>
+          <w:numId w:val="42"/>
+        </w:numPr>
+        <w:spacing w:after="0"/>
+        <w:rPr>
+          <w:rFonts w:ascii="Aptos" w:hAnsi="Aptos" w:cstheme="minorHAnsi"/>
+        </w:rPr>
+      </w:pPr>
+      <w:r>
+        <w:rPr>
+          <w:rFonts w:ascii="Aptos" w:hAnsi="Aptos" w:cstheme="minorHAnsi"/>
+          <w:b/>
+          <w:bCs/>
+        </w:rPr>
+        <w:t>Tendencias</w:t>
+      </w:r>
+      <w:r>
+        <w:rPr>
+          <w:rFonts w:ascii="Aptos" w:hAnsi="Aptos" w:cstheme="minorHAnsi"/>
+        </w:rPr>
+        <w:t> del momento</w:t>
+      </w:r>
+    </w:p>
+    <w:p>
+      <w:pPr>
+        <w:numPr>
+          <w:ilvl w:val="1"/>
+          <w:numId w:val="42"/>
+        </w:numPr>
+        <w:spacing w:after="0"/>
+        <w:rPr>
+          <w:rFonts w:ascii="Aptos" w:hAnsi="Aptos" w:cstheme="minorHAnsi"/>
+        </w:rPr>
+      </w:pPr>
+      <w:r>
+        <w:rPr>
+          <w:rFonts w:ascii="Aptos" w:hAnsi="Aptos" w:cstheme="minorHAnsi"/>
+          <w:b/>
+          <w:bCs/>
+        </w:rPr>
+        <w:t>Datos históricos</w:t>
+      </w:r>
+      <w:r>
+        <w:rPr>
+          <w:rFonts w:ascii="Aptos" w:hAnsi="Aptos" w:cstheme="minorHAnsi"/>
+        </w:rPr>
+        <w:t xml:space="preserve"> del canal (performance pasada)</w:t>
+      </w:r>
+    </w:p>
+    <w:p>
+      <w:pPr>
+        <w:numPr>
+          <w:ilvl w:val="1"/>
+          <w:numId w:val="42"/>
+        </w:numPr>
+        <w:spacing w:after="0"/>
+        <w:rPr>
+          <w:rFonts w:ascii="Aptos" w:hAnsi="Aptos" w:cstheme="minorHAnsi"/>
+        </w:rPr>
+      </w:pPr>
+      <w:proofErr w:type="spellStart"/>
+      <w:r>
+        <w:rPr>
+          <w:rFonts w:ascii="Aptos" w:hAnsi="Aptos" w:cstheme="minorHAnsi"/>
+        </w:rPr>
+        <w:t>Features</w:t>
+      </w:r>
+      <w:proofErr w:type="spellEnd"/>
+      <w:r>
+        <w:rPr>
+          <w:rFonts w:ascii="Aptos" w:hAnsi="Aptos" w:cstheme="minorHAnsi"/>
+        </w:rPr>
+        <w:t xml:space="preserve"> externas (Google </w:t>
+      </w:r>
+      <w:proofErr w:type="spellStart"/>
+      <w:r>
+        <w:rPr>
+          <w:rFonts w:ascii="Aptos" w:hAnsi="Aptos" w:cstheme="minorHAnsi"/>
+        </w:rPr>
+        <w:t>Trends</w:t>
+      </w:r>
+      <w:proofErr w:type="spellEnd"/>
+      <w:r>
+        <w:rPr>
+          <w:rFonts w:ascii="Aptos" w:hAnsi="Aptos" w:cstheme="minorHAnsi"/>
+        </w:rPr>
+        <w:t>, competencia)</w:t>
+      </w:r>
+    </w:p>
+    <w:p>
+      <w:pPr>
+        <w:spacing w:after="0"/>
+        <w:ind w:left="1440"/>
+        <w:rPr>
+          <w:rFonts w:ascii="Aptos" w:hAnsi="Aptos" w:cstheme="minorHAnsi"/>
+        </w:rPr>
+      </w:pPr>
+    </w:p>
+    <w:p>
+      <w:pPr>
+        <w:spacing w:after="0"/>
+        <w:rPr>
+          <w:rFonts w:ascii="Aptos" w:hAnsi="Aptos" w:cstheme="minorHAnsi"/>
+        </w:rPr>
+      </w:pPr>
+    </w:p>
+    <w:p>
+      <w:pPr>
+        <w:spacing w:after="0"/>
+        <w:rPr>
+          <w:rFonts w:ascii="Aptos" w:hAnsi="Aptos" w:cstheme="minorHAnsi"/>
+        </w:rPr>
+      </w:pPr>
+    </w:p>
+    <w:p>
+      <w:pPr>
+        <w:pStyle w:val="Ttulo2"/>
+      </w:pPr>
+      <w:r>
+        <w:t xml:space="preserve">2.3 </w:t>
+      </w:r>
+      <w:proofErr w:type="spellStart"/>
+      <w:r>
+        <w:t>StreamLit</w:t>
+      </w:r>
+      <w:proofErr w:type="spellEnd"/>
+    </w:p>
+    <w:p>
+      <w:pPr>
+        <w:pStyle w:val="Ttulo2"/>
+      </w:pPr>
+    </w:p>
+    <w:p>
+      <w:pPr>
+        <w:pStyle w:val="Ttulo2"/>
+      </w:pPr>
     </w:p>
     <w:sectPr>
       <w:pgSz w:w="11906" w:h="16838"/>
@@ -3277,6 +6999,120 @@
     </w:lvl>
   </w:abstractNum>
   <w:abstractNum w:abstractNumId="1" w15:restartNumberingAfterBreak="0">
+    <w:nsid w:val="12E226EE"/>
+    <w:multiLevelType w:val="hybridMultilevel"/>
+    <w:tmpl w:val="5D68F4A4"/>
+    <w:lvl w:ilvl="0" w:tplc="EC52CB3A">
+      <w:start w:val="2"/>
+      <w:numFmt w:val="bullet"/>
+      <w:lvlText w:val=""/>
+      <w:lvlJc w:val="left"/>
+      <w:pPr>
+        <w:ind w:left="1068" w:hanging="360"/>
+      </w:pPr>
+      <w:rPr>
+        <w:rFonts w:ascii="Symbol" w:eastAsia="Times New Roman" w:hAnsi="Symbol" w:cstheme="minorBidi" w:hint="default"/>
+        <w:b/>
+      </w:rPr>
+    </w:lvl>
+    <w:lvl w:ilvl="1" w:tplc="0C0A0003" w:tentative="1">
+      <w:start w:val="1"/>
+      <w:numFmt w:val="bullet"/>
+      <w:lvlText w:val="o"/>
+      <w:lvlJc w:val="left"/>
+      <w:pPr>
+        <w:ind w:left="1788" w:hanging="360"/>
+      </w:pPr>
+      <w:rPr>
+        <w:rFonts w:ascii="Courier New" w:hAnsi="Courier New" w:cs="Courier New" w:hint="default"/>
+      </w:rPr>
+    </w:lvl>
+    <w:lvl w:ilvl="2" w:tplc="0C0A0005" w:tentative="1">
+      <w:start w:val="1"/>
+      <w:numFmt w:val="bullet"/>
+      <w:lvlText w:val=""/>
+      <w:lvlJc w:val="left"/>
+      <w:pPr>
+        <w:ind w:left="2508" w:hanging="360"/>
+      </w:pPr>
+      <w:rPr>
+        <w:rFonts w:ascii="Wingdings" w:hAnsi="Wingdings" w:hint="default"/>
+      </w:rPr>
+    </w:lvl>
+    <w:lvl w:ilvl="3" w:tplc="0C0A0001" w:tentative="1">
+      <w:start w:val="1"/>
+      <w:numFmt w:val="bullet"/>
+      <w:lvlText w:val=""/>
+      <w:lvlJc w:val="left"/>
+      <w:pPr>
+        <w:ind w:left="3228" w:hanging="360"/>
+      </w:pPr>
+      <w:rPr>
+        <w:rFonts w:ascii="Symbol" w:hAnsi="Symbol" w:hint="default"/>
+      </w:rPr>
+    </w:lvl>
+    <w:lvl w:ilvl="4" w:tplc="0C0A0003" w:tentative="1">
+      <w:start w:val="1"/>
+      <w:numFmt w:val="bullet"/>
+      <w:lvlText w:val="o"/>
+      <w:lvlJc w:val="left"/>
+      <w:pPr>
+        <w:ind w:left="3948" w:hanging="360"/>
+      </w:pPr>
+      <w:rPr>
+        <w:rFonts w:ascii="Courier New" w:hAnsi="Courier New" w:cs="Courier New" w:hint="default"/>
+      </w:rPr>
+    </w:lvl>
+    <w:lvl w:ilvl="5" w:tplc="0C0A0005" w:tentative="1">
+      <w:start w:val="1"/>
+      <w:numFmt w:val="bullet"/>
+      <w:lvlText w:val=""/>
+      <w:lvlJc w:val="left"/>
+      <w:pPr>
+        <w:ind w:left="4668" w:hanging="360"/>
+      </w:pPr>
+      <w:rPr>
+        <w:rFonts w:ascii="Wingdings" w:hAnsi="Wingdings" w:hint="default"/>
+      </w:rPr>
+    </w:lvl>
+    <w:lvl w:ilvl="6" w:tplc="0C0A0001" w:tentative="1">
+      <w:start w:val="1"/>
+      <w:numFmt w:val="bullet"/>
+      <w:lvlText w:val=""/>
+      <w:lvlJc w:val="left"/>
+      <w:pPr>
+        <w:ind w:left="5388" w:hanging="360"/>
+      </w:pPr>
+      <w:rPr>
+        <w:rFonts w:ascii="Symbol" w:hAnsi="Symbol" w:hint="default"/>
+      </w:rPr>
+    </w:lvl>
+    <w:lvl w:ilvl="7" w:tplc="0C0A0003" w:tentative="1">
+      <w:start w:val="1"/>
+      <w:numFmt w:val="bullet"/>
+      <w:lvlText w:val="o"/>
+      <w:lvlJc w:val="left"/>
+      <w:pPr>
+        <w:ind w:left="6108" w:hanging="360"/>
+      </w:pPr>
+      <w:rPr>
+        <w:rFonts w:ascii="Courier New" w:hAnsi="Courier New" w:cs="Courier New" w:hint="default"/>
+      </w:rPr>
+    </w:lvl>
+    <w:lvl w:ilvl="8" w:tplc="0C0A0005" w:tentative="1">
+      <w:start w:val="1"/>
+      <w:numFmt w:val="bullet"/>
+      <w:lvlText w:val=""/>
+      <w:lvlJc w:val="left"/>
+      <w:pPr>
+        <w:ind w:left="6828" w:hanging="360"/>
+      </w:pPr>
+      <w:rPr>
+        <w:rFonts w:ascii="Wingdings" w:hAnsi="Wingdings" w:hint="default"/>
+      </w:rPr>
+    </w:lvl>
+  </w:abstractNum>
+  <w:abstractNum w:abstractNumId="2" w15:restartNumberingAfterBreak="0">
     <w:nsid w:val="14983595"/>
     <w:multiLevelType w:val="multilevel"/>
     <w:tmpl w:val="B35C50DC"/>
@@ -3425,7 +7261,121 @@
       </w:rPr>
     </w:lvl>
   </w:abstractNum>
-  <w:abstractNum w:abstractNumId="2" w15:restartNumberingAfterBreak="0">
+  <w:abstractNum w:abstractNumId="3" w15:restartNumberingAfterBreak="0">
+    <w:nsid w:val="15145FF3"/>
+    <w:multiLevelType w:val="hybridMultilevel"/>
+    <w:tmpl w:val="7A4C5374"/>
+    <w:lvl w:ilvl="0" w:tplc="EC52CB3A">
+      <w:start w:val="2"/>
+      <w:numFmt w:val="bullet"/>
+      <w:lvlText w:val=""/>
+      <w:lvlJc w:val="left"/>
+      <w:pPr>
+        <w:ind w:left="1068" w:hanging="360"/>
+      </w:pPr>
+      <w:rPr>
+        <w:rFonts w:ascii="Symbol" w:eastAsia="Times New Roman" w:hAnsi="Symbol" w:cstheme="minorBidi" w:hint="default"/>
+        <w:b/>
+      </w:rPr>
+    </w:lvl>
+    <w:lvl w:ilvl="1" w:tplc="0C0A0003" w:tentative="1">
+      <w:start w:val="1"/>
+      <w:numFmt w:val="bullet"/>
+      <w:lvlText w:val="o"/>
+      <w:lvlJc w:val="left"/>
+      <w:pPr>
+        <w:ind w:left="1788" w:hanging="360"/>
+      </w:pPr>
+      <w:rPr>
+        <w:rFonts w:ascii="Courier New" w:hAnsi="Courier New" w:cs="Courier New" w:hint="default"/>
+      </w:rPr>
+    </w:lvl>
+    <w:lvl w:ilvl="2" w:tplc="0C0A0005" w:tentative="1">
+      <w:start w:val="1"/>
+      <w:numFmt w:val="bullet"/>
+      <w:lvlText w:val=""/>
+      <w:lvlJc w:val="left"/>
+      <w:pPr>
+        <w:ind w:left="2508" w:hanging="360"/>
+      </w:pPr>
+      <w:rPr>
+        <w:rFonts w:ascii="Wingdings" w:hAnsi="Wingdings" w:hint="default"/>
+      </w:rPr>
+    </w:lvl>
+    <w:lvl w:ilvl="3" w:tplc="0C0A0001" w:tentative="1">
+      <w:start w:val="1"/>
+      <w:numFmt w:val="bullet"/>
+      <w:lvlText w:val=""/>
+      <w:lvlJc w:val="left"/>
+      <w:pPr>
+        <w:ind w:left="3228" w:hanging="360"/>
+      </w:pPr>
+      <w:rPr>
+        <w:rFonts w:ascii="Symbol" w:hAnsi="Symbol" w:hint="default"/>
+      </w:rPr>
+    </w:lvl>
+    <w:lvl w:ilvl="4" w:tplc="0C0A0003" w:tentative="1">
+      <w:start w:val="1"/>
+      <w:numFmt w:val="bullet"/>
+      <w:lvlText w:val="o"/>
+      <w:lvlJc w:val="left"/>
+      <w:pPr>
+        <w:ind w:left="3948" w:hanging="360"/>
+      </w:pPr>
+      <w:rPr>
+        <w:rFonts w:ascii="Courier New" w:hAnsi="Courier New" w:cs="Courier New" w:hint="default"/>
+      </w:rPr>
+    </w:lvl>
+    <w:lvl w:ilvl="5" w:tplc="0C0A0005" w:tentative="1">
+      <w:start w:val="1"/>
+      <w:numFmt w:val="bullet"/>
+      <w:lvlText w:val=""/>
+      <w:lvlJc w:val="left"/>
+      <w:pPr>
+        <w:ind w:left="4668" w:hanging="360"/>
+      </w:pPr>
+      <w:rPr>
+        <w:rFonts w:ascii="Wingdings" w:hAnsi="Wingdings" w:hint="default"/>
+      </w:rPr>
+    </w:lvl>
+    <w:lvl w:ilvl="6" w:tplc="0C0A0001" w:tentative="1">
+      <w:start w:val="1"/>
+      <w:numFmt w:val="bullet"/>
+      <w:lvlText w:val=""/>
+      <w:lvlJc w:val="left"/>
+      <w:pPr>
+        <w:ind w:left="5388" w:hanging="360"/>
+      </w:pPr>
+      <w:rPr>
+        <w:rFonts w:ascii="Symbol" w:hAnsi="Symbol" w:hint="default"/>
+      </w:rPr>
+    </w:lvl>
+    <w:lvl w:ilvl="7" w:tplc="0C0A0003" w:tentative="1">
+      <w:start w:val="1"/>
+      <w:numFmt w:val="bullet"/>
+      <w:lvlText w:val="o"/>
+      <w:lvlJc w:val="left"/>
+      <w:pPr>
+        <w:ind w:left="6108" w:hanging="360"/>
+      </w:pPr>
+      <w:rPr>
+        <w:rFonts w:ascii="Courier New" w:hAnsi="Courier New" w:cs="Courier New" w:hint="default"/>
+      </w:rPr>
+    </w:lvl>
+    <w:lvl w:ilvl="8" w:tplc="0C0A0005" w:tentative="1">
+      <w:start w:val="1"/>
+      <w:numFmt w:val="bullet"/>
+      <w:lvlText w:val=""/>
+      <w:lvlJc w:val="left"/>
+      <w:pPr>
+        <w:ind w:left="6828" w:hanging="360"/>
+      </w:pPr>
+      <w:rPr>
+        <w:rFonts w:ascii="Wingdings" w:hAnsi="Wingdings" w:hint="default"/>
+      </w:rPr>
+    </w:lvl>
+  </w:abstractNum>
+  <w:abstractNum w:abstractNumId="4" w15:restartNumberingAfterBreak="0">
     <w:nsid w:val="183C7DB7"/>
     <w:multiLevelType w:val="hybridMultilevel"/>
     <w:tmpl w:val="3378CE0E"/>
@@ -3514,7 +7464,124 @@
       </w:pPr>
     </w:lvl>
   </w:abstractNum>
-  <w:abstractNum w:abstractNumId="3" w15:restartNumberingAfterBreak="0">
+  <w:abstractNum w:abstractNumId="5" w15:restartNumberingAfterBreak="0">
+    <w:nsid w:val="1A5328DB"/>
+    <w:multiLevelType w:val="multilevel"/>
+    <w:tmpl w:val="06E6FDFA"/>
+    <w:lvl w:ilvl="0">
+      <w:start w:val="1"/>
+      <w:numFmt w:val="decimal"/>
+      <w:lvlText w:val="%1."/>
+      <w:lvlJc w:val="left"/>
+      <w:pPr>
+        <w:tabs>
+          <w:tab w:val="num" w:pos="720"/>
+        </w:tabs>
+        <w:ind w:left="720" w:hanging="360"/>
+      </w:pPr>
+    </w:lvl>
+    <w:lvl w:ilvl="1">
+      <w:start w:val="1"/>
+      <w:numFmt w:val="bullet"/>
+      <w:lvlText w:val="o"/>
+      <w:lvlJc w:val="left"/>
+      <w:pPr>
+        <w:tabs>
+          <w:tab w:val="num" w:pos="1440"/>
+        </w:tabs>
+        <w:ind w:left="1440" w:hanging="360"/>
+      </w:pPr>
+      <w:rPr>
+        <w:rFonts w:ascii="Courier New" w:hAnsi="Courier New" w:hint="default"/>
+        <w:sz w:val="20"/>
+      </w:rPr>
+    </w:lvl>
+    <w:lvl w:ilvl="2" w:tentative="1">
+      <w:start w:val="1"/>
+      <w:numFmt w:val="decimal"/>
+      <w:lvlText w:val="%3."/>
+      <w:lvlJc w:val="left"/>
+      <w:pPr>
+        <w:tabs>
+          <w:tab w:val="num" w:pos="2160"/>
+        </w:tabs>
+        <w:ind w:left="2160" w:hanging="360"/>
+      </w:pPr>
+    </w:lvl>
+    <w:lvl w:ilvl="3" w:tentative="1">
+      <w:start w:val="1"/>
+      <w:numFmt w:val="decimal"/>
+      <w:lvlText w:val="%4."/>
+      <w:lvlJc w:val="left"/>
+      <w:pPr>
+        <w:tabs>
+          <w:tab w:val="num" w:pos="2880"/>
+        </w:tabs>
+        <w:ind w:left="2880" w:hanging="360"/>
+      </w:pPr>
+    </w:lvl>
+    <w:lvl w:ilvl="4" w:tentative="1">
+      <w:start w:val="1"/>
+      <w:numFmt w:val="decimal"/>
+      <w:lvlText w:val="%5."/>
+      <w:lvlJc w:val="left"/>
+      <w:pPr>
+        <w:tabs>
+          <w:tab w:val="num" w:pos="3600"/>
+        </w:tabs>
+        <w:ind w:left="3600" w:hanging="360"/>
+      </w:pPr>
+    </w:lvl>
+    <w:lvl w:ilvl="5" w:tentative="1">
+      <w:start w:val="1"/>
+      <w:numFmt w:val="decimal"/>
+      <w:lvlText w:val="%6."/>
+      <w:lvlJc w:val="left"/>
+      <w:pPr>
+        <w:tabs>
+          <w:tab w:val="num" w:pos="4320"/>
+        </w:tabs>
+        <w:ind w:left="4320" w:hanging="360"/>
+      </w:pPr>
+    </w:lvl>
+    <w:lvl w:ilvl="6" w:tentative="1">
+      <w:start w:val="1"/>
+      <w:numFmt w:val="decimal"/>
+      <w:lvlText w:val="%7."/>
+      <w:lvlJc w:val="left"/>
+      <w:pPr>
+        <w:tabs>
+          <w:tab w:val="num" w:pos="5040"/>
+        </w:tabs>
+        <w:ind w:left="5040" w:hanging="360"/>
+      </w:pPr>
+    </w:lvl>
+    <w:lvl w:ilvl="7" w:tentative="1">
+      <w:start w:val="1"/>
+      <w:numFmt w:val="decimal"/>
+      <w:lvlText w:val="%8."/>
+      <w:lvlJc w:val="left"/>
+      <w:pPr>
+        <w:tabs>
+          <w:tab w:val="num" w:pos="5760"/>
+        </w:tabs>
+        <w:ind w:left="5760" w:hanging="360"/>
+      </w:pPr>
+    </w:lvl>
+    <w:lvl w:ilvl="8" w:tentative="1">
+      <w:start w:val="1"/>
+      <w:numFmt w:val="decimal"/>
+      <w:lvlText w:val="%9."/>
+      <w:lvlJc w:val="left"/>
+      <w:pPr>
+        <w:tabs>
+          <w:tab w:val="num" w:pos="6480"/>
+        </w:tabs>
+        <w:ind w:left="6480" w:hanging="360"/>
+      </w:pPr>
+    </w:lvl>
+  </w:abstractNum>
+  <w:abstractNum w:abstractNumId="6" w15:restartNumberingAfterBreak="0">
     <w:nsid w:val="1C1E5C29"/>
     <w:multiLevelType w:val="multilevel"/>
     <w:tmpl w:val="DACEBC92"/>
@@ -3663,7 +7730,7 @@
       </w:rPr>
     </w:lvl>
   </w:abstractNum>
-  <w:abstractNum w:abstractNumId="4" w15:restartNumberingAfterBreak="0">
+  <w:abstractNum w:abstractNumId="7" w15:restartNumberingAfterBreak="0">
     <w:nsid w:val="1C3D7EC4"/>
     <w:multiLevelType w:val="multilevel"/>
     <w:tmpl w:val="F1E44C42"/>
@@ -3812,7 +7879,7 @@
       </w:rPr>
     </w:lvl>
   </w:abstractNum>
-  <w:abstractNum w:abstractNumId="5" w15:restartNumberingAfterBreak="0">
+  <w:abstractNum w:abstractNumId="8" w15:restartNumberingAfterBreak="0">
     <w:nsid w:val="1D0049F7"/>
     <w:multiLevelType w:val="multilevel"/>
     <w:tmpl w:val="8FF2DE16"/>
@@ -3961,7 +8028,121 @@
       </w:rPr>
     </w:lvl>
   </w:abstractNum>
-  <w:abstractNum w:abstractNumId="6" w15:restartNumberingAfterBreak="0">
+  <w:abstractNum w:abstractNumId="9" w15:restartNumberingAfterBreak="0">
+    <w:nsid w:val="207A3259"/>
+    <w:multiLevelType w:val="hybridMultilevel"/>
+    <w:tmpl w:val="90BE3A20"/>
+    <w:lvl w:ilvl="0" w:tplc="EC52CB3A">
+      <w:start w:val="2"/>
+      <w:numFmt w:val="bullet"/>
+      <w:lvlText w:val=""/>
+      <w:lvlJc w:val="left"/>
+      <w:pPr>
+        <w:ind w:left="1068" w:hanging="360"/>
+      </w:pPr>
+      <w:rPr>
+        <w:rFonts w:ascii="Symbol" w:eastAsia="Times New Roman" w:hAnsi="Symbol" w:cstheme="minorBidi" w:hint="default"/>
+        <w:b/>
+      </w:rPr>
+    </w:lvl>
+    <w:lvl w:ilvl="1" w:tplc="0C0A0003" w:tentative="1">
+      <w:start w:val="1"/>
+      <w:numFmt w:val="bullet"/>
+      <w:lvlText w:val="o"/>
+      <w:lvlJc w:val="left"/>
+      <w:pPr>
+        <w:ind w:left="1788" w:hanging="360"/>
+      </w:pPr>
+      <w:rPr>
+        <w:rFonts w:ascii="Courier New" w:hAnsi="Courier New" w:cs="Courier New" w:hint="default"/>
+      </w:rPr>
+    </w:lvl>
+    <w:lvl w:ilvl="2" w:tplc="0C0A0005" w:tentative="1">
+      <w:start w:val="1"/>
+      <w:numFmt w:val="bullet"/>
+      <w:lvlText w:val=""/>
+      <w:lvlJc w:val="left"/>
+      <w:pPr>
+        <w:ind w:left="2508" w:hanging="360"/>
+      </w:pPr>
+      <w:rPr>
+        <w:rFonts w:ascii="Wingdings" w:hAnsi="Wingdings" w:hint="default"/>
+      </w:rPr>
+    </w:lvl>
+    <w:lvl w:ilvl="3" w:tplc="0C0A0001" w:tentative="1">
+      <w:start w:val="1"/>
+      <w:numFmt w:val="bullet"/>
+      <w:lvlText w:val=""/>
+      <w:lvlJc w:val="left"/>
+      <w:pPr>
+        <w:ind w:left="3228" w:hanging="360"/>
+      </w:pPr>
+      <w:rPr>
+        <w:rFonts w:ascii="Symbol" w:hAnsi="Symbol" w:hint="default"/>
+      </w:rPr>
+    </w:lvl>
+    <w:lvl w:ilvl="4" w:tplc="0C0A0003" w:tentative="1">
+      <w:start w:val="1"/>
+      <w:numFmt w:val="bullet"/>
+      <w:lvlText w:val="o"/>
+      <w:lvlJc w:val="left"/>
+      <w:pPr>
+        <w:ind w:left="3948" w:hanging="360"/>
+      </w:pPr>
+      <w:rPr>
+        <w:rFonts w:ascii="Courier New" w:hAnsi="Courier New" w:cs="Courier New" w:hint="default"/>
+      </w:rPr>
+    </w:lvl>
+    <w:lvl w:ilvl="5" w:tplc="0C0A0005" w:tentative="1">
+      <w:start w:val="1"/>
+      <w:numFmt w:val="bullet"/>
+      <w:lvlText w:val=""/>
+      <w:lvlJc w:val="left"/>
+      <w:pPr>
+        <w:ind w:left="4668" w:hanging="360"/>
+      </w:pPr>
+      <w:rPr>
+        <w:rFonts w:ascii="Wingdings" w:hAnsi="Wingdings" w:hint="default"/>
+      </w:rPr>
+    </w:lvl>
+    <w:lvl w:ilvl="6" w:tplc="0C0A0001" w:tentative="1">
+      <w:start w:val="1"/>
+      <w:numFmt w:val="bullet"/>
+      <w:lvlText w:val=""/>
+      <w:lvlJc w:val="left"/>
+      <w:pPr>
+        <w:ind w:left="5388" w:hanging="360"/>
+      </w:pPr>
+      <w:rPr>
+        <w:rFonts w:ascii="Symbol" w:hAnsi="Symbol" w:hint="default"/>
+      </w:rPr>
+    </w:lvl>
+    <w:lvl w:ilvl="7" w:tplc="0C0A0003" w:tentative="1">
+      <w:start w:val="1"/>
+      <w:numFmt w:val="bullet"/>
+      <w:lvlText w:val="o"/>
+      <w:lvlJc w:val="left"/>
+      <w:pPr>
+        <w:ind w:left="6108" w:hanging="360"/>
+      </w:pPr>
+      <w:rPr>
+        <w:rFonts w:ascii="Courier New" w:hAnsi="Courier New" w:cs="Courier New" w:hint="default"/>
+      </w:rPr>
+    </w:lvl>
+    <w:lvl w:ilvl="8" w:tplc="0C0A0005" w:tentative="1">
+      <w:start w:val="1"/>
+      <w:numFmt w:val="bullet"/>
+      <w:lvlText w:val=""/>
+      <w:lvlJc w:val="left"/>
+      <w:pPr>
+        <w:ind w:left="6828" w:hanging="360"/>
+      </w:pPr>
+      <w:rPr>
+        <w:rFonts w:ascii="Wingdings" w:hAnsi="Wingdings" w:hint="default"/>
+      </w:rPr>
+    </w:lvl>
+  </w:abstractNum>
+  <w:abstractNum w:abstractNumId="10" w15:restartNumberingAfterBreak="0">
     <w:nsid w:val="21FE3714"/>
     <w:multiLevelType w:val="multilevel"/>
     <w:tmpl w:val="4E4AF778"/>
@@ -4110,7 +8291,7 @@
       </w:rPr>
     </w:lvl>
   </w:abstractNum>
-  <w:abstractNum w:abstractNumId="7" w15:restartNumberingAfterBreak="0">
+  <w:abstractNum w:abstractNumId="11" w15:restartNumberingAfterBreak="0">
     <w:nsid w:val="29AE23D4"/>
     <w:multiLevelType w:val="multilevel"/>
     <w:tmpl w:val="45E025C6"/>
@@ -4227,7 +8408,124 @@
       </w:pPr>
     </w:lvl>
   </w:abstractNum>
-  <w:abstractNum w:abstractNumId="8" w15:restartNumberingAfterBreak="0">
+  <w:abstractNum w:abstractNumId="12" w15:restartNumberingAfterBreak="0">
+    <w:nsid w:val="2D153EC9"/>
+    <w:multiLevelType w:val="multilevel"/>
+    <w:tmpl w:val="E6108728"/>
+    <w:lvl w:ilvl="0">
+      <w:start w:val="1"/>
+      <w:numFmt w:val="decimal"/>
+      <w:lvlText w:val="%1."/>
+      <w:lvlJc w:val="left"/>
+      <w:pPr>
+        <w:tabs>
+          <w:tab w:val="num" w:pos="720"/>
+        </w:tabs>
+        <w:ind w:left="720" w:hanging="360"/>
+      </w:pPr>
+    </w:lvl>
+    <w:lvl w:ilvl="1">
+      <w:start w:val="1"/>
+      <w:numFmt w:val="bullet"/>
+      <w:lvlText w:val="o"/>
+      <w:lvlJc w:val="left"/>
+      <w:pPr>
+        <w:tabs>
+          <w:tab w:val="num" w:pos="1440"/>
+        </w:tabs>
+        <w:ind w:left="1440" w:hanging="360"/>
+      </w:pPr>
+      <w:rPr>
+        <w:rFonts w:ascii="Courier New" w:hAnsi="Courier New" w:hint="default"/>
+        <w:sz w:val="20"/>
+      </w:rPr>
+    </w:lvl>
+    <w:lvl w:ilvl="2" w:tentative="1">
+      <w:start w:val="1"/>
+      <w:numFmt w:val="decimal"/>
+      <w:lvlText w:val="%3."/>
+      <w:lvlJc w:val="left"/>
+      <w:pPr>
+        <w:tabs>
+          <w:tab w:val="num" w:pos="2160"/>
+        </w:tabs>
+        <w:ind w:left="2160" w:hanging="360"/>
+      </w:pPr>
+    </w:lvl>
+    <w:lvl w:ilvl="3" w:tentative="1">
+      <w:start w:val="1"/>
+      <w:numFmt w:val="decimal"/>
+      <w:lvlText w:val="%4."/>
+      <w:lvlJc w:val="left"/>
+      <w:pPr>
+        <w:tabs>
+          <w:tab w:val="num" w:pos="2880"/>
+        </w:tabs>
+        <w:ind w:left="2880" w:hanging="360"/>
+      </w:pPr>
+    </w:lvl>
+    <w:lvl w:ilvl="4" w:tentative="1">
+      <w:start w:val="1"/>
+      <w:numFmt w:val="decimal"/>
+      <w:lvlText w:val="%5."/>
+      <w:lvlJc w:val="left"/>
+      <w:pPr>
+        <w:tabs>
+          <w:tab w:val="num" w:pos="3600"/>
+        </w:tabs>
+        <w:ind w:left="3600" w:hanging="360"/>
+      </w:pPr>
+    </w:lvl>
+    <w:lvl w:ilvl="5" w:tentative="1">
+      <w:start w:val="1"/>
+      <w:numFmt w:val="decimal"/>
+      <w:lvlText w:val="%6."/>
+      <w:lvlJc w:val="left"/>
+      <w:pPr>
+        <w:tabs>
+          <w:tab w:val="num" w:pos="4320"/>
+        </w:tabs>
+        <w:ind w:left="4320" w:hanging="360"/>
+      </w:pPr>
+    </w:lvl>
+    <w:lvl w:ilvl="6" w:tentative="1">
+      <w:start w:val="1"/>
+      <w:numFmt w:val="decimal"/>
+      <w:lvlText w:val="%7."/>
+      <w:lvlJc w:val="left"/>
+      <w:pPr>
+        <w:tabs>
+          <w:tab w:val="num" w:pos="5040"/>
+        </w:tabs>
+        <w:ind w:left="5040" w:hanging="360"/>
+      </w:pPr>
+    </w:lvl>
+    <w:lvl w:ilvl="7" w:tentative="1">
+      <w:start w:val="1"/>
+      <w:numFmt w:val="decimal"/>
+      <w:lvlText w:val="%8."/>
+      <w:lvlJc w:val="left"/>
+      <w:pPr>
+        <w:tabs>
+          <w:tab w:val="num" w:pos="5760"/>
+        </w:tabs>
+        <w:ind w:left="5760" w:hanging="360"/>
+      </w:pPr>
+    </w:lvl>
+    <w:lvl w:ilvl="8" w:tentative="1">
+      <w:start w:val="1"/>
+      <w:numFmt w:val="decimal"/>
+      <w:lvlText w:val="%9."/>
+      <w:lvlJc w:val="left"/>
+      <w:pPr>
+        <w:tabs>
+          <w:tab w:val="num" w:pos="6480"/>
+        </w:tabs>
+        <w:ind w:left="6480" w:hanging="360"/>
+      </w:pPr>
+    </w:lvl>
+  </w:abstractNum>
+  <w:abstractNum w:abstractNumId="13" w15:restartNumberingAfterBreak="0">
     <w:nsid w:val="2DAC4D20"/>
     <w:multiLevelType w:val="multilevel"/>
     <w:tmpl w:val="2FCE4098"/>
@@ -4376,7 +8674,7 @@
       </w:rPr>
     </w:lvl>
   </w:abstractNum>
-  <w:abstractNum w:abstractNumId="9" w15:restartNumberingAfterBreak="0">
+  <w:abstractNum w:abstractNumId="14" w15:restartNumberingAfterBreak="0">
     <w:nsid w:val="317E7292"/>
     <w:multiLevelType w:val="multilevel"/>
     <w:tmpl w:val="4D285266"/>
@@ -4525,7 +8823,124 @@
       </w:rPr>
     </w:lvl>
   </w:abstractNum>
-  <w:abstractNum w:abstractNumId="10" w15:restartNumberingAfterBreak="0">
+  <w:abstractNum w:abstractNumId="15" w15:restartNumberingAfterBreak="0">
+    <w:nsid w:val="31944AD7"/>
+    <w:multiLevelType w:val="multilevel"/>
+    <w:tmpl w:val="D1EE405C"/>
+    <w:lvl w:ilvl="0">
+      <w:start w:val="1"/>
+      <w:numFmt w:val="decimal"/>
+      <w:lvlText w:val="%1."/>
+      <w:lvlJc w:val="left"/>
+      <w:pPr>
+        <w:tabs>
+          <w:tab w:val="num" w:pos="720"/>
+        </w:tabs>
+        <w:ind w:left="720" w:hanging="360"/>
+      </w:pPr>
+    </w:lvl>
+    <w:lvl w:ilvl="1">
+      <w:start w:val="1"/>
+      <w:numFmt w:val="bullet"/>
+      <w:lvlText w:val="o"/>
+      <w:lvlJc w:val="left"/>
+      <w:pPr>
+        <w:tabs>
+          <w:tab w:val="num" w:pos="1440"/>
+        </w:tabs>
+        <w:ind w:left="1440" w:hanging="360"/>
+      </w:pPr>
+      <w:rPr>
+        <w:rFonts w:ascii="Courier New" w:hAnsi="Courier New" w:hint="default"/>
+        <w:sz w:val="20"/>
+      </w:rPr>
+    </w:lvl>
+    <w:lvl w:ilvl="2" w:tentative="1">
+      <w:start w:val="1"/>
+      <w:numFmt w:val="decimal"/>
+      <w:lvlText w:val="%3."/>
+      <w:lvlJc w:val="left"/>
+      <w:pPr>
+        <w:tabs>
+          <w:tab w:val="num" w:pos="2160"/>
+        </w:tabs>
+        <w:ind w:left="2160" w:hanging="360"/>
+      </w:pPr>
+    </w:lvl>
+    <w:lvl w:ilvl="3" w:tentative="1">
+      <w:start w:val="1"/>
+      <w:numFmt w:val="decimal"/>
+      <w:lvlText w:val="%4."/>
+      <w:lvlJc w:val="left"/>
+      <w:pPr>
+        <w:tabs>
+          <w:tab w:val="num" w:pos="2880"/>
+        </w:tabs>
+        <w:ind w:left="2880" w:hanging="360"/>
+      </w:pPr>
+    </w:lvl>
+    <w:lvl w:ilvl="4" w:tentative="1">
+      <w:start w:val="1"/>
+      <w:numFmt w:val="decimal"/>
+      <w:lvlText w:val="%5."/>
+      <w:lvlJc w:val="left"/>
+      <w:pPr>
+        <w:tabs>
+          <w:tab w:val="num" w:pos="3600"/>
+        </w:tabs>
+        <w:ind w:left="3600" w:hanging="360"/>
+      </w:pPr>
+    </w:lvl>
+    <w:lvl w:ilvl="5" w:tentative="1">
+      <w:start w:val="1"/>
+      <w:numFmt w:val="decimal"/>
+      <w:lvlText w:val="%6."/>
+      <w:lvlJc w:val="left"/>
+      <w:pPr>
+        <w:tabs>
+          <w:tab w:val="num" w:pos="4320"/>
+        </w:tabs>
+        <w:ind w:left="4320" w:hanging="360"/>
+      </w:pPr>
+    </w:lvl>
+    <w:lvl w:ilvl="6" w:tentative="1">
+      <w:start w:val="1"/>
+      <w:numFmt w:val="decimal"/>
+      <w:lvlText w:val="%7."/>
+      <w:lvlJc w:val="left"/>
+      <w:pPr>
+        <w:tabs>
+          <w:tab w:val="num" w:pos="5040"/>
+        </w:tabs>
+        <w:ind w:left="5040" w:hanging="360"/>
+      </w:pPr>
+    </w:lvl>
+    <w:lvl w:ilvl="7" w:tentative="1">
+      <w:start w:val="1"/>
+      <w:numFmt w:val="decimal"/>
+      <w:lvlText w:val="%8."/>
+      <w:lvlJc w:val="left"/>
+      <w:pPr>
+        <w:tabs>
+          <w:tab w:val="num" w:pos="5760"/>
+        </w:tabs>
+        <w:ind w:left="5760" w:hanging="360"/>
+      </w:pPr>
+    </w:lvl>
+    <w:lvl w:ilvl="8" w:tentative="1">
+      <w:start w:val="1"/>
+      <w:numFmt w:val="decimal"/>
+      <w:lvlText w:val="%9."/>
+      <w:lvlJc w:val="left"/>
+      <w:pPr>
+        <w:tabs>
+          <w:tab w:val="num" w:pos="6480"/>
+        </w:tabs>
+        <w:ind w:left="6480" w:hanging="360"/>
+      </w:pPr>
+    </w:lvl>
+  </w:abstractNum>
+  <w:abstractNum w:abstractNumId="16" w15:restartNumberingAfterBreak="0">
     <w:nsid w:val="3294184A"/>
     <w:multiLevelType w:val="multilevel"/>
     <w:tmpl w:val="1E9CBCB4"/>
@@ -4674,7 +9089,7 @@
       </w:rPr>
     </w:lvl>
   </w:abstractNum>
-  <w:abstractNum w:abstractNumId="11" w15:restartNumberingAfterBreak="0">
+  <w:abstractNum w:abstractNumId="17" w15:restartNumberingAfterBreak="0">
     <w:nsid w:val="3AE364E1"/>
     <w:multiLevelType w:val="hybridMultilevel"/>
     <w:tmpl w:val="94A8574E"/>
@@ -4786,7 +9201,7 @@
       </w:rPr>
     </w:lvl>
   </w:abstractNum>
-  <w:abstractNum w:abstractNumId="12" w15:restartNumberingAfterBreak="0">
+  <w:abstractNum w:abstractNumId="18" w15:restartNumberingAfterBreak="0">
     <w:nsid w:val="431A7523"/>
     <w:multiLevelType w:val="hybridMultilevel"/>
     <w:tmpl w:val="2A14C8AA"/>
@@ -4900,7 +9315,7 @@
       </w:rPr>
     </w:lvl>
   </w:abstractNum>
-  <w:abstractNum w:abstractNumId="13" w15:restartNumberingAfterBreak="0">
+  <w:abstractNum w:abstractNumId="19" w15:restartNumberingAfterBreak="0">
     <w:nsid w:val="43F300C3"/>
     <w:multiLevelType w:val="multilevel"/>
     <w:tmpl w:val="DC204058"/>
@@ -5049,7 +9464,7 @@
       </w:rPr>
     </w:lvl>
   </w:abstractNum>
-  <w:abstractNum w:abstractNumId="14" w15:restartNumberingAfterBreak="0">
+  <w:abstractNum w:abstractNumId="20" w15:restartNumberingAfterBreak="0">
     <w:nsid w:val="53662625"/>
     <w:multiLevelType w:val="multilevel"/>
     <w:tmpl w:val="25B4DC80"/>
@@ -5194,7 +9609,121 @@
       </w:rPr>
     </w:lvl>
   </w:abstractNum>
-  <w:abstractNum w:abstractNumId="15" w15:restartNumberingAfterBreak="0">
+  <w:abstractNum w:abstractNumId="21" w15:restartNumberingAfterBreak="0">
+    <w:nsid w:val="55EF7B7A"/>
+    <w:multiLevelType w:val="hybridMultilevel"/>
+    <w:tmpl w:val="A96C175C"/>
+    <w:lvl w:ilvl="0" w:tplc="EC52CB3A">
+      <w:start w:val="2"/>
+      <w:numFmt w:val="bullet"/>
+      <w:lvlText w:val=""/>
+      <w:lvlJc w:val="left"/>
+      <w:pPr>
+        <w:ind w:left="1068" w:hanging="360"/>
+      </w:pPr>
+      <w:rPr>
+        <w:rFonts w:ascii="Symbol" w:eastAsia="Times New Roman" w:hAnsi="Symbol" w:cstheme="minorBidi" w:hint="default"/>
+        <w:b/>
+      </w:rPr>
+    </w:lvl>
+    <w:lvl w:ilvl="1" w:tplc="0C0A0003" w:tentative="1">
+      <w:start w:val="1"/>
+      <w:numFmt w:val="bullet"/>
+      <w:lvlText w:val="o"/>
+      <w:lvlJc w:val="left"/>
+      <w:pPr>
+        <w:ind w:left="1788" w:hanging="360"/>
+      </w:pPr>
+      <w:rPr>
+        <w:rFonts w:ascii="Courier New" w:hAnsi="Courier New" w:cs="Courier New" w:hint="default"/>
+      </w:rPr>
+    </w:lvl>
+    <w:lvl w:ilvl="2" w:tplc="0C0A0005" w:tentative="1">
+      <w:start w:val="1"/>
+      <w:numFmt w:val="bullet"/>
+      <w:lvlText w:val=""/>
+      <w:lvlJc w:val="left"/>
+      <w:pPr>
+        <w:ind w:left="2508" w:hanging="360"/>
+      </w:pPr>
+      <w:rPr>
+        <w:rFonts w:ascii="Wingdings" w:hAnsi="Wingdings" w:hint="default"/>
+      </w:rPr>
+    </w:lvl>
+    <w:lvl w:ilvl="3" w:tplc="0C0A0001" w:tentative="1">
+      <w:start w:val="1"/>
+      <w:numFmt w:val="bullet"/>
+      <w:lvlText w:val=""/>
+      <w:lvlJc w:val="left"/>
+      <w:pPr>
+        <w:ind w:left="3228" w:hanging="360"/>
+      </w:pPr>
+      <w:rPr>
+        <w:rFonts w:ascii="Symbol" w:hAnsi="Symbol" w:hint="default"/>
+      </w:rPr>
+    </w:lvl>
+    <w:lvl w:ilvl="4" w:tplc="0C0A0003" w:tentative="1">
+      <w:start w:val="1"/>
+      <w:numFmt w:val="bullet"/>
+      <w:lvlText w:val="o"/>
+      <w:lvlJc w:val="left"/>
+      <w:pPr>
+        <w:ind w:left="3948" w:hanging="360"/>
+      </w:pPr>
+      <w:rPr>
+        <w:rFonts w:ascii="Courier New" w:hAnsi="Courier New" w:cs="Courier New" w:hint="default"/>
+      </w:rPr>
+    </w:lvl>
+    <w:lvl w:ilvl="5" w:tplc="0C0A0005" w:tentative="1">
+      <w:start w:val="1"/>
+      <w:numFmt w:val="bullet"/>
+      <w:lvlText w:val=""/>
+      <w:lvlJc w:val="left"/>
+      <w:pPr>
+        <w:ind w:left="4668" w:hanging="360"/>
+      </w:pPr>
+      <w:rPr>
+        <w:rFonts w:ascii="Wingdings" w:hAnsi="Wingdings" w:hint="default"/>
+      </w:rPr>
+    </w:lvl>
+    <w:lvl w:ilvl="6" w:tplc="0C0A0001" w:tentative="1">
+      <w:start w:val="1"/>
+      <w:numFmt w:val="bullet"/>
+      <w:lvlText w:val=""/>
+      <w:lvlJc w:val="left"/>
+      <w:pPr>
+        <w:ind w:left="5388" w:hanging="360"/>
+      </w:pPr>
+      <w:rPr>
+        <w:rFonts w:ascii="Symbol" w:hAnsi="Symbol" w:hint="default"/>
+      </w:rPr>
+    </w:lvl>
+    <w:lvl w:ilvl="7" w:tplc="0C0A0003" w:tentative="1">
+      <w:start w:val="1"/>
+      <w:numFmt w:val="bullet"/>
+      <w:lvlText w:val="o"/>
+      <w:lvlJc w:val="left"/>
+      <w:pPr>
+        <w:ind w:left="6108" w:hanging="360"/>
+      </w:pPr>
+      <w:rPr>
+        <w:rFonts w:ascii="Courier New" w:hAnsi="Courier New" w:cs="Courier New" w:hint="default"/>
+      </w:rPr>
+    </w:lvl>
+    <w:lvl w:ilvl="8" w:tplc="0C0A0005" w:tentative="1">
+      <w:start w:val="1"/>
+      <w:numFmt w:val="bullet"/>
+      <w:lvlText w:val=""/>
+      <w:lvlJc w:val="left"/>
+      <w:pPr>
+        <w:ind w:left="6828" w:hanging="360"/>
+      </w:pPr>
+      <w:rPr>
+        <w:rFonts w:ascii="Wingdings" w:hAnsi="Wingdings" w:hint="default"/>
+      </w:rPr>
+    </w:lvl>
+  </w:abstractNum>
+  <w:abstractNum w:abstractNumId="22" w15:restartNumberingAfterBreak="0">
     <w:nsid w:val="59E97D7C"/>
     <w:multiLevelType w:val="multilevel"/>
     <w:tmpl w:val="97F64390"/>
@@ -5343,7 +9872,7 @@
       </w:rPr>
     </w:lvl>
   </w:abstractNum>
-  <w:abstractNum w:abstractNumId="16" w15:restartNumberingAfterBreak="0">
+  <w:abstractNum w:abstractNumId="23" w15:restartNumberingAfterBreak="0">
     <w:nsid w:val="5B046CAE"/>
     <w:multiLevelType w:val="multilevel"/>
     <w:tmpl w:val="3BC8F018"/>
@@ -5492,7 +10021,7 @@
       </w:rPr>
     </w:lvl>
   </w:abstractNum>
-  <w:abstractNum w:abstractNumId="17" w15:restartNumberingAfterBreak="0">
+  <w:abstractNum w:abstractNumId="24" w15:restartNumberingAfterBreak="0">
     <w:nsid w:val="60EC0ADE"/>
     <w:multiLevelType w:val="multilevel"/>
     <w:tmpl w:val="54B4D3EE"/>
@@ -5641,7 +10170,124 @@
       </w:rPr>
     </w:lvl>
   </w:abstractNum>
-  <w:abstractNum w:abstractNumId="18" w15:restartNumberingAfterBreak="0">
+  <w:abstractNum w:abstractNumId="25" w15:restartNumberingAfterBreak="0">
+    <w:nsid w:val="63CB26F8"/>
+    <w:multiLevelType w:val="multilevel"/>
+    <w:tmpl w:val="72BABB54"/>
+    <w:lvl w:ilvl="0">
+      <w:start w:val="1"/>
+      <w:numFmt w:val="decimal"/>
+      <w:lvlText w:val="%1."/>
+      <w:lvlJc w:val="left"/>
+      <w:pPr>
+        <w:tabs>
+          <w:tab w:val="num" w:pos="720"/>
+        </w:tabs>
+        <w:ind w:left="720" w:hanging="360"/>
+      </w:pPr>
+    </w:lvl>
+    <w:lvl w:ilvl="1">
+      <w:start w:val="1"/>
+      <w:numFmt w:val="bullet"/>
+      <w:lvlText w:val="o"/>
+      <w:lvlJc w:val="left"/>
+      <w:pPr>
+        <w:tabs>
+          <w:tab w:val="num" w:pos="1440"/>
+        </w:tabs>
+        <w:ind w:left="1440" w:hanging="360"/>
+      </w:pPr>
+      <w:rPr>
+        <w:rFonts w:ascii="Courier New" w:hAnsi="Courier New" w:hint="default"/>
+        <w:sz w:val="20"/>
+      </w:rPr>
+    </w:lvl>
+    <w:lvl w:ilvl="2" w:tentative="1">
+      <w:start w:val="1"/>
+      <w:numFmt w:val="decimal"/>
+      <w:lvlText w:val="%3."/>
+      <w:lvlJc w:val="left"/>
+      <w:pPr>
+        <w:tabs>
+          <w:tab w:val="num" w:pos="2160"/>
+        </w:tabs>
+        <w:ind w:left="2160" w:hanging="360"/>
+      </w:pPr>
+    </w:lvl>
+    <w:lvl w:ilvl="3" w:tentative="1">
+      <w:start w:val="1"/>
+      <w:numFmt w:val="decimal"/>
+      <w:lvlText w:val="%4."/>
+      <w:lvlJc w:val="left"/>
+      <w:pPr>
+        <w:tabs>
+          <w:tab w:val="num" w:pos="2880"/>
+        </w:tabs>
+        <w:ind w:left="2880" w:hanging="360"/>
+      </w:pPr>
+    </w:lvl>
+    <w:lvl w:ilvl="4" w:tentative="1">
+      <w:start w:val="1"/>
+      <w:numFmt w:val="decimal"/>
+      <w:lvlText w:val="%5."/>
+      <w:lvlJc w:val="left"/>
+      <w:pPr>
+        <w:tabs>
+          <w:tab w:val="num" w:pos="3600"/>
+        </w:tabs>
+        <w:ind w:left="3600" w:hanging="360"/>
+      </w:pPr>
+    </w:lvl>
+    <w:lvl w:ilvl="5" w:tentative="1">
+      <w:start w:val="1"/>
+      <w:numFmt w:val="decimal"/>
+      <w:lvlText w:val="%6."/>
+      <w:lvlJc w:val="left"/>
+      <w:pPr>
+        <w:tabs>
+          <w:tab w:val="num" w:pos="4320"/>
+        </w:tabs>
+        <w:ind w:left="4320" w:hanging="360"/>
+      </w:pPr>
+    </w:lvl>
+    <w:lvl w:ilvl="6" w:tentative="1">
+      <w:start w:val="1"/>
+      <w:numFmt w:val="decimal"/>
+      <w:lvlText w:val="%7."/>
+      <w:lvlJc w:val="left"/>
+      <w:pPr>
+        <w:tabs>
+          <w:tab w:val="num" w:pos="5040"/>
+        </w:tabs>
+        <w:ind w:left="5040" w:hanging="360"/>
+      </w:pPr>
+    </w:lvl>
+    <w:lvl w:ilvl="7" w:tentative="1">
+      <w:start w:val="1"/>
+      <w:numFmt w:val="decimal"/>
+      <w:lvlText w:val="%8."/>
+      <w:lvlJc w:val="left"/>
+      <w:pPr>
+        <w:tabs>
+          <w:tab w:val="num" w:pos="5760"/>
+        </w:tabs>
+        <w:ind w:left="5760" w:hanging="360"/>
+      </w:pPr>
+    </w:lvl>
+    <w:lvl w:ilvl="8" w:tentative="1">
+      <w:start w:val="1"/>
+      <w:numFmt w:val="decimal"/>
+      <w:lvlText w:val="%9."/>
+      <w:lvlJc w:val="left"/>
+      <w:pPr>
+        <w:tabs>
+          <w:tab w:val="num" w:pos="6480"/>
+        </w:tabs>
+        <w:ind w:left="6480" w:hanging="360"/>
+      </w:pPr>
+    </w:lvl>
+  </w:abstractNum>
+  <w:abstractNum w:abstractNumId="26" w15:restartNumberingAfterBreak="0">
     <w:nsid w:val="65762013"/>
     <w:multiLevelType w:val="multilevel"/>
     <w:tmpl w:val="75D4C46A"/>
@@ -5754,7 +10400,96 @@
       </w:rPr>
     </w:lvl>
   </w:abstractNum>
-  <w:abstractNum w:abstractNumId="19" w15:restartNumberingAfterBreak="0">
+  <w:abstractNum w:abstractNumId="27" w15:restartNumberingAfterBreak="0">
+    <w:nsid w:val="66BE5192"/>
+    <w:multiLevelType w:val="hybridMultilevel"/>
+    <w:tmpl w:val="4336BB14"/>
+    <w:lvl w:ilvl="0" w:tplc="0C0A000F">
+      <w:start w:val="1"/>
+      <w:numFmt w:val="decimal"/>
+      <w:lvlText w:val="%1."/>
+      <w:lvlJc w:val="left"/>
+      <w:pPr>
+        <w:ind w:left="720" w:hanging="360"/>
+      </w:pPr>
+      <w:rPr>
+        <w:rFonts w:hint="default"/>
+      </w:rPr>
+    </w:lvl>
+    <w:lvl w:ilvl="1" w:tplc="0C0A0019" w:tentative="1">
+      <w:start w:val="1"/>
+      <w:numFmt w:val="lowerLetter"/>
+      <w:lvlText w:val="%2."/>
+      <w:lvlJc w:val="left"/>
+      <w:pPr>
+        <w:ind w:left="1440" w:hanging="360"/>
+      </w:pPr>
+    </w:lvl>
+    <w:lvl w:ilvl="2" w:tplc="0C0A001B" w:tentative="1">
+      <w:start w:val="1"/>
+      <w:numFmt w:val="lowerRoman"/>
+      <w:lvlText w:val="%3."/>
+      <w:lvlJc w:val="right"/>
+      <w:pPr>
+        <w:ind w:left="2160" w:hanging="180"/>
+      </w:pPr>
+    </w:lvl>
+    <w:lvl w:ilvl="3" w:tplc="0C0A000F" w:tentative="1">
+      <w:start w:val="1"/>
+      <w:numFmt w:val="decimal"/>
+      <w:lvlText w:val="%4."/>
+      <w:lvlJc w:val="left"/>
+      <w:pPr>
+        <w:ind w:left="2880" w:hanging="360"/>
+      </w:pPr>
+    </w:lvl>
+    <w:lvl w:ilvl="4" w:tplc="0C0A0019" w:tentative="1">
+      <w:start w:val="1"/>
+      <w:numFmt w:val="lowerLetter"/>
+      <w:lvlText w:val="%5."/>
+      <w:lvlJc w:val="left"/>
+      <w:pPr>
+        <w:ind w:left="3600" w:hanging="360"/>
+      </w:pPr>
+    </w:lvl>
+    <w:lvl w:ilvl="5" w:tplc="0C0A001B" w:tentative="1">
+      <w:start w:val="1"/>
+      <w:numFmt w:val="lowerRoman"/>
+      <w:lvlText w:val="%6."/>
+      <w:lvlJc w:val="right"/>
+      <w:pPr>
+        <w:ind w:left="4320" w:hanging="180"/>
+      </w:pPr>
+    </w:lvl>
+    <w:lvl w:ilvl="6" w:tplc="0C0A000F" w:tentative="1">
+      <w:start w:val="1"/>
+      <w:numFmt w:val="decimal"/>
+      <w:lvlText w:val="%7."/>
+      <w:lvlJc w:val="left"/>
+      <w:pPr>
+        <w:ind w:left="5040" w:hanging="360"/>
+      </w:pPr>
+    </w:lvl>
+    <w:lvl w:ilvl="7" w:tplc="0C0A0019" w:tentative="1">
+      <w:start w:val="1"/>
+      <w:numFmt w:val="lowerLetter"/>
+      <w:lvlText w:val="%8."/>
+      <w:lvlJc w:val="left"/>
+      <w:pPr>
+        <w:ind w:left="5760" w:hanging="360"/>
+      </w:pPr>
+    </w:lvl>
+    <w:lvl w:ilvl="8" w:tplc="0C0A001B" w:tentative="1">
+      <w:start w:val="1"/>
+      <w:numFmt w:val="lowerRoman"/>
+      <w:lvlText w:val="%9."/>
+      <w:lvlJc w:val="right"/>
+      <w:pPr>
+        <w:ind w:left="6480" w:hanging="180"/>
+      </w:pPr>
+    </w:lvl>
+  </w:abstractNum>
+  <w:abstractNum w:abstractNumId="28" w15:restartNumberingAfterBreak="0">
     <w:nsid w:val="68A71B20"/>
     <w:multiLevelType w:val="multilevel"/>
     <w:tmpl w:val="C74430E0"/>
@@ -5903,7 +10638,121 @@
       </w:rPr>
     </w:lvl>
   </w:abstractNum>
-  <w:abstractNum w:abstractNumId="20" w15:restartNumberingAfterBreak="0">
+  <w:abstractNum w:abstractNumId="29" w15:restartNumberingAfterBreak="0">
+    <w:nsid w:val="693E4656"/>
+    <w:multiLevelType w:val="hybridMultilevel"/>
+    <w:tmpl w:val="39BA11A8"/>
+    <w:lvl w:ilvl="0" w:tplc="EC52CB3A">
+      <w:start w:val="2"/>
+      <w:numFmt w:val="bullet"/>
+      <w:lvlText w:val=""/>
+      <w:lvlJc w:val="left"/>
+      <w:pPr>
+        <w:ind w:left="1068" w:hanging="360"/>
+      </w:pPr>
+      <w:rPr>
+        <w:rFonts w:ascii="Symbol" w:eastAsia="Times New Roman" w:hAnsi="Symbol" w:cstheme="minorBidi" w:hint="default"/>
+        <w:b/>
+      </w:rPr>
+    </w:lvl>
+    <w:lvl w:ilvl="1" w:tplc="0C0A0003" w:tentative="1">
+      <w:start w:val="1"/>
+      <w:numFmt w:val="bullet"/>
+      <w:lvlText w:val="o"/>
+      <w:lvlJc w:val="left"/>
+      <w:pPr>
+        <w:ind w:left="1788" w:hanging="360"/>
+      </w:pPr>
+      <w:rPr>
+        <w:rFonts w:ascii="Courier New" w:hAnsi="Courier New" w:cs="Courier New" w:hint="default"/>
+      </w:rPr>
+    </w:lvl>
+    <w:lvl w:ilvl="2" w:tplc="0C0A0005" w:tentative="1">
+      <w:start w:val="1"/>
+      <w:numFmt w:val="bullet"/>
+      <w:lvlText w:val=""/>
+      <w:lvlJc w:val="left"/>
+      <w:pPr>
+        <w:ind w:left="2508" w:hanging="360"/>
+      </w:pPr>
+      <w:rPr>
+        <w:rFonts w:ascii="Wingdings" w:hAnsi="Wingdings" w:hint="default"/>
+      </w:rPr>
+    </w:lvl>
+    <w:lvl w:ilvl="3" w:tplc="0C0A0001" w:tentative="1">
+      <w:start w:val="1"/>
+      <w:numFmt w:val="bullet"/>
+      <w:lvlText w:val=""/>
+      <w:lvlJc w:val="left"/>
+      <w:pPr>
+        <w:ind w:left="3228" w:hanging="360"/>
+      </w:pPr>
+      <w:rPr>
+        <w:rFonts w:ascii="Symbol" w:hAnsi="Symbol" w:hint="default"/>
+      </w:rPr>
+    </w:lvl>
+    <w:lvl w:ilvl="4" w:tplc="0C0A0003" w:tentative="1">
+      <w:start w:val="1"/>
+      <w:numFmt w:val="bullet"/>
+      <w:lvlText w:val="o"/>
+      <w:lvlJc w:val="left"/>
+      <w:pPr>
+        <w:ind w:left="3948" w:hanging="360"/>
+      </w:pPr>
+      <w:rPr>
+        <w:rFonts w:ascii="Courier New" w:hAnsi="Courier New" w:cs="Courier New" w:hint="default"/>
+      </w:rPr>
+    </w:lvl>
+    <w:lvl w:ilvl="5" w:tplc="0C0A0005" w:tentative="1">
+      <w:start w:val="1"/>
+      <w:numFmt w:val="bullet"/>
+      <w:lvlText w:val=""/>
+      <w:lvlJc w:val="left"/>
+      <w:pPr>
+        <w:ind w:left="4668" w:hanging="360"/>
+      </w:pPr>
+      <w:rPr>
+        <w:rFonts w:ascii="Wingdings" w:hAnsi="Wingdings" w:hint="default"/>
+      </w:rPr>
+    </w:lvl>
+    <w:lvl w:ilvl="6" w:tplc="0C0A0001" w:tentative="1">
+      <w:start w:val="1"/>
+      <w:numFmt w:val="bullet"/>
+      <w:lvlText w:val=""/>
+      <w:lvlJc w:val="left"/>
+      <w:pPr>
+        <w:ind w:left="5388" w:hanging="360"/>
+      </w:pPr>
+      <w:rPr>
+        <w:rFonts w:ascii="Symbol" w:hAnsi="Symbol" w:hint="default"/>
+      </w:rPr>
+    </w:lvl>
+    <w:lvl w:ilvl="7" w:tplc="0C0A0003" w:tentative="1">
+      <w:start w:val="1"/>
+      <w:numFmt w:val="bullet"/>
+      <w:lvlText w:val="o"/>
+      <w:lvlJc w:val="left"/>
+      <w:pPr>
+        <w:ind w:left="6108" w:hanging="360"/>
+      </w:pPr>
+      <w:rPr>
+        <w:rFonts w:ascii="Courier New" w:hAnsi="Courier New" w:cs="Courier New" w:hint="default"/>
+      </w:rPr>
+    </w:lvl>
+    <w:lvl w:ilvl="8" w:tplc="0C0A0005" w:tentative="1">
+      <w:start w:val="1"/>
+      <w:numFmt w:val="bullet"/>
+      <w:lvlText w:val=""/>
+      <w:lvlJc w:val="left"/>
+      <w:pPr>
+        <w:ind w:left="6828" w:hanging="360"/>
+      </w:pPr>
+      <w:rPr>
+        <w:rFonts w:ascii="Wingdings" w:hAnsi="Wingdings" w:hint="default"/>
+      </w:rPr>
+    </w:lvl>
+  </w:abstractNum>
+  <w:abstractNum w:abstractNumId="30" w15:restartNumberingAfterBreak="0">
     <w:nsid w:val="698F6EF6"/>
     <w:multiLevelType w:val="hybridMultilevel"/>
     <w:tmpl w:val="19A42C32"/>
@@ -5992,7 +10841,7 @@
       </w:pPr>
     </w:lvl>
   </w:abstractNum>
-  <w:abstractNum w:abstractNumId="21" w15:restartNumberingAfterBreak="0">
+  <w:abstractNum w:abstractNumId="31" w15:restartNumberingAfterBreak="0">
     <w:nsid w:val="6AD95B75"/>
     <w:multiLevelType w:val="multilevel"/>
     <w:tmpl w:val="B12A348A"/>
@@ -6141,7 +10990,7 @@
       </w:rPr>
     </w:lvl>
   </w:abstractNum>
-  <w:abstractNum w:abstractNumId="22" w15:restartNumberingAfterBreak="0">
+  <w:abstractNum w:abstractNumId="32" w15:restartNumberingAfterBreak="0">
     <w:nsid w:val="6B8931C2"/>
     <w:multiLevelType w:val="multilevel"/>
     <w:tmpl w:val="59988704"/>
@@ -6254,7 +11103,124 @@
       </w:pPr>
     </w:lvl>
   </w:abstractNum>
-  <w:abstractNum w:abstractNumId="23" w15:restartNumberingAfterBreak="0">
+  <w:abstractNum w:abstractNumId="33" w15:restartNumberingAfterBreak="0">
+    <w:nsid w:val="72050999"/>
+    <w:multiLevelType w:val="multilevel"/>
+    <w:tmpl w:val="E4AE82E2"/>
+    <w:lvl w:ilvl="0">
+      <w:start w:val="1"/>
+      <w:numFmt w:val="decimal"/>
+      <w:lvlText w:val="%1."/>
+      <w:lvlJc w:val="left"/>
+      <w:pPr>
+        <w:tabs>
+          <w:tab w:val="num" w:pos="720"/>
+        </w:tabs>
+        <w:ind w:left="720" w:hanging="360"/>
+      </w:pPr>
+    </w:lvl>
+    <w:lvl w:ilvl="1">
+      <w:start w:val="1"/>
+      <w:numFmt w:val="bullet"/>
+      <w:lvlText w:val="o"/>
+      <w:lvlJc w:val="left"/>
+      <w:pPr>
+        <w:tabs>
+          <w:tab w:val="num" w:pos="1440"/>
+        </w:tabs>
+        <w:ind w:left="1440" w:hanging="360"/>
+      </w:pPr>
+      <w:rPr>
+        <w:rFonts w:ascii="Courier New" w:hAnsi="Courier New" w:hint="default"/>
+        <w:sz w:val="20"/>
+      </w:rPr>
+    </w:lvl>
+    <w:lvl w:ilvl="2" w:tentative="1">
+      <w:start w:val="1"/>
+      <w:numFmt w:val="decimal"/>
+      <w:lvlText w:val="%3."/>
+      <w:lvlJc w:val="left"/>
+      <w:pPr>
+        <w:tabs>
+          <w:tab w:val="num" w:pos="2160"/>
+        </w:tabs>
+        <w:ind w:left="2160" w:hanging="360"/>
+      </w:pPr>
+    </w:lvl>
+    <w:lvl w:ilvl="3" w:tentative="1">
+      <w:start w:val="1"/>
+      <w:numFmt w:val="decimal"/>
+      <w:lvlText w:val="%4."/>
+      <w:lvlJc w:val="left"/>
+      <w:pPr>
+        <w:tabs>
+          <w:tab w:val="num" w:pos="2880"/>
+        </w:tabs>
+        <w:ind w:left="2880" w:hanging="360"/>
+      </w:pPr>
+    </w:lvl>
+    <w:lvl w:ilvl="4" w:tentative="1">
+      <w:start w:val="1"/>
+      <w:numFmt w:val="decimal"/>
+      <w:lvlText w:val="%5."/>
+      <w:lvlJc w:val="left"/>
+      <w:pPr>
+        <w:tabs>
+          <w:tab w:val="num" w:pos="3600"/>
+        </w:tabs>
+        <w:ind w:left="3600" w:hanging="360"/>
+      </w:pPr>
+    </w:lvl>
+    <w:lvl w:ilvl="5" w:tentative="1">
+      <w:start w:val="1"/>
+      <w:numFmt w:val="decimal"/>
+      <w:lvlText w:val="%6."/>
+      <w:lvlJc w:val="left"/>
+      <w:pPr>
+        <w:tabs>
+          <w:tab w:val="num" w:pos="4320"/>
+        </w:tabs>
+        <w:ind w:left="4320" w:hanging="360"/>
+      </w:pPr>
+    </w:lvl>
+    <w:lvl w:ilvl="6" w:tentative="1">
+      <w:start w:val="1"/>
+      <w:numFmt w:val="decimal"/>
+      <w:lvlText w:val="%7."/>
+      <w:lvlJc w:val="left"/>
+      <w:pPr>
+        <w:tabs>
+          <w:tab w:val="num" w:pos="5040"/>
+        </w:tabs>
+        <w:ind w:left="5040" w:hanging="360"/>
+      </w:pPr>
+    </w:lvl>
+    <w:lvl w:ilvl="7" w:tentative="1">
+      <w:start w:val="1"/>
+      <w:numFmt w:val="decimal"/>
+      <w:lvlText w:val="%8."/>
+      <w:lvlJc w:val="left"/>
+      <w:pPr>
+        <w:tabs>
+          <w:tab w:val="num" w:pos="5760"/>
+        </w:tabs>
+        <w:ind w:left="5760" w:hanging="360"/>
+      </w:pPr>
+    </w:lvl>
+    <w:lvl w:ilvl="8" w:tentative="1">
+      <w:start w:val="1"/>
+      <w:numFmt w:val="decimal"/>
+      <w:lvlText w:val="%9."/>
+      <w:lvlJc w:val="left"/>
+      <w:pPr>
+        <w:tabs>
+          <w:tab w:val="num" w:pos="6480"/>
+        </w:tabs>
+        <w:ind w:left="6480" w:hanging="360"/>
+      </w:pPr>
+    </w:lvl>
+  </w:abstractNum>
+  <w:abstractNum w:abstractNumId="34" w15:restartNumberingAfterBreak="0">
     <w:nsid w:val="728C293B"/>
     <w:multiLevelType w:val="multilevel"/>
     <w:tmpl w:val="FBACB65E"/>
@@ -6403,7 +11369,235 @@
       </w:rPr>
     </w:lvl>
   </w:abstractNum>
-  <w:abstractNum w:abstractNumId="24" w15:restartNumberingAfterBreak="0">
+  <w:abstractNum w:abstractNumId="35" w15:restartNumberingAfterBreak="0">
+    <w:nsid w:val="74FF387D"/>
+    <w:multiLevelType w:val="hybridMultilevel"/>
+    <w:tmpl w:val="832A48DC"/>
+    <w:lvl w:ilvl="0" w:tplc="EC52CB3A">
+      <w:start w:val="2"/>
+      <w:numFmt w:val="bullet"/>
+      <w:lvlText w:val=""/>
+      <w:lvlJc w:val="left"/>
+      <w:pPr>
+        <w:ind w:left="1068" w:hanging="360"/>
+      </w:pPr>
+      <w:rPr>
+        <w:rFonts w:ascii="Symbol" w:eastAsia="Times New Roman" w:hAnsi="Symbol" w:cstheme="minorBidi" w:hint="default"/>
+        <w:b/>
+      </w:rPr>
+    </w:lvl>
+    <w:lvl w:ilvl="1" w:tplc="0C0A0003" w:tentative="1">
+      <w:start w:val="1"/>
+      <w:numFmt w:val="bullet"/>
+      <w:lvlText w:val="o"/>
+      <w:lvlJc w:val="left"/>
+      <w:pPr>
+        <w:ind w:left="1788" w:hanging="360"/>
+      </w:pPr>
+      <w:rPr>
+        <w:rFonts w:ascii="Courier New" w:hAnsi="Courier New" w:cs="Courier New" w:hint="default"/>
+      </w:rPr>
+    </w:lvl>
+    <w:lvl w:ilvl="2" w:tplc="0C0A0005" w:tentative="1">
+      <w:start w:val="1"/>
+      <w:numFmt w:val="bullet"/>
+      <w:lvlText w:val=""/>
+      <w:lvlJc w:val="left"/>
+      <w:pPr>
+        <w:ind w:left="2508" w:hanging="360"/>
+      </w:pPr>
+      <w:rPr>
+        <w:rFonts w:ascii="Wingdings" w:hAnsi="Wingdings" w:hint="default"/>
+      </w:rPr>
+    </w:lvl>
+    <w:lvl w:ilvl="3" w:tplc="0C0A0001" w:tentative="1">
+      <w:start w:val="1"/>
+      <w:numFmt w:val="bullet"/>
+      <w:lvlText w:val=""/>
+      <w:lvlJc w:val="left"/>
+      <w:pPr>
+        <w:ind w:left="3228" w:hanging="360"/>
+      </w:pPr>
+      <w:rPr>
+        <w:rFonts w:ascii="Symbol" w:hAnsi="Symbol" w:hint="default"/>
+      </w:rPr>
+    </w:lvl>
+    <w:lvl w:ilvl="4" w:tplc="0C0A0003" w:tentative="1">
+      <w:start w:val="1"/>
+      <w:numFmt w:val="bullet"/>
+      <w:lvlText w:val="o"/>
+      <w:lvlJc w:val="left"/>
+      <w:pPr>
+        <w:ind w:left="3948" w:hanging="360"/>
+      </w:pPr>
+      <w:rPr>
+        <w:rFonts w:ascii="Courier New" w:hAnsi="Courier New" w:cs="Courier New" w:hint="default"/>
+      </w:rPr>
+    </w:lvl>
+    <w:lvl w:ilvl="5" w:tplc="0C0A0005" w:tentative="1">
+      <w:start w:val="1"/>
+      <w:numFmt w:val="bullet"/>
+      <w:lvlText w:val=""/>
+      <w:lvlJc w:val="left"/>
+      <w:pPr>
+        <w:ind w:left="4668" w:hanging="360"/>
+      </w:pPr>
+      <w:rPr>
+        <w:rFonts w:ascii="Wingdings" w:hAnsi="Wingdings" w:hint="default"/>
+      </w:rPr>
+    </w:lvl>
+    <w:lvl w:ilvl="6" w:tplc="0C0A0001" w:tentative="1">
+      <w:start w:val="1"/>
+      <w:numFmt w:val="bullet"/>
+      <w:lvlText w:val=""/>
+      <w:lvlJc w:val="left"/>
+      <w:pPr>
+        <w:ind w:left="5388" w:hanging="360"/>
+      </w:pPr>
+      <w:rPr>
+        <w:rFonts w:ascii="Symbol" w:hAnsi="Symbol" w:hint="default"/>
+      </w:rPr>
+    </w:lvl>
+    <w:lvl w:ilvl="7" w:tplc="0C0A0003" w:tentative="1">
+      <w:start w:val="1"/>
+      <w:numFmt w:val="bullet"/>
+      <w:lvlText w:val="o"/>
+      <w:lvlJc w:val="left"/>
+      <w:pPr>
+        <w:ind w:left="6108" w:hanging="360"/>
+      </w:pPr>
+      <w:rPr>
+        <w:rFonts w:ascii="Courier New" w:hAnsi="Courier New" w:cs="Courier New" w:hint="default"/>
+      </w:rPr>
+    </w:lvl>
+    <w:lvl w:ilvl="8" w:tplc="0C0A0005" w:tentative="1">
+      <w:start w:val="1"/>
+      <w:numFmt w:val="bullet"/>
+      <w:lvlText w:val=""/>
+      <w:lvlJc w:val="left"/>
+      <w:pPr>
+        <w:ind w:left="6828" w:hanging="360"/>
+      </w:pPr>
+      <w:rPr>
+        <w:rFonts w:ascii="Wingdings" w:hAnsi="Wingdings" w:hint="default"/>
+      </w:rPr>
+    </w:lvl>
+  </w:abstractNum>
+  <w:abstractNum w:abstractNumId="36" w15:restartNumberingAfterBreak="0">
+    <w:nsid w:val="76DA48C5"/>
+    <w:multiLevelType w:val="hybridMultilevel"/>
+    <w:tmpl w:val="BEC28AA2"/>
+    <w:lvl w:ilvl="0" w:tplc="EC52CB3A">
+      <w:start w:val="2"/>
+      <w:numFmt w:val="bullet"/>
+      <w:lvlText w:val=""/>
+      <w:lvlJc w:val="left"/>
+      <w:pPr>
+        <w:ind w:left="1068" w:hanging="360"/>
+      </w:pPr>
+      <w:rPr>
+        <w:rFonts w:ascii="Symbol" w:eastAsia="Times New Roman" w:hAnsi="Symbol" w:cstheme="minorBidi" w:hint="default"/>
+        <w:b/>
+      </w:rPr>
+    </w:lvl>
+    <w:lvl w:ilvl="1" w:tplc="0C0A0003" w:tentative="1">
+      <w:start w:val="1"/>
+      <w:numFmt w:val="bullet"/>
+      <w:lvlText w:val="o"/>
+      <w:lvlJc w:val="left"/>
+      <w:pPr>
+        <w:ind w:left="1788" w:hanging="360"/>
+      </w:pPr>
+      <w:rPr>
+        <w:rFonts w:ascii="Courier New" w:hAnsi="Courier New" w:cs="Courier New" w:hint="default"/>
+      </w:rPr>
+    </w:lvl>
+    <w:lvl w:ilvl="2" w:tplc="0C0A0005" w:tentative="1">
+      <w:start w:val="1"/>
+      <w:numFmt w:val="bullet"/>
+      <w:lvlText w:val=""/>
+      <w:lvlJc w:val="left"/>
+      <w:pPr>
+        <w:ind w:left="2508" w:hanging="360"/>
+      </w:pPr>
+      <w:rPr>
+        <w:rFonts w:ascii="Wingdings" w:hAnsi="Wingdings" w:hint="default"/>
+      </w:rPr>
+    </w:lvl>
+    <w:lvl w:ilvl="3" w:tplc="0C0A0001" w:tentative="1">
+      <w:start w:val="1"/>
+      <w:numFmt w:val="bullet"/>
+      <w:lvlText w:val=""/>
+      <w:lvlJc w:val="left"/>
+      <w:pPr>
+        <w:ind w:left="3228" w:hanging="360"/>
+      </w:pPr>
+      <w:rPr>
+        <w:rFonts w:ascii="Symbol" w:hAnsi="Symbol" w:hint="default"/>
+      </w:rPr>
+    </w:lvl>
+    <w:lvl w:ilvl="4" w:tplc="0C0A0003" w:tentative="1">
+      <w:start w:val="1"/>
+      <w:numFmt w:val="bullet"/>
+      <w:lvlText w:val="o"/>
+      <w:lvlJc w:val="left"/>
+      <w:pPr>
+        <w:ind w:left="3948" w:hanging="360"/>
+      </w:pPr>
+      <w:rPr>
+        <w:rFonts w:ascii="Courier New" w:hAnsi="Courier New" w:cs="Courier New" w:hint="default"/>
+      </w:rPr>
+    </w:lvl>
+    <w:lvl w:ilvl="5" w:tplc="0C0A0005" w:tentative="1">
+      <w:start w:val="1"/>
+      <w:numFmt w:val="bullet"/>
+      <w:lvlText w:val=""/>
+      <w:lvlJc w:val="left"/>
+      <w:pPr>
+        <w:ind w:left="4668" w:hanging="360"/>
+      </w:pPr>
+      <w:rPr>
+        <w:rFonts w:ascii="Wingdings" w:hAnsi="Wingdings" w:hint="default"/>
+      </w:rPr>
+    </w:lvl>
+    <w:lvl w:ilvl="6" w:tplc="0C0A0001" w:tentative="1">
+      <w:start w:val="1"/>
+      <w:numFmt w:val="bullet"/>
+      <w:lvlText w:val=""/>
+      <w:lvlJc w:val="left"/>
+      <w:pPr>
+        <w:ind w:left="5388" w:hanging="360"/>
+      </w:pPr>
+      <w:rPr>
+        <w:rFonts w:ascii="Symbol" w:hAnsi="Symbol" w:hint="default"/>
+      </w:rPr>
+    </w:lvl>
+    <w:lvl w:ilvl="7" w:tplc="0C0A0003" w:tentative="1">
+      <w:start w:val="1"/>
+      <w:numFmt w:val="bullet"/>
+      <w:lvlText w:val="o"/>
+      <w:lvlJc w:val="left"/>
+      <w:pPr>
+        <w:ind w:left="6108" w:hanging="360"/>
+      </w:pPr>
+      <w:rPr>
+        <w:rFonts w:ascii="Courier New" w:hAnsi="Courier New" w:cs="Courier New" w:hint="default"/>
+      </w:rPr>
+    </w:lvl>
+    <w:lvl w:ilvl="8" w:tplc="0C0A0005" w:tentative="1">
+      <w:start w:val="1"/>
+      <w:numFmt w:val="bullet"/>
+      <w:lvlText w:val=""/>
+      <w:lvlJc w:val="left"/>
+      <w:pPr>
+        <w:ind w:left="6828" w:hanging="360"/>
+      </w:pPr>
+      <w:rPr>
+        <w:rFonts w:ascii="Wingdings" w:hAnsi="Wingdings" w:hint="default"/>
+      </w:rPr>
+    </w:lvl>
+  </w:abstractNum>
+  <w:abstractNum w:abstractNumId="37" w15:restartNumberingAfterBreak="0">
     <w:nsid w:val="77607E1C"/>
     <w:multiLevelType w:val="multilevel"/>
     <w:tmpl w:val="BE6CD23A"/>
@@ -6552,7 +11746,96 @@
       </w:rPr>
     </w:lvl>
   </w:abstractNum>
-  <w:abstractNum w:abstractNumId="25" w15:restartNumberingAfterBreak="0">
+  <w:abstractNum w:abstractNumId="38" w15:restartNumberingAfterBreak="0">
+    <w:nsid w:val="7AC6606F"/>
+    <w:multiLevelType w:val="hybridMultilevel"/>
+    <w:tmpl w:val="6492B270"/>
+    <w:lvl w:ilvl="0" w:tplc="0C0A000F">
+      <w:start w:val="1"/>
+      <w:numFmt w:val="decimal"/>
+      <w:lvlText w:val="%1."/>
+      <w:lvlJc w:val="left"/>
+      <w:pPr>
+        <w:ind w:left="720" w:hanging="360"/>
+      </w:pPr>
+      <w:rPr>
+        <w:rFonts w:hint="default"/>
+      </w:rPr>
+    </w:lvl>
+    <w:lvl w:ilvl="1" w:tplc="0C0A0019" w:tentative="1">
+      <w:start w:val="1"/>
+      <w:numFmt w:val="lowerLetter"/>
+      <w:lvlText w:val="%2."/>
+      <w:lvlJc w:val="left"/>
+      <w:pPr>
+        <w:ind w:left="1440" w:hanging="360"/>
+      </w:pPr>
+    </w:lvl>
+    <w:lvl w:ilvl="2" w:tplc="0C0A001B" w:tentative="1">
+      <w:start w:val="1"/>
+      <w:numFmt w:val="lowerRoman"/>
+      <w:lvlText w:val="%3."/>
+      <w:lvlJc w:val="right"/>
+      <w:pPr>
+        <w:ind w:left="2160" w:hanging="180"/>
+      </w:pPr>
+    </w:lvl>
+    <w:lvl w:ilvl="3" w:tplc="0C0A000F" w:tentative="1">
+      <w:start w:val="1"/>
+      <w:numFmt w:val="decimal"/>
+      <w:lvlText w:val="%4."/>
+      <w:lvlJc w:val="left"/>
+      <w:pPr>
+        <w:ind w:left="2880" w:hanging="360"/>
+      </w:pPr>
+    </w:lvl>
+    <w:lvl w:ilvl="4" w:tplc="0C0A0019" w:tentative="1">
+      <w:start w:val="1"/>
+      <w:numFmt w:val="lowerLetter"/>
+      <w:lvlText w:val="%5."/>
+      <w:lvlJc w:val="left"/>
+      <w:pPr>
+        <w:ind w:left="3600" w:hanging="360"/>
+      </w:pPr>
+    </w:lvl>
+    <w:lvl w:ilvl="5" w:tplc="0C0A001B" w:tentative="1">
+      <w:start w:val="1"/>
+      <w:numFmt w:val="lowerRoman"/>
+      <w:lvlText w:val="%6."/>
+      <w:lvlJc w:val="right"/>
+      <w:pPr>
+        <w:ind w:left="4320" w:hanging="180"/>
+      </w:pPr>
+    </w:lvl>
+    <w:lvl w:ilvl="6" w:tplc="0C0A000F" w:tentative="1">
+      <w:start w:val="1"/>
+      <w:numFmt w:val="decimal"/>
+      <w:lvlText w:val="%7."/>
+      <w:lvlJc w:val="left"/>
+      <w:pPr>
+        <w:ind w:left="5040" w:hanging="360"/>
+      </w:pPr>
+    </w:lvl>
+    <w:lvl w:ilvl="7" w:tplc="0C0A0019" w:tentative="1">
+      <w:start w:val="1"/>
+      <w:numFmt w:val="lowerLetter"/>
+      <w:lvlText w:val="%8."/>
+      <w:lvlJc w:val="left"/>
+      <w:pPr>
+        <w:ind w:left="5760" w:hanging="360"/>
+      </w:pPr>
+    </w:lvl>
+    <w:lvl w:ilvl="8" w:tplc="0C0A001B" w:tentative="1">
+      <w:start w:val="1"/>
+      <w:numFmt w:val="lowerRoman"/>
+      <w:lvlText w:val="%9."/>
+      <w:lvlJc w:val="right"/>
+      <w:pPr>
+        <w:ind w:left="6480" w:hanging="180"/>
+      </w:pPr>
+    </w:lvl>
+  </w:abstractNum>
+  <w:abstractNum w:abstractNumId="39" w15:restartNumberingAfterBreak="0">
     <w:nsid w:val="7B5A0146"/>
     <w:multiLevelType w:val="multilevel"/>
     <w:tmpl w:val="EC78601A"/>
@@ -6701,7 +11984,7 @@
       </w:rPr>
     </w:lvl>
   </w:abstractNum>
-  <w:abstractNum w:abstractNumId="26" w15:restartNumberingAfterBreak="0">
+  <w:abstractNum w:abstractNumId="40" w15:restartNumberingAfterBreak="0">
     <w:nsid w:val="7BF53C70"/>
     <w:multiLevelType w:val="hybridMultilevel"/>
     <w:tmpl w:val="A9965D88"/>
@@ -6790,7 +12073,7 @@
       </w:pPr>
     </w:lvl>
   </w:abstractNum>
-  <w:abstractNum w:abstractNumId="27" w15:restartNumberingAfterBreak="0">
+  <w:abstractNum w:abstractNumId="41" w15:restartNumberingAfterBreak="0">
     <w:nsid w:val="7D870059"/>
     <w:multiLevelType w:val="multilevel"/>
     <w:tmpl w:val="EDAA44D8"/>
@@ -6904,88 +12187,130 @@
     </w:lvl>
   </w:abstractNum>
   <w:num w:numId="1" w16cid:durableId="1126387005">
+    <w:abstractNumId w:val="19"/>
+  </w:num>
+  <w:num w:numId="2" w16cid:durableId="1371147132">
+    <w:abstractNumId w:val="37"/>
+  </w:num>
+  <w:num w:numId="3" w16cid:durableId="1223176471">
+    <w:abstractNumId w:val="34"/>
+  </w:num>
+  <w:num w:numId="4" w16cid:durableId="1972396121">
+    <w:abstractNumId w:val="7"/>
+  </w:num>
+  <w:num w:numId="5" w16cid:durableId="318004595">
+    <w:abstractNumId w:val="6"/>
+  </w:num>
+  <w:num w:numId="6" w16cid:durableId="1349136125">
+    <w:abstractNumId w:val="11"/>
+  </w:num>
+  <w:num w:numId="7" w16cid:durableId="1587034822">
+    <w:abstractNumId w:val="2"/>
+  </w:num>
+  <w:num w:numId="8" w16cid:durableId="189228883">
+    <w:abstractNumId w:val="10"/>
+  </w:num>
+  <w:num w:numId="9" w16cid:durableId="531260026">
+    <w:abstractNumId w:val="22"/>
+  </w:num>
+  <w:num w:numId="10" w16cid:durableId="1015422575">
+    <w:abstractNumId w:val="41"/>
+  </w:num>
+  <w:num w:numId="11" w16cid:durableId="766776570">
+    <w:abstractNumId w:val="28"/>
+  </w:num>
+  <w:num w:numId="12" w16cid:durableId="2117941728">
+    <w:abstractNumId w:val="23"/>
+  </w:num>
+  <w:num w:numId="13" w16cid:durableId="328677991">
     <w:abstractNumId w:val="13"/>
   </w:num>
-  <w:num w:numId="2" w16cid:durableId="1371147132">
+  <w:num w:numId="14" w16cid:durableId="1329555661">
+    <w:abstractNumId w:val="39"/>
+  </w:num>
+  <w:num w:numId="15" w16cid:durableId="1276599216">
+    <w:abstractNumId w:val="20"/>
+  </w:num>
+  <w:num w:numId="16" w16cid:durableId="1165588038">
+    <w:abstractNumId w:val="16"/>
+  </w:num>
+  <w:num w:numId="17" w16cid:durableId="866411200">
     <w:abstractNumId w:val="24"/>
   </w:num>
-  <w:num w:numId="3" w16cid:durableId="1223176471">
-    <w:abstractNumId w:val="23"/>
+  <w:num w:numId="18" w16cid:durableId="990257212">
+    <w:abstractNumId w:val="14"/>
   </w:num>
-  <w:num w:numId="4" w16cid:durableId="1972396121">
-    <w:abstractNumId w:val="4"/>
+  <w:num w:numId="19" w16cid:durableId="1268466888">
+    <w:abstractNumId w:val="32"/>
   </w:num>
-  <w:num w:numId="5" w16cid:durableId="318004595">
-    <w:abstractNumId w:val="3"/>
-  </w:num>
-  <w:num w:numId="6" w16cid:durableId="1349136125">
-    <w:abstractNumId w:val="7"/>
-  </w:num>
-  <w:num w:numId="7" w16cid:durableId="1587034822">
-    <w:abstractNumId w:val="1"/>
-  </w:num>
-  <w:num w:numId="8" w16cid:durableId="189228883">
-    <w:abstractNumId w:val="6"/>
-  </w:num>
-  <w:num w:numId="9" w16cid:durableId="531260026">
-    <w:abstractNumId w:val="15"/>
-  </w:num>
-  <w:num w:numId="10" w16cid:durableId="1015422575">
-    <w:abstractNumId w:val="27"/>
-  </w:num>
-  <w:num w:numId="11" w16cid:durableId="766776570">
-    <w:abstractNumId w:val="19"/>
-  </w:num>
-  <w:num w:numId="12" w16cid:durableId="2117941728">
-    <w:abstractNumId w:val="16"/>
-  </w:num>
-  <w:num w:numId="13" w16cid:durableId="328677991">
+  <w:num w:numId="20" w16cid:durableId="1306591415">
     <w:abstractNumId w:val="8"/>
   </w:num>
-  <w:num w:numId="14" w16cid:durableId="1329555661">
-    <w:abstractNumId w:val="25"/>
-  </w:num>
-  <w:num w:numId="15" w16cid:durableId="1276599216">
-    <w:abstractNumId w:val="14"/>
-  </w:num>
-  <w:num w:numId="16" w16cid:durableId="1165588038">
-    <w:abstractNumId w:val="10"/>
-  </w:num>
-  <w:num w:numId="17" w16cid:durableId="866411200">
+  <w:num w:numId="21" w16cid:durableId="107892302">
     <w:abstractNumId w:val="17"/>
   </w:num>
-  <w:num w:numId="18" w16cid:durableId="990257212">
-    <w:abstractNumId w:val="9"/>
-  </w:num>
-  <w:num w:numId="19" w16cid:durableId="1268466888">
-    <w:abstractNumId w:val="22"/>
-  </w:num>
-  <w:num w:numId="20" w16cid:durableId="1306591415">
-    <w:abstractNumId w:val="5"/>
-  </w:num>
-  <w:num w:numId="21" w16cid:durableId="107892302">
-    <w:abstractNumId w:val="11"/>
-  </w:num>
   <w:num w:numId="22" w16cid:durableId="325132445">
-    <w:abstractNumId w:val="26"/>
+    <w:abstractNumId w:val="40"/>
   </w:num>
   <w:num w:numId="23" w16cid:durableId="1846900928">
     <w:abstractNumId w:val="0"/>
   </w:num>
   <w:num w:numId="24" w16cid:durableId="1469013740">
+    <w:abstractNumId w:val="26"/>
+  </w:num>
+  <w:num w:numId="25" w16cid:durableId="2112240780">
+    <w:abstractNumId w:val="30"/>
+  </w:num>
+  <w:num w:numId="26" w16cid:durableId="1242333124">
+    <w:abstractNumId w:val="4"/>
+  </w:num>
+  <w:num w:numId="27" w16cid:durableId="1213467537">
     <w:abstractNumId w:val="18"/>
   </w:num>
-  <w:num w:numId="25" w16cid:durableId="2112240780">
-    <w:abstractNumId w:val="20"/>
+  <w:num w:numId="28" w16cid:durableId="1661538659">
+    <w:abstractNumId w:val="31"/>
   </w:num>
-  <w:num w:numId="26" w16cid:durableId="1242333124">
-    <w:abstractNumId w:val="2"/>
+  <w:num w:numId="29" w16cid:durableId="297297012">
+    <w:abstractNumId w:val="5"/>
   </w:num>
-  <w:num w:numId="27" w16cid:durableId="1213467537">
+  <w:num w:numId="30" w16cid:durableId="741949291">
+    <w:abstractNumId w:val="38"/>
+  </w:num>
+  <w:num w:numId="31" w16cid:durableId="1115828876">
+    <w:abstractNumId w:val="21"/>
+  </w:num>
+  <w:num w:numId="32" w16cid:durableId="1089078322">
+    <w:abstractNumId w:val="1"/>
+  </w:num>
+  <w:num w:numId="33" w16cid:durableId="469441811">
+    <w:abstractNumId w:val="9"/>
+  </w:num>
+  <w:num w:numId="34" w16cid:durableId="1368414266">
+    <w:abstractNumId w:val="36"/>
+  </w:num>
+  <w:num w:numId="35" w16cid:durableId="315843024">
+    <w:abstractNumId w:val="27"/>
+  </w:num>
+  <w:num w:numId="36" w16cid:durableId="888958485">
+    <w:abstractNumId w:val="29"/>
+  </w:num>
+  <w:num w:numId="37" w16cid:durableId="1244799711">
+    <w:abstractNumId w:val="35"/>
+  </w:num>
+  <w:num w:numId="38" w16cid:durableId="99842396">
+    <w:abstractNumId w:val="3"/>
+  </w:num>
+  <w:num w:numId="39" w16cid:durableId="134221879">
     <w:abstractNumId w:val="12"/>
   </w:num>
-  <w:num w:numId="28" w16cid:durableId="1661538659">
-    <w:abstractNumId w:val="21"/>
+  <w:num w:numId="40" w16cid:durableId="181290127">
+    <w:abstractNumId w:val="33"/>
+  </w:num>
+  <w:num w:numId="41" w16cid:durableId="1573933249">
+    <w:abstractNumId w:val="15"/>
+  </w:num>
+  <w:num w:numId="42" w16cid:durableId="1381519797">
+    <w:abstractNumId w:val="25"/>
   </w:num>
 </w:numbering>
 </file>
@@ -7454,6 +12779,7 @@
   <w:style w:type="character" w:default="1" w:styleId="Fuentedeprrafopredeter">
     <w:name w:val="Default Paragraph Font"/>
     <w:uiPriority w:val="1"/>
+    <w:semiHidden/>
     <w:unhideWhenUsed/>
   </w:style>
   <w:style w:type="table" w:default="1" w:styleId="Tablanormal">

--- a/Memoria Técnica.docx
+++ b/Memoria Técnica.docx
@@ -13,7 +13,6 @@
           <w:lang w:eastAsia="es-ES"/>
         </w:rPr>
       </w:pPr>
-      <w:proofErr w:type="spellStart"/>
       <w:r>
         <w:rPr>
           <w:rFonts w:ascii="Aptos" w:eastAsia="Times New Roman" w:hAnsi="Aptos"/>
@@ -23,9 +22,8 @@
           <w:szCs w:val="72"/>
           <w:lang w:eastAsia="es-ES"/>
         </w:rPr>
-        <w:t>Trend</w:t>
-      </w:r>
-      <w:proofErr w:type="spellEnd"/>
+        <w:t>Trend Food</w:t>
+      </w:r>
       <w:r>
         <w:rPr>
           <w:rFonts w:ascii="Aptos" w:eastAsia="Times New Roman" w:hAnsi="Aptos"/>
@@ -35,30 +33,6 @@
           <w:szCs w:val="72"/>
           <w:lang w:eastAsia="es-ES"/>
         </w:rPr>
-        <w:t xml:space="preserve"> </w:t>
-      </w:r>
-      <w:proofErr w:type="spellStart"/>
-      <w:r>
-        <w:rPr>
-          <w:rFonts w:ascii="Aptos" w:eastAsia="Times New Roman" w:hAnsi="Aptos"/>
-          <w:b/>
-          <w:bCs/>
-          <w:sz w:val="72"/>
-          <w:szCs w:val="72"/>
-          <w:lang w:eastAsia="es-ES"/>
-        </w:rPr>
-        <w:t>Food</w:t>
-      </w:r>
-      <w:proofErr w:type="spellEnd"/>
-      <w:r>
-        <w:rPr>
-          <w:rFonts w:ascii="Aptos" w:eastAsia="Times New Roman" w:hAnsi="Aptos"/>
-          <w:b/>
-          <w:bCs/>
-          <w:sz w:val="72"/>
-          <w:szCs w:val="72"/>
-          <w:lang w:eastAsia="es-ES"/>
-        </w:rPr>
         <w:t xml:space="preserve"> Social Media</w:t>
       </w:r>
     </w:p>
@@ -130,7 +104,6 @@
         </w:rPr>
         <w:t xml:space="preserve">: </w:t>
       </w:r>
-      <w:proofErr w:type="gramStart"/>
       <w:r>
         <w:rPr>
           <w:rFonts w:ascii="Aptos" w:eastAsia="Times New Roman" w:hAnsi="Aptos"/>
@@ -140,7 +113,6 @@
         </w:rPr>
         <w:t>Febrero</w:t>
       </w:r>
-      <w:proofErr w:type="gramEnd"/>
       <w:r>
         <w:rPr>
           <w:rFonts w:ascii="Aptos" w:eastAsia="Times New Roman" w:hAnsi="Aptos"/>
@@ -178,47 +150,7 @@
           <w:szCs w:val="24"/>
           <w:lang w:eastAsia="es-ES"/>
         </w:rPr>
-        <w:t xml:space="preserve">: Final de </w:t>
-      </w:r>
-      <w:proofErr w:type="spellStart"/>
-      <w:r>
-        <w:rPr>
-          <w:rFonts w:ascii="Aptos" w:eastAsia="Times New Roman" w:hAnsi="Aptos"/>
-          <w:sz w:val="24"/>
-          <w:szCs w:val="24"/>
-          <w:lang w:eastAsia="es-ES"/>
-        </w:rPr>
-        <w:t>Bootcamp</w:t>
-      </w:r>
-      <w:proofErr w:type="spellEnd"/>
-      <w:r>
-        <w:rPr>
-          <w:rFonts w:ascii="Aptos" w:eastAsia="Times New Roman" w:hAnsi="Aptos"/>
-          <w:sz w:val="24"/>
-          <w:szCs w:val="24"/>
-          <w:lang w:eastAsia="es-ES"/>
-        </w:rPr>
-        <w:t xml:space="preserve"> (Data </w:t>
-      </w:r>
-      <w:proofErr w:type="spellStart"/>
-      <w:r>
-        <w:rPr>
-          <w:rFonts w:ascii="Aptos" w:eastAsia="Times New Roman" w:hAnsi="Aptos"/>
-          <w:sz w:val="24"/>
-          <w:szCs w:val="24"/>
-          <w:lang w:eastAsia="es-ES"/>
-        </w:rPr>
-        <w:t>Science</w:t>
-      </w:r>
-      <w:proofErr w:type="spellEnd"/>
-      <w:r>
-        <w:rPr>
-          <w:rFonts w:ascii="Aptos" w:eastAsia="Times New Roman" w:hAnsi="Aptos"/>
-          <w:sz w:val="24"/>
-          <w:szCs w:val="24"/>
-          <w:lang w:eastAsia="es-ES"/>
-        </w:rPr>
-        <w:t xml:space="preserve"> &amp; AI)</w:t>
+        <w:t>: Final de Bootcamp (Data Science &amp; AI)</w:t>
       </w:r>
     </w:p>
     <w:p>
@@ -309,7 +241,6 @@
           <w:lang w:eastAsia="es-ES"/>
         </w:rPr>
       </w:pPr>
-      <w:proofErr w:type="spellStart"/>
       <w:r>
         <w:rPr>
           <w:rFonts w:ascii="Aptos" w:eastAsia="Times New Roman" w:hAnsi="Aptos"/>
@@ -319,9 +250,68 @@
           <w:szCs w:val="24"/>
           <w:lang w:eastAsia="es-ES"/>
         </w:rPr>
-        <w:t>PowerBI</w:t>
-      </w:r>
-      <w:proofErr w:type="spellEnd"/>
+        <w:t>PowerBI 2025</w:t>
+      </w:r>
+      <w:r>
+        <w:rPr>
+          <w:rFonts w:ascii="Aptos" w:eastAsia="Times New Roman" w:hAnsi="Aptos"/>
+          <w:sz w:val="24"/>
+          <w:szCs w:val="24"/>
+          <w:lang w:eastAsia="es-ES"/>
+        </w:rPr>
+        <w:t xml:space="preserve">: Estudio de los videos </w:t>
+      </w:r>
+      <w:r>
+        <w:rPr>
+          <w:rFonts w:ascii="Aptos" w:eastAsia="Times New Roman" w:hAnsi="Aptos"/>
+          <w:sz w:val="24"/>
+          <w:szCs w:val="24"/>
+          <w:lang w:eastAsia="es-ES"/>
+        </w:rPr>
+        <w:t xml:space="preserve">de comida </w:t>
+      </w:r>
+      <w:r>
+        <w:rPr>
+          <w:rFonts w:ascii="Aptos" w:eastAsia="Times New Roman" w:hAnsi="Aptos"/>
+          <w:sz w:val="24"/>
+          <w:szCs w:val="24"/>
+          <w:lang w:eastAsia="es-ES"/>
+        </w:rPr>
+        <w:t>con mejor rating tanto en Youtube como en tiktok</w:t>
+      </w:r>
+      <w:r>
+        <w:rPr>
+          <w:rFonts w:ascii="Aptos" w:eastAsia="Times New Roman" w:hAnsi="Aptos"/>
+          <w:sz w:val="24"/>
+          <w:szCs w:val="24"/>
+          <w:lang w:eastAsia="es-ES"/>
+        </w:rPr>
+        <w:t xml:space="preserve"> durante el 2025.</w:t>
+      </w:r>
+      <w:r>
+        <w:rPr>
+          <w:rFonts w:ascii="Aptos" w:eastAsia="Times New Roman" w:hAnsi="Aptos"/>
+          <w:sz w:val="24"/>
+          <w:szCs w:val="24"/>
+          <w:lang w:eastAsia="es-ES"/>
+        </w:rPr>
+        <w:br/>
+      </w:r>
+    </w:p>
+    <w:p>
+      <w:pPr>
+        <w:pStyle w:val="Prrafodelista"/>
+        <w:numPr>
+          <w:ilvl w:val="0"/>
+          <w:numId w:val="27"/>
+        </w:numPr>
+        <w:rPr>
+          <w:rFonts w:ascii="Aptos" w:eastAsia="Times New Roman" w:hAnsi="Aptos"/>
+          <w:sz w:val="24"/>
+          <w:szCs w:val="24"/>
+          <w:lang w:eastAsia="es-ES"/>
+        </w:rPr>
+      </w:pPr>
       <w:r>
         <w:rPr>
           <w:rFonts w:ascii="Aptos" w:eastAsia="Times New Roman" w:hAnsi="Aptos"/>
@@ -331,99 +321,8 @@
           <w:szCs w:val="24"/>
           <w:lang w:eastAsia="es-ES"/>
         </w:rPr>
-        <w:t xml:space="preserve"> 2025</w:t>
-      </w:r>
-      <w:r>
-        <w:rPr>
-          <w:rFonts w:ascii="Aptos" w:eastAsia="Times New Roman" w:hAnsi="Aptos"/>
-          <w:sz w:val="24"/>
-          <w:szCs w:val="24"/>
-          <w:lang w:eastAsia="es-ES"/>
-        </w:rPr>
-        <w:t xml:space="preserve">: Estudio de los videos </w:t>
-      </w:r>
-      <w:r>
-        <w:rPr>
-          <w:rFonts w:ascii="Aptos" w:eastAsia="Times New Roman" w:hAnsi="Aptos"/>
-          <w:sz w:val="24"/>
-          <w:szCs w:val="24"/>
-          <w:lang w:eastAsia="es-ES"/>
-        </w:rPr>
-        <w:t xml:space="preserve">de comida </w:t>
-      </w:r>
-      <w:r>
-        <w:rPr>
-          <w:rFonts w:ascii="Aptos" w:eastAsia="Times New Roman" w:hAnsi="Aptos"/>
-          <w:sz w:val="24"/>
-          <w:szCs w:val="24"/>
-          <w:lang w:eastAsia="es-ES"/>
-        </w:rPr>
-        <w:t xml:space="preserve">con mejor rating tanto en </w:t>
-      </w:r>
-      <w:proofErr w:type="spellStart"/>
-      <w:r>
-        <w:rPr>
-          <w:rFonts w:ascii="Aptos" w:eastAsia="Times New Roman" w:hAnsi="Aptos"/>
-          <w:sz w:val="24"/>
-          <w:szCs w:val="24"/>
-          <w:lang w:eastAsia="es-ES"/>
-        </w:rPr>
-        <w:t>Youtube</w:t>
-      </w:r>
-      <w:proofErr w:type="spellEnd"/>
-      <w:r>
-        <w:rPr>
-          <w:rFonts w:ascii="Aptos" w:eastAsia="Times New Roman" w:hAnsi="Aptos"/>
-          <w:sz w:val="24"/>
-          <w:szCs w:val="24"/>
-          <w:lang w:eastAsia="es-ES"/>
-        </w:rPr>
-        <w:t xml:space="preserve"> como en </w:t>
-      </w:r>
-      <w:proofErr w:type="spellStart"/>
-      <w:r>
-        <w:rPr>
-          <w:rFonts w:ascii="Aptos" w:eastAsia="Times New Roman" w:hAnsi="Aptos"/>
-          <w:sz w:val="24"/>
-          <w:szCs w:val="24"/>
-          <w:lang w:eastAsia="es-ES"/>
-        </w:rPr>
-        <w:t>tiktok</w:t>
-      </w:r>
-      <w:proofErr w:type="spellEnd"/>
-      <w:r>
-        <w:rPr>
-          <w:rFonts w:ascii="Aptos" w:eastAsia="Times New Roman" w:hAnsi="Aptos"/>
-          <w:sz w:val="24"/>
-          <w:szCs w:val="24"/>
-          <w:lang w:eastAsia="es-ES"/>
-        </w:rPr>
-        <w:t xml:space="preserve"> durante el 2025.</w:t>
-      </w:r>
-      <w:r>
-        <w:rPr>
-          <w:rFonts w:ascii="Aptos" w:eastAsia="Times New Roman" w:hAnsi="Aptos"/>
-          <w:sz w:val="24"/>
-          <w:szCs w:val="24"/>
-          <w:lang w:eastAsia="es-ES"/>
-        </w:rPr>
-        <w:br/>
-      </w:r>
-    </w:p>
-    <w:p>
-      <w:pPr>
-        <w:pStyle w:val="Prrafodelista"/>
-        <w:numPr>
-          <w:ilvl w:val="0"/>
-          <w:numId w:val="27"/>
-        </w:numPr>
-        <w:rPr>
-          <w:rFonts w:ascii="Aptos" w:eastAsia="Times New Roman" w:hAnsi="Aptos"/>
-          <w:sz w:val="24"/>
-          <w:szCs w:val="24"/>
-          <w:lang w:eastAsia="es-ES"/>
-        </w:rPr>
-      </w:pPr>
+        <w:t>M</w:t>
+      </w:r>
       <w:r>
         <w:rPr>
           <w:rFonts w:ascii="Aptos" w:eastAsia="Times New Roman" w:hAnsi="Aptos"/>
@@ -433,7 +332,7 @@
           <w:szCs w:val="24"/>
           <w:lang w:eastAsia="es-ES"/>
         </w:rPr>
-        <w:t>M</w:t>
+        <w:t xml:space="preserve">achine </w:t>
       </w:r>
       <w:r>
         <w:rPr>
@@ -444,9 +343,8 @@
           <w:szCs w:val="24"/>
           <w:lang w:eastAsia="es-ES"/>
         </w:rPr>
-        <w:t xml:space="preserve">achine </w:t>
-      </w:r>
-      <w:proofErr w:type="spellStart"/>
+        <w:t>L</w:t>
+      </w:r>
       <w:r>
         <w:rPr>
           <w:rFonts w:ascii="Aptos" w:eastAsia="Times New Roman" w:hAnsi="Aptos"/>
@@ -456,7 +354,7 @@
           <w:szCs w:val="24"/>
           <w:lang w:eastAsia="es-ES"/>
         </w:rPr>
-        <w:t>L</w:t>
+        <w:t>earning</w:t>
       </w:r>
       <w:r>
         <w:rPr>
@@ -467,33 +365,8 @@
           <w:szCs w:val="24"/>
           <w:lang w:eastAsia="es-ES"/>
         </w:rPr>
-        <w:t>earning</w:t>
-      </w:r>
-      <w:proofErr w:type="spellEnd"/>
-      <w:r>
-        <w:rPr>
-          <w:rFonts w:ascii="Aptos" w:eastAsia="Times New Roman" w:hAnsi="Aptos"/>
-          <w:b/>
-          <w:bCs/>
-          <w:sz w:val="24"/>
-          <w:szCs w:val="24"/>
-          <w:lang w:eastAsia="es-ES"/>
-        </w:rPr>
-        <w:t xml:space="preserve"> y Deep </w:t>
-      </w:r>
-      <w:proofErr w:type="spellStart"/>
-      <w:r>
-        <w:rPr>
-          <w:rFonts w:ascii="Aptos" w:eastAsia="Times New Roman" w:hAnsi="Aptos"/>
-          <w:b/>
-          <w:bCs/>
-          <w:sz w:val="24"/>
-          <w:szCs w:val="24"/>
-          <w:lang w:eastAsia="es-ES"/>
-        </w:rPr>
-        <w:t>learning</w:t>
-      </w:r>
-      <w:proofErr w:type="spellEnd"/>
+        <w:t xml:space="preserve"> y Deep learning</w:t>
+      </w:r>
       <w:r>
         <w:rPr>
           <w:rFonts w:ascii="Aptos" w:eastAsia="Times New Roman" w:hAnsi="Aptos"/>
@@ -510,67 +383,7 @@
           <w:szCs w:val="24"/>
           <w:lang w:eastAsia="es-ES"/>
         </w:rPr>
-        <w:t xml:space="preserve">a través de la API de </w:t>
-      </w:r>
-      <w:proofErr w:type="spellStart"/>
-      <w:r>
-        <w:rPr>
-          <w:rFonts w:ascii="Aptos" w:eastAsia="Times New Roman" w:hAnsi="Aptos"/>
-          <w:sz w:val="24"/>
-          <w:szCs w:val="24"/>
-          <w:lang w:eastAsia="es-ES"/>
-        </w:rPr>
-        <w:t>youtube</w:t>
-      </w:r>
-      <w:proofErr w:type="spellEnd"/>
-      <w:r>
-        <w:rPr>
-          <w:rFonts w:ascii="Aptos" w:eastAsia="Times New Roman" w:hAnsi="Aptos"/>
-          <w:sz w:val="24"/>
-          <w:szCs w:val="24"/>
-          <w:lang w:eastAsia="es-ES"/>
-        </w:rPr>
-        <w:t xml:space="preserve">, se </w:t>
-      </w:r>
-      <w:proofErr w:type="gramStart"/>
-      <w:r>
-        <w:rPr>
-          <w:rFonts w:ascii="Aptos" w:eastAsia="Times New Roman" w:hAnsi="Aptos"/>
-          <w:sz w:val="24"/>
-          <w:szCs w:val="24"/>
-          <w:lang w:eastAsia="es-ES"/>
-        </w:rPr>
-        <w:t>descargara</w:t>
-      </w:r>
-      <w:proofErr w:type="gramEnd"/>
-      <w:r>
-        <w:rPr>
-          <w:rFonts w:ascii="Aptos" w:eastAsia="Times New Roman" w:hAnsi="Aptos"/>
-          <w:sz w:val="24"/>
-          <w:szCs w:val="24"/>
-          <w:lang w:eastAsia="es-ES"/>
-        </w:rPr>
-        <w:t xml:space="preserve"> un </w:t>
-      </w:r>
-      <w:proofErr w:type="spellStart"/>
-      <w:r>
-        <w:rPr>
-          <w:rFonts w:ascii="Aptos" w:eastAsia="Times New Roman" w:hAnsi="Aptos"/>
-          <w:sz w:val="24"/>
-          <w:szCs w:val="24"/>
-          <w:lang w:eastAsia="es-ES"/>
-        </w:rPr>
-        <w:t>dataset</w:t>
-      </w:r>
-      <w:proofErr w:type="spellEnd"/>
-      <w:r>
-        <w:rPr>
-          <w:rFonts w:ascii="Aptos" w:eastAsia="Times New Roman" w:hAnsi="Aptos"/>
-          <w:sz w:val="24"/>
-          <w:szCs w:val="24"/>
-          <w:lang w:eastAsia="es-ES"/>
-        </w:rPr>
-        <w:t xml:space="preserve"> para entrenar a un modelo y poder predecir si un futuro video tendrá éxito o no</w:t>
+        <w:t>a través de la API de youtube, se descargara un dataset para entrenar a un modelo y poder predecir si un futuro video tendrá éxito o no</w:t>
       </w:r>
     </w:p>
     <w:p>
@@ -631,7 +444,7 @@
               <w:tab w:val="right" w:leader="dot" w:pos="8494"/>
             </w:tabs>
             <w:rPr>
-              <w:rFonts w:eastAsiaTheme="minorEastAsia"/>
+              <w:rFonts w:ascii="Aptos" w:eastAsiaTheme="minorEastAsia" w:hAnsi="Aptos"/>
               <w:noProof/>
               <w:lang w:eastAsia="es-ES"/>
             </w:rPr>
@@ -671,6 +484,7 @@
             </w:r>
             <w:r>
               <w:rPr>
+                <w:rFonts w:ascii="Aptos" w:hAnsi="Aptos"/>
                 <w:noProof/>
                 <w:webHidden/>
               </w:rPr>
@@ -678,6 +492,7 @@
             </w:r>
             <w:r>
               <w:rPr>
+                <w:rFonts w:ascii="Aptos" w:hAnsi="Aptos"/>
                 <w:noProof/>
                 <w:webHidden/>
               </w:rPr>
@@ -685,6 +500,7 @@
             </w:r>
             <w:r>
               <w:rPr>
+                <w:rFonts w:ascii="Aptos" w:hAnsi="Aptos"/>
                 <w:noProof/>
                 <w:webHidden/>
               </w:rPr>
@@ -692,12 +508,14 @@
             </w:r>
             <w:r>
               <w:rPr>
+                <w:rFonts w:ascii="Aptos" w:hAnsi="Aptos"/>
                 <w:noProof/>
                 <w:webHidden/>
               </w:rPr>
             </w:r>
             <w:r>
               <w:rPr>
+                <w:rFonts w:ascii="Aptos" w:hAnsi="Aptos"/>
                 <w:noProof/>
                 <w:webHidden/>
               </w:rPr>
@@ -705,6 +523,7 @@
             </w:r>
             <w:r>
               <w:rPr>
+                <w:rFonts w:ascii="Aptos" w:hAnsi="Aptos"/>
                 <w:noProof/>
                 <w:webHidden/>
               </w:rPr>
@@ -712,6 +531,7 @@
             </w:r>
             <w:r>
               <w:rPr>
+                <w:rFonts w:ascii="Aptos" w:hAnsi="Aptos"/>
                 <w:noProof/>
                 <w:webHidden/>
               </w:rPr>
@@ -726,7 +546,7 @@
               <w:tab w:val="right" w:leader="dot" w:pos="8494"/>
             </w:tabs>
             <w:rPr>
-              <w:rFonts w:eastAsiaTheme="minorEastAsia"/>
+              <w:rFonts w:ascii="Aptos" w:eastAsiaTheme="minorEastAsia" w:hAnsi="Aptos"/>
               <w:noProof/>
               <w:lang w:eastAsia="es-ES"/>
             </w:rPr>
@@ -742,6 +562,7 @@
             </w:r>
             <w:r>
               <w:rPr>
+                <w:rFonts w:ascii="Aptos" w:hAnsi="Aptos"/>
                 <w:noProof/>
                 <w:webHidden/>
               </w:rPr>
@@ -749,6 +570,7 @@
             </w:r>
             <w:r>
               <w:rPr>
+                <w:rFonts w:ascii="Aptos" w:hAnsi="Aptos"/>
                 <w:noProof/>
                 <w:webHidden/>
               </w:rPr>
@@ -756,6 +578,7 @@
             </w:r>
             <w:r>
               <w:rPr>
+                <w:rFonts w:ascii="Aptos" w:hAnsi="Aptos"/>
                 <w:noProof/>
                 <w:webHidden/>
               </w:rPr>
@@ -763,12 +586,14 @@
             </w:r>
             <w:r>
               <w:rPr>
+                <w:rFonts w:ascii="Aptos" w:hAnsi="Aptos"/>
                 <w:noProof/>
                 <w:webHidden/>
               </w:rPr>
             </w:r>
             <w:r>
               <w:rPr>
+                <w:rFonts w:ascii="Aptos" w:hAnsi="Aptos"/>
                 <w:noProof/>
                 <w:webHidden/>
               </w:rPr>
@@ -776,6 +601,7 @@
             </w:r>
             <w:r>
               <w:rPr>
+                <w:rFonts w:ascii="Aptos" w:hAnsi="Aptos"/>
                 <w:noProof/>
                 <w:webHidden/>
               </w:rPr>
@@ -783,6 +609,7 @@
             </w:r>
             <w:r>
               <w:rPr>
+                <w:rFonts w:ascii="Aptos" w:hAnsi="Aptos"/>
                 <w:noProof/>
                 <w:webHidden/>
               </w:rPr>
@@ -797,7 +624,7 @@
               <w:tab w:val="right" w:leader="dot" w:pos="8494"/>
             </w:tabs>
             <w:rPr>
-              <w:rFonts w:eastAsiaTheme="minorEastAsia"/>
+              <w:rFonts w:ascii="Aptos" w:eastAsiaTheme="minorEastAsia" w:hAnsi="Aptos"/>
               <w:noProof/>
               <w:lang w:eastAsia="es-ES"/>
             </w:rPr>
@@ -813,6 +640,7 @@
             </w:r>
             <w:r>
               <w:rPr>
+                <w:rFonts w:ascii="Aptos" w:hAnsi="Aptos"/>
                 <w:noProof/>
                 <w:webHidden/>
               </w:rPr>
@@ -820,6 +648,7 @@
             </w:r>
             <w:r>
               <w:rPr>
+                <w:rFonts w:ascii="Aptos" w:hAnsi="Aptos"/>
                 <w:noProof/>
                 <w:webHidden/>
               </w:rPr>
@@ -827,6 +656,7 @@
             </w:r>
             <w:r>
               <w:rPr>
+                <w:rFonts w:ascii="Aptos" w:hAnsi="Aptos"/>
                 <w:noProof/>
                 <w:webHidden/>
               </w:rPr>
@@ -834,12 +664,14 @@
             </w:r>
             <w:r>
               <w:rPr>
+                <w:rFonts w:ascii="Aptos" w:hAnsi="Aptos"/>
                 <w:noProof/>
                 <w:webHidden/>
               </w:rPr>
             </w:r>
             <w:r>
               <w:rPr>
+                <w:rFonts w:ascii="Aptos" w:hAnsi="Aptos"/>
                 <w:noProof/>
                 <w:webHidden/>
               </w:rPr>
@@ -847,6 +679,7 @@
             </w:r>
             <w:r>
               <w:rPr>
+                <w:rFonts w:ascii="Aptos" w:hAnsi="Aptos"/>
                 <w:noProof/>
                 <w:webHidden/>
               </w:rPr>
@@ -854,6 +687,7 @@
             </w:r>
             <w:r>
               <w:rPr>
+                <w:rFonts w:ascii="Aptos" w:hAnsi="Aptos"/>
                 <w:noProof/>
                 <w:webHidden/>
               </w:rPr>
@@ -868,7 +702,7 @@
               <w:tab w:val="right" w:leader="dot" w:pos="8494"/>
             </w:tabs>
             <w:rPr>
-              <w:rFonts w:eastAsiaTheme="minorEastAsia"/>
+              <w:rFonts w:ascii="Aptos" w:eastAsiaTheme="minorEastAsia" w:hAnsi="Aptos"/>
               <w:noProof/>
               <w:lang w:eastAsia="es-ES"/>
             </w:rPr>
@@ -884,6 +718,7 @@
             </w:r>
             <w:r>
               <w:rPr>
+                <w:rFonts w:ascii="Aptos" w:hAnsi="Aptos"/>
                 <w:noProof/>
                 <w:webHidden/>
               </w:rPr>
@@ -891,6 +726,7 @@
             </w:r>
             <w:r>
               <w:rPr>
+                <w:rFonts w:ascii="Aptos" w:hAnsi="Aptos"/>
                 <w:noProof/>
                 <w:webHidden/>
               </w:rPr>
@@ -898,6 +734,7 @@
             </w:r>
             <w:r>
               <w:rPr>
+                <w:rFonts w:ascii="Aptos" w:hAnsi="Aptos"/>
                 <w:noProof/>
                 <w:webHidden/>
               </w:rPr>
@@ -905,12 +742,14 @@
             </w:r>
             <w:r>
               <w:rPr>
+                <w:rFonts w:ascii="Aptos" w:hAnsi="Aptos"/>
                 <w:noProof/>
                 <w:webHidden/>
               </w:rPr>
             </w:r>
             <w:r>
               <w:rPr>
+                <w:rFonts w:ascii="Aptos" w:hAnsi="Aptos"/>
                 <w:noProof/>
                 <w:webHidden/>
               </w:rPr>
@@ -918,6 +757,7 @@
             </w:r>
             <w:r>
               <w:rPr>
+                <w:rFonts w:ascii="Aptos" w:hAnsi="Aptos"/>
                 <w:noProof/>
                 <w:webHidden/>
               </w:rPr>
@@ -925,6 +765,7 @@
             </w:r>
             <w:r>
               <w:rPr>
+                <w:rFonts w:ascii="Aptos" w:hAnsi="Aptos"/>
                 <w:noProof/>
                 <w:webHidden/>
               </w:rPr>
@@ -939,7 +780,7 @@
               <w:tab w:val="right" w:leader="dot" w:pos="8494"/>
             </w:tabs>
             <w:rPr>
-              <w:rFonts w:eastAsiaTheme="minorEastAsia"/>
+              <w:rFonts w:ascii="Aptos" w:eastAsiaTheme="minorEastAsia" w:hAnsi="Aptos"/>
               <w:noProof/>
               <w:lang w:eastAsia="es-ES"/>
             </w:rPr>
@@ -955,6 +796,7 @@
             </w:r>
             <w:r>
               <w:rPr>
+                <w:rFonts w:ascii="Aptos" w:hAnsi="Aptos"/>
                 <w:noProof/>
                 <w:webHidden/>
               </w:rPr>
@@ -962,6 +804,7 @@
             </w:r>
             <w:r>
               <w:rPr>
+                <w:rFonts w:ascii="Aptos" w:hAnsi="Aptos"/>
                 <w:noProof/>
                 <w:webHidden/>
               </w:rPr>
@@ -969,6 +812,7 @@
             </w:r>
             <w:r>
               <w:rPr>
+                <w:rFonts w:ascii="Aptos" w:hAnsi="Aptos"/>
                 <w:noProof/>
                 <w:webHidden/>
               </w:rPr>
@@ -976,12 +820,14 @@
             </w:r>
             <w:r>
               <w:rPr>
+                <w:rFonts w:ascii="Aptos" w:hAnsi="Aptos"/>
                 <w:noProof/>
                 <w:webHidden/>
               </w:rPr>
             </w:r>
             <w:r>
               <w:rPr>
+                <w:rFonts w:ascii="Aptos" w:hAnsi="Aptos"/>
                 <w:noProof/>
                 <w:webHidden/>
               </w:rPr>
@@ -989,6 +835,7 @@
             </w:r>
             <w:r>
               <w:rPr>
+                <w:rFonts w:ascii="Aptos" w:hAnsi="Aptos"/>
                 <w:noProof/>
                 <w:webHidden/>
               </w:rPr>
@@ -996,6 +843,7 @@
             </w:r>
             <w:r>
               <w:rPr>
+                <w:rFonts w:ascii="Aptos" w:hAnsi="Aptos"/>
                 <w:noProof/>
                 <w:webHidden/>
               </w:rPr>
@@ -1010,7 +858,7 @@
               <w:tab w:val="right" w:leader="dot" w:pos="8494"/>
             </w:tabs>
             <w:rPr>
-              <w:rFonts w:eastAsiaTheme="minorEastAsia"/>
+              <w:rFonts w:ascii="Aptos" w:eastAsiaTheme="minorEastAsia" w:hAnsi="Aptos"/>
               <w:noProof/>
               <w:lang w:eastAsia="es-ES"/>
             </w:rPr>
@@ -1026,6 +874,7 @@
             </w:r>
             <w:r>
               <w:rPr>
+                <w:rFonts w:ascii="Aptos" w:hAnsi="Aptos"/>
                 <w:noProof/>
                 <w:webHidden/>
               </w:rPr>
@@ -1033,6 +882,7 @@
             </w:r>
             <w:r>
               <w:rPr>
+                <w:rFonts w:ascii="Aptos" w:hAnsi="Aptos"/>
                 <w:noProof/>
                 <w:webHidden/>
               </w:rPr>
@@ -1040,6 +890,7 @@
             </w:r>
             <w:r>
               <w:rPr>
+                <w:rFonts w:ascii="Aptos" w:hAnsi="Aptos"/>
                 <w:noProof/>
                 <w:webHidden/>
               </w:rPr>
@@ -1047,12 +898,14 @@
             </w:r>
             <w:r>
               <w:rPr>
+                <w:rFonts w:ascii="Aptos" w:hAnsi="Aptos"/>
                 <w:noProof/>
                 <w:webHidden/>
               </w:rPr>
             </w:r>
             <w:r>
               <w:rPr>
+                <w:rFonts w:ascii="Aptos" w:hAnsi="Aptos"/>
                 <w:noProof/>
                 <w:webHidden/>
               </w:rPr>
@@ -1060,6 +913,7 @@
             </w:r>
             <w:r>
               <w:rPr>
+                <w:rFonts w:ascii="Aptos" w:hAnsi="Aptos"/>
                 <w:noProof/>
                 <w:webHidden/>
               </w:rPr>
@@ -1067,6 +921,7 @@
             </w:r>
             <w:r>
               <w:rPr>
+                <w:rFonts w:ascii="Aptos" w:hAnsi="Aptos"/>
                 <w:noProof/>
                 <w:webHidden/>
               </w:rPr>
@@ -1081,7 +936,7 @@
               <w:tab w:val="right" w:leader="dot" w:pos="8494"/>
             </w:tabs>
             <w:rPr>
-              <w:rFonts w:eastAsiaTheme="minorEastAsia"/>
+              <w:rFonts w:ascii="Aptos" w:eastAsiaTheme="minorEastAsia" w:hAnsi="Aptos"/>
               <w:noProof/>
               <w:lang w:eastAsia="es-ES"/>
             </w:rPr>
@@ -1097,6 +952,7 @@
             </w:r>
             <w:r>
               <w:rPr>
+                <w:rFonts w:ascii="Aptos" w:hAnsi="Aptos"/>
                 <w:noProof/>
                 <w:webHidden/>
               </w:rPr>
@@ -1104,6 +960,7 @@
             </w:r>
             <w:r>
               <w:rPr>
+                <w:rFonts w:ascii="Aptos" w:hAnsi="Aptos"/>
                 <w:noProof/>
                 <w:webHidden/>
               </w:rPr>
@@ -1111,6 +968,7 @@
             </w:r>
             <w:r>
               <w:rPr>
+                <w:rFonts w:ascii="Aptos" w:hAnsi="Aptos"/>
                 <w:noProof/>
                 <w:webHidden/>
               </w:rPr>
@@ -1118,12 +976,14 @@
             </w:r>
             <w:r>
               <w:rPr>
+                <w:rFonts w:ascii="Aptos" w:hAnsi="Aptos"/>
                 <w:noProof/>
                 <w:webHidden/>
               </w:rPr>
             </w:r>
             <w:r>
               <w:rPr>
+                <w:rFonts w:ascii="Aptos" w:hAnsi="Aptos"/>
                 <w:noProof/>
                 <w:webHidden/>
               </w:rPr>
@@ -1131,6 +991,7 @@
             </w:r>
             <w:r>
               <w:rPr>
+                <w:rFonts w:ascii="Aptos" w:hAnsi="Aptos"/>
                 <w:noProof/>
                 <w:webHidden/>
               </w:rPr>
@@ -1138,6 +999,7 @@
             </w:r>
             <w:r>
               <w:rPr>
+                <w:rFonts w:ascii="Aptos" w:hAnsi="Aptos"/>
                 <w:noProof/>
                 <w:webHidden/>
               </w:rPr>
@@ -1152,7 +1014,7 @@
               <w:tab w:val="right" w:leader="dot" w:pos="8494"/>
             </w:tabs>
             <w:rPr>
-              <w:rFonts w:eastAsiaTheme="minorEastAsia"/>
+              <w:rFonts w:ascii="Aptos" w:eastAsiaTheme="minorEastAsia" w:hAnsi="Aptos"/>
               <w:noProof/>
               <w:lang w:eastAsia="es-ES"/>
             </w:rPr>
@@ -1176,6 +1038,7 @@
             </w:r>
             <w:r>
               <w:rPr>
+                <w:rFonts w:ascii="Aptos" w:hAnsi="Aptos"/>
                 <w:noProof/>
                 <w:webHidden/>
               </w:rPr>
@@ -1183,6 +1046,7 @@
             </w:r>
             <w:r>
               <w:rPr>
+                <w:rFonts w:ascii="Aptos" w:hAnsi="Aptos"/>
                 <w:noProof/>
                 <w:webHidden/>
               </w:rPr>
@@ -1190,6 +1054,7 @@
             </w:r>
             <w:r>
               <w:rPr>
+                <w:rFonts w:ascii="Aptos" w:hAnsi="Aptos"/>
                 <w:noProof/>
                 <w:webHidden/>
               </w:rPr>
@@ -1197,12 +1062,14 @@
             </w:r>
             <w:r>
               <w:rPr>
+                <w:rFonts w:ascii="Aptos" w:hAnsi="Aptos"/>
                 <w:noProof/>
                 <w:webHidden/>
               </w:rPr>
             </w:r>
             <w:r>
               <w:rPr>
+                <w:rFonts w:ascii="Aptos" w:hAnsi="Aptos"/>
                 <w:noProof/>
                 <w:webHidden/>
               </w:rPr>
@@ -1210,6 +1077,7 @@
             </w:r>
             <w:r>
               <w:rPr>
+                <w:rFonts w:ascii="Aptos" w:hAnsi="Aptos"/>
                 <w:noProof/>
                 <w:webHidden/>
               </w:rPr>
@@ -1217,6 +1085,7 @@
             </w:r>
             <w:r>
               <w:rPr>
+                <w:rFonts w:ascii="Aptos" w:hAnsi="Aptos"/>
                 <w:noProof/>
                 <w:webHidden/>
               </w:rPr>
@@ -1231,7 +1100,7 @@
               <w:tab w:val="right" w:leader="dot" w:pos="8494"/>
             </w:tabs>
             <w:rPr>
-              <w:rFonts w:eastAsiaTheme="minorEastAsia"/>
+              <w:rFonts w:ascii="Aptos" w:eastAsiaTheme="minorEastAsia" w:hAnsi="Aptos"/>
               <w:noProof/>
               <w:lang w:eastAsia="es-ES"/>
             </w:rPr>
@@ -1240,10 +1109,18 @@
             <w:r>
               <w:rPr>
                 <w:rStyle w:val="Hipervnculo"/>
-                <w:rFonts w:ascii="Segoe UI Emoji" w:hAnsi="Segoe UI Emoji" w:cs="Segoe UI Emoji"/>
+                <w:rFonts w:ascii="Segoe UI Symbol" w:hAnsi="Segoe UI Symbol" w:cs="Segoe UI Symbol"/>
                 <w:noProof/>
               </w:rPr>
-              <w:t>⚙️</w:t>
+              <w:t>⚙</w:t>
+            </w:r>
+            <w:r>
+              <w:rPr>
+                <w:rStyle w:val="Hipervnculo"/>
+                <w:rFonts w:ascii="Aptos" w:hAnsi="Aptos" w:cs="Segoe UI Emoji"/>
+                <w:noProof/>
+              </w:rPr>
+              <w:t>️</w:t>
             </w:r>
             <w:r>
               <w:rPr>
@@ -1255,6 +1132,7 @@
             </w:r>
             <w:r>
               <w:rPr>
+                <w:rFonts w:ascii="Aptos" w:hAnsi="Aptos"/>
                 <w:noProof/>
                 <w:webHidden/>
               </w:rPr>
@@ -1262,6 +1140,7 @@
             </w:r>
             <w:r>
               <w:rPr>
+                <w:rFonts w:ascii="Aptos" w:hAnsi="Aptos"/>
                 <w:noProof/>
                 <w:webHidden/>
               </w:rPr>
@@ -1269,6 +1148,7 @@
             </w:r>
             <w:r>
               <w:rPr>
+                <w:rFonts w:ascii="Aptos" w:hAnsi="Aptos"/>
                 <w:noProof/>
                 <w:webHidden/>
               </w:rPr>
@@ -1276,12 +1156,14 @@
             </w:r>
             <w:r>
               <w:rPr>
+                <w:rFonts w:ascii="Aptos" w:hAnsi="Aptos"/>
                 <w:noProof/>
                 <w:webHidden/>
               </w:rPr>
             </w:r>
             <w:r>
               <w:rPr>
+                <w:rFonts w:ascii="Aptos" w:hAnsi="Aptos"/>
                 <w:noProof/>
                 <w:webHidden/>
               </w:rPr>
@@ -1289,6 +1171,7 @@
             </w:r>
             <w:r>
               <w:rPr>
+                <w:rFonts w:ascii="Aptos" w:hAnsi="Aptos"/>
                 <w:noProof/>
                 <w:webHidden/>
               </w:rPr>
@@ -1296,6 +1179,7 @@
             </w:r>
             <w:r>
               <w:rPr>
+                <w:rFonts w:ascii="Aptos" w:hAnsi="Aptos"/>
                 <w:noProof/>
                 <w:webHidden/>
               </w:rPr>
@@ -1310,7 +1194,7 @@
               <w:tab w:val="right" w:leader="dot" w:pos="8494"/>
             </w:tabs>
             <w:rPr>
-              <w:rFonts w:eastAsiaTheme="minorEastAsia"/>
+              <w:rFonts w:ascii="Aptos" w:eastAsiaTheme="minorEastAsia" w:hAnsi="Aptos"/>
               <w:noProof/>
               <w:lang w:eastAsia="es-ES"/>
             </w:rPr>
@@ -1326,6 +1210,7 @@
             </w:r>
             <w:r>
               <w:rPr>
+                <w:rFonts w:ascii="Aptos" w:hAnsi="Aptos"/>
                 <w:noProof/>
                 <w:webHidden/>
               </w:rPr>
@@ -1333,6 +1218,7 @@
             </w:r>
             <w:r>
               <w:rPr>
+                <w:rFonts w:ascii="Aptos" w:hAnsi="Aptos"/>
                 <w:noProof/>
                 <w:webHidden/>
               </w:rPr>
@@ -1340,6 +1226,7 @@
             </w:r>
             <w:r>
               <w:rPr>
+                <w:rFonts w:ascii="Aptos" w:hAnsi="Aptos"/>
                 <w:noProof/>
                 <w:webHidden/>
               </w:rPr>
@@ -1347,12 +1234,14 @@
             </w:r>
             <w:r>
               <w:rPr>
+                <w:rFonts w:ascii="Aptos" w:hAnsi="Aptos"/>
                 <w:noProof/>
                 <w:webHidden/>
               </w:rPr>
             </w:r>
             <w:r>
               <w:rPr>
+                <w:rFonts w:ascii="Aptos" w:hAnsi="Aptos"/>
                 <w:noProof/>
                 <w:webHidden/>
               </w:rPr>
@@ -1360,6 +1249,7 @@
             </w:r>
             <w:r>
               <w:rPr>
+                <w:rFonts w:ascii="Aptos" w:hAnsi="Aptos"/>
                 <w:noProof/>
                 <w:webHidden/>
               </w:rPr>
@@ -1367,6 +1257,7 @@
             </w:r>
             <w:r>
               <w:rPr>
+                <w:rFonts w:ascii="Aptos" w:hAnsi="Aptos"/>
                 <w:noProof/>
                 <w:webHidden/>
               </w:rPr>
@@ -1381,7 +1272,7 @@
               <w:tab w:val="right" w:leader="dot" w:pos="8494"/>
             </w:tabs>
             <w:rPr>
-              <w:rFonts w:eastAsiaTheme="minorEastAsia"/>
+              <w:rFonts w:ascii="Aptos" w:eastAsiaTheme="minorEastAsia" w:hAnsi="Aptos"/>
               <w:noProof/>
               <w:lang w:eastAsia="es-ES"/>
             </w:rPr>
@@ -1397,6 +1288,7 @@
             </w:r>
             <w:r>
               <w:rPr>
+                <w:rFonts w:ascii="Aptos" w:hAnsi="Aptos"/>
                 <w:noProof/>
                 <w:webHidden/>
               </w:rPr>
@@ -1404,6 +1296,7 @@
             </w:r>
             <w:r>
               <w:rPr>
+                <w:rFonts w:ascii="Aptos" w:hAnsi="Aptos"/>
                 <w:noProof/>
                 <w:webHidden/>
               </w:rPr>
@@ -1411,6 +1304,7 @@
             </w:r>
             <w:r>
               <w:rPr>
+                <w:rFonts w:ascii="Aptos" w:hAnsi="Aptos"/>
                 <w:noProof/>
                 <w:webHidden/>
               </w:rPr>
@@ -1418,12 +1312,14 @@
             </w:r>
             <w:r>
               <w:rPr>
+                <w:rFonts w:ascii="Aptos" w:hAnsi="Aptos"/>
                 <w:noProof/>
                 <w:webHidden/>
               </w:rPr>
             </w:r>
             <w:r>
               <w:rPr>
+                <w:rFonts w:ascii="Aptos" w:hAnsi="Aptos"/>
                 <w:noProof/>
                 <w:webHidden/>
               </w:rPr>
@@ -1431,6 +1327,7 @@
             </w:r>
             <w:r>
               <w:rPr>
+                <w:rFonts w:ascii="Aptos" w:hAnsi="Aptos"/>
                 <w:noProof/>
                 <w:webHidden/>
               </w:rPr>
@@ -1438,6 +1335,7 @@
             </w:r>
             <w:r>
               <w:rPr>
+                <w:rFonts w:ascii="Aptos" w:hAnsi="Aptos"/>
                 <w:noProof/>
                 <w:webHidden/>
               </w:rPr>
@@ -1452,7 +1350,7 @@
               <w:tab w:val="right" w:leader="dot" w:pos="8494"/>
             </w:tabs>
             <w:rPr>
-              <w:rFonts w:eastAsiaTheme="minorEastAsia"/>
+              <w:rFonts w:ascii="Aptos" w:eastAsiaTheme="minorEastAsia" w:hAnsi="Aptos"/>
               <w:noProof/>
               <w:lang w:eastAsia="es-ES"/>
             </w:rPr>
@@ -1468,6 +1366,7 @@
             </w:r>
             <w:r>
               <w:rPr>
+                <w:rFonts w:ascii="Aptos" w:hAnsi="Aptos"/>
                 <w:noProof/>
                 <w:webHidden/>
               </w:rPr>
@@ -1475,6 +1374,7 @@
             </w:r>
             <w:r>
               <w:rPr>
+                <w:rFonts w:ascii="Aptos" w:hAnsi="Aptos"/>
                 <w:noProof/>
                 <w:webHidden/>
               </w:rPr>
@@ -1482,6 +1382,7 @@
             </w:r>
             <w:r>
               <w:rPr>
+                <w:rFonts w:ascii="Aptos" w:hAnsi="Aptos"/>
                 <w:noProof/>
                 <w:webHidden/>
               </w:rPr>
@@ -1489,12 +1390,14 @@
             </w:r>
             <w:r>
               <w:rPr>
+                <w:rFonts w:ascii="Aptos" w:hAnsi="Aptos"/>
                 <w:noProof/>
                 <w:webHidden/>
               </w:rPr>
             </w:r>
             <w:r>
               <w:rPr>
+                <w:rFonts w:ascii="Aptos" w:hAnsi="Aptos"/>
                 <w:noProof/>
                 <w:webHidden/>
               </w:rPr>
@@ -1502,6 +1405,7 @@
             </w:r>
             <w:r>
               <w:rPr>
+                <w:rFonts w:ascii="Aptos" w:hAnsi="Aptos"/>
                 <w:noProof/>
                 <w:webHidden/>
               </w:rPr>
@@ -1509,6 +1413,7 @@
             </w:r>
             <w:r>
               <w:rPr>
+                <w:rFonts w:ascii="Aptos" w:hAnsi="Aptos"/>
                 <w:noProof/>
                 <w:webHidden/>
               </w:rPr>
@@ -1523,7 +1428,7 @@
               <w:tab w:val="right" w:leader="dot" w:pos="8494"/>
             </w:tabs>
             <w:rPr>
-              <w:rFonts w:eastAsiaTheme="minorEastAsia"/>
+              <w:rFonts w:ascii="Aptos" w:eastAsiaTheme="minorEastAsia" w:hAnsi="Aptos"/>
               <w:noProof/>
               <w:lang w:eastAsia="es-ES"/>
             </w:rPr>
@@ -1539,6 +1444,7 @@
             </w:r>
             <w:r>
               <w:rPr>
+                <w:rFonts w:ascii="Aptos" w:hAnsi="Aptos"/>
                 <w:noProof/>
                 <w:webHidden/>
               </w:rPr>
@@ -1546,6 +1452,7 @@
             </w:r>
             <w:r>
               <w:rPr>
+                <w:rFonts w:ascii="Aptos" w:hAnsi="Aptos"/>
                 <w:noProof/>
                 <w:webHidden/>
               </w:rPr>
@@ -1553,6 +1460,7 @@
             </w:r>
             <w:r>
               <w:rPr>
+                <w:rFonts w:ascii="Aptos" w:hAnsi="Aptos"/>
                 <w:noProof/>
                 <w:webHidden/>
               </w:rPr>
@@ -1560,12 +1468,14 @@
             </w:r>
             <w:r>
               <w:rPr>
+                <w:rFonts w:ascii="Aptos" w:hAnsi="Aptos"/>
                 <w:noProof/>
                 <w:webHidden/>
               </w:rPr>
             </w:r>
             <w:r>
               <w:rPr>
+                <w:rFonts w:ascii="Aptos" w:hAnsi="Aptos"/>
                 <w:noProof/>
                 <w:webHidden/>
               </w:rPr>
@@ -1573,6 +1483,7 @@
             </w:r>
             <w:r>
               <w:rPr>
+                <w:rFonts w:ascii="Aptos" w:hAnsi="Aptos"/>
                 <w:noProof/>
                 <w:webHidden/>
               </w:rPr>
@@ -1580,6 +1491,7 @@
             </w:r>
             <w:r>
               <w:rPr>
+                <w:rFonts w:ascii="Aptos" w:hAnsi="Aptos"/>
                 <w:noProof/>
                 <w:webHidden/>
               </w:rPr>
@@ -1594,7 +1506,7 @@
               <w:tab w:val="right" w:leader="dot" w:pos="8494"/>
             </w:tabs>
             <w:rPr>
-              <w:rFonts w:eastAsiaTheme="minorEastAsia"/>
+              <w:rFonts w:ascii="Aptos" w:eastAsiaTheme="minorEastAsia" w:hAnsi="Aptos"/>
               <w:noProof/>
               <w:lang w:eastAsia="es-ES"/>
             </w:rPr>
@@ -1610,6 +1522,7 @@
             </w:r>
             <w:r>
               <w:rPr>
+                <w:rFonts w:ascii="Aptos" w:hAnsi="Aptos"/>
                 <w:noProof/>
                 <w:webHidden/>
               </w:rPr>
@@ -1617,6 +1530,7 @@
             </w:r>
             <w:r>
               <w:rPr>
+                <w:rFonts w:ascii="Aptos" w:hAnsi="Aptos"/>
                 <w:noProof/>
                 <w:webHidden/>
               </w:rPr>
@@ -1624,6 +1538,7 @@
             </w:r>
             <w:r>
               <w:rPr>
+                <w:rFonts w:ascii="Aptos" w:hAnsi="Aptos"/>
                 <w:noProof/>
                 <w:webHidden/>
               </w:rPr>
@@ -1631,12 +1546,14 @@
             </w:r>
             <w:r>
               <w:rPr>
+                <w:rFonts w:ascii="Aptos" w:hAnsi="Aptos"/>
                 <w:noProof/>
                 <w:webHidden/>
               </w:rPr>
             </w:r>
             <w:r>
               <w:rPr>
+                <w:rFonts w:ascii="Aptos" w:hAnsi="Aptos"/>
                 <w:noProof/>
                 <w:webHidden/>
               </w:rPr>
@@ -1644,6 +1561,7 @@
             </w:r>
             <w:r>
               <w:rPr>
+                <w:rFonts w:ascii="Aptos" w:hAnsi="Aptos"/>
                 <w:noProof/>
                 <w:webHidden/>
               </w:rPr>
@@ -1651,6 +1569,7 @@
             </w:r>
             <w:r>
               <w:rPr>
+                <w:rFonts w:ascii="Aptos" w:hAnsi="Aptos"/>
                 <w:noProof/>
                 <w:webHidden/>
               </w:rPr>
@@ -1775,31 +1694,9 @@
         <w:rPr>
           <w:rFonts w:ascii="Aptos" w:hAnsi="Aptos"/>
         </w:rPr>
-        <w:t xml:space="preserve"> 1. </w:t>
-      </w:r>
-      <w:proofErr w:type="spellStart"/>
-      <w:r>
-        <w:rPr>
-          <w:rFonts w:ascii="Aptos" w:hAnsi="Aptos"/>
-        </w:rPr>
-        <w:t>PowerBI</w:t>
-      </w:r>
-      <w:proofErr w:type="spellEnd"/>
-      <w:r>
-        <w:rPr>
-          <w:rFonts w:ascii="Aptos" w:hAnsi="Aptos"/>
-        </w:rPr>
-        <w:t xml:space="preserve"> 2025 </w:t>
-      </w:r>
-      <w:proofErr w:type="spellStart"/>
-      <w:r>
-        <w:rPr>
-          <w:rFonts w:ascii="Aptos" w:hAnsi="Aptos"/>
-        </w:rPr>
-        <w:t>Trends</w:t>
+        <w:t xml:space="preserve"> 1. PowerBI 2025 Trends</w:t>
       </w:r>
       <w:bookmarkEnd w:id="0"/>
-      <w:proofErr w:type="spellEnd"/>
     </w:p>
     <w:p>
       <w:pPr>
@@ -1827,114 +1724,62 @@
         <w:rPr>
           <w:rFonts w:ascii="Aptos" w:hAnsi="Aptos"/>
         </w:rPr>
-        <w:t xml:space="preserve">ETL: </w:t>
-      </w:r>
-      <w:proofErr w:type="spellStart"/>
+        <w:t>ETL: Extract Transform Load</w:t>
+      </w:r>
+      <w:bookmarkEnd w:id="1"/>
       <w:r>
         <w:rPr>
           <w:rFonts w:ascii="Aptos" w:hAnsi="Aptos"/>
         </w:rPr>
-        <w:t>Extract</w:t>
-      </w:r>
-      <w:proofErr w:type="spellEnd"/>
-      <w:r>
+        <w:t xml:space="preserve"> </w:t>
+      </w:r>
+    </w:p>
+    <w:p>
+      <w:pPr>
+        <w:pStyle w:val="Ttulo3"/>
         <w:rPr>
           <w:rFonts w:ascii="Aptos" w:hAnsi="Aptos"/>
         </w:rPr>
-        <w:t xml:space="preserve"> </w:t>
-      </w:r>
-      <w:proofErr w:type="spellStart"/>
+      </w:pPr>
+      <w:bookmarkStart w:id="2" w:name="_Toc221036477"/>
       <w:r>
         <w:rPr>
           <w:rFonts w:ascii="Aptos" w:hAnsi="Aptos"/>
         </w:rPr>
-        <w:t>Transform</w:t>
-      </w:r>
-      <w:proofErr w:type="spellEnd"/>
-      <w:r>
+        <w:t>a. Extraer datos (python)</w:t>
+      </w:r>
+      <w:bookmarkEnd w:id="2"/>
+    </w:p>
+    <w:p>
+      <w:pPr>
         <w:rPr>
           <w:rFonts w:ascii="Aptos" w:hAnsi="Aptos"/>
         </w:rPr>
-        <w:t xml:space="preserve"> Load</w:t>
-      </w:r>
-      <w:bookmarkEnd w:id="1"/>
+      </w:pPr>
       <w:r>
         <w:rPr>
           <w:rFonts w:ascii="Aptos" w:hAnsi="Aptos"/>
         </w:rPr>
-        <w:t xml:space="preserve"> </w:t>
-      </w:r>
-    </w:p>
-    <w:p>
-      <w:pPr>
-        <w:pStyle w:val="Ttulo3"/>
+        <w:t>Se extra</w:t>
+      </w:r>
+      <w:r>
         <w:rPr>
           <w:rFonts w:ascii="Aptos" w:hAnsi="Aptos"/>
         </w:rPr>
-      </w:pPr>
-      <w:bookmarkStart w:id="2" w:name="_Toc221036477"/>
+        <w:t>e</w:t>
+      </w:r>
       <w:r>
         <w:rPr>
           <w:rFonts w:ascii="Aptos" w:hAnsi="Aptos"/>
         </w:rPr>
-        <w:t xml:space="preserve">a. </w:t>
+        <w:t xml:space="preserve"> el dataset de la </w:t>
       </w:r>
       <w:r>
         <w:rPr>
           <w:rFonts w:ascii="Aptos" w:hAnsi="Aptos"/>
         </w:rPr>
-        <w:t>Extraer datos (</w:t>
-      </w:r>
-      <w:proofErr w:type="spellStart"/>
-      <w:r>
-        <w:rPr>
-          <w:rFonts w:ascii="Aptos" w:hAnsi="Aptos"/>
-        </w:rPr>
-        <w:t>python</w:t>
-      </w:r>
-      <w:proofErr w:type="spellEnd"/>
-      <w:r>
-        <w:rPr>
-          <w:rFonts w:ascii="Aptos" w:hAnsi="Aptos"/>
-        </w:rPr>
-        <w:t>)</w:t>
-      </w:r>
-      <w:bookmarkEnd w:id="2"/>
-    </w:p>
-    <w:p>
-      <w:pPr>
-        <w:rPr>
-          <w:rFonts w:ascii="Aptos" w:hAnsi="Aptos"/>
-        </w:rPr>
-      </w:pPr>
-      <w:r>
-        <w:rPr>
-          <w:rFonts w:ascii="Aptos" w:hAnsi="Aptos"/>
-        </w:rPr>
-        <w:t xml:space="preserve">Se extra el </w:t>
-      </w:r>
-      <w:proofErr w:type="spellStart"/>
-      <w:r>
-        <w:rPr>
-          <w:rFonts w:ascii="Aptos" w:hAnsi="Aptos"/>
-        </w:rPr>
-        <w:t>dataset</w:t>
-      </w:r>
-      <w:proofErr w:type="spellEnd"/>
-      <w:r>
-        <w:rPr>
-          <w:rFonts w:ascii="Aptos" w:hAnsi="Aptos"/>
-        </w:rPr>
-        <w:t xml:space="preserve"> de la </w:t>
-      </w:r>
-      <w:proofErr w:type="spellStart"/>
-      <w:r>
-        <w:rPr>
-          <w:rFonts w:ascii="Aptos" w:hAnsi="Aptos"/>
-        </w:rPr>
-        <w:t>pagina</w:t>
-      </w:r>
-      <w:proofErr w:type="spellEnd"/>
+        <w:t>página</w:t>
+      </w:r>
       <w:r>
         <w:rPr>
           <w:rFonts w:ascii="Aptos" w:hAnsi="Aptos"/>
@@ -2016,21 +1861,21 @@
         <w:rPr>
           <w:rFonts w:ascii="Aptos" w:hAnsi="Aptos"/>
         </w:rPr>
-        <w:t xml:space="preserve">b. </w:t>
+        <w:t>b. Transformación</w:t>
       </w:r>
       <w:r>
         <w:rPr>
           <w:rFonts w:ascii="Aptos" w:hAnsi="Aptos"/>
         </w:rPr>
-        <w:t>Transformación</w:t>
-      </w:r>
+        <w:t xml:space="preserve"> datos</w:t>
+      </w:r>
+      <w:bookmarkEnd w:id="3"/>
       <w:r>
         <w:rPr>
           <w:rFonts w:ascii="Aptos" w:hAnsi="Aptos"/>
         </w:rPr>
-        <w:t xml:space="preserve"> datos</w:t>
-      </w:r>
-      <w:bookmarkEnd w:id="3"/>
+        <w:t xml:space="preserve"> (ETL)</w:t>
+      </w:r>
     </w:p>
     <w:p>
       <w:pPr>
@@ -2044,23 +1889,28 @@
           <w:rFonts w:ascii="Aptos" w:hAnsi="Aptos"/>
           <w:lang w:eastAsia="es-ES"/>
         </w:rPr>
-        <w:t xml:space="preserve">analizaremos columnas innecesarias y otras columnas que no aporten valor. De igual manera también quitaremos </w:t>
-      </w:r>
-      <w:proofErr w:type="spellStart"/>
+        <w:t>A</w:t>
+      </w:r>
       <w:r>
         <w:rPr>
           <w:rFonts w:ascii="Aptos" w:hAnsi="Aptos"/>
           <w:lang w:eastAsia="es-ES"/>
         </w:rPr>
-        <w:t>nulls</w:t>
-      </w:r>
-      <w:proofErr w:type="spellEnd"/>
+        <w:t>nalizaremos columnas innecesarias y otras columnas que no aporten valor. De igual manera también quitaremos nulls</w:t>
+      </w:r>
       <w:r>
         <w:rPr>
           <w:rFonts w:ascii="Aptos" w:hAnsi="Aptos"/>
           <w:lang w:eastAsia="es-ES"/>
         </w:rPr>
-        <w:t xml:space="preserve">  </w:t>
+        <w:t>.</w:t>
+      </w:r>
+      <w:r>
+        <w:rPr>
+          <w:rFonts w:ascii="Aptos" w:hAnsi="Aptos"/>
+          <w:lang w:eastAsia="es-ES"/>
+        </w:rPr>
+        <w:t xml:space="preserve"> </w:t>
       </w:r>
     </w:p>
     <w:p>
@@ -2121,27 +1971,7 @@
           <w:szCs w:val="24"/>
           <w:lang w:eastAsia="es-ES"/>
         </w:rPr>
-        <w:t xml:space="preserve"> en POWER_BI, nos falta generar el </w:t>
-      </w:r>
-      <w:proofErr w:type="spellStart"/>
-      <w:r>
-        <w:rPr>
-          <w:rFonts w:ascii="Aptos" w:eastAsia="Times New Roman" w:hAnsi="Aptos" w:cstheme="minorHAnsi"/>
-          <w:sz w:val="24"/>
-          <w:szCs w:val="24"/>
-          <w:lang w:eastAsia="es-ES"/>
-        </w:rPr>
-        <w:t>csv</w:t>
-      </w:r>
-      <w:proofErr w:type="spellEnd"/>
-      <w:r>
-        <w:rPr>
-          <w:rFonts w:ascii="Aptos" w:eastAsia="Times New Roman" w:hAnsi="Aptos" w:cstheme="minorHAnsi"/>
-          <w:sz w:val="24"/>
-          <w:szCs w:val="24"/>
-          <w:lang w:eastAsia="es-ES"/>
-        </w:rPr>
-        <w:t>:</w:t>
+        <w:t xml:space="preserve"> en POWER_BI, nos falta generar el csv:</w:t>
       </w:r>
     </w:p>
     <w:p>
@@ -2231,7 +2061,6 @@
         </w:rPr>
         <w:t xml:space="preserve">EDA: </w:t>
       </w:r>
-      <w:proofErr w:type="spellStart"/>
       <w:r>
         <w:rPr>
           <w:rStyle w:val="Textoennegrita"/>
@@ -2239,50 +2068,19 @@
           <w:b/>
           <w:bCs/>
         </w:rPr>
-        <w:t>Exploratory</w:t>
-      </w:r>
-      <w:proofErr w:type="spellEnd"/>
-      <w:r>
-        <w:rPr>
-          <w:rStyle w:val="Textoennegrita"/>
+        <w:t>Exploratory Data Analysis</w:t>
+      </w:r>
+      <w:r>
+        <w:rPr>
           <w:rFonts w:ascii="Aptos" w:hAnsi="Aptos"/>
-          <w:b/>
-          <w:bCs/>
-        </w:rPr>
-        <w:t xml:space="preserve"> Data </w:t>
-      </w:r>
-      <w:proofErr w:type="spellStart"/>
-      <w:proofErr w:type="gramStart"/>
-      <w:r>
-        <w:rPr>
-          <w:rStyle w:val="Textoennegrita"/>
+        </w:rPr>
+        <w:t xml:space="preserve">  </w:t>
+      </w:r>
+      <w:r>
+        <w:rPr>
           <w:rFonts w:ascii="Aptos" w:hAnsi="Aptos"/>
-          <w:b/>
-          <w:bCs/>
-        </w:rPr>
-        <w:t>Analysis</w:t>
-      </w:r>
-      <w:proofErr w:type="spellEnd"/>
-      <w:r>
-        <w:rPr>
-          <w:rFonts w:ascii="Aptos" w:hAnsi="Aptos"/>
-        </w:rPr>
-        <w:t xml:space="preserve">  </w:t>
-      </w:r>
-      <w:proofErr w:type="spellStart"/>
-      <w:r>
-        <w:rPr>
-          <w:rFonts w:ascii="Aptos" w:hAnsi="Aptos"/>
-        </w:rPr>
-        <w:t>Power</w:t>
-      </w:r>
-      <w:proofErr w:type="spellEnd"/>
-      <w:proofErr w:type="gramEnd"/>
-      <w:r>
-        <w:rPr>
-          <w:rFonts w:ascii="Aptos" w:hAnsi="Aptos"/>
-        </w:rPr>
-        <w:t xml:space="preserve"> BI</w:t>
+        </w:rPr>
+        <w:t>Power BI</w:t>
       </w:r>
       <w:bookmarkEnd w:id="5"/>
     </w:p>
@@ -2298,7 +2096,21 @@
             <w:rStyle w:val="Hipervnculo"/>
             <w:rFonts w:ascii="Aptos" w:hAnsi="Aptos"/>
           </w:rPr>
-          <w:t>https://app.powerbi.com/view?r=eyJrIjoiZjdmNjM1OWEtZWIzOC00YzAyLTgyODYtNmNmZDBlNWJkMzE1IiwidCI6IjhhZWJkZGI2LTM0MTgtNDNhMS1hMjU1LWI5NjQxODZlY2M2NCIsImMiOjl9</w:t>
+          <w:t>https://app.powerbi.com/view?r=eyJrIjoiZjdmNjM1OWEtZWIzOC00YzAyLTgyODYtNmNmZDBlNWJkMzE1IiwidCI6IjhhZWJkZGI2LTM0MT</w:t>
+        </w:r>
+        <w:r>
+          <w:rPr>
+            <w:rStyle w:val="Hipervnculo"/>
+            <w:rFonts w:ascii="Aptos" w:hAnsi="Aptos"/>
+          </w:rPr>
+          <w:t>g</w:t>
+        </w:r>
+        <w:r>
+          <w:rPr>
+            <w:rStyle w:val="Hipervnculo"/>
+            <w:rFonts w:ascii="Aptos" w:hAnsi="Aptos"/>
+          </w:rPr>
+          <w:t>tNDNhMS1hMjU1LWI5NjQxODZlY2M2NCIsImMiOjl9</w:t>
         </w:r>
       </w:hyperlink>
     </w:p>
@@ -2388,86 +2200,68 @@
         <w:rPr>
           <w:rFonts w:ascii="Aptos" w:hAnsi="Aptos"/>
         </w:rPr>
-        <w:t xml:space="preserve">Machine </w:t>
-      </w:r>
-      <w:proofErr w:type="spellStart"/>
-      <w:r>
+        <w:t>Machine Learning y Deep learning</w:t>
+      </w:r>
+      <w:bookmarkEnd w:id="6"/>
+    </w:p>
+    <w:p>
+      <w:pPr>
         <w:rPr>
           <w:rFonts w:ascii="Aptos" w:hAnsi="Aptos"/>
         </w:rPr>
-        <w:t>Learning</w:t>
-      </w:r>
-      <w:proofErr w:type="spellEnd"/>
+      </w:pPr>
       <w:r>
         <w:rPr>
           <w:rFonts w:ascii="Aptos" w:hAnsi="Aptos"/>
         </w:rPr>
-        <w:t xml:space="preserve"> y Deep </w:t>
-      </w:r>
-      <w:proofErr w:type="spellStart"/>
-      <w:r>
+        <w:t>Creación de modelo para predecir el éxito que pueda tener un futuro video.</w:t>
+      </w:r>
+    </w:p>
+    <w:p>
+      <w:pPr>
+        <w:pStyle w:val="Ttulo2"/>
         <w:rPr>
           <w:rFonts w:ascii="Aptos" w:hAnsi="Aptos"/>
         </w:rPr>
-        <w:t>learning</w:t>
-      </w:r>
-      <w:bookmarkEnd w:id="6"/>
-      <w:proofErr w:type="spellEnd"/>
-    </w:p>
-    <w:p>
-      <w:pPr>
+      </w:pPr>
+      <w:bookmarkStart w:id="7" w:name="_Toc221036482"/>
+      <w:r>
+        <w:rPr>
+          <w:rFonts w:ascii="Segoe UI Symbol" w:hAnsi="Segoe UI Symbol" w:cs="Segoe UI Symbol"/>
+        </w:rPr>
+        <w:t>🛠</w:t>
+      </w:r>
+      <w:r>
         <w:rPr>
           <w:rFonts w:ascii="Aptos" w:hAnsi="Aptos"/>
         </w:rPr>
-      </w:pPr>
-    </w:p>
-    <w:p>
-      <w:pPr>
-        <w:pStyle w:val="Ttulo2"/>
+        <w:t xml:space="preserve">️ </w:t>
+      </w:r>
+      <w:r>
         <w:rPr>
           <w:rFonts w:ascii="Aptos" w:hAnsi="Aptos"/>
         </w:rPr>
-      </w:pPr>
-      <w:bookmarkStart w:id="7" w:name="_Toc221036482"/>
-      <w:r>
-        <w:rPr>
-          <w:rFonts w:ascii="Segoe UI Symbol" w:hAnsi="Segoe UI Symbol" w:cs="Segoe UI Symbol"/>
-        </w:rPr>
-        <w:t>🛠</w:t>
+        <w:t>2.</w:t>
       </w:r>
       <w:r>
         <w:rPr>
           <w:rFonts w:ascii="Aptos" w:hAnsi="Aptos"/>
         </w:rPr>
-        <w:t xml:space="preserve">️ </w:t>
+        <w:t>1</w:t>
       </w:r>
       <w:r>
         <w:rPr>
           <w:rFonts w:ascii="Aptos" w:hAnsi="Aptos"/>
         </w:rPr>
-        <w:t>2.</w:t>
+        <w:t xml:space="preserve"> </w:t>
       </w:r>
       <w:r>
         <w:rPr>
           <w:rFonts w:ascii="Aptos" w:hAnsi="Aptos"/>
         </w:rPr>
-        <w:t>1</w:t>
-      </w:r>
-      <w:r>
-        <w:rPr>
-          <w:rFonts w:ascii="Aptos" w:hAnsi="Aptos"/>
-        </w:rPr>
-        <w:t xml:space="preserve"> </w:t>
-      </w:r>
-      <w:proofErr w:type="spellStart"/>
-      <w:r>
-        <w:rPr>
-          <w:rFonts w:ascii="Aptos" w:hAnsi="Aptos"/>
-        </w:rPr>
         <w:t>Dataset</w:t>
       </w:r>
       <w:bookmarkEnd w:id="7"/>
-      <w:proofErr w:type="spellEnd"/>
     </w:p>
     <w:p>
       <w:pPr>
@@ -2486,17 +2280,7 @@
           <w:szCs w:val="24"/>
           <w:lang w:eastAsia="es-ES"/>
         </w:rPr>
-        <w:t xml:space="preserve">Utilizaremos </w:t>
-      </w:r>
-      <w:proofErr w:type="gramStart"/>
-      <w:r>
-        <w:rPr>
-          <w:rFonts w:ascii="Aptos" w:eastAsia="Times New Roman" w:hAnsi="Aptos" w:cstheme="minorHAnsi"/>
-          <w:sz w:val="24"/>
-          <w:szCs w:val="24"/>
-          <w:lang w:eastAsia="es-ES"/>
-        </w:rPr>
-        <w:t xml:space="preserve">la </w:t>
+        <w:t xml:space="preserve">Utilizaremos la </w:t>
       </w:r>
       <w:r>
         <w:rPr>
@@ -2507,9 +2291,37 @@
           <w:szCs w:val="24"/>
           <w:lang w:eastAsia="es-ES"/>
         </w:rPr>
-        <w:t>api</w:t>
-      </w:r>
-      <w:proofErr w:type="gramEnd"/>
+        <w:t>api de youtube</w:t>
+      </w:r>
+      <w:r>
+        <w:rPr>
+          <w:rFonts w:ascii="Aptos" w:eastAsia="Times New Roman" w:hAnsi="Aptos" w:cstheme="minorHAnsi"/>
+          <w:sz w:val="24"/>
+          <w:szCs w:val="24"/>
+          <w:lang w:eastAsia="es-ES"/>
+        </w:rPr>
+        <w:t xml:space="preserve"> para sacar </w:t>
+      </w:r>
+      <w:r>
+        <w:rPr>
+          <w:rFonts w:ascii="Aptos" w:eastAsia="Times New Roman" w:hAnsi="Aptos" w:cstheme="minorHAnsi"/>
+          <w:sz w:val="24"/>
+          <w:szCs w:val="24"/>
+          <w:lang w:eastAsia="es-ES"/>
+        </w:rPr>
+        <w:t>datos.</w:t>
+      </w:r>
+    </w:p>
+    <w:p>
+      <w:pPr>
+        <w:spacing w:before="100" w:beforeAutospacing="1" w:after="100" w:afterAutospacing="1" w:line="240" w:lineRule="auto"/>
+        <w:rPr>
+          <w:rFonts w:ascii="Aptos" w:eastAsia="Times New Roman" w:hAnsi="Aptos" w:cstheme="minorHAnsi"/>
+          <w:sz w:val="24"/>
+          <w:szCs w:val="24"/>
+          <w:lang w:eastAsia="es-ES"/>
+        </w:rPr>
+      </w:pPr>
       <w:r>
         <w:rPr>
           <w:rFonts w:ascii="Aptos" w:eastAsia="Times New Roman" w:hAnsi="Aptos" w:cstheme="minorHAnsi"/>
@@ -2519,21 +2331,8 @@
           <w:szCs w:val="24"/>
           <w:lang w:eastAsia="es-ES"/>
         </w:rPr>
-        <w:t xml:space="preserve"> de </w:t>
-      </w:r>
-      <w:proofErr w:type="spellStart"/>
-      <w:r>
-        <w:rPr>
-          <w:rFonts w:ascii="Aptos" w:eastAsia="Times New Roman" w:hAnsi="Aptos" w:cstheme="minorHAnsi"/>
-          <w:b/>
-          <w:bCs/>
-          <w:sz w:val="24"/>
-          <w:szCs w:val="24"/>
-          <w:lang w:eastAsia="es-ES"/>
-        </w:rPr>
-        <w:t>youtube</w:t>
-      </w:r>
-      <w:proofErr w:type="spellEnd"/>
+        <w:t>Librerias</w:t>
+      </w:r>
       <w:r>
         <w:rPr>
           <w:rFonts w:ascii="Aptos" w:eastAsia="Times New Roman" w:hAnsi="Aptos" w:cstheme="minorHAnsi"/>
@@ -2541,7 +2340,7 @@
           <w:szCs w:val="24"/>
           <w:lang w:eastAsia="es-ES"/>
         </w:rPr>
-        <w:t xml:space="preserve"> para sacar </w:t>
+        <w:t>:</w:t>
       </w:r>
       <w:r>
         <w:rPr>
@@ -2550,161 +2349,17 @@
           <w:szCs w:val="24"/>
           <w:lang w:eastAsia="es-ES"/>
         </w:rPr>
-        <w:t>datos.</w:t>
-      </w:r>
-    </w:p>
-    <w:p>
-      <w:pPr>
-        <w:spacing w:before="100" w:beforeAutospacing="1" w:after="100" w:afterAutospacing="1" w:line="240" w:lineRule="auto"/>
+        <w:t xml:space="preserve"> </w:t>
+      </w:r>
+      <w:r>
         <w:rPr>
           <w:rFonts w:ascii="Aptos" w:eastAsia="Times New Roman" w:hAnsi="Aptos" w:cstheme="minorHAnsi"/>
           <w:sz w:val="24"/>
           <w:szCs w:val="24"/>
           <w:lang w:eastAsia="es-ES"/>
         </w:rPr>
-      </w:pPr>
-      <w:proofErr w:type="spellStart"/>
-      <w:r>
-        <w:rPr>
-          <w:rFonts w:ascii="Aptos" w:eastAsia="Times New Roman" w:hAnsi="Aptos" w:cstheme="minorHAnsi"/>
-          <w:b/>
-          <w:bCs/>
-          <w:sz w:val="24"/>
-          <w:szCs w:val="24"/>
-          <w:lang w:eastAsia="es-ES"/>
-        </w:rPr>
-        <w:t>Librerias</w:t>
-      </w:r>
-      <w:proofErr w:type="spellEnd"/>
-      <w:r>
-        <w:rPr>
-          <w:rFonts w:ascii="Aptos" w:eastAsia="Times New Roman" w:hAnsi="Aptos" w:cstheme="minorHAnsi"/>
-          <w:sz w:val="24"/>
-          <w:szCs w:val="24"/>
-          <w:lang w:eastAsia="es-ES"/>
-        </w:rPr>
-        <w:t>:</w:t>
-      </w:r>
-      <w:r>
-        <w:rPr>
-          <w:rFonts w:ascii="Aptos" w:eastAsia="Times New Roman" w:hAnsi="Aptos" w:cstheme="minorHAnsi"/>
-          <w:sz w:val="24"/>
-          <w:szCs w:val="24"/>
-          <w:lang w:eastAsia="es-ES"/>
-        </w:rPr>
-        <w:t xml:space="preserve"> </w:t>
-      </w:r>
-      <w:proofErr w:type="spellStart"/>
-      <w:r>
-        <w:rPr>
-          <w:rFonts w:ascii="Aptos" w:eastAsia="Times New Roman" w:hAnsi="Aptos" w:cstheme="minorHAnsi"/>
-          <w:sz w:val="24"/>
-          <w:szCs w:val="24"/>
-          <w:lang w:eastAsia="es-ES"/>
-        </w:rPr>
-        <w:t>Langdetect</w:t>
-      </w:r>
-      <w:proofErr w:type="spellEnd"/>
-      <w:r>
-        <w:rPr>
-          <w:rFonts w:ascii="Aptos" w:eastAsia="Times New Roman" w:hAnsi="Aptos" w:cstheme="minorHAnsi"/>
-          <w:sz w:val="24"/>
-          <w:szCs w:val="24"/>
-          <w:lang w:eastAsia="es-ES"/>
-        </w:rPr>
-        <w:t xml:space="preserve">, pandas, </w:t>
-      </w:r>
-      <w:proofErr w:type="spellStart"/>
-      <w:r>
-        <w:rPr>
-          <w:rFonts w:ascii="Aptos" w:eastAsia="Times New Roman" w:hAnsi="Aptos" w:cstheme="minorHAnsi"/>
-          <w:sz w:val="24"/>
-          <w:szCs w:val="24"/>
-          <w:lang w:eastAsia="es-ES"/>
-        </w:rPr>
-        <w:t>google</w:t>
-      </w:r>
-      <w:proofErr w:type="spellEnd"/>
-      <w:r>
-        <w:rPr>
-          <w:rFonts w:ascii="Aptos" w:eastAsia="Times New Roman" w:hAnsi="Aptos" w:cstheme="minorHAnsi"/>
-          <w:sz w:val="24"/>
-          <w:szCs w:val="24"/>
-          <w:lang w:eastAsia="es-ES"/>
-        </w:rPr>
-        <w:t>-api-</w:t>
-      </w:r>
-      <w:proofErr w:type="spellStart"/>
-      <w:r>
-        <w:rPr>
-          <w:rFonts w:ascii="Aptos" w:eastAsia="Times New Roman" w:hAnsi="Aptos" w:cstheme="minorHAnsi"/>
-          <w:sz w:val="24"/>
-          <w:szCs w:val="24"/>
-          <w:lang w:eastAsia="es-ES"/>
-        </w:rPr>
-        <w:t>python</w:t>
-      </w:r>
-      <w:proofErr w:type="spellEnd"/>
-      <w:r>
-        <w:rPr>
-          <w:rFonts w:ascii="Aptos" w:eastAsia="Times New Roman" w:hAnsi="Aptos" w:cstheme="minorHAnsi"/>
-          <w:sz w:val="24"/>
-          <w:szCs w:val="24"/>
-          <w:lang w:eastAsia="es-ES"/>
-        </w:rPr>
-        <w:t>-</w:t>
-      </w:r>
-      <w:proofErr w:type="spellStart"/>
-      <w:r>
-        <w:rPr>
-          <w:rFonts w:ascii="Aptos" w:eastAsia="Times New Roman" w:hAnsi="Aptos" w:cstheme="minorHAnsi"/>
-          <w:sz w:val="24"/>
-          <w:szCs w:val="24"/>
-          <w:lang w:eastAsia="es-ES"/>
-        </w:rPr>
-        <w:t>client</w:t>
-      </w:r>
-      <w:proofErr w:type="spellEnd"/>
-      <w:r>
-        <w:rPr>
-          <w:rFonts w:ascii="Aptos" w:eastAsia="Times New Roman" w:hAnsi="Aptos" w:cstheme="minorHAnsi"/>
-          <w:sz w:val="24"/>
-          <w:szCs w:val="24"/>
-          <w:lang w:eastAsia="es-ES"/>
-        </w:rPr>
-        <w:t xml:space="preserve">, </w:t>
-      </w:r>
-      <w:proofErr w:type="spellStart"/>
-      <w:r>
-        <w:rPr>
-          <w:rFonts w:ascii="Aptos" w:eastAsia="Times New Roman" w:hAnsi="Aptos" w:cstheme="minorHAnsi"/>
-          <w:sz w:val="24"/>
-          <w:szCs w:val="24"/>
-          <w:lang w:eastAsia="es-ES"/>
-        </w:rPr>
-        <w:t>isodate</w:t>
-      </w:r>
-      <w:proofErr w:type="spellEnd"/>
-      <w:r>
-        <w:rPr>
-          <w:rFonts w:ascii="Aptos" w:eastAsia="Times New Roman" w:hAnsi="Aptos" w:cstheme="minorHAnsi"/>
-          <w:sz w:val="24"/>
-          <w:szCs w:val="24"/>
-          <w:lang w:eastAsia="es-ES"/>
-        </w:rPr>
-        <w:t xml:space="preserve">, </w:t>
-      </w:r>
-      <w:proofErr w:type="spellStart"/>
-      <w:r>
-        <w:rPr>
-          <w:rFonts w:ascii="Aptos" w:eastAsia="Times New Roman" w:hAnsi="Aptos" w:cstheme="minorHAnsi"/>
-          <w:sz w:val="24"/>
-          <w:szCs w:val="24"/>
-          <w:lang w:eastAsia="es-ES"/>
-        </w:rPr>
-        <w:t>python-dotenv</w:t>
-      </w:r>
-      <w:proofErr w:type="spellEnd"/>
+        <w:t>Langdetect, pandas, google-api-python-client, isodate, python-dotenv</w:t>
+      </w:r>
     </w:p>
     <w:p>
       <w:pPr>
@@ -3110,82 +2765,44 @@
         <w:rPr>
           <w:rFonts w:ascii="Aptos" w:hAnsi="Aptos"/>
         </w:rPr>
-        <w:t xml:space="preserve">ML </w:t>
-      </w:r>
-      <w:proofErr w:type="spellStart"/>
+        <w:t>ML DeepL</w:t>
+      </w:r>
       <w:r>
         <w:rPr>
           <w:rFonts w:ascii="Aptos" w:hAnsi="Aptos"/>
         </w:rPr>
-        <w:t>DeepL</w:t>
+        <w:t>earning</w:t>
       </w:r>
       <w:r>
         <w:rPr>
           <w:rFonts w:ascii="Aptos" w:hAnsi="Aptos"/>
         </w:rPr>
-        <w:t>earning</w:t>
-      </w:r>
-      <w:proofErr w:type="spellEnd"/>
-      <w:r>
+        <w:t xml:space="preserve"> Engine</w:t>
+      </w:r>
+      <w:bookmarkEnd w:id="8"/>
+    </w:p>
+    <w:p>
+      <w:pPr>
+        <w:rPr>
+          <w:rFonts w:ascii="Aptos" w:hAnsi="Aptos" w:cstheme="minorHAnsi"/>
+        </w:rPr>
+      </w:pPr>
+    </w:p>
+    <w:p>
+      <w:pPr>
+        <w:pStyle w:val="Ttulo3"/>
         <w:rPr>
           <w:rFonts w:ascii="Aptos" w:hAnsi="Aptos"/>
         </w:rPr>
-        <w:t xml:space="preserve"> </w:t>
-      </w:r>
-      <w:proofErr w:type="spellStart"/>
+      </w:pPr>
+      <w:bookmarkStart w:id="9" w:name="_Toc221036484"/>
       <w:r>
         <w:rPr>
           <w:rFonts w:ascii="Aptos" w:hAnsi="Aptos"/>
         </w:rPr>
-        <w:t>Engine</w:t>
-      </w:r>
-      <w:bookmarkEnd w:id="8"/>
-      <w:proofErr w:type="spellEnd"/>
-    </w:p>
-    <w:p>
-      <w:pPr>
-        <w:rPr>
-          <w:rFonts w:ascii="Aptos" w:hAnsi="Aptos" w:cstheme="minorHAnsi"/>
-        </w:rPr>
-      </w:pPr>
-    </w:p>
-    <w:p>
-      <w:pPr>
-        <w:pStyle w:val="Ttulo3"/>
-        <w:rPr>
-          <w:rFonts w:ascii="Aptos" w:hAnsi="Aptos"/>
-        </w:rPr>
-      </w:pPr>
-      <w:bookmarkStart w:id="9" w:name="_Toc221036484"/>
-      <w:r>
-        <w:rPr>
-          <w:rFonts w:ascii="Aptos" w:hAnsi="Aptos"/>
-        </w:rPr>
-        <w:t xml:space="preserve">Modelo 1: </w:t>
-      </w:r>
-      <w:proofErr w:type="spellStart"/>
-      <w:r>
-        <w:rPr>
-          <w:rFonts w:ascii="Aptos" w:hAnsi="Aptos"/>
-        </w:rPr>
-        <w:t>Keras</w:t>
-      </w:r>
-      <w:proofErr w:type="spellEnd"/>
-      <w:r>
-        <w:rPr>
-          <w:rFonts w:ascii="Aptos" w:hAnsi="Aptos"/>
-        </w:rPr>
-        <w:t>/</w:t>
-      </w:r>
-      <w:proofErr w:type="spellStart"/>
-      <w:r>
-        <w:rPr>
-          <w:rFonts w:ascii="Aptos" w:hAnsi="Aptos"/>
-        </w:rPr>
-        <w:t>Tensorflow</w:t>
+        <w:t>Modelo 1: Keras/Tensorflow</w:t>
       </w:r>
       <w:bookmarkEnd w:id="9"/>
-      <w:proofErr w:type="spellEnd"/>
     </w:p>
     <w:p>
       <w:pPr>
@@ -3210,49 +2827,7 @@
         <w:rPr>
           <w:rFonts w:ascii="Aptos" w:hAnsi="Aptos" w:cstheme="minorHAnsi"/>
         </w:rPr>
-        <w:t xml:space="preserve">: </w:t>
-      </w:r>
-      <w:proofErr w:type="spellStart"/>
-      <w:r>
-        <w:rPr>
-          <w:rFonts w:ascii="Aptos" w:hAnsi="Aptos" w:cstheme="minorHAnsi"/>
-        </w:rPr>
-        <w:t>Keras</w:t>
-      </w:r>
-      <w:proofErr w:type="spellEnd"/>
-      <w:r>
-        <w:rPr>
-          <w:rFonts w:ascii="Aptos" w:hAnsi="Aptos" w:cstheme="minorHAnsi"/>
-        </w:rPr>
-        <w:t>/</w:t>
-      </w:r>
-      <w:proofErr w:type="spellStart"/>
-      <w:r>
-        <w:rPr>
-          <w:rFonts w:ascii="Aptos" w:hAnsi="Aptos" w:cstheme="minorHAnsi"/>
-        </w:rPr>
-        <w:t>TensorFlow</w:t>
-      </w:r>
-      <w:proofErr w:type="spellEnd"/>
-      <w:r>
-        <w:rPr>
-          <w:rFonts w:ascii="Aptos" w:hAnsi="Aptos" w:cstheme="minorHAnsi"/>
-        </w:rPr>
-        <w:t xml:space="preserve"> (Deep </w:t>
-      </w:r>
-      <w:proofErr w:type="spellStart"/>
-      <w:r>
-        <w:rPr>
-          <w:rFonts w:ascii="Aptos" w:hAnsi="Aptos" w:cstheme="minorHAnsi"/>
-        </w:rPr>
-        <w:t>Learning</w:t>
-      </w:r>
-      <w:proofErr w:type="spellEnd"/>
-      <w:r>
-        <w:rPr>
-          <w:rFonts w:ascii="Aptos" w:hAnsi="Aptos" w:cstheme="minorHAnsi"/>
-        </w:rPr>
-        <w:t xml:space="preserve"> Multi-Output)</w:t>
+        <w:t>: Keras/TensorFlow (Deep Learning Multi-Output)</w:t>
       </w:r>
     </w:p>
     <w:p>
@@ -3284,33 +2859,11 @@
           <w:rFonts w:ascii="Aptos" w:hAnsi="Aptos" w:cstheme="minorHAnsi"/>
         </w:rPr>
       </w:pPr>
-      <w:proofErr w:type="spellStart"/>
-      <w:r>
-        <w:rPr>
-          <w:rFonts w:ascii="Aptos" w:hAnsi="Aptos" w:cstheme="minorHAnsi"/>
-        </w:rPr>
-        <w:t>Multi-output</w:t>
-      </w:r>
-      <w:proofErr w:type="spellEnd"/>
-      <w:r>
-        <w:rPr>
-          <w:rFonts w:ascii="Aptos" w:hAnsi="Aptos" w:cstheme="minorHAnsi"/>
-        </w:rPr>
-        <w:t xml:space="preserve"> </w:t>
-      </w:r>
-      <w:proofErr w:type="spellStart"/>
-      <w:r>
-        <w:rPr>
-          <w:rFonts w:ascii="Aptos" w:hAnsi="Aptos" w:cstheme="minorHAnsi"/>
-        </w:rPr>
-        <w:t>prediction</w:t>
-      </w:r>
-      <w:proofErr w:type="spellEnd"/>
-      <w:r>
-        <w:rPr>
-          <w:rFonts w:ascii="Aptos" w:hAnsi="Aptos" w:cstheme="minorHAnsi"/>
-        </w:rPr>
-        <w:t xml:space="preserve"> (3 targets simultáneos)</w:t>
+      <w:r>
+        <w:rPr>
+          <w:rFonts w:ascii="Aptos" w:hAnsi="Aptos" w:cstheme="minorHAnsi"/>
+        </w:rPr>
+        <w:t>Multi-output prediction (3 targets simultáneos)</w:t>
       </w:r>
     </w:p>
     <w:p>
@@ -3328,16 +2881,8 @@
         <w:rPr>
           <w:rFonts w:ascii="Aptos" w:hAnsi="Aptos" w:cstheme="minorHAnsi"/>
         </w:rPr>
-        <w:t xml:space="preserve">Optimizado con Adam </w:t>
-      </w:r>
-      <w:proofErr w:type="spellStart"/>
-      <w:r>
-        <w:rPr>
-          <w:rFonts w:ascii="Aptos" w:hAnsi="Aptos" w:cstheme="minorHAnsi"/>
-        </w:rPr>
-        <w:t>optimizer</w:t>
-      </w:r>
-      <w:proofErr w:type="spellEnd"/>
+        <w:t>Optimizado con Adam optimizer</w:t>
+      </w:r>
     </w:p>
     <w:p>
       <w:pPr>
@@ -3356,18 +2901,8 @@
           <w:b/>
           <w:bCs/>
         </w:rPr>
-        <w:t xml:space="preserve">Target </w:t>
-      </w:r>
-      <w:proofErr w:type="spellStart"/>
-      <w:r>
-        <w:rPr>
-          <w:rFonts w:ascii="Aptos" w:hAnsi="Aptos" w:cstheme="minorHAnsi"/>
-          <w:b/>
-          <w:bCs/>
-        </w:rPr>
-        <w:t>multi-output</w:t>
-      </w:r>
-      <w:proofErr w:type="spellEnd"/>
+        <w:t>Target multi-output</w:t>
+      </w:r>
       <w:r>
         <w:rPr>
           <w:rFonts w:ascii="Aptos" w:hAnsi="Aptos" w:cstheme="minorHAnsi"/>
@@ -3392,7 +2927,6 @@
         </w:rPr>
         <w:t>Predecir </w:t>
       </w:r>
-      <w:proofErr w:type="spellStart"/>
       <w:r>
         <w:rPr>
           <w:rFonts w:ascii="Aptos" w:hAnsi="Aptos" w:cstheme="minorHAnsi"/>
@@ -3401,7 +2935,6 @@
         </w:rPr>
         <w:t>view_count</w:t>
       </w:r>
-      <w:proofErr w:type="spellEnd"/>
       <w:r>
         <w:rPr>
           <w:rFonts w:ascii="Aptos" w:hAnsi="Aptos" w:cstheme="minorHAnsi"/>
@@ -3426,7 +2959,6 @@
         </w:rPr>
         <w:t>Predecir </w:t>
       </w:r>
-      <w:proofErr w:type="spellStart"/>
       <w:r>
         <w:rPr>
           <w:rFonts w:ascii="Aptos" w:hAnsi="Aptos" w:cstheme="minorHAnsi"/>
@@ -3435,7 +2967,6 @@
         </w:rPr>
         <w:t>like_count</w:t>
       </w:r>
-      <w:proofErr w:type="spellEnd"/>
       <w:r>
         <w:rPr>
           <w:rFonts w:ascii="Aptos" w:hAnsi="Aptos" w:cstheme="minorHAnsi"/>
@@ -3460,7 +2991,6 @@
         </w:rPr>
         <w:t>Predecir </w:t>
       </w:r>
-      <w:proofErr w:type="spellStart"/>
       <w:r>
         <w:rPr>
           <w:rFonts w:ascii="Aptos" w:hAnsi="Aptos" w:cstheme="minorHAnsi"/>
@@ -3469,7 +2999,6 @@
         </w:rPr>
         <w:t>comment_count</w:t>
       </w:r>
-      <w:proofErr w:type="spellEnd"/>
       <w:r>
         <w:rPr>
           <w:rFonts w:ascii="Aptos" w:hAnsi="Aptos" w:cstheme="minorHAnsi"/>
@@ -3492,21 +3021,7 @@
         <w:rPr>
           <w:rFonts w:ascii="Aptos" w:hAnsi="Aptos" w:cstheme="minorHAnsi"/>
         </w:rPr>
-        <w:t xml:space="preserve">Calcular </w:t>
-      </w:r>
-      <w:proofErr w:type="spellStart"/>
-      <w:r>
-        <w:rPr>
-          <w:rFonts w:ascii="Aptos" w:hAnsi="Aptos" w:cstheme="minorHAnsi"/>
-        </w:rPr>
-        <w:t>engagement_rate</w:t>
-      </w:r>
-      <w:proofErr w:type="spellEnd"/>
-      <w:r>
-        <w:rPr>
-          <w:rFonts w:ascii="Aptos" w:hAnsi="Aptos" w:cstheme="minorHAnsi"/>
-        </w:rPr>
-        <w:t xml:space="preserve"> a partir de las 3 predicciones</w:t>
+        <w:t>Calcular engagement_rate a partir de las 3 predicciones</w:t>
       </w:r>
     </w:p>
     <w:p>
@@ -3520,41 +3035,13 @@
           <w:rFonts w:ascii="Aptos" w:hAnsi="Aptos" w:cstheme="minorHAnsi"/>
         </w:rPr>
       </w:pPr>
-      <w:proofErr w:type="spellStart"/>
       <w:r>
         <w:rPr>
           <w:rFonts w:ascii="Aptos" w:hAnsi="Aptos" w:cstheme="minorHAnsi"/>
           <w:b/>
           <w:bCs/>
         </w:rPr>
-        <w:t>Feature</w:t>
-      </w:r>
-      <w:proofErr w:type="spellEnd"/>
-      <w:r>
-        <w:rPr>
-          <w:rFonts w:ascii="Aptos" w:hAnsi="Aptos" w:cstheme="minorHAnsi"/>
-          <w:b/>
-          <w:bCs/>
-        </w:rPr>
-        <w:t xml:space="preserve"> </w:t>
-      </w:r>
-      <w:proofErr w:type="spellStart"/>
-      <w:r>
-        <w:rPr>
-          <w:rFonts w:ascii="Aptos" w:hAnsi="Aptos" w:cstheme="minorHAnsi"/>
-          <w:b/>
-          <w:bCs/>
-        </w:rPr>
-        <w:t>Engineering</w:t>
-      </w:r>
-      <w:proofErr w:type="spellEnd"/>
-      <w:r>
-        <w:rPr>
-          <w:rFonts w:ascii="Aptos" w:hAnsi="Aptos" w:cstheme="minorHAnsi"/>
-          <w:b/>
-          <w:bCs/>
-        </w:rPr>
-        <w:t xml:space="preserve"> con NLP avanzado</w:t>
+        <w:t>Feature Engineering con NLP avanzado</w:t>
       </w:r>
       <w:r>
         <w:rPr>
@@ -3574,7 +3061,6 @@
           <w:rFonts w:ascii="Aptos" w:hAnsi="Aptos" w:cstheme="minorHAnsi"/>
         </w:rPr>
       </w:pPr>
-      <w:proofErr w:type="spellStart"/>
       <w:r>
         <w:rPr>
           <w:rFonts w:ascii="Aptos" w:hAnsi="Aptos" w:cstheme="minorHAnsi"/>
@@ -3583,26 +3069,11 @@
         </w:rPr>
         <w:t>SentenceTransformer</w:t>
       </w:r>
-      <w:proofErr w:type="spellEnd"/>
-      <w:r>
-        <w:rPr>
-          <w:rFonts w:ascii="Aptos" w:hAnsi="Aptos" w:cstheme="minorHAnsi"/>
-        </w:rPr>
-        <w:t xml:space="preserve"> para </w:t>
-      </w:r>
-      <w:proofErr w:type="spellStart"/>
-      <w:r>
-        <w:rPr>
-          <w:rFonts w:ascii="Aptos" w:hAnsi="Aptos" w:cstheme="minorHAnsi"/>
-        </w:rPr>
-        <w:t>embeddings</w:t>
-      </w:r>
-      <w:proofErr w:type="spellEnd"/>
-      <w:r>
-        <w:rPr>
-          <w:rFonts w:ascii="Aptos" w:hAnsi="Aptos" w:cstheme="minorHAnsi"/>
-        </w:rPr>
-        <w:t xml:space="preserve"> semánticos de títulos (384 dimensiones)</w:t>
+      <w:r>
+        <w:rPr>
+          <w:rFonts w:ascii="Aptos" w:hAnsi="Aptos" w:cstheme="minorHAnsi"/>
+        </w:rPr>
+        <w:t> para embeddings semánticos de títulos (384 dimensiones)</w:t>
       </w:r>
     </w:p>
     <w:p>
@@ -3616,33 +3087,11 @@
           <w:rFonts w:ascii="Aptos" w:hAnsi="Aptos" w:cstheme="minorHAnsi"/>
         </w:rPr>
       </w:pPr>
-      <w:proofErr w:type="spellStart"/>
-      <w:r>
-        <w:rPr>
-          <w:rFonts w:ascii="Aptos" w:hAnsi="Aptos" w:cstheme="minorHAnsi"/>
-        </w:rPr>
-        <w:t>Embeddings</w:t>
-      </w:r>
-      <w:proofErr w:type="spellEnd"/>
-      <w:r>
-        <w:rPr>
-          <w:rFonts w:ascii="Aptos" w:hAnsi="Aptos" w:cstheme="minorHAnsi"/>
-        </w:rPr>
-        <w:t xml:space="preserve"> </w:t>
-      </w:r>
-      <w:proofErr w:type="spellStart"/>
-      <w:r>
-        <w:rPr>
-          <w:rFonts w:ascii="Aptos" w:hAnsi="Aptos" w:cstheme="minorHAnsi"/>
-        </w:rPr>
-        <w:t>pre-entrenados</w:t>
-      </w:r>
-      <w:proofErr w:type="spellEnd"/>
-      <w:r>
-        <w:rPr>
-          <w:rFonts w:ascii="Aptos" w:hAnsi="Aptos" w:cstheme="minorHAnsi"/>
-        </w:rPr>
-        <w:t xml:space="preserve"> con "all-MiniLM-L6-v2"</w:t>
+      <w:r>
+        <w:rPr>
+          <w:rFonts w:ascii="Aptos" w:hAnsi="Aptos" w:cstheme="minorHAnsi"/>
+        </w:rPr>
+        <w:t>Embeddings pre-entrenados con "all-MiniLM-L6-v2"</w:t>
       </w:r>
     </w:p>
     <w:p>
@@ -3656,47 +3105,11 @@
           <w:rFonts w:ascii="Aptos" w:hAnsi="Aptos" w:cstheme="minorHAnsi"/>
         </w:rPr>
       </w:pPr>
-      <w:proofErr w:type="spellStart"/>
-      <w:r>
-        <w:rPr>
-          <w:rFonts w:ascii="Aptos" w:hAnsi="Aptos" w:cstheme="minorHAnsi"/>
-        </w:rPr>
-        <w:t>Sentiment</w:t>
-      </w:r>
-      <w:proofErr w:type="spellEnd"/>
-      <w:r>
-        <w:rPr>
-          <w:rFonts w:ascii="Aptos" w:hAnsi="Aptos" w:cstheme="minorHAnsi"/>
-        </w:rPr>
-        <w:t xml:space="preserve"> </w:t>
-      </w:r>
-      <w:proofErr w:type="spellStart"/>
-      <w:r>
-        <w:rPr>
-          <w:rFonts w:ascii="Aptos" w:hAnsi="Aptos" w:cstheme="minorHAnsi"/>
-        </w:rPr>
-        <w:t>analysis</w:t>
-      </w:r>
-      <w:proofErr w:type="spellEnd"/>
-      <w:r>
-        <w:rPr>
-          <w:rFonts w:ascii="Aptos" w:hAnsi="Aptos" w:cstheme="minorHAnsi"/>
-        </w:rPr>
-        <w:t xml:space="preserve"> con VADER (</w:t>
-      </w:r>
-      <w:proofErr w:type="spellStart"/>
-      <w:r>
-        <w:rPr>
-          <w:rFonts w:ascii="Aptos" w:hAnsi="Aptos" w:cstheme="minorHAnsi"/>
-        </w:rPr>
-        <w:t>compound</w:t>
-      </w:r>
-      <w:proofErr w:type="spellEnd"/>
-      <w:r>
-        <w:rPr>
-          <w:rFonts w:ascii="Aptos" w:hAnsi="Aptos" w:cstheme="minorHAnsi"/>
-        </w:rPr>
-        <w:t xml:space="preserve"> score)</w:t>
+      <w:r>
+        <w:rPr>
+          <w:rFonts w:ascii="Aptos" w:hAnsi="Aptos" w:cstheme="minorHAnsi"/>
+        </w:rPr>
+        <w:t>Sentiment analysis con VADER (compound score)</w:t>
       </w:r>
     </w:p>
     <w:p>
@@ -3710,19 +3123,11 @@
           <w:rFonts w:ascii="Aptos" w:hAnsi="Aptos" w:cstheme="minorHAnsi"/>
         </w:rPr>
       </w:pPr>
-      <w:proofErr w:type="spellStart"/>
-      <w:r>
-        <w:rPr>
-          <w:rFonts w:ascii="Aptos" w:hAnsi="Aptos" w:cstheme="minorHAnsi"/>
-        </w:rPr>
-        <w:t>Features</w:t>
-      </w:r>
-      <w:proofErr w:type="spellEnd"/>
-      <w:r>
-        <w:rPr>
-          <w:rFonts w:ascii="Aptos" w:hAnsi="Aptos" w:cstheme="minorHAnsi"/>
-        </w:rPr>
-        <w:t xml:space="preserve"> numéricas: duración, tags, suscriptores, día de semana</w:t>
+      <w:r>
+        <w:rPr>
+          <w:rFonts w:ascii="Aptos" w:hAnsi="Aptos" w:cstheme="minorHAnsi"/>
+        </w:rPr>
+        <w:t>Features numéricas: duración, tags, suscriptores, día de semana</w:t>
       </w:r>
     </w:p>
     <w:p>
@@ -3740,16 +3145,8 @@
         <w:rPr>
           <w:rFonts w:ascii="Aptos" w:hAnsi="Aptos" w:cstheme="minorHAnsi"/>
         </w:rPr>
-        <w:t xml:space="preserve">Normalización con </w:t>
-      </w:r>
-      <w:proofErr w:type="spellStart"/>
-      <w:r>
-        <w:rPr>
-          <w:rFonts w:ascii="Aptos" w:hAnsi="Aptos" w:cstheme="minorHAnsi"/>
-        </w:rPr>
-        <w:t>StandardScaler</w:t>
-      </w:r>
-      <w:proofErr w:type="spellEnd"/>
+        <w:t>Normalización con StandardScaler</w:t>
+      </w:r>
     </w:p>
     <w:p>
       <w:pPr>
@@ -3793,35 +3190,7 @@
         <w:rPr>
           <w:rFonts w:ascii="Aptos" w:hAnsi="Aptos" w:cstheme="minorHAnsi"/>
         </w:rPr>
-        <w:t xml:space="preserve">Input dual: </w:t>
-      </w:r>
-      <w:proofErr w:type="spellStart"/>
-      <w:r>
-        <w:rPr>
-          <w:rFonts w:ascii="Aptos" w:hAnsi="Aptos" w:cstheme="minorHAnsi"/>
-        </w:rPr>
-        <w:t>embeddings</w:t>
-      </w:r>
-      <w:proofErr w:type="spellEnd"/>
-      <w:r>
-        <w:rPr>
-          <w:rFonts w:ascii="Aptos" w:hAnsi="Aptos" w:cstheme="minorHAnsi"/>
-        </w:rPr>
-        <w:t xml:space="preserve"> (384d) + </w:t>
-      </w:r>
-      <w:proofErr w:type="spellStart"/>
-      <w:r>
-        <w:rPr>
-          <w:rFonts w:ascii="Aptos" w:hAnsi="Aptos" w:cstheme="minorHAnsi"/>
-        </w:rPr>
-        <w:t>features</w:t>
-      </w:r>
-      <w:proofErr w:type="spellEnd"/>
-      <w:r>
-        <w:rPr>
-          <w:rFonts w:ascii="Aptos" w:hAnsi="Aptos" w:cstheme="minorHAnsi"/>
-        </w:rPr>
-        <w:t xml:space="preserve"> numéricas (8d)</w:t>
+        <w:t>Input dual: embeddings (384d) + features numéricas (8d)</w:t>
       </w:r>
     </w:p>
     <w:p>
@@ -3839,16 +3208,8 @@
         <w:rPr>
           <w:rFonts w:ascii="Aptos" w:hAnsi="Aptos" w:cstheme="minorHAnsi"/>
         </w:rPr>
-        <w:t xml:space="preserve">Capas densas con activación </w:t>
-      </w:r>
-      <w:proofErr w:type="spellStart"/>
-      <w:r>
-        <w:rPr>
-          <w:rFonts w:ascii="Aptos" w:hAnsi="Aptos" w:cstheme="minorHAnsi"/>
-        </w:rPr>
-        <w:t>ReLU</w:t>
-      </w:r>
-      <w:proofErr w:type="spellEnd"/>
+        <w:t>Capas densas con activación ReLU</w:t>
+      </w:r>
     </w:p>
     <w:p>
       <w:pPr>
@@ -3861,19 +3222,11 @@
           <w:rFonts w:ascii="Aptos" w:hAnsi="Aptos" w:cstheme="minorHAnsi"/>
         </w:rPr>
       </w:pPr>
-      <w:proofErr w:type="spellStart"/>
-      <w:r>
-        <w:rPr>
-          <w:rFonts w:ascii="Aptos" w:hAnsi="Aptos" w:cstheme="minorHAnsi"/>
-        </w:rPr>
-        <w:t>Dropout</w:t>
-      </w:r>
-      <w:proofErr w:type="spellEnd"/>
-      <w:r>
-        <w:rPr>
-          <w:rFonts w:ascii="Aptos" w:hAnsi="Aptos" w:cstheme="minorHAnsi"/>
-        </w:rPr>
-        <w:t xml:space="preserve"> (0.3-0.5) para regularización</w:t>
+      <w:r>
+        <w:rPr>
+          <w:rFonts w:ascii="Aptos" w:hAnsi="Aptos" w:cstheme="minorHAnsi"/>
+        </w:rPr>
+        <w:t>Dropout (0.3-0.5) para regularización</w:t>
       </w:r>
     </w:p>
     <w:p>
@@ -3887,33 +3240,11 @@
           <w:rFonts w:ascii="Aptos" w:hAnsi="Aptos" w:cstheme="minorHAnsi"/>
         </w:rPr>
       </w:pPr>
-      <w:proofErr w:type="spellStart"/>
-      <w:r>
-        <w:rPr>
-          <w:rFonts w:ascii="Aptos" w:hAnsi="Aptos" w:cstheme="minorHAnsi"/>
-        </w:rPr>
-        <w:t>Batch</w:t>
-      </w:r>
-      <w:proofErr w:type="spellEnd"/>
-      <w:r>
-        <w:rPr>
-          <w:rFonts w:ascii="Aptos" w:hAnsi="Aptos" w:cstheme="minorHAnsi"/>
-        </w:rPr>
-        <w:t xml:space="preserve"> </w:t>
-      </w:r>
-      <w:proofErr w:type="spellStart"/>
-      <w:r>
-        <w:rPr>
-          <w:rFonts w:ascii="Aptos" w:hAnsi="Aptos" w:cstheme="minorHAnsi"/>
-        </w:rPr>
-        <w:t>Normalization</w:t>
-      </w:r>
-      <w:proofErr w:type="spellEnd"/>
-      <w:r>
-        <w:rPr>
-          <w:rFonts w:ascii="Aptos" w:hAnsi="Aptos" w:cstheme="minorHAnsi"/>
-        </w:rPr>
-        <w:t xml:space="preserve"> entre capas</w:t>
+      <w:r>
+        <w:rPr>
+          <w:rFonts w:ascii="Aptos" w:hAnsi="Aptos" w:cstheme="minorHAnsi"/>
+        </w:rPr>
+        <w:t>Batch Normalization entre capas</w:t>
       </w:r>
     </w:p>
     <w:p>
@@ -3931,49 +3262,7 @@
         <w:rPr>
           <w:rFonts w:ascii="Aptos" w:hAnsi="Aptos" w:cstheme="minorHAnsi"/>
         </w:rPr>
-        <w:t>3 outputs independientes (</w:t>
-      </w:r>
-      <w:proofErr w:type="spellStart"/>
-      <w:r>
-        <w:rPr>
-          <w:rFonts w:ascii="Aptos" w:hAnsi="Aptos" w:cstheme="minorHAnsi"/>
-        </w:rPr>
-        <w:t>views</w:t>
-      </w:r>
-      <w:proofErr w:type="spellEnd"/>
-      <w:r>
-        <w:rPr>
-          <w:rFonts w:ascii="Aptos" w:hAnsi="Aptos" w:cstheme="minorHAnsi"/>
-        </w:rPr>
-        <w:t xml:space="preserve">, </w:t>
-      </w:r>
-      <w:proofErr w:type="spellStart"/>
-      <w:r>
-        <w:rPr>
-          <w:rFonts w:ascii="Aptos" w:hAnsi="Aptos" w:cstheme="minorHAnsi"/>
-        </w:rPr>
-        <w:t>likes</w:t>
-      </w:r>
-      <w:proofErr w:type="spellEnd"/>
-      <w:r>
-        <w:rPr>
-          <w:rFonts w:ascii="Aptos" w:hAnsi="Aptos" w:cstheme="minorHAnsi"/>
-        </w:rPr>
-        <w:t xml:space="preserve">, </w:t>
-      </w:r>
-      <w:proofErr w:type="spellStart"/>
-      <w:r>
-        <w:rPr>
-          <w:rFonts w:ascii="Aptos" w:hAnsi="Aptos" w:cstheme="minorHAnsi"/>
-        </w:rPr>
-        <w:t>comments</w:t>
-      </w:r>
-      <w:proofErr w:type="spellEnd"/>
-      <w:r>
-        <w:rPr>
-          <w:rFonts w:ascii="Aptos" w:hAnsi="Aptos" w:cstheme="minorHAnsi"/>
-        </w:rPr>
-        <w:t>)</w:t>
+        <w:t>3 outputs independientes (views, likes, comments)</w:t>
       </w:r>
     </w:p>
     <w:p>
@@ -4017,21 +3306,7 @@
         <w:rPr>
           <w:rFonts w:ascii="Aptos" w:hAnsi="Aptos" w:cstheme="minorHAnsi"/>
         </w:rPr>
-        <w:t xml:space="preserve">Train/Val/Test </w:t>
-      </w:r>
-      <w:proofErr w:type="spellStart"/>
-      <w:r>
-        <w:rPr>
-          <w:rFonts w:ascii="Aptos" w:hAnsi="Aptos" w:cstheme="minorHAnsi"/>
-        </w:rPr>
-        <w:t>split</w:t>
-      </w:r>
-      <w:proofErr w:type="spellEnd"/>
-      <w:r>
-        <w:rPr>
-          <w:rFonts w:ascii="Aptos" w:hAnsi="Aptos" w:cstheme="minorHAnsi"/>
-        </w:rPr>
-        <w:t xml:space="preserve"> (70/15/15)</w:t>
+        <w:t>Train/Val/Test split (70/15/15)</w:t>
       </w:r>
     </w:p>
     <w:p>
@@ -4045,61 +3320,11 @@
           <w:rFonts w:ascii="Aptos" w:hAnsi="Aptos" w:cstheme="minorHAnsi"/>
         </w:rPr>
       </w:pPr>
-      <w:proofErr w:type="spellStart"/>
-      <w:r>
-        <w:rPr>
-          <w:rFonts w:ascii="Aptos" w:hAnsi="Aptos" w:cstheme="minorHAnsi"/>
-        </w:rPr>
-        <w:t>Early</w:t>
-      </w:r>
-      <w:proofErr w:type="spellEnd"/>
-      <w:r>
-        <w:rPr>
-          <w:rFonts w:ascii="Aptos" w:hAnsi="Aptos" w:cstheme="minorHAnsi"/>
-        </w:rPr>
-        <w:t xml:space="preserve"> </w:t>
-      </w:r>
-      <w:proofErr w:type="spellStart"/>
-      <w:r>
-        <w:rPr>
-          <w:rFonts w:ascii="Aptos" w:hAnsi="Aptos" w:cstheme="minorHAnsi"/>
-        </w:rPr>
-        <w:t>Stopping</w:t>
-      </w:r>
-      <w:proofErr w:type="spellEnd"/>
-      <w:r>
-        <w:rPr>
-          <w:rFonts w:ascii="Aptos" w:hAnsi="Aptos" w:cstheme="minorHAnsi"/>
-        </w:rPr>
-        <w:t xml:space="preserve"> (</w:t>
-      </w:r>
-      <w:proofErr w:type="spellStart"/>
-      <w:r>
-        <w:rPr>
-          <w:rFonts w:ascii="Aptos" w:hAnsi="Aptos" w:cstheme="minorHAnsi"/>
-        </w:rPr>
-        <w:t>patience</w:t>
-      </w:r>
-      <w:proofErr w:type="spellEnd"/>
-      <w:r>
-        <w:rPr>
-          <w:rFonts w:ascii="Aptos" w:hAnsi="Aptos" w:cstheme="minorHAnsi"/>
-        </w:rPr>
-        <w:t xml:space="preserve">=20 </w:t>
-      </w:r>
-      <w:proofErr w:type="spellStart"/>
-      <w:r>
-        <w:rPr>
-          <w:rFonts w:ascii="Aptos" w:hAnsi="Aptos" w:cstheme="minorHAnsi"/>
-        </w:rPr>
-        <w:t>epochs</w:t>
-      </w:r>
-      <w:proofErr w:type="spellEnd"/>
-      <w:r>
-        <w:rPr>
-          <w:rFonts w:ascii="Aptos" w:hAnsi="Aptos" w:cstheme="minorHAnsi"/>
-        </w:rPr>
-        <w:t>)</w:t>
+      <w:r>
+        <w:rPr>
+          <w:rFonts w:ascii="Aptos" w:hAnsi="Aptos" w:cstheme="minorHAnsi"/>
+        </w:rPr>
+        <w:t>Early Stopping (patience=20 epochs)</w:t>
       </w:r>
     </w:p>
     <w:p>
@@ -4113,42 +3338,12 @@
           <w:rFonts w:ascii="Aptos" w:hAnsi="Aptos" w:cstheme="minorHAnsi"/>
         </w:rPr>
       </w:pPr>
-      <w:proofErr w:type="spellStart"/>
-      <w:r>
-        <w:rPr>
-          <w:rFonts w:ascii="Aptos" w:hAnsi="Aptos" w:cstheme="minorHAnsi"/>
-        </w:rPr>
-        <w:t>ReduceLROnPlateau</w:t>
-      </w:r>
-      <w:proofErr w:type="spellEnd"/>
-      <w:r>
-        <w:rPr>
-          <w:rFonts w:ascii="Aptos" w:hAnsi="Aptos" w:cstheme="minorHAnsi"/>
-        </w:rPr>
-        <w:t xml:space="preserve"> para ajuste dinámico de </w:t>
-      </w:r>
-      <w:proofErr w:type="spellStart"/>
-      <w:r>
-        <w:rPr>
-          <w:rFonts w:ascii="Aptos" w:hAnsi="Aptos" w:cstheme="minorHAnsi"/>
-        </w:rPr>
-        <w:t>learning</w:t>
-      </w:r>
-      <w:proofErr w:type="spellEnd"/>
-      <w:r>
-        <w:rPr>
-          <w:rFonts w:ascii="Aptos" w:hAnsi="Aptos" w:cstheme="minorHAnsi"/>
-        </w:rPr>
-        <w:t xml:space="preserve"> </w:t>
-      </w:r>
-      <w:proofErr w:type="spellStart"/>
-      <w:r>
-        <w:rPr>
-          <w:rFonts w:ascii="Aptos" w:hAnsi="Aptos" w:cstheme="minorHAnsi"/>
-        </w:rPr>
-        <w:t>rate</w:t>
-      </w:r>
-      <w:proofErr w:type="spellEnd"/>
+      <w:r>
+        <w:rPr>
+          <w:rFonts w:ascii="Aptos" w:hAnsi="Aptos" w:cstheme="minorHAnsi"/>
+        </w:rPr>
+        <w:t>ReduceLROnPlateau para ajuste dinámico de learning rate</w:t>
+      </w:r>
     </w:p>
     <w:p>
       <w:pPr>
@@ -4161,19 +3356,11 @@
           <w:rFonts w:ascii="Aptos" w:hAnsi="Aptos" w:cstheme="minorHAnsi"/>
         </w:rPr>
       </w:pPr>
-      <w:proofErr w:type="spellStart"/>
-      <w:r>
-        <w:rPr>
-          <w:rFonts w:ascii="Aptos" w:hAnsi="Aptos" w:cstheme="minorHAnsi"/>
-        </w:rPr>
-        <w:t>ModelCheckpoint</w:t>
-      </w:r>
-      <w:proofErr w:type="spellEnd"/>
-      <w:r>
-        <w:rPr>
-          <w:rFonts w:ascii="Aptos" w:hAnsi="Aptos" w:cstheme="minorHAnsi"/>
-        </w:rPr>
-        <w:t xml:space="preserve"> para guardar mejor modelo</w:t>
+      <w:r>
+        <w:rPr>
+          <w:rFonts w:ascii="Aptos" w:hAnsi="Aptos" w:cstheme="minorHAnsi"/>
+        </w:rPr>
+        <w:t>ModelCheckpoint para guardar mejor modelo</w:t>
       </w:r>
     </w:p>
     <w:p>
@@ -4235,30 +3422,8 @@
         <w:rPr>
           <w:rFonts w:ascii="Aptos" w:hAnsi="Aptos" w:cstheme="minorHAnsi"/>
         </w:rPr>
-        <w:t xml:space="preserve">Clasificación </w:t>
-      </w:r>
-      <w:proofErr w:type="spellStart"/>
-      <w:r>
-        <w:rPr>
-          <w:rFonts w:ascii="Aptos" w:hAnsi="Aptos" w:cstheme="minorHAnsi"/>
-        </w:rPr>
-        <w:t>post-predicción</w:t>
-      </w:r>
-      <w:proofErr w:type="spellEnd"/>
-      <w:r>
-        <w:rPr>
-          <w:rFonts w:ascii="Aptos" w:hAnsi="Aptos" w:cstheme="minorHAnsi"/>
-        </w:rPr>
-        <w:t xml:space="preserve"> en 4 categorías de </w:t>
-      </w:r>
-      <w:proofErr w:type="spellStart"/>
-      <w:r>
-        <w:rPr>
-          <w:rFonts w:ascii="Aptos" w:hAnsi="Aptos" w:cstheme="minorHAnsi"/>
-        </w:rPr>
-        <w:t>engagement</w:t>
-      </w:r>
-      <w:proofErr w:type="spellEnd"/>
+        <w:t>Clasificación post-predicción en 4 categorías de engagement</w:t>
+      </w:r>
     </w:p>
     <w:p>
       <w:pPr>
@@ -4333,9 +3498,15 @@
         <w:rPr>
           <w:rFonts w:ascii="Aptos" w:hAnsi="Aptos"/>
         </w:rPr>
-        <w:t>Modelo 1: Resumen</w:t>
+        <w:t>Modelo 1: Re</w:t>
       </w:r>
       <w:bookmarkEnd w:id="10"/>
+      <w:r>
+        <w:rPr>
+          <w:rFonts w:ascii="Aptos" w:hAnsi="Aptos"/>
+        </w:rPr>
+        <w:t>sultado</w:t>
+      </w:r>
     </w:p>
     <w:p>
       <w:pPr>
@@ -4372,28 +3543,12 @@
           <w:rFonts w:ascii="Aptos" w:hAnsi="Aptos" w:cstheme="minorHAnsi"/>
         </w:rPr>
       </w:pPr>
-      <w:proofErr w:type="spellStart"/>
-      <w:r>
-        <w:rPr>
-          <w:rFonts w:ascii="Aptos" w:hAnsi="Aptos" w:cstheme="minorHAnsi"/>
-        </w:rPr>
-        <w:t>Views</w:t>
-      </w:r>
-      <w:proofErr w:type="spellEnd"/>
-      <w:r>
-        <w:rPr>
-          <w:rFonts w:ascii="Aptos" w:hAnsi="Aptos" w:cstheme="minorHAnsi"/>
-        </w:rPr>
-        <w:t xml:space="preserve">: R² = 0.0004 → El modelo NO explica las </w:t>
-      </w:r>
-      <w:proofErr w:type="spellStart"/>
-      <w:r>
-        <w:rPr>
-          <w:rFonts w:ascii="Aptos" w:hAnsi="Aptos" w:cstheme="minorHAnsi"/>
-        </w:rPr>
-        <w:t>views</w:t>
-      </w:r>
-      <w:proofErr w:type="spellEnd"/>
+      <w:r>
+        <w:rPr>
+          <w:rFonts w:ascii="Aptos" w:hAnsi="Aptos" w:cstheme="minorHAnsi"/>
+        </w:rPr>
+        <w:t>Views: R² = 0.0004 → El modelo NO explica las views</w:t>
+      </w:r>
     </w:p>
     <w:p>
       <w:pPr>
@@ -4407,19 +3562,11 @@
           <w:rFonts w:ascii="Aptos" w:hAnsi="Aptos" w:cstheme="minorHAnsi"/>
         </w:rPr>
       </w:pPr>
-      <w:proofErr w:type="spellStart"/>
-      <w:r>
-        <w:rPr>
-          <w:rFonts w:ascii="Aptos" w:hAnsi="Aptos" w:cstheme="minorHAnsi"/>
-        </w:rPr>
-        <w:t>Likes</w:t>
-      </w:r>
-      <w:proofErr w:type="spellEnd"/>
-      <w:r>
-        <w:rPr>
-          <w:rFonts w:ascii="Aptos" w:hAnsi="Aptos" w:cstheme="minorHAnsi"/>
-        </w:rPr>
-        <w:t>: R² = 0.008 → Apenas explica el 0.8%</w:t>
+      <w:r>
+        <w:rPr>
+          <w:rFonts w:ascii="Aptos" w:hAnsi="Aptos" w:cstheme="minorHAnsi"/>
+        </w:rPr>
+        <w:t>Likes: R² = 0.008 → Apenas explica el 0.8%</w:t>
       </w:r>
     </w:p>
     <w:p>
@@ -4434,19 +3581,11 @@
           <w:rFonts w:ascii="Aptos" w:hAnsi="Aptos" w:cstheme="minorHAnsi"/>
         </w:rPr>
       </w:pPr>
-      <w:proofErr w:type="spellStart"/>
-      <w:r>
-        <w:rPr>
-          <w:rFonts w:ascii="Aptos" w:hAnsi="Aptos" w:cstheme="minorHAnsi"/>
-        </w:rPr>
-        <w:t>Comments</w:t>
-      </w:r>
-      <w:proofErr w:type="spellEnd"/>
-      <w:r>
-        <w:rPr>
-          <w:rFonts w:ascii="Aptos" w:hAnsi="Aptos" w:cstheme="minorHAnsi"/>
-        </w:rPr>
-        <w:t>: R² = 0.028 → Solo 2.8% de varianza explicada</w:t>
+      <w:r>
+        <w:rPr>
+          <w:rFonts w:ascii="Aptos" w:hAnsi="Aptos" w:cstheme="minorHAnsi"/>
+        </w:rPr>
+        <w:t>Comments: R² = 0.028 → Solo 2.8% de varianza explicada</w:t>
       </w:r>
     </w:p>
     <w:p>
@@ -4511,19 +3650,11 @@
           <w:rFonts w:ascii="Aptos" w:hAnsi="Aptos" w:cstheme="minorHAnsi"/>
         </w:rPr>
       </w:pPr>
-      <w:proofErr w:type="spellStart"/>
-      <w:r>
-        <w:rPr>
-          <w:rFonts w:ascii="Aptos" w:hAnsi="Aptos" w:cstheme="minorHAnsi"/>
-        </w:rPr>
-        <w:t>Views</w:t>
-      </w:r>
-      <w:proofErr w:type="spellEnd"/>
-      <w:r>
-        <w:rPr>
-          <w:rFonts w:ascii="Aptos" w:hAnsi="Aptos" w:cstheme="minorHAnsi"/>
-        </w:rPr>
-        <w:t>: 249% de error</w:t>
+      <w:r>
+        <w:rPr>
+          <w:rFonts w:ascii="Aptos" w:hAnsi="Aptos" w:cstheme="minorHAnsi"/>
+        </w:rPr>
+        <w:t>Views: 249% de error</w:t>
       </w:r>
     </w:p>
     <w:p>
@@ -4538,19 +3669,11 @@
           <w:rFonts w:ascii="Aptos" w:hAnsi="Aptos" w:cstheme="minorHAnsi"/>
         </w:rPr>
       </w:pPr>
-      <w:proofErr w:type="spellStart"/>
-      <w:r>
-        <w:rPr>
-          <w:rFonts w:ascii="Aptos" w:hAnsi="Aptos" w:cstheme="minorHAnsi"/>
-        </w:rPr>
-        <w:t>Likes</w:t>
-      </w:r>
-      <w:proofErr w:type="spellEnd"/>
-      <w:r>
-        <w:rPr>
-          <w:rFonts w:ascii="Aptos" w:hAnsi="Aptos" w:cstheme="minorHAnsi"/>
-        </w:rPr>
-        <w:t>: 234% de error</w:t>
+      <w:r>
+        <w:rPr>
+          <w:rFonts w:ascii="Aptos" w:hAnsi="Aptos" w:cstheme="minorHAnsi"/>
+        </w:rPr>
+        <w:t>Likes: 234% de error</w:t>
       </w:r>
     </w:p>
     <w:p>
@@ -4565,19 +3688,11 @@
           <w:rFonts w:ascii="Aptos" w:hAnsi="Aptos" w:cstheme="minorHAnsi"/>
         </w:rPr>
       </w:pPr>
-      <w:proofErr w:type="spellStart"/>
-      <w:r>
-        <w:rPr>
-          <w:rFonts w:ascii="Aptos" w:hAnsi="Aptos" w:cstheme="minorHAnsi"/>
-        </w:rPr>
-        <w:t>Comments</w:t>
-      </w:r>
-      <w:proofErr w:type="spellEnd"/>
-      <w:r>
-        <w:rPr>
-          <w:rFonts w:ascii="Aptos" w:hAnsi="Aptos" w:cstheme="minorHAnsi"/>
-        </w:rPr>
-        <w:t>: 69% de error</w:t>
+      <w:r>
+        <w:rPr>
+          <w:rFonts w:ascii="Aptos" w:hAnsi="Aptos" w:cstheme="minorHAnsi"/>
+        </w:rPr>
+        <w:t>Comments: 69% de error</w:t>
       </w:r>
     </w:p>
     <w:p>
@@ -4627,25 +3742,7 @@
           <w:b/>
           <w:bCs/>
         </w:rPr>
-        <w:t xml:space="preserve">Clasificación de </w:t>
-      </w:r>
-      <w:proofErr w:type="spellStart"/>
-      <w:r>
-        <w:rPr>
-          <w:rFonts w:ascii="Aptos" w:hAnsi="Aptos" w:cstheme="minorHAnsi"/>
-          <w:b/>
-          <w:bCs/>
-        </w:rPr>
-        <w:t>engagement</w:t>
-      </w:r>
-      <w:proofErr w:type="spellEnd"/>
-      <w:r>
-        <w:rPr>
-          <w:rFonts w:ascii="Aptos" w:hAnsi="Aptos" w:cstheme="minorHAnsi"/>
-          <w:b/>
-          <w:bCs/>
-        </w:rPr>
-        <w:t xml:space="preserve"> muy pobre</w:t>
+        <w:t>Clasificación de engagement muy pobre</w:t>
       </w:r>
     </w:p>
     <w:p>
@@ -4660,19 +3757,11 @@
           <w:rFonts w:ascii="Aptos" w:hAnsi="Aptos" w:cstheme="minorHAnsi"/>
         </w:rPr>
       </w:pPr>
-      <w:proofErr w:type="spellStart"/>
-      <w:r>
-        <w:rPr>
-          <w:rFonts w:ascii="Aptos" w:hAnsi="Aptos" w:cstheme="minorHAnsi"/>
-        </w:rPr>
-        <w:t>Accuracy</w:t>
-      </w:r>
-      <w:proofErr w:type="spellEnd"/>
-      <w:r>
-        <w:rPr>
-          <w:rFonts w:ascii="Aptos" w:hAnsi="Aptos" w:cstheme="minorHAnsi"/>
-        </w:rPr>
-        <w:t>: 30% (peor que adivinar al azar con 4 clases = 25%)</w:t>
+      <w:r>
+        <w:rPr>
+          <w:rFonts w:ascii="Aptos" w:hAnsi="Aptos" w:cstheme="minorHAnsi"/>
+        </w:rPr>
+        <w:t>Accuracy: 30% (peor que adivinar al azar con 4 clases = 25%)</w:t>
       </w:r>
     </w:p>
     <w:p>
@@ -4703,35 +3792,7 @@
         <w:rPr>
           <w:rFonts w:ascii="Aptos" w:hAnsi="Aptos" w:cstheme="minorHAnsi"/>
         </w:rPr>
-        <w:t>" (</w:t>
-      </w:r>
-      <w:proofErr w:type="spellStart"/>
-      <w:r>
-        <w:rPr>
-          <w:rFonts w:ascii="Aptos" w:hAnsi="Aptos" w:cstheme="minorHAnsi"/>
-        </w:rPr>
-        <w:t>precision</w:t>
-      </w:r>
-      <w:proofErr w:type="spellEnd"/>
-      <w:r>
-        <w:rPr>
-          <w:rFonts w:ascii="Aptos" w:hAnsi="Aptos" w:cstheme="minorHAnsi"/>
-        </w:rPr>
-        <w:t xml:space="preserve"> 72%, pero </w:t>
-      </w:r>
-      <w:proofErr w:type="spellStart"/>
-      <w:r>
-        <w:rPr>
-          <w:rFonts w:ascii="Aptos" w:hAnsi="Aptos" w:cstheme="minorHAnsi"/>
-        </w:rPr>
-        <w:t>recall</w:t>
-      </w:r>
-      <w:proofErr w:type="spellEnd"/>
-      <w:r>
-        <w:rPr>
-          <w:rFonts w:ascii="Aptos" w:hAnsi="Aptos" w:cstheme="minorHAnsi"/>
-        </w:rPr>
-        <w:t xml:space="preserve"> 22%)</w:t>
+        <w:t>" (precision 72%, pero recall 22%)</w:t>
       </w:r>
     </w:p>
     <w:p>
@@ -4797,31 +3858,9 @@
         <w:rPr>
           <w:rFonts w:ascii="Aptos" w:hAnsi="Aptos"/>
         </w:rPr>
-        <w:t xml:space="preserve">Modelo 2: </w:t>
-      </w:r>
-      <w:proofErr w:type="spellStart"/>
-      <w:r>
-        <w:rPr>
-          <w:rFonts w:ascii="Aptos" w:hAnsi="Aptos"/>
-        </w:rPr>
-        <w:t>XGBoost</w:t>
-      </w:r>
-      <w:proofErr w:type="spellEnd"/>
-      <w:r>
-        <w:rPr>
-          <w:rFonts w:ascii="Aptos" w:hAnsi="Aptos"/>
-        </w:rPr>
-        <w:t xml:space="preserve"> + </w:t>
-      </w:r>
-      <w:proofErr w:type="spellStart"/>
-      <w:r>
-        <w:rPr>
-          <w:rFonts w:ascii="Aptos" w:hAnsi="Aptos"/>
-        </w:rPr>
-        <w:t>LightGBM</w:t>
+        <w:t>Modelo 2: XGBoost + LightGBM</w:t>
       </w:r>
       <w:bookmarkEnd w:id="11"/>
-      <w:proofErr w:type="spellEnd"/>
     </w:p>
     <w:p>
       <w:pPr>
@@ -4879,54 +3918,8 @@
           <w:b/>
           <w:bCs/>
         </w:rPr>
-        <w:t xml:space="preserve">Modelo: </w:t>
-      </w:r>
-      <w:proofErr w:type="spellStart"/>
-      <w:r>
-        <w:rPr>
-          <w:rFonts w:ascii="Aptos" w:hAnsi="Aptos" w:cstheme="minorHAnsi"/>
-          <w:b/>
-          <w:bCs/>
-        </w:rPr>
-        <w:t>XGBoost</w:t>
-      </w:r>
-      <w:proofErr w:type="spellEnd"/>
-      <w:r>
-        <w:rPr>
-          <w:rFonts w:ascii="Aptos" w:hAnsi="Aptos" w:cstheme="minorHAnsi"/>
-          <w:b/>
-          <w:bCs/>
-        </w:rPr>
-        <w:t>/</w:t>
-      </w:r>
-      <w:proofErr w:type="spellStart"/>
-      <w:r>
-        <w:rPr>
-          <w:rFonts w:ascii="Aptos" w:hAnsi="Aptos" w:cstheme="minorHAnsi"/>
-          <w:b/>
-          <w:bCs/>
-        </w:rPr>
-        <w:t>LightGBM</w:t>
-      </w:r>
-      <w:proofErr w:type="spellEnd"/>
-      <w:r>
-        <w:rPr>
-          <w:rFonts w:ascii="Aptos" w:hAnsi="Aptos" w:cstheme="minorHAnsi"/>
-          <w:b/>
-          <w:bCs/>
-        </w:rPr>
-        <w:t xml:space="preserve"> (ensemble) en vez de Deep </w:t>
-      </w:r>
-      <w:proofErr w:type="spellStart"/>
-      <w:r>
-        <w:rPr>
-          <w:rFonts w:ascii="Aptos" w:hAnsi="Aptos" w:cstheme="minorHAnsi"/>
-          <w:b/>
-          <w:bCs/>
-        </w:rPr>
-        <w:t>Learning</w:t>
-      </w:r>
-      <w:proofErr w:type="spellEnd"/>
+        <w:t>Modelo: XGBoost/LightGBM (ensemble) en vez de Deep Learning</w:t>
+      </w:r>
     </w:p>
     <w:p>
       <w:pPr>
@@ -4944,21 +3937,7 @@
         <w:rPr>
           <w:rFonts w:ascii="Aptos" w:hAnsi="Aptos" w:cstheme="minorHAnsi"/>
         </w:rPr>
-        <w:t xml:space="preserve">Mejor con </w:t>
-      </w:r>
-      <w:proofErr w:type="spellStart"/>
-      <w:r>
-        <w:rPr>
-          <w:rFonts w:ascii="Aptos" w:hAnsi="Aptos" w:cstheme="minorHAnsi"/>
-        </w:rPr>
-        <w:t>datasets</w:t>
-      </w:r>
-      <w:proofErr w:type="spellEnd"/>
-      <w:r>
-        <w:rPr>
-          <w:rFonts w:ascii="Aptos" w:hAnsi="Aptos" w:cstheme="minorHAnsi"/>
-        </w:rPr>
-        <w:t xml:space="preserve"> pequeños</w:t>
+        <w:t>Mejor con datasets pequeños</w:t>
       </w:r>
     </w:p>
     <w:p>
@@ -5046,21 +4025,7 @@
         <w:rPr>
           <w:rFonts w:ascii="Aptos" w:hAnsi="Aptos" w:cstheme="minorHAnsi"/>
         </w:rPr>
-        <w:t xml:space="preserve">Predecir </w:t>
-      </w:r>
-      <w:proofErr w:type="spellStart"/>
-      <w:r>
-        <w:rPr>
-          <w:rFonts w:ascii="Aptos" w:hAnsi="Aptos" w:cstheme="minorHAnsi"/>
-        </w:rPr>
-        <w:t>engagement_rate</w:t>
-      </w:r>
-      <w:proofErr w:type="spellEnd"/>
-      <w:r>
-        <w:rPr>
-          <w:rFonts w:ascii="Aptos" w:hAnsi="Aptos" w:cstheme="minorHAnsi"/>
-        </w:rPr>
-        <w:t xml:space="preserve"> (regresión)</w:t>
+        <w:t>Predecir engagement_rate (regresión)</w:t>
       </w:r>
     </w:p>
     <w:p>
@@ -5098,49 +4063,7 @@
         <w:rPr>
           <w:rFonts w:ascii="Aptos" w:hAnsi="Aptos" w:cstheme="minorHAnsi"/>
         </w:rPr>
-        <w:t xml:space="preserve">Eliminar predicción de </w:t>
-      </w:r>
-      <w:proofErr w:type="spellStart"/>
-      <w:r>
-        <w:rPr>
-          <w:rFonts w:ascii="Aptos" w:hAnsi="Aptos" w:cstheme="minorHAnsi"/>
-        </w:rPr>
-        <w:t>views</w:t>
-      </w:r>
-      <w:proofErr w:type="spellEnd"/>
-      <w:r>
-        <w:rPr>
-          <w:rFonts w:ascii="Aptos" w:hAnsi="Aptos" w:cstheme="minorHAnsi"/>
-        </w:rPr>
-        <w:t>/</w:t>
-      </w:r>
-      <w:proofErr w:type="spellStart"/>
-      <w:r>
-        <w:rPr>
-          <w:rFonts w:ascii="Aptos" w:hAnsi="Aptos" w:cstheme="minorHAnsi"/>
-        </w:rPr>
-        <w:t>likes</w:t>
-      </w:r>
-      <w:proofErr w:type="spellEnd"/>
-      <w:r>
-        <w:rPr>
-          <w:rFonts w:ascii="Aptos" w:hAnsi="Aptos" w:cstheme="minorHAnsi"/>
-        </w:rPr>
-        <w:t>/</w:t>
-      </w:r>
-      <w:proofErr w:type="spellStart"/>
-      <w:r>
-        <w:rPr>
-          <w:rFonts w:ascii="Aptos" w:hAnsi="Aptos" w:cstheme="minorHAnsi"/>
-        </w:rPr>
-        <w:t>comments</w:t>
-      </w:r>
-      <w:proofErr w:type="spellEnd"/>
-      <w:r>
-        <w:rPr>
-          <w:rFonts w:ascii="Aptos" w:hAnsi="Aptos" w:cstheme="minorHAnsi"/>
-        </w:rPr>
-        <w:t xml:space="preserve"> individuales</w:t>
+        <w:t>Eliminar predicción de views/likes/comments individuales</w:t>
       </w:r>
     </w:p>
     <w:p>
@@ -5165,41 +4088,13 @@
           <w:bCs/>
         </w:rPr>
       </w:pPr>
-      <w:proofErr w:type="spellStart"/>
       <w:r>
         <w:rPr>
           <w:rFonts w:ascii="Aptos" w:hAnsi="Aptos" w:cstheme="minorHAnsi"/>
           <w:b/>
           <w:bCs/>
         </w:rPr>
-        <w:t>Feature</w:t>
-      </w:r>
-      <w:proofErr w:type="spellEnd"/>
-      <w:r>
-        <w:rPr>
-          <w:rFonts w:ascii="Aptos" w:hAnsi="Aptos" w:cstheme="minorHAnsi"/>
-          <w:b/>
-          <w:bCs/>
-        </w:rPr>
-        <w:t xml:space="preserve"> </w:t>
-      </w:r>
-      <w:proofErr w:type="spellStart"/>
-      <w:r>
-        <w:rPr>
-          <w:rFonts w:ascii="Aptos" w:hAnsi="Aptos" w:cstheme="minorHAnsi"/>
-          <w:b/>
-          <w:bCs/>
-        </w:rPr>
-        <w:t>Engineering</w:t>
-      </w:r>
-      <w:proofErr w:type="spellEnd"/>
-      <w:r>
-        <w:rPr>
-          <w:rFonts w:ascii="Aptos" w:hAnsi="Aptos" w:cstheme="minorHAnsi"/>
-          <w:b/>
-          <w:bCs/>
-        </w:rPr>
-        <w:t xml:space="preserve"> avanzado:</w:t>
+        <w:t>Feature Engineering avanzado:</w:t>
       </w:r>
     </w:p>
     <w:p>
@@ -5218,35 +4113,7 @@
         <w:rPr>
           <w:rFonts w:ascii="Aptos" w:hAnsi="Aptos" w:cstheme="minorHAnsi"/>
         </w:rPr>
-        <w:t>Ratios y proporciones (</w:t>
-      </w:r>
-      <w:proofErr w:type="spellStart"/>
-      <w:r>
-        <w:rPr>
-          <w:rFonts w:ascii="Aptos" w:hAnsi="Aptos" w:cstheme="minorHAnsi"/>
-        </w:rPr>
-        <w:t>likes_per_view</w:t>
-      </w:r>
-      <w:proofErr w:type="spellEnd"/>
-      <w:r>
-        <w:rPr>
-          <w:rFonts w:ascii="Aptos" w:hAnsi="Aptos" w:cstheme="minorHAnsi"/>
-        </w:rPr>
-        <w:t xml:space="preserve">, </w:t>
-      </w:r>
-      <w:proofErr w:type="spellStart"/>
-      <w:r>
-        <w:rPr>
-          <w:rFonts w:ascii="Aptos" w:hAnsi="Aptos" w:cstheme="minorHAnsi"/>
-        </w:rPr>
-        <w:t>comments_per_like</w:t>
-      </w:r>
-      <w:proofErr w:type="spellEnd"/>
-      <w:r>
-        <w:rPr>
-          <w:rFonts w:ascii="Aptos" w:hAnsi="Aptos" w:cstheme="minorHAnsi"/>
-        </w:rPr>
-        <w:t>)</w:t>
+        <w:t>Ratios y proporciones (likes_per_view, comments_per_like)</w:t>
       </w:r>
     </w:p>
     <w:p>
@@ -5261,19 +4128,11 @@
           <w:rFonts w:ascii="Aptos" w:hAnsi="Aptos" w:cstheme="minorHAnsi"/>
         </w:rPr>
       </w:pPr>
-      <w:proofErr w:type="spellStart"/>
-      <w:r>
-        <w:rPr>
-          <w:rFonts w:ascii="Aptos" w:hAnsi="Aptos" w:cstheme="minorHAnsi"/>
-        </w:rPr>
-        <w:t>Features</w:t>
-      </w:r>
-      <w:proofErr w:type="spellEnd"/>
-      <w:r>
-        <w:rPr>
-          <w:rFonts w:ascii="Aptos" w:hAnsi="Aptos" w:cstheme="minorHAnsi"/>
-        </w:rPr>
-        <w:t xml:space="preserve"> temporales mejoradas (hora del día, fin de semana)</w:t>
+      <w:r>
+        <w:rPr>
+          <w:rFonts w:ascii="Aptos" w:hAnsi="Aptos" w:cstheme="minorHAnsi"/>
+        </w:rPr>
+        <w:t>Features temporales mejoradas (hora del día, fin de semana)</w:t>
       </w:r>
     </w:p>
     <w:p>
@@ -5288,19 +4147,11 @@
           <w:rFonts w:ascii="Aptos" w:hAnsi="Aptos" w:cstheme="minorHAnsi"/>
         </w:rPr>
       </w:pPr>
-      <w:proofErr w:type="spellStart"/>
-      <w:r>
-        <w:rPr>
-          <w:rFonts w:ascii="Aptos" w:hAnsi="Aptos" w:cstheme="minorHAnsi"/>
-        </w:rPr>
-        <w:t>Channel</w:t>
-      </w:r>
-      <w:proofErr w:type="spellEnd"/>
-      <w:r>
-        <w:rPr>
-          <w:rFonts w:ascii="Aptos" w:hAnsi="Aptos" w:cstheme="minorHAnsi"/>
-        </w:rPr>
-        <w:t xml:space="preserve"> performance histórico</w:t>
+      <w:r>
+        <w:rPr>
+          <w:rFonts w:ascii="Aptos" w:hAnsi="Aptos" w:cstheme="minorHAnsi"/>
+        </w:rPr>
+        <w:t>Channel performance histórico</w:t>
       </w:r>
     </w:p>
     <w:p>
@@ -5315,47 +4166,11 @@
           <w:rFonts w:ascii="Aptos" w:hAnsi="Aptos" w:cstheme="minorHAnsi"/>
         </w:rPr>
       </w:pPr>
-      <w:proofErr w:type="spellStart"/>
-      <w:r>
-        <w:rPr>
-          <w:rFonts w:ascii="Aptos" w:hAnsi="Aptos" w:cstheme="minorHAnsi"/>
-        </w:rPr>
-        <w:t>Title</w:t>
-      </w:r>
-      <w:proofErr w:type="spellEnd"/>
-      <w:r>
-        <w:rPr>
-          <w:rFonts w:ascii="Aptos" w:hAnsi="Aptos" w:cstheme="minorHAnsi"/>
-        </w:rPr>
-        <w:t xml:space="preserve"> </w:t>
-      </w:r>
-      <w:proofErr w:type="spellStart"/>
-      <w:r>
-        <w:rPr>
-          <w:rFonts w:ascii="Aptos" w:hAnsi="Aptos" w:cstheme="minorHAnsi"/>
-        </w:rPr>
-        <w:t>sentiment</w:t>
-      </w:r>
-      <w:proofErr w:type="spellEnd"/>
-      <w:r>
-        <w:rPr>
-          <w:rFonts w:ascii="Aptos" w:hAnsi="Aptos" w:cstheme="minorHAnsi"/>
-        </w:rPr>
-        <w:t xml:space="preserve"> </w:t>
-      </w:r>
-      <w:proofErr w:type="spellStart"/>
-      <w:r>
-        <w:rPr>
-          <w:rFonts w:ascii="Aptos" w:hAnsi="Aptos" w:cstheme="minorHAnsi"/>
-        </w:rPr>
-        <w:t>analysis</w:t>
-      </w:r>
-      <w:proofErr w:type="spellEnd"/>
-      <w:r>
-        <w:rPr>
-          <w:rFonts w:ascii="Aptos" w:hAnsi="Aptos" w:cstheme="minorHAnsi"/>
-        </w:rPr>
-        <w:t xml:space="preserve"> mejorado</w:t>
+      <w:r>
+        <w:rPr>
+          <w:rFonts w:ascii="Aptos" w:hAnsi="Aptos" w:cstheme="minorHAnsi"/>
+        </w:rPr>
+        <w:t>Title sentiment analysis mejorado</w:t>
       </w:r>
     </w:p>
     <w:p>
@@ -5374,21 +4189,7 @@
         <w:rPr>
           <w:rFonts w:ascii="Aptos" w:hAnsi="Aptos" w:cstheme="minorHAnsi"/>
         </w:rPr>
-        <w:t>N-</w:t>
-      </w:r>
-      <w:proofErr w:type="spellStart"/>
-      <w:r>
-        <w:rPr>
-          <w:rFonts w:ascii="Aptos" w:hAnsi="Aptos" w:cstheme="minorHAnsi"/>
-        </w:rPr>
-        <w:t>grams</w:t>
-      </w:r>
-      <w:proofErr w:type="spellEnd"/>
-      <w:r>
-        <w:rPr>
-          <w:rFonts w:ascii="Aptos" w:hAnsi="Aptos" w:cstheme="minorHAnsi"/>
-        </w:rPr>
-        <w:t xml:space="preserve"> de títulos</w:t>
+        <w:t>N-grams de títulos</w:t>
       </w:r>
     </w:p>
     <w:p>
@@ -5438,16 +4239,8 @@
         <w:rPr>
           <w:rFonts w:ascii="Aptos" w:hAnsi="Aptos" w:cstheme="minorHAnsi"/>
         </w:rPr>
-        <w:t>Cross-</w:t>
-      </w:r>
-      <w:proofErr w:type="spellStart"/>
-      <w:r>
-        <w:rPr>
-          <w:rFonts w:ascii="Aptos" w:hAnsi="Aptos" w:cstheme="minorHAnsi"/>
-        </w:rPr>
-        <w:t>validation</w:t>
-      </w:r>
-      <w:proofErr w:type="spellEnd"/>
+        <w:t>Cross-validation</w:t>
+      </w:r>
     </w:p>
     <w:p>
       <w:pPr>
@@ -5461,42 +4254,12 @@
           <w:rFonts w:ascii="Aptos" w:hAnsi="Aptos" w:cstheme="minorHAnsi"/>
         </w:rPr>
       </w:pPr>
-      <w:proofErr w:type="spellStart"/>
-      <w:r>
-        <w:rPr>
-          <w:rFonts w:ascii="Aptos" w:hAnsi="Aptos" w:cstheme="minorHAnsi"/>
-        </w:rPr>
-        <w:t>Feature</w:t>
-      </w:r>
-      <w:proofErr w:type="spellEnd"/>
-      <w:r>
-        <w:rPr>
-          <w:rFonts w:ascii="Aptos" w:hAnsi="Aptos" w:cstheme="minorHAnsi"/>
-        </w:rPr>
-        <w:t xml:space="preserve"> </w:t>
-      </w:r>
-      <w:proofErr w:type="spellStart"/>
-      <w:r>
-        <w:rPr>
-          <w:rFonts w:ascii="Aptos" w:hAnsi="Aptos" w:cstheme="minorHAnsi"/>
-        </w:rPr>
-        <w:t>importance</w:t>
-      </w:r>
-      <w:proofErr w:type="spellEnd"/>
-      <w:r>
-        <w:rPr>
-          <w:rFonts w:ascii="Aptos" w:hAnsi="Aptos" w:cstheme="minorHAnsi"/>
-        </w:rPr>
-        <w:t xml:space="preserve"> </w:t>
-      </w:r>
-      <w:proofErr w:type="spellStart"/>
-      <w:r>
-        <w:rPr>
-          <w:rFonts w:ascii="Aptos" w:hAnsi="Aptos" w:cstheme="minorHAnsi"/>
-        </w:rPr>
-        <w:t>analysis</w:t>
-      </w:r>
-      <w:proofErr w:type="spellEnd"/>
+      <w:r>
+        <w:rPr>
+          <w:rFonts w:ascii="Aptos" w:hAnsi="Aptos" w:cstheme="minorHAnsi"/>
+        </w:rPr>
+        <w:t>Feature importance analysis</w:t>
+      </w:r>
     </w:p>
     <w:p>
       <w:pPr>
@@ -5514,21 +4277,7 @@
         <w:rPr>
           <w:rFonts w:ascii="Aptos" w:hAnsi="Aptos" w:cstheme="minorHAnsi"/>
         </w:rPr>
-        <w:t xml:space="preserve">SHAP </w:t>
-      </w:r>
-      <w:proofErr w:type="spellStart"/>
-      <w:r>
-        <w:rPr>
-          <w:rFonts w:ascii="Aptos" w:hAnsi="Aptos" w:cstheme="minorHAnsi"/>
-        </w:rPr>
-        <w:t>values</w:t>
-      </w:r>
-      <w:proofErr w:type="spellEnd"/>
-      <w:r>
-        <w:rPr>
-          <w:rFonts w:ascii="Aptos" w:hAnsi="Aptos" w:cstheme="minorHAnsi"/>
-        </w:rPr>
-        <w:t xml:space="preserve"> para interpretabilidad</w:t>
+        <w:t>SHAP values para interpretabilidad</w:t>
       </w:r>
     </w:p>
     <w:p>
@@ -5559,9 +4308,15 @@
         <w:rPr>
           <w:rFonts w:ascii="Aptos" w:hAnsi="Aptos"/>
         </w:rPr>
-        <w:t>Modelo 2: Resumen</w:t>
+        <w:t xml:space="preserve">Modelo 2: </w:t>
       </w:r>
       <w:bookmarkEnd w:id="12"/>
+      <w:r>
+        <w:rPr>
+          <w:rFonts w:ascii="Aptos" w:hAnsi="Aptos"/>
+        </w:rPr>
+        <w:t>Resultado</w:t>
+      </w:r>
     </w:p>
     <w:p>
       <w:pPr>
@@ -5634,41 +4389,13 @@
           <w:rFonts w:ascii="Aptos" w:hAnsi="Aptos" w:cstheme="minorHAnsi"/>
         </w:rPr>
       </w:pPr>
-      <w:proofErr w:type="spellStart"/>
       <w:r>
         <w:rPr>
           <w:rFonts w:ascii="Aptos" w:hAnsi="Aptos" w:cstheme="minorHAnsi"/>
           <w:b/>
           <w:bCs/>
         </w:rPr>
-        <w:t>XGBoost</w:t>
-      </w:r>
-      <w:proofErr w:type="spellEnd"/>
-      <w:r>
-        <w:rPr>
-          <w:rFonts w:ascii="Aptos" w:hAnsi="Aptos" w:cstheme="minorHAnsi"/>
-          <w:b/>
-          <w:bCs/>
-        </w:rPr>
-        <w:t xml:space="preserve"> </w:t>
-      </w:r>
-      <w:proofErr w:type="spellStart"/>
-      <w:r>
-        <w:rPr>
-          <w:rFonts w:ascii="Aptos" w:hAnsi="Aptos" w:cstheme="minorHAnsi"/>
-          <w:b/>
-          <w:bCs/>
-        </w:rPr>
-        <w:t>Regressor</w:t>
-      </w:r>
-      <w:proofErr w:type="spellEnd"/>
-      <w:r>
-        <w:rPr>
-          <w:rFonts w:ascii="Aptos" w:hAnsi="Aptos" w:cstheme="minorHAnsi"/>
-          <w:b/>
-          <w:bCs/>
-        </w:rPr>
-        <w:t xml:space="preserve"> tiene mejor R²:</w:t>
+        <w:t>XGBoost Regressor tiene mejor R²:</w:t>
       </w:r>
     </w:p>
     <w:p>
@@ -5686,21 +4413,7 @@
         <w:rPr>
           <w:rFonts w:ascii="Aptos" w:hAnsi="Aptos" w:cstheme="minorHAnsi"/>
         </w:rPr>
-        <w:t xml:space="preserve">Test R² = 0.0726 vs </w:t>
-      </w:r>
-      <w:proofErr w:type="spellStart"/>
-      <w:r>
-        <w:rPr>
-          <w:rFonts w:ascii="Aptos" w:hAnsi="Aptos" w:cstheme="minorHAnsi"/>
-        </w:rPr>
-        <w:t>Keras</w:t>
-      </w:r>
-      <w:proofErr w:type="spellEnd"/>
-      <w:r>
-        <w:rPr>
-          <w:rFonts w:ascii="Aptos" w:hAnsi="Aptos" w:cstheme="minorHAnsi"/>
-        </w:rPr>
-        <w:t xml:space="preserve"> (0.0004, 0.008, 0.028)</w:t>
+        <w:t>Test R² = 0.0726 vs Keras (0.0004, 0.008, 0.028)</w:t>
       </w:r>
     </w:p>
     <w:p>
@@ -5726,16 +4439,8 @@
         <w:rPr>
           <w:rFonts w:ascii="Aptos" w:hAnsi="Aptos" w:cstheme="minorHAnsi"/>
         </w:rPr>
-        <w:t xml:space="preserve"> que el modelo de Deep </w:t>
-      </w:r>
-      <w:proofErr w:type="spellStart"/>
-      <w:r>
-        <w:rPr>
-          <w:rFonts w:ascii="Aptos" w:hAnsi="Aptos" w:cstheme="minorHAnsi"/>
-        </w:rPr>
-        <w:t>Learning</w:t>
-      </w:r>
-      <w:proofErr w:type="spellEnd"/>
+        <w:t> que el modelo de Deep Learning</w:t>
+      </w:r>
     </w:p>
     <w:p>
       <w:pPr>
@@ -5810,16 +4515,8 @@
         <w:rPr>
           <w:rFonts w:ascii="Aptos" w:hAnsi="Aptos" w:cstheme="minorHAnsi"/>
         </w:rPr>
-        <w:t xml:space="preserve">Error promedio de 4.61% en </w:t>
-      </w:r>
-      <w:proofErr w:type="spellStart"/>
-      <w:r>
-        <w:rPr>
-          <w:rFonts w:ascii="Aptos" w:hAnsi="Aptos" w:cstheme="minorHAnsi"/>
-        </w:rPr>
-        <w:t>engagement_rate</w:t>
-      </w:r>
-      <w:proofErr w:type="spellEnd"/>
+        <w:t>Error promedio de 4.61% en engagement_rate</w:t>
+      </w:r>
     </w:p>
     <w:p>
       <w:pPr>
@@ -5836,21 +4533,7 @@
         <w:rPr>
           <w:rFonts w:ascii="Aptos" w:hAnsi="Aptos" w:cstheme="minorHAnsi"/>
         </w:rPr>
-        <w:t xml:space="preserve">Si el </w:t>
-      </w:r>
-      <w:proofErr w:type="spellStart"/>
-      <w:r>
-        <w:rPr>
-          <w:rFonts w:ascii="Aptos" w:hAnsi="Aptos" w:cstheme="minorHAnsi"/>
-        </w:rPr>
-        <w:t>engagement</w:t>
-      </w:r>
-      <w:proofErr w:type="spellEnd"/>
-      <w:r>
-        <w:rPr>
-          <w:rFonts w:ascii="Aptos" w:hAnsi="Aptos" w:cstheme="minorHAnsi"/>
-        </w:rPr>
-        <w:t xml:space="preserve"> real es 5%, predice ~9.6% o ~0.4%</w:t>
+        <w:t>Si el engagement real es 5%, predice ~9.6% o ~0.4%</w:t>
       </w:r>
     </w:p>
     <w:p>
@@ -5882,25 +4565,7 @@
           <w:b/>
           <w:bCs/>
         </w:rPr>
-        <w:t xml:space="preserve">Mejora significativa vs </w:t>
-      </w:r>
-      <w:proofErr w:type="spellStart"/>
-      <w:r>
-        <w:rPr>
-          <w:rFonts w:ascii="Aptos" w:hAnsi="Aptos" w:cstheme="minorHAnsi"/>
-          <w:b/>
-          <w:bCs/>
-        </w:rPr>
-        <w:t>baseline</w:t>
-      </w:r>
-      <w:proofErr w:type="spellEnd"/>
-      <w:r>
-        <w:rPr>
-          <w:rFonts w:ascii="Aptos" w:hAnsi="Aptos" w:cstheme="minorHAnsi"/>
-          <w:b/>
-          <w:bCs/>
-        </w:rPr>
-        <w:t>:</w:t>
+        <w:t>Mejora significativa vs baseline:</w:t>
       </w:r>
     </w:p>
     <w:p>
@@ -6081,23 +4746,13 @@
           <w:rFonts w:ascii="Aptos" w:hAnsi="Aptos" w:cstheme="minorHAnsi"/>
         </w:rPr>
       </w:pPr>
-      <w:proofErr w:type="spellStart"/>
       <w:r>
         <w:rPr>
           <w:rFonts w:ascii="Aptos" w:hAnsi="Aptos" w:cstheme="minorHAnsi"/>
           <w:b/>
           <w:bCs/>
         </w:rPr>
-        <w:t>Overfitting</w:t>
-      </w:r>
-      <w:proofErr w:type="spellEnd"/>
-      <w:r>
-        <w:rPr>
-          <w:rFonts w:ascii="Aptos" w:hAnsi="Aptos" w:cstheme="minorHAnsi"/>
-          <w:b/>
-          <w:bCs/>
-        </w:rPr>
-        <w:t xml:space="preserve"> moderado:</w:t>
+        <w:t>Overfitting moderado:</w:t>
       </w:r>
     </w:p>
     <w:p>
@@ -6133,21 +4788,7 @@
         <w:rPr>
           <w:rFonts w:ascii="Aptos" w:hAnsi="Aptos" w:cstheme="minorHAnsi"/>
         </w:rPr>
-        <w:t xml:space="preserve">El modelo memoriza training </w:t>
-      </w:r>
-      <w:proofErr w:type="gramStart"/>
-      <w:r>
-        <w:rPr>
-          <w:rFonts w:ascii="Aptos" w:hAnsi="Aptos" w:cstheme="minorHAnsi"/>
-        </w:rPr>
-        <w:t>data</w:t>
-      </w:r>
-      <w:proofErr w:type="gramEnd"/>
-      <w:r>
-        <w:rPr>
-          <w:rFonts w:ascii="Aptos" w:hAnsi="Aptos" w:cstheme="minorHAnsi"/>
-        </w:rPr>
-        <w:t xml:space="preserve"> pero generaliza mal</w:t>
+        <w:t>El modelo memoriza training data pero generaliza mal</w:t>
       </w:r>
     </w:p>
     <w:p>
@@ -6169,59 +4810,13 @@
           <w:rFonts w:ascii="Aptos" w:hAnsi="Aptos" w:cstheme="minorHAnsi"/>
         </w:rPr>
       </w:pPr>
-      <w:proofErr w:type="spellStart"/>
       <w:r>
         <w:rPr>
           <w:rFonts w:ascii="Aptos" w:hAnsi="Aptos" w:cstheme="minorHAnsi"/>
           <w:b/>
           <w:bCs/>
         </w:rPr>
-        <w:t>LightGBM</w:t>
-      </w:r>
-      <w:proofErr w:type="spellEnd"/>
-      <w:r>
-        <w:rPr>
-          <w:rFonts w:ascii="Aptos" w:hAnsi="Aptos" w:cstheme="minorHAnsi"/>
-          <w:b/>
-          <w:bCs/>
-        </w:rPr>
-        <w:t xml:space="preserve"> </w:t>
-      </w:r>
-      <w:proofErr w:type="spellStart"/>
-      <w:r>
-        <w:rPr>
-          <w:rFonts w:ascii="Aptos" w:hAnsi="Aptos" w:cstheme="minorHAnsi"/>
-          <w:b/>
-          <w:bCs/>
-        </w:rPr>
-        <w:t>Classifier</w:t>
-      </w:r>
-      <w:proofErr w:type="spellEnd"/>
-      <w:r>
-        <w:rPr>
-          <w:rFonts w:ascii="Aptos" w:hAnsi="Aptos" w:cstheme="minorHAnsi"/>
-          <w:b/>
-          <w:bCs/>
-        </w:rPr>
-        <w:t xml:space="preserve"> tiene </w:t>
-      </w:r>
-      <w:proofErr w:type="spellStart"/>
-      <w:r>
-        <w:rPr>
-          <w:rFonts w:ascii="Aptos" w:hAnsi="Aptos" w:cstheme="minorHAnsi"/>
-          <w:b/>
-          <w:bCs/>
-        </w:rPr>
-        <w:t>overfitting</w:t>
-      </w:r>
-      <w:proofErr w:type="spellEnd"/>
-      <w:r>
-        <w:rPr>
-          <w:rFonts w:ascii="Aptos" w:hAnsi="Aptos" w:cstheme="minorHAnsi"/>
-          <w:b/>
-          <w:bCs/>
-        </w:rPr>
-        <w:t xml:space="preserve"> SEVERO:</w:t>
+        <w:t>LightGBM Classifier tiene overfitting SEVERO:</w:t>
       </w:r>
     </w:p>
     <w:p>
@@ -6239,21 +4834,7 @@
         <w:rPr>
           <w:rFonts w:ascii="Aptos" w:hAnsi="Aptos" w:cstheme="minorHAnsi"/>
         </w:rPr>
-        <w:t xml:space="preserve">Train </w:t>
-      </w:r>
-      <w:proofErr w:type="spellStart"/>
-      <w:r>
-        <w:rPr>
-          <w:rFonts w:ascii="Aptos" w:hAnsi="Aptos" w:cstheme="minorHAnsi"/>
-        </w:rPr>
-        <w:t>accuracy</w:t>
-      </w:r>
-      <w:proofErr w:type="spellEnd"/>
-      <w:r>
-        <w:rPr>
-          <w:rFonts w:ascii="Aptos" w:hAnsi="Aptos" w:cstheme="minorHAnsi"/>
-        </w:rPr>
-        <w:t>: 92.74%</w:t>
+        <w:t>Train accuracy: 92.74%</w:t>
       </w:r>
     </w:p>
     <w:p>
@@ -6271,21 +4852,7 @@
         <w:rPr>
           <w:rFonts w:ascii="Aptos" w:hAnsi="Aptos" w:cstheme="minorHAnsi"/>
         </w:rPr>
-        <w:t xml:space="preserve">Test </w:t>
-      </w:r>
-      <w:proofErr w:type="spellStart"/>
-      <w:r>
-        <w:rPr>
-          <w:rFonts w:ascii="Aptos" w:hAnsi="Aptos" w:cstheme="minorHAnsi"/>
-        </w:rPr>
-        <w:t>accuracy</w:t>
-      </w:r>
-      <w:proofErr w:type="spellEnd"/>
-      <w:r>
-        <w:rPr>
-          <w:rFonts w:ascii="Aptos" w:hAnsi="Aptos" w:cstheme="minorHAnsi"/>
-        </w:rPr>
-        <w:t>: </w:t>
+        <w:t>Test accuracy: </w:t>
       </w:r>
       <w:r>
         <w:rPr>
@@ -6359,21 +4926,7 @@
         <w:rPr>
           <w:rFonts w:ascii="Aptos" w:hAnsi="Aptos" w:cstheme="minorHAnsi"/>
         </w:rPr>
-        <w:t xml:space="preserve">" (66% </w:t>
-      </w:r>
-      <w:proofErr w:type="spellStart"/>
-      <w:r>
-        <w:rPr>
-          <w:rFonts w:ascii="Aptos" w:hAnsi="Aptos" w:cstheme="minorHAnsi"/>
-        </w:rPr>
-        <w:t>precision</w:t>
-      </w:r>
-      <w:proofErr w:type="spellEnd"/>
-      <w:r>
-        <w:rPr>
-          <w:rFonts w:ascii="Aptos" w:hAnsi="Aptos" w:cstheme="minorHAnsi"/>
-        </w:rPr>
-        <w:t>)</w:t>
+        <w:t>" (66% precision)</w:t>
       </w:r>
     </w:p>
     <w:p>
@@ -6473,23 +5026,13 @@
           <w:rFonts w:ascii="Aptos" w:hAnsi="Aptos" w:cstheme="minorHAnsi"/>
         </w:rPr>
       </w:pPr>
-      <w:proofErr w:type="spellStart"/>
       <w:r>
         <w:rPr>
           <w:rFonts w:ascii="Aptos" w:hAnsi="Aptos" w:cstheme="minorHAnsi"/>
           <w:b/>
           <w:bCs/>
         </w:rPr>
-        <w:t>Engagement</w:t>
-      </w:r>
-      <w:proofErr w:type="spellEnd"/>
-      <w:r>
-        <w:rPr>
-          <w:rFonts w:ascii="Aptos" w:hAnsi="Aptos" w:cstheme="minorHAnsi"/>
-          <w:b/>
-          <w:bCs/>
-        </w:rPr>
-        <w:t xml:space="preserve"> en YouTube es inherentemente impredecible:</w:t>
+        <w:t>Engagement en YouTube es inherentemente impredecible:</w:t>
       </w:r>
     </w:p>
     <w:p>
@@ -6507,35 +5050,7 @@
         <w:rPr>
           <w:rFonts w:ascii="Aptos" w:hAnsi="Aptos" w:cstheme="minorHAnsi"/>
         </w:rPr>
-        <w:t xml:space="preserve">Depende de factores externos: algoritmo, </w:t>
-      </w:r>
-      <w:proofErr w:type="spellStart"/>
-      <w:r>
-        <w:rPr>
-          <w:rFonts w:ascii="Aptos" w:hAnsi="Aptos" w:cstheme="minorHAnsi"/>
-        </w:rPr>
-        <w:t>thumbnails</w:t>
-      </w:r>
-      <w:proofErr w:type="spellEnd"/>
-      <w:r>
-        <w:rPr>
-          <w:rFonts w:ascii="Aptos" w:hAnsi="Aptos" w:cstheme="minorHAnsi"/>
-        </w:rPr>
-        <w:t xml:space="preserve">, competencia, </w:t>
-      </w:r>
-      <w:proofErr w:type="spellStart"/>
-      <w:r>
-        <w:rPr>
-          <w:rFonts w:ascii="Aptos" w:hAnsi="Aptos" w:cstheme="minorHAnsi"/>
-        </w:rPr>
-        <w:t>viralidad</w:t>
-      </w:r>
-      <w:proofErr w:type="spellEnd"/>
-      <w:r>
-        <w:rPr>
-          <w:rFonts w:ascii="Aptos" w:hAnsi="Aptos" w:cstheme="minorHAnsi"/>
-        </w:rPr>
-        <w:t xml:space="preserve"> aleatoria</w:t>
+        <w:t>Depende de factores externos: algoritmo, thumbnails, competencia, viralidad aleatoria</w:t>
       </w:r>
     </w:p>
     <w:p>
@@ -6576,39 +5091,13 @@
           <w:rFonts w:ascii="Aptos" w:hAnsi="Aptos" w:cstheme="minorHAnsi"/>
         </w:rPr>
       </w:pPr>
-      <w:proofErr w:type="spellStart"/>
       <w:r>
         <w:rPr>
           <w:rFonts w:ascii="Aptos" w:hAnsi="Aptos" w:cstheme="minorHAnsi"/>
           <w:b/>
           <w:bCs/>
         </w:rPr>
-        <w:t>Dataset</w:t>
-      </w:r>
-      <w:proofErr w:type="spellEnd"/>
-      <w:r>
-        <w:rPr>
-          <w:rFonts w:ascii="Aptos" w:hAnsi="Aptos" w:cstheme="minorHAnsi"/>
-          <w:b/>
-          <w:bCs/>
-        </w:rPr>
-        <w:t xml:space="preserve"> pequeño (</w:t>
-      </w:r>
-      <w:r>
-        <w:rPr>
-          <w:rFonts w:ascii="Aptos" w:hAnsi="Aptos" w:cstheme="minorHAnsi"/>
-          <w:b/>
-          <w:bCs/>
-        </w:rPr>
-        <w:t>10.000</w:t>
-      </w:r>
-      <w:r>
-        <w:rPr>
-          <w:rFonts w:ascii="Aptos" w:hAnsi="Aptos" w:cstheme="minorHAnsi"/>
-          <w:b/>
-          <w:bCs/>
-        </w:rPr>
-        <w:t>):</w:t>
+        <w:t>Dataset pequeño (10.000):</w:t>
       </w:r>
     </w:p>
     <w:p>
@@ -6644,23 +5133,7 @@
         <w:rPr>
           <w:rFonts w:ascii="Aptos" w:hAnsi="Aptos" w:cstheme="minorHAnsi"/>
         </w:rPr>
-        <w:t xml:space="preserve">Las regularizaciones previenen </w:t>
-      </w:r>
-      <w:proofErr w:type="spellStart"/>
-      <w:proofErr w:type="gramStart"/>
-      <w:r>
-        <w:rPr>
-          <w:rFonts w:ascii="Aptos" w:hAnsi="Aptos" w:cstheme="minorHAnsi"/>
-        </w:rPr>
-        <w:t>overfitting</w:t>
-      </w:r>
-      <w:proofErr w:type="spellEnd"/>
-      <w:proofErr w:type="gramEnd"/>
-      <w:r>
-        <w:rPr>
-          <w:rFonts w:ascii="Aptos" w:hAnsi="Aptos" w:cstheme="minorHAnsi"/>
-        </w:rPr>
-        <w:t xml:space="preserve"> pero limitan aprendizaje</w:t>
+        <w:t>Las regularizaciones previenen overfitting pero limitan aprendizaje</w:t>
       </w:r>
     </w:p>
     <w:p>
@@ -6682,23 +5155,13 @@
           <w:rFonts w:ascii="Aptos" w:hAnsi="Aptos" w:cstheme="minorHAnsi"/>
         </w:rPr>
       </w:pPr>
-      <w:proofErr w:type="spellStart"/>
       <w:r>
         <w:rPr>
           <w:rFonts w:ascii="Aptos" w:hAnsi="Aptos" w:cstheme="minorHAnsi"/>
           <w:b/>
           <w:bCs/>
         </w:rPr>
-        <w:t>Features</w:t>
-      </w:r>
-      <w:proofErr w:type="spellEnd"/>
-      <w:r>
-        <w:rPr>
-          <w:rFonts w:ascii="Aptos" w:hAnsi="Aptos" w:cstheme="minorHAnsi"/>
-          <w:b/>
-          <w:bCs/>
-        </w:rPr>
-        <w:t xml:space="preserve"> faltan información crítica:</w:t>
+        <w:t>Features faltan información crítica:</w:t>
       </w:r>
     </w:p>
     <w:p>
@@ -6712,7 +5175,6 @@
           <w:rFonts w:ascii="Aptos" w:hAnsi="Aptos" w:cstheme="minorHAnsi"/>
         </w:rPr>
       </w:pPr>
-      <w:proofErr w:type="spellStart"/>
       <w:r>
         <w:rPr>
           <w:rFonts w:ascii="Aptos" w:hAnsi="Aptos" w:cstheme="minorHAnsi"/>
@@ -6721,7 +5183,6 @@
         </w:rPr>
         <w:t>Thumbnail</w:t>
       </w:r>
-      <w:proofErr w:type="spellEnd"/>
       <w:r>
         <w:rPr>
           <w:rFonts w:ascii="Aptos" w:hAnsi="Aptos" w:cstheme="minorHAnsi"/>
@@ -6818,33 +5279,11 @@
           <w:rFonts w:ascii="Aptos" w:hAnsi="Aptos" w:cstheme="minorHAnsi"/>
         </w:rPr>
       </w:pPr>
-      <w:proofErr w:type="spellStart"/>
-      <w:r>
-        <w:rPr>
-          <w:rFonts w:ascii="Aptos" w:hAnsi="Aptos" w:cstheme="minorHAnsi"/>
-        </w:rPr>
-        <w:t>Features</w:t>
-      </w:r>
-      <w:proofErr w:type="spellEnd"/>
-      <w:r>
-        <w:rPr>
-          <w:rFonts w:ascii="Aptos" w:hAnsi="Aptos" w:cstheme="minorHAnsi"/>
-        </w:rPr>
-        <w:t xml:space="preserve"> externas (Google </w:t>
-      </w:r>
-      <w:proofErr w:type="spellStart"/>
-      <w:r>
-        <w:rPr>
-          <w:rFonts w:ascii="Aptos" w:hAnsi="Aptos" w:cstheme="minorHAnsi"/>
-        </w:rPr>
-        <w:t>Trends</w:t>
-      </w:r>
-      <w:proofErr w:type="spellEnd"/>
-      <w:r>
-        <w:rPr>
-          <w:rFonts w:ascii="Aptos" w:hAnsi="Aptos" w:cstheme="minorHAnsi"/>
-        </w:rPr>
-        <w:t>, competencia)</w:t>
+      <w:r>
+        <w:rPr>
+          <w:rFonts w:ascii="Aptos" w:hAnsi="Aptos" w:cstheme="minorHAnsi"/>
+        </w:rPr>
+        <w:t>Features externas (Google Trends, competencia)</w:t>
       </w:r>
     </w:p>
     <w:p>
@@ -6875,24 +5314,31 @@
     <w:p>
       <w:pPr>
         <w:pStyle w:val="Ttulo2"/>
-      </w:pPr>
-      <w:r>
-        <w:t xml:space="preserve">2.3 </w:t>
-      </w:r>
-      <w:proofErr w:type="spellStart"/>
-      <w:r>
-        <w:t>StreamLit</w:t>
-      </w:r>
-      <w:proofErr w:type="spellEnd"/>
+        <w:rPr>
+          <w:rFonts w:ascii="Aptos" w:hAnsi="Aptos"/>
+        </w:rPr>
+      </w:pPr>
+      <w:r>
+        <w:rPr>
+          <w:rFonts w:ascii="Aptos" w:hAnsi="Aptos"/>
+        </w:rPr>
+        <w:t>2.3 StreamLit</w:t>
+      </w:r>
     </w:p>
     <w:p>
       <w:pPr>
         <w:pStyle w:val="Ttulo2"/>
+        <w:rPr>
+          <w:rFonts w:ascii="Aptos" w:hAnsi="Aptos"/>
+        </w:rPr>
       </w:pPr>
     </w:p>
     <w:p>
       <w:pPr>
         <w:pStyle w:val="Ttulo2"/>
+        <w:rPr>
+          <w:rFonts w:ascii="Aptos" w:hAnsi="Aptos"/>
+        </w:rPr>
       </w:pPr>
     </w:p>
     <w:sectPr>
@@ -13016,6 +11462,18 @@
       </w:tblBorders>
     </w:tblPr>
   </w:style>
+  <w:style w:type="character" w:styleId="Hipervnculovisitado">
+    <w:name w:val="FollowedHyperlink"/>
+    <w:basedOn w:val="Fuentedeprrafopredeter"/>
+    <w:uiPriority w:val="99"/>
+    <w:semiHidden/>
+    <w:unhideWhenUsed/>
+    <w:rsid w:val="00670F0D"/>
+    <w:rPr>
+      <w:color w:val="954F72" w:themeColor="followedHyperlink"/>
+      <w:u w:val="single"/>
+    </w:rPr>
+  </w:style>
 </w:styles>
 </file>
 
